--- a/public/spd-rampung-kwitansi-format.docx
+++ b/public/spd-rampung-kwitansi-format.docx
@@ -4747,27 +4747,7 @@
                 <w:sz w:val="20"/>
                 <w:szCs w:val="20"/>
               </w:rPr>
-              <w:t>{</w:t>
-            </w:r>
-            <w:proofErr w:type="spellStart"/>
-            <w:r>
-              <w:rPr>
-                <w:rFonts w:ascii="Arial" w:hAnsi="Arial" w:cs="Arial"/>
-                <w:noProof/>
-                <w:sz w:val="20"/>
-                <w:szCs w:val="20"/>
-              </w:rPr>
-              <w:t>jumlahTotal</w:t>
-            </w:r>
-            <w:proofErr w:type="spellEnd"/>
-            <w:r>
-              <w:rPr>
-                <w:rFonts w:ascii="Arial" w:hAnsi="Arial" w:cs="Arial"/>
-                <w:noProof/>
-                <w:sz w:val="20"/>
-                <w:szCs w:val="20"/>
-              </w:rPr>
-              <w:t>}</w:t>
+              <w:t>{jumlahTotal}</w:t>
             </w:r>
             <w:r>
               <w:rPr>
@@ -4936,27 +4916,7 @@
                 <w:sz w:val="20"/>
                 <w:szCs w:val="20"/>
               </w:rPr>
-              <w:t>{</w:t>
-            </w:r>
-            <w:proofErr w:type="spellStart"/>
-            <w:r>
-              <w:rPr>
-                <w:rFonts w:ascii="Arial" w:hAnsi="Arial" w:cs="Arial"/>
-                <w:noProof/>
-                <w:sz w:val="20"/>
-                <w:szCs w:val="20"/>
-              </w:rPr>
-              <w:t>jumlahTotal</w:t>
-            </w:r>
-            <w:proofErr w:type="spellEnd"/>
-            <w:r>
-              <w:rPr>
-                <w:rFonts w:ascii="Arial" w:hAnsi="Arial" w:cs="Arial"/>
-                <w:noProof/>
-                <w:sz w:val="20"/>
-                <w:szCs w:val="20"/>
-              </w:rPr>
-              <w:t>}</w:t>
+              <w:t>{jumlahTotal}</w:t>
             </w:r>
             <w:r>
               <w:rPr>
@@ -7136,36 +7096,8 @@
                 <w:sz w:val="20"/>
                 <w:szCs w:val="20"/>
               </w:rPr>
-              <w:t xml:space="preserve"> </w:t>
-            </w:r>
-            <w:proofErr w:type="spellStart"/>
-            <w:r>
-              <w:rPr>
-                <w:rFonts w:ascii="Arial" w:hAnsi="Arial" w:cs="Arial"/>
-                <w:sz w:val="20"/>
-                <w:szCs w:val="20"/>
-              </w:rPr>
-              <w:t>Pembuat</w:t>
-            </w:r>
-            <w:proofErr w:type="spellEnd"/>
-            <w:r>
-              <w:rPr>
-                <w:rFonts w:ascii="Arial" w:hAnsi="Arial" w:cs="Arial"/>
-                <w:sz w:val="20"/>
-                <w:szCs w:val="20"/>
-              </w:rPr>
-              <w:t xml:space="preserve"> </w:t>
-            </w:r>
-            <w:proofErr w:type="spellStart"/>
-            <w:r>
-              <w:rPr>
-                <w:rFonts w:ascii="Arial" w:hAnsi="Arial" w:cs="Arial"/>
-                <w:sz w:val="20"/>
-                <w:szCs w:val="20"/>
-              </w:rPr>
-              <w:t>Komitmen</w:t>
-            </w:r>
-            <w:proofErr w:type="spellEnd"/>
+              <w:t xml:space="preserve"> Pembuat Komitmen</w:t>
+            </w:r>
           </w:p>
         </w:tc>
       </w:tr>
@@ -8716,18 +8648,8 @@
                 <w:sz w:val="20"/>
                 <w:szCs w:val="20"/>
               </w:rPr>
-              <w:t xml:space="preserve"> </w:t>
-            </w:r>
-            <w:proofErr w:type="spellStart"/>
-            <w:r>
-              <w:rPr>
-                <w:rFonts w:ascii="Arial" w:hAnsi="Arial" w:cs="Arial"/>
-                <w:sz w:val="20"/>
-                <w:szCs w:val="20"/>
-              </w:rPr>
-              <w:t>Anggaran</w:t>
-            </w:r>
-            <w:proofErr w:type="spellEnd"/>
+              <w:t xml:space="preserve"> Anggaran</w:t>
+            </w:r>
           </w:p>
         </w:tc>
         <w:tc>
@@ -12263,6 +12185,97 @@
           <w:i/>
           <w:sz w:val="10"/>
           <w:szCs w:val="10"/>
+        </w:rPr>
+      </w:pPr>
+    </w:p>
+    <w:p>
+      <w:pPr>
+        <w:suppressAutoHyphens w:val="0"/>
+        <w:rPr>
+          <w:rFonts w:ascii="Arial" w:hAnsi="Arial" w:cs="Arial"/>
+          <w:i/>
+          <w:sz w:val="48"/>
+          <w:szCs w:val="48"/>
+        </w:rPr>
+      </w:pPr>
+    </w:p>
+    <w:p>
+      <w:pPr>
+        <w:rPr>
+          <w:rFonts w:ascii="Arial" w:hAnsi="Arial" w:cs="Arial"/>
+          <w:i/>
+          <w:sz w:val="48"/>
+          <w:szCs w:val="48"/>
+        </w:rPr>
+      </w:pPr>
+    </w:p>
+    <w:p>
+      <w:pPr>
+        <w:rPr>
+          <w:rFonts w:ascii="Arial" w:hAnsi="Arial" w:cs="Arial"/>
+          <w:i/>
+          <w:sz w:val="48"/>
+          <w:szCs w:val="48"/>
+        </w:rPr>
+      </w:pPr>
+    </w:p>
+    <w:p>
+      <w:pPr>
+        <w:rPr>
+          <w:rFonts w:ascii="Arial" w:hAnsi="Arial" w:cs="Arial"/>
+          <w:i/>
+          <w:sz w:val="48"/>
+          <w:szCs w:val="48"/>
+        </w:rPr>
+      </w:pPr>
+    </w:p>
+    <w:p>
+      <w:pPr>
+        <w:rPr>
+          <w:rFonts w:ascii="Arial" w:hAnsi="Arial" w:cs="Arial"/>
+          <w:i/>
+          <w:sz w:val="48"/>
+          <w:szCs w:val="48"/>
+        </w:rPr>
+      </w:pPr>
+    </w:p>
+    <w:p>
+      <w:pPr>
+        <w:rPr>
+          <w:rFonts w:ascii="Arial" w:hAnsi="Arial" w:cs="Arial"/>
+          <w:i/>
+          <w:sz w:val="48"/>
+          <w:szCs w:val="48"/>
+        </w:rPr>
+      </w:pPr>
+    </w:p>
+    <w:p>
+      <w:pPr>
+        <w:rPr>
+          <w:rFonts w:ascii="Arial" w:hAnsi="Arial" w:cs="Arial"/>
+          <w:i/>
+          <w:sz w:val="48"/>
+          <w:szCs w:val="48"/>
+        </w:rPr>
+      </w:pPr>
+    </w:p>
+    <w:p>
+      <w:pPr>
+        <w:rPr>
+          <w:rFonts w:ascii="Arial" w:hAnsi="Arial" w:cs="Arial"/>
+          <w:i/>
+          <w:sz w:val="48"/>
+          <w:szCs w:val="48"/>
+        </w:rPr>
+      </w:pPr>
+    </w:p>
+    <w:p>
+      <w:pPr>
+        <w:rPr>
+          <w:rFonts w:ascii="Arial" w:hAnsi="Arial" w:cs="Arial"/>
+          <w:i/>
+          <w:sz w:val="48"/>
+          <w:szCs w:val="48"/>
         </w:rPr>
       </w:pPr>
     </w:p>
@@ -16565,6 +16578,12 @@
   <wne:recipientData>
     <wne:active wne:val="1"/>
   </wne:recipientData>
+  <wne:recipientData>
+    <wne:active wne:val="1"/>
+  </wne:recipientData>
+  <wne:recipientData>
+    <wne:active wne:val="1"/>
+  </wne:recipientData>
 </wne:recipients>
 </file>
 

--- a/public/spd-rampung-kwitansi-format.docx
+++ b/public/spd-rampung-kwitansi-format.docx
@@ -2880,7 +2880,7 @@
                 <w:sz w:val="20"/>
                 <w:szCs w:val="20"/>
               </w:rPr>
-              <w:t xml:space="preserve"> </w:t>
+              <w:t>{trans}</w:t>
             </w:r>
           </w:p>
         </w:tc>
@@ -3056,6 +3056,15 @@
                 <w:szCs w:val="20"/>
                 <w:lang w:val="id-ID"/>
               </w:rPr>
+              <w:t>{peng}</w:t>
+            </w:r>
+            <w:r>
+              <w:rPr>
+                <w:rFonts w:ascii="Arial" w:hAnsi="Arial" w:cs="Arial"/>
+                <w:sz w:val="20"/>
+                <w:szCs w:val="20"/>
+                <w:lang w:val="id-ID"/>
+              </w:rPr>
               <w:fldChar w:fldCharType="begin"/>
             </w:r>
             <w:r>
@@ -3157,16 +3166,7 @@
                 <w:sz w:val="20"/>
                 <w:szCs w:val="20"/>
               </w:rPr>
-              <w:t>{biayaPeng</w:t>
-            </w:r>
-            <w:proofErr w:type="gramStart"/>
-            <w:r>
-              <w:rPr>
-                <w:rFonts w:ascii="Arial" w:hAnsi="Arial" w:cs="Arial"/>
-                <w:sz w:val="20"/>
-                <w:szCs w:val="20"/>
-              </w:rPr>
-              <w:t>}</w:t>
+              <w:t>{biayaPeng}</w:t>
             </w:r>
             <w:r>
               <w:rPr>
@@ -3177,7 +3177,6 @@
               </w:rPr>
               <w:t>,-</w:t>
             </w:r>
-            <w:proofErr w:type="gramEnd"/>
             <w:r>
               <w:rPr>
                 <w:rFonts w:ascii="Arial" w:hAnsi="Arial" w:cs="Arial"/>
@@ -4747,7 +4746,27 @@
                 <w:sz w:val="20"/>
                 <w:szCs w:val="20"/>
               </w:rPr>
-              <w:t>{jumlahTotal}</w:t>
+              <w:t>{</w:t>
+            </w:r>
+            <w:proofErr w:type="spellStart"/>
+            <w:r>
+              <w:rPr>
+                <w:rFonts w:ascii="Arial" w:hAnsi="Arial" w:cs="Arial"/>
+                <w:noProof/>
+                <w:sz w:val="20"/>
+                <w:szCs w:val="20"/>
+              </w:rPr>
+              <w:t>jumlahTotal</w:t>
+            </w:r>
+            <w:proofErr w:type="spellEnd"/>
+            <w:r>
+              <w:rPr>
+                <w:rFonts w:ascii="Arial" w:hAnsi="Arial" w:cs="Arial"/>
+                <w:noProof/>
+                <w:sz w:val="20"/>
+                <w:szCs w:val="20"/>
+              </w:rPr>
+              <w:t>}</w:t>
             </w:r>
             <w:r>
               <w:rPr>
@@ -4916,7 +4935,27 @@
                 <w:sz w:val="20"/>
                 <w:szCs w:val="20"/>
               </w:rPr>
-              <w:t>{jumlahTotal}</w:t>
+              <w:t>{</w:t>
+            </w:r>
+            <w:proofErr w:type="spellStart"/>
+            <w:r>
+              <w:rPr>
+                <w:rFonts w:ascii="Arial" w:hAnsi="Arial" w:cs="Arial"/>
+                <w:noProof/>
+                <w:sz w:val="20"/>
+                <w:szCs w:val="20"/>
+              </w:rPr>
+              <w:t>jumlahTotal</w:t>
+            </w:r>
+            <w:proofErr w:type="spellEnd"/>
+            <w:r>
+              <w:rPr>
+                <w:rFonts w:ascii="Arial" w:hAnsi="Arial" w:cs="Arial"/>
+                <w:noProof/>
+                <w:sz w:val="20"/>
+                <w:szCs w:val="20"/>
+              </w:rPr>
+              <w:t>}</w:t>
             </w:r>
             <w:r>
               <w:rPr>
@@ -7096,8 +7135,36 @@
                 <w:sz w:val="20"/>
                 <w:szCs w:val="20"/>
               </w:rPr>
-              <w:t xml:space="preserve"> Pembuat Komitmen</w:t>
-            </w:r>
+              <w:t xml:space="preserve"> </w:t>
+            </w:r>
+            <w:proofErr w:type="spellStart"/>
+            <w:r>
+              <w:rPr>
+                <w:rFonts w:ascii="Arial" w:hAnsi="Arial" w:cs="Arial"/>
+                <w:sz w:val="20"/>
+                <w:szCs w:val="20"/>
+              </w:rPr>
+              <w:t>Pembuat</w:t>
+            </w:r>
+            <w:proofErr w:type="spellEnd"/>
+            <w:r>
+              <w:rPr>
+                <w:rFonts w:ascii="Arial" w:hAnsi="Arial" w:cs="Arial"/>
+                <w:sz w:val="20"/>
+                <w:szCs w:val="20"/>
+              </w:rPr>
+              <w:t xml:space="preserve"> </w:t>
+            </w:r>
+            <w:proofErr w:type="spellStart"/>
+            <w:r>
+              <w:rPr>
+                <w:rFonts w:ascii="Arial" w:hAnsi="Arial" w:cs="Arial"/>
+                <w:sz w:val="20"/>
+                <w:szCs w:val="20"/>
+              </w:rPr>
+              <w:t>Komitmen</w:t>
+            </w:r>
+            <w:proofErr w:type="spellEnd"/>
           </w:p>
         </w:tc>
       </w:tr>
@@ -7487,12 +7554,48 @@
             <w:r>
               <w:rPr>
                 <w:rFonts w:ascii="Arial" w:hAnsi="Arial" w:cs="Arial"/>
+                <w:sz w:val="20"/>
+                <w:szCs w:val="20"/>
+                <w:lang w:val="sv-SE"/>
+              </w:rPr>
+              <w:fldChar w:fldCharType="begin"/>
+            </w:r>
+            <w:r>
+              <w:rPr>
+                <w:rFonts w:ascii="Arial" w:hAnsi="Arial" w:cs="Arial"/>
+                <w:sz w:val="20"/>
+                <w:szCs w:val="20"/>
+                <w:lang w:val="sv-SE"/>
+              </w:rPr>
+              <w:instrText xml:space="preserve"> MERGEFIELD Nama_PPK </w:instrText>
+            </w:r>
+            <w:r>
+              <w:rPr>
+                <w:rFonts w:ascii="Arial" w:hAnsi="Arial" w:cs="Arial"/>
+                <w:sz w:val="20"/>
+                <w:szCs w:val="20"/>
+                <w:lang w:val="sv-SE"/>
+              </w:rPr>
+              <w:fldChar w:fldCharType="separate"/>
+            </w:r>
+            <w:r>
+              <w:rPr>
+                <w:rFonts w:ascii="Arial" w:hAnsi="Arial" w:cs="Arial"/>
                 <w:noProof/>
                 <w:sz w:val="20"/>
                 <w:szCs w:val="20"/>
                 <w:lang w:val="sv-SE"/>
               </w:rPr>
-              <w:t>H. Boy Hari Novian, S.E., M.M.</w:t>
+              <w:t>{namaPPK}</w:t>
+            </w:r>
+            <w:r>
+              <w:rPr>
+                <w:rFonts w:ascii="Arial" w:hAnsi="Arial" w:cs="Arial"/>
+                <w:sz w:val="20"/>
+                <w:szCs w:val="20"/>
+                <w:lang w:val="sv-SE"/>
+              </w:rPr>
+              <w:fldChar w:fldCharType="end"/>
             </w:r>
             <w:r>
               <w:rPr>
@@ -7588,6 +7691,7 @@
                 <w:rFonts w:ascii="Arial" w:hAnsi="Arial" w:cs="Arial"/>
                 <w:sz w:val="20"/>
                 <w:szCs w:val="20"/>
+                <w:lang w:val="sv-SE"/>
               </w:rPr>
               <w:fldChar w:fldCharType="begin"/>
             </w:r>
@@ -7596,14 +7700,16 @@
                 <w:rFonts w:ascii="Arial" w:hAnsi="Arial" w:cs="Arial"/>
                 <w:sz w:val="20"/>
                 <w:szCs w:val="20"/>
-              </w:rPr>
-              <w:instrText xml:space="preserve"> MERGEFIELD NIP_PPK </w:instrText>
-            </w:r>
-            <w:r>
-              <w:rPr>
-                <w:rFonts w:ascii="Arial" w:hAnsi="Arial" w:cs="Arial"/>
-                <w:sz w:val="20"/>
-                <w:szCs w:val="20"/>
+                <w:lang w:val="sv-SE"/>
+              </w:rPr>
+              <w:instrText xml:space="preserve"> MERGEFIELD Nama_PPK </w:instrText>
+            </w:r>
+            <w:r>
+              <w:rPr>
+                <w:rFonts w:ascii="Arial" w:hAnsi="Arial" w:cs="Arial"/>
+                <w:sz w:val="20"/>
+                <w:szCs w:val="20"/>
+                <w:lang w:val="sv-SE"/>
               </w:rPr>
               <w:fldChar w:fldCharType="separate"/>
             </w:r>
@@ -7613,14 +7719,16 @@
                 <w:noProof/>
                 <w:sz w:val="20"/>
                 <w:szCs w:val="20"/>
-              </w:rPr>
-              <w:t>197811192009121001</w:t>
-            </w:r>
-            <w:r>
-              <w:rPr>
-                <w:rFonts w:ascii="Arial" w:hAnsi="Arial" w:cs="Arial"/>
-                <w:sz w:val="20"/>
-                <w:szCs w:val="20"/>
+                <w:lang w:val="sv-SE"/>
+              </w:rPr>
+              <w:t>{nipPPK}</w:t>
+            </w:r>
+            <w:r>
+              <w:rPr>
+                <w:rFonts w:ascii="Arial" w:hAnsi="Arial" w:cs="Arial"/>
+                <w:sz w:val="20"/>
+                <w:szCs w:val="20"/>
+                <w:lang w:val="sv-SE"/>
               </w:rPr>
               <w:fldChar w:fldCharType="end"/>
             </w:r>
@@ -8648,8 +8756,18 @@
                 <w:sz w:val="20"/>
                 <w:szCs w:val="20"/>
               </w:rPr>
-              <w:t xml:space="preserve"> Anggaran</w:t>
-            </w:r>
+              <w:t xml:space="preserve"> </w:t>
+            </w:r>
+            <w:proofErr w:type="spellStart"/>
+            <w:r>
+              <w:rPr>
+                <w:rFonts w:ascii="Arial" w:hAnsi="Arial" w:cs="Arial"/>
+                <w:sz w:val="20"/>
+                <w:szCs w:val="20"/>
+              </w:rPr>
+              <w:t>Anggaran</w:t>
+            </w:r>
+            <w:proofErr w:type="spellEnd"/>
           </w:p>
         </w:tc>
         <w:tc>
@@ -9767,7 +9885,7 @@
                 <w:szCs w:val="20"/>
                 <w:lang w:val="sv-SE"/>
               </w:rPr>
-              <w:t xml:space="preserve">Pejabat Pembuat Komitmen Unit Orgaisasi Dirjen </w:t>
+              <w:t xml:space="preserve">Pejabat Pembuat Komitmen Unit </w:t>
             </w:r>
             <w:r>
               <w:rPr>
@@ -9776,34 +9894,7 @@
                 <w:szCs w:val="20"/>
                 <w:lang w:val="sv-SE"/>
               </w:rPr>
-              <w:t>Penyelenggaraan Haji dan Umrah</w:t>
-            </w:r>
-            <w:r>
-              <w:rPr>
-                <w:rFonts w:ascii="Arial" w:hAnsi="Arial" w:cs="Arial"/>
-                <w:sz w:val="20"/>
-                <w:szCs w:val="20"/>
-                <w:lang w:val="sv-SE"/>
-              </w:rPr>
-              <w:t xml:space="preserve"> Kantor Wilayah Kementerian </w:t>
-            </w:r>
-            <w:r>
-              <w:rPr>
-                <w:rFonts w:ascii="Arial" w:hAnsi="Arial" w:cs="Arial"/>
-                <w:sz w:val="20"/>
-                <w:szCs w:val="20"/>
-                <w:lang w:val="sv-SE"/>
-              </w:rPr>
-              <w:t>Haji dan Umrah</w:t>
-            </w:r>
-            <w:r>
-              <w:rPr>
-                <w:rFonts w:ascii="Arial" w:hAnsi="Arial" w:cs="Arial"/>
-                <w:sz w:val="20"/>
-                <w:szCs w:val="20"/>
-                <w:lang w:val="sv-SE"/>
-              </w:rPr>
-              <w:t xml:space="preserve"> Provinsi Jawa Barat</w:t>
+              <w:t>{unitPPK}</w:t>
             </w:r>
           </w:p>
         </w:tc>
@@ -10501,7 +10592,6 @@
                 <w:szCs w:val="20"/>
               </w:rPr>
             </w:pPr>
-            <w:proofErr w:type="gramStart"/>
             <w:r>
               <w:rPr>
                 <w:rFonts w:ascii="Arial" w:hAnsi="Arial" w:cs="Arial"/>
@@ -10510,18 +10600,7 @@
                 <w:sz w:val="20"/>
                 <w:szCs w:val="20"/>
               </w:rPr>
-              <w:t>TERBILANG :</w:t>
-            </w:r>
-            <w:proofErr w:type="gramEnd"/>
-            <w:r>
-              <w:rPr>
-                <w:rFonts w:ascii="Arial" w:hAnsi="Arial" w:cs="Arial"/>
-                <w:b/>
-                <w:bCs/>
-                <w:sz w:val="20"/>
-                <w:szCs w:val="20"/>
-              </w:rPr>
-              <w:t xml:space="preserve"> </w:t>
+              <w:t xml:space="preserve">TERBILANG : </w:t>
             </w:r>
           </w:p>
         </w:tc>
@@ -11886,12 +11965,48 @@
             <w:r>
               <w:rPr>
                 <w:rFonts w:ascii="Arial" w:hAnsi="Arial" w:cs="Arial"/>
+                <w:sz w:val="20"/>
+                <w:szCs w:val="20"/>
+                <w:lang w:val="sv-SE"/>
+              </w:rPr>
+              <w:fldChar w:fldCharType="begin"/>
+            </w:r>
+            <w:r>
+              <w:rPr>
+                <w:rFonts w:ascii="Arial" w:hAnsi="Arial" w:cs="Arial"/>
+                <w:sz w:val="20"/>
+                <w:szCs w:val="20"/>
+                <w:lang w:val="sv-SE"/>
+              </w:rPr>
+              <w:instrText xml:space="preserve"> MERGEFIELD Nama_PPK </w:instrText>
+            </w:r>
+            <w:r>
+              <w:rPr>
+                <w:rFonts w:ascii="Arial" w:hAnsi="Arial" w:cs="Arial"/>
+                <w:sz w:val="20"/>
+                <w:szCs w:val="20"/>
+                <w:lang w:val="sv-SE"/>
+              </w:rPr>
+              <w:fldChar w:fldCharType="separate"/>
+            </w:r>
+            <w:r>
+              <w:rPr>
+                <w:rFonts w:ascii="Arial" w:hAnsi="Arial" w:cs="Arial"/>
                 <w:noProof/>
                 <w:sz w:val="20"/>
                 <w:szCs w:val="20"/>
                 <w:lang w:val="sv-SE"/>
               </w:rPr>
-              <w:t>H. Boy Hari Novian, S.E., M.M.</w:t>
+              <w:t>{namaPPK}</w:t>
+            </w:r>
+            <w:r>
+              <w:rPr>
+                <w:rFonts w:ascii="Arial" w:hAnsi="Arial" w:cs="Arial"/>
+                <w:sz w:val="20"/>
+                <w:szCs w:val="20"/>
+                <w:lang w:val="sv-SE"/>
+              </w:rPr>
+              <w:fldChar w:fldCharType="end"/>
             </w:r>
             <w:r>
               <w:rPr>
@@ -12054,6 +12169,7 @@
                 <w:rFonts w:ascii="Arial" w:hAnsi="Arial" w:cs="Arial"/>
                 <w:sz w:val="20"/>
                 <w:szCs w:val="20"/>
+                <w:lang w:val="sv-SE"/>
               </w:rPr>
               <w:fldChar w:fldCharType="begin"/>
             </w:r>
@@ -12062,31 +12178,71 @@
                 <w:rFonts w:ascii="Arial" w:hAnsi="Arial" w:cs="Arial"/>
                 <w:sz w:val="20"/>
                 <w:szCs w:val="20"/>
-              </w:rPr>
-              <w:instrText xml:space="preserve"> MERGEFIELD NIP_PPK </w:instrText>
-            </w:r>
-            <w:r>
-              <w:rPr>
-                <w:rFonts w:ascii="Arial" w:hAnsi="Arial" w:cs="Arial"/>
-                <w:sz w:val="20"/>
-                <w:szCs w:val="20"/>
+                <w:lang w:val="sv-SE"/>
+              </w:rPr>
+              <w:instrText xml:space="preserve"> MERGEFIELD Nama_PPK </w:instrText>
+            </w:r>
+            <w:r>
+              <w:rPr>
+                <w:rFonts w:ascii="Arial" w:hAnsi="Arial" w:cs="Arial"/>
+                <w:sz w:val="20"/>
+                <w:szCs w:val="20"/>
+                <w:lang w:val="sv-SE"/>
               </w:rPr>
               <w:fldChar w:fldCharType="separate"/>
             </w:r>
             <w:r>
               <w:rPr>
                 <w:rFonts w:ascii="Arial" w:hAnsi="Arial" w:cs="Arial"/>
+                <w:sz w:val="20"/>
+                <w:szCs w:val="20"/>
+                <w:lang w:val="sv-SE"/>
+              </w:rPr>
+              <w:fldChar w:fldCharType="begin"/>
+            </w:r>
+            <w:r>
+              <w:rPr>
+                <w:rFonts w:ascii="Arial" w:hAnsi="Arial" w:cs="Arial"/>
+                <w:sz w:val="20"/>
+                <w:szCs w:val="20"/>
+                <w:lang w:val="sv-SE"/>
+              </w:rPr>
+              <w:instrText xml:space="preserve"> MERGEFIELD Nama_PPK </w:instrText>
+            </w:r>
+            <w:r>
+              <w:rPr>
+                <w:rFonts w:ascii="Arial" w:hAnsi="Arial" w:cs="Arial"/>
+                <w:sz w:val="20"/>
+                <w:szCs w:val="20"/>
+                <w:lang w:val="sv-SE"/>
+              </w:rPr>
+              <w:fldChar w:fldCharType="separate"/>
+            </w:r>
+            <w:r>
+              <w:rPr>
+                <w:rFonts w:ascii="Arial" w:hAnsi="Arial" w:cs="Arial"/>
                 <w:noProof/>
                 <w:sz w:val="20"/>
                 <w:szCs w:val="20"/>
-              </w:rPr>
-              <w:t>197811192009121001</w:t>
-            </w:r>
-            <w:r>
-              <w:rPr>
-                <w:rFonts w:ascii="Arial" w:hAnsi="Arial" w:cs="Arial"/>
-                <w:sz w:val="20"/>
-                <w:szCs w:val="20"/>
+                <w:lang w:val="sv-SE"/>
+              </w:rPr>
+              <w:t>{nipPPK}</w:t>
+            </w:r>
+            <w:r>
+              <w:rPr>
+                <w:rFonts w:ascii="Arial" w:hAnsi="Arial" w:cs="Arial"/>
+                <w:sz w:val="20"/>
+                <w:szCs w:val="20"/>
+                <w:lang w:val="sv-SE"/>
+              </w:rPr>
+              <w:fldChar w:fldCharType="end"/>
+            </w:r>
+            <w:r>
+              <w:rPr>
+                <w:rFonts w:ascii="Arial" w:hAnsi="Arial" w:cs="Arial"/>
+                <w:sz w:val="20"/>
+                <w:szCs w:val="20"/>
+                <w:lang w:val="sv-SE"/>
               </w:rPr>
               <w:fldChar w:fldCharType="end"/>
             </w:r>
@@ -16584,6 +16740,15 @@
   <wne:recipientData>
     <wne:active wne:val="1"/>
   </wne:recipientData>
+  <wne:recipientData>
+    <wne:active wne:val="1"/>
+  </wne:recipientData>
+  <wne:recipientData>
+    <wne:active wne:val="1"/>
+  </wne:recipientData>
+  <wne:recipientData>
+    <wne:active wne:val="1"/>
+  </wne:recipientData>
 </wne:recipients>
 </file>
 
@@ -17100,6 +17265,7 @@
   <w:style w:type="character" w:default="1" w:styleId="DefaultParagraphFont">
     <w:name w:val="Default Paragraph Font"/>
     <w:uiPriority w:val="1"/>
+    <w:semiHidden/>
     <w:unhideWhenUsed/>
   </w:style>
   <w:style w:type="table" w:default="1" w:styleId="TableNormal">

--- a/public/spd-rampung-kwitansi-format.docx
+++ b/public/spd-rampung-kwitansi-format.docx
@@ -323,79 +323,7 @@
                                       <w:sz w:val="16"/>
                                       <w:szCs w:val="16"/>
                                     </w:rPr>
-                                    <w:t xml:space="preserve">Jalan </w:t>
-                                  </w:r>
-                                  <w:proofErr w:type="spellStart"/>
-                                  <w:r>
-                                    <w:rPr>
-                                      <w:rFonts w:ascii="Arial" w:hAnsi="Arial" w:cs="Arial"/>
-                                      <w:sz w:val="16"/>
-                                      <w:szCs w:val="16"/>
-                                    </w:rPr>
-                                    <w:t>Cimincrang</w:t>
-                                  </w:r>
-                                  <w:proofErr w:type="spellEnd"/>
-                                  <w:r>
-                                    <w:rPr>
-                                      <w:rFonts w:ascii="Arial" w:hAnsi="Arial" w:cs="Arial"/>
-                                      <w:sz w:val="16"/>
-                                      <w:szCs w:val="16"/>
-                                    </w:rPr>
-                                    <w:t xml:space="preserve"> </w:t>
-                                  </w:r>
-                                  <w:proofErr w:type="spellStart"/>
-                                  <w:r>
-                                    <w:rPr>
-                                      <w:rFonts w:ascii="Arial" w:hAnsi="Arial" w:cs="Arial"/>
-                                      <w:sz w:val="16"/>
-                                      <w:szCs w:val="16"/>
-                                    </w:rPr>
-                                    <w:t>Nomor</w:t>
-                                  </w:r>
-                                  <w:proofErr w:type="spellEnd"/>
-                                  <w:r>
-                                    <w:rPr>
-                                      <w:rFonts w:ascii="Arial" w:hAnsi="Arial" w:cs="Arial"/>
-                                      <w:sz w:val="16"/>
-                                      <w:szCs w:val="16"/>
-                                    </w:rPr>
-                                    <w:t xml:space="preserve"> 26 </w:t>
-                                  </w:r>
-                                  <w:proofErr w:type="spellStart"/>
-                                  <w:r>
-                                    <w:rPr>
-                                      <w:rFonts w:ascii="Arial" w:hAnsi="Arial" w:cs="Arial"/>
-                                      <w:sz w:val="16"/>
-                                      <w:szCs w:val="16"/>
-                                    </w:rPr>
-                                    <w:t>Cimenerang</w:t>
-                                  </w:r>
-                                  <w:proofErr w:type="spellEnd"/>
-                                  <w:r>
-                                    <w:rPr>
-                                      <w:rFonts w:ascii="Arial" w:hAnsi="Arial" w:cs="Arial"/>
-                                      <w:sz w:val="16"/>
-                                      <w:szCs w:val="16"/>
-                                    </w:rPr>
-                                    <w:t xml:space="preserve"> </w:t>
-                                  </w:r>
-                                  <w:proofErr w:type="spellStart"/>
-                                  <w:r>
-                                    <w:rPr>
-                                      <w:rFonts w:ascii="Arial" w:hAnsi="Arial" w:cs="Arial"/>
-                                      <w:sz w:val="16"/>
-                                      <w:szCs w:val="16"/>
-                                    </w:rPr>
-                                    <w:t>Panyileukan</w:t>
-                                  </w:r>
-                                  <w:proofErr w:type="spellEnd"/>
-                                  <w:r>
-                                    <w:rPr>
-                                      <w:rFonts w:ascii="Arial" w:hAnsi="Arial" w:cs="Arial"/>
-                                      <w:sz w:val="16"/>
-                                      <w:szCs w:val="16"/>
-                                    </w:rPr>
-                                    <w:t xml:space="preserve"> Kota Bandung 40292</w:t>
+                                    <w:t>Jalan Cimincrang Nomor 26 Cimenerang Panyileukan Kota Bandung 40292</w:t>
                                   </w:r>
                                 </w:p>
                                 <w:p/>
@@ -476,79 +404,7 @@
                                 <w:sz w:val="16"/>
                                 <w:szCs w:val="16"/>
                               </w:rPr>
-                              <w:t xml:space="preserve">Jalan </w:t>
-                            </w:r>
-                            <w:proofErr w:type="spellStart"/>
-                            <w:r>
-                              <w:rPr>
-                                <w:rFonts w:ascii="Arial" w:hAnsi="Arial" w:cs="Arial"/>
-                                <w:sz w:val="16"/>
-                                <w:szCs w:val="16"/>
-                              </w:rPr>
-                              <w:t>Cimincrang</w:t>
-                            </w:r>
-                            <w:proofErr w:type="spellEnd"/>
-                            <w:r>
-                              <w:rPr>
-                                <w:rFonts w:ascii="Arial" w:hAnsi="Arial" w:cs="Arial"/>
-                                <w:sz w:val="16"/>
-                                <w:szCs w:val="16"/>
-                              </w:rPr>
-                              <w:t xml:space="preserve"> </w:t>
-                            </w:r>
-                            <w:proofErr w:type="spellStart"/>
-                            <w:r>
-                              <w:rPr>
-                                <w:rFonts w:ascii="Arial" w:hAnsi="Arial" w:cs="Arial"/>
-                                <w:sz w:val="16"/>
-                                <w:szCs w:val="16"/>
-                              </w:rPr>
-                              <w:t>Nomor</w:t>
-                            </w:r>
-                            <w:proofErr w:type="spellEnd"/>
-                            <w:r>
-                              <w:rPr>
-                                <w:rFonts w:ascii="Arial" w:hAnsi="Arial" w:cs="Arial"/>
-                                <w:sz w:val="16"/>
-                                <w:szCs w:val="16"/>
-                              </w:rPr>
-                              <w:t xml:space="preserve"> 26 </w:t>
-                            </w:r>
-                            <w:proofErr w:type="spellStart"/>
-                            <w:r>
-                              <w:rPr>
-                                <w:rFonts w:ascii="Arial" w:hAnsi="Arial" w:cs="Arial"/>
-                                <w:sz w:val="16"/>
-                                <w:szCs w:val="16"/>
-                              </w:rPr>
-                              <w:t>Cimenerang</w:t>
-                            </w:r>
-                            <w:proofErr w:type="spellEnd"/>
-                            <w:r>
-                              <w:rPr>
-                                <w:rFonts w:ascii="Arial" w:hAnsi="Arial" w:cs="Arial"/>
-                                <w:sz w:val="16"/>
-                                <w:szCs w:val="16"/>
-                              </w:rPr>
-                              <w:t xml:space="preserve"> </w:t>
-                            </w:r>
-                            <w:proofErr w:type="spellStart"/>
-                            <w:r>
-                              <w:rPr>
-                                <w:rFonts w:ascii="Arial" w:hAnsi="Arial" w:cs="Arial"/>
-                                <w:sz w:val="16"/>
-                                <w:szCs w:val="16"/>
-                              </w:rPr>
-                              <w:t>Panyileukan</w:t>
-                            </w:r>
-                            <w:proofErr w:type="spellEnd"/>
-                            <w:r>
-                              <w:rPr>
-                                <w:rFonts w:ascii="Arial" w:hAnsi="Arial" w:cs="Arial"/>
-                                <w:sz w:val="16"/>
-                                <w:szCs w:val="16"/>
-                              </w:rPr>
-                              <w:t xml:space="preserve"> Kota Bandung 40292</w:t>
+                              <w:t>Jalan Cimincrang Nomor 26 Cimenerang Panyileukan Kota Bandung 40292</w:t>
                             </w:r>
                           </w:p>
                           <w:p/>
@@ -1627,7 +1483,6 @@
               <w:rPr>
                 <w:rFonts w:ascii="Arial" w:hAnsi="Arial" w:cs="Arial"/>
                 <w:bCs/>
-                <w:color w:val="FFFFFF" w:themeColor="background1"/>
                 <w:sz w:val="20"/>
                 <w:szCs w:val="20"/>
               </w:rPr>
@@ -1636,52 +1491,10 @@
               <w:rPr>
                 <w:rFonts w:ascii="Arial" w:hAnsi="Arial" w:cs="Arial"/>
                 <w:bCs/>
-                <w:color w:val="FFFFFF" w:themeColor="background1"/>
-                <w:sz w:val="20"/>
-                <w:szCs w:val="20"/>
-              </w:rPr>
-              <w:fldChar w:fldCharType="begin"/>
-            </w:r>
-            <w:r>
-              <w:rPr>
-                <w:rFonts w:ascii="Arial" w:hAnsi="Arial" w:cs="Arial"/>
-                <w:bCs/>
-                <w:color w:val="FFFFFF" w:themeColor="background1"/>
-                <w:sz w:val="20"/>
-                <w:szCs w:val="20"/>
-              </w:rPr>
-              <w:instrText xml:space="preserve"> MERGEFIELD Tgl_prj </w:instrText>
-            </w:r>
-            <w:r>
-              <w:rPr>
-                <w:rFonts w:ascii="Arial" w:hAnsi="Arial" w:cs="Arial"/>
-                <w:bCs/>
-                <w:color w:val="FFFFFF" w:themeColor="background1"/>
-                <w:sz w:val="20"/>
-                <w:szCs w:val="20"/>
-              </w:rPr>
-              <w:fldChar w:fldCharType="separate"/>
-            </w:r>
-            <w:r>
-              <w:rPr>
-                <w:rFonts w:ascii="Arial" w:hAnsi="Arial" w:cs="Arial"/>
-                <w:bCs/>
-                <w:noProof/>
-                <w:color w:val="FFFFFF" w:themeColor="background1"/>
-                <w:sz w:val="20"/>
-                <w:szCs w:val="20"/>
-              </w:rPr>
-              <w:t>2 Oktober 2025</w:t>
-            </w:r>
-            <w:r>
-              <w:rPr>
-                <w:rFonts w:ascii="Arial" w:hAnsi="Arial" w:cs="Arial"/>
-                <w:bCs/>
-                <w:color w:val="FFFFFF" w:themeColor="background1"/>
-                <w:sz w:val="20"/>
-                <w:szCs w:val="20"/>
-              </w:rPr>
-              <w:fldChar w:fldCharType="end"/>
+                <w:sz w:val="20"/>
+                <w:szCs w:val="20"/>
+              </w:rPr>
+              <w:t>{tglBerangkat}</w:t>
             </w:r>
           </w:p>
         </w:tc>
@@ -2375,90 +2188,7 @@
                 <w:szCs w:val="20"/>
                 <w:lang w:val="id-ID"/>
               </w:rPr>
-              <w:t xml:space="preserve">Biaya Perjalanan Dinas </w:t>
-            </w:r>
-            <w:r>
-              <w:rPr>
-                <w:rFonts w:ascii="Arial" w:hAnsi="Arial" w:cs="Arial"/>
-                <w:sz w:val="20"/>
-                <w:szCs w:val="20"/>
-              </w:rPr>
-              <w:fldChar w:fldCharType="begin"/>
-            </w:r>
-            <w:r>
-              <w:rPr>
-                <w:rFonts w:ascii="Arial" w:hAnsi="Arial" w:cs="Arial"/>
-                <w:sz w:val="20"/>
-                <w:szCs w:val="20"/>
-                <w:lang w:val="sv-SE"/>
-              </w:rPr>
-              <w:instrText xml:space="preserve"> MERGEFIELD "Keterangan" </w:instrText>
-            </w:r>
-            <w:r>
-              <w:rPr>
-                <w:rFonts w:ascii="Arial" w:hAnsi="Arial" w:cs="Arial"/>
-                <w:sz w:val="20"/>
-                <w:szCs w:val="20"/>
-              </w:rPr>
-              <w:fldChar w:fldCharType="separate"/>
-            </w:r>
-            <w:r>
-              <w:rPr>
-                <w:rFonts w:ascii="Arial" w:hAnsi="Arial" w:cs="Arial"/>
-                <w:noProof/>
-                <w:sz w:val="20"/>
-                <w:szCs w:val="20"/>
-                <w:lang w:val="sv-SE"/>
-              </w:rPr>
-              <w:t xml:space="preserve">Untuk melaksanakan tugas </w:t>
-            </w:r>
-            <w:r>
-              <w:rPr>
-                <w:rFonts w:ascii="Arial" w:hAnsi="Arial" w:cs="Arial"/>
-                <w:noProof/>
-                <w:sz w:val="20"/>
-                <w:szCs w:val="20"/>
-                <w:lang w:val="sv-SE"/>
-              </w:rPr>
-              <w:t xml:space="preserve">{kegiatan} </w:t>
-            </w:r>
-            <w:r>
-              <w:rPr>
-                <w:rFonts w:ascii="Arial" w:hAnsi="Arial" w:cs="Arial"/>
-                <w:noProof/>
-                <w:sz w:val="20"/>
-                <w:szCs w:val="20"/>
-                <w:lang w:val="sv-SE"/>
-              </w:rPr>
-              <w:t xml:space="preserve">selama </w:t>
-            </w:r>
-            <w:r>
-              <w:rPr>
-                <w:rFonts w:ascii="Arial" w:hAnsi="Arial" w:cs="Arial"/>
-                <w:noProof/>
-                <w:sz w:val="20"/>
-                <w:szCs w:val="20"/>
-                <w:lang w:val="sv-SE"/>
-              </w:rPr>
-              <w:t>{lama}</w:t>
-            </w:r>
-            <w:r>
-              <w:rPr>
-                <w:rFonts w:ascii="Arial" w:hAnsi="Arial" w:cs="Arial"/>
-                <w:noProof/>
-                <w:sz w:val="20"/>
-                <w:szCs w:val="20"/>
-                <w:lang w:val="sv-SE"/>
-              </w:rPr>
-              <w:t xml:space="preserve"> hari</w:t>
-            </w:r>
-            <w:r>
-              <w:rPr>
-                <w:rFonts w:ascii="Arial" w:hAnsi="Arial" w:cs="Arial"/>
-                <w:sz w:val="20"/>
-                <w:szCs w:val="20"/>
-              </w:rPr>
-              <w:fldChar w:fldCharType="end"/>
+              <w:t>Biaya Perjalanan Dinas</w:t>
             </w:r>
             <w:r>
               <w:rPr>
@@ -2467,7 +2197,24 @@
                 <w:szCs w:val="20"/>
                 <w:lang w:val="id-ID"/>
               </w:rPr>
-              <w:t xml:space="preserve"> dengan rincian :</w:t>
+              <w:t xml:space="preserve"> untuk melaksanakan tugas {kegiatan}</w:t>
+            </w:r>
+            <w:r>
+              <w:rPr>
+                <w:rFonts w:ascii="Arial" w:hAnsi="Arial" w:cs="Arial"/>
+                <w:sz w:val="20"/>
+                <w:szCs w:val="20"/>
+              </w:rPr>
+              <w:t xml:space="preserve"> selama {lama} hari </w:t>
+            </w:r>
+            <w:r>
+              <w:rPr>
+                <w:rFonts w:ascii="Arial" w:hAnsi="Arial" w:cs="Arial"/>
+                <w:sz w:val="20"/>
+                <w:szCs w:val="20"/>
+                <w:lang w:val="id-ID"/>
+              </w:rPr>
+              <w:t>dengan rincian :</w:t>
             </w:r>
           </w:p>
         </w:tc>
@@ -2624,63 +2371,7 @@
                 <w:szCs w:val="20"/>
                 <w:lang w:val="id-ID"/>
               </w:rPr>
-              <w:fldChar w:fldCharType="begin"/>
-            </w:r>
-            <w:r>
-              <w:rPr>
-                <w:rFonts w:ascii="Arial" w:hAnsi="Arial" w:cs="Arial"/>
-                <w:sz w:val="20"/>
-                <w:szCs w:val="20"/>
-                <w:lang w:val="id-ID"/>
-              </w:rPr>
-              <w:instrText xml:space="preserve"> MERGEFIELD Lama </w:instrText>
-            </w:r>
-            <w:r>
-              <w:rPr>
-                <w:rFonts w:ascii="Arial" w:hAnsi="Arial" w:cs="Arial"/>
-                <w:sz w:val="20"/>
-                <w:szCs w:val="20"/>
-                <w:lang w:val="id-ID"/>
-              </w:rPr>
-              <w:fldChar w:fldCharType="separate"/>
-            </w:r>
-            <w:r>
-              <w:rPr>
-                <w:rFonts w:ascii="Arial" w:hAnsi="Arial" w:cs="Arial"/>
-                <w:noProof/>
-                <w:sz w:val="20"/>
-                <w:szCs w:val="20"/>
-                <w:lang w:val="id-ID"/>
-              </w:rPr>
-              <w:t>{lama}</w:t>
-            </w:r>
-            <w:r>
-              <w:rPr>
-                <w:rFonts w:ascii="Arial" w:hAnsi="Arial" w:cs="Arial"/>
-                <w:noProof/>
-                <w:sz w:val="20"/>
-                <w:szCs w:val="20"/>
-                <w:lang w:val="id-ID"/>
-              </w:rPr>
-              <w:t xml:space="preserve"> hari</w:t>
-            </w:r>
-            <w:r>
-              <w:rPr>
-                <w:rFonts w:ascii="Arial" w:hAnsi="Arial" w:cs="Arial"/>
-                <w:sz w:val="20"/>
-                <w:szCs w:val="20"/>
-                <w:lang w:val="id-ID"/>
-              </w:rPr>
-              <w:fldChar w:fldCharType="end"/>
-            </w:r>
-            <w:r>
-              <w:rPr>
-                <w:rFonts w:ascii="Arial" w:hAnsi="Arial" w:cs="Arial"/>
-                <w:sz w:val="20"/>
-                <w:szCs w:val="20"/>
-                <w:lang w:val="id-ID"/>
-              </w:rPr>
-              <w:t>)</w:t>
+              <w:t>{lama} hari)</w:t>
             </w:r>
           </w:p>
         </w:tc>
@@ -4478,36 +4169,8 @@
                 <w:sz w:val="20"/>
                 <w:szCs w:val="20"/>
               </w:rPr>
-              <w:t xml:space="preserve">Telah </w:t>
-            </w:r>
-            <w:proofErr w:type="spellStart"/>
-            <w:r>
-              <w:rPr>
-                <w:rFonts w:ascii="Arial" w:hAnsi="Arial" w:cs="Arial"/>
-                <w:sz w:val="20"/>
-                <w:szCs w:val="20"/>
-              </w:rPr>
-              <w:t>dibayar</w:t>
-            </w:r>
-            <w:proofErr w:type="spellEnd"/>
-            <w:r>
-              <w:rPr>
-                <w:rFonts w:ascii="Arial" w:hAnsi="Arial" w:cs="Arial"/>
-                <w:sz w:val="20"/>
-                <w:szCs w:val="20"/>
-              </w:rPr>
-              <w:t xml:space="preserve"> </w:t>
-            </w:r>
-            <w:proofErr w:type="spellStart"/>
-            <w:r>
-              <w:rPr>
-                <w:rFonts w:ascii="Arial" w:hAnsi="Arial" w:cs="Arial"/>
-                <w:sz w:val="20"/>
-                <w:szCs w:val="20"/>
-              </w:rPr>
-              <w:t>sejumlah</w:t>
-            </w:r>
-            <w:proofErr w:type="spellEnd"/>
+              <w:t>Telah dibayar sejumlah</w:t>
+            </w:r>
           </w:p>
         </w:tc>
         <w:tc>
@@ -4583,79 +4246,8 @@
                 <w:szCs w:val="20"/>
                 <w:lang w:val="es-MX"/>
               </w:rPr>
-              <w:t xml:space="preserve">Telah </w:t>
-            </w:r>
-            <w:proofErr w:type="spellStart"/>
-            <w:r>
-              <w:rPr>
-                <w:rFonts w:ascii="Arial" w:hAnsi="Arial" w:cs="Arial"/>
-                <w:sz w:val="20"/>
-                <w:szCs w:val="20"/>
-                <w:lang w:val="es-MX"/>
-              </w:rPr>
-              <w:t>menerima</w:t>
-            </w:r>
-            <w:proofErr w:type="spellEnd"/>
-            <w:r>
-              <w:rPr>
-                <w:rFonts w:ascii="Arial" w:hAnsi="Arial" w:cs="Arial"/>
-                <w:sz w:val="20"/>
-                <w:szCs w:val="20"/>
-                <w:lang w:val="es-MX"/>
-              </w:rPr>
-              <w:t xml:space="preserve"> </w:t>
-            </w:r>
-            <w:proofErr w:type="spellStart"/>
-            <w:r>
-              <w:rPr>
-                <w:rFonts w:ascii="Arial" w:hAnsi="Arial" w:cs="Arial"/>
-                <w:sz w:val="20"/>
-                <w:szCs w:val="20"/>
-                <w:lang w:val="es-MX"/>
-              </w:rPr>
-              <w:t>jumlah</w:t>
-            </w:r>
-            <w:proofErr w:type="spellEnd"/>
-            <w:r>
-              <w:rPr>
-                <w:rFonts w:ascii="Arial" w:hAnsi="Arial" w:cs="Arial"/>
-                <w:sz w:val="20"/>
-                <w:szCs w:val="20"/>
-                <w:lang w:val="es-MX"/>
-              </w:rPr>
-              <w:t xml:space="preserve"> </w:t>
-            </w:r>
-            <w:proofErr w:type="spellStart"/>
-            <w:r>
-              <w:rPr>
-                <w:rFonts w:ascii="Arial" w:hAnsi="Arial" w:cs="Arial"/>
-                <w:sz w:val="20"/>
-                <w:szCs w:val="20"/>
-                <w:lang w:val="es-MX"/>
-              </w:rPr>
-              <w:t>uang</w:t>
-            </w:r>
-            <w:proofErr w:type="spellEnd"/>
-            <w:r>
-              <w:rPr>
-                <w:rFonts w:ascii="Arial" w:hAnsi="Arial" w:cs="Arial"/>
-                <w:sz w:val="20"/>
-                <w:szCs w:val="20"/>
-                <w:lang w:val="es-MX"/>
-              </w:rPr>
-              <w:t xml:space="preserve"> </w:t>
-            </w:r>
-            <w:proofErr w:type="spellStart"/>
-            <w:r>
-              <w:rPr>
-                <w:rFonts w:ascii="Arial" w:hAnsi="Arial" w:cs="Arial"/>
-                <w:sz w:val="20"/>
-                <w:szCs w:val="20"/>
-                <w:lang w:val="es-MX"/>
-              </w:rPr>
-              <w:t>sebesar</w:t>
-            </w:r>
-            <w:proofErr w:type="spellEnd"/>
+              <w:t>Telah menerima jumlah uang sebesar</w:t>
+            </w:r>
           </w:p>
         </w:tc>
       </w:tr>
@@ -4746,27 +4338,7 @@
                 <w:sz w:val="20"/>
                 <w:szCs w:val="20"/>
               </w:rPr>
-              <w:t>{</w:t>
-            </w:r>
-            <w:proofErr w:type="spellStart"/>
-            <w:r>
-              <w:rPr>
-                <w:rFonts w:ascii="Arial" w:hAnsi="Arial" w:cs="Arial"/>
-                <w:noProof/>
-                <w:sz w:val="20"/>
-                <w:szCs w:val="20"/>
-              </w:rPr>
-              <w:t>jumlahTotal</w:t>
-            </w:r>
-            <w:proofErr w:type="spellEnd"/>
-            <w:r>
-              <w:rPr>
-                <w:rFonts w:ascii="Arial" w:hAnsi="Arial" w:cs="Arial"/>
-                <w:noProof/>
-                <w:sz w:val="20"/>
-                <w:szCs w:val="20"/>
-              </w:rPr>
-              <w:t>}</w:t>
+              <w:t>{jumlahTotal}</w:t>
             </w:r>
             <w:r>
               <w:rPr>
@@ -4935,27 +4507,7 @@
                 <w:sz w:val="20"/>
                 <w:szCs w:val="20"/>
               </w:rPr>
-              <w:t>{</w:t>
-            </w:r>
-            <w:proofErr w:type="spellStart"/>
-            <w:r>
-              <w:rPr>
-                <w:rFonts w:ascii="Arial" w:hAnsi="Arial" w:cs="Arial"/>
-                <w:noProof/>
-                <w:sz w:val="20"/>
-                <w:szCs w:val="20"/>
-              </w:rPr>
-              <w:t>jumlahTotal</w:t>
-            </w:r>
-            <w:proofErr w:type="spellEnd"/>
-            <w:r>
-              <w:rPr>
-                <w:rFonts w:ascii="Arial" w:hAnsi="Arial" w:cs="Arial"/>
-                <w:noProof/>
-                <w:sz w:val="20"/>
-                <w:szCs w:val="20"/>
-              </w:rPr>
-              <w:t>}</w:t>
+              <w:t>{jumlahTotal}</w:t>
             </w:r>
             <w:r>
               <w:rPr>
@@ -5049,7 +4601,6 @@
                 <w:szCs w:val="20"/>
               </w:rPr>
             </w:pPr>
-            <w:proofErr w:type="spellStart"/>
             <w:r>
               <w:rPr>
                 <w:rFonts w:ascii="Arial" w:hAnsi="Arial" w:cs="Arial"/>
@@ -5058,7 +4609,6 @@
               </w:rPr>
               <w:t>Bendahara</w:t>
             </w:r>
-            <w:proofErr w:type="spellEnd"/>
             <w:r>
               <w:rPr>
                 <w:rFonts w:ascii="Arial" w:hAnsi="Arial" w:cs="Arial"/>
@@ -5067,7 +4617,6 @@
               </w:rPr>
               <w:t xml:space="preserve"> </w:t>
             </w:r>
-            <w:proofErr w:type="spellStart"/>
             <w:r>
               <w:rPr>
                 <w:rFonts w:ascii="Arial" w:hAnsi="Arial" w:cs="Arial"/>
@@ -5076,7 +4625,6 @@
               </w:rPr>
               <w:t>Pengeluaran</w:t>
             </w:r>
-            <w:proofErr w:type="spellEnd"/>
           </w:p>
         </w:tc>
         <w:tc>
@@ -5938,7 +5486,6 @@
                 <w:szCs w:val="20"/>
               </w:rPr>
             </w:pPr>
-            <w:proofErr w:type="spellStart"/>
             <w:r>
               <w:rPr>
                 <w:rFonts w:ascii="Arial" w:hAnsi="Arial" w:cs="Arial"/>
@@ -5946,37 +5493,7 @@
                 <w:sz w:val="20"/>
                 <w:szCs w:val="20"/>
               </w:rPr>
-              <w:t>Hj</w:t>
-            </w:r>
-            <w:proofErr w:type="spellEnd"/>
-            <w:r>
-              <w:rPr>
-                <w:rFonts w:ascii="Arial" w:hAnsi="Arial" w:cs="Arial"/>
-                <w:bCs/>
-                <w:sz w:val="20"/>
-                <w:szCs w:val="20"/>
-              </w:rPr>
-              <w:t xml:space="preserve">. Rini Rosmini, </w:t>
-            </w:r>
-            <w:proofErr w:type="spellStart"/>
-            <w:r>
-              <w:rPr>
-                <w:rFonts w:ascii="Arial" w:hAnsi="Arial" w:cs="Arial"/>
-                <w:bCs/>
-                <w:sz w:val="20"/>
-                <w:szCs w:val="20"/>
-              </w:rPr>
-              <w:t>S.Sy</w:t>
-            </w:r>
-            <w:proofErr w:type="spellEnd"/>
-            <w:r>
-              <w:rPr>
-                <w:rFonts w:ascii="Arial" w:hAnsi="Arial" w:cs="Arial"/>
-                <w:bCs/>
-                <w:sz w:val="20"/>
-                <w:szCs w:val="20"/>
-              </w:rPr>
-              <w:t>.</w:t>
+              <w:t>Hj. Rini Rosmini, S.Sy.</w:t>
             </w:r>
           </w:p>
         </w:tc>
@@ -7119,52 +6636,14 @@
                 <w:szCs w:val="20"/>
               </w:rPr>
             </w:pPr>
-            <w:proofErr w:type="spellStart"/>
-            <w:r>
-              <w:rPr>
-                <w:rFonts w:ascii="Arial" w:hAnsi="Arial" w:cs="Arial"/>
-                <w:sz w:val="20"/>
-                <w:szCs w:val="20"/>
-              </w:rPr>
-              <w:t>Pejabat</w:t>
-            </w:r>
-            <w:proofErr w:type="spellEnd"/>
-            <w:r>
-              <w:rPr>
-                <w:rFonts w:ascii="Arial" w:hAnsi="Arial" w:cs="Arial"/>
-                <w:sz w:val="20"/>
-                <w:szCs w:val="20"/>
-              </w:rPr>
-              <w:t xml:space="preserve"> </w:t>
-            </w:r>
-            <w:proofErr w:type="spellStart"/>
-            <w:r>
-              <w:rPr>
-                <w:rFonts w:ascii="Arial" w:hAnsi="Arial" w:cs="Arial"/>
-                <w:sz w:val="20"/>
-                <w:szCs w:val="20"/>
-              </w:rPr>
-              <w:t>Pembuat</w:t>
-            </w:r>
-            <w:proofErr w:type="spellEnd"/>
-            <w:r>
-              <w:rPr>
-                <w:rFonts w:ascii="Arial" w:hAnsi="Arial" w:cs="Arial"/>
-                <w:sz w:val="20"/>
-                <w:szCs w:val="20"/>
-              </w:rPr>
-              <w:t xml:space="preserve"> </w:t>
-            </w:r>
-            <w:proofErr w:type="spellStart"/>
-            <w:r>
-              <w:rPr>
-                <w:rFonts w:ascii="Arial" w:hAnsi="Arial" w:cs="Arial"/>
-                <w:sz w:val="20"/>
-                <w:szCs w:val="20"/>
-              </w:rPr>
-              <w:t>Komitmen</w:t>
-            </w:r>
-            <w:proofErr w:type="spellEnd"/>
+            <w:r>
+              <w:rPr>
+                <w:rFonts w:ascii="Arial" w:hAnsi="Arial" w:cs="Arial"/>
+                <w:sz w:val="20"/>
+                <w:szCs w:val="20"/>
+              </w:rPr>
+              <w:t>Pejabat Pembuat Komitmen</w:t>
+            </w:r>
           </w:p>
         </w:tc>
       </w:tr>
@@ -8075,71 +7554,7 @@
                                       <w:sz w:val="18"/>
                                       <w:szCs w:val="18"/>
                                     </w:rPr>
-                                    <w:t xml:space="preserve">Jalan </w:t>
-                                  </w:r>
-                                  <w:proofErr w:type="spellStart"/>
-                                  <w:r>
-                                    <w:rPr>
-                                      <w:sz w:val="18"/>
-                                      <w:szCs w:val="18"/>
-                                    </w:rPr>
-                                    <w:t>Cimincrang</w:t>
-                                  </w:r>
-                                  <w:proofErr w:type="spellEnd"/>
-                                  <w:r>
-                                    <w:rPr>
-                                      <w:sz w:val="18"/>
-                                      <w:szCs w:val="18"/>
-                                    </w:rPr>
-                                    <w:t xml:space="preserve"> </w:t>
-                                  </w:r>
-                                  <w:proofErr w:type="spellStart"/>
-                                  <w:r>
-                                    <w:rPr>
-                                      <w:sz w:val="18"/>
-                                      <w:szCs w:val="18"/>
-                                    </w:rPr>
-                                    <w:t>Nomor</w:t>
-                                  </w:r>
-                                  <w:proofErr w:type="spellEnd"/>
-                                  <w:r>
-                                    <w:rPr>
-                                      <w:sz w:val="18"/>
-                                      <w:szCs w:val="18"/>
-                                    </w:rPr>
-                                    <w:t xml:space="preserve"> 26 </w:t>
-                                  </w:r>
-                                  <w:proofErr w:type="spellStart"/>
-                                  <w:r>
-                                    <w:rPr>
-                                      <w:sz w:val="18"/>
-                                      <w:szCs w:val="18"/>
-                                    </w:rPr>
-                                    <w:t>Cimenerang</w:t>
-                                  </w:r>
-                                  <w:proofErr w:type="spellEnd"/>
-                                  <w:r>
-                                    <w:rPr>
-                                      <w:sz w:val="18"/>
-                                      <w:szCs w:val="18"/>
-                                    </w:rPr>
-                                    <w:t xml:space="preserve"> </w:t>
-                                  </w:r>
-                                  <w:proofErr w:type="spellStart"/>
-                                  <w:r>
-                                    <w:rPr>
-                                      <w:sz w:val="18"/>
-                                      <w:szCs w:val="18"/>
-                                    </w:rPr>
-                                    <w:t>Panyileukan</w:t>
-                                  </w:r>
-                                  <w:proofErr w:type="spellEnd"/>
-                                  <w:r>
-                                    <w:rPr>
-                                      <w:sz w:val="18"/>
-                                      <w:szCs w:val="18"/>
-                                    </w:rPr>
-                                    <w:t xml:space="preserve"> Kota Bandung 40292</w:t>
+                                    <w:t>Jalan Cimincrang Nomor 26 Cimenerang Panyileukan Kota Bandung 40292</w:t>
                                   </w:r>
                                 </w:p>
                                 <w:p/>
@@ -8214,71 +7629,7 @@
                                 <w:sz w:val="18"/>
                                 <w:szCs w:val="18"/>
                               </w:rPr>
-                              <w:t xml:space="preserve">Jalan </w:t>
-                            </w:r>
-                            <w:proofErr w:type="spellStart"/>
-                            <w:r>
-                              <w:rPr>
-                                <w:sz w:val="18"/>
-                                <w:szCs w:val="18"/>
-                              </w:rPr>
-                              <w:t>Cimincrang</w:t>
-                            </w:r>
-                            <w:proofErr w:type="spellEnd"/>
-                            <w:r>
-                              <w:rPr>
-                                <w:sz w:val="18"/>
-                                <w:szCs w:val="18"/>
-                              </w:rPr>
-                              <w:t xml:space="preserve"> </w:t>
-                            </w:r>
-                            <w:proofErr w:type="spellStart"/>
-                            <w:r>
-                              <w:rPr>
-                                <w:sz w:val="18"/>
-                                <w:szCs w:val="18"/>
-                              </w:rPr>
-                              <w:t>Nomor</w:t>
-                            </w:r>
-                            <w:proofErr w:type="spellEnd"/>
-                            <w:r>
-                              <w:rPr>
-                                <w:sz w:val="18"/>
-                                <w:szCs w:val="18"/>
-                              </w:rPr>
-                              <w:t xml:space="preserve"> 26 </w:t>
-                            </w:r>
-                            <w:proofErr w:type="spellStart"/>
-                            <w:r>
-                              <w:rPr>
-                                <w:sz w:val="18"/>
-                                <w:szCs w:val="18"/>
-                              </w:rPr>
-                              <w:t>Cimenerang</w:t>
-                            </w:r>
-                            <w:proofErr w:type="spellEnd"/>
-                            <w:r>
-                              <w:rPr>
-                                <w:sz w:val="18"/>
-                                <w:szCs w:val="18"/>
-                              </w:rPr>
-                              <w:t xml:space="preserve"> </w:t>
-                            </w:r>
-                            <w:proofErr w:type="spellStart"/>
-                            <w:r>
-                              <w:rPr>
-                                <w:sz w:val="18"/>
-                                <w:szCs w:val="18"/>
-                              </w:rPr>
-                              <w:t>Panyileukan</w:t>
-                            </w:r>
-                            <w:proofErr w:type="spellEnd"/>
-                            <w:r>
-                              <w:rPr>
-                                <w:sz w:val="18"/>
-                                <w:szCs w:val="18"/>
-                              </w:rPr>
-                              <w:t xml:space="preserve"> Kota Bandung 40292</w:t>
+                              <w:t>Jalan Cimincrang Nomor 26 Cimenerang Panyileukan Kota Bandung 40292</w:t>
                             </w:r>
                           </w:p>
                           <w:p/>
@@ -8740,34 +8091,14 @@
                 <w:szCs w:val="20"/>
               </w:rPr>
             </w:pPr>
-            <w:proofErr w:type="spellStart"/>
-            <w:r>
-              <w:rPr>
-                <w:rFonts w:ascii="Arial" w:hAnsi="Arial" w:cs="Arial"/>
-                <w:sz w:val="20"/>
-                <w:szCs w:val="20"/>
-              </w:rPr>
-              <w:t>Tahun</w:t>
-            </w:r>
-            <w:proofErr w:type="spellEnd"/>
-            <w:r>
-              <w:rPr>
-                <w:rFonts w:ascii="Arial" w:hAnsi="Arial" w:cs="Arial"/>
-                <w:sz w:val="20"/>
-                <w:szCs w:val="20"/>
-              </w:rPr>
-              <w:t xml:space="preserve"> </w:t>
-            </w:r>
-            <w:proofErr w:type="spellStart"/>
-            <w:r>
-              <w:rPr>
-                <w:rFonts w:ascii="Arial" w:hAnsi="Arial" w:cs="Arial"/>
-                <w:sz w:val="20"/>
-                <w:szCs w:val="20"/>
-              </w:rPr>
-              <w:t>Anggaran</w:t>
-            </w:r>
-            <w:proofErr w:type="spellEnd"/>
+            <w:r>
+              <w:rPr>
+                <w:rFonts w:ascii="Arial" w:hAnsi="Arial" w:cs="Arial"/>
+                <w:sz w:val="20"/>
+                <w:szCs w:val="20"/>
+              </w:rPr>
+              <w:t>Tahun Anggaran</w:t>
+            </w:r>
           </w:p>
         </w:tc>
         <w:tc>
@@ -9292,7 +8623,6 @@
                 <w:szCs w:val="20"/>
               </w:rPr>
             </w:pPr>
-            <w:proofErr w:type="spellStart"/>
             <w:r>
               <w:rPr>
                 <w:rFonts w:ascii="Arial" w:hAnsi="Arial" w:cs="Arial"/>
@@ -9301,7 +8631,6 @@
               </w:rPr>
               <w:t>Sudah</w:t>
             </w:r>
-            <w:proofErr w:type="spellEnd"/>
             <w:r>
               <w:rPr>
                 <w:rFonts w:ascii="Arial" w:hAnsi="Arial" w:cs="Arial"/>
@@ -9310,7 +8639,6 @@
               </w:rPr>
               <w:t xml:space="preserve"> </w:t>
             </w:r>
-            <w:proofErr w:type="spellStart"/>
             <w:r>
               <w:rPr>
                 <w:rFonts w:ascii="Arial" w:hAnsi="Arial" w:cs="Arial"/>
@@ -9319,7 +8647,6 @@
               </w:rPr>
               <w:t>terima</w:t>
             </w:r>
-            <w:proofErr w:type="spellEnd"/>
             <w:r>
               <w:rPr>
                 <w:rFonts w:ascii="Arial" w:hAnsi="Arial" w:cs="Arial"/>
@@ -9328,7 +8655,6 @@
               </w:rPr>
               <w:t xml:space="preserve"> </w:t>
             </w:r>
-            <w:proofErr w:type="spellStart"/>
             <w:r>
               <w:rPr>
                 <w:rFonts w:ascii="Arial" w:hAnsi="Arial" w:cs="Arial"/>
@@ -9337,7 +8663,6 @@
               </w:rPr>
               <w:t>dari</w:t>
             </w:r>
-            <w:proofErr w:type="spellEnd"/>
           </w:p>
         </w:tc>
         <w:tc>
@@ -9471,23 +8796,13 @@
                 <w:szCs w:val="20"/>
               </w:rPr>
             </w:pPr>
-            <w:proofErr w:type="spellStart"/>
-            <w:r>
-              <w:rPr>
-                <w:rFonts w:ascii="Arial" w:hAnsi="Arial" w:cs="Arial"/>
-                <w:sz w:val="20"/>
-                <w:szCs w:val="20"/>
-              </w:rPr>
-              <w:t>Provinsi</w:t>
-            </w:r>
-            <w:proofErr w:type="spellEnd"/>
-            <w:r>
-              <w:rPr>
-                <w:rFonts w:ascii="Arial" w:hAnsi="Arial" w:cs="Arial"/>
-                <w:sz w:val="20"/>
-                <w:szCs w:val="20"/>
-              </w:rPr>
-              <w:t xml:space="preserve"> Jawa Barat</w:t>
+            <w:r>
+              <w:rPr>
+                <w:rFonts w:ascii="Arial" w:hAnsi="Arial" w:cs="Arial"/>
+                <w:sz w:val="20"/>
+                <w:szCs w:val="20"/>
+              </w:rPr>
+              <w:t>Provinsi Jawa Barat</w:t>
             </w:r>
           </w:p>
         </w:tc>
@@ -9517,18 +8832,8 @@
                 <w:sz w:val="20"/>
                 <w:szCs w:val="20"/>
               </w:rPr>
-              <w:t xml:space="preserve">Uang </w:t>
-            </w:r>
-            <w:proofErr w:type="spellStart"/>
-            <w:r>
-              <w:rPr>
-                <w:rFonts w:ascii="Arial" w:hAnsi="Arial" w:cs="Arial"/>
-                <w:sz w:val="20"/>
-                <w:szCs w:val="20"/>
-              </w:rPr>
-              <w:t>sebesar</w:t>
-            </w:r>
-            <w:proofErr w:type="spellEnd"/>
+              <w:t>Uang sebesar</w:t>
+            </w:r>
           </w:p>
         </w:tc>
         <w:tc>
@@ -9676,34 +8981,14 @@
                 <w:szCs w:val="20"/>
               </w:rPr>
             </w:pPr>
-            <w:proofErr w:type="spellStart"/>
-            <w:r>
-              <w:rPr>
-                <w:rFonts w:ascii="Arial" w:hAnsi="Arial" w:cs="Arial"/>
-                <w:sz w:val="20"/>
-                <w:szCs w:val="20"/>
-              </w:rPr>
-              <w:t>Untuk</w:t>
-            </w:r>
-            <w:proofErr w:type="spellEnd"/>
-            <w:r>
-              <w:rPr>
-                <w:rFonts w:ascii="Arial" w:hAnsi="Arial" w:cs="Arial"/>
-                <w:sz w:val="20"/>
-                <w:szCs w:val="20"/>
-              </w:rPr>
-              <w:t xml:space="preserve"> </w:t>
-            </w:r>
-            <w:proofErr w:type="spellStart"/>
-            <w:r>
-              <w:rPr>
-                <w:rFonts w:ascii="Arial" w:hAnsi="Arial" w:cs="Arial"/>
-                <w:sz w:val="20"/>
-                <w:szCs w:val="20"/>
-              </w:rPr>
-              <w:t>pembayaran</w:t>
-            </w:r>
-            <w:proofErr w:type="spellEnd"/>
+            <w:r>
+              <w:rPr>
+                <w:rFonts w:ascii="Arial" w:hAnsi="Arial" w:cs="Arial"/>
+                <w:sz w:val="20"/>
+                <w:szCs w:val="20"/>
+              </w:rPr>
+              <w:t>Untuk pembayaran</w:t>
+            </w:r>
           </w:p>
         </w:tc>
         <w:tc>
@@ -9745,23 +9030,13 @@
                 <w:szCs w:val="20"/>
               </w:rPr>
             </w:pPr>
-            <w:proofErr w:type="spellStart"/>
-            <w:r>
-              <w:rPr>
-                <w:rFonts w:ascii="Arial" w:hAnsi="Arial" w:cs="Arial"/>
-                <w:sz w:val="20"/>
-                <w:szCs w:val="20"/>
-              </w:rPr>
-              <w:t>Perjalanan</w:t>
-            </w:r>
-            <w:proofErr w:type="spellEnd"/>
-            <w:r>
-              <w:rPr>
-                <w:rFonts w:ascii="Arial" w:hAnsi="Arial" w:cs="Arial"/>
-                <w:sz w:val="20"/>
-                <w:szCs w:val="20"/>
-              </w:rPr>
-              <w:t xml:space="preserve"> Dinas</w:t>
+            <w:r>
+              <w:rPr>
+                <w:rFonts w:ascii="Arial" w:hAnsi="Arial" w:cs="Arial"/>
+                <w:sz w:val="20"/>
+                <w:szCs w:val="20"/>
+              </w:rPr>
+              <w:t>Perjalanan Dinas</w:t>
             </w:r>
           </w:p>
         </w:tc>
@@ -9818,23 +9093,13 @@
                 <w:szCs w:val="20"/>
               </w:rPr>
             </w:pPr>
-            <w:proofErr w:type="spellStart"/>
-            <w:r>
-              <w:rPr>
-                <w:rFonts w:ascii="Arial" w:hAnsi="Arial" w:cs="Arial"/>
-                <w:sz w:val="20"/>
-                <w:szCs w:val="20"/>
-              </w:rPr>
-              <w:t>Berdasarkan</w:t>
-            </w:r>
-            <w:proofErr w:type="spellEnd"/>
-            <w:r>
-              <w:rPr>
-                <w:rFonts w:ascii="Arial" w:hAnsi="Arial" w:cs="Arial"/>
-                <w:sz w:val="20"/>
-                <w:szCs w:val="20"/>
-              </w:rPr>
-              <w:t xml:space="preserve"> SPD</w:t>
+            <w:r>
+              <w:rPr>
+                <w:rFonts w:ascii="Arial" w:hAnsi="Arial" w:cs="Arial"/>
+                <w:sz w:val="20"/>
+                <w:szCs w:val="20"/>
+              </w:rPr>
+              <w:t>Berdasarkan SPD</w:t>
             </w:r>
           </w:p>
         </w:tc>
@@ -9917,7 +9182,6 @@
                 <w:szCs w:val="20"/>
               </w:rPr>
             </w:pPr>
-            <w:proofErr w:type="spellStart"/>
             <w:r>
               <w:rPr>
                 <w:rFonts w:ascii="Arial" w:hAnsi="Arial" w:cs="Arial"/>
@@ -9926,7 +9190,6 @@
               </w:rPr>
               <w:t>Nomor</w:t>
             </w:r>
-            <w:proofErr w:type="spellEnd"/>
           </w:p>
         </w:tc>
         <w:tc>
@@ -10062,7 +9325,6 @@
                 <w:szCs w:val="20"/>
               </w:rPr>
             </w:pPr>
-            <w:proofErr w:type="spellStart"/>
             <w:r>
               <w:rPr>
                 <w:rFonts w:ascii="Arial" w:hAnsi="Arial" w:cs="Arial"/>
@@ -10071,7 +9333,6 @@
               </w:rPr>
               <w:t>Tanggal</w:t>
             </w:r>
-            <w:proofErr w:type="spellEnd"/>
           </w:p>
         </w:tc>
         <w:tc>
@@ -10135,40 +9396,7 @@
                 <w:sz w:val="20"/>
                 <w:szCs w:val="20"/>
               </w:rPr>
-              <w:fldChar w:fldCharType="begin"/>
-            </w:r>
-            <w:r>
-              <w:rPr>
-                <w:rFonts w:ascii="Arial" w:hAnsi="Arial" w:cs="Arial"/>
-                <w:sz w:val="20"/>
-                <w:szCs w:val="20"/>
-              </w:rPr>
-              <w:instrText xml:space="preserve"> MERGEFIELD Tgl_prj </w:instrText>
-            </w:r>
-            <w:r>
-              <w:rPr>
-                <w:rFonts w:ascii="Arial" w:hAnsi="Arial" w:cs="Arial"/>
-                <w:sz w:val="20"/>
-                <w:szCs w:val="20"/>
-              </w:rPr>
-              <w:fldChar w:fldCharType="separate"/>
-            </w:r>
-            <w:r>
-              <w:rPr>
-                <w:rFonts w:ascii="Arial" w:hAnsi="Arial" w:cs="Arial"/>
-                <w:noProof/>
-                <w:sz w:val="20"/>
-                <w:szCs w:val="20"/>
-              </w:rPr>
-              <w:t>2 Oktober 2025</w:t>
-            </w:r>
-            <w:r>
-              <w:rPr>
-                <w:rFonts w:ascii="Arial" w:hAnsi="Arial" w:cs="Arial"/>
-                <w:sz w:val="20"/>
-                <w:szCs w:val="20"/>
-              </w:rPr>
-              <w:fldChar w:fldCharType="end"/>
+              <w:t>{tglBerangkat}</w:t>
             </w:r>
           </w:p>
         </w:tc>
@@ -10225,70 +9453,14 @@
                 <w:szCs w:val="20"/>
               </w:rPr>
             </w:pPr>
-            <w:proofErr w:type="spellStart"/>
-            <w:r>
-              <w:rPr>
-                <w:rFonts w:ascii="Arial" w:hAnsi="Arial" w:cs="Arial"/>
-                <w:sz w:val="20"/>
-                <w:szCs w:val="20"/>
-              </w:rPr>
-              <w:t>Untuk</w:t>
-            </w:r>
-            <w:proofErr w:type="spellEnd"/>
-            <w:r>
-              <w:rPr>
-                <w:rFonts w:ascii="Arial" w:hAnsi="Arial" w:cs="Arial"/>
-                <w:sz w:val="20"/>
-                <w:szCs w:val="20"/>
-              </w:rPr>
-              <w:t xml:space="preserve"> </w:t>
-            </w:r>
-            <w:proofErr w:type="spellStart"/>
-            <w:r>
-              <w:rPr>
-                <w:rFonts w:ascii="Arial" w:hAnsi="Arial" w:cs="Arial"/>
-                <w:sz w:val="20"/>
-                <w:szCs w:val="20"/>
-              </w:rPr>
-              <w:t>perjalanan</w:t>
-            </w:r>
-            <w:proofErr w:type="spellEnd"/>
-            <w:r>
-              <w:rPr>
-                <w:rFonts w:ascii="Arial" w:hAnsi="Arial" w:cs="Arial"/>
-                <w:sz w:val="20"/>
-                <w:szCs w:val="20"/>
-              </w:rPr>
-              <w:t xml:space="preserve"> </w:t>
-            </w:r>
-            <w:proofErr w:type="spellStart"/>
-            <w:r>
-              <w:rPr>
-                <w:rFonts w:ascii="Arial" w:hAnsi="Arial" w:cs="Arial"/>
-                <w:sz w:val="20"/>
-                <w:szCs w:val="20"/>
-              </w:rPr>
-              <w:t>dinas</w:t>
-            </w:r>
-            <w:proofErr w:type="spellEnd"/>
-            <w:r>
-              <w:rPr>
-                <w:rFonts w:ascii="Arial" w:hAnsi="Arial" w:cs="Arial"/>
-                <w:sz w:val="20"/>
-                <w:szCs w:val="20"/>
-              </w:rPr>
-              <w:t xml:space="preserve"> </w:t>
-            </w:r>
-            <w:proofErr w:type="spellStart"/>
-            <w:r>
-              <w:rPr>
-                <w:rFonts w:ascii="Arial" w:hAnsi="Arial" w:cs="Arial"/>
-                <w:sz w:val="20"/>
-                <w:szCs w:val="20"/>
-              </w:rPr>
-              <w:t>dari</w:t>
-            </w:r>
-            <w:proofErr w:type="spellEnd"/>
+            <w:r>
+              <w:rPr>
+                <w:rFonts w:ascii="Arial" w:hAnsi="Arial" w:cs="Arial"/>
+                <w:sz w:val="20"/>
+                <w:szCs w:val="20"/>
+              </w:rPr>
+              <w:t>Untuk perjalanan dinas dari</w:t>
+            </w:r>
           </w:p>
         </w:tc>
         <w:tc>
@@ -11146,40 +10318,7 @@
                 <w:sz w:val="20"/>
                 <w:szCs w:val="20"/>
               </w:rPr>
-              <w:fldChar w:fldCharType="begin"/>
-            </w:r>
-            <w:r>
-              <w:rPr>
-                <w:rFonts w:ascii="Arial" w:hAnsi="Arial" w:cs="Arial"/>
-                <w:sz w:val="20"/>
-                <w:szCs w:val="20"/>
-              </w:rPr>
-              <w:instrText xml:space="preserve"> MERGEFIELD Tgl_prj </w:instrText>
-            </w:r>
-            <w:r>
-              <w:rPr>
-                <w:rFonts w:ascii="Arial" w:hAnsi="Arial" w:cs="Arial"/>
-                <w:sz w:val="20"/>
-                <w:szCs w:val="20"/>
-              </w:rPr>
-              <w:fldChar w:fldCharType="separate"/>
-            </w:r>
-            <w:r>
-              <w:rPr>
-                <w:rFonts w:ascii="Arial" w:hAnsi="Arial" w:cs="Arial"/>
-                <w:noProof/>
-                <w:sz w:val="20"/>
-                <w:szCs w:val="20"/>
-              </w:rPr>
-              <w:t>2 Oktober 2025</w:t>
-            </w:r>
-            <w:r>
-              <w:rPr>
-                <w:rFonts w:ascii="Arial" w:hAnsi="Arial" w:cs="Arial"/>
-                <w:sz w:val="20"/>
-                <w:szCs w:val="20"/>
-              </w:rPr>
-              <w:fldChar w:fldCharType="end"/>
+              <w:t>{tglBerangkat}</w:t>
             </w:r>
           </w:p>
         </w:tc>
@@ -11237,52 +10376,14 @@
                 <w:szCs w:val="20"/>
               </w:rPr>
             </w:pPr>
-            <w:proofErr w:type="spellStart"/>
-            <w:r>
-              <w:rPr>
-                <w:rFonts w:ascii="Arial" w:hAnsi="Arial" w:cs="Arial"/>
-                <w:sz w:val="20"/>
-                <w:szCs w:val="20"/>
-              </w:rPr>
-              <w:t>Pejabat</w:t>
-            </w:r>
-            <w:proofErr w:type="spellEnd"/>
-            <w:r>
-              <w:rPr>
-                <w:rFonts w:ascii="Arial" w:hAnsi="Arial" w:cs="Arial"/>
-                <w:sz w:val="20"/>
-                <w:szCs w:val="20"/>
-              </w:rPr>
-              <w:t xml:space="preserve"> </w:t>
-            </w:r>
-            <w:proofErr w:type="spellStart"/>
-            <w:r>
-              <w:rPr>
-                <w:rFonts w:ascii="Arial" w:hAnsi="Arial" w:cs="Arial"/>
-                <w:sz w:val="20"/>
-                <w:szCs w:val="20"/>
-              </w:rPr>
-              <w:t>Pembuat</w:t>
-            </w:r>
-            <w:proofErr w:type="spellEnd"/>
-            <w:r>
-              <w:rPr>
-                <w:rFonts w:ascii="Arial" w:hAnsi="Arial" w:cs="Arial"/>
-                <w:sz w:val="20"/>
-                <w:szCs w:val="20"/>
-              </w:rPr>
-              <w:t xml:space="preserve"> </w:t>
-            </w:r>
-            <w:proofErr w:type="spellStart"/>
-            <w:r>
-              <w:rPr>
-                <w:rFonts w:ascii="Arial" w:hAnsi="Arial" w:cs="Arial"/>
-                <w:sz w:val="20"/>
-                <w:szCs w:val="20"/>
-              </w:rPr>
-              <w:t>Komitmen</w:t>
-            </w:r>
-            <w:proofErr w:type="spellEnd"/>
+            <w:r>
+              <w:rPr>
+                <w:rFonts w:ascii="Arial" w:hAnsi="Arial" w:cs="Arial"/>
+                <w:sz w:val="20"/>
+                <w:szCs w:val="20"/>
+              </w:rPr>
+              <w:t>Pejabat Pembuat Komitmen</w:t>
+            </w:r>
           </w:p>
         </w:tc>
         <w:tc>
@@ -16749,6 +15850,9 @@
   <wne:recipientData>
     <wne:active wne:val="1"/>
   </wne:recipientData>
+  <wne:recipientData>
+    <wne:active wne:val="1"/>
+  </wne:recipientData>
 </wne:recipients>
 </file>
 

--- a/public/spd-rampung-kwitansi-format.docx
+++ b/public/spd-rampung-kwitansi-format.docx
@@ -7008,82 +7008,9 @@
                 <w:rFonts w:ascii="Arial" w:hAnsi="Arial" w:cs="Arial"/>
                 <w:sz w:val="20"/>
                 <w:szCs w:val="20"/>
-                <w:lang w:val="sv-SE"/>
-              </w:rPr>
-              <w:fldChar w:fldCharType="begin"/>
-            </w:r>
-            <w:r>
-              <w:rPr>
-                <w:rFonts w:ascii="Arial" w:hAnsi="Arial" w:cs="Arial"/>
-                <w:sz w:val="20"/>
-                <w:szCs w:val="20"/>
-                <w:lang w:val="sv-SE"/>
-              </w:rPr>
-              <w:instrText xml:space="preserve"> MERGEFIELD Nama_PPK </w:instrText>
-            </w:r>
-            <w:r>
-              <w:rPr>
-                <w:rFonts w:ascii="Arial" w:hAnsi="Arial" w:cs="Arial"/>
-                <w:sz w:val="20"/>
-                <w:szCs w:val="20"/>
-                <w:lang w:val="sv-SE"/>
-              </w:rPr>
-              <w:fldChar w:fldCharType="separate"/>
-            </w:r>
-            <w:r>
-              <w:rPr>
-                <w:rFonts w:ascii="Arial" w:hAnsi="Arial" w:cs="Arial"/>
-                <w:sz w:val="20"/>
-                <w:szCs w:val="20"/>
-                <w:lang w:val="sv-SE"/>
-              </w:rPr>
-              <w:fldChar w:fldCharType="begin"/>
-            </w:r>
-            <w:r>
-              <w:rPr>
-                <w:rFonts w:ascii="Arial" w:hAnsi="Arial" w:cs="Arial"/>
-                <w:sz w:val="20"/>
-                <w:szCs w:val="20"/>
-                <w:lang w:val="sv-SE"/>
-              </w:rPr>
-              <w:instrText xml:space="preserve"> MERGEFIELD Nama_PPK </w:instrText>
-            </w:r>
-            <w:r>
-              <w:rPr>
-                <w:rFonts w:ascii="Arial" w:hAnsi="Arial" w:cs="Arial"/>
-                <w:sz w:val="20"/>
-                <w:szCs w:val="20"/>
-                <w:lang w:val="sv-SE"/>
-              </w:rPr>
-              <w:fldChar w:fldCharType="separate"/>
-            </w:r>
-            <w:r>
-              <w:rPr>
-                <w:rFonts w:ascii="Arial" w:hAnsi="Arial" w:cs="Arial"/>
-                <w:noProof/>
-                <w:sz w:val="20"/>
-                <w:szCs w:val="20"/>
-                <w:lang w:val="sv-SE"/>
-              </w:rPr>
-              <w:t>{namaPPK}</w:t>
-            </w:r>
-            <w:r>
-              <w:rPr>
-                <w:rFonts w:ascii="Arial" w:hAnsi="Arial" w:cs="Arial"/>
-                <w:sz w:val="20"/>
-                <w:szCs w:val="20"/>
-                <w:lang w:val="sv-SE"/>
-              </w:rPr>
-              <w:fldChar w:fldCharType="end"/>
-            </w:r>
-            <w:r>
-              <w:rPr>
-                <w:rFonts w:ascii="Arial" w:hAnsi="Arial" w:cs="Arial"/>
-                <w:sz w:val="20"/>
-                <w:szCs w:val="20"/>
-                <w:lang w:val="sv-SE"/>
-              </w:rPr>
-              <w:fldChar w:fldCharType="end"/>
+                <w:lang w:val="id-ID"/>
+              </w:rPr>
+              <w:t>H. Boy Shubhul Muniir, ST.,S.Pd l.,M.M.</w:t>
             </w:r>
           </w:p>
         </w:tc>
@@ -7170,46 +7097,9 @@
                 <w:rFonts w:ascii="Arial" w:hAnsi="Arial" w:cs="Arial"/>
                 <w:sz w:val="20"/>
                 <w:szCs w:val="20"/>
-                <w:lang w:val="sv-SE"/>
-              </w:rPr>
-              <w:fldChar w:fldCharType="begin"/>
-            </w:r>
-            <w:r>
-              <w:rPr>
-                <w:rFonts w:ascii="Arial" w:hAnsi="Arial" w:cs="Arial"/>
-                <w:sz w:val="20"/>
-                <w:szCs w:val="20"/>
-                <w:lang w:val="sv-SE"/>
-              </w:rPr>
-              <w:instrText xml:space="preserve"> MERGEFIELD Nama_PPK </w:instrText>
-            </w:r>
-            <w:r>
-              <w:rPr>
-                <w:rFonts w:ascii="Arial" w:hAnsi="Arial" w:cs="Arial"/>
-                <w:sz w:val="20"/>
-                <w:szCs w:val="20"/>
-                <w:lang w:val="sv-SE"/>
-              </w:rPr>
-              <w:fldChar w:fldCharType="separate"/>
-            </w:r>
-            <w:r>
-              <w:rPr>
-                <w:rFonts w:ascii="Arial" w:hAnsi="Arial" w:cs="Arial"/>
-                <w:noProof/>
-                <w:sz w:val="20"/>
-                <w:szCs w:val="20"/>
-                <w:lang w:val="sv-SE"/>
-              </w:rPr>
-              <w:t>{nipPPK}</w:t>
-            </w:r>
-            <w:r>
-              <w:rPr>
-                <w:rFonts w:ascii="Arial" w:hAnsi="Arial" w:cs="Arial"/>
-                <w:sz w:val="20"/>
-                <w:szCs w:val="20"/>
-                <w:lang w:val="sv-SE"/>
-              </w:rPr>
-              <w:fldChar w:fldCharType="end"/>
+                <w:lang w:val="id-ID"/>
+              </w:rPr>
+              <w:t>198006132007011012</w:t>
             </w:r>
           </w:p>
         </w:tc>
@@ -7255,7 +7145,7 @@
     </w:p>
     <w:tbl>
       <w:tblPr>
-        <w:tblW w:w="10607" w:type="dxa"/>
+        <w:tblW w:w="10584" w:type="dxa"/>
         <w:tblInd w:w="-318" w:type="dxa"/>
         <w:tblLook w:val="0000" w:firstRow="0" w:lastRow="0" w:firstColumn="0" w:lastColumn="0" w:noHBand="0" w:noVBand="0"/>
       </w:tblPr>
@@ -7264,15 +7154,21 @@
         <w:gridCol w:w="2035"/>
         <w:gridCol w:w="337"/>
         <w:gridCol w:w="1184"/>
-        <w:gridCol w:w="878"/>
-        <w:gridCol w:w="1016"/>
-        <w:gridCol w:w="2223"/>
-        <w:gridCol w:w="1115"/>
-        <w:gridCol w:w="488"/>
+        <w:gridCol w:w="311"/>
+        <w:gridCol w:w="567"/>
+        <w:gridCol w:w="311"/>
+        <w:gridCol w:w="682"/>
+        <w:gridCol w:w="23"/>
+        <w:gridCol w:w="1891"/>
+        <w:gridCol w:w="1424"/>
+        <w:gridCol w:w="179"/>
         <w:gridCol w:w="236"/>
+        <w:gridCol w:w="309"/>
       </w:tblGrid>
       <w:tr>
         <w:trPr>
+          <w:gridAfter w:val="1"/>
+          <w:wAfter w:w="309" w:type="dxa"/>
           <w:trHeight w:val="255"/>
         </w:trPr>
         <w:tc>
@@ -7342,6 +7238,7 @@
         <w:tc>
           <w:tcPr>
             <w:tcW w:w="878" w:type="dxa"/>
+            <w:gridSpan w:val="2"/>
             <w:noWrap/>
             <w:vAlign w:val="bottom"/>
           </w:tcPr>
@@ -7358,22 +7255,23 @@
         <w:tc>
           <w:tcPr>
             <w:tcW w:w="1016" w:type="dxa"/>
-            <w:noWrap/>
-            <w:vAlign w:val="bottom"/>
-          </w:tcPr>
-          <w:p>
-            <w:pPr>
-              <w:rPr>
-                <w:rFonts w:ascii="Arial" w:hAnsi="Arial" w:cs="Arial"/>
-                <w:sz w:val="20"/>
-                <w:szCs w:val="20"/>
-              </w:rPr>
-            </w:pPr>
-          </w:p>
-        </w:tc>
-        <w:tc>
-          <w:tcPr>
-            <w:tcW w:w="2223" w:type="dxa"/>
+            <w:gridSpan w:val="3"/>
+            <w:noWrap/>
+            <w:vAlign w:val="bottom"/>
+          </w:tcPr>
+          <w:p>
+            <w:pPr>
+              <w:rPr>
+                <w:rFonts w:ascii="Arial" w:hAnsi="Arial" w:cs="Arial"/>
+                <w:sz w:val="20"/>
+                <w:szCs w:val="20"/>
+              </w:rPr>
+            </w:pPr>
+          </w:p>
+        </w:tc>
+        <w:tc>
+          <w:tcPr>
+            <w:tcW w:w="1891" w:type="dxa"/>
             <w:noWrap/>
             <w:vAlign w:val="bottom"/>
           </w:tcPr>
@@ -7407,6 +7305,8 @@
       </w:tr>
       <w:tr>
         <w:trPr>
+          <w:gridAfter w:val="1"/>
+          <w:wAfter w:w="309" w:type="dxa"/>
           <w:trHeight w:val="255"/>
         </w:trPr>
         <w:tc>
@@ -7450,7 +7350,7 @@
               <mc:AlternateContent>
                 <mc:Choice Requires="wps">
                   <w:drawing>
-                    <wp:anchor distT="0" distB="0" distL="114300" distR="114300" simplePos="0" relativeHeight="251657216" behindDoc="0" locked="0" layoutInCell="1" allowOverlap="1" wp14:anchorId="4D09AE7D" wp14:editId="54853DF8">
+                    <wp:anchor distT="0" distB="0" distL="114300" distR="114300" simplePos="0" relativeHeight="251656192" behindDoc="0" locked="0" layoutInCell="1" allowOverlap="1" wp14:anchorId="4D09AE7D" wp14:editId="54853DF8">
                       <wp:simplePos x="0" y="0"/>
                       <wp:positionH relativeFrom="column">
                         <wp:posOffset>3810</wp:posOffset>
@@ -7577,7 +7477,7 @@
                 </mc:Choice>
                 <mc:Fallback>
                   <w:pict>
-                    <v:shape w14:anchorId="4D09AE7D" id="Text Box 6" o:spid="_x0000_s1027" type="#_x0000_t202" style="position:absolute;margin-left:.3pt;margin-top:1.55pt;width:263.85pt;height:39.75pt;z-index:251657216;visibility:visible;mso-wrap-style:square;mso-width-percent:0;mso-height-percent:0;mso-wrap-distance-left:9pt;mso-wrap-distance-top:0;mso-wrap-distance-right:9pt;mso-wrap-distance-bottom:0;mso-position-horizontal:absolute;mso-position-horizontal-relative:text;mso-position-vertical:absolute;mso-position-vertical-relative:text;mso-width-percent:0;mso-height-percent:0;mso-width-relative:page;mso-height-relative:page;v-text-anchor:top" o:gfxdata="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" filled="f" stroked="f">
+                    <v:shape w14:anchorId="4D09AE7D" id="Text Box 6" o:spid="_x0000_s1027" type="#_x0000_t202" style="position:absolute;margin-left:.3pt;margin-top:1.55pt;width:263.85pt;height:39.75pt;z-index:251656192;visibility:visible;mso-wrap-style:square;mso-width-percent:0;mso-height-percent:0;mso-wrap-distance-left:9pt;mso-wrap-distance-top:0;mso-wrap-distance-right:9pt;mso-wrap-distance-bottom:0;mso-position-horizontal:absolute;mso-position-horizontal-relative:text;mso-position-vertical:absolute;mso-position-vertical-relative:text;mso-width-percent:0;mso-height-percent:0;mso-width-relative:page;mso-height-relative:page;v-text-anchor:top" o:gfxdata="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" filled="f" stroked="f">
                       <v:textbox>
                         <w:txbxContent>
                           <w:p>
@@ -7677,6 +7577,7 @@
         <w:tc>
           <w:tcPr>
             <w:tcW w:w="878" w:type="dxa"/>
+            <w:gridSpan w:val="2"/>
             <w:noWrap/>
             <w:vAlign w:val="bottom"/>
           </w:tcPr>
@@ -7693,22 +7594,23 @@
         <w:tc>
           <w:tcPr>
             <w:tcW w:w="1016" w:type="dxa"/>
-            <w:noWrap/>
-            <w:vAlign w:val="bottom"/>
-          </w:tcPr>
-          <w:p>
-            <w:pPr>
-              <w:rPr>
-                <w:rFonts w:ascii="Arial" w:hAnsi="Arial" w:cs="Arial"/>
-                <w:sz w:val="20"/>
-                <w:szCs w:val="20"/>
-              </w:rPr>
-            </w:pPr>
-          </w:p>
-        </w:tc>
-        <w:tc>
-          <w:tcPr>
-            <w:tcW w:w="2223" w:type="dxa"/>
+            <w:gridSpan w:val="3"/>
+            <w:noWrap/>
+            <w:vAlign w:val="bottom"/>
+          </w:tcPr>
+          <w:p>
+            <w:pPr>
+              <w:rPr>
+                <w:rFonts w:ascii="Arial" w:hAnsi="Arial" w:cs="Arial"/>
+                <w:sz w:val="20"/>
+                <w:szCs w:val="20"/>
+              </w:rPr>
+            </w:pPr>
+          </w:p>
+        </w:tc>
+        <w:tc>
+          <w:tcPr>
+            <w:tcW w:w="1891" w:type="dxa"/>
             <w:noWrap/>
             <w:vAlign w:val="bottom"/>
           </w:tcPr>
@@ -7758,6 +7660,8 @@
       </w:tr>
       <w:tr>
         <w:trPr>
+          <w:gridAfter w:val="1"/>
+          <w:wAfter w:w="309" w:type="dxa"/>
           <w:trHeight w:val="255"/>
         </w:trPr>
         <w:tc>
@@ -7783,7 +7687,7 @@
                 <w:szCs w:val="28"/>
               </w:rPr>
               <w:drawing>
-                <wp:anchor distT="0" distB="0" distL="114300" distR="114300" simplePos="0" relativeHeight="251661312" behindDoc="1" locked="0" layoutInCell="1" allowOverlap="1" wp14:anchorId="13C48443" wp14:editId="1025A09F">
+                <wp:anchor distT="0" distB="0" distL="114300" distR="114300" simplePos="0" relativeHeight="251659264" behindDoc="1" locked="0" layoutInCell="1" allowOverlap="1" wp14:anchorId="13C48443" wp14:editId="1025A09F">
                   <wp:simplePos x="0" y="0"/>
                   <wp:positionH relativeFrom="column">
                     <wp:posOffset>-9525</wp:posOffset>
@@ -7898,6 +7802,7 @@
         <w:tc>
           <w:tcPr>
             <w:tcW w:w="878" w:type="dxa"/>
+            <w:gridSpan w:val="2"/>
             <w:noWrap/>
             <w:vAlign w:val="bottom"/>
           </w:tcPr>
@@ -7914,22 +7819,23 @@
         <w:tc>
           <w:tcPr>
             <w:tcW w:w="1016" w:type="dxa"/>
-            <w:noWrap/>
-            <w:vAlign w:val="bottom"/>
-          </w:tcPr>
-          <w:p>
-            <w:pPr>
-              <w:rPr>
-                <w:rFonts w:ascii="Arial" w:hAnsi="Arial" w:cs="Arial"/>
-                <w:sz w:val="20"/>
-                <w:szCs w:val="20"/>
-              </w:rPr>
-            </w:pPr>
-          </w:p>
-        </w:tc>
-        <w:tc>
-          <w:tcPr>
-            <w:tcW w:w="2223" w:type="dxa"/>
+            <w:gridSpan w:val="3"/>
+            <w:noWrap/>
+            <w:vAlign w:val="bottom"/>
+          </w:tcPr>
+          <w:p>
+            <w:pPr>
+              <w:rPr>
+                <w:rFonts w:ascii="Arial" w:hAnsi="Arial" w:cs="Arial"/>
+                <w:sz w:val="20"/>
+                <w:szCs w:val="20"/>
+              </w:rPr>
+            </w:pPr>
+          </w:p>
+        </w:tc>
+        <w:tc>
+          <w:tcPr>
+            <w:tcW w:w="1891" w:type="dxa"/>
             <w:noWrap/>
             <w:vAlign w:val="bottom"/>
           </w:tcPr>
@@ -7974,6 +7880,3077 @@
               </w:rPr>
               <w:t>:</w:t>
             </w:r>
+          </w:p>
+        </w:tc>
+      </w:tr>
+      <w:tr>
+        <w:trPr>
+          <w:gridAfter w:val="1"/>
+          <w:wAfter w:w="309" w:type="dxa"/>
+          <w:trHeight w:val="255"/>
+        </w:trPr>
+        <w:tc>
+          <w:tcPr>
+            <w:tcW w:w="1095" w:type="dxa"/>
+            <w:noWrap/>
+            <w:vAlign w:val="bottom"/>
+          </w:tcPr>
+          <w:p>
+            <w:pPr>
+              <w:rPr>
+                <w:rFonts w:ascii="Arial" w:hAnsi="Arial" w:cs="Arial"/>
+                <w:sz w:val="20"/>
+                <w:szCs w:val="20"/>
+              </w:rPr>
+            </w:pPr>
+          </w:p>
+        </w:tc>
+        <w:tc>
+          <w:tcPr>
+            <w:tcW w:w="2035" w:type="dxa"/>
+            <w:noWrap/>
+            <w:vAlign w:val="bottom"/>
+          </w:tcPr>
+          <w:p>
+            <w:pPr>
+              <w:rPr>
+                <w:rFonts w:ascii="Arial" w:hAnsi="Arial" w:cs="Arial"/>
+                <w:sz w:val="20"/>
+                <w:szCs w:val="20"/>
+              </w:rPr>
+            </w:pPr>
+          </w:p>
+        </w:tc>
+        <w:tc>
+          <w:tcPr>
+            <w:tcW w:w="337" w:type="dxa"/>
+            <w:noWrap/>
+            <w:vAlign w:val="bottom"/>
+          </w:tcPr>
+          <w:p>
+            <w:pPr>
+              <w:rPr>
+                <w:rFonts w:ascii="Arial" w:hAnsi="Arial" w:cs="Arial"/>
+                <w:sz w:val="20"/>
+                <w:szCs w:val="20"/>
+              </w:rPr>
+            </w:pPr>
+          </w:p>
+        </w:tc>
+        <w:tc>
+          <w:tcPr>
+            <w:tcW w:w="1184" w:type="dxa"/>
+            <w:noWrap/>
+            <w:vAlign w:val="bottom"/>
+          </w:tcPr>
+          <w:p>
+            <w:pPr>
+              <w:rPr>
+                <w:rFonts w:ascii="Arial" w:hAnsi="Arial" w:cs="Arial"/>
+                <w:sz w:val="20"/>
+                <w:szCs w:val="20"/>
+              </w:rPr>
+            </w:pPr>
+          </w:p>
+        </w:tc>
+        <w:tc>
+          <w:tcPr>
+            <w:tcW w:w="878" w:type="dxa"/>
+            <w:gridSpan w:val="2"/>
+            <w:noWrap/>
+            <w:vAlign w:val="bottom"/>
+          </w:tcPr>
+          <w:p>
+            <w:pPr>
+              <w:rPr>
+                <w:rFonts w:ascii="Arial" w:hAnsi="Arial" w:cs="Arial"/>
+                <w:sz w:val="20"/>
+                <w:szCs w:val="20"/>
+              </w:rPr>
+            </w:pPr>
+          </w:p>
+        </w:tc>
+        <w:tc>
+          <w:tcPr>
+            <w:tcW w:w="1016" w:type="dxa"/>
+            <w:gridSpan w:val="3"/>
+            <w:noWrap/>
+            <w:vAlign w:val="bottom"/>
+          </w:tcPr>
+          <w:p>
+            <w:pPr>
+              <w:rPr>
+                <w:rFonts w:ascii="Arial" w:hAnsi="Arial" w:cs="Arial"/>
+                <w:sz w:val="20"/>
+                <w:szCs w:val="20"/>
+              </w:rPr>
+            </w:pPr>
+          </w:p>
+        </w:tc>
+        <w:tc>
+          <w:tcPr>
+            <w:tcW w:w="1891" w:type="dxa"/>
+            <w:noWrap/>
+            <w:vAlign w:val="bottom"/>
+          </w:tcPr>
+          <w:p>
+            <w:pPr>
+              <w:rPr>
+                <w:rFonts w:ascii="Arial" w:hAnsi="Arial" w:cs="Arial"/>
+                <w:sz w:val="20"/>
+                <w:szCs w:val="20"/>
+              </w:rPr>
+            </w:pPr>
+            <w:r>
+              <w:rPr>
+                <w:rFonts w:ascii="Arial" w:hAnsi="Arial" w:cs="Arial"/>
+                <w:sz w:val="20"/>
+                <w:szCs w:val="20"/>
+              </w:rPr>
+              <w:t>Tahun Anggaran</w:t>
+            </w:r>
+          </w:p>
+        </w:tc>
+        <w:tc>
+          <w:tcPr>
+            <w:tcW w:w="1839" w:type="dxa"/>
+            <w:gridSpan w:val="3"/>
+            <w:noWrap/>
+            <w:vAlign w:val="bottom"/>
+          </w:tcPr>
+          <w:p>
+            <w:pPr>
+              <w:rPr>
+                <w:rFonts w:ascii="Arial" w:hAnsi="Arial" w:cs="Arial"/>
+                <w:sz w:val="20"/>
+                <w:szCs w:val="20"/>
+              </w:rPr>
+            </w:pPr>
+            <w:r>
+              <w:rPr>
+                <w:rFonts w:ascii="Arial" w:hAnsi="Arial" w:cs="Arial"/>
+                <w:sz w:val="20"/>
+                <w:szCs w:val="20"/>
+              </w:rPr>
+              <w:t xml:space="preserve">: </w:t>
+            </w:r>
+          </w:p>
+        </w:tc>
+      </w:tr>
+      <w:tr>
+        <w:trPr>
+          <w:gridAfter w:val="1"/>
+          <w:wAfter w:w="309" w:type="dxa"/>
+          <w:trHeight w:val="255"/>
+        </w:trPr>
+        <w:tc>
+          <w:tcPr>
+            <w:tcW w:w="1095" w:type="dxa"/>
+            <w:noWrap/>
+            <w:vAlign w:val="bottom"/>
+          </w:tcPr>
+          <w:p>
+            <w:pPr>
+              <w:rPr>
+                <w:rFonts w:ascii="Arial" w:hAnsi="Arial" w:cs="Arial"/>
+                <w:sz w:val="20"/>
+                <w:szCs w:val="20"/>
+              </w:rPr>
+            </w:pPr>
+          </w:p>
+        </w:tc>
+        <w:tc>
+          <w:tcPr>
+            <w:tcW w:w="2035" w:type="dxa"/>
+            <w:noWrap/>
+            <w:vAlign w:val="bottom"/>
+          </w:tcPr>
+          <w:p>
+            <w:pPr>
+              <w:rPr>
+                <w:rFonts w:ascii="Arial" w:hAnsi="Arial" w:cs="Arial"/>
+                <w:sz w:val="20"/>
+                <w:szCs w:val="20"/>
+              </w:rPr>
+            </w:pPr>
+          </w:p>
+        </w:tc>
+        <w:tc>
+          <w:tcPr>
+            <w:tcW w:w="337" w:type="dxa"/>
+            <w:noWrap/>
+            <w:vAlign w:val="bottom"/>
+          </w:tcPr>
+          <w:p>
+            <w:pPr>
+              <w:rPr>
+                <w:rFonts w:ascii="Arial" w:hAnsi="Arial" w:cs="Arial"/>
+                <w:sz w:val="20"/>
+                <w:szCs w:val="20"/>
+              </w:rPr>
+            </w:pPr>
+          </w:p>
+        </w:tc>
+        <w:tc>
+          <w:tcPr>
+            <w:tcW w:w="1184" w:type="dxa"/>
+            <w:noWrap/>
+            <w:vAlign w:val="bottom"/>
+          </w:tcPr>
+          <w:p>
+            <w:pPr>
+              <w:rPr>
+                <w:rFonts w:ascii="Arial" w:hAnsi="Arial" w:cs="Arial"/>
+                <w:sz w:val="20"/>
+                <w:szCs w:val="20"/>
+              </w:rPr>
+            </w:pPr>
+          </w:p>
+        </w:tc>
+        <w:tc>
+          <w:tcPr>
+            <w:tcW w:w="878" w:type="dxa"/>
+            <w:gridSpan w:val="2"/>
+            <w:noWrap/>
+            <w:vAlign w:val="bottom"/>
+          </w:tcPr>
+          <w:p>
+            <w:pPr>
+              <w:rPr>
+                <w:rFonts w:ascii="Arial" w:hAnsi="Arial" w:cs="Arial"/>
+                <w:sz w:val="20"/>
+                <w:szCs w:val="20"/>
+              </w:rPr>
+            </w:pPr>
+          </w:p>
+        </w:tc>
+        <w:tc>
+          <w:tcPr>
+            <w:tcW w:w="1016" w:type="dxa"/>
+            <w:gridSpan w:val="3"/>
+            <w:noWrap/>
+            <w:vAlign w:val="bottom"/>
+          </w:tcPr>
+          <w:p>
+            <w:pPr>
+              <w:rPr>
+                <w:rFonts w:ascii="Arial" w:hAnsi="Arial" w:cs="Arial"/>
+                <w:sz w:val="20"/>
+                <w:szCs w:val="20"/>
+              </w:rPr>
+            </w:pPr>
+          </w:p>
+        </w:tc>
+        <w:tc>
+          <w:tcPr>
+            <w:tcW w:w="1891" w:type="dxa"/>
+            <w:noWrap/>
+            <w:vAlign w:val="bottom"/>
+          </w:tcPr>
+          <w:p>
+            <w:pPr>
+              <w:rPr>
+                <w:rFonts w:ascii="Arial" w:hAnsi="Arial" w:cs="Arial"/>
+                <w:sz w:val="20"/>
+                <w:szCs w:val="20"/>
+              </w:rPr>
+            </w:pPr>
+          </w:p>
+        </w:tc>
+        <w:tc>
+          <w:tcPr>
+            <w:tcW w:w="1839" w:type="dxa"/>
+            <w:gridSpan w:val="3"/>
+            <w:noWrap/>
+            <w:vAlign w:val="bottom"/>
+          </w:tcPr>
+          <w:p>
+            <w:pPr>
+              <w:rPr>
+                <w:rFonts w:ascii="Arial" w:hAnsi="Arial" w:cs="Arial"/>
+                <w:sz w:val="20"/>
+                <w:szCs w:val="20"/>
+              </w:rPr>
+            </w:pPr>
+          </w:p>
+          <w:p>
+            <w:pPr>
+              <w:rPr>
+                <w:rFonts w:ascii="Arial" w:hAnsi="Arial" w:cs="Arial"/>
+                <w:sz w:val="20"/>
+                <w:szCs w:val="20"/>
+              </w:rPr>
+            </w:pPr>
+          </w:p>
+        </w:tc>
+      </w:tr>
+      <w:tr>
+        <w:trPr>
+          <w:gridAfter w:val="1"/>
+          <w:wAfter w:w="309" w:type="dxa"/>
+          <w:trHeight w:val="540"/>
+        </w:trPr>
+        <w:tc>
+          <w:tcPr>
+            <w:tcW w:w="10275" w:type="dxa"/>
+            <w:gridSpan w:val="13"/>
+            <w:noWrap/>
+            <w:vAlign w:val="bottom"/>
+          </w:tcPr>
+          <w:p>
+            <w:pPr>
+              <w:jc w:val="center"/>
+              <w:rPr>
+                <w:rFonts w:ascii="Arial" w:hAnsi="Arial" w:cs="Arial"/>
+                <w:b/>
+                <w:bCs/>
+                <w:i/>
+                <w:sz w:val="42"/>
+                <w:szCs w:val="44"/>
+              </w:rPr>
+            </w:pPr>
+            <w:r>
+              <w:rPr>
+                <w:rFonts w:ascii="Arial" w:hAnsi="Arial" w:cs="Arial"/>
+                <w:b/>
+                <w:bCs/>
+                <w:i/>
+                <w:sz w:val="44"/>
+                <w:szCs w:val="44"/>
+              </w:rPr>
+              <w:t>K U I T A N S I</w:t>
+            </w:r>
+          </w:p>
+        </w:tc>
+      </w:tr>
+      <w:tr>
+        <w:trPr>
+          <w:gridAfter w:val="1"/>
+          <w:wAfter w:w="309" w:type="dxa"/>
+        </w:trPr>
+        <w:tc>
+          <w:tcPr>
+            <w:tcW w:w="1095" w:type="dxa"/>
+            <w:noWrap/>
+            <w:vAlign w:val="center"/>
+          </w:tcPr>
+          <w:p>
+            <w:pPr>
+              <w:jc w:val="center"/>
+              <w:rPr>
+                <w:rFonts w:ascii="Arial" w:hAnsi="Arial" w:cs="Arial"/>
+                <w:sz w:val="2"/>
+                <w:szCs w:val="2"/>
+                <w:u w:val="single"/>
+              </w:rPr>
+            </w:pPr>
+          </w:p>
+        </w:tc>
+        <w:tc>
+          <w:tcPr>
+            <w:tcW w:w="2035" w:type="dxa"/>
+            <w:noWrap/>
+            <w:vAlign w:val="center"/>
+          </w:tcPr>
+          <w:p>
+            <w:pPr>
+              <w:jc w:val="center"/>
+              <w:rPr>
+                <w:rFonts w:ascii="Arial" w:hAnsi="Arial" w:cs="Arial"/>
+                <w:sz w:val="2"/>
+                <w:szCs w:val="2"/>
+                <w:u w:val="single"/>
+              </w:rPr>
+            </w:pPr>
+          </w:p>
+        </w:tc>
+        <w:tc>
+          <w:tcPr>
+            <w:tcW w:w="337" w:type="dxa"/>
+            <w:noWrap/>
+            <w:vAlign w:val="center"/>
+          </w:tcPr>
+          <w:p>
+            <w:pPr>
+              <w:jc w:val="center"/>
+              <w:rPr>
+                <w:rFonts w:ascii="Arial" w:hAnsi="Arial" w:cs="Arial"/>
+                <w:sz w:val="2"/>
+                <w:szCs w:val="2"/>
+                <w:u w:val="single"/>
+              </w:rPr>
+            </w:pPr>
+          </w:p>
+        </w:tc>
+        <w:tc>
+          <w:tcPr>
+            <w:tcW w:w="1184" w:type="dxa"/>
+            <w:noWrap/>
+            <w:vAlign w:val="center"/>
+          </w:tcPr>
+          <w:p>
+            <w:pPr>
+              <w:jc w:val="center"/>
+              <w:rPr>
+                <w:rFonts w:ascii="Arial" w:hAnsi="Arial" w:cs="Arial"/>
+                <w:sz w:val="2"/>
+                <w:szCs w:val="2"/>
+                <w:u w:val="single"/>
+              </w:rPr>
+            </w:pPr>
+          </w:p>
+        </w:tc>
+        <w:tc>
+          <w:tcPr>
+            <w:tcW w:w="878" w:type="dxa"/>
+            <w:gridSpan w:val="2"/>
+            <w:noWrap/>
+            <w:vAlign w:val="center"/>
+          </w:tcPr>
+          <w:p>
+            <w:pPr>
+              <w:jc w:val="center"/>
+              <w:rPr>
+                <w:rFonts w:ascii="Arial" w:hAnsi="Arial" w:cs="Arial"/>
+                <w:sz w:val="2"/>
+                <w:szCs w:val="2"/>
+                <w:u w:val="single"/>
+              </w:rPr>
+            </w:pPr>
+          </w:p>
+        </w:tc>
+        <w:tc>
+          <w:tcPr>
+            <w:tcW w:w="1016" w:type="dxa"/>
+            <w:gridSpan w:val="3"/>
+            <w:noWrap/>
+            <w:vAlign w:val="center"/>
+          </w:tcPr>
+          <w:p>
+            <w:pPr>
+              <w:jc w:val="center"/>
+              <w:rPr>
+                <w:rFonts w:ascii="Arial" w:hAnsi="Arial" w:cs="Arial"/>
+                <w:sz w:val="2"/>
+                <w:szCs w:val="2"/>
+                <w:u w:val="single"/>
+              </w:rPr>
+            </w:pPr>
+          </w:p>
+        </w:tc>
+        <w:tc>
+          <w:tcPr>
+            <w:tcW w:w="1891" w:type="dxa"/>
+            <w:noWrap/>
+            <w:vAlign w:val="center"/>
+          </w:tcPr>
+          <w:p>
+            <w:pPr>
+              <w:jc w:val="center"/>
+              <w:rPr>
+                <w:rFonts w:ascii="Arial" w:hAnsi="Arial" w:cs="Arial"/>
+                <w:sz w:val="2"/>
+                <w:szCs w:val="2"/>
+                <w:u w:val="single"/>
+              </w:rPr>
+            </w:pPr>
+          </w:p>
+        </w:tc>
+        <w:tc>
+          <w:tcPr>
+            <w:tcW w:w="1839" w:type="dxa"/>
+            <w:gridSpan w:val="3"/>
+            <w:noWrap/>
+            <w:vAlign w:val="center"/>
+          </w:tcPr>
+          <w:p>
+            <w:pPr>
+              <w:jc w:val="center"/>
+              <w:rPr>
+                <w:rFonts w:ascii="Arial" w:hAnsi="Arial" w:cs="Arial"/>
+                <w:sz w:val="2"/>
+                <w:szCs w:val="2"/>
+                <w:u w:val="single"/>
+              </w:rPr>
+            </w:pPr>
+          </w:p>
+        </w:tc>
+      </w:tr>
+      <w:tr>
+        <w:trPr>
+          <w:gridAfter w:val="1"/>
+          <w:wAfter w:w="309" w:type="dxa"/>
+          <w:trHeight w:val="120"/>
+        </w:trPr>
+        <w:tc>
+          <w:tcPr>
+            <w:tcW w:w="1095" w:type="dxa"/>
+            <w:noWrap/>
+            <w:vAlign w:val="bottom"/>
+          </w:tcPr>
+          <w:p>
+            <w:pPr>
+              <w:jc w:val="center"/>
+              <w:rPr>
+                <w:rFonts w:ascii="Arial" w:hAnsi="Arial" w:cs="Arial"/>
+                <w:sz w:val="16"/>
+                <w:szCs w:val="16"/>
+                <w:u w:val="single"/>
+              </w:rPr>
+            </w:pPr>
+          </w:p>
+        </w:tc>
+        <w:tc>
+          <w:tcPr>
+            <w:tcW w:w="2035" w:type="dxa"/>
+            <w:noWrap/>
+            <w:vAlign w:val="bottom"/>
+          </w:tcPr>
+          <w:p>
+            <w:pPr>
+              <w:jc w:val="center"/>
+              <w:rPr>
+                <w:rFonts w:ascii="Arial" w:hAnsi="Arial" w:cs="Arial"/>
+                <w:sz w:val="16"/>
+                <w:szCs w:val="16"/>
+                <w:u w:val="single"/>
+              </w:rPr>
+            </w:pPr>
+          </w:p>
+        </w:tc>
+        <w:tc>
+          <w:tcPr>
+            <w:tcW w:w="337" w:type="dxa"/>
+            <w:noWrap/>
+            <w:vAlign w:val="bottom"/>
+          </w:tcPr>
+          <w:p>
+            <w:pPr>
+              <w:jc w:val="center"/>
+              <w:rPr>
+                <w:rFonts w:ascii="Arial" w:hAnsi="Arial" w:cs="Arial"/>
+                <w:sz w:val="16"/>
+                <w:szCs w:val="16"/>
+                <w:u w:val="single"/>
+              </w:rPr>
+            </w:pPr>
+          </w:p>
+        </w:tc>
+        <w:tc>
+          <w:tcPr>
+            <w:tcW w:w="1184" w:type="dxa"/>
+            <w:noWrap/>
+            <w:vAlign w:val="bottom"/>
+          </w:tcPr>
+          <w:p>
+            <w:pPr>
+              <w:jc w:val="center"/>
+              <w:rPr>
+                <w:rFonts w:ascii="Arial" w:hAnsi="Arial" w:cs="Arial"/>
+                <w:sz w:val="16"/>
+                <w:szCs w:val="16"/>
+                <w:u w:val="single"/>
+              </w:rPr>
+            </w:pPr>
+          </w:p>
+        </w:tc>
+        <w:tc>
+          <w:tcPr>
+            <w:tcW w:w="878" w:type="dxa"/>
+            <w:gridSpan w:val="2"/>
+            <w:noWrap/>
+            <w:vAlign w:val="bottom"/>
+          </w:tcPr>
+          <w:p>
+            <w:pPr>
+              <w:jc w:val="center"/>
+              <w:rPr>
+                <w:rFonts w:ascii="Arial" w:hAnsi="Arial" w:cs="Arial"/>
+                <w:sz w:val="16"/>
+                <w:szCs w:val="16"/>
+                <w:u w:val="single"/>
+              </w:rPr>
+            </w:pPr>
+          </w:p>
+        </w:tc>
+        <w:tc>
+          <w:tcPr>
+            <w:tcW w:w="1016" w:type="dxa"/>
+            <w:gridSpan w:val="3"/>
+            <w:noWrap/>
+            <w:vAlign w:val="bottom"/>
+          </w:tcPr>
+          <w:p>
+            <w:pPr>
+              <w:jc w:val="center"/>
+              <w:rPr>
+                <w:rFonts w:ascii="Arial" w:hAnsi="Arial" w:cs="Arial"/>
+                <w:sz w:val="16"/>
+                <w:szCs w:val="16"/>
+                <w:u w:val="single"/>
+              </w:rPr>
+            </w:pPr>
+          </w:p>
+        </w:tc>
+        <w:tc>
+          <w:tcPr>
+            <w:tcW w:w="1891" w:type="dxa"/>
+            <w:noWrap/>
+            <w:vAlign w:val="bottom"/>
+          </w:tcPr>
+          <w:p>
+            <w:pPr>
+              <w:jc w:val="center"/>
+              <w:rPr>
+                <w:rFonts w:ascii="Arial" w:hAnsi="Arial" w:cs="Arial"/>
+                <w:sz w:val="16"/>
+                <w:szCs w:val="16"/>
+                <w:u w:val="single"/>
+              </w:rPr>
+            </w:pPr>
+          </w:p>
+        </w:tc>
+        <w:tc>
+          <w:tcPr>
+            <w:tcW w:w="1839" w:type="dxa"/>
+            <w:gridSpan w:val="3"/>
+            <w:noWrap/>
+            <w:vAlign w:val="bottom"/>
+          </w:tcPr>
+          <w:p>
+            <w:pPr>
+              <w:jc w:val="center"/>
+              <w:rPr>
+                <w:rFonts w:ascii="Arial" w:hAnsi="Arial" w:cs="Arial"/>
+                <w:sz w:val="16"/>
+                <w:szCs w:val="16"/>
+                <w:u w:val="single"/>
+              </w:rPr>
+            </w:pPr>
+          </w:p>
+        </w:tc>
+      </w:tr>
+      <w:tr>
+        <w:trPr>
+          <w:gridAfter w:val="1"/>
+          <w:wAfter w:w="309" w:type="dxa"/>
+          <w:trHeight w:val="255"/>
+        </w:trPr>
+        <w:tc>
+          <w:tcPr>
+            <w:tcW w:w="3130" w:type="dxa"/>
+            <w:gridSpan w:val="2"/>
+            <w:noWrap/>
+            <w:vAlign w:val="center"/>
+          </w:tcPr>
+          <w:p>
+            <w:pPr>
+              <w:rPr>
+                <w:rFonts w:ascii="Arial" w:hAnsi="Arial" w:cs="Arial"/>
+                <w:sz w:val="20"/>
+                <w:szCs w:val="20"/>
+              </w:rPr>
+            </w:pPr>
+            <w:r>
+              <w:rPr>
+                <w:rFonts w:ascii="Arial" w:hAnsi="Arial" w:cs="Arial"/>
+                <w:sz w:val="20"/>
+                <w:szCs w:val="20"/>
+              </w:rPr>
+              <w:t>Sudah</w:t>
+            </w:r>
+            <w:r>
+              <w:rPr>
+                <w:rFonts w:ascii="Arial" w:hAnsi="Arial" w:cs="Arial"/>
+                <w:sz w:val="20"/>
+                <w:szCs w:val="20"/>
+              </w:rPr>
+              <w:t xml:space="preserve"> </w:t>
+            </w:r>
+            <w:r>
+              <w:rPr>
+                <w:rFonts w:ascii="Arial" w:hAnsi="Arial" w:cs="Arial"/>
+                <w:sz w:val="20"/>
+                <w:szCs w:val="20"/>
+              </w:rPr>
+              <w:t>terima</w:t>
+            </w:r>
+            <w:r>
+              <w:rPr>
+                <w:rFonts w:ascii="Arial" w:hAnsi="Arial" w:cs="Arial"/>
+                <w:sz w:val="20"/>
+                <w:szCs w:val="20"/>
+              </w:rPr>
+              <w:t xml:space="preserve"> </w:t>
+            </w:r>
+            <w:r>
+              <w:rPr>
+                <w:rFonts w:ascii="Arial" w:hAnsi="Arial" w:cs="Arial"/>
+                <w:sz w:val="20"/>
+                <w:szCs w:val="20"/>
+              </w:rPr>
+              <w:t>dari</w:t>
+            </w:r>
+          </w:p>
+        </w:tc>
+        <w:tc>
+          <w:tcPr>
+            <w:tcW w:w="337" w:type="dxa"/>
+            <w:noWrap/>
+            <w:vAlign w:val="center"/>
+          </w:tcPr>
+          <w:p>
+            <w:pPr>
+              <w:rPr>
+                <w:rFonts w:ascii="Arial" w:hAnsi="Arial" w:cs="Arial"/>
+                <w:sz w:val="20"/>
+                <w:szCs w:val="20"/>
+              </w:rPr>
+            </w:pPr>
+            <w:r>
+              <w:rPr>
+                <w:rFonts w:ascii="Arial" w:hAnsi="Arial" w:cs="Arial"/>
+                <w:sz w:val="20"/>
+                <w:szCs w:val="20"/>
+              </w:rPr>
+              <w:t xml:space="preserve">: </w:t>
+            </w:r>
+          </w:p>
+        </w:tc>
+        <w:tc>
+          <w:tcPr>
+            <w:tcW w:w="6808" w:type="dxa"/>
+            <w:gridSpan w:val="10"/>
+            <w:noWrap/>
+            <w:vAlign w:val="center"/>
+          </w:tcPr>
+          <w:p>
+            <w:pPr>
+              <w:rPr>
+                <w:rFonts w:ascii="Arial" w:hAnsi="Arial" w:cs="Arial"/>
+                <w:sz w:val="20"/>
+                <w:szCs w:val="20"/>
+                <w:lang w:val="sv-SE"/>
+              </w:rPr>
+            </w:pPr>
+            <w:r>
+              <w:rPr>
+                <w:rFonts w:ascii="Arial" w:hAnsi="Arial" w:cs="Arial"/>
+                <w:sz w:val="20"/>
+                <w:szCs w:val="20"/>
+                <w:lang w:val="sv-SE"/>
+              </w:rPr>
+              <w:t xml:space="preserve">Kuasa Pengguna Anggaran Kantor Wilayah Kementerian </w:t>
+            </w:r>
+            <w:r>
+              <w:rPr>
+                <w:rFonts w:ascii="Arial" w:hAnsi="Arial" w:cs="Arial"/>
+                <w:sz w:val="20"/>
+                <w:szCs w:val="20"/>
+                <w:lang w:val="sv-SE"/>
+              </w:rPr>
+              <w:t>Haji dan Umrah</w:t>
+            </w:r>
+          </w:p>
+        </w:tc>
+      </w:tr>
+      <w:tr>
+        <w:trPr>
+          <w:gridAfter w:val="1"/>
+          <w:wAfter w:w="309" w:type="dxa"/>
+          <w:trHeight w:val="255"/>
+        </w:trPr>
+        <w:tc>
+          <w:tcPr>
+            <w:tcW w:w="1095" w:type="dxa"/>
+            <w:noWrap/>
+            <w:vAlign w:val="center"/>
+          </w:tcPr>
+          <w:p>
+            <w:pPr>
+              <w:rPr>
+                <w:rFonts w:ascii="Arial" w:hAnsi="Arial" w:cs="Arial"/>
+                <w:sz w:val="20"/>
+                <w:szCs w:val="20"/>
+                <w:lang w:val="sv-SE"/>
+              </w:rPr>
+            </w:pPr>
+          </w:p>
+        </w:tc>
+        <w:tc>
+          <w:tcPr>
+            <w:tcW w:w="2035" w:type="dxa"/>
+            <w:noWrap/>
+            <w:vAlign w:val="center"/>
+          </w:tcPr>
+          <w:p>
+            <w:pPr>
+              <w:rPr>
+                <w:rFonts w:ascii="Arial" w:hAnsi="Arial" w:cs="Arial"/>
+                <w:sz w:val="20"/>
+                <w:szCs w:val="20"/>
+                <w:lang w:val="sv-SE"/>
+              </w:rPr>
+            </w:pPr>
+          </w:p>
+        </w:tc>
+        <w:tc>
+          <w:tcPr>
+            <w:tcW w:w="337" w:type="dxa"/>
+            <w:noWrap/>
+            <w:vAlign w:val="center"/>
+          </w:tcPr>
+          <w:p>
+            <w:pPr>
+              <w:rPr>
+                <w:rFonts w:ascii="Arial" w:hAnsi="Arial" w:cs="Arial"/>
+                <w:sz w:val="20"/>
+                <w:szCs w:val="20"/>
+                <w:lang w:val="sv-SE"/>
+              </w:rPr>
+            </w:pPr>
+          </w:p>
+        </w:tc>
+        <w:tc>
+          <w:tcPr>
+            <w:tcW w:w="6808" w:type="dxa"/>
+            <w:gridSpan w:val="10"/>
+            <w:noWrap/>
+            <w:vAlign w:val="center"/>
+          </w:tcPr>
+          <w:p>
+            <w:pPr>
+              <w:rPr>
+                <w:rFonts w:ascii="Arial" w:hAnsi="Arial" w:cs="Arial"/>
+                <w:sz w:val="20"/>
+                <w:szCs w:val="20"/>
+              </w:rPr>
+            </w:pPr>
+            <w:r>
+              <w:rPr>
+                <w:rFonts w:ascii="Arial" w:hAnsi="Arial" w:cs="Arial"/>
+                <w:sz w:val="20"/>
+                <w:szCs w:val="20"/>
+              </w:rPr>
+              <w:t>Provinsi Jawa Barat</w:t>
+            </w:r>
+          </w:p>
+        </w:tc>
+      </w:tr>
+      <w:tr>
+        <w:trPr>
+          <w:gridAfter w:val="1"/>
+          <w:wAfter w:w="309" w:type="dxa"/>
+          <w:trHeight w:val="255"/>
+        </w:trPr>
+        <w:tc>
+          <w:tcPr>
+            <w:tcW w:w="3130" w:type="dxa"/>
+            <w:gridSpan w:val="2"/>
+            <w:noWrap/>
+            <w:vAlign w:val="center"/>
+          </w:tcPr>
+          <w:p>
+            <w:pPr>
+              <w:rPr>
+                <w:rFonts w:ascii="Arial" w:hAnsi="Arial" w:cs="Arial"/>
+                <w:sz w:val="20"/>
+                <w:szCs w:val="20"/>
+              </w:rPr>
+            </w:pPr>
+            <w:r>
+              <w:rPr>
+                <w:rFonts w:ascii="Arial" w:hAnsi="Arial" w:cs="Arial"/>
+                <w:sz w:val="20"/>
+                <w:szCs w:val="20"/>
+              </w:rPr>
+              <w:t>Uang sebesar</w:t>
+            </w:r>
+          </w:p>
+        </w:tc>
+        <w:tc>
+          <w:tcPr>
+            <w:tcW w:w="337" w:type="dxa"/>
+            <w:noWrap/>
+            <w:vAlign w:val="center"/>
+          </w:tcPr>
+          <w:p>
+            <w:pPr>
+              <w:rPr>
+                <w:rFonts w:ascii="Arial" w:hAnsi="Arial" w:cs="Arial"/>
+                <w:sz w:val="20"/>
+                <w:szCs w:val="20"/>
+              </w:rPr>
+            </w:pPr>
+            <w:r>
+              <w:rPr>
+                <w:rFonts w:ascii="Arial" w:hAnsi="Arial" w:cs="Arial"/>
+                <w:sz w:val="20"/>
+                <w:szCs w:val="20"/>
+              </w:rPr>
+              <w:t>:</w:t>
+            </w:r>
+          </w:p>
+        </w:tc>
+        <w:tc>
+          <w:tcPr>
+            <w:tcW w:w="4969" w:type="dxa"/>
+            <w:gridSpan w:val="7"/>
+            <w:noWrap/>
+            <w:vAlign w:val="center"/>
+          </w:tcPr>
+          <w:p>
+            <w:pPr>
+              <w:rPr>
+                <w:rFonts w:ascii="Arial" w:hAnsi="Arial" w:cs="Arial"/>
+                <w:sz w:val="20"/>
+                <w:szCs w:val="20"/>
+              </w:rPr>
+            </w:pPr>
+            <w:r>
+              <w:rPr>
+                <w:rFonts w:ascii="Arial" w:hAnsi="Arial" w:cs="Arial"/>
+                <w:sz w:val="20"/>
+                <w:szCs w:val="20"/>
+              </w:rPr>
+              <w:fldChar w:fldCharType="begin"/>
+            </w:r>
+            <w:r>
+              <w:rPr>
+                <w:rFonts w:ascii="Arial" w:hAnsi="Arial" w:cs="Arial"/>
+                <w:sz w:val="20"/>
+                <w:szCs w:val="20"/>
+              </w:rPr>
+              <w:instrText xml:space="preserve"> MERGEFIELD jmlbeaperjalanan </w:instrText>
+            </w:r>
+            <w:r>
+              <w:rPr>
+                <w:rFonts w:ascii="Arial" w:hAnsi="Arial" w:cs="Arial"/>
+                <w:sz w:val="20"/>
+                <w:szCs w:val="20"/>
+              </w:rPr>
+              <w:fldChar w:fldCharType="separate"/>
+            </w:r>
+            <w:r>
+              <w:rPr>
+                <w:rFonts w:ascii="Arial" w:hAnsi="Arial" w:cs="Arial"/>
+                <w:noProof/>
+                <w:sz w:val="20"/>
+                <w:szCs w:val="20"/>
+              </w:rPr>
+              <w:t>{jumlahTotal}</w:t>
+            </w:r>
+            <w:r>
+              <w:rPr>
+                <w:rFonts w:ascii="Arial" w:hAnsi="Arial" w:cs="Arial"/>
+                <w:noProof/>
+                <w:sz w:val="20"/>
+                <w:szCs w:val="20"/>
+              </w:rPr>
+              <w:t>,-</w:t>
+            </w:r>
+            <w:r>
+              <w:rPr>
+                <w:rFonts w:ascii="Arial" w:hAnsi="Arial" w:cs="Arial"/>
+                <w:sz w:val="20"/>
+                <w:szCs w:val="20"/>
+              </w:rPr>
+              <w:fldChar w:fldCharType="end"/>
+            </w:r>
+            <w:r>
+              <w:rPr>
+                <w:rFonts w:ascii="Arial" w:hAnsi="Arial" w:cs="Arial"/>
+                <w:sz w:val="20"/>
+                <w:szCs w:val="20"/>
+              </w:rPr>
+              <w:t xml:space="preserve">       </w:t>
+            </w:r>
+            <w:r>
+              <w:rPr>
+                <w:rFonts w:ascii="Arial" w:hAnsi="Arial" w:cs="Arial"/>
+                <w:color w:val="FFFFFF" w:themeColor="background1"/>
+                <w:sz w:val="20"/>
+                <w:szCs w:val="20"/>
+              </w:rPr>
+              <w:t>+      $2.361</w:t>
+            </w:r>
+          </w:p>
+        </w:tc>
+        <w:tc>
+          <w:tcPr>
+            <w:tcW w:w="1839" w:type="dxa"/>
+            <w:gridSpan w:val="3"/>
+            <w:noWrap/>
+            <w:vAlign w:val="center"/>
+          </w:tcPr>
+          <w:p>
+            <w:pPr>
+              <w:rPr>
+                <w:rFonts w:ascii="Arial" w:hAnsi="Arial" w:cs="Arial"/>
+                <w:sz w:val="20"/>
+                <w:szCs w:val="20"/>
+              </w:rPr>
+            </w:pPr>
+          </w:p>
+        </w:tc>
+      </w:tr>
+      <w:tr>
+        <w:trPr>
+          <w:gridAfter w:val="1"/>
+          <w:wAfter w:w="309" w:type="dxa"/>
+          <w:trHeight w:val="255"/>
+        </w:trPr>
+        <w:tc>
+          <w:tcPr>
+            <w:tcW w:w="3130" w:type="dxa"/>
+            <w:gridSpan w:val="2"/>
+            <w:noWrap/>
+            <w:vAlign w:val="center"/>
+          </w:tcPr>
+          <w:p>
+            <w:pPr>
+              <w:rPr>
+                <w:rFonts w:ascii="Arial" w:hAnsi="Arial" w:cs="Arial"/>
+                <w:sz w:val="20"/>
+                <w:szCs w:val="20"/>
+              </w:rPr>
+            </w:pPr>
+            <w:r>
+              <w:rPr>
+                <w:rFonts w:ascii="Arial" w:hAnsi="Arial" w:cs="Arial"/>
+                <w:sz w:val="20"/>
+                <w:szCs w:val="20"/>
+              </w:rPr>
+              <w:t>Untuk pembayaran</w:t>
+            </w:r>
+          </w:p>
+        </w:tc>
+        <w:tc>
+          <w:tcPr>
+            <w:tcW w:w="337" w:type="dxa"/>
+            <w:noWrap/>
+            <w:vAlign w:val="center"/>
+          </w:tcPr>
+          <w:p>
+            <w:pPr>
+              <w:rPr>
+                <w:rFonts w:ascii="Arial" w:hAnsi="Arial" w:cs="Arial"/>
+                <w:sz w:val="20"/>
+                <w:szCs w:val="20"/>
+              </w:rPr>
+            </w:pPr>
+            <w:r>
+              <w:rPr>
+                <w:rFonts w:ascii="Arial" w:hAnsi="Arial" w:cs="Arial"/>
+                <w:sz w:val="20"/>
+                <w:szCs w:val="20"/>
+              </w:rPr>
+              <w:t xml:space="preserve">: </w:t>
+            </w:r>
+          </w:p>
+        </w:tc>
+        <w:tc>
+          <w:tcPr>
+            <w:tcW w:w="3078" w:type="dxa"/>
+            <w:gridSpan w:val="6"/>
+            <w:noWrap/>
+            <w:vAlign w:val="center"/>
+          </w:tcPr>
+          <w:p>
+            <w:pPr>
+              <w:rPr>
+                <w:rFonts w:ascii="Arial" w:hAnsi="Arial" w:cs="Arial"/>
+                <w:sz w:val="20"/>
+                <w:szCs w:val="20"/>
+              </w:rPr>
+            </w:pPr>
+            <w:r>
+              <w:rPr>
+                <w:rFonts w:ascii="Arial" w:hAnsi="Arial" w:cs="Arial"/>
+                <w:sz w:val="20"/>
+                <w:szCs w:val="20"/>
+              </w:rPr>
+              <w:t>Perjalanan Dinas</w:t>
+            </w:r>
+          </w:p>
+        </w:tc>
+        <w:tc>
+          <w:tcPr>
+            <w:tcW w:w="1891" w:type="dxa"/>
+            <w:noWrap/>
+            <w:vAlign w:val="bottom"/>
+          </w:tcPr>
+          <w:p>
+            <w:pPr>
+              <w:rPr>
+                <w:rFonts w:ascii="Arial" w:hAnsi="Arial" w:cs="Arial"/>
+                <w:sz w:val="20"/>
+                <w:szCs w:val="20"/>
+              </w:rPr>
+            </w:pPr>
+          </w:p>
+        </w:tc>
+        <w:tc>
+          <w:tcPr>
+            <w:tcW w:w="1839" w:type="dxa"/>
+            <w:gridSpan w:val="3"/>
+            <w:noWrap/>
+            <w:vAlign w:val="center"/>
+          </w:tcPr>
+          <w:p>
+            <w:pPr>
+              <w:rPr>
+                <w:rFonts w:ascii="Arial" w:hAnsi="Arial" w:cs="Arial"/>
+                <w:sz w:val="20"/>
+                <w:szCs w:val="20"/>
+              </w:rPr>
+            </w:pPr>
+          </w:p>
+        </w:tc>
+      </w:tr>
+      <w:tr>
+        <w:trPr>
+          <w:gridAfter w:val="1"/>
+          <w:wAfter w:w="309" w:type="dxa"/>
+          <w:trHeight w:val="255"/>
+        </w:trPr>
+        <w:tc>
+          <w:tcPr>
+            <w:tcW w:w="3130" w:type="dxa"/>
+            <w:gridSpan w:val="2"/>
+            <w:noWrap/>
+            <w:vAlign w:val="center"/>
+          </w:tcPr>
+          <w:p>
+            <w:pPr>
+              <w:rPr>
+                <w:rFonts w:ascii="Arial" w:hAnsi="Arial" w:cs="Arial"/>
+                <w:sz w:val="20"/>
+                <w:szCs w:val="20"/>
+              </w:rPr>
+            </w:pPr>
+            <w:r>
+              <w:rPr>
+                <w:rFonts w:ascii="Arial" w:hAnsi="Arial" w:cs="Arial"/>
+                <w:sz w:val="20"/>
+                <w:szCs w:val="20"/>
+              </w:rPr>
+              <w:t>Berdasarkan SPD</w:t>
+            </w:r>
+          </w:p>
+        </w:tc>
+        <w:tc>
+          <w:tcPr>
+            <w:tcW w:w="337" w:type="dxa"/>
+            <w:noWrap/>
+            <w:vAlign w:val="center"/>
+          </w:tcPr>
+          <w:p>
+            <w:pPr>
+              <w:rPr>
+                <w:rFonts w:ascii="Arial" w:hAnsi="Arial" w:cs="Arial"/>
+                <w:sz w:val="20"/>
+                <w:szCs w:val="20"/>
+              </w:rPr>
+            </w:pPr>
+            <w:r>
+              <w:rPr>
+                <w:rFonts w:ascii="Arial" w:hAnsi="Arial" w:cs="Arial"/>
+                <w:sz w:val="20"/>
+                <w:szCs w:val="20"/>
+              </w:rPr>
+              <w:t xml:space="preserve">: </w:t>
+            </w:r>
+          </w:p>
+        </w:tc>
+        <w:tc>
+          <w:tcPr>
+            <w:tcW w:w="6808" w:type="dxa"/>
+            <w:gridSpan w:val="10"/>
+            <w:noWrap/>
+            <w:vAlign w:val="center"/>
+          </w:tcPr>
+          <w:p>
+            <w:pPr>
+              <w:rPr>
+                <w:rFonts w:ascii="Arial" w:hAnsi="Arial" w:cs="Arial"/>
+                <w:sz w:val="20"/>
+                <w:szCs w:val="20"/>
+                <w:lang w:val="sv-SE"/>
+              </w:rPr>
+            </w:pPr>
+            <w:r>
+              <w:rPr>
+                <w:rFonts w:ascii="Arial" w:hAnsi="Arial" w:cs="Arial"/>
+                <w:sz w:val="20"/>
+                <w:szCs w:val="20"/>
+                <w:lang w:val="sv-SE"/>
+              </w:rPr>
+              <w:t xml:space="preserve">Pejabat Pembuat Komitmen Unit </w:t>
+            </w:r>
+            <w:r>
+              <w:rPr>
+                <w:rFonts w:ascii="Arial" w:hAnsi="Arial" w:cs="Arial"/>
+                <w:sz w:val="20"/>
+                <w:szCs w:val="20"/>
+                <w:lang w:val="sv-SE"/>
+              </w:rPr>
+              <w:t>Unit Orga</w:t>
+            </w:r>
+            <w:r>
+              <w:rPr>
+                <w:rFonts w:ascii="Arial" w:hAnsi="Arial" w:cs="Arial"/>
+                <w:sz w:val="20"/>
+                <w:szCs w:val="20"/>
+                <w:lang w:val="sv-SE"/>
+              </w:rPr>
+              <w:t>n</w:t>
+            </w:r>
+            <w:r>
+              <w:rPr>
+                <w:rFonts w:ascii="Arial" w:hAnsi="Arial" w:cs="Arial"/>
+                <w:sz w:val="20"/>
+                <w:szCs w:val="20"/>
+                <w:lang w:val="sv-SE"/>
+              </w:rPr>
+              <w:t xml:space="preserve">isasi </w:t>
+            </w:r>
+            <w:r>
+              <w:rPr>
+                <w:rFonts w:ascii="Arial" w:hAnsi="Arial" w:cs="Arial"/>
+                <w:sz w:val="20"/>
+                <w:szCs w:val="20"/>
+                <w:lang w:val="sv-SE"/>
+              </w:rPr>
+              <w:t>Kantor Wilayah Kementerian Haji dan Umrah Provinsi Jawa Barat</w:t>
+            </w:r>
+          </w:p>
+        </w:tc>
+      </w:tr>
+      <w:tr>
+        <w:trPr>
+          <w:gridAfter w:val="1"/>
+          <w:wAfter w:w="309" w:type="dxa"/>
+          <w:trHeight w:val="255"/>
+        </w:trPr>
+        <w:tc>
+          <w:tcPr>
+            <w:tcW w:w="1095" w:type="dxa"/>
+            <w:noWrap/>
+            <w:vAlign w:val="center"/>
+          </w:tcPr>
+          <w:p>
+            <w:pPr>
+              <w:rPr>
+                <w:rFonts w:ascii="Arial" w:hAnsi="Arial" w:cs="Arial"/>
+                <w:sz w:val="20"/>
+                <w:szCs w:val="20"/>
+              </w:rPr>
+            </w:pPr>
+            <w:r>
+              <w:rPr>
+                <w:rFonts w:ascii="Arial" w:hAnsi="Arial" w:cs="Arial"/>
+                <w:sz w:val="20"/>
+                <w:szCs w:val="20"/>
+              </w:rPr>
+              <w:t>Nomor</w:t>
+            </w:r>
+          </w:p>
+        </w:tc>
+        <w:tc>
+          <w:tcPr>
+            <w:tcW w:w="2035" w:type="dxa"/>
+            <w:noWrap/>
+            <w:vAlign w:val="center"/>
+          </w:tcPr>
+          <w:p>
+            <w:pPr>
+              <w:rPr>
+                <w:rFonts w:ascii="Arial" w:hAnsi="Arial" w:cs="Arial"/>
+                <w:sz w:val="20"/>
+                <w:szCs w:val="20"/>
+              </w:rPr>
+            </w:pPr>
+          </w:p>
+        </w:tc>
+        <w:tc>
+          <w:tcPr>
+            <w:tcW w:w="337" w:type="dxa"/>
+            <w:noWrap/>
+            <w:vAlign w:val="center"/>
+          </w:tcPr>
+          <w:p>
+            <w:pPr>
+              <w:rPr>
+                <w:rFonts w:ascii="Arial" w:hAnsi="Arial" w:cs="Arial"/>
+                <w:sz w:val="20"/>
+                <w:szCs w:val="20"/>
+              </w:rPr>
+            </w:pPr>
+            <w:r>
+              <w:rPr>
+                <w:rFonts w:ascii="Arial" w:hAnsi="Arial" w:cs="Arial"/>
+                <w:sz w:val="20"/>
+                <w:szCs w:val="20"/>
+              </w:rPr>
+              <w:t xml:space="preserve">: </w:t>
+            </w:r>
+          </w:p>
+        </w:tc>
+        <w:tc>
+          <w:tcPr>
+            <w:tcW w:w="6572" w:type="dxa"/>
+            <w:gridSpan w:val="9"/>
+            <w:noWrap/>
+            <w:vAlign w:val="center"/>
+          </w:tcPr>
+          <w:p>
+            <w:pPr>
+              <w:rPr>
+                <w:rFonts w:ascii="Arial" w:hAnsi="Arial" w:cs="Arial"/>
+                <w:sz w:val="20"/>
+                <w:szCs w:val="20"/>
+              </w:rPr>
+            </w:pPr>
+            <w:r>
+              <w:rPr>
+                <w:rFonts w:ascii="Arial" w:hAnsi="Arial" w:cs="Arial"/>
+                <w:sz w:val="20"/>
+                <w:szCs w:val="20"/>
+              </w:rPr>
+              <w:fldChar w:fldCharType="begin"/>
+            </w:r>
+            <w:r>
+              <w:rPr>
+                <w:rFonts w:ascii="Arial" w:hAnsi="Arial" w:cs="Arial"/>
+                <w:sz w:val="20"/>
+                <w:szCs w:val="20"/>
+              </w:rPr>
+              <w:instrText xml:space="preserve"> MERGEFIELD No_SPPD </w:instrText>
+            </w:r>
+            <w:r>
+              <w:rPr>
+                <w:rFonts w:ascii="Arial" w:hAnsi="Arial" w:cs="Arial"/>
+                <w:sz w:val="20"/>
+                <w:szCs w:val="20"/>
+              </w:rPr>
+              <w:fldChar w:fldCharType="separate"/>
+            </w:r>
+            <w:r>
+              <w:rPr>
+                <w:rFonts w:ascii="Arial" w:hAnsi="Arial" w:cs="Arial"/>
+                <w:noProof/>
+                <w:sz w:val="20"/>
+                <w:szCs w:val="20"/>
+              </w:rPr>
+              <w:t>-</w:t>
+            </w:r>
+            <w:r>
+              <w:rPr>
+                <w:rFonts w:ascii="Arial" w:hAnsi="Arial" w:cs="Arial"/>
+                <w:sz w:val="20"/>
+                <w:szCs w:val="20"/>
+              </w:rPr>
+              <w:fldChar w:fldCharType="end"/>
+            </w:r>
+          </w:p>
+        </w:tc>
+        <w:tc>
+          <w:tcPr>
+            <w:tcW w:w="236" w:type="dxa"/>
+            <w:noWrap/>
+            <w:vAlign w:val="center"/>
+          </w:tcPr>
+          <w:p>
+            <w:pPr>
+              <w:rPr>
+                <w:rFonts w:ascii="Arial" w:hAnsi="Arial" w:cs="Arial"/>
+                <w:sz w:val="20"/>
+                <w:szCs w:val="20"/>
+              </w:rPr>
+            </w:pPr>
+          </w:p>
+        </w:tc>
+      </w:tr>
+      <w:tr>
+        <w:trPr>
+          <w:gridAfter w:val="1"/>
+          <w:wAfter w:w="309" w:type="dxa"/>
+          <w:trHeight w:val="255"/>
+        </w:trPr>
+        <w:tc>
+          <w:tcPr>
+            <w:tcW w:w="1095" w:type="dxa"/>
+            <w:noWrap/>
+            <w:vAlign w:val="center"/>
+          </w:tcPr>
+          <w:p>
+            <w:pPr>
+              <w:rPr>
+                <w:rFonts w:ascii="Arial" w:hAnsi="Arial" w:cs="Arial"/>
+                <w:sz w:val="20"/>
+                <w:szCs w:val="20"/>
+              </w:rPr>
+            </w:pPr>
+            <w:r>
+              <w:rPr>
+                <w:rFonts w:ascii="Arial" w:hAnsi="Arial" w:cs="Arial"/>
+                <w:sz w:val="20"/>
+                <w:szCs w:val="20"/>
+              </w:rPr>
+              <w:t>Tanggal</w:t>
+            </w:r>
+          </w:p>
+        </w:tc>
+        <w:tc>
+          <w:tcPr>
+            <w:tcW w:w="2035" w:type="dxa"/>
+            <w:noWrap/>
+            <w:vAlign w:val="center"/>
+          </w:tcPr>
+          <w:p>
+            <w:pPr>
+              <w:rPr>
+                <w:rFonts w:ascii="Arial" w:hAnsi="Arial" w:cs="Arial"/>
+                <w:sz w:val="20"/>
+                <w:szCs w:val="20"/>
+              </w:rPr>
+            </w:pPr>
+          </w:p>
+        </w:tc>
+        <w:tc>
+          <w:tcPr>
+            <w:tcW w:w="337" w:type="dxa"/>
+            <w:noWrap/>
+            <w:vAlign w:val="center"/>
+          </w:tcPr>
+          <w:p>
+            <w:pPr>
+              <w:rPr>
+                <w:rFonts w:ascii="Arial" w:hAnsi="Arial" w:cs="Arial"/>
+                <w:sz w:val="20"/>
+                <w:szCs w:val="20"/>
+              </w:rPr>
+            </w:pPr>
+            <w:r>
+              <w:rPr>
+                <w:rFonts w:ascii="Arial" w:hAnsi="Arial" w:cs="Arial"/>
+                <w:sz w:val="20"/>
+                <w:szCs w:val="20"/>
+              </w:rPr>
+              <w:t>:</w:t>
+            </w:r>
+          </w:p>
+        </w:tc>
+        <w:tc>
+          <w:tcPr>
+            <w:tcW w:w="3078" w:type="dxa"/>
+            <w:gridSpan w:val="6"/>
+            <w:noWrap/>
+            <w:vAlign w:val="center"/>
+          </w:tcPr>
+          <w:p>
+            <w:pPr>
+              <w:rPr>
+                <w:rFonts w:ascii="Arial" w:hAnsi="Arial" w:cs="Arial"/>
+                <w:sz w:val="20"/>
+                <w:szCs w:val="20"/>
+              </w:rPr>
+            </w:pPr>
+            <w:r>
+              <w:rPr>
+                <w:rFonts w:ascii="Arial" w:hAnsi="Arial" w:cs="Arial"/>
+                <w:sz w:val="20"/>
+                <w:szCs w:val="20"/>
+              </w:rPr>
+              <w:t>{tglBerangkat}</w:t>
+            </w:r>
+          </w:p>
+        </w:tc>
+        <w:tc>
+          <w:tcPr>
+            <w:tcW w:w="3494" w:type="dxa"/>
+            <w:gridSpan w:val="3"/>
+            <w:noWrap/>
+            <w:vAlign w:val="center"/>
+          </w:tcPr>
+          <w:p>
+            <w:pPr>
+              <w:rPr>
+                <w:rFonts w:ascii="Arial" w:hAnsi="Arial" w:cs="Arial"/>
+                <w:sz w:val="20"/>
+                <w:szCs w:val="20"/>
+              </w:rPr>
+            </w:pPr>
+          </w:p>
+        </w:tc>
+        <w:tc>
+          <w:tcPr>
+            <w:tcW w:w="236" w:type="dxa"/>
+            <w:noWrap/>
+            <w:vAlign w:val="center"/>
+          </w:tcPr>
+          <w:p>
+            <w:pPr>
+              <w:rPr>
+                <w:rFonts w:ascii="Arial" w:hAnsi="Arial" w:cs="Arial"/>
+                <w:sz w:val="20"/>
+                <w:szCs w:val="20"/>
+              </w:rPr>
+            </w:pPr>
+          </w:p>
+        </w:tc>
+      </w:tr>
+      <w:tr>
+        <w:trPr>
+          <w:gridAfter w:val="1"/>
+          <w:wAfter w:w="309" w:type="dxa"/>
+          <w:trHeight w:val="255"/>
+        </w:trPr>
+        <w:tc>
+          <w:tcPr>
+            <w:tcW w:w="3130" w:type="dxa"/>
+            <w:gridSpan w:val="2"/>
+            <w:noWrap/>
+            <w:vAlign w:val="center"/>
+          </w:tcPr>
+          <w:p>
+            <w:pPr>
+              <w:rPr>
+                <w:rFonts w:ascii="Arial" w:hAnsi="Arial" w:cs="Arial"/>
+                <w:sz w:val="20"/>
+                <w:szCs w:val="20"/>
+              </w:rPr>
+            </w:pPr>
+            <w:r>
+              <w:rPr>
+                <w:rFonts w:ascii="Arial" w:hAnsi="Arial" w:cs="Arial"/>
+                <w:sz w:val="20"/>
+                <w:szCs w:val="20"/>
+              </w:rPr>
+              <w:t>Untuk perjalanan dinas dari</w:t>
+            </w:r>
+          </w:p>
+        </w:tc>
+        <w:tc>
+          <w:tcPr>
+            <w:tcW w:w="337" w:type="dxa"/>
+            <w:noWrap/>
+            <w:vAlign w:val="center"/>
+          </w:tcPr>
+          <w:p>
+            <w:pPr>
+              <w:rPr>
+                <w:rFonts w:ascii="Arial" w:hAnsi="Arial" w:cs="Arial"/>
+                <w:sz w:val="20"/>
+                <w:szCs w:val="20"/>
+              </w:rPr>
+            </w:pPr>
+            <w:r>
+              <w:rPr>
+                <w:rFonts w:ascii="Arial" w:hAnsi="Arial" w:cs="Arial"/>
+                <w:sz w:val="20"/>
+                <w:szCs w:val="20"/>
+              </w:rPr>
+              <w:t xml:space="preserve">: </w:t>
+            </w:r>
+          </w:p>
+        </w:tc>
+        <w:tc>
+          <w:tcPr>
+            <w:tcW w:w="2062" w:type="dxa"/>
+            <w:gridSpan w:val="3"/>
+            <w:noWrap/>
+            <w:vAlign w:val="center"/>
+          </w:tcPr>
+          <w:p>
+            <w:pPr>
+              <w:rPr>
+                <w:rFonts w:ascii="Arial" w:hAnsi="Arial" w:cs="Arial"/>
+                <w:sz w:val="20"/>
+                <w:szCs w:val="20"/>
+              </w:rPr>
+            </w:pPr>
+            <w:r>
+              <w:rPr>
+                <w:rFonts w:ascii="Arial" w:hAnsi="Arial" w:cs="Arial"/>
+                <w:sz w:val="20"/>
+                <w:szCs w:val="20"/>
+              </w:rPr>
+              <w:t>Kota Bandung</w:t>
+            </w:r>
+          </w:p>
+        </w:tc>
+        <w:tc>
+          <w:tcPr>
+            <w:tcW w:w="4510" w:type="dxa"/>
+            <w:gridSpan w:val="6"/>
+            <w:noWrap/>
+            <w:vAlign w:val="center"/>
+          </w:tcPr>
+          <w:p>
+            <w:pPr>
+              <w:rPr>
+                <w:rFonts w:ascii="Arial" w:hAnsi="Arial" w:cs="Arial"/>
+                <w:sz w:val="20"/>
+                <w:szCs w:val="20"/>
+                <w:lang w:val="sv-SE"/>
+              </w:rPr>
+            </w:pPr>
+            <w:r>
+              <w:rPr>
+                <w:rFonts w:ascii="Arial" w:hAnsi="Arial" w:cs="Arial"/>
+                <w:sz w:val="20"/>
+                <w:szCs w:val="20"/>
+                <w:lang w:val="sv-SE"/>
+              </w:rPr>
+              <w:t xml:space="preserve">Ke  </w:t>
+            </w:r>
+            <w:r>
+              <w:rPr>
+                <w:rFonts w:ascii="Arial" w:hAnsi="Arial" w:cs="Arial"/>
+                <w:sz w:val="20"/>
+                <w:szCs w:val="20"/>
+                <w:lang w:val="sv-SE"/>
+              </w:rPr>
+              <w:t>{</w:t>
+            </w:r>
+            <w:r>
+              <w:rPr>
+                <w:rFonts w:ascii="Arial" w:hAnsi="Arial" w:cs="Arial"/>
+                <w:sz w:val="20"/>
+                <w:szCs w:val="20"/>
+                <w:lang w:val="sv-SE"/>
+              </w:rPr>
+              <w:t>tujuan</w:t>
+            </w:r>
+            <w:r>
+              <w:rPr>
+                <w:rFonts w:ascii="Arial" w:hAnsi="Arial" w:cs="Arial"/>
+                <w:sz w:val="20"/>
+                <w:szCs w:val="20"/>
+                <w:lang w:val="sv-SE"/>
+              </w:rPr>
+              <w:t>}</w:t>
+            </w:r>
+          </w:p>
+        </w:tc>
+        <w:tc>
+          <w:tcPr>
+            <w:tcW w:w="236" w:type="dxa"/>
+            <w:noWrap/>
+            <w:vAlign w:val="center"/>
+          </w:tcPr>
+          <w:p>
+            <w:pPr>
+              <w:rPr>
+                <w:rFonts w:ascii="Arial" w:hAnsi="Arial" w:cs="Arial"/>
+                <w:sz w:val="20"/>
+                <w:szCs w:val="20"/>
+                <w:lang w:val="sv-SE"/>
+              </w:rPr>
+            </w:pPr>
+          </w:p>
+        </w:tc>
+      </w:tr>
+      <w:tr>
+        <w:trPr>
+          <w:gridAfter w:val="1"/>
+          <w:wAfter w:w="309" w:type="dxa"/>
+          <w:trHeight w:val="255"/>
+        </w:trPr>
+        <w:tc>
+          <w:tcPr>
+            <w:tcW w:w="1095" w:type="dxa"/>
+            <w:noWrap/>
+            <w:vAlign w:val="bottom"/>
+          </w:tcPr>
+          <w:p>
+            <w:pPr>
+              <w:rPr>
+                <w:rFonts w:ascii="Arial" w:hAnsi="Arial" w:cs="Arial"/>
+                <w:sz w:val="20"/>
+                <w:szCs w:val="20"/>
+                <w:lang w:val="sv-SE"/>
+              </w:rPr>
+            </w:pPr>
+          </w:p>
+        </w:tc>
+        <w:tc>
+          <w:tcPr>
+            <w:tcW w:w="2035" w:type="dxa"/>
+            <w:noWrap/>
+            <w:vAlign w:val="bottom"/>
+          </w:tcPr>
+          <w:p>
+            <w:pPr>
+              <w:rPr>
+                <w:rFonts w:ascii="Arial" w:hAnsi="Arial" w:cs="Arial"/>
+                <w:sz w:val="20"/>
+                <w:szCs w:val="20"/>
+                <w:lang w:val="sv-SE"/>
+              </w:rPr>
+            </w:pPr>
+          </w:p>
+        </w:tc>
+        <w:tc>
+          <w:tcPr>
+            <w:tcW w:w="337" w:type="dxa"/>
+            <w:noWrap/>
+            <w:vAlign w:val="bottom"/>
+          </w:tcPr>
+          <w:p>
+            <w:pPr>
+              <w:rPr>
+                <w:rFonts w:ascii="Arial" w:hAnsi="Arial" w:cs="Arial"/>
+                <w:sz w:val="20"/>
+                <w:szCs w:val="20"/>
+                <w:lang w:val="sv-SE"/>
+              </w:rPr>
+            </w:pPr>
+          </w:p>
+        </w:tc>
+        <w:tc>
+          <w:tcPr>
+            <w:tcW w:w="1184" w:type="dxa"/>
+            <w:tcBorders>
+              <w:bottom w:val="single" w:sz="4" w:space="0" w:color="auto"/>
+            </w:tcBorders>
+            <w:noWrap/>
+            <w:vAlign w:val="bottom"/>
+          </w:tcPr>
+          <w:p>
+            <w:pPr>
+              <w:rPr>
+                <w:rFonts w:ascii="Arial" w:hAnsi="Arial" w:cs="Arial"/>
+                <w:sz w:val="20"/>
+                <w:szCs w:val="20"/>
+                <w:lang w:val="sv-SE"/>
+              </w:rPr>
+            </w:pPr>
+          </w:p>
+        </w:tc>
+        <w:tc>
+          <w:tcPr>
+            <w:tcW w:w="878" w:type="dxa"/>
+            <w:gridSpan w:val="2"/>
+            <w:tcBorders>
+              <w:bottom w:val="single" w:sz="4" w:space="0" w:color="auto"/>
+            </w:tcBorders>
+            <w:noWrap/>
+            <w:vAlign w:val="bottom"/>
+          </w:tcPr>
+          <w:p>
+            <w:pPr>
+              <w:rPr>
+                <w:rFonts w:ascii="Arial" w:hAnsi="Arial" w:cs="Arial"/>
+                <w:sz w:val="20"/>
+                <w:szCs w:val="20"/>
+                <w:lang w:val="sv-SE"/>
+              </w:rPr>
+            </w:pPr>
+          </w:p>
+        </w:tc>
+        <w:tc>
+          <w:tcPr>
+            <w:tcW w:w="1016" w:type="dxa"/>
+            <w:gridSpan w:val="3"/>
+            <w:tcBorders>
+              <w:bottom w:val="single" w:sz="4" w:space="0" w:color="auto"/>
+            </w:tcBorders>
+            <w:noWrap/>
+            <w:vAlign w:val="bottom"/>
+          </w:tcPr>
+          <w:p>
+            <w:pPr>
+              <w:rPr>
+                <w:rFonts w:ascii="Arial" w:hAnsi="Arial" w:cs="Arial"/>
+                <w:sz w:val="20"/>
+                <w:szCs w:val="20"/>
+                <w:lang w:val="sv-SE"/>
+              </w:rPr>
+            </w:pPr>
+          </w:p>
+        </w:tc>
+        <w:tc>
+          <w:tcPr>
+            <w:tcW w:w="3494" w:type="dxa"/>
+            <w:gridSpan w:val="3"/>
+            <w:tcBorders>
+              <w:bottom w:val="single" w:sz="4" w:space="0" w:color="auto"/>
+            </w:tcBorders>
+            <w:noWrap/>
+            <w:vAlign w:val="bottom"/>
+          </w:tcPr>
+          <w:p>
+            <w:pPr>
+              <w:rPr>
+                <w:rFonts w:ascii="Arial" w:hAnsi="Arial" w:cs="Arial"/>
+                <w:sz w:val="20"/>
+                <w:szCs w:val="20"/>
+                <w:lang w:val="sv-SE"/>
+              </w:rPr>
+            </w:pPr>
+          </w:p>
+        </w:tc>
+        <w:tc>
+          <w:tcPr>
+            <w:tcW w:w="236" w:type="dxa"/>
+            <w:noWrap/>
+            <w:vAlign w:val="bottom"/>
+          </w:tcPr>
+          <w:p>
+            <w:pPr>
+              <w:rPr>
+                <w:rFonts w:ascii="Arial" w:hAnsi="Arial" w:cs="Arial"/>
+                <w:sz w:val="20"/>
+                <w:szCs w:val="20"/>
+                <w:lang w:val="sv-SE"/>
+              </w:rPr>
+            </w:pPr>
+          </w:p>
+        </w:tc>
+      </w:tr>
+      <w:tr>
+        <w:trPr>
+          <w:gridAfter w:val="1"/>
+          <w:wAfter w:w="309" w:type="dxa"/>
+          <w:trHeight w:val="255"/>
+        </w:trPr>
+        <w:tc>
+          <w:tcPr>
+            <w:tcW w:w="3467" w:type="dxa"/>
+            <w:gridSpan w:val="3"/>
+            <w:tcBorders>
+              <w:right w:val="single" w:sz="4" w:space="0" w:color="auto"/>
+            </w:tcBorders>
+            <w:noWrap/>
+            <w:vAlign w:val="center"/>
+          </w:tcPr>
+          <w:p>
+            <w:pPr>
+              <w:spacing w:before="60" w:after="60"/>
+              <w:jc w:val="center"/>
+              <w:rPr>
+                <w:rFonts w:ascii="Arial" w:hAnsi="Arial" w:cs="Arial"/>
+                <w:b/>
+                <w:bCs/>
+                <w:sz w:val="20"/>
+                <w:szCs w:val="20"/>
+              </w:rPr>
+            </w:pPr>
+            <w:r>
+              <w:rPr>
+                <w:rFonts w:ascii="Arial" w:hAnsi="Arial" w:cs="Arial"/>
+                <w:b/>
+                <w:bCs/>
+                <w:sz w:val="20"/>
+                <w:szCs w:val="20"/>
+              </w:rPr>
+              <w:t xml:space="preserve">TERBILANG : </w:t>
+            </w:r>
+          </w:p>
+        </w:tc>
+        <w:tc>
+          <w:tcPr>
+            <w:tcW w:w="6572" w:type="dxa"/>
+            <w:gridSpan w:val="9"/>
+            <w:tcBorders>
+              <w:top w:val="single" w:sz="4" w:space="0" w:color="auto"/>
+              <w:left w:val="single" w:sz="4" w:space="0" w:color="auto"/>
+              <w:bottom w:val="single" w:sz="4" w:space="0" w:color="auto"/>
+              <w:right w:val="single" w:sz="4" w:space="0" w:color="auto"/>
+            </w:tcBorders>
+            <w:shd w:val="clear" w:color="auto" w:fill="D9D9D9" w:themeFill="background1" w:themeFillShade="D9"/>
+            <w:noWrap/>
+            <w:vAlign w:val="center"/>
+          </w:tcPr>
+          <w:p>
+            <w:pPr>
+              <w:spacing w:before="60" w:after="60"/>
+              <w:jc w:val="center"/>
+              <w:rPr>
+                <w:rFonts w:ascii="Arial" w:hAnsi="Arial" w:cs="Arial"/>
+                <w:b/>
+                <w:bCs/>
+                <w:i/>
+                <w:iCs/>
+                <w:sz w:val="20"/>
+                <w:szCs w:val="20"/>
+                <w:lang w:val="fi-FI"/>
+              </w:rPr>
+            </w:pPr>
+            <w:r>
+              <w:rPr>
+                <w:rFonts w:ascii="Arial" w:hAnsi="Arial" w:cs="Arial"/>
+                <w:b/>
+                <w:bCs/>
+                <w:i/>
+                <w:iCs/>
+                <w:sz w:val="20"/>
+                <w:szCs w:val="20"/>
+                <w:lang w:val="fi-FI"/>
+              </w:rPr>
+              <w:t xml:space="preserve"> # </w:t>
+            </w:r>
+            <w:r>
+              <w:rPr>
+                <w:rFonts w:ascii="Arial" w:hAnsi="Arial" w:cs="Arial"/>
+                <w:b/>
+                <w:bCs/>
+                <w:i/>
+                <w:iCs/>
+                <w:sz w:val="20"/>
+                <w:szCs w:val="20"/>
+              </w:rPr>
+              <w:t xml:space="preserve">{terbilang} </w:t>
+            </w:r>
+            <w:r>
+              <w:rPr>
+                <w:rFonts w:ascii="Arial" w:hAnsi="Arial" w:cs="Arial"/>
+                <w:b/>
+                <w:bCs/>
+                <w:i/>
+                <w:iCs/>
+                <w:sz w:val="20"/>
+                <w:szCs w:val="20"/>
+                <w:lang w:val="fi-FI"/>
+              </w:rPr>
+              <w:t xml:space="preserve"># </w:t>
+            </w:r>
+          </w:p>
+        </w:tc>
+        <w:tc>
+          <w:tcPr>
+            <w:tcW w:w="236" w:type="dxa"/>
+            <w:tcBorders>
+              <w:left w:val="single" w:sz="4" w:space="0" w:color="auto"/>
+            </w:tcBorders>
+            <w:noWrap/>
+            <w:vAlign w:val="center"/>
+          </w:tcPr>
+          <w:p>
+            <w:pPr>
+              <w:spacing w:before="60" w:after="60"/>
+              <w:jc w:val="center"/>
+              <w:rPr>
+                <w:rFonts w:ascii="Arial" w:hAnsi="Arial" w:cs="Arial"/>
+                <w:b/>
+                <w:bCs/>
+                <w:i/>
+                <w:iCs/>
+                <w:color w:val="FF0000"/>
+                <w:sz w:val="20"/>
+                <w:szCs w:val="20"/>
+                <w:lang w:val="fi-FI"/>
+              </w:rPr>
+            </w:pPr>
+          </w:p>
+        </w:tc>
+      </w:tr>
+      <w:tr>
+        <w:trPr>
+          <w:gridAfter w:val="1"/>
+          <w:wAfter w:w="309" w:type="dxa"/>
+          <w:trHeight w:val="255"/>
+        </w:trPr>
+        <w:tc>
+          <w:tcPr>
+            <w:tcW w:w="3467" w:type="dxa"/>
+            <w:gridSpan w:val="3"/>
+            <w:noWrap/>
+            <w:vAlign w:val="center"/>
+          </w:tcPr>
+          <w:p>
+            <w:pPr>
+              <w:spacing w:before="60" w:after="60"/>
+              <w:jc w:val="center"/>
+              <w:rPr>
+                <w:rFonts w:ascii="Arial" w:hAnsi="Arial" w:cs="Arial"/>
+                <w:b/>
+                <w:bCs/>
+                <w:sz w:val="20"/>
+                <w:szCs w:val="20"/>
+                <w:lang w:val="es-MX"/>
+              </w:rPr>
+            </w:pPr>
+          </w:p>
+        </w:tc>
+        <w:tc>
+          <w:tcPr>
+            <w:tcW w:w="6572" w:type="dxa"/>
+            <w:gridSpan w:val="9"/>
+            <w:noWrap/>
+            <w:vAlign w:val="center"/>
+          </w:tcPr>
+          <w:p>
+            <w:pPr>
+              <w:spacing w:before="60" w:after="60"/>
+              <w:jc w:val="center"/>
+              <w:rPr>
+                <w:rFonts w:ascii="Arial" w:hAnsi="Arial" w:cs="Arial"/>
+                <w:b/>
+                <w:bCs/>
+                <w:i/>
+                <w:iCs/>
+                <w:sz w:val="20"/>
+                <w:szCs w:val="20"/>
+                <w:lang w:val="fi-FI"/>
+              </w:rPr>
+            </w:pPr>
+            <w:r>
+              <w:rPr>
+                <w:rFonts w:ascii="Arial" w:hAnsi="Arial" w:cs="Arial"/>
+                <w:b/>
+                <w:bCs/>
+                <w:i/>
+                <w:iCs/>
+                <w:color w:val="FFFFFF" w:themeColor="background1"/>
+                <w:sz w:val="20"/>
+                <w:szCs w:val="20"/>
+                <w:lang w:val="fi-FI"/>
+              </w:rPr>
+              <w:t xml:space="preserve"> #   </w:t>
+            </w:r>
+            <w:r>
+              <w:rPr>
+                <w:rFonts w:ascii="Arial" w:hAnsi="Arial" w:cs="Arial"/>
+                <w:b/>
+                <w:bCs/>
+                <w:i/>
+                <w:iCs/>
+                <w:color w:val="FFFFFF" w:themeColor="background1"/>
+                <w:sz w:val="20"/>
+                <w:szCs w:val="20"/>
+                <w:lang w:val="fi-FI"/>
+              </w:rPr>
+              <w:t>Dua Ribu Tiga Ratus Enam Puluh Satu Dolar</w:t>
+            </w:r>
+            <w:r>
+              <w:rPr>
+                <w:rFonts w:ascii="Arial" w:hAnsi="Arial" w:cs="Arial"/>
+                <w:b/>
+                <w:bCs/>
+                <w:i/>
+                <w:iCs/>
+                <w:color w:val="FFFFFF" w:themeColor="background1"/>
+                <w:sz w:val="20"/>
+                <w:szCs w:val="20"/>
+                <w:lang w:val="fi-FI"/>
+              </w:rPr>
+              <w:t xml:space="preserve"> # </w:t>
+            </w:r>
+          </w:p>
+        </w:tc>
+        <w:tc>
+          <w:tcPr>
+            <w:tcW w:w="236" w:type="dxa"/>
+            <w:noWrap/>
+            <w:vAlign w:val="center"/>
+          </w:tcPr>
+          <w:p>
+            <w:pPr>
+              <w:spacing w:before="60" w:after="60"/>
+              <w:jc w:val="center"/>
+              <w:rPr>
+                <w:rFonts w:ascii="Arial" w:hAnsi="Arial" w:cs="Arial"/>
+                <w:b/>
+                <w:bCs/>
+                <w:i/>
+                <w:iCs/>
+                <w:color w:val="FF0000"/>
+                <w:sz w:val="20"/>
+                <w:szCs w:val="20"/>
+                <w:lang w:val="fi-FI"/>
+              </w:rPr>
+            </w:pPr>
+          </w:p>
+        </w:tc>
+      </w:tr>
+      <w:tr>
+        <w:trPr>
+          <w:gridAfter w:val="1"/>
+          <w:wAfter w:w="309" w:type="dxa"/>
+          <w:trHeight w:val="255"/>
+        </w:trPr>
+        <w:tc>
+          <w:tcPr>
+            <w:tcW w:w="1095" w:type="dxa"/>
+            <w:noWrap/>
+            <w:vAlign w:val="bottom"/>
+          </w:tcPr>
+          <w:p>
+            <w:pPr>
+              <w:rPr>
+                <w:rFonts w:ascii="Arial" w:hAnsi="Arial" w:cs="Arial"/>
+                <w:sz w:val="20"/>
+                <w:szCs w:val="20"/>
+                <w:lang w:val="fi-FI"/>
+              </w:rPr>
+            </w:pPr>
+          </w:p>
+        </w:tc>
+        <w:tc>
+          <w:tcPr>
+            <w:tcW w:w="2035" w:type="dxa"/>
+            <w:noWrap/>
+            <w:vAlign w:val="bottom"/>
+          </w:tcPr>
+          <w:p>
+            <w:pPr>
+              <w:rPr>
+                <w:rFonts w:ascii="Arial" w:hAnsi="Arial" w:cs="Arial"/>
+                <w:sz w:val="20"/>
+                <w:szCs w:val="20"/>
+                <w:lang w:val="fi-FI"/>
+              </w:rPr>
+            </w:pPr>
+          </w:p>
+        </w:tc>
+        <w:tc>
+          <w:tcPr>
+            <w:tcW w:w="337" w:type="dxa"/>
+            <w:noWrap/>
+            <w:vAlign w:val="bottom"/>
+          </w:tcPr>
+          <w:p>
+            <w:pPr>
+              <w:rPr>
+                <w:rFonts w:ascii="Arial" w:hAnsi="Arial" w:cs="Arial"/>
+                <w:sz w:val="20"/>
+                <w:szCs w:val="20"/>
+                <w:lang w:val="fi-FI"/>
+              </w:rPr>
+            </w:pPr>
+          </w:p>
+        </w:tc>
+        <w:tc>
+          <w:tcPr>
+            <w:tcW w:w="1184" w:type="dxa"/>
+            <w:noWrap/>
+            <w:vAlign w:val="bottom"/>
+          </w:tcPr>
+          <w:p>
+            <w:pPr>
+              <w:rPr>
+                <w:rFonts w:ascii="Arial" w:hAnsi="Arial" w:cs="Arial"/>
+                <w:sz w:val="20"/>
+                <w:szCs w:val="20"/>
+                <w:lang w:val="fi-FI"/>
+              </w:rPr>
+            </w:pPr>
+          </w:p>
+        </w:tc>
+        <w:tc>
+          <w:tcPr>
+            <w:tcW w:w="878" w:type="dxa"/>
+            <w:gridSpan w:val="2"/>
+            <w:noWrap/>
+            <w:vAlign w:val="bottom"/>
+          </w:tcPr>
+          <w:p>
+            <w:pPr>
+              <w:rPr>
+                <w:rFonts w:ascii="Arial" w:hAnsi="Arial" w:cs="Arial"/>
+                <w:sz w:val="20"/>
+                <w:szCs w:val="20"/>
+                <w:lang w:val="fi-FI"/>
+              </w:rPr>
+            </w:pPr>
+          </w:p>
+        </w:tc>
+        <w:tc>
+          <w:tcPr>
+            <w:tcW w:w="1016" w:type="dxa"/>
+            <w:gridSpan w:val="3"/>
+            <w:noWrap/>
+            <w:vAlign w:val="bottom"/>
+          </w:tcPr>
+          <w:p>
+            <w:pPr>
+              <w:rPr>
+                <w:rFonts w:ascii="Arial" w:hAnsi="Arial" w:cs="Arial"/>
+                <w:sz w:val="20"/>
+                <w:szCs w:val="20"/>
+                <w:lang w:val="fi-FI"/>
+              </w:rPr>
+            </w:pPr>
+          </w:p>
+        </w:tc>
+        <w:tc>
+          <w:tcPr>
+            <w:tcW w:w="3494" w:type="dxa"/>
+            <w:gridSpan w:val="3"/>
+            <w:noWrap/>
+            <w:vAlign w:val="bottom"/>
+          </w:tcPr>
+          <w:p>
+            <w:pPr>
+              <w:rPr>
+                <w:rFonts w:ascii="Arial" w:hAnsi="Arial" w:cs="Arial"/>
+                <w:sz w:val="20"/>
+                <w:szCs w:val="20"/>
+                <w:lang w:val="fi-FI"/>
+              </w:rPr>
+            </w:pPr>
+          </w:p>
+        </w:tc>
+        <w:tc>
+          <w:tcPr>
+            <w:tcW w:w="236" w:type="dxa"/>
+            <w:noWrap/>
+            <w:vAlign w:val="bottom"/>
+          </w:tcPr>
+          <w:p>
+            <w:pPr>
+              <w:rPr>
+                <w:rFonts w:ascii="Arial" w:hAnsi="Arial" w:cs="Arial"/>
+                <w:sz w:val="20"/>
+                <w:szCs w:val="20"/>
+                <w:lang w:val="fi-FI"/>
+              </w:rPr>
+            </w:pPr>
+          </w:p>
+        </w:tc>
+      </w:tr>
+      <w:tr>
+        <w:trPr>
+          <w:gridAfter w:val="1"/>
+          <w:wAfter w:w="309" w:type="dxa"/>
+          <w:trHeight w:val="255"/>
+        </w:trPr>
+        <w:tc>
+          <w:tcPr>
+            <w:tcW w:w="1095" w:type="dxa"/>
+            <w:noWrap/>
+            <w:vAlign w:val="bottom"/>
+          </w:tcPr>
+          <w:p>
+            <w:pPr>
+              <w:rPr>
+                <w:rFonts w:ascii="Arial" w:hAnsi="Arial" w:cs="Arial"/>
+                <w:sz w:val="20"/>
+                <w:szCs w:val="20"/>
+                <w:lang w:val="fi-FI"/>
+              </w:rPr>
+            </w:pPr>
+          </w:p>
+        </w:tc>
+        <w:tc>
+          <w:tcPr>
+            <w:tcW w:w="2035" w:type="dxa"/>
+            <w:noWrap/>
+            <w:vAlign w:val="bottom"/>
+          </w:tcPr>
+          <w:p>
+            <w:pPr>
+              <w:rPr>
+                <w:rFonts w:ascii="Arial" w:hAnsi="Arial" w:cs="Arial"/>
+                <w:sz w:val="20"/>
+                <w:szCs w:val="20"/>
+                <w:lang w:val="fi-FI"/>
+              </w:rPr>
+            </w:pPr>
+          </w:p>
+        </w:tc>
+        <w:tc>
+          <w:tcPr>
+            <w:tcW w:w="337" w:type="dxa"/>
+            <w:noWrap/>
+            <w:vAlign w:val="bottom"/>
+          </w:tcPr>
+          <w:p>
+            <w:pPr>
+              <w:rPr>
+                <w:rFonts w:ascii="Arial" w:hAnsi="Arial" w:cs="Arial"/>
+                <w:sz w:val="20"/>
+                <w:szCs w:val="20"/>
+                <w:lang w:val="fi-FI"/>
+              </w:rPr>
+            </w:pPr>
+          </w:p>
+        </w:tc>
+        <w:tc>
+          <w:tcPr>
+            <w:tcW w:w="1184" w:type="dxa"/>
+            <w:noWrap/>
+            <w:vAlign w:val="bottom"/>
+          </w:tcPr>
+          <w:p>
+            <w:pPr>
+              <w:rPr>
+                <w:rFonts w:ascii="Arial" w:hAnsi="Arial" w:cs="Arial"/>
+                <w:sz w:val="20"/>
+                <w:szCs w:val="20"/>
+                <w:lang w:val="fi-FI"/>
+              </w:rPr>
+            </w:pPr>
+          </w:p>
+        </w:tc>
+        <w:tc>
+          <w:tcPr>
+            <w:tcW w:w="878" w:type="dxa"/>
+            <w:gridSpan w:val="2"/>
+            <w:noWrap/>
+            <w:vAlign w:val="bottom"/>
+          </w:tcPr>
+          <w:p>
+            <w:pPr>
+              <w:rPr>
+                <w:rFonts w:ascii="Arial" w:hAnsi="Arial" w:cs="Arial"/>
+                <w:sz w:val="20"/>
+                <w:szCs w:val="20"/>
+                <w:lang w:val="fi-FI"/>
+              </w:rPr>
+            </w:pPr>
+          </w:p>
+        </w:tc>
+        <w:tc>
+          <w:tcPr>
+            <w:tcW w:w="1016" w:type="dxa"/>
+            <w:gridSpan w:val="3"/>
+            <w:noWrap/>
+            <w:vAlign w:val="bottom"/>
+          </w:tcPr>
+          <w:p>
+            <w:pPr>
+              <w:rPr>
+                <w:rFonts w:ascii="Arial" w:hAnsi="Arial" w:cs="Arial"/>
+                <w:sz w:val="20"/>
+                <w:szCs w:val="20"/>
+                <w:lang w:val="fi-FI"/>
+              </w:rPr>
+            </w:pPr>
+          </w:p>
+        </w:tc>
+        <w:tc>
+          <w:tcPr>
+            <w:tcW w:w="3494" w:type="dxa"/>
+            <w:gridSpan w:val="3"/>
+            <w:noWrap/>
+            <w:vAlign w:val="bottom"/>
+          </w:tcPr>
+          <w:p>
+            <w:pPr>
+              <w:rPr>
+                <w:rFonts w:ascii="Arial" w:hAnsi="Arial" w:cs="Arial"/>
+                <w:sz w:val="20"/>
+                <w:szCs w:val="20"/>
+              </w:rPr>
+            </w:pPr>
+            <w:r>
+              <w:rPr>
+                <w:rFonts w:ascii="Arial" w:hAnsi="Arial" w:cs="Arial"/>
+                <w:sz w:val="20"/>
+                <w:szCs w:val="20"/>
+              </w:rPr>
+              <w:t xml:space="preserve">Bandung, </w:t>
+            </w:r>
+            <w:r>
+              <w:rPr>
+                <w:rFonts w:ascii="Arial" w:hAnsi="Arial" w:cs="Arial"/>
+                <w:sz w:val="20"/>
+                <w:szCs w:val="20"/>
+              </w:rPr>
+              <w:t>{tglBerangkat}</w:t>
+            </w:r>
+          </w:p>
+        </w:tc>
+        <w:tc>
+          <w:tcPr>
+            <w:tcW w:w="236" w:type="dxa"/>
+            <w:noWrap/>
+            <w:vAlign w:val="bottom"/>
+          </w:tcPr>
+          <w:p>
+            <w:pPr>
+              <w:rPr>
+                <w:rFonts w:ascii="Arial" w:hAnsi="Arial" w:cs="Arial"/>
+                <w:sz w:val="20"/>
+                <w:szCs w:val="20"/>
+              </w:rPr>
+            </w:pPr>
+          </w:p>
+        </w:tc>
+      </w:tr>
+      <w:tr>
+        <w:trPr>
+          <w:gridAfter w:val="1"/>
+          <w:wAfter w:w="309" w:type="dxa"/>
+          <w:trHeight w:val="255"/>
+        </w:trPr>
+        <w:tc>
+          <w:tcPr>
+            <w:tcW w:w="1095" w:type="dxa"/>
+            <w:noWrap/>
+            <w:vAlign w:val="bottom"/>
+          </w:tcPr>
+          <w:p>
+            <w:pPr>
+              <w:spacing w:before="120"/>
+              <w:rPr>
+                <w:rFonts w:ascii="Arial" w:hAnsi="Arial" w:cs="Arial"/>
+                <w:sz w:val="20"/>
+                <w:szCs w:val="20"/>
+              </w:rPr>
+            </w:pPr>
+          </w:p>
+        </w:tc>
+        <w:tc>
+          <w:tcPr>
+            <w:tcW w:w="3556" w:type="dxa"/>
+            <w:gridSpan w:val="3"/>
+            <w:noWrap/>
+            <w:vAlign w:val="bottom"/>
+          </w:tcPr>
+          <w:p>
+            <w:pPr>
+              <w:spacing w:before="120"/>
+              <w:rPr>
+                <w:rFonts w:ascii="Arial" w:hAnsi="Arial" w:cs="Arial"/>
+                <w:sz w:val="20"/>
+                <w:szCs w:val="20"/>
+              </w:rPr>
+            </w:pPr>
+            <w:r>
+              <w:rPr>
+                <w:rFonts w:ascii="Arial" w:hAnsi="Arial" w:cs="Arial"/>
+                <w:sz w:val="20"/>
+                <w:szCs w:val="20"/>
+              </w:rPr>
+              <w:t>Pejabat Pembuat Komitmen</w:t>
+            </w:r>
+          </w:p>
+        </w:tc>
+        <w:tc>
+          <w:tcPr>
+            <w:tcW w:w="878" w:type="dxa"/>
+            <w:gridSpan w:val="2"/>
+            <w:noWrap/>
+            <w:vAlign w:val="bottom"/>
+          </w:tcPr>
+          <w:p>
+            <w:pPr>
+              <w:spacing w:before="120"/>
+              <w:rPr>
+                <w:rFonts w:ascii="Arial" w:hAnsi="Arial" w:cs="Arial"/>
+                <w:sz w:val="20"/>
+                <w:szCs w:val="20"/>
+              </w:rPr>
+            </w:pPr>
+          </w:p>
+        </w:tc>
+        <w:tc>
+          <w:tcPr>
+            <w:tcW w:w="1016" w:type="dxa"/>
+            <w:gridSpan w:val="3"/>
+            <w:noWrap/>
+            <w:vAlign w:val="bottom"/>
+          </w:tcPr>
+          <w:p>
+            <w:pPr>
+              <w:spacing w:before="120"/>
+              <w:rPr>
+                <w:rFonts w:ascii="Arial" w:hAnsi="Arial" w:cs="Arial"/>
+                <w:sz w:val="20"/>
+                <w:szCs w:val="20"/>
+              </w:rPr>
+            </w:pPr>
+          </w:p>
+        </w:tc>
+        <w:tc>
+          <w:tcPr>
+            <w:tcW w:w="3494" w:type="dxa"/>
+            <w:gridSpan w:val="3"/>
+            <w:noWrap/>
+            <w:vAlign w:val="bottom"/>
+          </w:tcPr>
+          <w:p>
+            <w:pPr>
+              <w:spacing w:before="120"/>
+              <w:rPr>
+                <w:rFonts w:ascii="Arial" w:hAnsi="Arial" w:cs="Arial"/>
+                <w:sz w:val="20"/>
+                <w:szCs w:val="20"/>
+              </w:rPr>
+            </w:pPr>
+            <w:r>
+              <w:rPr>
+                <w:rFonts w:ascii="Arial" w:hAnsi="Arial" w:cs="Arial"/>
+                <w:sz w:val="20"/>
+                <w:szCs w:val="20"/>
+              </w:rPr>
+              <w:t>Yang Menerima</w:t>
+            </w:r>
+          </w:p>
+        </w:tc>
+        <w:tc>
+          <w:tcPr>
+            <w:tcW w:w="236" w:type="dxa"/>
+            <w:noWrap/>
+            <w:vAlign w:val="bottom"/>
+          </w:tcPr>
+          <w:p>
+            <w:pPr>
+              <w:spacing w:before="120"/>
+              <w:rPr>
+                <w:rFonts w:ascii="Arial" w:hAnsi="Arial" w:cs="Arial"/>
+                <w:sz w:val="20"/>
+                <w:szCs w:val="20"/>
+              </w:rPr>
+            </w:pPr>
+          </w:p>
+        </w:tc>
+      </w:tr>
+      <w:tr>
+        <w:trPr>
+          <w:gridAfter w:val="1"/>
+          <w:wAfter w:w="309" w:type="dxa"/>
+          <w:trHeight w:val="255"/>
+        </w:trPr>
+        <w:tc>
+          <w:tcPr>
+            <w:tcW w:w="1095" w:type="dxa"/>
+            <w:noWrap/>
+            <w:vAlign w:val="bottom"/>
+          </w:tcPr>
+          <w:p>
+            <w:pPr>
+              <w:rPr>
+                <w:rFonts w:ascii="Arial" w:hAnsi="Arial" w:cs="Arial"/>
+                <w:sz w:val="20"/>
+                <w:szCs w:val="20"/>
+              </w:rPr>
+            </w:pPr>
+          </w:p>
+        </w:tc>
+        <w:tc>
+          <w:tcPr>
+            <w:tcW w:w="2035" w:type="dxa"/>
+            <w:noWrap/>
+            <w:vAlign w:val="bottom"/>
+          </w:tcPr>
+          <w:p>
+            <w:pPr>
+              <w:rPr>
+                <w:rFonts w:ascii="Arial" w:hAnsi="Arial" w:cs="Arial"/>
+                <w:sz w:val="20"/>
+                <w:szCs w:val="20"/>
+              </w:rPr>
+            </w:pPr>
+          </w:p>
+        </w:tc>
+        <w:tc>
+          <w:tcPr>
+            <w:tcW w:w="337" w:type="dxa"/>
+            <w:noWrap/>
+            <w:vAlign w:val="bottom"/>
+          </w:tcPr>
+          <w:p>
+            <w:pPr>
+              <w:rPr>
+                <w:rFonts w:ascii="Arial" w:hAnsi="Arial" w:cs="Arial"/>
+                <w:sz w:val="20"/>
+                <w:szCs w:val="20"/>
+              </w:rPr>
+            </w:pPr>
+          </w:p>
+        </w:tc>
+        <w:tc>
+          <w:tcPr>
+            <w:tcW w:w="1184" w:type="dxa"/>
+            <w:noWrap/>
+            <w:vAlign w:val="bottom"/>
+          </w:tcPr>
+          <w:p>
+            <w:pPr>
+              <w:rPr>
+                <w:rFonts w:ascii="Arial" w:hAnsi="Arial" w:cs="Arial"/>
+                <w:sz w:val="20"/>
+                <w:szCs w:val="20"/>
+              </w:rPr>
+            </w:pPr>
+          </w:p>
+        </w:tc>
+        <w:tc>
+          <w:tcPr>
+            <w:tcW w:w="878" w:type="dxa"/>
+            <w:gridSpan w:val="2"/>
+            <w:noWrap/>
+            <w:vAlign w:val="bottom"/>
+          </w:tcPr>
+          <w:p>
+            <w:pPr>
+              <w:rPr>
+                <w:rFonts w:ascii="Arial" w:hAnsi="Arial" w:cs="Arial"/>
+                <w:sz w:val="20"/>
+                <w:szCs w:val="20"/>
+              </w:rPr>
+            </w:pPr>
+          </w:p>
+        </w:tc>
+        <w:tc>
+          <w:tcPr>
+            <w:tcW w:w="1016" w:type="dxa"/>
+            <w:gridSpan w:val="3"/>
+            <w:noWrap/>
+            <w:vAlign w:val="bottom"/>
+          </w:tcPr>
+          <w:p>
+            <w:pPr>
+              <w:rPr>
+                <w:rFonts w:ascii="Arial" w:hAnsi="Arial" w:cs="Arial"/>
+                <w:sz w:val="20"/>
+                <w:szCs w:val="20"/>
+              </w:rPr>
+            </w:pPr>
+          </w:p>
+        </w:tc>
+        <w:tc>
+          <w:tcPr>
+            <w:tcW w:w="3494" w:type="dxa"/>
+            <w:gridSpan w:val="3"/>
+            <w:noWrap/>
+            <w:vAlign w:val="bottom"/>
+          </w:tcPr>
+          <w:p>
+            <w:pPr>
+              <w:rPr>
+                <w:rFonts w:ascii="Arial" w:hAnsi="Arial" w:cs="Arial"/>
+                <w:sz w:val="20"/>
+                <w:szCs w:val="20"/>
+              </w:rPr>
+            </w:pPr>
+          </w:p>
+        </w:tc>
+        <w:tc>
+          <w:tcPr>
+            <w:tcW w:w="236" w:type="dxa"/>
+            <w:noWrap/>
+            <w:vAlign w:val="bottom"/>
+          </w:tcPr>
+          <w:p>
+            <w:pPr>
+              <w:rPr>
+                <w:rFonts w:ascii="Arial" w:hAnsi="Arial" w:cs="Arial"/>
+                <w:sz w:val="20"/>
+                <w:szCs w:val="20"/>
+              </w:rPr>
+            </w:pPr>
+          </w:p>
+        </w:tc>
+      </w:tr>
+      <w:tr>
+        <w:trPr>
+          <w:gridAfter w:val="1"/>
+          <w:wAfter w:w="309" w:type="dxa"/>
+          <w:trHeight w:val="255"/>
+        </w:trPr>
+        <w:tc>
+          <w:tcPr>
+            <w:tcW w:w="1095" w:type="dxa"/>
+            <w:noWrap/>
+            <w:vAlign w:val="bottom"/>
+          </w:tcPr>
+          <w:p>
+            <w:pPr>
+              <w:rPr>
+                <w:rFonts w:ascii="Arial" w:hAnsi="Arial" w:cs="Arial"/>
+                <w:sz w:val="20"/>
+                <w:szCs w:val="20"/>
+              </w:rPr>
+            </w:pPr>
+          </w:p>
+        </w:tc>
+        <w:tc>
+          <w:tcPr>
+            <w:tcW w:w="2035" w:type="dxa"/>
+            <w:noWrap/>
+            <w:vAlign w:val="bottom"/>
+          </w:tcPr>
+          <w:p>
+            <w:pPr>
+              <w:rPr>
+                <w:rFonts w:ascii="Arial" w:hAnsi="Arial" w:cs="Arial"/>
+                <w:sz w:val="20"/>
+                <w:szCs w:val="20"/>
+              </w:rPr>
+            </w:pPr>
+          </w:p>
+        </w:tc>
+        <w:tc>
+          <w:tcPr>
+            <w:tcW w:w="337" w:type="dxa"/>
+            <w:noWrap/>
+            <w:vAlign w:val="bottom"/>
+          </w:tcPr>
+          <w:p>
+            <w:pPr>
+              <w:rPr>
+                <w:rFonts w:ascii="Arial" w:hAnsi="Arial" w:cs="Arial"/>
+                <w:sz w:val="20"/>
+                <w:szCs w:val="20"/>
+              </w:rPr>
+            </w:pPr>
+          </w:p>
+        </w:tc>
+        <w:tc>
+          <w:tcPr>
+            <w:tcW w:w="1184" w:type="dxa"/>
+            <w:noWrap/>
+            <w:vAlign w:val="bottom"/>
+          </w:tcPr>
+          <w:p>
+            <w:pPr>
+              <w:rPr>
+                <w:rFonts w:ascii="Arial" w:hAnsi="Arial" w:cs="Arial"/>
+                <w:sz w:val="20"/>
+                <w:szCs w:val="20"/>
+              </w:rPr>
+            </w:pPr>
+          </w:p>
+        </w:tc>
+        <w:tc>
+          <w:tcPr>
+            <w:tcW w:w="878" w:type="dxa"/>
+            <w:gridSpan w:val="2"/>
+            <w:noWrap/>
+            <w:vAlign w:val="bottom"/>
+          </w:tcPr>
+          <w:p>
+            <w:pPr>
+              <w:rPr>
+                <w:rFonts w:ascii="Arial" w:hAnsi="Arial" w:cs="Arial"/>
+                <w:sz w:val="20"/>
+                <w:szCs w:val="20"/>
+              </w:rPr>
+            </w:pPr>
+          </w:p>
+        </w:tc>
+        <w:tc>
+          <w:tcPr>
+            <w:tcW w:w="1016" w:type="dxa"/>
+            <w:gridSpan w:val="3"/>
+            <w:noWrap/>
+            <w:vAlign w:val="bottom"/>
+          </w:tcPr>
+          <w:p>
+            <w:pPr>
+              <w:rPr>
+                <w:rFonts w:ascii="Arial" w:hAnsi="Arial" w:cs="Arial"/>
+                <w:sz w:val="20"/>
+                <w:szCs w:val="20"/>
+              </w:rPr>
+            </w:pPr>
+          </w:p>
+        </w:tc>
+        <w:tc>
+          <w:tcPr>
+            <w:tcW w:w="3494" w:type="dxa"/>
+            <w:gridSpan w:val="3"/>
+            <w:noWrap/>
+            <w:vAlign w:val="bottom"/>
+          </w:tcPr>
+          <w:p>
+            <w:pPr>
+              <w:rPr>
+                <w:rFonts w:ascii="Arial" w:hAnsi="Arial" w:cs="Arial"/>
+                <w:sz w:val="20"/>
+                <w:szCs w:val="20"/>
+              </w:rPr>
+            </w:pPr>
+          </w:p>
+        </w:tc>
+        <w:tc>
+          <w:tcPr>
+            <w:tcW w:w="236" w:type="dxa"/>
+            <w:noWrap/>
+            <w:vAlign w:val="bottom"/>
+          </w:tcPr>
+          <w:p>
+            <w:pPr>
+              <w:rPr>
+                <w:rFonts w:ascii="Arial" w:hAnsi="Arial" w:cs="Arial"/>
+                <w:sz w:val="20"/>
+                <w:szCs w:val="20"/>
+              </w:rPr>
+            </w:pPr>
+          </w:p>
+        </w:tc>
+      </w:tr>
+      <w:tr>
+        <w:trPr>
+          <w:gridAfter w:val="1"/>
+          <w:wAfter w:w="309" w:type="dxa"/>
+          <w:trHeight w:val="255"/>
+        </w:trPr>
+        <w:tc>
+          <w:tcPr>
+            <w:tcW w:w="1095" w:type="dxa"/>
+            <w:noWrap/>
+            <w:vAlign w:val="bottom"/>
+          </w:tcPr>
+          <w:p>
+            <w:pPr>
+              <w:rPr>
+                <w:rFonts w:ascii="Arial" w:hAnsi="Arial" w:cs="Arial"/>
+                <w:sz w:val="20"/>
+                <w:szCs w:val="20"/>
+              </w:rPr>
+            </w:pPr>
+          </w:p>
+        </w:tc>
+        <w:tc>
+          <w:tcPr>
+            <w:tcW w:w="2035" w:type="dxa"/>
+            <w:noWrap/>
+            <w:vAlign w:val="bottom"/>
+          </w:tcPr>
+          <w:p>
+            <w:pPr>
+              <w:rPr>
+                <w:rFonts w:ascii="Arial" w:hAnsi="Arial" w:cs="Arial"/>
+                <w:sz w:val="20"/>
+                <w:szCs w:val="20"/>
+              </w:rPr>
+            </w:pPr>
+          </w:p>
+        </w:tc>
+        <w:tc>
+          <w:tcPr>
+            <w:tcW w:w="337" w:type="dxa"/>
+            <w:noWrap/>
+            <w:vAlign w:val="bottom"/>
+          </w:tcPr>
+          <w:p>
+            <w:pPr>
+              <w:rPr>
+                <w:rFonts w:ascii="Arial" w:hAnsi="Arial" w:cs="Arial"/>
+                <w:sz w:val="20"/>
+                <w:szCs w:val="20"/>
+              </w:rPr>
+            </w:pPr>
+          </w:p>
+        </w:tc>
+        <w:tc>
+          <w:tcPr>
+            <w:tcW w:w="1184" w:type="dxa"/>
+            <w:noWrap/>
+            <w:vAlign w:val="bottom"/>
+          </w:tcPr>
+          <w:p>
+            <w:pPr>
+              <w:rPr>
+                <w:rFonts w:ascii="Arial" w:hAnsi="Arial" w:cs="Arial"/>
+                <w:sz w:val="20"/>
+                <w:szCs w:val="20"/>
+              </w:rPr>
+            </w:pPr>
+          </w:p>
+        </w:tc>
+        <w:tc>
+          <w:tcPr>
+            <w:tcW w:w="878" w:type="dxa"/>
+            <w:gridSpan w:val="2"/>
+            <w:noWrap/>
+            <w:vAlign w:val="bottom"/>
+          </w:tcPr>
+          <w:p>
+            <w:pPr>
+              <w:rPr>
+                <w:rFonts w:ascii="Arial" w:hAnsi="Arial" w:cs="Arial"/>
+                <w:sz w:val="20"/>
+                <w:szCs w:val="20"/>
+              </w:rPr>
+            </w:pPr>
+          </w:p>
+        </w:tc>
+        <w:tc>
+          <w:tcPr>
+            <w:tcW w:w="1016" w:type="dxa"/>
+            <w:gridSpan w:val="3"/>
+            <w:noWrap/>
+            <w:vAlign w:val="bottom"/>
+          </w:tcPr>
+          <w:p>
+            <w:pPr>
+              <w:rPr>
+                <w:rFonts w:ascii="Arial" w:hAnsi="Arial" w:cs="Arial"/>
+                <w:sz w:val="20"/>
+                <w:szCs w:val="20"/>
+              </w:rPr>
+            </w:pPr>
+          </w:p>
+        </w:tc>
+        <w:tc>
+          <w:tcPr>
+            <w:tcW w:w="3494" w:type="dxa"/>
+            <w:gridSpan w:val="3"/>
+            <w:noWrap/>
+            <w:vAlign w:val="bottom"/>
+          </w:tcPr>
+          <w:p>
+            <w:pPr>
+              <w:rPr>
+                <w:rFonts w:ascii="Arial" w:hAnsi="Arial" w:cs="Arial"/>
+                <w:sz w:val="20"/>
+                <w:szCs w:val="20"/>
+              </w:rPr>
+            </w:pPr>
+          </w:p>
+        </w:tc>
+        <w:tc>
+          <w:tcPr>
+            <w:tcW w:w="236" w:type="dxa"/>
+            <w:noWrap/>
+            <w:vAlign w:val="bottom"/>
+          </w:tcPr>
+          <w:p>
+            <w:pPr>
+              <w:rPr>
+                <w:rFonts w:ascii="Arial" w:hAnsi="Arial" w:cs="Arial"/>
+                <w:sz w:val="20"/>
+                <w:szCs w:val="20"/>
+              </w:rPr>
+            </w:pPr>
+          </w:p>
+        </w:tc>
+      </w:tr>
+      <w:tr>
+        <w:trPr>
+          <w:gridAfter w:val="1"/>
+          <w:wAfter w:w="309" w:type="dxa"/>
+          <w:trHeight w:val="255"/>
+        </w:trPr>
+        <w:tc>
+          <w:tcPr>
+            <w:tcW w:w="1095" w:type="dxa"/>
+            <w:noWrap/>
+            <w:vAlign w:val="bottom"/>
+          </w:tcPr>
+          <w:p>
+            <w:pPr>
+              <w:rPr>
+                <w:rFonts w:ascii="Arial" w:hAnsi="Arial" w:cs="Arial"/>
+                <w:sz w:val="20"/>
+                <w:szCs w:val="20"/>
+              </w:rPr>
+            </w:pPr>
+          </w:p>
+        </w:tc>
+        <w:tc>
+          <w:tcPr>
+            <w:tcW w:w="2035" w:type="dxa"/>
+            <w:noWrap/>
+            <w:vAlign w:val="bottom"/>
+          </w:tcPr>
+          <w:p>
+            <w:pPr>
+              <w:rPr>
+                <w:rFonts w:ascii="Arial" w:hAnsi="Arial" w:cs="Arial"/>
+                <w:sz w:val="20"/>
+                <w:szCs w:val="20"/>
+              </w:rPr>
+            </w:pPr>
+          </w:p>
+        </w:tc>
+        <w:tc>
+          <w:tcPr>
+            <w:tcW w:w="337" w:type="dxa"/>
+            <w:noWrap/>
+            <w:vAlign w:val="bottom"/>
+          </w:tcPr>
+          <w:p>
+            <w:pPr>
+              <w:rPr>
+                <w:rFonts w:ascii="Arial" w:hAnsi="Arial" w:cs="Arial"/>
+                <w:sz w:val="20"/>
+                <w:szCs w:val="20"/>
+              </w:rPr>
+            </w:pPr>
+          </w:p>
+        </w:tc>
+        <w:tc>
+          <w:tcPr>
+            <w:tcW w:w="1184" w:type="dxa"/>
+            <w:noWrap/>
+            <w:vAlign w:val="bottom"/>
+          </w:tcPr>
+          <w:p>
+            <w:pPr>
+              <w:rPr>
+                <w:rFonts w:ascii="Arial" w:hAnsi="Arial" w:cs="Arial"/>
+                <w:sz w:val="20"/>
+                <w:szCs w:val="20"/>
+              </w:rPr>
+            </w:pPr>
+          </w:p>
+        </w:tc>
+        <w:tc>
+          <w:tcPr>
+            <w:tcW w:w="878" w:type="dxa"/>
+            <w:gridSpan w:val="2"/>
+            <w:noWrap/>
+            <w:vAlign w:val="bottom"/>
+          </w:tcPr>
+          <w:p>
+            <w:pPr>
+              <w:rPr>
+                <w:rFonts w:ascii="Arial" w:hAnsi="Arial" w:cs="Arial"/>
+                <w:sz w:val="20"/>
+                <w:szCs w:val="20"/>
+              </w:rPr>
+            </w:pPr>
+          </w:p>
+        </w:tc>
+        <w:tc>
+          <w:tcPr>
+            <w:tcW w:w="1016" w:type="dxa"/>
+            <w:gridSpan w:val="3"/>
+            <w:noWrap/>
+            <w:vAlign w:val="bottom"/>
+          </w:tcPr>
+          <w:p>
+            <w:pPr>
+              <w:rPr>
+                <w:rFonts w:ascii="Arial" w:hAnsi="Arial" w:cs="Arial"/>
+                <w:sz w:val="20"/>
+                <w:szCs w:val="20"/>
+              </w:rPr>
+            </w:pPr>
+          </w:p>
+        </w:tc>
+        <w:tc>
+          <w:tcPr>
+            <w:tcW w:w="3494" w:type="dxa"/>
+            <w:gridSpan w:val="3"/>
+            <w:noWrap/>
+            <w:vAlign w:val="bottom"/>
+          </w:tcPr>
+          <w:p>
+            <w:pPr>
+              <w:rPr>
+                <w:rFonts w:ascii="Arial" w:hAnsi="Arial" w:cs="Arial"/>
+                <w:sz w:val="20"/>
+                <w:szCs w:val="20"/>
+              </w:rPr>
+            </w:pPr>
+          </w:p>
+        </w:tc>
+        <w:tc>
+          <w:tcPr>
+            <w:tcW w:w="236" w:type="dxa"/>
+            <w:noWrap/>
+            <w:vAlign w:val="bottom"/>
+          </w:tcPr>
+          <w:p>
+            <w:pPr>
+              <w:rPr>
+                <w:rFonts w:ascii="Arial" w:hAnsi="Arial" w:cs="Arial"/>
+                <w:sz w:val="20"/>
+                <w:szCs w:val="20"/>
+              </w:rPr>
+            </w:pPr>
           </w:p>
         </w:tc>
       </w:tr>
@@ -7999,130 +10976,126 @@
         </w:tc>
         <w:tc>
           <w:tcPr>
-            <w:tcW w:w="2035" w:type="dxa"/>
-            <w:noWrap/>
-            <w:vAlign w:val="bottom"/>
-          </w:tcPr>
-          <w:p>
-            <w:pPr>
-              <w:rPr>
-                <w:rFonts w:ascii="Arial" w:hAnsi="Arial" w:cs="Arial"/>
-                <w:sz w:val="20"/>
-                <w:szCs w:val="20"/>
-              </w:rPr>
-            </w:pPr>
-          </w:p>
-        </w:tc>
-        <w:tc>
-          <w:tcPr>
-            <w:tcW w:w="337" w:type="dxa"/>
-            <w:noWrap/>
-            <w:vAlign w:val="bottom"/>
-          </w:tcPr>
-          <w:p>
-            <w:pPr>
-              <w:rPr>
-                <w:rFonts w:ascii="Arial" w:hAnsi="Arial" w:cs="Arial"/>
-                <w:sz w:val="20"/>
-                <w:szCs w:val="20"/>
-              </w:rPr>
-            </w:pPr>
-          </w:p>
-        </w:tc>
-        <w:tc>
-          <w:tcPr>
-            <w:tcW w:w="1184" w:type="dxa"/>
-            <w:noWrap/>
-            <w:vAlign w:val="bottom"/>
-          </w:tcPr>
-          <w:p>
-            <w:pPr>
-              <w:rPr>
-                <w:rFonts w:ascii="Arial" w:hAnsi="Arial" w:cs="Arial"/>
-                <w:sz w:val="20"/>
-                <w:szCs w:val="20"/>
-              </w:rPr>
-            </w:pPr>
+            <w:tcW w:w="3867" w:type="dxa"/>
+            <w:gridSpan w:val="4"/>
+            <w:noWrap/>
+            <w:vAlign w:val="bottom"/>
+          </w:tcPr>
+          <w:p>
+            <w:pPr>
+              <w:rPr>
+                <w:rFonts w:ascii="Arial" w:hAnsi="Arial" w:cs="Arial"/>
+                <w:b/>
+                <w:sz w:val="20"/>
+                <w:szCs w:val="20"/>
+              </w:rPr>
+            </w:pPr>
+            <w:r>
+              <w:rPr>
+                <w:rFonts w:ascii="Arial" w:hAnsi="Arial" w:cs="Arial"/>
+                <w:sz w:val="20"/>
+                <w:szCs w:val="20"/>
+                <w:lang w:val="id-ID"/>
+              </w:rPr>
+              <w:t>H. Boy Shubhul Muniir, ST.,S.Pd l.,M.M.</w:t>
+            </w:r>
           </w:p>
         </w:tc>
         <w:tc>
           <w:tcPr>
             <w:tcW w:w="878" w:type="dxa"/>
-            <w:noWrap/>
-            <w:vAlign w:val="bottom"/>
-          </w:tcPr>
-          <w:p>
-            <w:pPr>
-              <w:rPr>
-                <w:rFonts w:ascii="Arial" w:hAnsi="Arial" w:cs="Arial"/>
-                <w:sz w:val="20"/>
-                <w:szCs w:val="20"/>
-              </w:rPr>
-            </w:pPr>
-          </w:p>
-        </w:tc>
-        <w:tc>
-          <w:tcPr>
-            <w:tcW w:w="1016" w:type="dxa"/>
-            <w:noWrap/>
-            <w:vAlign w:val="bottom"/>
-          </w:tcPr>
-          <w:p>
-            <w:pPr>
-              <w:rPr>
-                <w:rFonts w:ascii="Arial" w:hAnsi="Arial" w:cs="Arial"/>
-                <w:sz w:val="20"/>
-                <w:szCs w:val="20"/>
-              </w:rPr>
-            </w:pPr>
-          </w:p>
-        </w:tc>
-        <w:tc>
-          <w:tcPr>
-            <w:tcW w:w="2223" w:type="dxa"/>
-            <w:noWrap/>
-            <w:vAlign w:val="bottom"/>
-          </w:tcPr>
-          <w:p>
-            <w:pPr>
-              <w:rPr>
-                <w:rFonts w:ascii="Arial" w:hAnsi="Arial" w:cs="Arial"/>
-                <w:sz w:val="20"/>
-                <w:szCs w:val="20"/>
-              </w:rPr>
-            </w:pPr>
-            <w:r>
-              <w:rPr>
-                <w:rFonts w:ascii="Arial" w:hAnsi="Arial" w:cs="Arial"/>
-                <w:sz w:val="20"/>
-                <w:szCs w:val="20"/>
-              </w:rPr>
-              <w:t>Tahun Anggaran</w:t>
-            </w:r>
-          </w:p>
-        </w:tc>
-        <w:tc>
-          <w:tcPr>
-            <w:tcW w:w="1839" w:type="dxa"/>
-            <w:gridSpan w:val="3"/>
-            <w:noWrap/>
-            <w:vAlign w:val="bottom"/>
-          </w:tcPr>
-          <w:p>
-            <w:pPr>
-              <w:rPr>
-                <w:rFonts w:ascii="Arial" w:hAnsi="Arial" w:cs="Arial"/>
-                <w:sz w:val="20"/>
-                <w:szCs w:val="20"/>
-              </w:rPr>
-            </w:pPr>
-            <w:r>
-              <w:rPr>
-                <w:rFonts w:ascii="Arial" w:hAnsi="Arial" w:cs="Arial"/>
-                <w:sz w:val="20"/>
-                <w:szCs w:val="20"/>
-              </w:rPr>
-              <w:t xml:space="preserve">: </w:t>
+            <w:gridSpan w:val="2"/>
+            <w:noWrap/>
+            <w:vAlign w:val="bottom"/>
+          </w:tcPr>
+          <w:p>
+            <w:pPr>
+              <w:rPr>
+                <w:rFonts w:ascii="Arial" w:hAnsi="Arial" w:cs="Arial"/>
+                <w:sz w:val="20"/>
+                <w:szCs w:val="20"/>
+              </w:rPr>
+            </w:pPr>
+          </w:p>
+        </w:tc>
+        <w:tc>
+          <w:tcPr>
+            <w:tcW w:w="682" w:type="dxa"/>
+            <w:noWrap/>
+            <w:vAlign w:val="bottom"/>
+          </w:tcPr>
+          <w:p>
+            <w:pPr>
+              <w:rPr>
+                <w:rFonts w:ascii="Arial" w:hAnsi="Arial" w:cs="Arial"/>
+                <w:sz w:val="20"/>
+                <w:szCs w:val="20"/>
+              </w:rPr>
+            </w:pPr>
+          </w:p>
+        </w:tc>
+        <w:tc>
+          <w:tcPr>
+            <w:tcW w:w="4062" w:type="dxa"/>
+            <w:gridSpan w:val="6"/>
+            <w:noWrap/>
+            <w:vAlign w:val="bottom"/>
+          </w:tcPr>
+          <w:p>
+            <w:pPr>
+              <w:rPr>
+                <w:rFonts w:ascii="Arial" w:hAnsi="Arial" w:cs="Arial"/>
+                <w:bCs/>
+                <w:sz w:val="20"/>
+                <w:szCs w:val="20"/>
+                <w:lang w:val="es-MX"/>
+              </w:rPr>
+            </w:pPr>
+            <w:r>
+              <w:rPr>
+                <w:rFonts w:ascii="Arial" w:hAnsi="Arial" w:cs="Arial"/>
+                <w:bCs/>
+                <w:sz w:val="20"/>
+                <w:szCs w:val="20"/>
+              </w:rPr>
+              <w:t>{nama}</w:t>
+            </w:r>
+            <w:r>
+              <w:rPr>
+                <w:rFonts w:ascii="Arial" w:hAnsi="Arial" w:cs="Arial"/>
+                <w:bCs/>
+                <w:sz w:val="20"/>
+                <w:szCs w:val="20"/>
+              </w:rPr>
+              <w:fldChar w:fldCharType="begin"/>
+            </w:r>
+            <w:r>
+              <w:rPr>
+                <w:rFonts w:ascii="Arial" w:hAnsi="Arial" w:cs="Arial"/>
+                <w:bCs/>
+                <w:sz w:val="20"/>
+                <w:szCs w:val="20"/>
+                <w:lang w:val="es-MX"/>
+              </w:rPr>
+              <w:instrText xml:space="preserve"> MERGEFIELD "Nama" </w:instrText>
+            </w:r>
+            <w:r>
+              <w:rPr>
+                <w:rFonts w:ascii="Arial" w:hAnsi="Arial" w:cs="Arial"/>
+                <w:bCs/>
+                <w:sz w:val="20"/>
+                <w:szCs w:val="20"/>
+              </w:rPr>
+              <w:fldChar w:fldCharType="separate"/>
+            </w:r>
+            <w:r>
+              <w:rPr>
+                <w:rFonts w:ascii="Arial" w:hAnsi="Arial" w:cs="Arial"/>
+                <w:bCs/>
+                <w:sz w:val="20"/>
+                <w:szCs w:val="20"/>
+              </w:rPr>
+              <w:fldChar w:fldCharType="end"/>
             </w:r>
           </w:p>
         </w:tc>
@@ -8143,109 +11116,86 @@
                 <w:rFonts w:ascii="Arial" w:hAnsi="Arial" w:cs="Arial"/>
                 <w:sz w:val="20"/>
                 <w:szCs w:val="20"/>
-              </w:rPr>
-            </w:pPr>
-          </w:p>
-        </w:tc>
-        <w:tc>
-          <w:tcPr>
-            <w:tcW w:w="2035" w:type="dxa"/>
-            <w:noWrap/>
-            <w:vAlign w:val="bottom"/>
-          </w:tcPr>
-          <w:p>
-            <w:pPr>
-              <w:rPr>
-                <w:rFonts w:ascii="Arial" w:hAnsi="Arial" w:cs="Arial"/>
-                <w:sz w:val="20"/>
-                <w:szCs w:val="20"/>
-              </w:rPr>
-            </w:pPr>
-          </w:p>
-        </w:tc>
-        <w:tc>
-          <w:tcPr>
-            <w:tcW w:w="337" w:type="dxa"/>
-            <w:noWrap/>
-            <w:vAlign w:val="bottom"/>
-          </w:tcPr>
-          <w:p>
-            <w:pPr>
-              <w:rPr>
-                <w:rFonts w:ascii="Arial" w:hAnsi="Arial" w:cs="Arial"/>
-                <w:sz w:val="20"/>
-                <w:szCs w:val="20"/>
-              </w:rPr>
-            </w:pPr>
-          </w:p>
-        </w:tc>
-        <w:tc>
-          <w:tcPr>
-            <w:tcW w:w="1184" w:type="dxa"/>
-            <w:noWrap/>
-            <w:vAlign w:val="bottom"/>
-          </w:tcPr>
-          <w:p>
-            <w:pPr>
-              <w:rPr>
-                <w:rFonts w:ascii="Arial" w:hAnsi="Arial" w:cs="Arial"/>
-                <w:sz w:val="20"/>
-                <w:szCs w:val="20"/>
-              </w:rPr>
-            </w:pPr>
+                <w:lang w:val="es-MX"/>
+              </w:rPr>
+            </w:pPr>
+          </w:p>
+        </w:tc>
+        <w:tc>
+          <w:tcPr>
+            <w:tcW w:w="3867" w:type="dxa"/>
+            <w:gridSpan w:val="4"/>
+            <w:noWrap/>
+            <w:vAlign w:val="bottom"/>
+          </w:tcPr>
+          <w:p>
+            <w:pPr>
+              <w:rPr>
+                <w:rFonts w:ascii="Arial" w:hAnsi="Arial" w:cs="Arial"/>
+                <w:b/>
+                <w:sz w:val="20"/>
+                <w:szCs w:val="20"/>
+                <w:lang w:val="sv-SE"/>
+              </w:rPr>
+            </w:pPr>
+            <w:r>
+              <w:rPr>
+                <w:rFonts w:ascii="Arial" w:hAnsi="Arial" w:cs="Arial"/>
+                <w:sz w:val="20"/>
+                <w:szCs w:val="20"/>
+                <w:lang w:val="sv-SE"/>
+              </w:rPr>
+              <w:t xml:space="preserve">NIP. </w:t>
+            </w:r>
+            <w:r>
+              <w:rPr>
+                <w:rFonts w:ascii="Arial" w:hAnsi="Arial" w:cs="Arial"/>
+                <w:sz w:val="20"/>
+                <w:szCs w:val="20"/>
+                <w:lang w:val="id-ID"/>
+              </w:rPr>
+              <w:t>198006132007011012</w:t>
+            </w:r>
           </w:p>
         </w:tc>
         <w:tc>
           <w:tcPr>
             <w:tcW w:w="878" w:type="dxa"/>
-            <w:noWrap/>
-            <w:vAlign w:val="bottom"/>
-          </w:tcPr>
-          <w:p>
-            <w:pPr>
-              <w:rPr>
-                <w:rFonts w:ascii="Arial" w:hAnsi="Arial" w:cs="Arial"/>
-                <w:sz w:val="20"/>
-                <w:szCs w:val="20"/>
-              </w:rPr>
-            </w:pPr>
-          </w:p>
-        </w:tc>
-        <w:tc>
-          <w:tcPr>
-            <w:tcW w:w="1016" w:type="dxa"/>
-            <w:noWrap/>
-            <w:vAlign w:val="bottom"/>
-          </w:tcPr>
-          <w:p>
-            <w:pPr>
-              <w:rPr>
-                <w:rFonts w:ascii="Arial" w:hAnsi="Arial" w:cs="Arial"/>
-                <w:sz w:val="20"/>
-                <w:szCs w:val="20"/>
-              </w:rPr>
-            </w:pPr>
-          </w:p>
-        </w:tc>
-        <w:tc>
-          <w:tcPr>
-            <w:tcW w:w="2223" w:type="dxa"/>
-            <w:noWrap/>
-            <w:vAlign w:val="bottom"/>
-          </w:tcPr>
-          <w:p>
-            <w:pPr>
-              <w:rPr>
-                <w:rFonts w:ascii="Arial" w:hAnsi="Arial" w:cs="Arial"/>
-                <w:sz w:val="20"/>
-                <w:szCs w:val="20"/>
-              </w:rPr>
-            </w:pPr>
-          </w:p>
-        </w:tc>
-        <w:tc>
-          <w:tcPr>
-            <w:tcW w:w="1839" w:type="dxa"/>
+            <w:gridSpan w:val="2"/>
+            <w:noWrap/>
+            <w:vAlign w:val="bottom"/>
+          </w:tcPr>
+          <w:p>
+            <w:pPr>
+              <w:rPr>
+                <w:rFonts w:ascii="Arial" w:hAnsi="Arial" w:cs="Arial"/>
+                <w:sz w:val="20"/>
+                <w:szCs w:val="20"/>
+                <w:lang w:val="sv-SE"/>
+              </w:rPr>
+            </w:pPr>
+          </w:p>
+        </w:tc>
+        <w:tc>
+          <w:tcPr>
+            <w:tcW w:w="682" w:type="dxa"/>
+            <w:noWrap/>
+            <w:vAlign w:val="bottom"/>
+          </w:tcPr>
+          <w:p>
+            <w:pPr>
+              <w:rPr>
+                <w:rFonts w:ascii="Arial" w:hAnsi="Arial" w:cs="Arial"/>
+                <w:sz w:val="20"/>
+                <w:szCs w:val="20"/>
+                <w:lang w:val="sv-SE"/>
+              </w:rPr>
+            </w:pPr>
+          </w:p>
+        </w:tc>
+        <w:tc>
+          <w:tcPr>
+            <w:tcW w:w="3338" w:type="dxa"/>
             <w:gridSpan w:val="3"/>
             <w:noWrap/>
             <w:vAlign w:val="bottom"/>
@@ -8258,3168 +11208,28 @@
                 <w:szCs w:val="20"/>
               </w:rPr>
             </w:pPr>
-          </w:p>
-          <w:p>
-            <w:pPr>
-              <w:rPr>
-                <w:rFonts w:ascii="Arial" w:hAnsi="Arial" w:cs="Arial"/>
-                <w:sz w:val="20"/>
-                <w:szCs w:val="20"/>
-              </w:rPr>
-            </w:pPr>
-          </w:p>
-        </w:tc>
-      </w:tr>
-      <w:tr>
-        <w:trPr>
-          <w:trHeight w:val="540"/>
-        </w:trPr>
-        <w:tc>
-          <w:tcPr>
-            <w:tcW w:w="10607" w:type="dxa"/>
-            <w:gridSpan w:val="10"/>
-            <w:noWrap/>
-            <w:vAlign w:val="bottom"/>
-          </w:tcPr>
-          <w:p>
-            <w:pPr>
-              <w:jc w:val="center"/>
-              <w:rPr>
-                <w:rFonts w:ascii="Arial" w:hAnsi="Arial" w:cs="Arial"/>
-                <w:b/>
-                <w:bCs/>
-                <w:i/>
-                <w:sz w:val="42"/>
-                <w:szCs w:val="44"/>
-              </w:rPr>
-            </w:pPr>
-            <w:r>
-              <w:rPr>
-                <w:rFonts w:ascii="Arial" w:hAnsi="Arial" w:cs="Arial"/>
-                <w:b/>
-                <w:bCs/>
-                <w:i/>
-                <w:sz w:val="44"/>
-                <w:szCs w:val="44"/>
-              </w:rPr>
-              <w:t>K U I T A N S I</w:t>
-            </w:r>
-          </w:p>
-        </w:tc>
-      </w:tr>
-      <w:tr>
-        <w:tc>
-          <w:tcPr>
-            <w:tcW w:w="1095" w:type="dxa"/>
-            <w:noWrap/>
-            <w:vAlign w:val="center"/>
-          </w:tcPr>
-          <w:p>
-            <w:pPr>
-              <w:jc w:val="center"/>
-              <w:rPr>
-                <w:rFonts w:ascii="Arial" w:hAnsi="Arial" w:cs="Arial"/>
-                <w:sz w:val="2"/>
-                <w:szCs w:val="2"/>
-                <w:u w:val="single"/>
-              </w:rPr>
-            </w:pPr>
-          </w:p>
-        </w:tc>
-        <w:tc>
-          <w:tcPr>
-            <w:tcW w:w="2035" w:type="dxa"/>
-            <w:noWrap/>
-            <w:vAlign w:val="center"/>
-          </w:tcPr>
-          <w:p>
-            <w:pPr>
-              <w:jc w:val="center"/>
-              <w:rPr>
-                <w:rFonts w:ascii="Arial" w:hAnsi="Arial" w:cs="Arial"/>
-                <w:sz w:val="2"/>
-                <w:szCs w:val="2"/>
-                <w:u w:val="single"/>
-              </w:rPr>
-            </w:pPr>
-          </w:p>
-        </w:tc>
-        <w:tc>
-          <w:tcPr>
-            <w:tcW w:w="337" w:type="dxa"/>
-            <w:noWrap/>
-            <w:vAlign w:val="center"/>
-          </w:tcPr>
-          <w:p>
-            <w:pPr>
-              <w:jc w:val="center"/>
-              <w:rPr>
-                <w:rFonts w:ascii="Arial" w:hAnsi="Arial" w:cs="Arial"/>
-                <w:sz w:val="2"/>
-                <w:szCs w:val="2"/>
-                <w:u w:val="single"/>
-              </w:rPr>
-            </w:pPr>
-          </w:p>
-        </w:tc>
-        <w:tc>
-          <w:tcPr>
-            <w:tcW w:w="1184" w:type="dxa"/>
-            <w:noWrap/>
-            <w:vAlign w:val="center"/>
-          </w:tcPr>
-          <w:p>
-            <w:pPr>
-              <w:jc w:val="center"/>
-              <w:rPr>
-                <w:rFonts w:ascii="Arial" w:hAnsi="Arial" w:cs="Arial"/>
-                <w:sz w:val="2"/>
-                <w:szCs w:val="2"/>
-                <w:u w:val="single"/>
-              </w:rPr>
-            </w:pPr>
-          </w:p>
-        </w:tc>
-        <w:tc>
-          <w:tcPr>
-            <w:tcW w:w="878" w:type="dxa"/>
-            <w:noWrap/>
-            <w:vAlign w:val="center"/>
-          </w:tcPr>
-          <w:p>
-            <w:pPr>
-              <w:jc w:val="center"/>
-              <w:rPr>
-                <w:rFonts w:ascii="Arial" w:hAnsi="Arial" w:cs="Arial"/>
-                <w:sz w:val="2"/>
-                <w:szCs w:val="2"/>
-                <w:u w:val="single"/>
-              </w:rPr>
-            </w:pPr>
-          </w:p>
-        </w:tc>
-        <w:tc>
-          <w:tcPr>
-            <w:tcW w:w="1016" w:type="dxa"/>
-            <w:noWrap/>
-            <w:vAlign w:val="center"/>
-          </w:tcPr>
-          <w:p>
-            <w:pPr>
-              <w:jc w:val="center"/>
-              <w:rPr>
-                <w:rFonts w:ascii="Arial" w:hAnsi="Arial" w:cs="Arial"/>
-                <w:sz w:val="2"/>
-                <w:szCs w:val="2"/>
-                <w:u w:val="single"/>
-              </w:rPr>
-            </w:pPr>
-          </w:p>
-        </w:tc>
-        <w:tc>
-          <w:tcPr>
-            <w:tcW w:w="2223" w:type="dxa"/>
-            <w:noWrap/>
-            <w:vAlign w:val="center"/>
-          </w:tcPr>
-          <w:p>
-            <w:pPr>
-              <w:jc w:val="center"/>
-              <w:rPr>
-                <w:rFonts w:ascii="Arial" w:hAnsi="Arial" w:cs="Arial"/>
-                <w:sz w:val="2"/>
-                <w:szCs w:val="2"/>
-                <w:u w:val="single"/>
-              </w:rPr>
-            </w:pPr>
-          </w:p>
-        </w:tc>
-        <w:tc>
-          <w:tcPr>
-            <w:tcW w:w="1839" w:type="dxa"/>
+            <w:r>
+              <w:rPr>
+                <w:rFonts w:ascii="Arial" w:hAnsi="Arial" w:cs="Arial"/>
+                <w:sz w:val="20"/>
+                <w:szCs w:val="20"/>
+              </w:rPr>
+              <w:t xml:space="preserve">NIP. </w:t>
+            </w:r>
+            <w:r>
+              <w:rPr>
+                <w:rFonts w:ascii="Arial" w:hAnsi="Arial" w:cs="Arial"/>
+                <w:sz w:val="20"/>
+                <w:szCs w:val="20"/>
+              </w:rPr>
+              <w:t>{nip}</w:t>
+            </w:r>
+          </w:p>
+        </w:tc>
+        <w:tc>
+          <w:tcPr>
+            <w:tcW w:w="724" w:type="dxa"/>
             <w:gridSpan w:val="3"/>
-            <w:noWrap/>
-            <w:vAlign w:val="center"/>
-          </w:tcPr>
-          <w:p>
-            <w:pPr>
-              <w:jc w:val="center"/>
-              <w:rPr>
-                <w:rFonts w:ascii="Arial" w:hAnsi="Arial" w:cs="Arial"/>
-                <w:sz w:val="2"/>
-                <w:szCs w:val="2"/>
-                <w:u w:val="single"/>
-              </w:rPr>
-            </w:pPr>
-          </w:p>
-        </w:tc>
-      </w:tr>
-      <w:tr>
-        <w:trPr>
-          <w:trHeight w:val="120"/>
-        </w:trPr>
-        <w:tc>
-          <w:tcPr>
-            <w:tcW w:w="1095" w:type="dxa"/>
-            <w:noWrap/>
-            <w:vAlign w:val="bottom"/>
-          </w:tcPr>
-          <w:p>
-            <w:pPr>
-              <w:jc w:val="center"/>
-              <w:rPr>
-                <w:rFonts w:ascii="Arial" w:hAnsi="Arial" w:cs="Arial"/>
-                <w:sz w:val="16"/>
-                <w:szCs w:val="16"/>
-                <w:u w:val="single"/>
-              </w:rPr>
-            </w:pPr>
-          </w:p>
-        </w:tc>
-        <w:tc>
-          <w:tcPr>
-            <w:tcW w:w="2035" w:type="dxa"/>
-            <w:noWrap/>
-            <w:vAlign w:val="bottom"/>
-          </w:tcPr>
-          <w:p>
-            <w:pPr>
-              <w:jc w:val="center"/>
-              <w:rPr>
-                <w:rFonts w:ascii="Arial" w:hAnsi="Arial" w:cs="Arial"/>
-                <w:sz w:val="16"/>
-                <w:szCs w:val="16"/>
-                <w:u w:val="single"/>
-              </w:rPr>
-            </w:pPr>
-          </w:p>
-        </w:tc>
-        <w:tc>
-          <w:tcPr>
-            <w:tcW w:w="337" w:type="dxa"/>
-            <w:noWrap/>
-            <w:vAlign w:val="bottom"/>
-          </w:tcPr>
-          <w:p>
-            <w:pPr>
-              <w:jc w:val="center"/>
-              <w:rPr>
-                <w:rFonts w:ascii="Arial" w:hAnsi="Arial" w:cs="Arial"/>
-                <w:sz w:val="16"/>
-                <w:szCs w:val="16"/>
-                <w:u w:val="single"/>
-              </w:rPr>
-            </w:pPr>
-          </w:p>
-        </w:tc>
-        <w:tc>
-          <w:tcPr>
-            <w:tcW w:w="1184" w:type="dxa"/>
-            <w:noWrap/>
-            <w:vAlign w:val="bottom"/>
-          </w:tcPr>
-          <w:p>
-            <w:pPr>
-              <w:jc w:val="center"/>
-              <w:rPr>
-                <w:rFonts w:ascii="Arial" w:hAnsi="Arial" w:cs="Arial"/>
-                <w:sz w:val="16"/>
-                <w:szCs w:val="16"/>
-                <w:u w:val="single"/>
-              </w:rPr>
-            </w:pPr>
-          </w:p>
-        </w:tc>
-        <w:tc>
-          <w:tcPr>
-            <w:tcW w:w="878" w:type="dxa"/>
-            <w:noWrap/>
-            <w:vAlign w:val="bottom"/>
-          </w:tcPr>
-          <w:p>
-            <w:pPr>
-              <w:jc w:val="center"/>
-              <w:rPr>
-                <w:rFonts w:ascii="Arial" w:hAnsi="Arial" w:cs="Arial"/>
-                <w:sz w:val="16"/>
-                <w:szCs w:val="16"/>
-                <w:u w:val="single"/>
-              </w:rPr>
-            </w:pPr>
-          </w:p>
-        </w:tc>
-        <w:tc>
-          <w:tcPr>
-            <w:tcW w:w="1016" w:type="dxa"/>
-            <w:noWrap/>
-            <w:vAlign w:val="bottom"/>
-          </w:tcPr>
-          <w:p>
-            <w:pPr>
-              <w:jc w:val="center"/>
-              <w:rPr>
-                <w:rFonts w:ascii="Arial" w:hAnsi="Arial" w:cs="Arial"/>
-                <w:sz w:val="16"/>
-                <w:szCs w:val="16"/>
-                <w:u w:val="single"/>
-              </w:rPr>
-            </w:pPr>
-          </w:p>
-        </w:tc>
-        <w:tc>
-          <w:tcPr>
-            <w:tcW w:w="2223" w:type="dxa"/>
-            <w:noWrap/>
-            <w:vAlign w:val="bottom"/>
-          </w:tcPr>
-          <w:p>
-            <w:pPr>
-              <w:jc w:val="center"/>
-              <w:rPr>
-                <w:rFonts w:ascii="Arial" w:hAnsi="Arial" w:cs="Arial"/>
-                <w:sz w:val="16"/>
-                <w:szCs w:val="16"/>
-                <w:u w:val="single"/>
-              </w:rPr>
-            </w:pPr>
-          </w:p>
-        </w:tc>
-        <w:tc>
-          <w:tcPr>
-            <w:tcW w:w="1839" w:type="dxa"/>
-            <w:gridSpan w:val="3"/>
-            <w:noWrap/>
-            <w:vAlign w:val="bottom"/>
-          </w:tcPr>
-          <w:p>
-            <w:pPr>
-              <w:jc w:val="center"/>
-              <w:rPr>
-                <w:rFonts w:ascii="Arial" w:hAnsi="Arial" w:cs="Arial"/>
-                <w:sz w:val="16"/>
-                <w:szCs w:val="16"/>
-                <w:u w:val="single"/>
-              </w:rPr>
-            </w:pPr>
-          </w:p>
-        </w:tc>
-      </w:tr>
-      <w:tr>
-        <w:trPr>
-          <w:trHeight w:val="255"/>
-        </w:trPr>
-        <w:tc>
-          <w:tcPr>
-            <w:tcW w:w="3130" w:type="dxa"/>
-            <w:gridSpan w:val="2"/>
-            <w:noWrap/>
-            <w:vAlign w:val="center"/>
-          </w:tcPr>
-          <w:p>
-            <w:pPr>
-              <w:rPr>
-                <w:rFonts w:ascii="Arial" w:hAnsi="Arial" w:cs="Arial"/>
-                <w:sz w:val="20"/>
-                <w:szCs w:val="20"/>
-              </w:rPr>
-            </w:pPr>
-            <w:r>
-              <w:rPr>
-                <w:rFonts w:ascii="Arial" w:hAnsi="Arial" w:cs="Arial"/>
-                <w:sz w:val="20"/>
-                <w:szCs w:val="20"/>
-              </w:rPr>
-              <w:t>Sudah</w:t>
-            </w:r>
-            <w:r>
-              <w:rPr>
-                <w:rFonts w:ascii="Arial" w:hAnsi="Arial" w:cs="Arial"/>
-                <w:sz w:val="20"/>
-                <w:szCs w:val="20"/>
-              </w:rPr>
-              <w:t xml:space="preserve"> </w:t>
-            </w:r>
-            <w:r>
-              <w:rPr>
-                <w:rFonts w:ascii="Arial" w:hAnsi="Arial" w:cs="Arial"/>
-                <w:sz w:val="20"/>
-                <w:szCs w:val="20"/>
-              </w:rPr>
-              <w:t>terima</w:t>
-            </w:r>
-            <w:r>
-              <w:rPr>
-                <w:rFonts w:ascii="Arial" w:hAnsi="Arial" w:cs="Arial"/>
-                <w:sz w:val="20"/>
-                <w:szCs w:val="20"/>
-              </w:rPr>
-              <w:t xml:space="preserve"> </w:t>
-            </w:r>
-            <w:r>
-              <w:rPr>
-                <w:rFonts w:ascii="Arial" w:hAnsi="Arial" w:cs="Arial"/>
-                <w:sz w:val="20"/>
-                <w:szCs w:val="20"/>
-              </w:rPr>
-              <w:t>dari</w:t>
-            </w:r>
-          </w:p>
-        </w:tc>
-        <w:tc>
-          <w:tcPr>
-            <w:tcW w:w="337" w:type="dxa"/>
-            <w:noWrap/>
-            <w:vAlign w:val="center"/>
-          </w:tcPr>
-          <w:p>
-            <w:pPr>
-              <w:rPr>
-                <w:rFonts w:ascii="Arial" w:hAnsi="Arial" w:cs="Arial"/>
-                <w:sz w:val="20"/>
-                <w:szCs w:val="20"/>
-              </w:rPr>
-            </w:pPr>
-            <w:r>
-              <w:rPr>
-                <w:rFonts w:ascii="Arial" w:hAnsi="Arial" w:cs="Arial"/>
-                <w:sz w:val="20"/>
-                <w:szCs w:val="20"/>
-              </w:rPr>
-              <w:t xml:space="preserve">: </w:t>
-            </w:r>
-          </w:p>
-        </w:tc>
-        <w:tc>
-          <w:tcPr>
-            <w:tcW w:w="7140" w:type="dxa"/>
-            <w:gridSpan w:val="7"/>
-            <w:noWrap/>
-            <w:vAlign w:val="center"/>
-          </w:tcPr>
-          <w:p>
-            <w:pPr>
-              <w:rPr>
-                <w:rFonts w:ascii="Arial" w:hAnsi="Arial" w:cs="Arial"/>
-                <w:sz w:val="20"/>
-                <w:szCs w:val="20"/>
-                <w:lang w:val="sv-SE"/>
-              </w:rPr>
-            </w:pPr>
-            <w:r>
-              <w:rPr>
-                <w:rFonts w:ascii="Arial" w:hAnsi="Arial" w:cs="Arial"/>
-                <w:sz w:val="20"/>
-                <w:szCs w:val="20"/>
-                <w:lang w:val="sv-SE"/>
-              </w:rPr>
-              <w:t xml:space="preserve">Kuasa Pengguna Anggaran Kantor Wilayah Kementerian </w:t>
-            </w:r>
-            <w:r>
-              <w:rPr>
-                <w:rFonts w:ascii="Arial" w:hAnsi="Arial" w:cs="Arial"/>
-                <w:sz w:val="20"/>
-                <w:szCs w:val="20"/>
-                <w:lang w:val="sv-SE"/>
-              </w:rPr>
-              <w:t>Haji dan Umrah</w:t>
-            </w:r>
-          </w:p>
-        </w:tc>
-      </w:tr>
-      <w:tr>
-        <w:trPr>
-          <w:trHeight w:val="255"/>
-        </w:trPr>
-        <w:tc>
-          <w:tcPr>
-            <w:tcW w:w="1095" w:type="dxa"/>
-            <w:noWrap/>
-            <w:vAlign w:val="center"/>
-          </w:tcPr>
-          <w:p>
-            <w:pPr>
-              <w:rPr>
-                <w:rFonts w:ascii="Arial" w:hAnsi="Arial" w:cs="Arial"/>
-                <w:sz w:val="20"/>
-                <w:szCs w:val="20"/>
-                <w:lang w:val="sv-SE"/>
-              </w:rPr>
-            </w:pPr>
-          </w:p>
-        </w:tc>
-        <w:tc>
-          <w:tcPr>
-            <w:tcW w:w="2035" w:type="dxa"/>
-            <w:noWrap/>
-            <w:vAlign w:val="center"/>
-          </w:tcPr>
-          <w:p>
-            <w:pPr>
-              <w:rPr>
-                <w:rFonts w:ascii="Arial" w:hAnsi="Arial" w:cs="Arial"/>
-                <w:sz w:val="20"/>
-                <w:szCs w:val="20"/>
-                <w:lang w:val="sv-SE"/>
-              </w:rPr>
-            </w:pPr>
-          </w:p>
-        </w:tc>
-        <w:tc>
-          <w:tcPr>
-            <w:tcW w:w="337" w:type="dxa"/>
-            <w:noWrap/>
-            <w:vAlign w:val="center"/>
-          </w:tcPr>
-          <w:p>
-            <w:pPr>
-              <w:rPr>
-                <w:rFonts w:ascii="Arial" w:hAnsi="Arial" w:cs="Arial"/>
-                <w:sz w:val="20"/>
-                <w:szCs w:val="20"/>
-                <w:lang w:val="sv-SE"/>
-              </w:rPr>
-            </w:pPr>
-          </w:p>
-        </w:tc>
-        <w:tc>
-          <w:tcPr>
-            <w:tcW w:w="7140" w:type="dxa"/>
-            <w:gridSpan w:val="7"/>
-            <w:noWrap/>
-            <w:vAlign w:val="center"/>
-          </w:tcPr>
-          <w:p>
-            <w:pPr>
-              <w:rPr>
-                <w:rFonts w:ascii="Arial" w:hAnsi="Arial" w:cs="Arial"/>
-                <w:sz w:val="20"/>
-                <w:szCs w:val="20"/>
-              </w:rPr>
-            </w:pPr>
-            <w:r>
-              <w:rPr>
-                <w:rFonts w:ascii="Arial" w:hAnsi="Arial" w:cs="Arial"/>
-                <w:sz w:val="20"/>
-                <w:szCs w:val="20"/>
-              </w:rPr>
-              <w:t>Provinsi Jawa Barat</w:t>
-            </w:r>
-          </w:p>
-        </w:tc>
-      </w:tr>
-      <w:tr>
-        <w:trPr>
-          <w:trHeight w:val="255"/>
-        </w:trPr>
-        <w:tc>
-          <w:tcPr>
-            <w:tcW w:w="3130" w:type="dxa"/>
-            <w:gridSpan w:val="2"/>
-            <w:noWrap/>
-            <w:vAlign w:val="center"/>
-          </w:tcPr>
-          <w:p>
-            <w:pPr>
-              <w:rPr>
-                <w:rFonts w:ascii="Arial" w:hAnsi="Arial" w:cs="Arial"/>
-                <w:sz w:val="20"/>
-                <w:szCs w:val="20"/>
-              </w:rPr>
-            </w:pPr>
-            <w:r>
-              <w:rPr>
-                <w:rFonts w:ascii="Arial" w:hAnsi="Arial" w:cs="Arial"/>
-                <w:sz w:val="20"/>
-                <w:szCs w:val="20"/>
-              </w:rPr>
-              <w:t>Uang sebesar</w:t>
-            </w:r>
-          </w:p>
-        </w:tc>
-        <w:tc>
-          <w:tcPr>
-            <w:tcW w:w="337" w:type="dxa"/>
-            <w:noWrap/>
-            <w:vAlign w:val="center"/>
-          </w:tcPr>
-          <w:p>
-            <w:pPr>
-              <w:rPr>
-                <w:rFonts w:ascii="Arial" w:hAnsi="Arial" w:cs="Arial"/>
-                <w:sz w:val="20"/>
-                <w:szCs w:val="20"/>
-              </w:rPr>
-            </w:pPr>
-            <w:r>
-              <w:rPr>
-                <w:rFonts w:ascii="Arial" w:hAnsi="Arial" w:cs="Arial"/>
-                <w:sz w:val="20"/>
-                <w:szCs w:val="20"/>
-              </w:rPr>
-              <w:t>:</w:t>
-            </w:r>
-          </w:p>
-        </w:tc>
-        <w:tc>
-          <w:tcPr>
-            <w:tcW w:w="5301" w:type="dxa"/>
-            <w:gridSpan w:val="4"/>
-            <w:noWrap/>
-            <w:vAlign w:val="center"/>
-          </w:tcPr>
-          <w:p>
-            <w:pPr>
-              <w:rPr>
-                <w:rFonts w:ascii="Arial" w:hAnsi="Arial" w:cs="Arial"/>
-                <w:sz w:val="20"/>
-                <w:szCs w:val="20"/>
-              </w:rPr>
-            </w:pPr>
-            <w:r>
-              <w:rPr>
-                <w:rFonts w:ascii="Arial" w:hAnsi="Arial" w:cs="Arial"/>
-                <w:sz w:val="20"/>
-                <w:szCs w:val="20"/>
-              </w:rPr>
-              <w:fldChar w:fldCharType="begin"/>
-            </w:r>
-            <w:r>
-              <w:rPr>
-                <w:rFonts w:ascii="Arial" w:hAnsi="Arial" w:cs="Arial"/>
-                <w:sz w:val="20"/>
-                <w:szCs w:val="20"/>
-              </w:rPr>
-              <w:instrText xml:space="preserve"> MERGEFIELD jmlbeaperjalanan </w:instrText>
-            </w:r>
-            <w:r>
-              <w:rPr>
-                <w:rFonts w:ascii="Arial" w:hAnsi="Arial" w:cs="Arial"/>
-                <w:sz w:val="20"/>
-                <w:szCs w:val="20"/>
-              </w:rPr>
-              <w:fldChar w:fldCharType="separate"/>
-            </w:r>
-            <w:r>
-              <w:rPr>
-                <w:rFonts w:ascii="Arial" w:hAnsi="Arial" w:cs="Arial"/>
-                <w:noProof/>
-                <w:sz w:val="20"/>
-                <w:szCs w:val="20"/>
-              </w:rPr>
-              <w:t>{jumlahTotal}</w:t>
-            </w:r>
-            <w:r>
-              <w:rPr>
-                <w:rFonts w:ascii="Arial" w:hAnsi="Arial" w:cs="Arial"/>
-                <w:noProof/>
-                <w:sz w:val="20"/>
-                <w:szCs w:val="20"/>
-              </w:rPr>
-              <w:t>,-</w:t>
-            </w:r>
-            <w:r>
-              <w:rPr>
-                <w:rFonts w:ascii="Arial" w:hAnsi="Arial" w:cs="Arial"/>
-                <w:sz w:val="20"/>
-                <w:szCs w:val="20"/>
-              </w:rPr>
-              <w:fldChar w:fldCharType="end"/>
-            </w:r>
-            <w:r>
-              <w:rPr>
-                <w:rFonts w:ascii="Arial" w:hAnsi="Arial" w:cs="Arial"/>
-                <w:sz w:val="20"/>
-                <w:szCs w:val="20"/>
-              </w:rPr>
-              <w:t xml:space="preserve">       </w:t>
-            </w:r>
-            <w:r>
-              <w:rPr>
-                <w:rFonts w:ascii="Arial" w:hAnsi="Arial" w:cs="Arial"/>
-                <w:color w:val="FFFFFF" w:themeColor="background1"/>
-                <w:sz w:val="20"/>
-                <w:szCs w:val="20"/>
-              </w:rPr>
-              <w:t>+      $2.361</w:t>
-            </w:r>
-          </w:p>
-        </w:tc>
-        <w:tc>
-          <w:tcPr>
-            <w:tcW w:w="1839" w:type="dxa"/>
-            <w:gridSpan w:val="3"/>
-            <w:noWrap/>
-            <w:vAlign w:val="center"/>
-          </w:tcPr>
-          <w:p>
-            <w:pPr>
-              <w:rPr>
-                <w:rFonts w:ascii="Arial" w:hAnsi="Arial" w:cs="Arial"/>
-                <w:sz w:val="20"/>
-                <w:szCs w:val="20"/>
-              </w:rPr>
-            </w:pPr>
-          </w:p>
-        </w:tc>
-      </w:tr>
-      <w:tr>
-        <w:trPr>
-          <w:trHeight w:val="255"/>
-        </w:trPr>
-        <w:tc>
-          <w:tcPr>
-            <w:tcW w:w="3130" w:type="dxa"/>
-            <w:gridSpan w:val="2"/>
-            <w:noWrap/>
-            <w:vAlign w:val="center"/>
-          </w:tcPr>
-          <w:p>
-            <w:pPr>
-              <w:rPr>
-                <w:rFonts w:ascii="Arial" w:hAnsi="Arial" w:cs="Arial"/>
-                <w:sz w:val="20"/>
-                <w:szCs w:val="20"/>
-              </w:rPr>
-            </w:pPr>
-            <w:r>
-              <w:rPr>
-                <w:rFonts w:ascii="Arial" w:hAnsi="Arial" w:cs="Arial"/>
-                <w:sz w:val="20"/>
-                <w:szCs w:val="20"/>
-              </w:rPr>
-              <w:t>Untuk pembayaran</w:t>
-            </w:r>
-          </w:p>
-        </w:tc>
-        <w:tc>
-          <w:tcPr>
-            <w:tcW w:w="337" w:type="dxa"/>
-            <w:noWrap/>
-            <w:vAlign w:val="center"/>
-          </w:tcPr>
-          <w:p>
-            <w:pPr>
-              <w:rPr>
-                <w:rFonts w:ascii="Arial" w:hAnsi="Arial" w:cs="Arial"/>
-                <w:sz w:val="20"/>
-                <w:szCs w:val="20"/>
-              </w:rPr>
-            </w:pPr>
-            <w:r>
-              <w:rPr>
-                <w:rFonts w:ascii="Arial" w:hAnsi="Arial" w:cs="Arial"/>
-                <w:sz w:val="20"/>
-                <w:szCs w:val="20"/>
-              </w:rPr>
-              <w:t xml:space="preserve">: </w:t>
-            </w:r>
-          </w:p>
-        </w:tc>
-        <w:tc>
-          <w:tcPr>
-            <w:tcW w:w="3078" w:type="dxa"/>
-            <w:gridSpan w:val="3"/>
-            <w:noWrap/>
-            <w:vAlign w:val="center"/>
-          </w:tcPr>
-          <w:p>
-            <w:pPr>
-              <w:rPr>
-                <w:rFonts w:ascii="Arial" w:hAnsi="Arial" w:cs="Arial"/>
-                <w:sz w:val="20"/>
-                <w:szCs w:val="20"/>
-              </w:rPr>
-            </w:pPr>
-            <w:r>
-              <w:rPr>
-                <w:rFonts w:ascii="Arial" w:hAnsi="Arial" w:cs="Arial"/>
-                <w:sz w:val="20"/>
-                <w:szCs w:val="20"/>
-              </w:rPr>
-              <w:t>Perjalanan Dinas</w:t>
-            </w:r>
-          </w:p>
-        </w:tc>
-        <w:tc>
-          <w:tcPr>
-            <w:tcW w:w="2223" w:type="dxa"/>
-            <w:noWrap/>
-            <w:vAlign w:val="bottom"/>
-          </w:tcPr>
-          <w:p>
-            <w:pPr>
-              <w:rPr>
-                <w:rFonts w:ascii="Arial" w:hAnsi="Arial" w:cs="Arial"/>
-                <w:sz w:val="20"/>
-                <w:szCs w:val="20"/>
-              </w:rPr>
-            </w:pPr>
-          </w:p>
-        </w:tc>
-        <w:tc>
-          <w:tcPr>
-            <w:tcW w:w="1839" w:type="dxa"/>
-            <w:gridSpan w:val="3"/>
-            <w:noWrap/>
-            <w:vAlign w:val="center"/>
-          </w:tcPr>
-          <w:p>
-            <w:pPr>
-              <w:rPr>
-                <w:rFonts w:ascii="Arial" w:hAnsi="Arial" w:cs="Arial"/>
-                <w:sz w:val="20"/>
-                <w:szCs w:val="20"/>
-              </w:rPr>
-            </w:pPr>
-          </w:p>
-        </w:tc>
-      </w:tr>
-      <w:tr>
-        <w:trPr>
-          <w:trHeight w:val="255"/>
-        </w:trPr>
-        <w:tc>
-          <w:tcPr>
-            <w:tcW w:w="3130" w:type="dxa"/>
-            <w:gridSpan w:val="2"/>
-            <w:noWrap/>
-            <w:vAlign w:val="center"/>
-          </w:tcPr>
-          <w:p>
-            <w:pPr>
-              <w:rPr>
-                <w:rFonts w:ascii="Arial" w:hAnsi="Arial" w:cs="Arial"/>
-                <w:sz w:val="20"/>
-                <w:szCs w:val="20"/>
-              </w:rPr>
-            </w:pPr>
-            <w:r>
-              <w:rPr>
-                <w:rFonts w:ascii="Arial" w:hAnsi="Arial" w:cs="Arial"/>
-                <w:sz w:val="20"/>
-                <w:szCs w:val="20"/>
-              </w:rPr>
-              <w:t>Berdasarkan SPD</w:t>
-            </w:r>
-          </w:p>
-        </w:tc>
-        <w:tc>
-          <w:tcPr>
-            <w:tcW w:w="337" w:type="dxa"/>
-            <w:noWrap/>
-            <w:vAlign w:val="center"/>
-          </w:tcPr>
-          <w:p>
-            <w:pPr>
-              <w:rPr>
-                <w:rFonts w:ascii="Arial" w:hAnsi="Arial" w:cs="Arial"/>
-                <w:sz w:val="20"/>
-                <w:szCs w:val="20"/>
-              </w:rPr>
-            </w:pPr>
-            <w:r>
-              <w:rPr>
-                <w:rFonts w:ascii="Arial" w:hAnsi="Arial" w:cs="Arial"/>
-                <w:sz w:val="20"/>
-                <w:szCs w:val="20"/>
-              </w:rPr>
-              <w:t xml:space="preserve">: </w:t>
-            </w:r>
-          </w:p>
-        </w:tc>
-        <w:tc>
-          <w:tcPr>
-            <w:tcW w:w="7140" w:type="dxa"/>
-            <w:gridSpan w:val="7"/>
-            <w:noWrap/>
-            <w:vAlign w:val="center"/>
-          </w:tcPr>
-          <w:p>
-            <w:pPr>
-              <w:rPr>
-                <w:rFonts w:ascii="Arial" w:hAnsi="Arial" w:cs="Arial"/>
-                <w:sz w:val="20"/>
-                <w:szCs w:val="20"/>
-                <w:lang w:val="sv-SE"/>
-              </w:rPr>
-            </w:pPr>
-            <w:r>
-              <w:rPr>
-                <w:rFonts w:ascii="Arial" w:hAnsi="Arial" w:cs="Arial"/>
-                <w:sz w:val="20"/>
-                <w:szCs w:val="20"/>
-                <w:lang w:val="sv-SE"/>
-              </w:rPr>
-              <w:t xml:space="preserve">Pejabat Pembuat Komitmen Unit </w:t>
-            </w:r>
-            <w:r>
-              <w:rPr>
-                <w:rFonts w:ascii="Arial" w:hAnsi="Arial" w:cs="Arial"/>
-                <w:sz w:val="20"/>
-                <w:szCs w:val="20"/>
-                <w:lang w:val="sv-SE"/>
-              </w:rPr>
-              <w:t>{unitPPK}</w:t>
-            </w:r>
-          </w:p>
-        </w:tc>
-      </w:tr>
-      <w:tr>
-        <w:trPr>
-          <w:trHeight w:val="255"/>
-        </w:trPr>
-        <w:tc>
-          <w:tcPr>
-            <w:tcW w:w="1095" w:type="dxa"/>
-            <w:noWrap/>
-            <w:vAlign w:val="center"/>
-          </w:tcPr>
-          <w:p>
-            <w:pPr>
-              <w:rPr>
-                <w:rFonts w:ascii="Arial" w:hAnsi="Arial" w:cs="Arial"/>
-                <w:sz w:val="20"/>
-                <w:szCs w:val="20"/>
-              </w:rPr>
-            </w:pPr>
-            <w:r>
-              <w:rPr>
-                <w:rFonts w:ascii="Arial" w:hAnsi="Arial" w:cs="Arial"/>
-                <w:sz w:val="20"/>
-                <w:szCs w:val="20"/>
-              </w:rPr>
-              <w:t>Nomor</w:t>
-            </w:r>
-          </w:p>
-        </w:tc>
-        <w:tc>
-          <w:tcPr>
-            <w:tcW w:w="2035" w:type="dxa"/>
-            <w:noWrap/>
-            <w:vAlign w:val="center"/>
-          </w:tcPr>
-          <w:p>
-            <w:pPr>
-              <w:rPr>
-                <w:rFonts w:ascii="Arial" w:hAnsi="Arial" w:cs="Arial"/>
-                <w:sz w:val="20"/>
-                <w:szCs w:val="20"/>
-              </w:rPr>
-            </w:pPr>
-          </w:p>
-        </w:tc>
-        <w:tc>
-          <w:tcPr>
-            <w:tcW w:w="337" w:type="dxa"/>
-            <w:noWrap/>
-            <w:vAlign w:val="center"/>
-          </w:tcPr>
-          <w:p>
-            <w:pPr>
-              <w:rPr>
-                <w:rFonts w:ascii="Arial" w:hAnsi="Arial" w:cs="Arial"/>
-                <w:sz w:val="20"/>
-                <w:szCs w:val="20"/>
-              </w:rPr>
-            </w:pPr>
-            <w:r>
-              <w:rPr>
-                <w:rFonts w:ascii="Arial" w:hAnsi="Arial" w:cs="Arial"/>
-                <w:sz w:val="20"/>
-                <w:szCs w:val="20"/>
-              </w:rPr>
-              <w:t xml:space="preserve">: </w:t>
-            </w:r>
-          </w:p>
-        </w:tc>
-        <w:tc>
-          <w:tcPr>
-            <w:tcW w:w="6904" w:type="dxa"/>
-            <w:gridSpan w:val="6"/>
-            <w:noWrap/>
-            <w:vAlign w:val="center"/>
-          </w:tcPr>
-          <w:p>
-            <w:pPr>
-              <w:rPr>
-                <w:rFonts w:ascii="Arial" w:hAnsi="Arial" w:cs="Arial"/>
-                <w:sz w:val="20"/>
-                <w:szCs w:val="20"/>
-              </w:rPr>
-            </w:pPr>
-            <w:r>
-              <w:rPr>
-                <w:rFonts w:ascii="Arial" w:hAnsi="Arial" w:cs="Arial"/>
-                <w:sz w:val="20"/>
-                <w:szCs w:val="20"/>
-              </w:rPr>
-              <w:fldChar w:fldCharType="begin"/>
-            </w:r>
-            <w:r>
-              <w:rPr>
-                <w:rFonts w:ascii="Arial" w:hAnsi="Arial" w:cs="Arial"/>
-                <w:sz w:val="20"/>
-                <w:szCs w:val="20"/>
-              </w:rPr>
-              <w:instrText xml:space="preserve"> MERGEFIELD No_SPPD </w:instrText>
-            </w:r>
-            <w:r>
-              <w:rPr>
-                <w:rFonts w:ascii="Arial" w:hAnsi="Arial" w:cs="Arial"/>
-                <w:sz w:val="20"/>
-                <w:szCs w:val="20"/>
-              </w:rPr>
-              <w:fldChar w:fldCharType="separate"/>
-            </w:r>
-            <w:r>
-              <w:rPr>
-                <w:rFonts w:ascii="Arial" w:hAnsi="Arial" w:cs="Arial"/>
-                <w:noProof/>
-                <w:sz w:val="20"/>
-                <w:szCs w:val="20"/>
-              </w:rPr>
-              <w:t>-</w:t>
-            </w:r>
-            <w:r>
-              <w:rPr>
-                <w:rFonts w:ascii="Arial" w:hAnsi="Arial" w:cs="Arial"/>
-                <w:sz w:val="20"/>
-                <w:szCs w:val="20"/>
-              </w:rPr>
-              <w:fldChar w:fldCharType="end"/>
-            </w:r>
-          </w:p>
-        </w:tc>
-        <w:tc>
-          <w:tcPr>
-            <w:tcW w:w="236" w:type="dxa"/>
-            <w:noWrap/>
-            <w:vAlign w:val="center"/>
-          </w:tcPr>
-          <w:p>
-            <w:pPr>
-              <w:rPr>
-                <w:rFonts w:ascii="Arial" w:hAnsi="Arial" w:cs="Arial"/>
-                <w:sz w:val="20"/>
-                <w:szCs w:val="20"/>
-              </w:rPr>
-            </w:pPr>
-          </w:p>
-        </w:tc>
-      </w:tr>
-      <w:tr>
-        <w:trPr>
-          <w:trHeight w:val="255"/>
-        </w:trPr>
-        <w:tc>
-          <w:tcPr>
-            <w:tcW w:w="1095" w:type="dxa"/>
-            <w:noWrap/>
-            <w:vAlign w:val="center"/>
-          </w:tcPr>
-          <w:p>
-            <w:pPr>
-              <w:rPr>
-                <w:rFonts w:ascii="Arial" w:hAnsi="Arial" w:cs="Arial"/>
-                <w:sz w:val="20"/>
-                <w:szCs w:val="20"/>
-              </w:rPr>
-            </w:pPr>
-            <w:r>
-              <w:rPr>
-                <w:rFonts w:ascii="Arial" w:hAnsi="Arial" w:cs="Arial"/>
-                <w:sz w:val="20"/>
-                <w:szCs w:val="20"/>
-              </w:rPr>
-              <w:t>Tanggal</w:t>
-            </w:r>
-          </w:p>
-        </w:tc>
-        <w:tc>
-          <w:tcPr>
-            <w:tcW w:w="2035" w:type="dxa"/>
-            <w:noWrap/>
-            <w:vAlign w:val="center"/>
-          </w:tcPr>
-          <w:p>
-            <w:pPr>
-              <w:rPr>
-                <w:rFonts w:ascii="Arial" w:hAnsi="Arial" w:cs="Arial"/>
-                <w:sz w:val="20"/>
-                <w:szCs w:val="20"/>
-              </w:rPr>
-            </w:pPr>
-          </w:p>
-        </w:tc>
-        <w:tc>
-          <w:tcPr>
-            <w:tcW w:w="337" w:type="dxa"/>
-            <w:noWrap/>
-            <w:vAlign w:val="center"/>
-          </w:tcPr>
-          <w:p>
-            <w:pPr>
-              <w:rPr>
-                <w:rFonts w:ascii="Arial" w:hAnsi="Arial" w:cs="Arial"/>
-                <w:sz w:val="20"/>
-                <w:szCs w:val="20"/>
-              </w:rPr>
-            </w:pPr>
-            <w:r>
-              <w:rPr>
-                <w:rFonts w:ascii="Arial" w:hAnsi="Arial" w:cs="Arial"/>
-                <w:sz w:val="20"/>
-                <w:szCs w:val="20"/>
-              </w:rPr>
-              <w:t>:</w:t>
-            </w:r>
-          </w:p>
-        </w:tc>
-        <w:tc>
-          <w:tcPr>
-            <w:tcW w:w="3078" w:type="dxa"/>
-            <w:gridSpan w:val="3"/>
-            <w:noWrap/>
-            <w:vAlign w:val="center"/>
-          </w:tcPr>
-          <w:p>
-            <w:pPr>
-              <w:rPr>
-                <w:rFonts w:ascii="Arial" w:hAnsi="Arial" w:cs="Arial"/>
-                <w:sz w:val="20"/>
-                <w:szCs w:val="20"/>
-              </w:rPr>
-            </w:pPr>
-            <w:r>
-              <w:rPr>
-                <w:rFonts w:ascii="Arial" w:hAnsi="Arial" w:cs="Arial"/>
-                <w:sz w:val="20"/>
-                <w:szCs w:val="20"/>
-              </w:rPr>
-              <w:t>{tglBerangkat}</w:t>
-            </w:r>
-          </w:p>
-        </w:tc>
-        <w:tc>
-          <w:tcPr>
-            <w:tcW w:w="3826" w:type="dxa"/>
-            <w:gridSpan w:val="3"/>
-            <w:noWrap/>
-            <w:vAlign w:val="center"/>
-          </w:tcPr>
-          <w:p>
-            <w:pPr>
-              <w:rPr>
-                <w:rFonts w:ascii="Arial" w:hAnsi="Arial" w:cs="Arial"/>
-                <w:sz w:val="20"/>
-                <w:szCs w:val="20"/>
-              </w:rPr>
-            </w:pPr>
-          </w:p>
-        </w:tc>
-        <w:tc>
-          <w:tcPr>
-            <w:tcW w:w="236" w:type="dxa"/>
-            <w:noWrap/>
-            <w:vAlign w:val="center"/>
-          </w:tcPr>
-          <w:p>
-            <w:pPr>
-              <w:rPr>
-                <w:rFonts w:ascii="Arial" w:hAnsi="Arial" w:cs="Arial"/>
-                <w:sz w:val="20"/>
-                <w:szCs w:val="20"/>
-              </w:rPr>
-            </w:pPr>
-          </w:p>
-        </w:tc>
-      </w:tr>
-      <w:tr>
-        <w:trPr>
-          <w:trHeight w:val="255"/>
-        </w:trPr>
-        <w:tc>
-          <w:tcPr>
-            <w:tcW w:w="3130" w:type="dxa"/>
-            <w:gridSpan w:val="2"/>
-            <w:noWrap/>
-            <w:vAlign w:val="center"/>
-          </w:tcPr>
-          <w:p>
-            <w:pPr>
-              <w:rPr>
-                <w:rFonts w:ascii="Arial" w:hAnsi="Arial" w:cs="Arial"/>
-                <w:sz w:val="20"/>
-                <w:szCs w:val="20"/>
-              </w:rPr>
-            </w:pPr>
-            <w:r>
-              <w:rPr>
-                <w:rFonts w:ascii="Arial" w:hAnsi="Arial" w:cs="Arial"/>
-                <w:sz w:val="20"/>
-                <w:szCs w:val="20"/>
-              </w:rPr>
-              <w:t>Untuk perjalanan dinas dari</w:t>
-            </w:r>
-          </w:p>
-        </w:tc>
-        <w:tc>
-          <w:tcPr>
-            <w:tcW w:w="337" w:type="dxa"/>
-            <w:noWrap/>
-            <w:vAlign w:val="center"/>
-          </w:tcPr>
-          <w:p>
-            <w:pPr>
-              <w:rPr>
-                <w:rFonts w:ascii="Arial" w:hAnsi="Arial" w:cs="Arial"/>
-                <w:sz w:val="20"/>
-                <w:szCs w:val="20"/>
-              </w:rPr>
-            </w:pPr>
-            <w:r>
-              <w:rPr>
-                <w:rFonts w:ascii="Arial" w:hAnsi="Arial" w:cs="Arial"/>
-                <w:sz w:val="20"/>
-                <w:szCs w:val="20"/>
-              </w:rPr>
-              <w:t xml:space="preserve">: </w:t>
-            </w:r>
-          </w:p>
-        </w:tc>
-        <w:tc>
-          <w:tcPr>
-            <w:tcW w:w="2062" w:type="dxa"/>
-            <w:gridSpan w:val="2"/>
-            <w:noWrap/>
-            <w:vAlign w:val="center"/>
-          </w:tcPr>
-          <w:p>
-            <w:pPr>
-              <w:rPr>
-                <w:rFonts w:ascii="Arial" w:hAnsi="Arial" w:cs="Arial"/>
-                <w:sz w:val="20"/>
-                <w:szCs w:val="20"/>
-              </w:rPr>
-            </w:pPr>
-            <w:r>
-              <w:rPr>
-                <w:rFonts w:ascii="Arial" w:hAnsi="Arial" w:cs="Arial"/>
-                <w:sz w:val="20"/>
-                <w:szCs w:val="20"/>
-              </w:rPr>
-              <w:t>Kota Bandung</w:t>
-            </w:r>
-          </w:p>
-        </w:tc>
-        <w:tc>
-          <w:tcPr>
-            <w:tcW w:w="4842" w:type="dxa"/>
-            <w:gridSpan w:val="4"/>
-            <w:noWrap/>
-            <w:vAlign w:val="center"/>
-          </w:tcPr>
-          <w:p>
-            <w:pPr>
-              <w:rPr>
-                <w:rFonts w:ascii="Arial" w:hAnsi="Arial" w:cs="Arial"/>
-                <w:sz w:val="20"/>
-                <w:szCs w:val="20"/>
-                <w:lang w:val="sv-SE"/>
-              </w:rPr>
-            </w:pPr>
-            <w:r>
-              <w:rPr>
-                <w:rFonts w:ascii="Arial" w:hAnsi="Arial" w:cs="Arial"/>
-                <w:sz w:val="20"/>
-                <w:szCs w:val="20"/>
-                <w:lang w:val="sv-SE"/>
-              </w:rPr>
-              <w:t xml:space="preserve">Ke  </w:t>
-            </w:r>
-            <w:r>
-              <w:rPr>
-                <w:rFonts w:ascii="Arial" w:hAnsi="Arial" w:cs="Arial"/>
-                <w:sz w:val="20"/>
-                <w:szCs w:val="20"/>
-                <w:lang w:val="sv-SE"/>
-              </w:rPr>
-              <w:t>{</w:t>
-            </w:r>
-            <w:r>
-              <w:rPr>
-                <w:rFonts w:ascii="Arial" w:hAnsi="Arial" w:cs="Arial"/>
-                <w:sz w:val="20"/>
-                <w:szCs w:val="20"/>
-                <w:lang w:val="sv-SE"/>
-              </w:rPr>
-              <w:t>tujuan</w:t>
-            </w:r>
-            <w:r>
-              <w:rPr>
-                <w:rFonts w:ascii="Arial" w:hAnsi="Arial" w:cs="Arial"/>
-                <w:sz w:val="20"/>
-                <w:szCs w:val="20"/>
-                <w:lang w:val="sv-SE"/>
-              </w:rPr>
-              <w:t>}</w:t>
-            </w:r>
-          </w:p>
-        </w:tc>
-        <w:tc>
-          <w:tcPr>
-            <w:tcW w:w="236" w:type="dxa"/>
-            <w:noWrap/>
-            <w:vAlign w:val="center"/>
-          </w:tcPr>
-          <w:p>
-            <w:pPr>
-              <w:rPr>
-                <w:rFonts w:ascii="Arial" w:hAnsi="Arial" w:cs="Arial"/>
-                <w:sz w:val="20"/>
-                <w:szCs w:val="20"/>
-                <w:lang w:val="sv-SE"/>
-              </w:rPr>
-            </w:pPr>
-          </w:p>
-        </w:tc>
-      </w:tr>
-      <w:tr>
-        <w:trPr>
-          <w:trHeight w:val="255"/>
-        </w:trPr>
-        <w:tc>
-          <w:tcPr>
-            <w:tcW w:w="1095" w:type="dxa"/>
-            <w:noWrap/>
-            <w:vAlign w:val="bottom"/>
-          </w:tcPr>
-          <w:p>
-            <w:pPr>
-              <w:rPr>
-                <w:rFonts w:ascii="Arial" w:hAnsi="Arial" w:cs="Arial"/>
-                <w:sz w:val="20"/>
-                <w:szCs w:val="20"/>
-                <w:lang w:val="sv-SE"/>
-              </w:rPr>
-            </w:pPr>
-          </w:p>
-        </w:tc>
-        <w:tc>
-          <w:tcPr>
-            <w:tcW w:w="2035" w:type="dxa"/>
-            <w:noWrap/>
-            <w:vAlign w:val="bottom"/>
-          </w:tcPr>
-          <w:p>
-            <w:pPr>
-              <w:rPr>
-                <w:rFonts w:ascii="Arial" w:hAnsi="Arial" w:cs="Arial"/>
-                <w:sz w:val="20"/>
-                <w:szCs w:val="20"/>
-                <w:lang w:val="sv-SE"/>
-              </w:rPr>
-            </w:pPr>
-          </w:p>
-        </w:tc>
-        <w:tc>
-          <w:tcPr>
-            <w:tcW w:w="337" w:type="dxa"/>
-            <w:noWrap/>
-            <w:vAlign w:val="bottom"/>
-          </w:tcPr>
-          <w:p>
-            <w:pPr>
-              <w:rPr>
-                <w:rFonts w:ascii="Arial" w:hAnsi="Arial" w:cs="Arial"/>
-                <w:sz w:val="20"/>
-                <w:szCs w:val="20"/>
-                <w:lang w:val="sv-SE"/>
-              </w:rPr>
-            </w:pPr>
-          </w:p>
-        </w:tc>
-        <w:tc>
-          <w:tcPr>
-            <w:tcW w:w="1184" w:type="dxa"/>
-            <w:tcBorders>
-              <w:bottom w:val="single" w:sz="4" w:space="0" w:color="auto"/>
-            </w:tcBorders>
-            <w:noWrap/>
-            <w:vAlign w:val="bottom"/>
-          </w:tcPr>
-          <w:p>
-            <w:pPr>
-              <w:rPr>
-                <w:rFonts w:ascii="Arial" w:hAnsi="Arial" w:cs="Arial"/>
-                <w:sz w:val="20"/>
-                <w:szCs w:val="20"/>
-                <w:lang w:val="sv-SE"/>
-              </w:rPr>
-            </w:pPr>
-          </w:p>
-        </w:tc>
-        <w:tc>
-          <w:tcPr>
-            <w:tcW w:w="878" w:type="dxa"/>
-            <w:tcBorders>
-              <w:bottom w:val="single" w:sz="4" w:space="0" w:color="auto"/>
-            </w:tcBorders>
-            <w:noWrap/>
-            <w:vAlign w:val="bottom"/>
-          </w:tcPr>
-          <w:p>
-            <w:pPr>
-              <w:rPr>
-                <w:rFonts w:ascii="Arial" w:hAnsi="Arial" w:cs="Arial"/>
-                <w:sz w:val="20"/>
-                <w:szCs w:val="20"/>
-                <w:lang w:val="sv-SE"/>
-              </w:rPr>
-            </w:pPr>
-          </w:p>
-        </w:tc>
-        <w:tc>
-          <w:tcPr>
-            <w:tcW w:w="1016" w:type="dxa"/>
-            <w:tcBorders>
-              <w:bottom w:val="single" w:sz="4" w:space="0" w:color="auto"/>
-            </w:tcBorders>
-            <w:noWrap/>
-            <w:vAlign w:val="bottom"/>
-          </w:tcPr>
-          <w:p>
-            <w:pPr>
-              <w:rPr>
-                <w:rFonts w:ascii="Arial" w:hAnsi="Arial" w:cs="Arial"/>
-                <w:sz w:val="20"/>
-                <w:szCs w:val="20"/>
-                <w:lang w:val="sv-SE"/>
-              </w:rPr>
-            </w:pPr>
-          </w:p>
-        </w:tc>
-        <w:tc>
-          <w:tcPr>
-            <w:tcW w:w="3826" w:type="dxa"/>
-            <w:gridSpan w:val="3"/>
-            <w:tcBorders>
-              <w:bottom w:val="single" w:sz="4" w:space="0" w:color="auto"/>
-            </w:tcBorders>
-            <w:noWrap/>
-            <w:vAlign w:val="bottom"/>
-          </w:tcPr>
-          <w:p>
-            <w:pPr>
-              <w:rPr>
-                <w:rFonts w:ascii="Arial" w:hAnsi="Arial" w:cs="Arial"/>
-                <w:sz w:val="20"/>
-                <w:szCs w:val="20"/>
-                <w:lang w:val="sv-SE"/>
-              </w:rPr>
-            </w:pPr>
-          </w:p>
-        </w:tc>
-        <w:tc>
-          <w:tcPr>
-            <w:tcW w:w="236" w:type="dxa"/>
-            <w:noWrap/>
-            <w:vAlign w:val="bottom"/>
-          </w:tcPr>
-          <w:p>
-            <w:pPr>
-              <w:rPr>
-                <w:rFonts w:ascii="Arial" w:hAnsi="Arial" w:cs="Arial"/>
-                <w:sz w:val="20"/>
-                <w:szCs w:val="20"/>
-                <w:lang w:val="sv-SE"/>
-              </w:rPr>
-            </w:pPr>
-          </w:p>
-        </w:tc>
-      </w:tr>
-      <w:tr>
-        <w:trPr>
-          <w:trHeight w:val="255"/>
-        </w:trPr>
-        <w:tc>
-          <w:tcPr>
-            <w:tcW w:w="3467" w:type="dxa"/>
-            <w:gridSpan w:val="3"/>
-            <w:tcBorders>
-              <w:right w:val="single" w:sz="4" w:space="0" w:color="auto"/>
-            </w:tcBorders>
-            <w:noWrap/>
-            <w:vAlign w:val="center"/>
-          </w:tcPr>
-          <w:p>
-            <w:pPr>
-              <w:spacing w:before="60" w:after="60"/>
-              <w:jc w:val="center"/>
-              <w:rPr>
-                <w:rFonts w:ascii="Arial" w:hAnsi="Arial" w:cs="Arial"/>
-                <w:b/>
-                <w:bCs/>
-                <w:sz w:val="20"/>
-                <w:szCs w:val="20"/>
-              </w:rPr>
-            </w:pPr>
-            <w:r>
-              <w:rPr>
-                <w:rFonts w:ascii="Arial" w:hAnsi="Arial" w:cs="Arial"/>
-                <w:b/>
-                <w:bCs/>
-                <w:sz w:val="20"/>
-                <w:szCs w:val="20"/>
-              </w:rPr>
-              <w:t xml:space="preserve">TERBILANG : </w:t>
-            </w:r>
-          </w:p>
-        </w:tc>
-        <w:tc>
-          <w:tcPr>
-            <w:tcW w:w="6904" w:type="dxa"/>
-            <w:gridSpan w:val="6"/>
-            <w:tcBorders>
-              <w:top w:val="single" w:sz="4" w:space="0" w:color="auto"/>
-              <w:left w:val="single" w:sz="4" w:space="0" w:color="auto"/>
-              <w:bottom w:val="single" w:sz="4" w:space="0" w:color="auto"/>
-              <w:right w:val="single" w:sz="4" w:space="0" w:color="auto"/>
-            </w:tcBorders>
-            <w:shd w:val="clear" w:color="auto" w:fill="D9D9D9" w:themeFill="background1" w:themeFillShade="D9"/>
-            <w:noWrap/>
-            <w:vAlign w:val="center"/>
-          </w:tcPr>
-          <w:p>
-            <w:pPr>
-              <w:spacing w:before="60" w:after="60"/>
-              <w:jc w:val="center"/>
-              <w:rPr>
-                <w:rFonts w:ascii="Arial" w:hAnsi="Arial" w:cs="Arial"/>
-                <w:b/>
-                <w:bCs/>
-                <w:i/>
-                <w:iCs/>
-                <w:sz w:val="20"/>
-                <w:szCs w:val="20"/>
-                <w:lang w:val="fi-FI"/>
-              </w:rPr>
-            </w:pPr>
-            <w:r>
-              <w:rPr>
-                <w:rFonts w:ascii="Arial" w:hAnsi="Arial" w:cs="Arial"/>
-                <w:b/>
-                <w:bCs/>
-                <w:i/>
-                <w:iCs/>
-                <w:sz w:val="20"/>
-                <w:szCs w:val="20"/>
-                <w:lang w:val="fi-FI"/>
-              </w:rPr>
-              <w:t xml:space="preserve"> #   </w:t>
-            </w:r>
-            <w:r>
-              <w:rPr>
-                <w:rFonts w:ascii="Arial" w:hAnsi="Arial" w:cs="Arial"/>
-                <w:b/>
-                <w:bCs/>
-                <w:i/>
-                <w:iCs/>
-                <w:sz w:val="20"/>
-                <w:szCs w:val="20"/>
-              </w:rPr>
-              <w:fldChar w:fldCharType="begin"/>
-            </w:r>
-            <w:r>
-              <w:rPr>
-                <w:rFonts w:ascii="Arial" w:hAnsi="Arial" w:cs="Arial"/>
-                <w:b/>
-                <w:bCs/>
-                <w:i/>
-                <w:iCs/>
-                <w:sz w:val="20"/>
-                <w:szCs w:val="20"/>
-                <w:lang w:val="fi-FI"/>
-              </w:rPr>
-              <w:instrText xml:space="preserve"> MERGEFIELD "Rp_Dh" </w:instrText>
-            </w:r>
-            <w:r>
-              <w:rPr>
-                <w:rFonts w:ascii="Arial" w:hAnsi="Arial" w:cs="Arial"/>
-                <w:b/>
-                <w:bCs/>
-                <w:i/>
-                <w:iCs/>
-                <w:sz w:val="20"/>
-                <w:szCs w:val="20"/>
-              </w:rPr>
-              <w:fldChar w:fldCharType="separate"/>
-            </w:r>
-            <w:r>
-              <w:rPr>
-                <w:rFonts w:ascii="Arial" w:hAnsi="Arial" w:cs="Arial"/>
-                <w:b/>
-                <w:bCs/>
-                <w:i/>
-                <w:iCs/>
-                <w:noProof/>
-                <w:sz w:val="20"/>
-                <w:szCs w:val="20"/>
-                <w:lang w:val="fi-FI"/>
-              </w:rPr>
-              <w:t>Delapan Ratus Enam Puluh Ribu Rupiah</w:t>
-            </w:r>
-            <w:r>
-              <w:rPr>
-                <w:rFonts w:ascii="Arial" w:hAnsi="Arial" w:cs="Arial"/>
-                <w:b/>
-                <w:bCs/>
-                <w:i/>
-                <w:iCs/>
-                <w:sz w:val="20"/>
-                <w:szCs w:val="20"/>
-              </w:rPr>
-              <w:fldChar w:fldCharType="end"/>
-            </w:r>
-            <w:r>
-              <w:rPr>
-                <w:rFonts w:ascii="Arial" w:hAnsi="Arial" w:cs="Arial"/>
-                <w:b/>
-                <w:bCs/>
-                <w:i/>
-                <w:iCs/>
-                <w:sz w:val="20"/>
-                <w:szCs w:val="20"/>
-                <w:lang w:val="fi-FI"/>
-              </w:rPr>
-              <w:t xml:space="preserve"> # </w:t>
-            </w:r>
-          </w:p>
-        </w:tc>
-        <w:tc>
-          <w:tcPr>
-            <w:tcW w:w="236" w:type="dxa"/>
-            <w:tcBorders>
-              <w:left w:val="single" w:sz="4" w:space="0" w:color="auto"/>
-            </w:tcBorders>
-            <w:noWrap/>
-            <w:vAlign w:val="center"/>
-          </w:tcPr>
-          <w:p>
-            <w:pPr>
-              <w:spacing w:before="60" w:after="60"/>
-              <w:jc w:val="center"/>
-              <w:rPr>
-                <w:rFonts w:ascii="Arial" w:hAnsi="Arial" w:cs="Arial"/>
-                <w:b/>
-                <w:bCs/>
-                <w:i/>
-                <w:iCs/>
-                <w:color w:val="FF0000"/>
-                <w:sz w:val="20"/>
-                <w:szCs w:val="20"/>
-                <w:lang w:val="fi-FI"/>
-              </w:rPr>
-            </w:pPr>
-          </w:p>
-        </w:tc>
-      </w:tr>
-      <w:tr>
-        <w:trPr>
-          <w:trHeight w:val="255"/>
-        </w:trPr>
-        <w:tc>
-          <w:tcPr>
-            <w:tcW w:w="3467" w:type="dxa"/>
-            <w:gridSpan w:val="3"/>
-            <w:noWrap/>
-            <w:vAlign w:val="center"/>
-          </w:tcPr>
-          <w:p>
-            <w:pPr>
-              <w:spacing w:before="60" w:after="60"/>
-              <w:jc w:val="center"/>
-              <w:rPr>
-                <w:rFonts w:ascii="Arial" w:hAnsi="Arial" w:cs="Arial"/>
-                <w:b/>
-                <w:bCs/>
-                <w:sz w:val="20"/>
-                <w:szCs w:val="20"/>
-                <w:lang w:val="es-MX"/>
-              </w:rPr>
-            </w:pPr>
-          </w:p>
-        </w:tc>
-        <w:tc>
-          <w:tcPr>
-            <w:tcW w:w="6904" w:type="dxa"/>
-            <w:gridSpan w:val="6"/>
-            <w:noWrap/>
-            <w:vAlign w:val="center"/>
-          </w:tcPr>
-          <w:p>
-            <w:pPr>
-              <w:spacing w:before="60" w:after="60"/>
-              <w:jc w:val="center"/>
-              <w:rPr>
-                <w:rFonts w:ascii="Arial" w:hAnsi="Arial" w:cs="Arial"/>
-                <w:b/>
-                <w:bCs/>
-                <w:i/>
-                <w:iCs/>
-                <w:sz w:val="20"/>
-                <w:szCs w:val="20"/>
-                <w:lang w:val="fi-FI"/>
-              </w:rPr>
-            </w:pPr>
-            <w:r>
-              <w:rPr>
-                <w:rFonts w:ascii="Arial" w:hAnsi="Arial" w:cs="Arial"/>
-                <w:b/>
-                <w:bCs/>
-                <w:i/>
-                <w:iCs/>
-                <w:color w:val="FFFFFF" w:themeColor="background1"/>
-                <w:sz w:val="20"/>
-                <w:szCs w:val="20"/>
-                <w:lang w:val="fi-FI"/>
-              </w:rPr>
-              <w:t xml:space="preserve"> #   </w:t>
-            </w:r>
-            <w:r>
-              <w:rPr>
-                <w:rFonts w:ascii="Arial" w:hAnsi="Arial" w:cs="Arial"/>
-                <w:b/>
-                <w:bCs/>
-                <w:i/>
-                <w:iCs/>
-                <w:color w:val="FFFFFF" w:themeColor="background1"/>
-                <w:sz w:val="20"/>
-                <w:szCs w:val="20"/>
-                <w:lang w:val="fi-FI"/>
-              </w:rPr>
-              <w:t>Dua Ribu Tiga Ratus Enam Puluh Satu Dolar</w:t>
-            </w:r>
-            <w:r>
-              <w:rPr>
-                <w:rFonts w:ascii="Arial" w:hAnsi="Arial" w:cs="Arial"/>
-                <w:b/>
-                <w:bCs/>
-                <w:i/>
-                <w:iCs/>
-                <w:color w:val="FFFFFF" w:themeColor="background1"/>
-                <w:sz w:val="20"/>
-                <w:szCs w:val="20"/>
-                <w:lang w:val="fi-FI"/>
-              </w:rPr>
-              <w:t xml:space="preserve"> # </w:t>
-            </w:r>
-          </w:p>
-        </w:tc>
-        <w:tc>
-          <w:tcPr>
-            <w:tcW w:w="236" w:type="dxa"/>
-            <w:noWrap/>
-            <w:vAlign w:val="center"/>
-          </w:tcPr>
-          <w:p>
-            <w:pPr>
-              <w:spacing w:before="60" w:after="60"/>
-              <w:jc w:val="center"/>
-              <w:rPr>
-                <w:rFonts w:ascii="Arial" w:hAnsi="Arial" w:cs="Arial"/>
-                <w:b/>
-                <w:bCs/>
-                <w:i/>
-                <w:iCs/>
-                <w:color w:val="FF0000"/>
-                <w:sz w:val="20"/>
-                <w:szCs w:val="20"/>
-                <w:lang w:val="fi-FI"/>
-              </w:rPr>
-            </w:pPr>
-          </w:p>
-        </w:tc>
-      </w:tr>
-      <w:tr>
-        <w:trPr>
-          <w:trHeight w:val="255"/>
-        </w:trPr>
-        <w:tc>
-          <w:tcPr>
-            <w:tcW w:w="1095" w:type="dxa"/>
-            <w:noWrap/>
-            <w:vAlign w:val="bottom"/>
-          </w:tcPr>
-          <w:p>
-            <w:pPr>
-              <w:rPr>
-                <w:rFonts w:ascii="Arial" w:hAnsi="Arial" w:cs="Arial"/>
-                <w:sz w:val="20"/>
-                <w:szCs w:val="20"/>
-                <w:lang w:val="fi-FI"/>
-              </w:rPr>
-            </w:pPr>
-          </w:p>
-        </w:tc>
-        <w:tc>
-          <w:tcPr>
-            <w:tcW w:w="2035" w:type="dxa"/>
-            <w:noWrap/>
-            <w:vAlign w:val="bottom"/>
-          </w:tcPr>
-          <w:p>
-            <w:pPr>
-              <w:rPr>
-                <w:rFonts w:ascii="Arial" w:hAnsi="Arial" w:cs="Arial"/>
-                <w:sz w:val="20"/>
-                <w:szCs w:val="20"/>
-                <w:lang w:val="fi-FI"/>
-              </w:rPr>
-            </w:pPr>
-          </w:p>
-        </w:tc>
-        <w:tc>
-          <w:tcPr>
-            <w:tcW w:w="337" w:type="dxa"/>
-            <w:noWrap/>
-            <w:vAlign w:val="bottom"/>
-          </w:tcPr>
-          <w:p>
-            <w:pPr>
-              <w:rPr>
-                <w:rFonts w:ascii="Arial" w:hAnsi="Arial" w:cs="Arial"/>
-                <w:sz w:val="20"/>
-                <w:szCs w:val="20"/>
-                <w:lang w:val="fi-FI"/>
-              </w:rPr>
-            </w:pPr>
-          </w:p>
-        </w:tc>
-        <w:tc>
-          <w:tcPr>
-            <w:tcW w:w="1184" w:type="dxa"/>
-            <w:noWrap/>
-            <w:vAlign w:val="bottom"/>
-          </w:tcPr>
-          <w:p>
-            <w:pPr>
-              <w:rPr>
-                <w:rFonts w:ascii="Arial" w:hAnsi="Arial" w:cs="Arial"/>
-                <w:sz w:val="20"/>
-                <w:szCs w:val="20"/>
-                <w:lang w:val="fi-FI"/>
-              </w:rPr>
-            </w:pPr>
-          </w:p>
-        </w:tc>
-        <w:tc>
-          <w:tcPr>
-            <w:tcW w:w="878" w:type="dxa"/>
-            <w:noWrap/>
-            <w:vAlign w:val="bottom"/>
-          </w:tcPr>
-          <w:p>
-            <w:pPr>
-              <w:rPr>
-                <w:rFonts w:ascii="Arial" w:hAnsi="Arial" w:cs="Arial"/>
-                <w:sz w:val="20"/>
-                <w:szCs w:val="20"/>
-                <w:lang w:val="fi-FI"/>
-              </w:rPr>
-            </w:pPr>
-          </w:p>
-        </w:tc>
-        <w:tc>
-          <w:tcPr>
-            <w:tcW w:w="1016" w:type="dxa"/>
-            <w:noWrap/>
-            <w:vAlign w:val="bottom"/>
-          </w:tcPr>
-          <w:p>
-            <w:pPr>
-              <w:rPr>
-                <w:rFonts w:ascii="Arial" w:hAnsi="Arial" w:cs="Arial"/>
-                <w:sz w:val="20"/>
-                <w:szCs w:val="20"/>
-                <w:lang w:val="fi-FI"/>
-              </w:rPr>
-            </w:pPr>
-          </w:p>
-        </w:tc>
-        <w:tc>
-          <w:tcPr>
-            <w:tcW w:w="3826" w:type="dxa"/>
-            <w:gridSpan w:val="3"/>
-            <w:noWrap/>
-            <w:vAlign w:val="bottom"/>
-          </w:tcPr>
-          <w:p>
-            <w:pPr>
-              <w:rPr>
-                <w:rFonts w:ascii="Arial" w:hAnsi="Arial" w:cs="Arial"/>
-                <w:sz w:val="20"/>
-                <w:szCs w:val="20"/>
-                <w:lang w:val="fi-FI"/>
-              </w:rPr>
-            </w:pPr>
-          </w:p>
-        </w:tc>
-        <w:tc>
-          <w:tcPr>
-            <w:tcW w:w="236" w:type="dxa"/>
-            <w:noWrap/>
-            <w:vAlign w:val="bottom"/>
-          </w:tcPr>
-          <w:p>
-            <w:pPr>
-              <w:rPr>
-                <w:rFonts w:ascii="Arial" w:hAnsi="Arial" w:cs="Arial"/>
-                <w:sz w:val="20"/>
-                <w:szCs w:val="20"/>
-                <w:lang w:val="fi-FI"/>
-              </w:rPr>
-            </w:pPr>
-          </w:p>
-        </w:tc>
-      </w:tr>
-      <w:tr>
-        <w:trPr>
-          <w:trHeight w:val="255"/>
-        </w:trPr>
-        <w:tc>
-          <w:tcPr>
-            <w:tcW w:w="1095" w:type="dxa"/>
-            <w:noWrap/>
-            <w:vAlign w:val="bottom"/>
-          </w:tcPr>
-          <w:p>
-            <w:pPr>
-              <w:rPr>
-                <w:rFonts w:ascii="Arial" w:hAnsi="Arial" w:cs="Arial"/>
-                <w:sz w:val="20"/>
-                <w:szCs w:val="20"/>
-                <w:lang w:val="fi-FI"/>
-              </w:rPr>
-            </w:pPr>
-          </w:p>
-        </w:tc>
-        <w:tc>
-          <w:tcPr>
-            <w:tcW w:w="2035" w:type="dxa"/>
-            <w:noWrap/>
-            <w:vAlign w:val="bottom"/>
-          </w:tcPr>
-          <w:p>
-            <w:pPr>
-              <w:rPr>
-                <w:rFonts w:ascii="Arial" w:hAnsi="Arial" w:cs="Arial"/>
-                <w:sz w:val="20"/>
-                <w:szCs w:val="20"/>
-                <w:lang w:val="fi-FI"/>
-              </w:rPr>
-            </w:pPr>
-          </w:p>
-        </w:tc>
-        <w:tc>
-          <w:tcPr>
-            <w:tcW w:w="337" w:type="dxa"/>
-            <w:noWrap/>
-            <w:vAlign w:val="bottom"/>
-          </w:tcPr>
-          <w:p>
-            <w:pPr>
-              <w:rPr>
-                <w:rFonts w:ascii="Arial" w:hAnsi="Arial" w:cs="Arial"/>
-                <w:sz w:val="20"/>
-                <w:szCs w:val="20"/>
-                <w:lang w:val="fi-FI"/>
-              </w:rPr>
-            </w:pPr>
-          </w:p>
-        </w:tc>
-        <w:tc>
-          <w:tcPr>
-            <w:tcW w:w="1184" w:type="dxa"/>
-            <w:noWrap/>
-            <w:vAlign w:val="bottom"/>
-          </w:tcPr>
-          <w:p>
-            <w:pPr>
-              <w:rPr>
-                <w:rFonts w:ascii="Arial" w:hAnsi="Arial" w:cs="Arial"/>
-                <w:sz w:val="20"/>
-                <w:szCs w:val="20"/>
-                <w:lang w:val="fi-FI"/>
-              </w:rPr>
-            </w:pPr>
-          </w:p>
-        </w:tc>
-        <w:tc>
-          <w:tcPr>
-            <w:tcW w:w="878" w:type="dxa"/>
-            <w:noWrap/>
-            <w:vAlign w:val="bottom"/>
-          </w:tcPr>
-          <w:p>
-            <w:pPr>
-              <w:rPr>
-                <w:rFonts w:ascii="Arial" w:hAnsi="Arial" w:cs="Arial"/>
-                <w:sz w:val="20"/>
-                <w:szCs w:val="20"/>
-                <w:lang w:val="fi-FI"/>
-              </w:rPr>
-            </w:pPr>
-          </w:p>
-        </w:tc>
-        <w:tc>
-          <w:tcPr>
-            <w:tcW w:w="1016" w:type="dxa"/>
-            <w:noWrap/>
-            <w:vAlign w:val="bottom"/>
-          </w:tcPr>
-          <w:p>
-            <w:pPr>
-              <w:rPr>
-                <w:rFonts w:ascii="Arial" w:hAnsi="Arial" w:cs="Arial"/>
-                <w:sz w:val="20"/>
-                <w:szCs w:val="20"/>
-                <w:lang w:val="fi-FI"/>
-              </w:rPr>
-            </w:pPr>
-          </w:p>
-        </w:tc>
-        <w:tc>
-          <w:tcPr>
-            <w:tcW w:w="3826" w:type="dxa"/>
-            <w:gridSpan w:val="3"/>
-            <w:noWrap/>
-            <w:vAlign w:val="bottom"/>
-          </w:tcPr>
-          <w:p>
-            <w:pPr>
-              <w:rPr>
-                <w:rFonts w:ascii="Arial" w:hAnsi="Arial" w:cs="Arial"/>
-                <w:sz w:val="20"/>
-                <w:szCs w:val="20"/>
-              </w:rPr>
-            </w:pPr>
-            <w:r>
-              <w:rPr>
-                <w:rFonts w:ascii="Arial" w:hAnsi="Arial" w:cs="Arial"/>
-                <w:sz w:val="20"/>
-                <w:szCs w:val="20"/>
-              </w:rPr>
-              <w:t xml:space="preserve">Bandung, </w:t>
-            </w:r>
-            <w:r>
-              <w:rPr>
-                <w:rFonts w:ascii="Arial" w:hAnsi="Arial" w:cs="Arial"/>
-                <w:sz w:val="20"/>
-                <w:szCs w:val="20"/>
-              </w:rPr>
-              <w:t>{tglBerangkat}</w:t>
-            </w:r>
-          </w:p>
-        </w:tc>
-        <w:tc>
-          <w:tcPr>
-            <w:tcW w:w="236" w:type="dxa"/>
-            <w:noWrap/>
-            <w:vAlign w:val="bottom"/>
-          </w:tcPr>
-          <w:p>
-            <w:pPr>
-              <w:rPr>
-                <w:rFonts w:ascii="Arial" w:hAnsi="Arial" w:cs="Arial"/>
-                <w:sz w:val="20"/>
-                <w:szCs w:val="20"/>
-              </w:rPr>
-            </w:pPr>
-          </w:p>
-        </w:tc>
-      </w:tr>
-      <w:tr>
-        <w:trPr>
-          <w:trHeight w:val="255"/>
-        </w:trPr>
-        <w:tc>
-          <w:tcPr>
-            <w:tcW w:w="1095" w:type="dxa"/>
-            <w:noWrap/>
-            <w:vAlign w:val="bottom"/>
-          </w:tcPr>
-          <w:p>
-            <w:pPr>
-              <w:spacing w:before="120"/>
-              <w:rPr>
-                <w:rFonts w:ascii="Arial" w:hAnsi="Arial" w:cs="Arial"/>
-                <w:sz w:val="20"/>
-                <w:szCs w:val="20"/>
-              </w:rPr>
-            </w:pPr>
-          </w:p>
-        </w:tc>
-        <w:tc>
-          <w:tcPr>
-            <w:tcW w:w="3556" w:type="dxa"/>
-            <w:gridSpan w:val="3"/>
-            <w:noWrap/>
-            <w:vAlign w:val="bottom"/>
-          </w:tcPr>
-          <w:p>
-            <w:pPr>
-              <w:spacing w:before="120"/>
-              <w:rPr>
-                <w:rFonts w:ascii="Arial" w:hAnsi="Arial" w:cs="Arial"/>
-                <w:sz w:val="20"/>
-                <w:szCs w:val="20"/>
-              </w:rPr>
-            </w:pPr>
-            <w:r>
-              <w:rPr>
-                <w:rFonts w:ascii="Arial" w:hAnsi="Arial" w:cs="Arial"/>
-                <w:sz w:val="20"/>
-                <w:szCs w:val="20"/>
-              </w:rPr>
-              <w:t>Pejabat Pembuat Komitmen</w:t>
-            </w:r>
-          </w:p>
-        </w:tc>
-        <w:tc>
-          <w:tcPr>
-            <w:tcW w:w="878" w:type="dxa"/>
-            <w:noWrap/>
-            <w:vAlign w:val="bottom"/>
-          </w:tcPr>
-          <w:p>
-            <w:pPr>
-              <w:spacing w:before="120"/>
-              <w:rPr>
-                <w:rFonts w:ascii="Arial" w:hAnsi="Arial" w:cs="Arial"/>
-                <w:sz w:val="20"/>
-                <w:szCs w:val="20"/>
-              </w:rPr>
-            </w:pPr>
-          </w:p>
-        </w:tc>
-        <w:tc>
-          <w:tcPr>
-            <w:tcW w:w="1016" w:type="dxa"/>
-            <w:noWrap/>
-            <w:vAlign w:val="bottom"/>
-          </w:tcPr>
-          <w:p>
-            <w:pPr>
-              <w:spacing w:before="120"/>
-              <w:rPr>
-                <w:rFonts w:ascii="Arial" w:hAnsi="Arial" w:cs="Arial"/>
-                <w:sz w:val="20"/>
-                <w:szCs w:val="20"/>
-              </w:rPr>
-            </w:pPr>
-          </w:p>
-        </w:tc>
-        <w:tc>
-          <w:tcPr>
-            <w:tcW w:w="3826" w:type="dxa"/>
-            <w:gridSpan w:val="3"/>
-            <w:noWrap/>
-            <w:vAlign w:val="bottom"/>
-          </w:tcPr>
-          <w:p>
-            <w:pPr>
-              <w:spacing w:before="120"/>
-              <w:rPr>
-                <w:rFonts w:ascii="Arial" w:hAnsi="Arial" w:cs="Arial"/>
-                <w:sz w:val="20"/>
-                <w:szCs w:val="20"/>
-              </w:rPr>
-            </w:pPr>
-            <w:r>
-              <w:rPr>
-                <w:rFonts w:ascii="Arial" w:hAnsi="Arial" w:cs="Arial"/>
-                <w:sz w:val="20"/>
-                <w:szCs w:val="20"/>
-              </w:rPr>
-              <w:t>Yang Menerima</w:t>
-            </w:r>
-          </w:p>
-        </w:tc>
-        <w:tc>
-          <w:tcPr>
-            <w:tcW w:w="236" w:type="dxa"/>
-            <w:noWrap/>
-            <w:vAlign w:val="bottom"/>
-          </w:tcPr>
-          <w:p>
-            <w:pPr>
-              <w:spacing w:before="120"/>
-              <w:rPr>
-                <w:rFonts w:ascii="Arial" w:hAnsi="Arial" w:cs="Arial"/>
-                <w:sz w:val="20"/>
-                <w:szCs w:val="20"/>
-              </w:rPr>
-            </w:pPr>
-          </w:p>
-        </w:tc>
-      </w:tr>
-      <w:tr>
-        <w:trPr>
-          <w:trHeight w:val="255"/>
-        </w:trPr>
-        <w:tc>
-          <w:tcPr>
-            <w:tcW w:w="1095" w:type="dxa"/>
-            <w:noWrap/>
-            <w:vAlign w:val="bottom"/>
-          </w:tcPr>
-          <w:p>
-            <w:pPr>
-              <w:rPr>
-                <w:rFonts w:ascii="Arial" w:hAnsi="Arial" w:cs="Arial"/>
-                <w:sz w:val="20"/>
-                <w:szCs w:val="20"/>
-              </w:rPr>
-            </w:pPr>
-          </w:p>
-        </w:tc>
-        <w:tc>
-          <w:tcPr>
-            <w:tcW w:w="2035" w:type="dxa"/>
-            <w:noWrap/>
-            <w:vAlign w:val="bottom"/>
-          </w:tcPr>
-          <w:p>
-            <w:pPr>
-              <w:rPr>
-                <w:rFonts w:ascii="Arial" w:hAnsi="Arial" w:cs="Arial"/>
-                <w:sz w:val="20"/>
-                <w:szCs w:val="20"/>
-              </w:rPr>
-            </w:pPr>
-          </w:p>
-        </w:tc>
-        <w:tc>
-          <w:tcPr>
-            <w:tcW w:w="337" w:type="dxa"/>
-            <w:noWrap/>
-            <w:vAlign w:val="bottom"/>
-          </w:tcPr>
-          <w:p>
-            <w:pPr>
-              <w:rPr>
-                <w:rFonts w:ascii="Arial" w:hAnsi="Arial" w:cs="Arial"/>
-                <w:sz w:val="20"/>
-                <w:szCs w:val="20"/>
-              </w:rPr>
-            </w:pPr>
-          </w:p>
-        </w:tc>
-        <w:tc>
-          <w:tcPr>
-            <w:tcW w:w="1184" w:type="dxa"/>
-            <w:noWrap/>
-            <w:vAlign w:val="bottom"/>
-          </w:tcPr>
-          <w:p>
-            <w:pPr>
-              <w:rPr>
-                <w:rFonts w:ascii="Arial" w:hAnsi="Arial" w:cs="Arial"/>
-                <w:sz w:val="20"/>
-                <w:szCs w:val="20"/>
-              </w:rPr>
-            </w:pPr>
-          </w:p>
-        </w:tc>
-        <w:tc>
-          <w:tcPr>
-            <w:tcW w:w="878" w:type="dxa"/>
-            <w:noWrap/>
-            <w:vAlign w:val="bottom"/>
-          </w:tcPr>
-          <w:p>
-            <w:pPr>
-              <w:rPr>
-                <w:rFonts w:ascii="Arial" w:hAnsi="Arial" w:cs="Arial"/>
-                <w:sz w:val="20"/>
-                <w:szCs w:val="20"/>
-              </w:rPr>
-            </w:pPr>
-          </w:p>
-        </w:tc>
-        <w:tc>
-          <w:tcPr>
-            <w:tcW w:w="1016" w:type="dxa"/>
-            <w:noWrap/>
-            <w:vAlign w:val="bottom"/>
-          </w:tcPr>
-          <w:p>
-            <w:pPr>
-              <w:rPr>
-                <w:rFonts w:ascii="Arial" w:hAnsi="Arial" w:cs="Arial"/>
-                <w:sz w:val="20"/>
-                <w:szCs w:val="20"/>
-              </w:rPr>
-            </w:pPr>
-          </w:p>
-        </w:tc>
-        <w:tc>
-          <w:tcPr>
-            <w:tcW w:w="3826" w:type="dxa"/>
-            <w:gridSpan w:val="3"/>
-            <w:noWrap/>
-            <w:vAlign w:val="bottom"/>
-          </w:tcPr>
-          <w:p>
-            <w:pPr>
-              <w:rPr>
-                <w:rFonts w:ascii="Arial" w:hAnsi="Arial" w:cs="Arial"/>
-                <w:sz w:val="20"/>
-                <w:szCs w:val="20"/>
-              </w:rPr>
-            </w:pPr>
-          </w:p>
-        </w:tc>
-        <w:tc>
-          <w:tcPr>
-            <w:tcW w:w="236" w:type="dxa"/>
-            <w:noWrap/>
-            <w:vAlign w:val="bottom"/>
-          </w:tcPr>
-          <w:p>
-            <w:pPr>
-              <w:rPr>
-                <w:rFonts w:ascii="Arial" w:hAnsi="Arial" w:cs="Arial"/>
-                <w:sz w:val="20"/>
-                <w:szCs w:val="20"/>
-              </w:rPr>
-            </w:pPr>
-          </w:p>
-        </w:tc>
-      </w:tr>
-      <w:tr>
-        <w:trPr>
-          <w:trHeight w:val="255"/>
-        </w:trPr>
-        <w:tc>
-          <w:tcPr>
-            <w:tcW w:w="1095" w:type="dxa"/>
-            <w:noWrap/>
-            <w:vAlign w:val="bottom"/>
-          </w:tcPr>
-          <w:p>
-            <w:pPr>
-              <w:rPr>
-                <w:rFonts w:ascii="Arial" w:hAnsi="Arial" w:cs="Arial"/>
-                <w:sz w:val="20"/>
-                <w:szCs w:val="20"/>
-              </w:rPr>
-            </w:pPr>
-          </w:p>
-        </w:tc>
-        <w:tc>
-          <w:tcPr>
-            <w:tcW w:w="2035" w:type="dxa"/>
-            <w:noWrap/>
-            <w:vAlign w:val="bottom"/>
-          </w:tcPr>
-          <w:p>
-            <w:pPr>
-              <w:rPr>
-                <w:rFonts w:ascii="Arial" w:hAnsi="Arial" w:cs="Arial"/>
-                <w:sz w:val="20"/>
-                <w:szCs w:val="20"/>
-              </w:rPr>
-            </w:pPr>
-          </w:p>
-        </w:tc>
-        <w:tc>
-          <w:tcPr>
-            <w:tcW w:w="337" w:type="dxa"/>
-            <w:noWrap/>
-            <w:vAlign w:val="bottom"/>
-          </w:tcPr>
-          <w:p>
-            <w:pPr>
-              <w:rPr>
-                <w:rFonts w:ascii="Arial" w:hAnsi="Arial" w:cs="Arial"/>
-                <w:sz w:val="20"/>
-                <w:szCs w:val="20"/>
-              </w:rPr>
-            </w:pPr>
-          </w:p>
-        </w:tc>
-        <w:tc>
-          <w:tcPr>
-            <w:tcW w:w="1184" w:type="dxa"/>
-            <w:noWrap/>
-            <w:vAlign w:val="bottom"/>
-          </w:tcPr>
-          <w:p>
-            <w:pPr>
-              <w:rPr>
-                <w:rFonts w:ascii="Arial" w:hAnsi="Arial" w:cs="Arial"/>
-                <w:sz w:val="20"/>
-                <w:szCs w:val="20"/>
-              </w:rPr>
-            </w:pPr>
-          </w:p>
-        </w:tc>
-        <w:tc>
-          <w:tcPr>
-            <w:tcW w:w="878" w:type="dxa"/>
-            <w:noWrap/>
-            <w:vAlign w:val="bottom"/>
-          </w:tcPr>
-          <w:p>
-            <w:pPr>
-              <w:rPr>
-                <w:rFonts w:ascii="Arial" w:hAnsi="Arial" w:cs="Arial"/>
-                <w:sz w:val="20"/>
-                <w:szCs w:val="20"/>
-              </w:rPr>
-            </w:pPr>
-          </w:p>
-        </w:tc>
-        <w:tc>
-          <w:tcPr>
-            <w:tcW w:w="1016" w:type="dxa"/>
-            <w:noWrap/>
-            <w:vAlign w:val="bottom"/>
-          </w:tcPr>
-          <w:p>
-            <w:pPr>
-              <w:rPr>
-                <w:rFonts w:ascii="Arial" w:hAnsi="Arial" w:cs="Arial"/>
-                <w:sz w:val="20"/>
-                <w:szCs w:val="20"/>
-              </w:rPr>
-            </w:pPr>
-          </w:p>
-        </w:tc>
-        <w:tc>
-          <w:tcPr>
-            <w:tcW w:w="3826" w:type="dxa"/>
-            <w:gridSpan w:val="3"/>
-            <w:noWrap/>
-            <w:vAlign w:val="bottom"/>
-          </w:tcPr>
-          <w:p>
-            <w:pPr>
-              <w:rPr>
-                <w:rFonts w:ascii="Arial" w:hAnsi="Arial" w:cs="Arial"/>
-                <w:sz w:val="20"/>
-                <w:szCs w:val="20"/>
-              </w:rPr>
-            </w:pPr>
-          </w:p>
-        </w:tc>
-        <w:tc>
-          <w:tcPr>
-            <w:tcW w:w="236" w:type="dxa"/>
-            <w:noWrap/>
-            <w:vAlign w:val="bottom"/>
-          </w:tcPr>
-          <w:p>
-            <w:pPr>
-              <w:rPr>
-                <w:rFonts w:ascii="Arial" w:hAnsi="Arial" w:cs="Arial"/>
-                <w:sz w:val="20"/>
-                <w:szCs w:val="20"/>
-              </w:rPr>
-            </w:pPr>
-          </w:p>
-        </w:tc>
-      </w:tr>
-      <w:tr>
-        <w:trPr>
-          <w:trHeight w:val="255"/>
-        </w:trPr>
-        <w:tc>
-          <w:tcPr>
-            <w:tcW w:w="1095" w:type="dxa"/>
-            <w:noWrap/>
-            <w:vAlign w:val="bottom"/>
-          </w:tcPr>
-          <w:p>
-            <w:pPr>
-              <w:rPr>
-                <w:rFonts w:ascii="Arial" w:hAnsi="Arial" w:cs="Arial"/>
-                <w:sz w:val="20"/>
-                <w:szCs w:val="20"/>
-              </w:rPr>
-            </w:pPr>
-          </w:p>
-        </w:tc>
-        <w:tc>
-          <w:tcPr>
-            <w:tcW w:w="2035" w:type="dxa"/>
-            <w:noWrap/>
-            <w:vAlign w:val="bottom"/>
-          </w:tcPr>
-          <w:p>
-            <w:pPr>
-              <w:rPr>
-                <w:rFonts w:ascii="Arial" w:hAnsi="Arial" w:cs="Arial"/>
-                <w:sz w:val="20"/>
-                <w:szCs w:val="20"/>
-              </w:rPr>
-            </w:pPr>
-          </w:p>
-        </w:tc>
-        <w:tc>
-          <w:tcPr>
-            <w:tcW w:w="337" w:type="dxa"/>
-            <w:noWrap/>
-            <w:vAlign w:val="bottom"/>
-          </w:tcPr>
-          <w:p>
-            <w:pPr>
-              <w:rPr>
-                <w:rFonts w:ascii="Arial" w:hAnsi="Arial" w:cs="Arial"/>
-                <w:sz w:val="20"/>
-                <w:szCs w:val="20"/>
-              </w:rPr>
-            </w:pPr>
-          </w:p>
-        </w:tc>
-        <w:tc>
-          <w:tcPr>
-            <w:tcW w:w="1184" w:type="dxa"/>
-            <w:noWrap/>
-            <w:vAlign w:val="bottom"/>
-          </w:tcPr>
-          <w:p>
-            <w:pPr>
-              <w:rPr>
-                <w:rFonts w:ascii="Arial" w:hAnsi="Arial" w:cs="Arial"/>
-                <w:sz w:val="20"/>
-                <w:szCs w:val="20"/>
-              </w:rPr>
-            </w:pPr>
-          </w:p>
-        </w:tc>
-        <w:tc>
-          <w:tcPr>
-            <w:tcW w:w="878" w:type="dxa"/>
-            <w:noWrap/>
-            <w:vAlign w:val="bottom"/>
-          </w:tcPr>
-          <w:p>
-            <w:pPr>
-              <w:rPr>
-                <w:rFonts w:ascii="Arial" w:hAnsi="Arial" w:cs="Arial"/>
-                <w:sz w:val="20"/>
-                <w:szCs w:val="20"/>
-              </w:rPr>
-            </w:pPr>
-          </w:p>
-        </w:tc>
-        <w:tc>
-          <w:tcPr>
-            <w:tcW w:w="1016" w:type="dxa"/>
-            <w:noWrap/>
-            <w:vAlign w:val="bottom"/>
-          </w:tcPr>
-          <w:p>
-            <w:pPr>
-              <w:rPr>
-                <w:rFonts w:ascii="Arial" w:hAnsi="Arial" w:cs="Arial"/>
-                <w:sz w:val="20"/>
-                <w:szCs w:val="20"/>
-              </w:rPr>
-            </w:pPr>
-          </w:p>
-        </w:tc>
-        <w:tc>
-          <w:tcPr>
-            <w:tcW w:w="3826" w:type="dxa"/>
-            <w:gridSpan w:val="3"/>
-            <w:noWrap/>
-            <w:vAlign w:val="bottom"/>
-          </w:tcPr>
-          <w:p>
-            <w:pPr>
-              <w:rPr>
-                <w:rFonts w:ascii="Arial" w:hAnsi="Arial" w:cs="Arial"/>
-                <w:sz w:val="20"/>
-                <w:szCs w:val="20"/>
-              </w:rPr>
-            </w:pPr>
-          </w:p>
-        </w:tc>
-        <w:tc>
-          <w:tcPr>
-            <w:tcW w:w="236" w:type="dxa"/>
-            <w:noWrap/>
-            <w:vAlign w:val="bottom"/>
-          </w:tcPr>
-          <w:p>
-            <w:pPr>
-              <w:rPr>
-                <w:rFonts w:ascii="Arial" w:hAnsi="Arial" w:cs="Arial"/>
-                <w:sz w:val="20"/>
-                <w:szCs w:val="20"/>
-              </w:rPr>
-            </w:pPr>
-          </w:p>
-        </w:tc>
-      </w:tr>
-      <w:tr>
-        <w:trPr>
-          <w:trHeight w:val="255"/>
-        </w:trPr>
-        <w:tc>
-          <w:tcPr>
-            <w:tcW w:w="1095" w:type="dxa"/>
-            <w:noWrap/>
-            <w:vAlign w:val="bottom"/>
-          </w:tcPr>
-          <w:p>
-            <w:pPr>
-              <w:rPr>
-                <w:rFonts w:ascii="Arial" w:hAnsi="Arial" w:cs="Arial"/>
-                <w:sz w:val="20"/>
-                <w:szCs w:val="20"/>
-              </w:rPr>
-            </w:pPr>
-          </w:p>
-        </w:tc>
-        <w:tc>
-          <w:tcPr>
-            <w:tcW w:w="2035" w:type="dxa"/>
-            <w:noWrap/>
-            <w:vAlign w:val="bottom"/>
-          </w:tcPr>
-          <w:p>
-            <w:pPr>
-              <w:rPr>
-                <w:rFonts w:ascii="Arial" w:hAnsi="Arial" w:cs="Arial"/>
-                <w:sz w:val="20"/>
-                <w:szCs w:val="20"/>
-              </w:rPr>
-            </w:pPr>
-          </w:p>
-        </w:tc>
-        <w:tc>
-          <w:tcPr>
-            <w:tcW w:w="337" w:type="dxa"/>
-            <w:noWrap/>
-            <w:vAlign w:val="bottom"/>
-          </w:tcPr>
-          <w:p>
-            <w:pPr>
-              <w:rPr>
-                <w:rFonts w:ascii="Arial" w:hAnsi="Arial" w:cs="Arial"/>
-                <w:sz w:val="20"/>
-                <w:szCs w:val="20"/>
-              </w:rPr>
-            </w:pPr>
-          </w:p>
-        </w:tc>
-        <w:tc>
-          <w:tcPr>
-            <w:tcW w:w="1184" w:type="dxa"/>
-            <w:noWrap/>
-            <w:vAlign w:val="bottom"/>
-          </w:tcPr>
-          <w:p>
-            <w:pPr>
-              <w:rPr>
-                <w:rFonts w:ascii="Arial" w:hAnsi="Arial" w:cs="Arial"/>
-                <w:sz w:val="20"/>
-                <w:szCs w:val="20"/>
-              </w:rPr>
-            </w:pPr>
-          </w:p>
-        </w:tc>
-        <w:tc>
-          <w:tcPr>
-            <w:tcW w:w="878" w:type="dxa"/>
-            <w:noWrap/>
-            <w:vAlign w:val="bottom"/>
-          </w:tcPr>
-          <w:p>
-            <w:pPr>
-              <w:rPr>
-                <w:rFonts w:ascii="Arial" w:hAnsi="Arial" w:cs="Arial"/>
-                <w:sz w:val="20"/>
-                <w:szCs w:val="20"/>
-              </w:rPr>
-            </w:pPr>
-          </w:p>
-        </w:tc>
-        <w:tc>
-          <w:tcPr>
-            <w:tcW w:w="1016" w:type="dxa"/>
-            <w:noWrap/>
-            <w:vAlign w:val="bottom"/>
-          </w:tcPr>
-          <w:p>
-            <w:pPr>
-              <w:rPr>
-                <w:rFonts w:ascii="Arial" w:hAnsi="Arial" w:cs="Arial"/>
-                <w:sz w:val="20"/>
-                <w:szCs w:val="20"/>
-              </w:rPr>
-            </w:pPr>
-          </w:p>
-        </w:tc>
-        <w:tc>
-          <w:tcPr>
-            <w:tcW w:w="3826" w:type="dxa"/>
-            <w:gridSpan w:val="3"/>
-            <w:noWrap/>
-            <w:vAlign w:val="bottom"/>
-          </w:tcPr>
-          <w:p>
-            <w:pPr>
-              <w:rPr>
-                <w:rFonts w:ascii="Arial" w:hAnsi="Arial" w:cs="Arial"/>
-                <w:sz w:val="20"/>
-                <w:szCs w:val="20"/>
-              </w:rPr>
-            </w:pPr>
-          </w:p>
-        </w:tc>
-        <w:tc>
-          <w:tcPr>
-            <w:tcW w:w="236" w:type="dxa"/>
-            <w:noWrap/>
-            <w:vAlign w:val="bottom"/>
-          </w:tcPr>
-          <w:p>
-            <w:pPr>
-              <w:rPr>
-                <w:rFonts w:ascii="Arial" w:hAnsi="Arial" w:cs="Arial"/>
-                <w:sz w:val="20"/>
-                <w:szCs w:val="20"/>
-              </w:rPr>
-            </w:pPr>
-          </w:p>
-        </w:tc>
-      </w:tr>
-      <w:tr>
-        <w:trPr>
-          <w:trHeight w:val="255"/>
-        </w:trPr>
-        <w:tc>
-          <w:tcPr>
-            <w:tcW w:w="1095" w:type="dxa"/>
-            <w:noWrap/>
-            <w:vAlign w:val="bottom"/>
-          </w:tcPr>
-          <w:p>
-            <w:pPr>
-              <w:rPr>
-                <w:rFonts w:ascii="Arial" w:hAnsi="Arial" w:cs="Arial"/>
-                <w:sz w:val="20"/>
-                <w:szCs w:val="20"/>
-              </w:rPr>
-            </w:pPr>
-          </w:p>
-        </w:tc>
-        <w:tc>
-          <w:tcPr>
-            <w:tcW w:w="3556" w:type="dxa"/>
-            <w:gridSpan w:val="3"/>
-            <w:noWrap/>
-            <w:vAlign w:val="bottom"/>
-          </w:tcPr>
-          <w:p>
-            <w:pPr>
-              <w:rPr>
-                <w:rFonts w:ascii="Arial" w:hAnsi="Arial" w:cs="Arial"/>
-                <w:b/>
-                <w:sz w:val="20"/>
-                <w:szCs w:val="20"/>
-              </w:rPr>
-            </w:pPr>
-            <w:r>
-              <w:rPr>
-                <w:rFonts w:ascii="Arial" w:hAnsi="Arial" w:cs="Arial"/>
-                <w:sz w:val="20"/>
-                <w:szCs w:val="20"/>
-                <w:lang w:val="sv-SE"/>
-              </w:rPr>
-              <w:fldChar w:fldCharType="begin"/>
-            </w:r>
-            <w:r>
-              <w:rPr>
-                <w:rFonts w:ascii="Arial" w:hAnsi="Arial" w:cs="Arial"/>
-                <w:sz w:val="20"/>
-                <w:szCs w:val="20"/>
-                <w:lang w:val="sv-SE"/>
-              </w:rPr>
-              <w:instrText xml:space="preserve"> MERGEFIELD Nama_PPK </w:instrText>
-            </w:r>
-            <w:r>
-              <w:rPr>
-                <w:rFonts w:ascii="Arial" w:hAnsi="Arial" w:cs="Arial"/>
-                <w:sz w:val="20"/>
-                <w:szCs w:val="20"/>
-                <w:lang w:val="sv-SE"/>
-              </w:rPr>
-              <w:fldChar w:fldCharType="separate"/>
-            </w:r>
-            <w:r>
-              <w:rPr>
-                <w:rFonts w:ascii="Arial" w:hAnsi="Arial" w:cs="Arial"/>
-                <w:sz w:val="20"/>
-                <w:szCs w:val="20"/>
-                <w:lang w:val="sv-SE"/>
-              </w:rPr>
-              <w:fldChar w:fldCharType="begin"/>
-            </w:r>
-            <w:r>
-              <w:rPr>
-                <w:rFonts w:ascii="Arial" w:hAnsi="Arial" w:cs="Arial"/>
-                <w:sz w:val="20"/>
-                <w:szCs w:val="20"/>
-                <w:lang w:val="sv-SE"/>
-              </w:rPr>
-              <w:instrText xml:space="preserve"> MERGEFIELD Nama_PPK </w:instrText>
-            </w:r>
-            <w:r>
-              <w:rPr>
-                <w:rFonts w:ascii="Arial" w:hAnsi="Arial" w:cs="Arial"/>
-                <w:sz w:val="20"/>
-                <w:szCs w:val="20"/>
-                <w:lang w:val="sv-SE"/>
-              </w:rPr>
-              <w:fldChar w:fldCharType="separate"/>
-            </w:r>
-            <w:r>
-              <w:rPr>
-                <w:rFonts w:ascii="Arial" w:hAnsi="Arial" w:cs="Arial"/>
-                <w:noProof/>
-                <w:sz w:val="20"/>
-                <w:szCs w:val="20"/>
-                <w:lang w:val="sv-SE"/>
-              </w:rPr>
-              <w:t>{namaPPK}</w:t>
-            </w:r>
-            <w:r>
-              <w:rPr>
-                <w:rFonts w:ascii="Arial" w:hAnsi="Arial" w:cs="Arial"/>
-                <w:sz w:val="20"/>
-                <w:szCs w:val="20"/>
-                <w:lang w:val="sv-SE"/>
-              </w:rPr>
-              <w:fldChar w:fldCharType="end"/>
-            </w:r>
-            <w:r>
-              <w:rPr>
-                <w:rFonts w:ascii="Arial" w:hAnsi="Arial" w:cs="Arial"/>
-                <w:sz w:val="20"/>
-                <w:szCs w:val="20"/>
-                <w:lang w:val="sv-SE"/>
-              </w:rPr>
-              <w:fldChar w:fldCharType="end"/>
-            </w:r>
-          </w:p>
-        </w:tc>
-        <w:tc>
-          <w:tcPr>
-            <w:tcW w:w="878" w:type="dxa"/>
-            <w:noWrap/>
-            <w:vAlign w:val="bottom"/>
-          </w:tcPr>
-          <w:p>
-            <w:pPr>
-              <w:rPr>
-                <w:rFonts w:ascii="Arial" w:hAnsi="Arial" w:cs="Arial"/>
-                <w:sz w:val="20"/>
-                <w:szCs w:val="20"/>
-              </w:rPr>
-            </w:pPr>
-          </w:p>
-        </w:tc>
-        <w:tc>
-          <w:tcPr>
-            <w:tcW w:w="1016" w:type="dxa"/>
-            <w:noWrap/>
-            <w:vAlign w:val="bottom"/>
-          </w:tcPr>
-          <w:p>
-            <w:pPr>
-              <w:rPr>
-                <w:rFonts w:ascii="Arial" w:hAnsi="Arial" w:cs="Arial"/>
-                <w:sz w:val="20"/>
-                <w:szCs w:val="20"/>
-              </w:rPr>
-            </w:pPr>
-          </w:p>
-        </w:tc>
-        <w:tc>
-          <w:tcPr>
-            <w:tcW w:w="4062" w:type="dxa"/>
-            <w:gridSpan w:val="4"/>
-            <w:noWrap/>
-            <w:vAlign w:val="bottom"/>
-          </w:tcPr>
-          <w:p>
-            <w:pPr>
-              <w:rPr>
-                <w:rFonts w:ascii="Arial" w:hAnsi="Arial" w:cs="Arial"/>
-                <w:bCs/>
-                <w:sz w:val="20"/>
-                <w:szCs w:val="20"/>
-                <w:lang w:val="es-MX"/>
-              </w:rPr>
-            </w:pPr>
-            <w:r>
-              <w:rPr>
-                <w:rFonts w:ascii="Arial" w:hAnsi="Arial" w:cs="Arial"/>
-                <w:bCs/>
-                <w:sz w:val="20"/>
-                <w:szCs w:val="20"/>
-              </w:rPr>
-              <w:t>{nama}</w:t>
-            </w:r>
-            <w:r>
-              <w:rPr>
-                <w:rFonts w:ascii="Arial" w:hAnsi="Arial" w:cs="Arial"/>
-                <w:bCs/>
-                <w:sz w:val="20"/>
-                <w:szCs w:val="20"/>
-              </w:rPr>
-              <w:fldChar w:fldCharType="begin"/>
-            </w:r>
-            <w:r>
-              <w:rPr>
-                <w:rFonts w:ascii="Arial" w:hAnsi="Arial" w:cs="Arial"/>
-                <w:bCs/>
-                <w:sz w:val="20"/>
-                <w:szCs w:val="20"/>
-                <w:lang w:val="es-MX"/>
-              </w:rPr>
-              <w:instrText xml:space="preserve"> MERGEFIELD "Nama" </w:instrText>
-            </w:r>
-            <w:r>
-              <w:rPr>
-                <w:rFonts w:ascii="Arial" w:hAnsi="Arial" w:cs="Arial"/>
-                <w:bCs/>
-                <w:sz w:val="20"/>
-                <w:szCs w:val="20"/>
-              </w:rPr>
-              <w:fldChar w:fldCharType="separate"/>
-            </w:r>
-            <w:r>
-              <w:rPr>
-                <w:rFonts w:ascii="Arial" w:hAnsi="Arial" w:cs="Arial"/>
-                <w:bCs/>
-                <w:sz w:val="20"/>
-                <w:szCs w:val="20"/>
-              </w:rPr>
-              <w:fldChar w:fldCharType="end"/>
-            </w:r>
-          </w:p>
-        </w:tc>
-      </w:tr>
-      <w:tr>
-        <w:trPr>
-          <w:trHeight w:val="255"/>
-        </w:trPr>
-        <w:tc>
-          <w:tcPr>
-            <w:tcW w:w="1095" w:type="dxa"/>
-            <w:noWrap/>
-            <w:vAlign w:val="bottom"/>
-          </w:tcPr>
-          <w:p>
-            <w:pPr>
-              <w:rPr>
-                <w:rFonts w:ascii="Arial" w:hAnsi="Arial" w:cs="Arial"/>
-                <w:sz w:val="20"/>
-                <w:szCs w:val="20"/>
-                <w:lang w:val="es-MX"/>
-              </w:rPr>
-            </w:pPr>
-          </w:p>
-        </w:tc>
-        <w:tc>
-          <w:tcPr>
-            <w:tcW w:w="3556" w:type="dxa"/>
-            <w:gridSpan w:val="3"/>
-            <w:noWrap/>
-            <w:vAlign w:val="bottom"/>
-          </w:tcPr>
-          <w:p>
-            <w:pPr>
-              <w:rPr>
-                <w:rFonts w:ascii="Arial" w:hAnsi="Arial" w:cs="Arial"/>
-                <w:b/>
-                <w:sz w:val="20"/>
-                <w:szCs w:val="20"/>
-                <w:lang w:val="sv-SE"/>
-              </w:rPr>
-            </w:pPr>
-            <w:r>
-              <w:rPr>
-                <w:rFonts w:ascii="Arial" w:hAnsi="Arial" w:cs="Arial"/>
-                <w:sz w:val="20"/>
-                <w:szCs w:val="20"/>
-                <w:lang w:val="sv-SE"/>
-              </w:rPr>
-              <w:t xml:space="preserve">NIP. </w:t>
-            </w:r>
-            <w:r>
-              <w:rPr>
-                <w:rFonts w:ascii="Arial" w:hAnsi="Arial" w:cs="Arial"/>
-                <w:sz w:val="20"/>
-                <w:szCs w:val="20"/>
-                <w:lang w:val="sv-SE"/>
-              </w:rPr>
-              <w:fldChar w:fldCharType="begin"/>
-            </w:r>
-            <w:r>
-              <w:rPr>
-                <w:rFonts w:ascii="Arial" w:hAnsi="Arial" w:cs="Arial"/>
-                <w:sz w:val="20"/>
-                <w:szCs w:val="20"/>
-                <w:lang w:val="sv-SE"/>
-              </w:rPr>
-              <w:instrText xml:space="preserve"> MERGEFIELD Nama_PPK </w:instrText>
-            </w:r>
-            <w:r>
-              <w:rPr>
-                <w:rFonts w:ascii="Arial" w:hAnsi="Arial" w:cs="Arial"/>
-                <w:sz w:val="20"/>
-                <w:szCs w:val="20"/>
-                <w:lang w:val="sv-SE"/>
-              </w:rPr>
-              <w:fldChar w:fldCharType="separate"/>
-            </w:r>
-            <w:r>
-              <w:rPr>
-                <w:rFonts w:ascii="Arial" w:hAnsi="Arial" w:cs="Arial"/>
-                <w:sz w:val="20"/>
-                <w:szCs w:val="20"/>
-                <w:lang w:val="sv-SE"/>
-              </w:rPr>
-              <w:fldChar w:fldCharType="begin"/>
-            </w:r>
-            <w:r>
-              <w:rPr>
-                <w:rFonts w:ascii="Arial" w:hAnsi="Arial" w:cs="Arial"/>
-                <w:sz w:val="20"/>
-                <w:szCs w:val="20"/>
-                <w:lang w:val="sv-SE"/>
-              </w:rPr>
-              <w:instrText xml:space="preserve"> MERGEFIELD Nama_PPK </w:instrText>
-            </w:r>
-            <w:r>
-              <w:rPr>
-                <w:rFonts w:ascii="Arial" w:hAnsi="Arial" w:cs="Arial"/>
-                <w:sz w:val="20"/>
-                <w:szCs w:val="20"/>
-                <w:lang w:val="sv-SE"/>
-              </w:rPr>
-              <w:fldChar w:fldCharType="separate"/>
-            </w:r>
-            <w:r>
-              <w:rPr>
-                <w:rFonts w:ascii="Arial" w:hAnsi="Arial" w:cs="Arial"/>
-                <w:noProof/>
-                <w:sz w:val="20"/>
-                <w:szCs w:val="20"/>
-                <w:lang w:val="sv-SE"/>
-              </w:rPr>
-              <w:t>{nipPPK}</w:t>
-            </w:r>
-            <w:r>
-              <w:rPr>
-                <w:rFonts w:ascii="Arial" w:hAnsi="Arial" w:cs="Arial"/>
-                <w:sz w:val="20"/>
-                <w:szCs w:val="20"/>
-                <w:lang w:val="sv-SE"/>
-              </w:rPr>
-              <w:fldChar w:fldCharType="end"/>
-            </w:r>
-            <w:r>
-              <w:rPr>
-                <w:rFonts w:ascii="Arial" w:hAnsi="Arial" w:cs="Arial"/>
-                <w:sz w:val="20"/>
-                <w:szCs w:val="20"/>
-                <w:lang w:val="sv-SE"/>
-              </w:rPr>
-              <w:fldChar w:fldCharType="end"/>
-            </w:r>
-          </w:p>
-        </w:tc>
-        <w:tc>
-          <w:tcPr>
-            <w:tcW w:w="878" w:type="dxa"/>
-            <w:noWrap/>
-            <w:vAlign w:val="bottom"/>
-          </w:tcPr>
-          <w:p>
-            <w:pPr>
-              <w:rPr>
-                <w:rFonts w:ascii="Arial" w:hAnsi="Arial" w:cs="Arial"/>
-                <w:sz w:val="20"/>
-                <w:szCs w:val="20"/>
-                <w:lang w:val="sv-SE"/>
-              </w:rPr>
-            </w:pPr>
-          </w:p>
-        </w:tc>
-        <w:tc>
-          <w:tcPr>
-            <w:tcW w:w="1016" w:type="dxa"/>
-            <w:noWrap/>
-            <w:vAlign w:val="bottom"/>
-          </w:tcPr>
-          <w:p>
-            <w:pPr>
-              <w:rPr>
-                <w:rFonts w:ascii="Arial" w:hAnsi="Arial" w:cs="Arial"/>
-                <w:sz w:val="20"/>
-                <w:szCs w:val="20"/>
-                <w:lang w:val="sv-SE"/>
-              </w:rPr>
-            </w:pPr>
-          </w:p>
-        </w:tc>
-        <w:tc>
-          <w:tcPr>
-            <w:tcW w:w="3338" w:type="dxa"/>
-            <w:gridSpan w:val="2"/>
-            <w:noWrap/>
-            <w:vAlign w:val="bottom"/>
-          </w:tcPr>
-          <w:p>
-            <w:pPr>
-              <w:rPr>
-                <w:rFonts w:ascii="Arial" w:hAnsi="Arial" w:cs="Arial"/>
-                <w:sz w:val="20"/>
-                <w:szCs w:val="20"/>
-              </w:rPr>
-            </w:pPr>
-            <w:r>
-              <w:rPr>
-                <w:rFonts w:ascii="Arial" w:hAnsi="Arial" w:cs="Arial"/>
-                <w:sz w:val="20"/>
-                <w:szCs w:val="20"/>
-              </w:rPr>
-              <w:t xml:space="preserve">NIP. </w:t>
-            </w:r>
-            <w:r>
-              <w:rPr>
-                <w:rFonts w:ascii="Arial" w:hAnsi="Arial" w:cs="Arial"/>
-                <w:sz w:val="20"/>
-                <w:szCs w:val="20"/>
-              </w:rPr>
-              <w:t>{nip}</w:t>
-            </w:r>
-          </w:p>
-        </w:tc>
-        <w:tc>
-          <w:tcPr>
-            <w:tcW w:w="724" w:type="dxa"/>
-            <w:gridSpan w:val="2"/>
             <w:noWrap/>
             <w:vAlign w:val="bottom"/>
           </w:tcPr>
@@ -15853,6 +15663,12 @@
   <wne:recipientData>
     <wne:active wne:val="1"/>
   </wne:recipientData>
+  <wne:recipientData>
+    <wne:active wne:val="1"/>
+  </wne:recipientData>
+  <wne:recipientData>
+    <wne:active wne:val="1"/>
+  </wne:recipientData>
 </wne:recipients>
 </file>
 

--- a/public/spd-rampung-kwitansi-format.docx
+++ b/public/spd-rampung-kwitansi-format.docx
@@ -323,7 +323,79 @@
                                       <w:sz w:val="16"/>
                                       <w:szCs w:val="16"/>
                                     </w:rPr>
-                                    <w:t>Jalan Cimincrang Nomor 26 Cimenerang Panyileukan Kota Bandung 40292</w:t>
+                                    <w:t xml:space="preserve">Jalan </w:t>
+                                  </w:r>
+                                  <w:proofErr w:type="spellStart"/>
+                                  <w:r>
+                                    <w:rPr>
+                                      <w:rFonts w:ascii="Arial" w:hAnsi="Arial" w:cs="Arial"/>
+                                      <w:sz w:val="16"/>
+                                      <w:szCs w:val="16"/>
+                                    </w:rPr>
+                                    <w:t>Cimincrang</w:t>
+                                  </w:r>
+                                  <w:proofErr w:type="spellEnd"/>
+                                  <w:r>
+                                    <w:rPr>
+                                      <w:rFonts w:ascii="Arial" w:hAnsi="Arial" w:cs="Arial"/>
+                                      <w:sz w:val="16"/>
+                                      <w:szCs w:val="16"/>
+                                    </w:rPr>
+                                    <w:t xml:space="preserve"> </w:t>
+                                  </w:r>
+                                  <w:proofErr w:type="spellStart"/>
+                                  <w:r>
+                                    <w:rPr>
+                                      <w:rFonts w:ascii="Arial" w:hAnsi="Arial" w:cs="Arial"/>
+                                      <w:sz w:val="16"/>
+                                      <w:szCs w:val="16"/>
+                                    </w:rPr>
+                                    <w:t>Nomor</w:t>
+                                  </w:r>
+                                  <w:proofErr w:type="spellEnd"/>
+                                  <w:r>
+                                    <w:rPr>
+                                      <w:rFonts w:ascii="Arial" w:hAnsi="Arial" w:cs="Arial"/>
+                                      <w:sz w:val="16"/>
+                                      <w:szCs w:val="16"/>
+                                    </w:rPr>
+                                    <w:t xml:space="preserve"> 26 </w:t>
+                                  </w:r>
+                                  <w:proofErr w:type="spellStart"/>
+                                  <w:r>
+                                    <w:rPr>
+                                      <w:rFonts w:ascii="Arial" w:hAnsi="Arial" w:cs="Arial"/>
+                                      <w:sz w:val="16"/>
+                                      <w:szCs w:val="16"/>
+                                    </w:rPr>
+                                    <w:t>Cimenerang</w:t>
+                                  </w:r>
+                                  <w:proofErr w:type="spellEnd"/>
+                                  <w:r>
+                                    <w:rPr>
+                                      <w:rFonts w:ascii="Arial" w:hAnsi="Arial" w:cs="Arial"/>
+                                      <w:sz w:val="16"/>
+                                      <w:szCs w:val="16"/>
+                                    </w:rPr>
+                                    <w:t xml:space="preserve"> </w:t>
+                                  </w:r>
+                                  <w:proofErr w:type="spellStart"/>
+                                  <w:r>
+                                    <w:rPr>
+                                      <w:rFonts w:ascii="Arial" w:hAnsi="Arial" w:cs="Arial"/>
+                                      <w:sz w:val="16"/>
+                                      <w:szCs w:val="16"/>
+                                    </w:rPr>
+                                    <w:t>Panyileukan</w:t>
+                                  </w:r>
+                                  <w:proofErr w:type="spellEnd"/>
+                                  <w:r>
+                                    <w:rPr>
+                                      <w:rFonts w:ascii="Arial" w:hAnsi="Arial" w:cs="Arial"/>
+                                      <w:sz w:val="16"/>
+                                      <w:szCs w:val="16"/>
+                                    </w:rPr>
+                                    <w:t xml:space="preserve"> Kota Bandung 40292</w:t>
                                   </w:r>
                                 </w:p>
                                 <w:p/>
@@ -404,7 +476,79 @@
                                 <w:sz w:val="16"/>
                                 <w:szCs w:val="16"/>
                               </w:rPr>
-                              <w:t>Jalan Cimincrang Nomor 26 Cimenerang Panyileukan Kota Bandung 40292</w:t>
+                              <w:t xml:space="preserve">Jalan </w:t>
+                            </w:r>
+                            <w:proofErr w:type="spellStart"/>
+                            <w:r>
+                              <w:rPr>
+                                <w:rFonts w:ascii="Arial" w:hAnsi="Arial" w:cs="Arial"/>
+                                <w:sz w:val="16"/>
+                                <w:szCs w:val="16"/>
+                              </w:rPr>
+                              <w:t>Cimincrang</w:t>
+                            </w:r>
+                            <w:proofErr w:type="spellEnd"/>
+                            <w:r>
+                              <w:rPr>
+                                <w:rFonts w:ascii="Arial" w:hAnsi="Arial" w:cs="Arial"/>
+                                <w:sz w:val="16"/>
+                                <w:szCs w:val="16"/>
+                              </w:rPr>
+                              <w:t xml:space="preserve"> </w:t>
+                            </w:r>
+                            <w:proofErr w:type="spellStart"/>
+                            <w:r>
+                              <w:rPr>
+                                <w:rFonts w:ascii="Arial" w:hAnsi="Arial" w:cs="Arial"/>
+                                <w:sz w:val="16"/>
+                                <w:szCs w:val="16"/>
+                              </w:rPr>
+                              <w:t>Nomor</w:t>
+                            </w:r>
+                            <w:proofErr w:type="spellEnd"/>
+                            <w:r>
+                              <w:rPr>
+                                <w:rFonts w:ascii="Arial" w:hAnsi="Arial" w:cs="Arial"/>
+                                <w:sz w:val="16"/>
+                                <w:szCs w:val="16"/>
+                              </w:rPr>
+                              <w:t xml:space="preserve"> 26 </w:t>
+                            </w:r>
+                            <w:proofErr w:type="spellStart"/>
+                            <w:r>
+                              <w:rPr>
+                                <w:rFonts w:ascii="Arial" w:hAnsi="Arial" w:cs="Arial"/>
+                                <w:sz w:val="16"/>
+                                <w:szCs w:val="16"/>
+                              </w:rPr>
+                              <w:t>Cimenerang</w:t>
+                            </w:r>
+                            <w:proofErr w:type="spellEnd"/>
+                            <w:r>
+                              <w:rPr>
+                                <w:rFonts w:ascii="Arial" w:hAnsi="Arial" w:cs="Arial"/>
+                                <w:sz w:val="16"/>
+                                <w:szCs w:val="16"/>
+                              </w:rPr>
+                              <w:t xml:space="preserve"> </w:t>
+                            </w:r>
+                            <w:proofErr w:type="spellStart"/>
+                            <w:r>
+                              <w:rPr>
+                                <w:rFonts w:ascii="Arial" w:hAnsi="Arial" w:cs="Arial"/>
+                                <w:sz w:val="16"/>
+                                <w:szCs w:val="16"/>
+                              </w:rPr>
+                              <w:t>Panyileukan</w:t>
+                            </w:r>
+                            <w:proofErr w:type="spellEnd"/>
+                            <w:r>
+                              <w:rPr>
+                                <w:rFonts w:ascii="Arial" w:hAnsi="Arial" w:cs="Arial"/>
+                                <w:sz w:val="16"/>
+                                <w:szCs w:val="16"/>
+                              </w:rPr>
+                              <w:t xml:space="preserve"> Kota Bandung 40292</w:t>
                             </w:r>
                           </w:p>
                           <w:p/>
@@ -1494,7 +1638,27 @@
                 <w:sz w:val="20"/>
                 <w:szCs w:val="20"/>
               </w:rPr>
-              <w:t>{tglBerangkat}</w:t>
+              <w:t>{</w:t>
+            </w:r>
+            <w:proofErr w:type="spellStart"/>
+            <w:r>
+              <w:rPr>
+                <w:rFonts w:ascii="Arial" w:hAnsi="Arial" w:cs="Arial"/>
+                <w:bCs/>
+                <w:sz w:val="20"/>
+                <w:szCs w:val="20"/>
+              </w:rPr>
+              <w:t>tglBerangkat</w:t>
+            </w:r>
+            <w:proofErr w:type="spellEnd"/>
+            <w:r>
+              <w:rPr>
+                <w:rFonts w:ascii="Arial" w:hAnsi="Arial" w:cs="Arial"/>
+                <w:bCs/>
+                <w:sz w:val="20"/>
+                <w:szCs w:val="20"/>
+              </w:rPr>
+              <w:t>}</w:t>
             </w:r>
           </w:p>
         </w:tc>
@@ -2205,7 +2369,43 @@
                 <w:sz w:val="20"/>
                 <w:szCs w:val="20"/>
               </w:rPr>
-              <w:t xml:space="preserve"> selama {lama} hari </w:t>
+              <w:t xml:space="preserve"> </w:t>
+            </w:r>
+            <w:proofErr w:type="spellStart"/>
+            <w:r>
+              <w:rPr>
+                <w:rFonts w:ascii="Arial" w:hAnsi="Arial" w:cs="Arial"/>
+                <w:sz w:val="20"/>
+                <w:szCs w:val="20"/>
+              </w:rPr>
+              <w:t>selama</w:t>
+            </w:r>
+            <w:proofErr w:type="spellEnd"/>
+            <w:r>
+              <w:rPr>
+                <w:rFonts w:ascii="Arial" w:hAnsi="Arial" w:cs="Arial"/>
+                <w:sz w:val="20"/>
+                <w:szCs w:val="20"/>
+              </w:rPr>
+              <w:t xml:space="preserve"> {lama} </w:t>
+            </w:r>
+            <w:proofErr w:type="spellStart"/>
+            <w:r>
+              <w:rPr>
+                <w:rFonts w:ascii="Arial" w:hAnsi="Arial" w:cs="Arial"/>
+                <w:sz w:val="20"/>
+                <w:szCs w:val="20"/>
+              </w:rPr>
+              <w:t>hari</w:t>
+            </w:r>
+            <w:proofErr w:type="spellEnd"/>
+            <w:r>
+              <w:rPr>
+                <w:rFonts w:ascii="Arial" w:hAnsi="Arial" w:cs="Arial"/>
+                <w:sz w:val="20"/>
+                <w:szCs w:val="20"/>
+              </w:rPr>
+              <w:t xml:space="preserve"> </w:t>
             </w:r>
             <w:r>
               <w:rPr>
@@ -4086,10 +4286,36 @@
             <w:pPr>
               <w:rPr>
                 <w:rFonts w:ascii="Arial" w:hAnsi="Arial" w:cs="Arial"/>
-                <w:sz w:val="16"/>
-                <w:szCs w:val="16"/>
-              </w:rPr>
-            </w:pPr>
+                <w:sz w:val="20"/>
+                <w:szCs w:val="20"/>
+              </w:rPr>
+            </w:pPr>
+            <w:r>
+              <w:rPr>
+                <w:rFonts w:ascii="Arial" w:hAnsi="Arial" w:cs="Arial"/>
+                <w:sz w:val="20"/>
+                <w:szCs w:val="20"/>
+              </w:rPr>
+              <w:t>Bandung, {</w:t>
+            </w:r>
+            <w:proofErr w:type="spellStart"/>
+            <w:r>
+              <w:rPr>
+                <w:rFonts w:ascii="Arial" w:hAnsi="Arial" w:cs="Arial"/>
+                <w:sz w:val="20"/>
+                <w:szCs w:val="20"/>
+              </w:rPr>
+              <w:t>tglBerangkat</w:t>
+            </w:r>
+            <w:proofErr w:type="spellEnd"/>
+            <w:r>
+              <w:rPr>
+                <w:rFonts w:ascii="Arial" w:hAnsi="Arial" w:cs="Arial"/>
+                <w:sz w:val="20"/>
+                <w:szCs w:val="20"/>
+              </w:rPr>
+              <w:t>}</w:t>
+            </w:r>
           </w:p>
         </w:tc>
         <w:tc>
@@ -4169,8 +4395,36 @@
                 <w:sz w:val="20"/>
                 <w:szCs w:val="20"/>
               </w:rPr>
-              <w:t>Telah dibayar sejumlah</w:t>
-            </w:r>
+              <w:t xml:space="preserve">Telah </w:t>
+            </w:r>
+            <w:proofErr w:type="spellStart"/>
+            <w:r>
+              <w:rPr>
+                <w:rFonts w:ascii="Arial" w:hAnsi="Arial" w:cs="Arial"/>
+                <w:sz w:val="20"/>
+                <w:szCs w:val="20"/>
+              </w:rPr>
+              <w:t>dibayar</w:t>
+            </w:r>
+            <w:proofErr w:type="spellEnd"/>
+            <w:r>
+              <w:rPr>
+                <w:rFonts w:ascii="Arial" w:hAnsi="Arial" w:cs="Arial"/>
+                <w:sz w:val="20"/>
+                <w:szCs w:val="20"/>
+              </w:rPr>
+              <w:t xml:space="preserve"> </w:t>
+            </w:r>
+            <w:proofErr w:type="spellStart"/>
+            <w:r>
+              <w:rPr>
+                <w:rFonts w:ascii="Arial" w:hAnsi="Arial" w:cs="Arial"/>
+                <w:sz w:val="20"/>
+                <w:szCs w:val="20"/>
+              </w:rPr>
+              <w:t>sejumlah</w:t>
+            </w:r>
+            <w:proofErr w:type="spellEnd"/>
           </w:p>
         </w:tc>
         <w:tc>
@@ -4246,8 +4500,79 @@
                 <w:szCs w:val="20"/>
                 <w:lang w:val="es-MX"/>
               </w:rPr>
-              <w:t>Telah menerima jumlah uang sebesar</w:t>
-            </w:r>
+              <w:t xml:space="preserve">Telah </w:t>
+            </w:r>
+            <w:proofErr w:type="spellStart"/>
+            <w:r>
+              <w:rPr>
+                <w:rFonts w:ascii="Arial" w:hAnsi="Arial" w:cs="Arial"/>
+                <w:sz w:val="20"/>
+                <w:szCs w:val="20"/>
+                <w:lang w:val="es-MX"/>
+              </w:rPr>
+              <w:t>menerima</w:t>
+            </w:r>
+            <w:proofErr w:type="spellEnd"/>
+            <w:r>
+              <w:rPr>
+                <w:rFonts w:ascii="Arial" w:hAnsi="Arial" w:cs="Arial"/>
+                <w:sz w:val="20"/>
+                <w:szCs w:val="20"/>
+                <w:lang w:val="es-MX"/>
+              </w:rPr>
+              <w:t xml:space="preserve"> </w:t>
+            </w:r>
+            <w:proofErr w:type="spellStart"/>
+            <w:r>
+              <w:rPr>
+                <w:rFonts w:ascii="Arial" w:hAnsi="Arial" w:cs="Arial"/>
+                <w:sz w:val="20"/>
+                <w:szCs w:val="20"/>
+                <w:lang w:val="es-MX"/>
+              </w:rPr>
+              <w:t>jumlah</w:t>
+            </w:r>
+            <w:proofErr w:type="spellEnd"/>
+            <w:r>
+              <w:rPr>
+                <w:rFonts w:ascii="Arial" w:hAnsi="Arial" w:cs="Arial"/>
+                <w:sz w:val="20"/>
+                <w:szCs w:val="20"/>
+                <w:lang w:val="es-MX"/>
+              </w:rPr>
+              <w:t xml:space="preserve"> </w:t>
+            </w:r>
+            <w:proofErr w:type="spellStart"/>
+            <w:r>
+              <w:rPr>
+                <w:rFonts w:ascii="Arial" w:hAnsi="Arial" w:cs="Arial"/>
+                <w:sz w:val="20"/>
+                <w:szCs w:val="20"/>
+                <w:lang w:val="es-MX"/>
+              </w:rPr>
+              <w:t>uang</w:t>
+            </w:r>
+            <w:proofErr w:type="spellEnd"/>
+            <w:r>
+              <w:rPr>
+                <w:rFonts w:ascii="Arial" w:hAnsi="Arial" w:cs="Arial"/>
+                <w:sz w:val="20"/>
+                <w:szCs w:val="20"/>
+                <w:lang w:val="es-MX"/>
+              </w:rPr>
+              <w:t xml:space="preserve"> </w:t>
+            </w:r>
+            <w:proofErr w:type="spellStart"/>
+            <w:r>
+              <w:rPr>
+                <w:rFonts w:ascii="Arial" w:hAnsi="Arial" w:cs="Arial"/>
+                <w:sz w:val="20"/>
+                <w:szCs w:val="20"/>
+                <w:lang w:val="es-MX"/>
+              </w:rPr>
+              <w:t>sebesar</w:t>
+            </w:r>
+            <w:proofErr w:type="spellEnd"/>
           </w:p>
         </w:tc>
       </w:tr>
@@ -4601,6 +4926,7 @@
                 <w:szCs w:val="20"/>
               </w:rPr>
             </w:pPr>
+            <w:proofErr w:type="spellStart"/>
             <w:r>
               <w:rPr>
                 <w:rFonts w:ascii="Arial" w:hAnsi="Arial" w:cs="Arial"/>
@@ -4609,6 +4935,7 @@
               </w:rPr>
               <w:t>Bendahara</w:t>
             </w:r>
+            <w:proofErr w:type="spellEnd"/>
             <w:r>
               <w:rPr>
                 <w:rFonts w:ascii="Arial" w:hAnsi="Arial" w:cs="Arial"/>
@@ -4617,6 +4944,7 @@
               </w:rPr>
               <w:t xml:space="preserve"> </w:t>
             </w:r>
+            <w:proofErr w:type="spellStart"/>
             <w:r>
               <w:rPr>
                 <w:rFonts w:ascii="Arial" w:hAnsi="Arial" w:cs="Arial"/>
@@ -4625,6 +4953,7 @@
               </w:rPr>
               <w:t>Pengeluaran</w:t>
             </w:r>
+            <w:proofErr w:type="spellEnd"/>
           </w:p>
         </w:tc>
         <w:tc>
@@ -5486,6 +5815,7 @@
                 <w:szCs w:val="20"/>
               </w:rPr>
             </w:pPr>
+            <w:proofErr w:type="spellStart"/>
             <w:r>
               <w:rPr>
                 <w:rFonts w:ascii="Arial" w:hAnsi="Arial" w:cs="Arial"/>
@@ -5493,7 +5823,37 @@
                 <w:sz w:val="20"/>
                 <w:szCs w:val="20"/>
               </w:rPr>
-              <w:t>Hj. Rini Rosmini, S.Sy.</w:t>
+              <w:t>Hj</w:t>
+            </w:r>
+            <w:proofErr w:type="spellEnd"/>
+            <w:r>
+              <w:rPr>
+                <w:rFonts w:ascii="Arial" w:hAnsi="Arial" w:cs="Arial"/>
+                <w:bCs/>
+                <w:sz w:val="20"/>
+                <w:szCs w:val="20"/>
+              </w:rPr>
+              <w:t xml:space="preserve">. Rini Rosmini, </w:t>
+            </w:r>
+            <w:proofErr w:type="spellStart"/>
+            <w:r>
+              <w:rPr>
+                <w:rFonts w:ascii="Arial" w:hAnsi="Arial" w:cs="Arial"/>
+                <w:bCs/>
+                <w:sz w:val="20"/>
+                <w:szCs w:val="20"/>
+              </w:rPr>
+              <w:t>S.Sy</w:t>
+            </w:r>
+            <w:proofErr w:type="spellEnd"/>
+            <w:r>
+              <w:rPr>
+                <w:rFonts w:ascii="Arial" w:hAnsi="Arial" w:cs="Arial"/>
+                <w:bCs/>
+                <w:sz w:val="20"/>
+                <w:szCs w:val="20"/>
+              </w:rPr>
+              <w:t>.</w:t>
             </w:r>
           </w:p>
         </w:tc>
@@ -6636,13 +6996,23 @@
                 <w:szCs w:val="20"/>
               </w:rPr>
             </w:pPr>
-            <w:r>
-              <w:rPr>
-                <w:rFonts w:ascii="Arial" w:hAnsi="Arial" w:cs="Arial"/>
-                <w:sz w:val="20"/>
-                <w:szCs w:val="20"/>
-              </w:rPr>
-              <w:t>Pejabat Pembuat Komitmen</w:t>
+            <w:proofErr w:type="spellStart"/>
+            <w:r>
+              <w:rPr>
+                <w:rFonts w:ascii="Arial" w:hAnsi="Arial" w:cs="Arial"/>
+                <w:sz w:val="20"/>
+                <w:szCs w:val="20"/>
+              </w:rPr>
+              <w:t>Pejabat</w:t>
+            </w:r>
+            <w:proofErr w:type="spellEnd"/>
+            <w:r>
+              <w:rPr>
+                <w:rFonts w:ascii="Arial" w:hAnsi="Arial" w:cs="Arial"/>
+                <w:sz w:val="20"/>
+                <w:szCs w:val="20"/>
+              </w:rPr>
+              <w:t xml:space="preserve"> Pembuat Komitmen</w:t>
             </w:r>
           </w:p>
         </w:tc>
@@ -7350,7 +7720,7 @@
               <mc:AlternateContent>
                 <mc:Choice Requires="wps">
                   <w:drawing>
-                    <wp:anchor distT="0" distB="0" distL="114300" distR="114300" simplePos="0" relativeHeight="251656192" behindDoc="0" locked="0" layoutInCell="1" allowOverlap="1" wp14:anchorId="4D09AE7D" wp14:editId="54853DF8">
+                    <wp:anchor distT="0" distB="0" distL="114300" distR="114300" simplePos="0" relativeHeight="251657216" behindDoc="0" locked="0" layoutInCell="1" allowOverlap="1" wp14:anchorId="4D09AE7D" wp14:editId="54853DF8">
                       <wp:simplePos x="0" y="0"/>
                       <wp:positionH relativeFrom="column">
                         <wp:posOffset>3810</wp:posOffset>
@@ -7454,7 +7824,71 @@
                                       <w:sz w:val="18"/>
                                       <w:szCs w:val="18"/>
                                     </w:rPr>
-                                    <w:t>Jalan Cimincrang Nomor 26 Cimenerang Panyileukan Kota Bandung 40292</w:t>
+                                    <w:t xml:space="preserve">Jalan </w:t>
+                                  </w:r>
+                                  <w:proofErr w:type="spellStart"/>
+                                  <w:r>
+                                    <w:rPr>
+                                      <w:sz w:val="18"/>
+                                      <w:szCs w:val="18"/>
+                                    </w:rPr>
+                                    <w:t>Cimincrang</w:t>
+                                  </w:r>
+                                  <w:proofErr w:type="spellEnd"/>
+                                  <w:r>
+                                    <w:rPr>
+                                      <w:sz w:val="18"/>
+                                      <w:szCs w:val="18"/>
+                                    </w:rPr>
+                                    <w:t xml:space="preserve"> </w:t>
+                                  </w:r>
+                                  <w:proofErr w:type="spellStart"/>
+                                  <w:r>
+                                    <w:rPr>
+                                      <w:sz w:val="18"/>
+                                      <w:szCs w:val="18"/>
+                                    </w:rPr>
+                                    <w:t>Nomor</w:t>
+                                  </w:r>
+                                  <w:proofErr w:type="spellEnd"/>
+                                  <w:r>
+                                    <w:rPr>
+                                      <w:sz w:val="18"/>
+                                      <w:szCs w:val="18"/>
+                                    </w:rPr>
+                                    <w:t xml:space="preserve"> 26 </w:t>
+                                  </w:r>
+                                  <w:proofErr w:type="spellStart"/>
+                                  <w:r>
+                                    <w:rPr>
+                                      <w:sz w:val="18"/>
+                                      <w:szCs w:val="18"/>
+                                    </w:rPr>
+                                    <w:t>Cimenerang</w:t>
+                                  </w:r>
+                                  <w:proofErr w:type="spellEnd"/>
+                                  <w:r>
+                                    <w:rPr>
+                                      <w:sz w:val="18"/>
+                                      <w:szCs w:val="18"/>
+                                    </w:rPr>
+                                    <w:t xml:space="preserve"> </w:t>
+                                  </w:r>
+                                  <w:proofErr w:type="spellStart"/>
+                                  <w:r>
+                                    <w:rPr>
+                                      <w:sz w:val="18"/>
+                                      <w:szCs w:val="18"/>
+                                    </w:rPr>
+                                    <w:t>Panyileukan</w:t>
+                                  </w:r>
+                                  <w:proofErr w:type="spellEnd"/>
+                                  <w:r>
+                                    <w:rPr>
+                                      <w:sz w:val="18"/>
+                                      <w:szCs w:val="18"/>
+                                    </w:rPr>
+                                    <w:t xml:space="preserve"> Kota Bandung 40292</w:t>
                                   </w:r>
                                 </w:p>
                                 <w:p/>
@@ -7477,7 +7911,7 @@
                 </mc:Choice>
                 <mc:Fallback>
                   <w:pict>
-                    <v:shape w14:anchorId="4D09AE7D" id="Text Box 6" o:spid="_x0000_s1027" type="#_x0000_t202" style="position:absolute;margin-left:.3pt;margin-top:1.55pt;width:263.85pt;height:39.75pt;z-index:251656192;visibility:visible;mso-wrap-style:square;mso-width-percent:0;mso-height-percent:0;mso-wrap-distance-left:9pt;mso-wrap-distance-top:0;mso-wrap-distance-right:9pt;mso-wrap-distance-bottom:0;mso-position-horizontal:absolute;mso-position-horizontal-relative:text;mso-position-vertical:absolute;mso-position-vertical-relative:text;mso-width-percent:0;mso-height-percent:0;mso-width-relative:page;mso-height-relative:page;v-text-anchor:top" o:gfxdata="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" filled="f" stroked="f">
+                    <v:shape w14:anchorId="4D09AE7D" id="Text Box 6" o:spid="_x0000_s1027" type="#_x0000_t202" style="position:absolute;margin-left:.3pt;margin-top:1.55pt;width:263.85pt;height:39.75pt;z-index:251657216;visibility:visible;mso-wrap-style:square;mso-width-percent:0;mso-height-percent:0;mso-wrap-distance-left:9pt;mso-wrap-distance-top:0;mso-wrap-distance-right:9pt;mso-wrap-distance-bottom:0;mso-position-horizontal:absolute;mso-position-horizontal-relative:text;mso-position-vertical:absolute;mso-position-vertical-relative:text;mso-width-percent:0;mso-height-percent:0;mso-width-relative:page;mso-height-relative:page;v-text-anchor:top" o:gfxdata="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" filled="f" stroked="f">
                       <v:textbox>
                         <w:txbxContent>
                           <w:p>
@@ -7529,7 +7963,71 @@
                                 <w:sz w:val="18"/>
                                 <w:szCs w:val="18"/>
                               </w:rPr>
-                              <w:t>Jalan Cimincrang Nomor 26 Cimenerang Panyileukan Kota Bandung 40292</w:t>
+                              <w:t xml:space="preserve">Jalan </w:t>
+                            </w:r>
+                            <w:proofErr w:type="spellStart"/>
+                            <w:r>
+                              <w:rPr>
+                                <w:sz w:val="18"/>
+                                <w:szCs w:val="18"/>
+                              </w:rPr>
+                              <w:t>Cimincrang</w:t>
+                            </w:r>
+                            <w:proofErr w:type="spellEnd"/>
+                            <w:r>
+                              <w:rPr>
+                                <w:sz w:val="18"/>
+                                <w:szCs w:val="18"/>
+                              </w:rPr>
+                              <w:t xml:space="preserve"> </w:t>
+                            </w:r>
+                            <w:proofErr w:type="spellStart"/>
+                            <w:r>
+                              <w:rPr>
+                                <w:sz w:val="18"/>
+                                <w:szCs w:val="18"/>
+                              </w:rPr>
+                              <w:t>Nomor</w:t>
+                            </w:r>
+                            <w:proofErr w:type="spellEnd"/>
+                            <w:r>
+                              <w:rPr>
+                                <w:sz w:val="18"/>
+                                <w:szCs w:val="18"/>
+                              </w:rPr>
+                              <w:t xml:space="preserve"> 26 </w:t>
+                            </w:r>
+                            <w:proofErr w:type="spellStart"/>
+                            <w:r>
+                              <w:rPr>
+                                <w:sz w:val="18"/>
+                                <w:szCs w:val="18"/>
+                              </w:rPr>
+                              <w:t>Cimenerang</w:t>
+                            </w:r>
+                            <w:proofErr w:type="spellEnd"/>
+                            <w:r>
+                              <w:rPr>
+                                <w:sz w:val="18"/>
+                                <w:szCs w:val="18"/>
+                              </w:rPr>
+                              <w:t xml:space="preserve"> </w:t>
+                            </w:r>
+                            <w:proofErr w:type="spellStart"/>
+                            <w:r>
+                              <w:rPr>
+                                <w:sz w:val="18"/>
+                                <w:szCs w:val="18"/>
+                              </w:rPr>
+                              <w:t>Panyileukan</w:t>
+                            </w:r>
+                            <w:proofErr w:type="spellEnd"/>
+                            <w:r>
+                              <w:rPr>
+                                <w:sz w:val="18"/>
+                                <w:szCs w:val="18"/>
+                              </w:rPr>
+                              <w:t xml:space="preserve"> Kota Bandung 40292</w:t>
                             </w:r>
                           </w:p>
                           <w:p/>
@@ -7687,7 +8185,7 @@
                 <w:szCs w:val="28"/>
               </w:rPr>
               <w:drawing>
-                <wp:anchor distT="0" distB="0" distL="114300" distR="114300" simplePos="0" relativeHeight="251659264" behindDoc="1" locked="0" layoutInCell="1" allowOverlap="1" wp14:anchorId="13C48443" wp14:editId="1025A09F">
+                <wp:anchor distT="0" distB="0" distL="114300" distR="114300" simplePos="0" relativeHeight="251658240" behindDoc="1" locked="0" layoutInCell="1" allowOverlap="1" wp14:anchorId="13C48443" wp14:editId="1025A09F">
                   <wp:simplePos x="0" y="0"/>
                   <wp:positionH relativeFrom="column">
                     <wp:posOffset>-9525</wp:posOffset>
@@ -8001,13 +8499,23 @@
                 <w:szCs w:val="20"/>
               </w:rPr>
             </w:pPr>
-            <w:r>
-              <w:rPr>
-                <w:rFonts w:ascii="Arial" w:hAnsi="Arial" w:cs="Arial"/>
-                <w:sz w:val="20"/>
-                <w:szCs w:val="20"/>
-              </w:rPr>
-              <w:t>Tahun Anggaran</w:t>
+            <w:proofErr w:type="spellStart"/>
+            <w:r>
+              <w:rPr>
+                <w:rFonts w:ascii="Arial" w:hAnsi="Arial" w:cs="Arial"/>
+                <w:sz w:val="20"/>
+                <w:szCs w:val="20"/>
+              </w:rPr>
+              <w:t>Tahun</w:t>
+            </w:r>
+            <w:proofErr w:type="spellEnd"/>
+            <w:r>
+              <w:rPr>
+                <w:rFonts w:ascii="Arial" w:hAnsi="Arial" w:cs="Arial"/>
+                <w:sz w:val="20"/>
+                <w:szCs w:val="20"/>
+              </w:rPr>
+              <w:t xml:space="preserve"> Anggaran</w:t>
             </w:r>
           </w:p>
         </w:tc>
@@ -8551,6 +9059,7 @@
                 <w:szCs w:val="20"/>
               </w:rPr>
             </w:pPr>
+            <w:proofErr w:type="spellStart"/>
             <w:r>
               <w:rPr>
                 <w:rFonts w:ascii="Arial" w:hAnsi="Arial" w:cs="Arial"/>
@@ -8559,6 +9068,7 @@
               </w:rPr>
               <w:t>Sudah</w:t>
             </w:r>
+            <w:proofErr w:type="spellEnd"/>
             <w:r>
               <w:rPr>
                 <w:rFonts w:ascii="Arial" w:hAnsi="Arial" w:cs="Arial"/>
@@ -8567,6 +9077,7 @@
               </w:rPr>
               <w:t xml:space="preserve"> </w:t>
             </w:r>
+            <w:proofErr w:type="spellStart"/>
             <w:r>
               <w:rPr>
                 <w:rFonts w:ascii="Arial" w:hAnsi="Arial" w:cs="Arial"/>
@@ -8575,6 +9086,7 @@
               </w:rPr>
               <w:t>terima</w:t>
             </w:r>
+            <w:proofErr w:type="spellEnd"/>
             <w:r>
               <w:rPr>
                 <w:rFonts w:ascii="Arial" w:hAnsi="Arial" w:cs="Arial"/>
@@ -8583,6 +9095,7 @@
               </w:rPr>
               <w:t xml:space="preserve"> </w:t>
             </w:r>
+            <w:proofErr w:type="spellStart"/>
             <w:r>
               <w:rPr>
                 <w:rFonts w:ascii="Arial" w:hAnsi="Arial" w:cs="Arial"/>
@@ -8591,6 +9104,7 @@
               </w:rPr>
               <w:t>dari</w:t>
             </w:r>
+            <w:proofErr w:type="spellEnd"/>
           </w:p>
         </w:tc>
         <w:tc>
@@ -8726,13 +9240,23 @@
                 <w:szCs w:val="20"/>
               </w:rPr>
             </w:pPr>
-            <w:r>
-              <w:rPr>
-                <w:rFonts w:ascii="Arial" w:hAnsi="Arial" w:cs="Arial"/>
-                <w:sz w:val="20"/>
-                <w:szCs w:val="20"/>
-              </w:rPr>
-              <w:t>Provinsi Jawa Barat</w:t>
+            <w:proofErr w:type="spellStart"/>
+            <w:r>
+              <w:rPr>
+                <w:rFonts w:ascii="Arial" w:hAnsi="Arial" w:cs="Arial"/>
+                <w:sz w:val="20"/>
+                <w:szCs w:val="20"/>
+              </w:rPr>
+              <w:t>Provinsi</w:t>
+            </w:r>
+            <w:proofErr w:type="spellEnd"/>
+            <w:r>
+              <w:rPr>
+                <w:rFonts w:ascii="Arial" w:hAnsi="Arial" w:cs="Arial"/>
+                <w:sz w:val="20"/>
+                <w:szCs w:val="20"/>
+              </w:rPr>
+              <w:t xml:space="preserve"> Jawa Barat</w:t>
             </w:r>
           </w:p>
         </w:tc>
@@ -8764,8 +9288,18 @@
                 <w:sz w:val="20"/>
                 <w:szCs w:val="20"/>
               </w:rPr>
-              <w:t>Uang sebesar</w:t>
-            </w:r>
+              <w:t xml:space="preserve">Uang </w:t>
+            </w:r>
+            <w:proofErr w:type="spellStart"/>
+            <w:r>
+              <w:rPr>
+                <w:rFonts w:ascii="Arial" w:hAnsi="Arial" w:cs="Arial"/>
+                <w:sz w:val="20"/>
+                <w:szCs w:val="20"/>
+              </w:rPr>
+              <w:t>sebesar</w:t>
+            </w:r>
+            <w:proofErr w:type="spellEnd"/>
           </w:p>
         </w:tc>
         <w:tc>
@@ -8915,14 +9449,34 @@
                 <w:szCs w:val="20"/>
               </w:rPr>
             </w:pPr>
-            <w:r>
-              <w:rPr>
-                <w:rFonts w:ascii="Arial" w:hAnsi="Arial" w:cs="Arial"/>
-                <w:sz w:val="20"/>
-                <w:szCs w:val="20"/>
-              </w:rPr>
-              <w:t>Untuk pembayaran</w:t>
-            </w:r>
+            <w:proofErr w:type="spellStart"/>
+            <w:r>
+              <w:rPr>
+                <w:rFonts w:ascii="Arial" w:hAnsi="Arial" w:cs="Arial"/>
+                <w:sz w:val="20"/>
+                <w:szCs w:val="20"/>
+              </w:rPr>
+              <w:t>Untuk</w:t>
+            </w:r>
+            <w:proofErr w:type="spellEnd"/>
+            <w:r>
+              <w:rPr>
+                <w:rFonts w:ascii="Arial" w:hAnsi="Arial" w:cs="Arial"/>
+                <w:sz w:val="20"/>
+                <w:szCs w:val="20"/>
+              </w:rPr>
+              <w:t xml:space="preserve"> </w:t>
+            </w:r>
+            <w:proofErr w:type="spellStart"/>
+            <w:r>
+              <w:rPr>
+                <w:rFonts w:ascii="Arial" w:hAnsi="Arial" w:cs="Arial"/>
+                <w:sz w:val="20"/>
+                <w:szCs w:val="20"/>
+              </w:rPr>
+              <w:t>pembayaran</w:t>
+            </w:r>
+            <w:proofErr w:type="spellEnd"/>
           </w:p>
         </w:tc>
         <w:tc>
@@ -8964,13 +9518,23 @@
                 <w:szCs w:val="20"/>
               </w:rPr>
             </w:pPr>
-            <w:r>
-              <w:rPr>
-                <w:rFonts w:ascii="Arial" w:hAnsi="Arial" w:cs="Arial"/>
-                <w:sz w:val="20"/>
-                <w:szCs w:val="20"/>
-              </w:rPr>
-              <w:t>Perjalanan Dinas</w:t>
+            <w:proofErr w:type="spellStart"/>
+            <w:r>
+              <w:rPr>
+                <w:rFonts w:ascii="Arial" w:hAnsi="Arial" w:cs="Arial"/>
+                <w:sz w:val="20"/>
+                <w:szCs w:val="20"/>
+              </w:rPr>
+              <w:t>Perjalanan</w:t>
+            </w:r>
+            <w:proofErr w:type="spellEnd"/>
+            <w:r>
+              <w:rPr>
+                <w:rFonts w:ascii="Arial" w:hAnsi="Arial" w:cs="Arial"/>
+                <w:sz w:val="20"/>
+                <w:szCs w:val="20"/>
+              </w:rPr>
+              <w:t xml:space="preserve"> Dinas</w:t>
             </w:r>
           </w:p>
         </w:tc>
@@ -9029,13 +9593,23 @@
                 <w:szCs w:val="20"/>
               </w:rPr>
             </w:pPr>
-            <w:r>
-              <w:rPr>
-                <w:rFonts w:ascii="Arial" w:hAnsi="Arial" w:cs="Arial"/>
-                <w:sz w:val="20"/>
-                <w:szCs w:val="20"/>
-              </w:rPr>
-              <w:t>Berdasarkan SPD</w:t>
+            <w:proofErr w:type="spellStart"/>
+            <w:r>
+              <w:rPr>
+                <w:rFonts w:ascii="Arial" w:hAnsi="Arial" w:cs="Arial"/>
+                <w:sz w:val="20"/>
+                <w:szCs w:val="20"/>
+              </w:rPr>
+              <w:t>Berdasarkan</w:t>
+            </w:r>
+            <w:proofErr w:type="spellEnd"/>
+            <w:r>
+              <w:rPr>
+                <w:rFonts w:ascii="Arial" w:hAnsi="Arial" w:cs="Arial"/>
+                <w:sz w:val="20"/>
+                <w:szCs w:val="20"/>
+              </w:rPr>
+              <w:t xml:space="preserve"> SPD</w:t>
             </w:r>
           </w:p>
         </w:tc>
@@ -9095,7 +9669,7 @@
                 <w:szCs w:val="20"/>
                 <w:lang w:val="sv-SE"/>
               </w:rPr>
-              <w:t>Unit Orga</w:t>
+              <w:t>Orga</w:t>
             </w:r>
             <w:r>
               <w:rPr>
@@ -9147,6 +9721,7 @@
                 <w:szCs w:val="20"/>
               </w:rPr>
             </w:pPr>
+            <w:proofErr w:type="spellStart"/>
             <w:r>
               <w:rPr>
                 <w:rFonts w:ascii="Arial" w:hAnsi="Arial" w:cs="Arial"/>
@@ -9155,6 +9730,7 @@
               </w:rPr>
               <w:t>Nomor</w:t>
             </w:r>
+            <w:proofErr w:type="spellEnd"/>
           </w:p>
         </w:tc>
         <w:tc>
@@ -9292,6 +9868,7 @@
                 <w:szCs w:val="20"/>
               </w:rPr>
             </w:pPr>
+            <w:proofErr w:type="spellStart"/>
             <w:r>
               <w:rPr>
                 <w:rFonts w:ascii="Arial" w:hAnsi="Arial" w:cs="Arial"/>
@@ -9300,6 +9877,7 @@
               </w:rPr>
               <w:t>Tanggal</w:t>
             </w:r>
+            <w:proofErr w:type="spellEnd"/>
           </w:p>
         </w:tc>
         <w:tc>
@@ -9363,7 +9941,25 @@
                 <w:sz w:val="20"/>
                 <w:szCs w:val="20"/>
               </w:rPr>
-              <w:t>{tglBerangkat}</w:t>
+              <w:t>{</w:t>
+            </w:r>
+            <w:proofErr w:type="spellStart"/>
+            <w:r>
+              <w:rPr>
+                <w:rFonts w:ascii="Arial" w:hAnsi="Arial" w:cs="Arial"/>
+                <w:sz w:val="20"/>
+                <w:szCs w:val="20"/>
+              </w:rPr>
+              <w:t>tglBerangkat</w:t>
+            </w:r>
+            <w:proofErr w:type="spellEnd"/>
+            <w:r>
+              <w:rPr>
+                <w:rFonts w:ascii="Arial" w:hAnsi="Arial" w:cs="Arial"/>
+                <w:sz w:val="20"/>
+                <w:szCs w:val="20"/>
+              </w:rPr>
+              <w:t>}</w:t>
             </w:r>
           </w:p>
         </w:tc>
@@ -9422,14 +10018,70 @@
                 <w:szCs w:val="20"/>
               </w:rPr>
             </w:pPr>
-            <w:r>
-              <w:rPr>
-                <w:rFonts w:ascii="Arial" w:hAnsi="Arial" w:cs="Arial"/>
-                <w:sz w:val="20"/>
-                <w:szCs w:val="20"/>
-              </w:rPr>
-              <w:t>Untuk perjalanan dinas dari</w:t>
-            </w:r>
+            <w:proofErr w:type="spellStart"/>
+            <w:r>
+              <w:rPr>
+                <w:rFonts w:ascii="Arial" w:hAnsi="Arial" w:cs="Arial"/>
+                <w:sz w:val="20"/>
+                <w:szCs w:val="20"/>
+              </w:rPr>
+              <w:t>Untuk</w:t>
+            </w:r>
+            <w:proofErr w:type="spellEnd"/>
+            <w:r>
+              <w:rPr>
+                <w:rFonts w:ascii="Arial" w:hAnsi="Arial" w:cs="Arial"/>
+                <w:sz w:val="20"/>
+                <w:szCs w:val="20"/>
+              </w:rPr>
+              <w:t xml:space="preserve"> </w:t>
+            </w:r>
+            <w:proofErr w:type="spellStart"/>
+            <w:r>
+              <w:rPr>
+                <w:rFonts w:ascii="Arial" w:hAnsi="Arial" w:cs="Arial"/>
+                <w:sz w:val="20"/>
+                <w:szCs w:val="20"/>
+              </w:rPr>
+              <w:t>perjalanan</w:t>
+            </w:r>
+            <w:proofErr w:type="spellEnd"/>
+            <w:r>
+              <w:rPr>
+                <w:rFonts w:ascii="Arial" w:hAnsi="Arial" w:cs="Arial"/>
+                <w:sz w:val="20"/>
+                <w:szCs w:val="20"/>
+              </w:rPr>
+              <w:t xml:space="preserve"> </w:t>
+            </w:r>
+            <w:proofErr w:type="spellStart"/>
+            <w:r>
+              <w:rPr>
+                <w:rFonts w:ascii="Arial" w:hAnsi="Arial" w:cs="Arial"/>
+                <w:sz w:val="20"/>
+                <w:szCs w:val="20"/>
+              </w:rPr>
+              <w:t>dinas</w:t>
+            </w:r>
+            <w:proofErr w:type="spellEnd"/>
+            <w:r>
+              <w:rPr>
+                <w:rFonts w:ascii="Arial" w:hAnsi="Arial" w:cs="Arial"/>
+                <w:sz w:val="20"/>
+                <w:szCs w:val="20"/>
+              </w:rPr>
+              <w:t xml:space="preserve"> </w:t>
+            </w:r>
+            <w:proofErr w:type="spellStart"/>
+            <w:r>
+              <w:rPr>
+                <w:rFonts w:ascii="Arial" w:hAnsi="Arial" w:cs="Arial"/>
+                <w:sz w:val="20"/>
+                <w:szCs w:val="20"/>
+              </w:rPr>
+              <w:t>dari</w:t>
+            </w:r>
+            <w:proofErr w:type="spellEnd"/>
           </w:p>
         </w:tc>
         <w:tc>
@@ -9613,9 +10265,6 @@
         <w:tc>
           <w:tcPr>
             <w:tcW w:w="1184" w:type="dxa"/>
-            <w:tcBorders>
-              <w:bottom w:val="single" w:sz="4" w:space="0" w:color="auto"/>
-            </w:tcBorders>
             <w:noWrap/>
             <w:vAlign w:val="bottom"/>
           </w:tcPr>
@@ -9634,9 +10283,6 @@
           <w:tcPr>
             <w:tcW w:w="878" w:type="dxa"/>
             <w:gridSpan w:val="2"/>
-            <w:tcBorders>
-              <w:bottom w:val="single" w:sz="4" w:space="0" w:color="auto"/>
-            </w:tcBorders>
             <w:noWrap/>
             <w:vAlign w:val="bottom"/>
           </w:tcPr>
@@ -9655,9 +10301,6 @@
           <w:tcPr>
             <w:tcW w:w="1016" w:type="dxa"/>
             <w:gridSpan w:val="3"/>
-            <w:tcBorders>
-              <w:bottom w:val="single" w:sz="4" w:space="0" w:color="auto"/>
-            </w:tcBorders>
             <w:noWrap/>
             <w:vAlign w:val="bottom"/>
           </w:tcPr>
@@ -9676,9 +10319,6 @@
           <w:tcPr>
             <w:tcW w:w="3494" w:type="dxa"/>
             <w:gridSpan w:val="3"/>
-            <w:tcBorders>
-              <w:bottom w:val="single" w:sz="4" w:space="0" w:color="auto"/>
-            </w:tcBorders>
             <w:noWrap/>
             <w:vAlign w:val="bottom"/>
           </w:tcPr>
@@ -9721,9 +10361,6 @@
           <w:tcPr>
             <w:tcW w:w="3467" w:type="dxa"/>
             <w:gridSpan w:val="3"/>
-            <w:tcBorders>
-              <w:right w:val="single" w:sz="4" w:space="0" w:color="auto"/>
-            </w:tcBorders>
             <w:noWrap/>
             <w:vAlign w:val="center"/>
           </w:tcPr>
@@ -9739,6 +10376,7 @@
                 <w:szCs w:val="20"/>
               </w:rPr>
             </w:pPr>
+            <w:proofErr w:type="gramStart"/>
             <w:r>
               <w:rPr>
                 <w:rFonts w:ascii="Arial" w:hAnsi="Arial" w:cs="Arial"/>
@@ -9747,7 +10385,18 @@
                 <w:sz w:val="20"/>
                 <w:szCs w:val="20"/>
               </w:rPr>
-              <w:t xml:space="preserve">TERBILANG : </w:t>
+              <w:t>TERBILANG :</w:t>
+            </w:r>
+            <w:proofErr w:type="gramEnd"/>
+            <w:r>
+              <w:rPr>
+                <w:rFonts w:ascii="Arial" w:hAnsi="Arial" w:cs="Arial"/>
+                <w:b/>
+                <w:bCs/>
+                <w:sz w:val="20"/>
+                <w:szCs w:val="20"/>
+              </w:rPr>
+              <w:t xml:space="preserve"> </w:t>
             </w:r>
           </w:p>
         </w:tc>
@@ -9755,12 +10404,6 @@
           <w:tcPr>
             <w:tcW w:w="6572" w:type="dxa"/>
             <w:gridSpan w:val="9"/>
-            <w:tcBorders>
-              <w:top w:val="single" w:sz="4" w:space="0" w:color="auto"/>
-              <w:left w:val="single" w:sz="4" w:space="0" w:color="auto"/>
-              <w:bottom w:val="single" w:sz="4" w:space="0" w:color="auto"/>
-              <w:right w:val="single" w:sz="4" w:space="0" w:color="auto"/>
-            </w:tcBorders>
             <w:shd w:val="clear" w:color="auto" w:fill="D9D9D9" w:themeFill="background1" w:themeFillShade="D9"/>
             <w:noWrap/>
             <w:vAlign w:val="center"/>
@@ -9803,8 +10446,9 @@
                 <w:sz w:val="20"/>
                 <w:szCs w:val="20"/>
               </w:rPr>
-              <w:t xml:space="preserve">{terbilang} </w:t>
-            </w:r>
+              <w:t>{</w:t>
+            </w:r>
+            <w:proofErr w:type="spellStart"/>
             <w:r>
               <w:rPr>
                 <w:rFonts w:ascii="Arial" w:hAnsi="Arial" w:cs="Arial"/>
@@ -9814,6 +10458,31 @@
                 <w:iCs/>
                 <w:sz w:val="20"/>
                 <w:szCs w:val="20"/>
+              </w:rPr>
+              <w:t>terbilang</w:t>
+            </w:r>
+            <w:proofErr w:type="spellEnd"/>
+            <w:r>
+              <w:rPr>
+                <w:rFonts w:ascii="Arial" w:hAnsi="Arial" w:cs="Arial"/>
+                <w:b/>
+                <w:bCs/>
+                <w:i/>
+                <w:iCs/>
+                <w:sz w:val="20"/>
+                <w:szCs w:val="20"/>
+              </w:rPr>
+              <w:t xml:space="preserve">} </w:t>
+            </w:r>
+            <w:r>
+              <w:rPr>
+                <w:rFonts w:ascii="Arial" w:hAnsi="Arial" w:cs="Arial"/>
+                <w:b/>
+                <w:bCs/>
+                <w:i/>
+                <w:iCs/>
+                <w:sz w:val="20"/>
+                <w:szCs w:val="20"/>
                 <w:lang w:val="fi-FI"/>
               </w:rPr>
               <w:t xml:space="preserve"># </w:t>
@@ -9823,9 +10492,6 @@
         <w:tc>
           <w:tcPr>
             <w:tcW w:w="236" w:type="dxa"/>
-            <w:tcBorders>
-              <w:left w:val="single" w:sz="4" w:space="0" w:color="auto"/>
-            </w:tcBorders>
             <w:noWrap/>
             <w:vAlign w:val="center"/>
           </w:tcPr>
@@ -10252,7 +10918,25 @@
                 <w:sz w:val="20"/>
                 <w:szCs w:val="20"/>
               </w:rPr>
-              <w:t>{tglBerangkat}</w:t>
+              <w:t>{</w:t>
+            </w:r>
+            <w:proofErr w:type="spellStart"/>
+            <w:r>
+              <w:rPr>
+                <w:rFonts w:ascii="Arial" w:hAnsi="Arial" w:cs="Arial"/>
+                <w:sz w:val="20"/>
+                <w:szCs w:val="20"/>
+              </w:rPr>
+              <w:t>tglBerangkat</w:t>
+            </w:r>
+            <w:proofErr w:type="spellEnd"/>
+            <w:r>
+              <w:rPr>
+                <w:rFonts w:ascii="Arial" w:hAnsi="Arial" w:cs="Arial"/>
+                <w:sz w:val="20"/>
+                <w:szCs w:val="20"/>
+              </w:rPr>
+              <w:t>}</w:t>
             </w:r>
           </w:p>
         </w:tc>
@@ -10281,7 +10965,8 @@
         </w:trPr>
         <w:tc>
           <w:tcPr>
-            <w:tcW w:w="1095" w:type="dxa"/>
+            <w:tcW w:w="4651" w:type="dxa"/>
+            <w:gridSpan w:val="4"/>
             <w:noWrap/>
             <w:vAlign w:val="bottom"/>
           </w:tcPr>
@@ -10294,32 +10979,52 @@
                 <w:szCs w:val="20"/>
               </w:rPr>
             </w:pPr>
-          </w:p>
-        </w:tc>
-        <w:tc>
-          <w:tcPr>
-            <w:tcW w:w="3556" w:type="dxa"/>
-            <w:gridSpan w:val="3"/>
-            <w:noWrap/>
-            <w:vAlign w:val="bottom"/>
-          </w:tcPr>
-          <w:p>
-            <w:pPr>
-              <w:spacing w:before="120"/>
-              <w:rPr>
-                <w:rFonts w:ascii="Arial" w:hAnsi="Arial" w:cs="Arial"/>
-                <w:sz w:val="20"/>
-                <w:szCs w:val="20"/>
-              </w:rPr>
-            </w:pPr>
-            <w:r>
-              <w:rPr>
-                <w:rFonts w:ascii="Arial" w:hAnsi="Arial" w:cs="Arial"/>
-                <w:sz w:val="20"/>
-                <w:szCs w:val="20"/>
-              </w:rPr>
-              <w:t>Pejabat Pembuat Komitmen</w:t>
-            </w:r>
+            <w:proofErr w:type="spellStart"/>
+            <w:r>
+              <w:rPr>
+                <w:rFonts w:ascii="Arial" w:hAnsi="Arial" w:cs="Arial"/>
+                <w:sz w:val="20"/>
+                <w:szCs w:val="20"/>
+              </w:rPr>
+              <w:t>Pejabat</w:t>
+            </w:r>
+            <w:proofErr w:type="spellEnd"/>
+            <w:r>
+              <w:rPr>
+                <w:rFonts w:ascii="Arial" w:hAnsi="Arial" w:cs="Arial"/>
+                <w:sz w:val="20"/>
+                <w:szCs w:val="20"/>
+              </w:rPr>
+              <w:t xml:space="preserve"> </w:t>
+            </w:r>
+            <w:proofErr w:type="spellStart"/>
+            <w:r>
+              <w:rPr>
+                <w:rFonts w:ascii="Arial" w:hAnsi="Arial" w:cs="Arial"/>
+                <w:sz w:val="20"/>
+                <w:szCs w:val="20"/>
+              </w:rPr>
+              <w:t>Pembuat</w:t>
+            </w:r>
+            <w:proofErr w:type="spellEnd"/>
+            <w:r>
+              <w:rPr>
+                <w:rFonts w:ascii="Arial" w:hAnsi="Arial" w:cs="Arial"/>
+                <w:sz w:val="20"/>
+                <w:szCs w:val="20"/>
+              </w:rPr>
+              <w:t xml:space="preserve"> </w:t>
+            </w:r>
+            <w:proofErr w:type="spellStart"/>
+            <w:r>
+              <w:rPr>
+                <w:rFonts w:ascii="Arial" w:hAnsi="Arial" w:cs="Arial"/>
+                <w:sz w:val="20"/>
+                <w:szCs w:val="20"/>
+              </w:rPr>
+              <w:t>Komitmen</w:t>
+            </w:r>
+            <w:proofErr w:type="spellEnd"/>
           </w:p>
         </w:tc>
         <w:tc>
@@ -10960,24 +11665,8 @@
         </w:trPr>
         <w:tc>
           <w:tcPr>
-            <w:tcW w:w="1095" w:type="dxa"/>
-            <w:noWrap/>
-            <w:vAlign w:val="bottom"/>
-          </w:tcPr>
-          <w:p>
-            <w:pPr>
-              <w:rPr>
-                <w:rFonts w:ascii="Arial" w:hAnsi="Arial" w:cs="Arial"/>
-                <w:sz w:val="20"/>
-                <w:szCs w:val="20"/>
-              </w:rPr>
-            </w:pPr>
-          </w:p>
-        </w:tc>
-        <w:tc>
-          <w:tcPr>
-            <w:tcW w:w="3867" w:type="dxa"/>
-            <w:gridSpan w:val="4"/>
+            <w:tcW w:w="4962" w:type="dxa"/>
+            <w:gridSpan w:val="5"/>
             <w:noWrap/>
             <w:vAlign w:val="bottom"/>
           </w:tcPr>
@@ -11106,25 +11795,8 @@
         </w:trPr>
         <w:tc>
           <w:tcPr>
-            <w:tcW w:w="1095" w:type="dxa"/>
-            <w:noWrap/>
-            <w:vAlign w:val="bottom"/>
-          </w:tcPr>
-          <w:p>
-            <w:pPr>
-              <w:rPr>
-                <w:rFonts w:ascii="Arial" w:hAnsi="Arial" w:cs="Arial"/>
-                <w:sz w:val="20"/>
-                <w:szCs w:val="20"/>
-                <w:lang w:val="es-MX"/>
-              </w:rPr>
-            </w:pPr>
-          </w:p>
-        </w:tc>
-        <w:tc>
-          <w:tcPr>
-            <w:tcW w:w="3867" w:type="dxa"/>
-            <w:gridSpan w:val="4"/>
+            <w:tcW w:w="4962" w:type="dxa"/>
+            <w:gridSpan w:val="5"/>
             <w:noWrap/>
             <w:vAlign w:val="bottom"/>
           </w:tcPr>
@@ -15669,6 +16341,12 @@
   <wne:recipientData>
     <wne:active wne:val="1"/>
   </wne:recipientData>
+  <wne:recipientData>
+    <wne:active wne:val="1"/>
+  </wne:recipientData>
+  <wne:recipientData>
+    <wne:active wne:val="1"/>
+  </wne:recipientData>
 </wne:recipients>
 </file>
 

--- a/public/spd-rampung-kwitansi-format.docx
+++ b/public/spd-rampung-kwitansi-format.docx
@@ -217,7 +217,7 @@
               <mc:AlternateContent>
                 <mc:Choice Requires="wps">
                   <w:drawing>
-                    <wp:anchor distT="0" distB="0" distL="114300" distR="114300" simplePos="0" relativeHeight="251654656" behindDoc="0" locked="0" layoutInCell="1" allowOverlap="1" wp14:anchorId="5AFD348D" wp14:editId="17954E1C">
+                    <wp:anchor distT="0" distB="0" distL="114300" distR="114300" simplePos="0" relativeHeight="251656192" behindDoc="0" locked="0" layoutInCell="1" allowOverlap="1" wp14:anchorId="5AFD348D" wp14:editId="17954E1C">
                       <wp:simplePos x="0" y="0"/>
                       <wp:positionH relativeFrom="column">
                         <wp:posOffset>-31115</wp:posOffset>
@@ -422,7 +422,7 @@
                       <v:stroke joinstyle="miter"/>
                       <v:path gradientshapeok="t" o:connecttype="rect"/>
                     </v:shapetype>
-                    <v:shape id="Text Box 7" o:spid="_x0000_s1026" type="#_x0000_t202" style="position:absolute;margin-left:-2.45pt;margin-top:6.6pt;width:400.5pt;height:39.75pt;z-index:251654656;visibility:visible;mso-wrap-style:square;mso-width-percent:0;mso-height-percent:0;mso-wrap-distance-left:9pt;mso-wrap-distance-top:0;mso-wrap-distance-right:9pt;mso-wrap-distance-bottom:0;mso-position-horizontal:absolute;mso-position-horizontal-relative:text;mso-position-vertical:absolute;mso-position-vertical-relative:text;mso-width-percent:0;mso-height-percent:0;mso-width-relative:page;mso-height-relative:page;v-text-anchor:top" o:gfxdata="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" filled="f" stroked="f">
+                    <v:shape id="Text Box 7" o:spid="_x0000_s1026" type="#_x0000_t202" style="position:absolute;margin-left:-2.45pt;margin-top:6.6pt;width:400.5pt;height:39.75pt;z-index:251656192;visibility:visible;mso-wrap-style:square;mso-width-percent:0;mso-height-percent:0;mso-wrap-distance-left:9pt;mso-wrap-distance-top:0;mso-wrap-distance-right:9pt;mso-wrap-distance-bottom:0;mso-position-horizontal:absolute;mso-position-horizontal-relative:text;mso-position-vertical:absolute;mso-position-vertical-relative:text;mso-width-percent:0;mso-height-percent:0;mso-width-relative:page;mso-height-relative:page;v-text-anchor:top" o:gfxdata="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" filled="f" stroked="f">
                       <v:textbox>
                         <w:txbxContent>
                           <w:p>
@@ -1631,35 +1631,6 @@
                 <w:szCs w:val="20"/>
               </w:rPr>
             </w:pPr>
-            <w:r>
-              <w:rPr>
-                <w:rFonts w:ascii="Arial" w:hAnsi="Arial" w:cs="Arial"/>
-                <w:bCs/>
-                <w:sz w:val="20"/>
-                <w:szCs w:val="20"/>
-              </w:rPr>
-              <w:t>{</w:t>
-            </w:r>
-            <w:proofErr w:type="spellStart"/>
-            <w:r>
-              <w:rPr>
-                <w:rFonts w:ascii="Arial" w:hAnsi="Arial" w:cs="Arial"/>
-                <w:bCs/>
-                <w:sz w:val="20"/>
-                <w:szCs w:val="20"/>
-              </w:rPr>
-              <w:t>tglBerangkat</w:t>
-            </w:r>
-            <w:proofErr w:type="spellEnd"/>
-            <w:r>
-              <w:rPr>
-                <w:rFonts w:ascii="Arial" w:hAnsi="Arial" w:cs="Arial"/>
-                <w:bCs/>
-                <w:sz w:val="20"/>
-                <w:szCs w:val="20"/>
-              </w:rPr>
-              <w:t>}</w:t>
-            </w:r>
           </w:p>
         </w:tc>
         <w:tc>
@@ -4305,7 +4276,15 @@
                 <w:sz w:val="20"/>
                 <w:szCs w:val="20"/>
               </w:rPr>
-              <w:t>tglBerangkat</w:t>
+              <w:t>tgl</w:t>
+            </w:r>
+            <w:r>
+              <w:rPr>
+                <w:rFonts w:ascii="Arial" w:hAnsi="Arial" w:cs="Arial"/>
+                <w:sz w:val="20"/>
+                <w:szCs w:val="20"/>
+              </w:rPr>
+              <w:t>Kembali</w:t>
             </w:r>
             <w:proofErr w:type="spellEnd"/>
             <w:r>
@@ -8185,7 +8164,7 @@
                 <w:szCs w:val="28"/>
               </w:rPr>
               <w:drawing>
-                <wp:anchor distT="0" distB="0" distL="114300" distR="114300" simplePos="0" relativeHeight="251658240" behindDoc="1" locked="0" layoutInCell="1" allowOverlap="1" wp14:anchorId="13C48443" wp14:editId="1025A09F">
+                <wp:anchor distT="0" distB="0" distL="114300" distR="114300" simplePos="0" relativeHeight="251659264" behindDoc="1" locked="0" layoutInCell="1" allowOverlap="1" wp14:anchorId="13C48443" wp14:editId="1025A09F">
                   <wp:simplePos x="0" y="0"/>
                   <wp:positionH relativeFrom="column">
                     <wp:posOffset>-9525</wp:posOffset>
@@ -16347,6 +16326,9 @@
   <wne:recipientData>
     <wne:active wne:val="1"/>
   </wne:recipientData>
+  <wne:recipientData>
+    <wne:active wne:val="1"/>
+  </wne:recipientData>
 </wne:recipients>
 </file>
 

--- a/public/spd-rampung-kwitansi-format.docx
+++ b/public/spd-rampung-kwitansi-format.docx
@@ -359,7 +359,15 @@
                                       <w:sz w:val="16"/>
                                       <w:szCs w:val="16"/>
                                     </w:rPr>
-                                    <w:t xml:space="preserve"> 26 </w:t>
+                                    <w:t xml:space="preserve"> </w:t>
+                                  </w:r>
+                                  <w:r>
+                                    <w:rPr>
+                                      <w:rFonts w:ascii="Arial" w:hAnsi="Arial" w:cs="Arial"/>
+                                      <w:sz w:val="16"/>
+                                      <w:szCs w:val="16"/>
+                                    </w:rPr>
+                                    <w:t xml:space="preserve">26 Kel. </w:t>
                                   </w:r>
                                   <w:proofErr w:type="spellStart"/>
                                   <w:r>
@@ -368,7 +376,7 @@
                                       <w:sz w:val="16"/>
                                       <w:szCs w:val="16"/>
                                     </w:rPr>
-                                    <w:t>Cimenerang</w:t>
+                                    <w:t>Cimincrang</w:t>
                                   </w:r>
                                   <w:proofErr w:type="spellEnd"/>
                                   <w:r>
@@ -386,7 +394,7 @@
                                       <w:sz w:val="16"/>
                                       <w:szCs w:val="16"/>
                                     </w:rPr>
-                                    <w:t>Panyileukan</w:t>
+                                    <w:t>Kec</w:t>
                                   </w:r>
                                   <w:proofErr w:type="spellEnd"/>
                                   <w:r>
@@ -395,7 +403,33 @@
                                       <w:sz w:val="16"/>
                                       <w:szCs w:val="16"/>
                                     </w:rPr>
-                                    <w:t xml:space="preserve"> Kota Bandung 40292</w:t>
+                                    <w:t xml:space="preserve">. </w:t>
+                                  </w:r>
+                                  <w:proofErr w:type="spellStart"/>
+                                  <w:r>
+                                    <w:rPr>
+                                      <w:rFonts w:ascii="Arial" w:hAnsi="Arial" w:cs="Arial"/>
+                                      <w:sz w:val="16"/>
+                                      <w:szCs w:val="16"/>
+                                    </w:rPr>
+                                    <w:t>Gedebage</w:t>
+                                  </w:r>
+                                  <w:proofErr w:type="spellEnd"/>
+                                  <w:r>
+                                    <w:rPr>
+                                      <w:rFonts w:ascii="Arial" w:hAnsi="Arial" w:cs="Arial"/>
+                                      <w:sz w:val="16"/>
+                                      <w:szCs w:val="16"/>
+                                    </w:rPr>
+                                    <w:t xml:space="preserve"> </w:t>
+                                  </w:r>
+                                  <w:r>
+                                    <w:rPr>
+                                      <w:rFonts w:ascii="Arial" w:hAnsi="Arial" w:cs="Arial"/>
+                                      <w:sz w:val="16"/>
+                                      <w:szCs w:val="16"/>
+                                    </w:rPr>
+                                    <w:t>Kota Bandung 40292</w:t>
                                   </w:r>
                                 </w:p>
                                 <w:p/>
@@ -512,7 +546,15 @@
                                 <w:sz w:val="16"/>
                                 <w:szCs w:val="16"/>
                               </w:rPr>
-                              <w:t xml:space="preserve"> 26 </w:t>
+                              <w:t xml:space="preserve"> </w:t>
+                            </w:r>
+                            <w:r>
+                              <w:rPr>
+                                <w:rFonts w:ascii="Arial" w:hAnsi="Arial" w:cs="Arial"/>
+                                <w:sz w:val="16"/>
+                                <w:szCs w:val="16"/>
+                              </w:rPr>
+                              <w:t xml:space="preserve">26 Kel. </w:t>
                             </w:r>
                             <w:proofErr w:type="spellStart"/>
                             <w:r>
@@ -521,7 +563,7 @@
                                 <w:sz w:val="16"/>
                                 <w:szCs w:val="16"/>
                               </w:rPr>
-                              <w:t>Cimenerang</w:t>
+                              <w:t>Cimincrang</w:t>
                             </w:r>
                             <w:proofErr w:type="spellEnd"/>
                             <w:r>
@@ -539,7 +581,7 @@
                                 <w:sz w:val="16"/>
                                 <w:szCs w:val="16"/>
                               </w:rPr>
-                              <w:t>Panyileukan</w:t>
+                              <w:t>Kec</w:t>
                             </w:r>
                             <w:proofErr w:type="spellEnd"/>
                             <w:r>
@@ -548,7 +590,33 @@
                                 <w:sz w:val="16"/>
                                 <w:szCs w:val="16"/>
                               </w:rPr>
-                              <w:t xml:space="preserve"> Kota Bandung 40292</w:t>
+                              <w:t xml:space="preserve">. </w:t>
+                            </w:r>
+                            <w:proofErr w:type="spellStart"/>
+                            <w:r>
+                              <w:rPr>
+                                <w:rFonts w:ascii="Arial" w:hAnsi="Arial" w:cs="Arial"/>
+                                <w:sz w:val="16"/>
+                                <w:szCs w:val="16"/>
+                              </w:rPr>
+                              <w:t>Gedebage</w:t>
+                            </w:r>
+                            <w:proofErr w:type="spellEnd"/>
+                            <w:r>
+                              <w:rPr>
+                                <w:rFonts w:ascii="Arial" w:hAnsi="Arial" w:cs="Arial"/>
+                                <w:sz w:val="16"/>
+                                <w:szCs w:val="16"/>
+                              </w:rPr>
+                              <w:t xml:space="preserve"> </w:t>
+                            </w:r>
+                            <w:r>
+                              <w:rPr>
+                                <w:rFonts w:ascii="Arial" w:hAnsi="Arial" w:cs="Arial"/>
+                                <w:sz w:val="16"/>
+                                <w:szCs w:val="16"/>
+                              </w:rPr>
+                              <w:t>Kota Bandung 40292</w:t>
                             </w:r>
                           </w:p>
                           <w:p/>
@@ -7494,7 +7562,7 @@
     </w:p>
     <w:tbl>
       <w:tblPr>
-        <w:tblW w:w="10584" w:type="dxa"/>
+        <w:tblW w:w="11292" w:type="dxa"/>
         <w:tblInd w:w="-318" w:type="dxa"/>
         <w:tblLook w:val="0000" w:firstRow="0" w:lastRow="0" w:firstColumn="0" w:lastColumn="0" w:noHBand="0" w:noVBand="0"/>
       </w:tblPr>
@@ -7506,18 +7574,17 @@
         <w:gridCol w:w="311"/>
         <w:gridCol w:w="567"/>
         <w:gridCol w:w="311"/>
-        <w:gridCol w:w="682"/>
-        <w:gridCol w:w="23"/>
-        <w:gridCol w:w="1891"/>
-        <w:gridCol w:w="1424"/>
-        <w:gridCol w:w="179"/>
+        <w:gridCol w:w="1390"/>
+        <w:gridCol w:w="1894"/>
+        <w:gridCol w:w="1444"/>
+        <w:gridCol w:w="159"/>
         <w:gridCol w:w="236"/>
-        <w:gridCol w:w="309"/>
+        <w:gridCol w:w="329"/>
       </w:tblGrid>
       <w:tr>
         <w:trPr>
           <w:gridAfter w:val="1"/>
-          <w:wAfter w:w="309" w:type="dxa"/>
+          <w:wAfter w:w="329" w:type="dxa"/>
           <w:trHeight w:val="255"/>
         </w:trPr>
         <w:tc>
@@ -7603,24 +7670,24 @@
         </w:tc>
         <w:tc>
           <w:tcPr>
-            <w:tcW w:w="1016" w:type="dxa"/>
-            <w:gridSpan w:val="3"/>
-            <w:noWrap/>
-            <w:vAlign w:val="bottom"/>
-          </w:tcPr>
-          <w:p>
-            <w:pPr>
-              <w:rPr>
-                <w:rFonts w:ascii="Arial" w:hAnsi="Arial" w:cs="Arial"/>
-                <w:sz w:val="20"/>
-                <w:szCs w:val="20"/>
-              </w:rPr>
-            </w:pPr>
-          </w:p>
-        </w:tc>
-        <w:tc>
-          <w:tcPr>
-            <w:tcW w:w="1891" w:type="dxa"/>
+            <w:tcW w:w="1701" w:type="dxa"/>
+            <w:gridSpan w:val="2"/>
+            <w:noWrap/>
+            <w:vAlign w:val="bottom"/>
+          </w:tcPr>
+          <w:p>
+            <w:pPr>
+              <w:rPr>
+                <w:rFonts w:ascii="Arial" w:hAnsi="Arial" w:cs="Arial"/>
+                <w:sz w:val="20"/>
+                <w:szCs w:val="20"/>
+              </w:rPr>
+            </w:pPr>
+          </w:p>
+        </w:tc>
+        <w:tc>
+          <w:tcPr>
+            <w:tcW w:w="1894" w:type="dxa"/>
             <w:noWrap/>
             <w:vAlign w:val="bottom"/>
           </w:tcPr>
@@ -7655,7 +7722,7 @@
       <w:tr>
         <w:trPr>
           <w:gridAfter w:val="1"/>
-          <w:wAfter w:w="309" w:type="dxa"/>
+          <w:wAfter w:w="329" w:type="dxa"/>
           <w:trHeight w:val="255"/>
         </w:trPr>
         <w:tc>
@@ -7699,16 +7766,16 @@
               <mc:AlternateContent>
                 <mc:Choice Requires="wps">
                   <w:drawing>
-                    <wp:anchor distT="0" distB="0" distL="114300" distR="114300" simplePos="0" relativeHeight="251657216" behindDoc="0" locked="0" layoutInCell="1" allowOverlap="1" wp14:anchorId="4D09AE7D" wp14:editId="54853DF8">
+                    <wp:anchor distT="0" distB="0" distL="114300" distR="114300" simplePos="0" relativeHeight="251656192" behindDoc="0" locked="0" layoutInCell="1" allowOverlap="1" wp14:anchorId="4D09AE7D" wp14:editId="3D50BB0C">
                       <wp:simplePos x="0" y="0"/>
                       <wp:positionH relativeFrom="column">
-                        <wp:posOffset>3810</wp:posOffset>
+                        <wp:posOffset>1905</wp:posOffset>
                       </wp:positionH>
                       <wp:positionV relativeFrom="paragraph">
-                        <wp:posOffset>19685</wp:posOffset>
+                        <wp:posOffset>18415</wp:posOffset>
                       </wp:positionV>
-                      <wp:extent cx="3350895" cy="504825"/>
-                      <wp:effectExtent l="0" t="0" r="0" b="9525"/>
+                      <wp:extent cx="4097655" cy="480695"/>
+                      <wp:effectExtent l="0" t="0" r="0" b="0"/>
                       <wp:wrapNone/>
                       <wp:docPr id="8" name="Text Box 6"/>
                       <wp:cNvGraphicFramePr>
@@ -7723,7 +7790,7 @@
                             <wps:spPr bwMode="auto">
                               <a:xfrm>
                                 <a:off x="0" y="0"/>
-                                <a:ext cx="3350895" cy="504825"/>
+                                <a:ext cx="4097655" cy="480695"/>
                               </a:xfrm>
                               <a:prstGeom prst="rect">
                                 <a:avLst/>
@@ -7800,74 +7867,117 @@
                                   </w:r>
                                   <w:r>
                                     <w:rPr>
-                                      <w:sz w:val="18"/>
-                                      <w:szCs w:val="18"/>
+                                      <w:rFonts w:ascii="Arial" w:hAnsi="Arial" w:cs="Arial"/>
+                                      <w:sz w:val="16"/>
+                                      <w:szCs w:val="16"/>
                                     </w:rPr>
                                     <w:t xml:space="preserve">Jalan </w:t>
                                   </w:r>
                                   <w:proofErr w:type="spellStart"/>
                                   <w:r>
                                     <w:rPr>
-                                      <w:sz w:val="18"/>
-                                      <w:szCs w:val="18"/>
+                                      <w:rFonts w:ascii="Arial" w:hAnsi="Arial" w:cs="Arial"/>
+                                      <w:sz w:val="16"/>
+                                      <w:szCs w:val="16"/>
                                     </w:rPr>
                                     <w:t>Cimincrang</w:t>
                                   </w:r>
                                   <w:proofErr w:type="spellEnd"/>
                                   <w:r>
                                     <w:rPr>
-                                      <w:sz w:val="18"/>
-                                      <w:szCs w:val="18"/>
+                                      <w:rFonts w:ascii="Arial" w:hAnsi="Arial" w:cs="Arial"/>
+                                      <w:sz w:val="16"/>
+                                      <w:szCs w:val="16"/>
                                     </w:rPr>
                                     <w:t xml:space="preserve"> </w:t>
                                   </w:r>
                                   <w:proofErr w:type="spellStart"/>
                                   <w:r>
                                     <w:rPr>
-                                      <w:sz w:val="18"/>
-                                      <w:szCs w:val="18"/>
+                                      <w:rFonts w:ascii="Arial" w:hAnsi="Arial" w:cs="Arial"/>
+                                      <w:sz w:val="16"/>
+                                      <w:szCs w:val="16"/>
                                     </w:rPr>
                                     <w:t>Nomor</w:t>
                                   </w:r>
                                   <w:proofErr w:type="spellEnd"/>
                                   <w:r>
                                     <w:rPr>
-                                      <w:sz w:val="18"/>
-                                      <w:szCs w:val="18"/>
+                                      <w:rFonts w:ascii="Arial" w:hAnsi="Arial" w:cs="Arial"/>
+                                      <w:sz w:val="16"/>
+                                      <w:szCs w:val="16"/>
                                     </w:rPr>
-                                    <w:t xml:space="preserve"> 26 </w:t>
+                                    <w:t xml:space="preserve"> </w:t>
+                                  </w:r>
+                                  <w:r>
+                                    <w:rPr>
+                                      <w:rFonts w:ascii="Arial" w:hAnsi="Arial" w:cs="Arial"/>
+                                      <w:sz w:val="16"/>
+                                      <w:szCs w:val="16"/>
+                                    </w:rPr>
+                                    <w:t xml:space="preserve">26 Kel. </w:t>
                                   </w:r>
                                   <w:proofErr w:type="spellStart"/>
                                   <w:r>
                                     <w:rPr>
-                                      <w:sz w:val="18"/>
-                                      <w:szCs w:val="18"/>
+                                      <w:rFonts w:ascii="Arial" w:hAnsi="Arial" w:cs="Arial"/>
+                                      <w:sz w:val="16"/>
+                                      <w:szCs w:val="16"/>
                                     </w:rPr>
-                                    <w:t>Cimenerang</w:t>
+                                    <w:t>Cimincrang</w:t>
                                   </w:r>
                                   <w:proofErr w:type="spellEnd"/>
                                   <w:r>
                                     <w:rPr>
-                                      <w:sz w:val="18"/>
-                                      <w:szCs w:val="18"/>
+                                      <w:rFonts w:ascii="Arial" w:hAnsi="Arial" w:cs="Arial"/>
+                                      <w:sz w:val="16"/>
+                                      <w:szCs w:val="16"/>
                                     </w:rPr>
                                     <w:t xml:space="preserve"> </w:t>
                                   </w:r>
                                   <w:proofErr w:type="spellStart"/>
                                   <w:r>
                                     <w:rPr>
-                                      <w:sz w:val="18"/>
-                                      <w:szCs w:val="18"/>
+                                      <w:rFonts w:ascii="Arial" w:hAnsi="Arial" w:cs="Arial"/>
+                                      <w:sz w:val="16"/>
+                                      <w:szCs w:val="16"/>
                                     </w:rPr>
-                                    <w:t>Panyileukan</w:t>
+                                    <w:t>Kec</w:t>
                                   </w:r>
                                   <w:proofErr w:type="spellEnd"/>
                                   <w:r>
                                     <w:rPr>
-                                      <w:sz w:val="18"/>
-                                      <w:szCs w:val="18"/>
+                                      <w:rFonts w:ascii="Arial" w:hAnsi="Arial" w:cs="Arial"/>
+                                      <w:sz w:val="16"/>
+                                      <w:szCs w:val="16"/>
                                     </w:rPr>
-                                    <w:t xml:space="preserve"> Kota Bandung 40292</w:t>
+                                    <w:t xml:space="preserve">. </w:t>
+                                  </w:r>
+                                  <w:proofErr w:type="spellStart"/>
+                                  <w:r>
+                                    <w:rPr>
+                                      <w:rFonts w:ascii="Arial" w:hAnsi="Arial" w:cs="Arial"/>
+                                      <w:sz w:val="16"/>
+                                      <w:szCs w:val="16"/>
+                                    </w:rPr>
+                                    <w:t>Gedebage</w:t>
+                                  </w:r>
+                                  <w:proofErr w:type="spellEnd"/>
+                                  <w:r>
+                                    <w:rPr>
+                                      <w:rFonts w:ascii="Arial" w:hAnsi="Arial" w:cs="Arial"/>
+                                      <w:sz w:val="16"/>
+                                      <w:szCs w:val="16"/>
+                                    </w:rPr>
+                                    <w:t xml:space="preserve"> </w:t>
+                                  </w:r>
+                                  <w:r>
+                                    <w:rPr>
+                                      <w:rFonts w:ascii="Arial" w:hAnsi="Arial" w:cs="Arial"/>
+                                      <w:sz w:val="16"/>
+                                      <w:szCs w:val="16"/>
+                                    </w:rPr>
+                                    <w:t>Kota Bandung 40292</w:t>
                                   </w:r>
                                 </w:p>
                                 <w:p/>
@@ -7890,7 +8000,7 @@
                 </mc:Choice>
                 <mc:Fallback>
                   <w:pict>
-                    <v:shape w14:anchorId="4D09AE7D" id="Text Box 6" o:spid="_x0000_s1027" type="#_x0000_t202" style="position:absolute;margin-left:.3pt;margin-top:1.55pt;width:263.85pt;height:39.75pt;z-index:251657216;visibility:visible;mso-wrap-style:square;mso-width-percent:0;mso-height-percent:0;mso-wrap-distance-left:9pt;mso-wrap-distance-top:0;mso-wrap-distance-right:9pt;mso-wrap-distance-bottom:0;mso-position-horizontal:absolute;mso-position-horizontal-relative:text;mso-position-vertical:absolute;mso-position-vertical-relative:text;mso-width-percent:0;mso-height-percent:0;mso-width-relative:page;mso-height-relative:page;v-text-anchor:top" o:gfxdata="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" filled="f" stroked="f">
+                    <v:shape w14:anchorId="4D09AE7D" id="Text Box 6" o:spid="_x0000_s1027" type="#_x0000_t202" style="position:absolute;margin-left:.15pt;margin-top:1.45pt;width:322.65pt;height:37.85pt;z-index:251656192;visibility:visible;mso-wrap-style:square;mso-width-percent:0;mso-height-percent:0;mso-wrap-distance-left:9pt;mso-wrap-distance-top:0;mso-wrap-distance-right:9pt;mso-wrap-distance-bottom:0;mso-position-horizontal:absolute;mso-position-horizontal-relative:text;mso-position-vertical:absolute;mso-position-vertical-relative:text;mso-width-percent:0;mso-height-percent:0;mso-width-relative:page;mso-height-relative:page;v-text-anchor:top" o:gfxdata="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" filled="f" stroked="f">
                       <v:textbox>
                         <w:txbxContent>
                           <w:p>
@@ -7939,74 +8049,117 @@
                             </w:r>
                             <w:r>
                               <w:rPr>
-                                <w:sz w:val="18"/>
-                                <w:szCs w:val="18"/>
+                                <w:rFonts w:ascii="Arial" w:hAnsi="Arial" w:cs="Arial"/>
+                                <w:sz w:val="16"/>
+                                <w:szCs w:val="16"/>
                               </w:rPr>
                               <w:t xml:space="preserve">Jalan </w:t>
                             </w:r>
                             <w:proofErr w:type="spellStart"/>
                             <w:r>
                               <w:rPr>
-                                <w:sz w:val="18"/>
-                                <w:szCs w:val="18"/>
+                                <w:rFonts w:ascii="Arial" w:hAnsi="Arial" w:cs="Arial"/>
+                                <w:sz w:val="16"/>
+                                <w:szCs w:val="16"/>
                               </w:rPr>
                               <w:t>Cimincrang</w:t>
                             </w:r>
                             <w:proofErr w:type="spellEnd"/>
                             <w:r>
                               <w:rPr>
-                                <w:sz w:val="18"/>
-                                <w:szCs w:val="18"/>
+                                <w:rFonts w:ascii="Arial" w:hAnsi="Arial" w:cs="Arial"/>
+                                <w:sz w:val="16"/>
+                                <w:szCs w:val="16"/>
                               </w:rPr>
                               <w:t xml:space="preserve"> </w:t>
                             </w:r>
                             <w:proofErr w:type="spellStart"/>
                             <w:r>
                               <w:rPr>
-                                <w:sz w:val="18"/>
-                                <w:szCs w:val="18"/>
+                                <w:rFonts w:ascii="Arial" w:hAnsi="Arial" w:cs="Arial"/>
+                                <w:sz w:val="16"/>
+                                <w:szCs w:val="16"/>
                               </w:rPr>
                               <w:t>Nomor</w:t>
                             </w:r>
                             <w:proofErr w:type="spellEnd"/>
                             <w:r>
                               <w:rPr>
-                                <w:sz w:val="18"/>
-                                <w:szCs w:val="18"/>
+                                <w:rFonts w:ascii="Arial" w:hAnsi="Arial" w:cs="Arial"/>
+                                <w:sz w:val="16"/>
+                                <w:szCs w:val="16"/>
                               </w:rPr>
-                              <w:t xml:space="preserve"> 26 </w:t>
+                              <w:t xml:space="preserve"> </w:t>
+                            </w:r>
+                            <w:r>
+                              <w:rPr>
+                                <w:rFonts w:ascii="Arial" w:hAnsi="Arial" w:cs="Arial"/>
+                                <w:sz w:val="16"/>
+                                <w:szCs w:val="16"/>
+                              </w:rPr>
+                              <w:t xml:space="preserve">26 Kel. </w:t>
                             </w:r>
                             <w:proofErr w:type="spellStart"/>
                             <w:r>
                               <w:rPr>
-                                <w:sz w:val="18"/>
-                                <w:szCs w:val="18"/>
+                                <w:rFonts w:ascii="Arial" w:hAnsi="Arial" w:cs="Arial"/>
+                                <w:sz w:val="16"/>
+                                <w:szCs w:val="16"/>
                               </w:rPr>
-                              <w:t>Cimenerang</w:t>
+                              <w:t>Cimincrang</w:t>
                             </w:r>
                             <w:proofErr w:type="spellEnd"/>
                             <w:r>
                               <w:rPr>
-                                <w:sz w:val="18"/>
-                                <w:szCs w:val="18"/>
+                                <w:rFonts w:ascii="Arial" w:hAnsi="Arial" w:cs="Arial"/>
+                                <w:sz w:val="16"/>
+                                <w:szCs w:val="16"/>
                               </w:rPr>
                               <w:t xml:space="preserve"> </w:t>
                             </w:r>
                             <w:proofErr w:type="spellStart"/>
                             <w:r>
                               <w:rPr>
-                                <w:sz w:val="18"/>
-                                <w:szCs w:val="18"/>
+                                <w:rFonts w:ascii="Arial" w:hAnsi="Arial" w:cs="Arial"/>
+                                <w:sz w:val="16"/>
+                                <w:szCs w:val="16"/>
                               </w:rPr>
-                              <w:t>Panyileukan</w:t>
+                              <w:t>Kec</w:t>
                             </w:r>
                             <w:proofErr w:type="spellEnd"/>
                             <w:r>
                               <w:rPr>
-                                <w:sz w:val="18"/>
-                                <w:szCs w:val="18"/>
+                                <w:rFonts w:ascii="Arial" w:hAnsi="Arial" w:cs="Arial"/>
+                                <w:sz w:val="16"/>
+                                <w:szCs w:val="16"/>
                               </w:rPr>
-                              <w:t xml:space="preserve"> Kota Bandung 40292</w:t>
+                              <w:t xml:space="preserve">. </w:t>
+                            </w:r>
+                            <w:proofErr w:type="spellStart"/>
+                            <w:r>
+                              <w:rPr>
+                                <w:rFonts w:ascii="Arial" w:hAnsi="Arial" w:cs="Arial"/>
+                                <w:sz w:val="16"/>
+                                <w:szCs w:val="16"/>
+                              </w:rPr>
+                              <w:t>Gedebage</w:t>
+                            </w:r>
+                            <w:proofErr w:type="spellEnd"/>
+                            <w:r>
+                              <w:rPr>
+                                <w:rFonts w:ascii="Arial" w:hAnsi="Arial" w:cs="Arial"/>
+                                <w:sz w:val="16"/>
+                                <w:szCs w:val="16"/>
+                              </w:rPr>
+                              <w:t xml:space="preserve"> </w:t>
+                            </w:r>
+                            <w:r>
+                              <w:rPr>
+                                <w:rFonts w:ascii="Arial" w:hAnsi="Arial" w:cs="Arial"/>
+                                <w:sz w:val="16"/>
+                                <w:szCs w:val="16"/>
+                              </w:rPr>
+                              <w:t>Kota Bandung 40292</w:t>
                             </w:r>
                           </w:p>
                           <w:p/>
@@ -8070,24 +8223,24 @@
         </w:tc>
         <w:tc>
           <w:tcPr>
-            <w:tcW w:w="1016" w:type="dxa"/>
-            <w:gridSpan w:val="3"/>
-            <w:noWrap/>
-            <w:vAlign w:val="bottom"/>
-          </w:tcPr>
-          <w:p>
-            <w:pPr>
-              <w:rPr>
-                <w:rFonts w:ascii="Arial" w:hAnsi="Arial" w:cs="Arial"/>
-                <w:sz w:val="20"/>
-                <w:szCs w:val="20"/>
-              </w:rPr>
-            </w:pPr>
-          </w:p>
-        </w:tc>
-        <w:tc>
-          <w:tcPr>
-            <w:tcW w:w="1891" w:type="dxa"/>
+            <w:tcW w:w="1701" w:type="dxa"/>
+            <w:gridSpan w:val="2"/>
+            <w:noWrap/>
+            <w:vAlign w:val="bottom"/>
+          </w:tcPr>
+          <w:p>
+            <w:pPr>
+              <w:rPr>
+                <w:rFonts w:ascii="Arial" w:hAnsi="Arial" w:cs="Arial"/>
+                <w:sz w:val="20"/>
+                <w:szCs w:val="20"/>
+              </w:rPr>
+            </w:pPr>
+          </w:p>
+        </w:tc>
+        <w:tc>
+          <w:tcPr>
+            <w:tcW w:w="1894" w:type="dxa"/>
             <w:noWrap/>
             <w:vAlign w:val="bottom"/>
           </w:tcPr>
@@ -8138,7 +8291,7 @@
       <w:tr>
         <w:trPr>
           <w:gridAfter w:val="1"/>
-          <w:wAfter w:w="309" w:type="dxa"/>
+          <w:wAfter w:w="329" w:type="dxa"/>
           <w:trHeight w:val="255"/>
         </w:trPr>
         <w:tc>
@@ -8164,7 +8317,7 @@
                 <w:szCs w:val="28"/>
               </w:rPr>
               <w:drawing>
-                <wp:anchor distT="0" distB="0" distL="114300" distR="114300" simplePos="0" relativeHeight="251659264" behindDoc="1" locked="0" layoutInCell="1" allowOverlap="1" wp14:anchorId="13C48443" wp14:editId="1025A09F">
+                <wp:anchor distT="0" distB="0" distL="114300" distR="114300" simplePos="0" relativeHeight="251660288" behindDoc="1" locked="0" layoutInCell="1" allowOverlap="1" wp14:anchorId="13C48443" wp14:editId="1025A09F">
                   <wp:simplePos x="0" y="0"/>
                   <wp:positionH relativeFrom="column">
                     <wp:posOffset>-9525</wp:posOffset>
@@ -8295,24 +8448,24 @@
         </w:tc>
         <w:tc>
           <w:tcPr>
-            <w:tcW w:w="1016" w:type="dxa"/>
-            <w:gridSpan w:val="3"/>
-            <w:noWrap/>
-            <w:vAlign w:val="bottom"/>
-          </w:tcPr>
-          <w:p>
-            <w:pPr>
-              <w:rPr>
-                <w:rFonts w:ascii="Arial" w:hAnsi="Arial" w:cs="Arial"/>
-                <w:sz w:val="20"/>
-                <w:szCs w:val="20"/>
-              </w:rPr>
-            </w:pPr>
-          </w:p>
-        </w:tc>
-        <w:tc>
-          <w:tcPr>
-            <w:tcW w:w="1891" w:type="dxa"/>
+            <w:tcW w:w="1701" w:type="dxa"/>
+            <w:gridSpan w:val="2"/>
+            <w:noWrap/>
+            <w:vAlign w:val="bottom"/>
+          </w:tcPr>
+          <w:p>
+            <w:pPr>
+              <w:rPr>
+                <w:rFonts w:ascii="Arial" w:hAnsi="Arial" w:cs="Arial"/>
+                <w:sz w:val="20"/>
+                <w:szCs w:val="20"/>
+              </w:rPr>
+            </w:pPr>
+          </w:p>
+        </w:tc>
+        <w:tc>
+          <w:tcPr>
+            <w:tcW w:w="1894" w:type="dxa"/>
             <w:noWrap/>
             <w:vAlign w:val="bottom"/>
           </w:tcPr>
@@ -8363,7 +8516,7 @@
       <w:tr>
         <w:trPr>
           <w:gridAfter w:val="1"/>
-          <w:wAfter w:w="309" w:type="dxa"/>
+          <w:wAfter w:w="329" w:type="dxa"/>
           <w:trHeight w:val="255"/>
         </w:trPr>
         <w:tc>
@@ -8449,29 +8602,30 @@
         </w:tc>
         <w:tc>
           <w:tcPr>
-            <w:tcW w:w="1016" w:type="dxa"/>
-            <w:gridSpan w:val="3"/>
-            <w:noWrap/>
-            <w:vAlign w:val="bottom"/>
-          </w:tcPr>
-          <w:p>
-            <w:pPr>
-              <w:rPr>
-                <w:rFonts w:ascii="Arial" w:hAnsi="Arial" w:cs="Arial"/>
-                <w:sz w:val="20"/>
-                <w:szCs w:val="20"/>
-              </w:rPr>
-            </w:pPr>
-          </w:p>
-        </w:tc>
-        <w:tc>
-          <w:tcPr>
-            <w:tcW w:w="1891" w:type="dxa"/>
-            <w:noWrap/>
-            <w:vAlign w:val="bottom"/>
-          </w:tcPr>
-          <w:p>
-            <w:pPr>
+            <w:tcW w:w="1701" w:type="dxa"/>
+            <w:gridSpan w:val="2"/>
+            <w:noWrap/>
+            <w:vAlign w:val="bottom"/>
+          </w:tcPr>
+          <w:p>
+            <w:pPr>
+              <w:rPr>
+                <w:rFonts w:ascii="Arial" w:hAnsi="Arial" w:cs="Arial"/>
+                <w:sz w:val="20"/>
+                <w:szCs w:val="20"/>
+              </w:rPr>
+            </w:pPr>
+          </w:p>
+        </w:tc>
+        <w:tc>
+          <w:tcPr>
+            <w:tcW w:w="1894" w:type="dxa"/>
+            <w:noWrap/>
+            <w:vAlign w:val="bottom"/>
+          </w:tcPr>
+          <w:p>
+            <w:pPr>
+              <w:ind w:left="-110" w:firstLine="110"/>
               <w:rPr>
                 <w:rFonts w:ascii="Arial" w:hAnsi="Arial" w:cs="Arial"/>
                 <w:sz w:val="20"/>
@@ -8494,8 +8648,18 @@
                 <w:sz w:val="20"/>
                 <w:szCs w:val="20"/>
               </w:rPr>
-              <w:t xml:space="preserve"> Anggaran</w:t>
-            </w:r>
+              <w:t xml:space="preserve"> </w:t>
+            </w:r>
+            <w:proofErr w:type="spellStart"/>
+            <w:r>
+              <w:rPr>
+                <w:rFonts w:ascii="Arial" w:hAnsi="Arial" w:cs="Arial"/>
+                <w:sz w:val="20"/>
+                <w:szCs w:val="20"/>
+              </w:rPr>
+              <w:t>Anggaran</w:t>
+            </w:r>
+            <w:proofErr w:type="spellEnd"/>
           </w:p>
         </w:tc>
         <w:tc>
@@ -8527,7 +8691,7 @@
       <w:tr>
         <w:trPr>
           <w:gridAfter w:val="1"/>
-          <w:wAfter w:w="309" w:type="dxa"/>
+          <w:wAfter w:w="329" w:type="dxa"/>
           <w:trHeight w:val="255"/>
         </w:trPr>
         <w:tc>
@@ -8613,24 +8777,24 @@
         </w:tc>
         <w:tc>
           <w:tcPr>
-            <w:tcW w:w="1016" w:type="dxa"/>
-            <w:gridSpan w:val="3"/>
-            <w:noWrap/>
-            <w:vAlign w:val="bottom"/>
-          </w:tcPr>
-          <w:p>
-            <w:pPr>
-              <w:rPr>
-                <w:rFonts w:ascii="Arial" w:hAnsi="Arial" w:cs="Arial"/>
-                <w:sz w:val="20"/>
-                <w:szCs w:val="20"/>
-              </w:rPr>
-            </w:pPr>
-          </w:p>
-        </w:tc>
-        <w:tc>
-          <w:tcPr>
-            <w:tcW w:w="1891" w:type="dxa"/>
+            <w:tcW w:w="1701" w:type="dxa"/>
+            <w:gridSpan w:val="2"/>
+            <w:noWrap/>
+            <w:vAlign w:val="bottom"/>
+          </w:tcPr>
+          <w:p>
+            <w:pPr>
+              <w:rPr>
+                <w:rFonts w:ascii="Arial" w:hAnsi="Arial" w:cs="Arial"/>
+                <w:sz w:val="20"/>
+                <w:szCs w:val="20"/>
+              </w:rPr>
+            </w:pPr>
+          </w:p>
+        </w:tc>
+        <w:tc>
+          <w:tcPr>
+            <w:tcW w:w="1894" w:type="dxa"/>
             <w:noWrap/>
             <w:vAlign w:val="bottom"/>
           </w:tcPr>
@@ -8674,13 +8838,13 @@
       <w:tr>
         <w:trPr>
           <w:gridAfter w:val="1"/>
-          <w:wAfter w:w="309" w:type="dxa"/>
+          <w:wAfter w:w="329" w:type="dxa"/>
           <w:trHeight w:val="540"/>
         </w:trPr>
         <w:tc>
           <w:tcPr>
-            <w:tcW w:w="10275" w:type="dxa"/>
-            <w:gridSpan w:val="13"/>
+            <w:tcW w:w="10963" w:type="dxa"/>
+            <w:gridSpan w:val="12"/>
             <w:noWrap/>
             <w:vAlign w:val="bottom"/>
           </w:tcPr>
@@ -8713,7 +8877,7 @@
       <w:tr>
         <w:trPr>
           <w:gridAfter w:val="1"/>
-          <w:wAfter w:w="309" w:type="dxa"/>
+          <w:wAfter w:w="329" w:type="dxa"/>
         </w:trPr>
         <w:tc>
           <w:tcPr>
@@ -8808,8 +8972,8 @@
         </w:tc>
         <w:tc>
           <w:tcPr>
-            <w:tcW w:w="1016" w:type="dxa"/>
-            <w:gridSpan w:val="3"/>
+            <w:tcW w:w="1701" w:type="dxa"/>
+            <w:gridSpan w:val="2"/>
             <w:noWrap/>
             <w:vAlign w:val="center"/>
           </w:tcPr>
@@ -8827,7 +8991,7 @@
         </w:tc>
         <w:tc>
           <w:tcPr>
-            <w:tcW w:w="1891" w:type="dxa"/>
+            <w:tcW w:w="1894" w:type="dxa"/>
             <w:noWrap/>
             <w:vAlign w:val="center"/>
           </w:tcPr>
@@ -8866,7 +9030,7 @@
       <w:tr>
         <w:trPr>
           <w:gridAfter w:val="1"/>
-          <w:wAfter w:w="309" w:type="dxa"/>
+          <w:wAfter w:w="329" w:type="dxa"/>
           <w:trHeight w:val="120"/>
         </w:trPr>
         <w:tc>
@@ -8962,8 +9126,8 @@
         </w:tc>
         <w:tc>
           <w:tcPr>
-            <w:tcW w:w="1016" w:type="dxa"/>
-            <w:gridSpan w:val="3"/>
+            <w:tcW w:w="1701" w:type="dxa"/>
+            <w:gridSpan w:val="2"/>
             <w:noWrap/>
             <w:vAlign w:val="bottom"/>
           </w:tcPr>
@@ -8981,7 +9145,7 @@
         </w:tc>
         <w:tc>
           <w:tcPr>
-            <w:tcW w:w="1891" w:type="dxa"/>
+            <w:tcW w:w="1894" w:type="dxa"/>
             <w:noWrap/>
             <w:vAlign w:val="bottom"/>
           </w:tcPr>
@@ -9020,7 +9184,7 @@
       <w:tr>
         <w:trPr>
           <w:gridAfter w:val="1"/>
-          <w:wAfter w:w="309" w:type="dxa"/>
+          <w:wAfter w:w="329" w:type="dxa"/>
           <w:trHeight w:val="255"/>
         </w:trPr>
         <w:tc>
@@ -9112,8 +9276,8 @@
         </w:tc>
         <w:tc>
           <w:tcPr>
-            <w:tcW w:w="6808" w:type="dxa"/>
-            <w:gridSpan w:val="10"/>
+            <w:tcW w:w="7496" w:type="dxa"/>
+            <w:gridSpan w:val="9"/>
             <w:noWrap/>
             <w:vAlign w:val="center"/>
           </w:tcPr>
@@ -9150,7 +9314,7 @@
       <w:tr>
         <w:trPr>
           <w:gridAfter w:val="1"/>
-          <w:wAfter w:w="309" w:type="dxa"/>
+          <w:wAfter w:w="329" w:type="dxa"/>
           <w:trHeight w:val="255"/>
         </w:trPr>
         <w:tc>
@@ -9206,8 +9370,8 @@
         </w:tc>
         <w:tc>
           <w:tcPr>
-            <w:tcW w:w="6808" w:type="dxa"/>
-            <w:gridSpan w:val="10"/>
+            <w:tcW w:w="7496" w:type="dxa"/>
+            <w:gridSpan w:val="9"/>
             <w:noWrap/>
             <w:vAlign w:val="center"/>
           </w:tcPr>
@@ -9243,7 +9407,7 @@
       <w:tr>
         <w:trPr>
           <w:gridAfter w:val="1"/>
-          <w:wAfter w:w="309" w:type="dxa"/>
+          <w:wAfter w:w="329" w:type="dxa"/>
           <w:trHeight w:val="255"/>
         </w:trPr>
         <w:tc>
@@ -9307,8 +9471,8 @@
         </w:tc>
         <w:tc>
           <w:tcPr>
-            <w:tcW w:w="4969" w:type="dxa"/>
-            <w:gridSpan w:val="7"/>
+            <w:tcW w:w="5657" w:type="dxa"/>
+            <w:gridSpan w:val="6"/>
             <w:noWrap/>
             <w:vAlign w:val="center"/>
           </w:tcPr>
@@ -9410,7 +9574,7 @@
       <w:tr>
         <w:trPr>
           <w:gridAfter w:val="1"/>
-          <w:wAfter w:w="309" w:type="dxa"/>
+          <w:wAfter w:w="329" w:type="dxa"/>
           <w:trHeight w:val="255"/>
         </w:trPr>
         <w:tc>
@@ -9484,8 +9648,8 @@
         </w:tc>
         <w:tc>
           <w:tcPr>
-            <w:tcW w:w="3078" w:type="dxa"/>
-            <w:gridSpan w:val="6"/>
+            <w:tcW w:w="3763" w:type="dxa"/>
+            <w:gridSpan w:val="5"/>
             <w:noWrap/>
             <w:vAlign w:val="center"/>
           </w:tcPr>
@@ -9519,7 +9683,7 @@
         </w:tc>
         <w:tc>
           <w:tcPr>
-            <w:tcW w:w="1891" w:type="dxa"/>
+            <w:tcW w:w="1894" w:type="dxa"/>
             <w:noWrap/>
             <w:vAlign w:val="bottom"/>
           </w:tcPr>
@@ -9554,7 +9718,7 @@
       <w:tr>
         <w:trPr>
           <w:gridAfter w:val="1"/>
-          <w:wAfter w:w="309" w:type="dxa"/>
+          <w:wAfter w:w="329" w:type="dxa"/>
           <w:trHeight w:val="255"/>
         </w:trPr>
         <w:tc>
@@ -9618,8 +9782,8 @@
         </w:tc>
         <w:tc>
           <w:tcPr>
-            <w:tcW w:w="6808" w:type="dxa"/>
-            <w:gridSpan w:val="10"/>
+            <w:tcW w:w="7496" w:type="dxa"/>
+            <w:gridSpan w:val="9"/>
             <w:noWrap/>
             <w:vAlign w:val="center"/>
           </w:tcPr>
@@ -9683,7 +9847,7 @@
       <w:tr>
         <w:trPr>
           <w:gridAfter w:val="1"/>
-          <w:wAfter w:w="309" w:type="dxa"/>
+          <w:wAfter w:w="329" w:type="dxa"/>
           <w:trHeight w:val="255"/>
         </w:trPr>
         <w:tc>
@@ -9754,8 +9918,8 @@
         </w:tc>
         <w:tc>
           <w:tcPr>
-            <w:tcW w:w="6572" w:type="dxa"/>
-            <w:gridSpan w:val="9"/>
+            <w:tcW w:w="7260" w:type="dxa"/>
+            <w:gridSpan w:val="8"/>
             <w:noWrap/>
             <w:vAlign w:val="center"/>
           </w:tcPr>
@@ -9830,7 +9994,7 @@
       <w:tr>
         <w:trPr>
           <w:gridAfter w:val="1"/>
-          <w:wAfter w:w="309" w:type="dxa"/>
+          <w:wAfter w:w="329" w:type="dxa"/>
           <w:trHeight w:val="255"/>
         </w:trPr>
         <w:tc>
@@ -9901,8 +10065,8 @@
         </w:tc>
         <w:tc>
           <w:tcPr>
-            <w:tcW w:w="3078" w:type="dxa"/>
-            <w:gridSpan w:val="6"/>
+            <w:tcW w:w="3763" w:type="dxa"/>
+            <w:gridSpan w:val="5"/>
             <w:noWrap/>
             <w:vAlign w:val="center"/>
           </w:tcPr>
@@ -9944,7 +10108,7 @@
         </w:tc>
         <w:tc>
           <w:tcPr>
-            <w:tcW w:w="3494" w:type="dxa"/>
+            <w:tcW w:w="3497" w:type="dxa"/>
             <w:gridSpan w:val="3"/>
             <w:noWrap/>
             <w:vAlign w:val="center"/>
@@ -9979,7 +10143,7 @@
       <w:tr>
         <w:trPr>
           <w:gridAfter w:val="1"/>
-          <w:wAfter w:w="309" w:type="dxa"/>
+          <w:wAfter w:w="329" w:type="dxa"/>
           <w:trHeight w:val="255"/>
         </w:trPr>
         <w:tc>
@@ -10114,8 +10278,8 @@
         </w:tc>
         <w:tc>
           <w:tcPr>
-            <w:tcW w:w="4510" w:type="dxa"/>
-            <w:gridSpan w:val="6"/>
+            <w:tcW w:w="5198" w:type="dxa"/>
+            <w:gridSpan w:val="5"/>
             <w:noWrap/>
             <w:vAlign w:val="center"/>
           </w:tcPr>
@@ -10187,7 +10351,7 @@
       <w:tr>
         <w:trPr>
           <w:gridAfter w:val="1"/>
-          <w:wAfter w:w="309" w:type="dxa"/>
+          <w:wAfter w:w="329" w:type="dxa"/>
           <w:trHeight w:val="255"/>
         </w:trPr>
         <w:tc>
@@ -10278,8 +10442,8 @@
         </w:tc>
         <w:tc>
           <w:tcPr>
-            <w:tcW w:w="1016" w:type="dxa"/>
-            <w:gridSpan w:val="3"/>
+            <w:tcW w:w="1701" w:type="dxa"/>
+            <w:gridSpan w:val="2"/>
             <w:noWrap/>
             <w:vAlign w:val="bottom"/>
           </w:tcPr>
@@ -10296,7 +10460,7 @@
         </w:tc>
         <w:tc>
           <w:tcPr>
-            <w:tcW w:w="3494" w:type="dxa"/>
+            <w:tcW w:w="3497" w:type="dxa"/>
             <w:gridSpan w:val="3"/>
             <w:noWrap/>
             <w:vAlign w:val="bottom"/>
@@ -10333,7 +10497,7 @@
       <w:tr>
         <w:trPr>
           <w:gridAfter w:val="1"/>
-          <w:wAfter w:w="309" w:type="dxa"/>
+          <w:wAfter w:w="329" w:type="dxa"/>
           <w:trHeight w:val="255"/>
         </w:trPr>
         <w:tc>
@@ -10381,8 +10545,8 @@
         </w:tc>
         <w:tc>
           <w:tcPr>
-            <w:tcW w:w="6572" w:type="dxa"/>
-            <w:gridSpan w:val="9"/>
+            <w:tcW w:w="7260" w:type="dxa"/>
+            <w:gridSpan w:val="8"/>
             <w:shd w:val="clear" w:color="auto" w:fill="D9D9D9" w:themeFill="background1" w:themeFillShade="D9"/>
             <w:noWrap/>
             <w:vAlign w:val="center"/>
@@ -10496,7 +10660,7 @@
       <w:tr>
         <w:trPr>
           <w:gridAfter w:val="1"/>
-          <w:wAfter w:w="309" w:type="dxa"/>
+          <w:wAfter w:w="329" w:type="dxa"/>
           <w:trHeight w:val="255"/>
         </w:trPr>
         <w:tc>
@@ -10523,8 +10687,8 @@
         </w:tc>
         <w:tc>
           <w:tcPr>
-            <w:tcW w:w="6572" w:type="dxa"/>
-            <w:gridSpan w:val="9"/>
+            <w:tcW w:w="7260" w:type="dxa"/>
+            <w:gridSpan w:val="8"/>
             <w:noWrap/>
             <w:vAlign w:val="center"/>
           </w:tcPr>
@@ -10615,7 +10779,7 @@
       <w:tr>
         <w:trPr>
           <w:gridAfter w:val="1"/>
-          <w:wAfter w:w="309" w:type="dxa"/>
+          <w:wAfter w:w="329" w:type="dxa"/>
           <w:trHeight w:val="255"/>
         </w:trPr>
         <w:tc>
@@ -10706,8 +10870,8 @@
         </w:tc>
         <w:tc>
           <w:tcPr>
-            <w:tcW w:w="1016" w:type="dxa"/>
-            <w:gridSpan w:val="3"/>
+            <w:tcW w:w="1701" w:type="dxa"/>
+            <w:gridSpan w:val="2"/>
             <w:noWrap/>
             <w:vAlign w:val="bottom"/>
           </w:tcPr>
@@ -10724,7 +10888,7 @@
         </w:tc>
         <w:tc>
           <w:tcPr>
-            <w:tcW w:w="3494" w:type="dxa"/>
+            <w:tcW w:w="3497" w:type="dxa"/>
             <w:gridSpan w:val="3"/>
             <w:noWrap/>
             <w:vAlign w:val="bottom"/>
@@ -10761,7 +10925,7 @@
       <w:tr>
         <w:trPr>
           <w:gridAfter w:val="1"/>
-          <w:wAfter w:w="309" w:type="dxa"/>
+          <w:wAfter w:w="329" w:type="dxa"/>
           <w:trHeight w:val="255"/>
         </w:trPr>
         <w:tc>
@@ -10852,8 +11016,8 @@
         </w:tc>
         <w:tc>
           <w:tcPr>
-            <w:tcW w:w="1016" w:type="dxa"/>
-            <w:gridSpan w:val="3"/>
+            <w:tcW w:w="1701" w:type="dxa"/>
+            <w:gridSpan w:val="2"/>
             <w:noWrap/>
             <w:vAlign w:val="bottom"/>
           </w:tcPr>
@@ -10870,7 +11034,7 @@
         </w:tc>
         <w:tc>
           <w:tcPr>
-            <w:tcW w:w="3494" w:type="dxa"/>
+            <w:tcW w:w="3497" w:type="dxa"/>
             <w:gridSpan w:val="3"/>
             <w:noWrap/>
             <w:vAlign w:val="bottom"/>
@@ -10939,7 +11103,7 @@
       <w:tr>
         <w:trPr>
           <w:gridAfter w:val="1"/>
-          <w:wAfter w:w="309" w:type="dxa"/>
+          <w:wAfter w:w="329" w:type="dxa"/>
           <w:trHeight w:val="255"/>
         </w:trPr>
         <w:tc>
@@ -11026,8 +11190,8 @@
         </w:tc>
         <w:tc>
           <w:tcPr>
-            <w:tcW w:w="1016" w:type="dxa"/>
-            <w:gridSpan w:val="3"/>
+            <w:tcW w:w="1701" w:type="dxa"/>
+            <w:gridSpan w:val="2"/>
             <w:noWrap/>
             <w:vAlign w:val="bottom"/>
           </w:tcPr>
@@ -11044,7 +11208,7 @@
         </w:tc>
         <w:tc>
           <w:tcPr>
-            <w:tcW w:w="3494" w:type="dxa"/>
+            <w:tcW w:w="3497" w:type="dxa"/>
             <w:gridSpan w:val="3"/>
             <w:noWrap/>
             <w:vAlign w:val="bottom"/>
@@ -11089,7 +11253,7 @@
       <w:tr>
         <w:trPr>
           <w:gridAfter w:val="1"/>
-          <w:wAfter w:w="309" w:type="dxa"/>
+          <w:wAfter w:w="329" w:type="dxa"/>
           <w:trHeight w:val="255"/>
         </w:trPr>
         <w:tc>
@@ -11175,24 +11339,24 @@
         </w:tc>
         <w:tc>
           <w:tcPr>
-            <w:tcW w:w="1016" w:type="dxa"/>
-            <w:gridSpan w:val="3"/>
-            <w:noWrap/>
-            <w:vAlign w:val="bottom"/>
-          </w:tcPr>
-          <w:p>
-            <w:pPr>
-              <w:rPr>
-                <w:rFonts w:ascii="Arial" w:hAnsi="Arial" w:cs="Arial"/>
-                <w:sz w:val="20"/>
-                <w:szCs w:val="20"/>
-              </w:rPr>
-            </w:pPr>
-          </w:p>
-        </w:tc>
-        <w:tc>
-          <w:tcPr>
-            <w:tcW w:w="3494" w:type="dxa"/>
+            <w:tcW w:w="1701" w:type="dxa"/>
+            <w:gridSpan w:val="2"/>
+            <w:noWrap/>
+            <w:vAlign w:val="bottom"/>
+          </w:tcPr>
+          <w:p>
+            <w:pPr>
+              <w:rPr>
+                <w:rFonts w:ascii="Arial" w:hAnsi="Arial" w:cs="Arial"/>
+                <w:sz w:val="20"/>
+                <w:szCs w:val="20"/>
+              </w:rPr>
+            </w:pPr>
+          </w:p>
+        </w:tc>
+        <w:tc>
+          <w:tcPr>
+            <w:tcW w:w="3497" w:type="dxa"/>
             <w:gridSpan w:val="3"/>
             <w:noWrap/>
             <w:vAlign w:val="bottom"/>
@@ -11227,7 +11391,7 @@
       <w:tr>
         <w:trPr>
           <w:gridAfter w:val="1"/>
-          <w:wAfter w:w="309" w:type="dxa"/>
+          <w:wAfter w:w="329" w:type="dxa"/>
           <w:trHeight w:val="255"/>
         </w:trPr>
         <w:tc>
@@ -11313,24 +11477,24 @@
         </w:tc>
         <w:tc>
           <w:tcPr>
-            <w:tcW w:w="1016" w:type="dxa"/>
-            <w:gridSpan w:val="3"/>
-            <w:noWrap/>
-            <w:vAlign w:val="bottom"/>
-          </w:tcPr>
-          <w:p>
-            <w:pPr>
-              <w:rPr>
-                <w:rFonts w:ascii="Arial" w:hAnsi="Arial" w:cs="Arial"/>
-                <w:sz w:val="20"/>
-                <w:szCs w:val="20"/>
-              </w:rPr>
-            </w:pPr>
-          </w:p>
-        </w:tc>
-        <w:tc>
-          <w:tcPr>
-            <w:tcW w:w="3494" w:type="dxa"/>
+            <w:tcW w:w="1701" w:type="dxa"/>
+            <w:gridSpan w:val="2"/>
+            <w:noWrap/>
+            <w:vAlign w:val="bottom"/>
+          </w:tcPr>
+          <w:p>
+            <w:pPr>
+              <w:rPr>
+                <w:rFonts w:ascii="Arial" w:hAnsi="Arial" w:cs="Arial"/>
+                <w:sz w:val="20"/>
+                <w:szCs w:val="20"/>
+              </w:rPr>
+            </w:pPr>
+          </w:p>
+        </w:tc>
+        <w:tc>
+          <w:tcPr>
+            <w:tcW w:w="3497" w:type="dxa"/>
             <w:gridSpan w:val="3"/>
             <w:noWrap/>
             <w:vAlign w:val="bottom"/>
@@ -11365,7 +11529,7 @@
       <w:tr>
         <w:trPr>
           <w:gridAfter w:val="1"/>
-          <w:wAfter w:w="309" w:type="dxa"/>
+          <w:wAfter w:w="329" w:type="dxa"/>
           <w:trHeight w:val="255"/>
         </w:trPr>
         <w:tc>
@@ -11451,24 +11615,24 @@
         </w:tc>
         <w:tc>
           <w:tcPr>
-            <w:tcW w:w="1016" w:type="dxa"/>
-            <w:gridSpan w:val="3"/>
-            <w:noWrap/>
-            <w:vAlign w:val="bottom"/>
-          </w:tcPr>
-          <w:p>
-            <w:pPr>
-              <w:rPr>
-                <w:rFonts w:ascii="Arial" w:hAnsi="Arial" w:cs="Arial"/>
-                <w:sz w:val="20"/>
-                <w:szCs w:val="20"/>
-              </w:rPr>
-            </w:pPr>
-          </w:p>
-        </w:tc>
-        <w:tc>
-          <w:tcPr>
-            <w:tcW w:w="3494" w:type="dxa"/>
+            <w:tcW w:w="1701" w:type="dxa"/>
+            <w:gridSpan w:val="2"/>
+            <w:noWrap/>
+            <w:vAlign w:val="bottom"/>
+          </w:tcPr>
+          <w:p>
+            <w:pPr>
+              <w:rPr>
+                <w:rFonts w:ascii="Arial" w:hAnsi="Arial" w:cs="Arial"/>
+                <w:sz w:val="20"/>
+                <w:szCs w:val="20"/>
+              </w:rPr>
+            </w:pPr>
+          </w:p>
+        </w:tc>
+        <w:tc>
+          <w:tcPr>
+            <w:tcW w:w="3497" w:type="dxa"/>
             <w:gridSpan w:val="3"/>
             <w:noWrap/>
             <w:vAlign w:val="bottom"/>
@@ -11503,7 +11667,7 @@
       <w:tr>
         <w:trPr>
           <w:gridAfter w:val="1"/>
-          <w:wAfter w:w="309" w:type="dxa"/>
+          <w:wAfter w:w="329" w:type="dxa"/>
           <w:trHeight w:val="255"/>
         </w:trPr>
         <w:tc>
@@ -11589,24 +11753,24 @@
         </w:tc>
         <w:tc>
           <w:tcPr>
-            <w:tcW w:w="1016" w:type="dxa"/>
-            <w:gridSpan w:val="3"/>
-            <w:noWrap/>
-            <w:vAlign w:val="bottom"/>
-          </w:tcPr>
-          <w:p>
-            <w:pPr>
-              <w:rPr>
-                <w:rFonts w:ascii="Arial" w:hAnsi="Arial" w:cs="Arial"/>
-                <w:sz w:val="20"/>
-                <w:szCs w:val="20"/>
-              </w:rPr>
-            </w:pPr>
-          </w:p>
-        </w:tc>
-        <w:tc>
-          <w:tcPr>
-            <w:tcW w:w="3494" w:type="dxa"/>
+            <w:tcW w:w="1701" w:type="dxa"/>
+            <w:gridSpan w:val="2"/>
+            <w:noWrap/>
+            <w:vAlign w:val="bottom"/>
+          </w:tcPr>
+          <w:p>
+            <w:pPr>
+              <w:rPr>
+                <w:rFonts w:ascii="Arial" w:hAnsi="Arial" w:cs="Arial"/>
+                <w:sz w:val="20"/>
+                <w:szCs w:val="20"/>
+              </w:rPr>
+            </w:pPr>
+          </w:p>
+        </w:tc>
+        <w:tc>
+          <w:tcPr>
+            <w:tcW w:w="3497" w:type="dxa"/>
             <w:gridSpan w:val="3"/>
             <w:noWrap/>
             <w:vAlign w:val="bottom"/>
@@ -11688,7 +11852,7 @@
         </w:tc>
         <w:tc>
           <w:tcPr>
-            <w:tcW w:w="682" w:type="dxa"/>
+            <w:tcW w:w="1390" w:type="dxa"/>
             <w:noWrap/>
             <w:vAlign w:val="bottom"/>
           </w:tcPr>
@@ -11705,7 +11869,7 @@
         <w:tc>
           <w:tcPr>
             <w:tcW w:w="4062" w:type="dxa"/>
-            <w:gridSpan w:val="6"/>
+            <w:gridSpan w:val="5"/>
             <w:noWrap/>
             <w:vAlign w:val="bottom"/>
           </w:tcPr>
@@ -11829,7 +11993,7 @@
         </w:tc>
         <w:tc>
           <w:tcPr>
-            <w:tcW w:w="682" w:type="dxa"/>
+            <w:tcW w:w="1390" w:type="dxa"/>
             <w:noWrap/>
             <w:vAlign w:val="bottom"/>
           </w:tcPr>
@@ -11847,7 +12011,7 @@
         <w:tc>
           <w:tcPr>
             <w:tcW w:w="3338" w:type="dxa"/>
-            <w:gridSpan w:val="3"/>
+            <w:gridSpan w:val="2"/>
             <w:noWrap/>
             <w:vAlign w:val="bottom"/>
           </w:tcPr>
@@ -16329,6 +16493,9 @@
   <wne:recipientData>
     <wne:active wne:val="1"/>
   </wne:recipientData>
+  <wne:recipientData>
+    <wne:active wne:val="1"/>
+  </wne:recipientData>
 </wne:recipients>
 </file>
 

--- a/public/spd-rampung-kwitansi-format.docx
+++ b/public/spd-rampung-kwitansi-format.docx
@@ -21,7 +21,7 @@
     </w:p>
     <w:tbl>
       <w:tblPr>
-        <w:tblW w:w="10580" w:type="dxa"/>
+        <w:tblW w:w="10597" w:type="dxa"/>
         <w:tblInd w:w="-459" w:type="dxa"/>
         <w:tblLook w:val="0000" w:firstRow="0" w:lastRow="0" w:firstColumn="0" w:lastColumn="0" w:noHBand="0" w:noVBand="0"/>
       </w:tblPr>
@@ -33,8 +33,8 @@
         <w:gridCol w:w="1104"/>
         <w:gridCol w:w="508"/>
         <w:gridCol w:w="1311"/>
-        <w:gridCol w:w="536"/>
-        <w:gridCol w:w="1866"/>
+        <w:gridCol w:w="1039"/>
+        <w:gridCol w:w="1506"/>
         <w:gridCol w:w="1744"/>
       </w:tblGrid>
       <w:tr>
@@ -71,7 +71,7 @@
                 <w:szCs w:val="28"/>
               </w:rPr>
               <w:drawing>
-                <wp:anchor distT="0" distB="0" distL="114300" distR="114300" simplePos="0" relativeHeight="251658240" behindDoc="1" locked="0" layoutInCell="1" allowOverlap="1" wp14:anchorId="47336D93" wp14:editId="0E8FA478">
+                <wp:anchor distT="0" distB="0" distL="114300" distR="114300" simplePos="0" relativeHeight="251659264" behindDoc="1" locked="0" layoutInCell="1" allowOverlap="1" wp14:anchorId="47336D93" wp14:editId="0E8FA478">
                   <wp:simplePos x="0" y="0"/>
                   <wp:positionH relativeFrom="column">
                     <wp:posOffset>-2540</wp:posOffset>
@@ -217,7 +217,7 @@
               <mc:AlternateContent>
                 <mc:Choice Requires="wps">
                   <w:drawing>
-                    <wp:anchor distT="0" distB="0" distL="114300" distR="114300" simplePos="0" relativeHeight="251656192" behindDoc="0" locked="0" layoutInCell="1" allowOverlap="1" wp14:anchorId="5AFD348D" wp14:editId="17954E1C">
+                    <wp:anchor distT="0" distB="0" distL="114300" distR="114300" simplePos="0" relativeHeight="251656192" behindDoc="0" locked="0" layoutInCell="1" allowOverlap="1" wp14:anchorId="5AFD348D" wp14:editId="255D07A5">
                       <wp:simplePos x="0" y="0"/>
                       <wp:positionH relativeFrom="column">
                         <wp:posOffset>-31115</wp:posOffset>
@@ -323,43 +323,7 @@
                                       <w:sz w:val="16"/>
                                       <w:szCs w:val="16"/>
                                     </w:rPr>
-                                    <w:t xml:space="preserve">Jalan </w:t>
-                                  </w:r>
-                                  <w:proofErr w:type="spellStart"/>
-                                  <w:r>
-                                    <w:rPr>
-                                      <w:rFonts w:ascii="Arial" w:hAnsi="Arial" w:cs="Arial"/>
-                                      <w:sz w:val="16"/>
-                                      <w:szCs w:val="16"/>
-                                    </w:rPr>
-                                    <w:t>Cimincrang</w:t>
-                                  </w:r>
-                                  <w:proofErr w:type="spellEnd"/>
-                                  <w:r>
-                                    <w:rPr>
-                                      <w:rFonts w:ascii="Arial" w:hAnsi="Arial" w:cs="Arial"/>
-                                      <w:sz w:val="16"/>
-                                      <w:szCs w:val="16"/>
-                                    </w:rPr>
-                                    <w:t xml:space="preserve"> </w:t>
-                                  </w:r>
-                                  <w:proofErr w:type="spellStart"/>
-                                  <w:r>
-                                    <w:rPr>
-                                      <w:rFonts w:ascii="Arial" w:hAnsi="Arial" w:cs="Arial"/>
-                                      <w:sz w:val="16"/>
-                                      <w:szCs w:val="16"/>
-                                    </w:rPr>
-                                    <w:t>Nomor</w:t>
-                                  </w:r>
-                                  <w:proofErr w:type="spellEnd"/>
-                                  <w:r>
-                                    <w:rPr>
-                                      <w:rFonts w:ascii="Arial" w:hAnsi="Arial" w:cs="Arial"/>
-                                      <w:sz w:val="16"/>
-                                      <w:szCs w:val="16"/>
-                                    </w:rPr>
-                                    <w:t xml:space="preserve"> </w:t>
+                                    <w:t xml:space="preserve">Jalan Cimincrang Nomor </w:t>
                                   </w:r>
                                   <w:r>
                                     <w:rPr>
@@ -367,61 +331,7 @@
                                       <w:sz w:val="16"/>
                                       <w:szCs w:val="16"/>
                                     </w:rPr>
-                                    <w:t xml:space="preserve">26 Kel. </w:t>
-                                  </w:r>
-                                  <w:proofErr w:type="spellStart"/>
-                                  <w:r>
-                                    <w:rPr>
-                                      <w:rFonts w:ascii="Arial" w:hAnsi="Arial" w:cs="Arial"/>
-                                      <w:sz w:val="16"/>
-                                      <w:szCs w:val="16"/>
-                                    </w:rPr>
-                                    <w:t>Cimincrang</w:t>
-                                  </w:r>
-                                  <w:proofErr w:type="spellEnd"/>
-                                  <w:r>
-                                    <w:rPr>
-                                      <w:rFonts w:ascii="Arial" w:hAnsi="Arial" w:cs="Arial"/>
-                                      <w:sz w:val="16"/>
-                                      <w:szCs w:val="16"/>
-                                    </w:rPr>
-                                    <w:t xml:space="preserve"> </w:t>
-                                  </w:r>
-                                  <w:proofErr w:type="spellStart"/>
-                                  <w:r>
-                                    <w:rPr>
-                                      <w:rFonts w:ascii="Arial" w:hAnsi="Arial" w:cs="Arial"/>
-                                      <w:sz w:val="16"/>
-                                      <w:szCs w:val="16"/>
-                                    </w:rPr>
-                                    <w:t>Kec</w:t>
-                                  </w:r>
-                                  <w:proofErr w:type="spellEnd"/>
-                                  <w:r>
-                                    <w:rPr>
-                                      <w:rFonts w:ascii="Arial" w:hAnsi="Arial" w:cs="Arial"/>
-                                      <w:sz w:val="16"/>
-                                      <w:szCs w:val="16"/>
-                                    </w:rPr>
-                                    <w:t xml:space="preserve">. </w:t>
-                                  </w:r>
-                                  <w:proofErr w:type="spellStart"/>
-                                  <w:r>
-                                    <w:rPr>
-                                      <w:rFonts w:ascii="Arial" w:hAnsi="Arial" w:cs="Arial"/>
-                                      <w:sz w:val="16"/>
-                                      <w:szCs w:val="16"/>
-                                    </w:rPr>
-                                    <w:t>Gedebage</w:t>
-                                  </w:r>
-                                  <w:proofErr w:type="spellEnd"/>
-                                  <w:r>
-                                    <w:rPr>
-                                      <w:rFonts w:ascii="Arial" w:hAnsi="Arial" w:cs="Arial"/>
-                                      <w:sz w:val="16"/>
-                                      <w:szCs w:val="16"/>
-                                    </w:rPr>
-                                    <w:t xml:space="preserve"> </w:t>
+                                    <w:t xml:space="preserve">26 Kel. Cimincrang Kec. Gedebage </w:t>
                                   </w:r>
                                   <w:r>
                                     <w:rPr>
@@ -510,43 +420,7 @@
                                 <w:sz w:val="16"/>
                                 <w:szCs w:val="16"/>
                               </w:rPr>
-                              <w:t xml:space="preserve">Jalan </w:t>
-                            </w:r>
-                            <w:proofErr w:type="spellStart"/>
-                            <w:r>
-                              <w:rPr>
-                                <w:rFonts w:ascii="Arial" w:hAnsi="Arial" w:cs="Arial"/>
-                                <w:sz w:val="16"/>
-                                <w:szCs w:val="16"/>
-                              </w:rPr>
-                              <w:t>Cimincrang</w:t>
-                            </w:r>
-                            <w:proofErr w:type="spellEnd"/>
-                            <w:r>
-                              <w:rPr>
-                                <w:rFonts w:ascii="Arial" w:hAnsi="Arial" w:cs="Arial"/>
-                                <w:sz w:val="16"/>
-                                <w:szCs w:val="16"/>
-                              </w:rPr>
-                              <w:t xml:space="preserve"> </w:t>
-                            </w:r>
-                            <w:proofErr w:type="spellStart"/>
-                            <w:r>
-                              <w:rPr>
-                                <w:rFonts w:ascii="Arial" w:hAnsi="Arial" w:cs="Arial"/>
-                                <w:sz w:val="16"/>
-                                <w:szCs w:val="16"/>
-                              </w:rPr>
-                              <w:t>Nomor</w:t>
-                            </w:r>
-                            <w:proofErr w:type="spellEnd"/>
-                            <w:r>
-                              <w:rPr>
-                                <w:rFonts w:ascii="Arial" w:hAnsi="Arial" w:cs="Arial"/>
-                                <w:sz w:val="16"/>
-                                <w:szCs w:val="16"/>
-                              </w:rPr>
-                              <w:t xml:space="preserve"> </w:t>
+                              <w:t xml:space="preserve">Jalan Cimincrang Nomor </w:t>
                             </w:r>
                             <w:r>
                               <w:rPr>
@@ -554,61 +428,7 @@
                                 <w:sz w:val="16"/>
                                 <w:szCs w:val="16"/>
                               </w:rPr>
-                              <w:t xml:space="preserve">26 Kel. </w:t>
-                            </w:r>
-                            <w:proofErr w:type="spellStart"/>
-                            <w:r>
-                              <w:rPr>
-                                <w:rFonts w:ascii="Arial" w:hAnsi="Arial" w:cs="Arial"/>
-                                <w:sz w:val="16"/>
-                                <w:szCs w:val="16"/>
-                              </w:rPr>
-                              <w:t>Cimincrang</w:t>
-                            </w:r>
-                            <w:proofErr w:type="spellEnd"/>
-                            <w:r>
-                              <w:rPr>
-                                <w:rFonts w:ascii="Arial" w:hAnsi="Arial" w:cs="Arial"/>
-                                <w:sz w:val="16"/>
-                                <w:szCs w:val="16"/>
-                              </w:rPr>
-                              <w:t xml:space="preserve"> </w:t>
-                            </w:r>
-                            <w:proofErr w:type="spellStart"/>
-                            <w:r>
-                              <w:rPr>
-                                <w:rFonts w:ascii="Arial" w:hAnsi="Arial" w:cs="Arial"/>
-                                <w:sz w:val="16"/>
-                                <w:szCs w:val="16"/>
-                              </w:rPr>
-                              <w:t>Kec</w:t>
-                            </w:r>
-                            <w:proofErr w:type="spellEnd"/>
-                            <w:r>
-                              <w:rPr>
-                                <w:rFonts w:ascii="Arial" w:hAnsi="Arial" w:cs="Arial"/>
-                                <w:sz w:val="16"/>
-                                <w:szCs w:val="16"/>
-                              </w:rPr>
-                              <w:t xml:space="preserve">. </w:t>
-                            </w:r>
-                            <w:proofErr w:type="spellStart"/>
-                            <w:r>
-                              <w:rPr>
-                                <w:rFonts w:ascii="Arial" w:hAnsi="Arial" w:cs="Arial"/>
-                                <w:sz w:val="16"/>
-                                <w:szCs w:val="16"/>
-                              </w:rPr>
-                              <w:t>Gedebage</w:t>
-                            </w:r>
-                            <w:proofErr w:type="spellEnd"/>
-                            <w:r>
-                              <w:rPr>
-                                <w:rFonts w:ascii="Arial" w:hAnsi="Arial" w:cs="Arial"/>
-                                <w:sz w:val="16"/>
-                                <w:szCs w:val="16"/>
-                              </w:rPr>
-                              <w:t xml:space="preserve"> </w:t>
+                              <w:t xml:space="preserve">26 Kel. Cimincrang Kec. Gedebage </w:t>
                             </w:r>
                             <w:r>
                               <w:rPr>
@@ -719,7 +539,7 @@
         </w:tc>
         <w:tc>
           <w:tcPr>
-            <w:tcW w:w="2402" w:type="dxa"/>
+            <w:tcW w:w="2417" w:type="dxa"/>
             <w:gridSpan w:val="2"/>
             <w:tcBorders>
               <w:top w:val="nil"/>
@@ -902,7 +722,7 @@
         </w:tc>
         <w:tc>
           <w:tcPr>
-            <w:tcW w:w="2402" w:type="dxa"/>
+            <w:tcW w:w="2417" w:type="dxa"/>
             <w:gridSpan w:val="2"/>
             <w:tcBorders>
               <w:top w:val="nil"/>
@@ -1085,7 +905,7 @@
         </w:tc>
         <w:tc>
           <w:tcPr>
-            <w:tcW w:w="2402" w:type="dxa"/>
+            <w:tcW w:w="2417" w:type="dxa"/>
             <w:gridSpan w:val="2"/>
             <w:tcBorders>
               <w:top w:val="nil"/>
@@ -1277,7 +1097,7 @@
         </w:tc>
         <w:tc>
           <w:tcPr>
-            <w:tcW w:w="2402" w:type="dxa"/>
+            <w:tcW w:w="2417" w:type="dxa"/>
             <w:gridSpan w:val="2"/>
             <w:tcBorders>
               <w:top w:val="nil"/>
@@ -1327,7 +1147,7 @@
         </w:trPr>
         <w:tc>
           <w:tcPr>
-            <w:tcW w:w="10580" w:type="dxa"/>
+            <w:tcW w:w="10595" w:type="dxa"/>
             <w:gridSpan w:val="10"/>
             <w:tcBorders>
               <w:top w:val="nil"/>
@@ -1477,7 +1297,7 @@
         </w:tc>
         <w:tc>
           <w:tcPr>
-            <w:tcW w:w="5325" w:type="dxa"/>
+            <w:tcW w:w="5340" w:type="dxa"/>
             <w:gridSpan w:val="5"/>
             <w:tcBorders>
               <w:top w:val="nil"/>
@@ -1703,7 +1523,7 @@
         </w:tc>
         <w:tc>
           <w:tcPr>
-            <w:tcW w:w="2402" w:type="dxa"/>
+            <w:tcW w:w="2417" w:type="dxa"/>
             <w:gridSpan w:val="2"/>
             <w:tcBorders>
               <w:top w:val="nil"/>
@@ -1893,7 +1713,7 @@
         </w:tc>
         <w:tc>
           <w:tcPr>
-            <w:tcW w:w="2402" w:type="dxa"/>
+            <w:tcW w:w="2417" w:type="dxa"/>
             <w:gridSpan w:val="2"/>
             <w:tcBorders>
               <w:top w:val="nil"/>
@@ -2014,7 +1834,7 @@
         </w:tc>
         <w:tc>
           <w:tcPr>
-            <w:tcW w:w="2402" w:type="dxa"/>
+            <w:tcW w:w="2417" w:type="dxa"/>
             <w:gridSpan w:val="2"/>
             <w:tcBorders>
               <w:top w:val="single" w:sz="4" w:space="0" w:color="auto"/>
@@ -2271,7 +2091,7 @@
         </w:tc>
         <w:tc>
           <w:tcPr>
-            <w:tcW w:w="2402" w:type="dxa"/>
+            <w:tcW w:w="2417" w:type="dxa"/>
             <w:gridSpan w:val="2"/>
             <w:tcBorders>
               <w:top w:val="nil"/>
@@ -2408,43 +2228,7 @@
                 <w:sz w:val="20"/>
                 <w:szCs w:val="20"/>
               </w:rPr>
-              <w:t xml:space="preserve"> </w:t>
-            </w:r>
-            <w:proofErr w:type="spellStart"/>
-            <w:r>
-              <w:rPr>
-                <w:rFonts w:ascii="Arial" w:hAnsi="Arial" w:cs="Arial"/>
-                <w:sz w:val="20"/>
-                <w:szCs w:val="20"/>
-              </w:rPr>
-              <w:t>selama</w:t>
-            </w:r>
-            <w:proofErr w:type="spellEnd"/>
-            <w:r>
-              <w:rPr>
-                <w:rFonts w:ascii="Arial" w:hAnsi="Arial" w:cs="Arial"/>
-                <w:sz w:val="20"/>
-                <w:szCs w:val="20"/>
-              </w:rPr>
-              <w:t xml:space="preserve"> {lama} </w:t>
-            </w:r>
-            <w:proofErr w:type="spellStart"/>
-            <w:r>
-              <w:rPr>
-                <w:rFonts w:ascii="Arial" w:hAnsi="Arial" w:cs="Arial"/>
-                <w:sz w:val="20"/>
-                <w:szCs w:val="20"/>
-              </w:rPr>
-              <w:t>hari</w:t>
-            </w:r>
-            <w:proofErr w:type="spellEnd"/>
-            <w:r>
-              <w:rPr>
-                <w:rFonts w:ascii="Arial" w:hAnsi="Arial" w:cs="Arial"/>
-                <w:sz w:val="20"/>
-                <w:szCs w:val="20"/>
-              </w:rPr>
-              <w:t xml:space="preserve"> </w:t>
+              <w:t xml:space="preserve"> selama {lama} hari </w:t>
             </w:r>
             <w:r>
               <w:rPr>
@@ -2459,7 +2243,7 @@
         </w:tc>
         <w:tc>
           <w:tcPr>
-            <w:tcW w:w="2402" w:type="dxa"/>
+            <w:tcW w:w="2417" w:type="dxa"/>
             <w:gridSpan w:val="2"/>
             <w:tcBorders>
               <w:top w:val="nil"/>
@@ -2616,17 +2400,16 @@
         </w:tc>
         <w:tc>
           <w:tcPr>
-            <w:tcW w:w="536" w:type="dxa"/>
-            <w:tcBorders>
-              <w:top w:val="nil"/>
-              <w:left w:val="nil"/>
-            </w:tcBorders>
-            <w:noWrap/>
-            <w:vAlign w:val="bottom"/>
-          </w:tcPr>
-          <w:p>
-            <w:pPr>
-              <w:jc w:val="right"/>
+            <w:tcW w:w="796" w:type="dxa"/>
+            <w:tcBorders>
+              <w:top w:val="nil"/>
+              <w:left w:val="nil"/>
+            </w:tcBorders>
+            <w:noWrap/>
+            <w:vAlign w:val="center"/>
+          </w:tcPr>
+          <w:p>
+            <w:pPr>
               <w:rPr>
                 <w:rFonts w:ascii="Arial" w:hAnsi="Arial" w:cs="Arial"/>
                 <w:sz w:val="20"/>
@@ -2645,7 +2428,7 @@
         </w:tc>
         <w:tc>
           <w:tcPr>
-            <w:tcW w:w="1866" w:type="dxa"/>
+            <w:tcW w:w="1623" w:type="dxa"/>
             <w:tcBorders>
               <w:top w:val="nil"/>
               <w:right w:val="single" w:sz="4" w:space="0" w:color="auto"/>
@@ -2816,17 +2599,16 @@
         </w:tc>
         <w:tc>
           <w:tcPr>
-            <w:tcW w:w="536" w:type="dxa"/>
-            <w:tcBorders>
-              <w:top w:val="nil"/>
-              <w:left w:val="nil"/>
-            </w:tcBorders>
-            <w:noWrap/>
-            <w:vAlign w:val="bottom"/>
-          </w:tcPr>
-          <w:p>
-            <w:pPr>
-              <w:jc w:val="right"/>
+            <w:tcW w:w="796" w:type="dxa"/>
+            <w:tcBorders>
+              <w:top w:val="nil"/>
+              <w:left w:val="nil"/>
+            </w:tcBorders>
+            <w:noWrap/>
+            <w:vAlign w:val="center"/>
+          </w:tcPr>
+          <w:p>
+            <w:pPr>
               <w:rPr>
                 <w:rFonts w:ascii="Arial" w:hAnsi="Arial" w:cs="Arial"/>
                 <w:sz w:val="20"/>
@@ -2845,7 +2627,7 @@
         </w:tc>
         <w:tc>
           <w:tcPr>
-            <w:tcW w:w="1866" w:type="dxa"/>
+            <w:tcW w:w="1623" w:type="dxa"/>
             <w:tcBorders>
               <w:top w:val="nil"/>
               <w:right w:val="single" w:sz="4" w:space="0" w:color="auto"/>
@@ -3019,17 +2801,16 @@
         </w:tc>
         <w:tc>
           <w:tcPr>
-            <w:tcW w:w="536" w:type="dxa"/>
-            <w:tcBorders>
-              <w:top w:val="nil"/>
-              <w:left w:val="nil"/>
-            </w:tcBorders>
-            <w:noWrap/>
-            <w:vAlign w:val="bottom"/>
-          </w:tcPr>
-          <w:p>
-            <w:pPr>
-              <w:jc w:val="right"/>
+            <w:tcW w:w="796" w:type="dxa"/>
+            <w:tcBorders>
+              <w:top w:val="nil"/>
+              <w:left w:val="nil"/>
+            </w:tcBorders>
+            <w:noWrap/>
+            <w:vAlign w:val="center"/>
+          </w:tcPr>
+          <w:p>
+            <w:pPr>
               <w:rPr>
                 <w:rFonts w:ascii="Arial" w:hAnsi="Arial" w:cs="Arial"/>
                 <w:color w:val="FFFFFF" w:themeColor="background1"/>
@@ -3049,7 +2830,7 @@
         </w:tc>
         <w:tc>
           <w:tcPr>
-            <w:tcW w:w="1866" w:type="dxa"/>
+            <w:tcW w:w="1623" w:type="dxa"/>
             <w:tcBorders>
               <w:top w:val="nil"/>
               <w:right w:val="single" w:sz="4" w:space="0" w:color="auto"/>
@@ -3188,23 +2969,58 @@
           <w:p>
             <w:pPr>
               <w:pStyle w:val="ListParagraph"/>
-              <w:ind w:left="750"/>
-              <w:rPr>
-                <w:rFonts w:ascii="Arial" w:hAnsi="Arial" w:cs="Arial"/>
-                <w:sz w:val="20"/>
-                <w:szCs w:val="20"/>
-              </w:rPr>
-            </w:pPr>
-          </w:p>
-        </w:tc>
-        <w:tc>
-          <w:tcPr>
-            <w:tcW w:w="536" w:type="dxa"/>
-            <w:tcBorders>
-              <w:top w:val="nil"/>
-              <w:left w:val="nil"/>
-            </w:tcBorders>
-            <w:noWrap/>
+              <w:ind w:left="13"/>
+              <w:rPr>
+                <w:rFonts w:ascii="Arial" w:hAnsi="Arial" w:cs="Arial"/>
+                <w:sz w:val="20"/>
+                <w:szCs w:val="20"/>
+              </w:rPr>
+            </w:pPr>
+            <w:r>
+              <w:rPr>
+                <w:rFonts w:ascii="Arial" w:hAnsi="Arial" w:cs="Arial"/>
+                <w:sz w:val="20"/>
+                <w:szCs w:val="20"/>
+              </w:rPr>
+              <w:t>{repre}</w:t>
+            </w:r>
+          </w:p>
+        </w:tc>
+        <w:tc>
+          <w:tcPr>
+            <w:tcW w:w="796" w:type="dxa"/>
+            <w:tcBorders>
+              <w:top w:val="nil"/>
+              <w:left w:val="nil"/>
+            </w:tcBorders>
+            <w:noWrap/>
+            <w:vAlign w:val="bottom"/>
+          </w:tcPr>
+          <w:p>
+            <w:pPr>
+              <w:rPr>
+                <w:rFonts w:ascii="Arial" w:hAnsi="Arial" w:cs="Arial"/>
+                <w:sz w:val="20"/>
+                <w:szCs w:val="20"/>
+              </w:rPr>
+            </w:pPr>
+            <w:r>
+              <w:rPr>
+                <w:rFonts w:ascii="Arial" w:hAnsi="Arial" w:cs="Arial"/>
+                <w:sz w:val="20"/>
+                <w:szCs w:val="20"/>
+              </w:rPr>
+              <w:t>{isRepre}</w:t>
+            </w:r>
+          </w:p>
+        </w:tc>
+        <w:tc>
+          <w:tcPr>
+            <w:tcW w:w="1623" w:type="dxa"/>
+            <w:tcBorders>
+              <w:top w:val="nil"/>
+              <w:right w:val="single" w:sz="4" w:space="0" w:color="auto"/>
+            </w:tcBorders>
             <w:vAlign w:val="bottom"/>
           </w:tcPr>
           <w:p>
@@ -3216,27 +3032,14 @@
                 <w:szCs w:val="20"/>
               </w:rPr>
             </w:pPr>
-          </w:p>
-        </w:tc>
-        <w:tc>
-          <w:tcPr>
-            <w:tcW w:w="1866" w:type="dxa"/>
-            <w:tcBorders>
-              <w:top w:val="nil"/>
-              <w:right w:val="single" w:sz="4" w:space="0" w:color="auto"/>
-            </w:tcBorders>
-            <w:vAlign w:val="bottom"/>
-          </w:tcPr>
-          <w:p>
-            <w:pPr>
-              <w:jc w:val="right"/>
-              <w:rPr>
-                <w:rFonts w:ascii="Arial" w:hAnsi="Arial" w:cs="Arial"/>
-                <w:strike/>
-                <w:sz w:val="20"/>
-                <w:szCs w:val="20"/>
-              </w:rPr>
-            </w:pPr>
+            <w:r>
+              <w:rPr>
+                <w:rFonts w:ascii="Arial" w:hAnsi="Arial" w:cs="Arial"/>
+                <w:sz w:val="20"/>
+                <w:szCs w:val="20"/>
+              </w:rPr>
+              <w:t>{biayaRepre}</w:t>
+            </w:r>
           </w:p>
         </w:tc>
         <w:tc>
@@ -3312,7 +3115,7 @@
         </w:tc>
         <w:tc>
           <w:tcPr>
-            <w:tcW w:w="536" w:type="dxa"/>
+            <w:tcW w:w="796" w:type="dxa"/>
             <w:tcBorders>
               <w:top w:val="nil"/>
               <w:left w:val="nil"/>
@@ -3333,7 +3136,7 @@
         </w:tc>
         <w:tc>
           <w:tcPr>
-            <w:tcW w:w="1866" w:type="dxa"/>
+            <w:tcW w:w="1623" w:type="dxa"/>
             <w:tcBorders>
               <w:top w:val="nil"/>
               <w:right w:val="single" w:sz="4" w:space="0" w:color="auto"/>
@@ -3424,7 +3227,7 @@
         </w:tc>
         <w:tc>
           <w:tcPr>
-            <w:tcW w:w="2402" w:type="dxa"/>
+            <w:tcW w:w="2417" w:type="dxa"/>
             <w:gridSpan w:val="2"/>
             <w:tcBorders>
               <w:top w:val="nil"/>
@@ -3512,7 +3315,7 @@
         </w:tc>
         <w:tc>
           <w:tcPr>
-            <w:tcW w:w="536" w:type="dxa"/>
+            <w:tcW w:w="796" w:type="dxa"/>
             <w:tcBorders>
               <w:top w:val="single" w:sz="4" w:space="0" w:color="auto"/>
               <w:left w:val="nil"/>
@@ -3542,7 +3345,7 @@
         </w:tc>
         <w:tc>
           <w:tcPr>
-            <w:tcW w:w="1866" w:type="dxa"/>
+            <w:tcW w:w="1623" w:type="dxa"/>
             <w:tcBorders>
               <w:top w:val="single" w:sz="4" w:space="0" w:color="auto"/>
               <w:bottom w:val="single" w:sz="4" w:space="0" w:color="auto"/>
@@ -3677,7 +3480,7 @@
         </w:tc>
         <w:tc>
           <w:tcPr>
-            <w:tcW w:w="536" w:type="dxa"/>
+            <w:tcW w:w="796" w:type="dxa"/>
             <w:tcBorders>
               <w:top w:val="single" w:sz="4" w:space="0" w:color="auto"/>
               <w:left w:val="nil"/>
@@ -3710,7 +3513,7 @@
         </w:tc>
         <w:tc>
           <w:tcPr>
-            <w:tcW w:w="1866" w:type="dxa"/>
+            <w:tcW w:w="1623" w:type="dxa"/>
             <w:tcBorders>
               <w:top w:val="single" w:sz="4" w:space="0" w:color="auto"/>
               <w:bottom w:val="single" w:sz="4" w:space="0" w:color="auto"/>
@@ -3911,7 +3714,7 @@
         </w:tc>
         <w:tc>
           <w:tcPr>
-            <w:tcW w:w="2402" w:type="dxa"/>
+            <w:tcW w:w="2417" w:type="dxa"/>
             <w:gridSpan w:val="2"/>
             <w:tcBorders>
               <w:top w:val="nil"/>
@@ -4094,7 +3897,7 @@
         </w:tc>
         <w:tc>
           <w:tcPr>
-            <w:tcW w:w="4146" w:type="dxa"/>
+            <w:tcW w:w="4161" w:type="dxa"/>
             <w:gridSpan w:val="3"/>
             <w:tcBorders>
               <w:top w:val="nil"/>
@@ -4310,7 +4113,7 @@
         </w:tc>
         <w:tc>
           <w:tcPr>
-            <w:tcW w:w="2402" w:type="dxa"/>
+            <w:tcW w:w="2417" w:type="dxa"/>
             <w:gridSpan w:val="2"/>
             <w:tcBorders>
               <w:top w:val="nil"/>
@@ -4335,16 +4138,7 @@
                 <w:sz w:val="20"/>
                 <w:szCs w:val="20"/>
               </w:rPr>
-              <w:t>Bandung, {</w:t>
-            </w:r>
-            <w:proofErr w:type="spellStart"/>
-            <w:r>
-              <w:rPr>
-                <w:rFonts w:ascii="Arial" w:hAnsi="Arial" w:cs="Arial"/>
-                <w:sz w:val="20"/>
-                <w:szCs w:val="20"/>
-              </w:rPr>
-              <w:t>tgl</w:t>
+              <w:t>Bandung, {tgl</w:t>
             </w:r>
             <w:r>
               <w:rPr>
@@ -4354,7 +4148,6 @@
               </w:rPr>
               <w:t>Kembali</w:t>
             </w:r>
-            <w:proofErr w:type="spellEnd"/>
             <w:r>
               <w:rPr>
                 <w:rFonts w:ascii="Arial" w:hAnsi="Arial" w:cs="Arial"/>
@@ -4442,36 +4235,8 @@
                 <w:sz w:val="20"/>
                 <w:szCs w:val="20"/>
               </w:rPr>
-              <w:t xml:space="preserve">Telah </w:t>
-            </w:r>
-            <w:proofErr w:type="spellStart"/>
-            <w:r>
-              <w:rPr>
-                <w:rFonts w:ascii="Arial" w:hAnsi="Arial" w:cs="Arial"/>
-                <w:sz w:val="20"/>
-                <w:szCs w:val="20"/>
-              </w:rPr>
-              <w:t>dibayar</w:t>
-            </w:r>
-            <w:proofErr w:type="spellEnd"/>
-            <w:r>
-              <w:rPr>
-                <w:rFonts w:ascii="Arial" w:hAnsi="Arial" w:cs="Arial"/>
-                <w:sz w:val="20"/>
-                <w:szCs w:val="20"/>
-              </w:rPr>
-              <w:t xml:space="preserve"> </w:t>
-            </w:r>
-            <w:proofErr w:type="spellStart"/>
-            <w:r>
-              <w:rPr>
-                <w:rFonts w:ascii="Arial" w:hAnsi="Arial" w:cs="Arial"/>
-                <w:sz w:val="20"/>
-                <w:szCs w:val="20"/>
-              </w:rPr>
-              <w:t>sejumlah</w:t>
-            </w:r>
-            <w:proofErr w:type="spellEnd"/>
+              <w:t>Telah dibayar sejumlah</w:t>
+            </w:r>
           </w:p>
         </w:tc>
         <w:tc>
@@ -4520,7 +4285,7 @@
         </w:tc>
         <w:tc>
           <w:tcPr>
-            <w:tcW w:w="4146" w:type="dxa"/>
+            <w:tcW w:w="4161" w:type="dxa"/>
             <w:gridSpan w:val="3"/>
             <w:tcBorders>
               <w:top w:val="nil"/>
@@ -4547,79 +4312,8 @@
                 <w:szCs w:val="20"/>
                 <w:lang w:val="es-MX"/>
               </w:rPr>
-              <w:t xml:space="preserve">Telah </w:t>
-            </w:r>
-            <w:proofErr w:type="spellStart"/>
-            <w:r>
-              <w:rPr>
-                <w:rFonts w:ascii="Arial" w:hAnsi="Arial" w:cs="Arial"/>
-                <w:sz w:val="20"/>
-                <w:szCs w:val="20"/>
-                <w:lang w:val="es-MX"/>
-              </w:rPr>
-              <w:t>menerima</w:t>
-            </w:r>
-            <w:proofErr w:type="spellEnd"/>
-            <w:r>
-              <w:rPr>
-                <w:rFonts w:ascii="Arial" w:hAnsi="Arial" w:cs="Arial"/>
-                <w:sz w:val="20"/>
-                <w:szCs w:val="20"/>
-                <w:lang w:val="es-MX"/>
-              </w:rPr>
-              <w:t xml:space="preserve"> </w:t>
-            </w:r>
-            <w:proofErr w:type="spellStart"/>
-            <w:r>
-              <w:rPr>
-                <w:rFonts w:ascii="Arial" w:hAnsi="Arial" w:cs="Arial"/>
-                <w:sz w:val="20"/>
-                <w:szCs w:val="20"/>
-                <w:lang w:val="es-MX"/>
-              </w:rPr>
-              <w:t>jumlah</w:t>
-            </w:r>
-            <w:proofErr w:type="spellEnd"/>
-            <w:r>
-              <w:rPr>
-                <w:rFonts w:ascii="Arial" w:hAnsi="Arial" w:cs="Arial"/>
-                <w:sz w:val="20"/>
-                <w:szCs w:val="20"/>
-                <w:lang w:val="es-MX"/>
-              </w:rPr>
-              <w:t xml:space="preserve"> </w:t>
-            </w:r>
-            <w:proofErr w:type="spellStart"/>
-            <w:r>
-              <w:rPr>
-                <w:rFonts w:ascii="Arial" w:hAnsi="Arial" w:cs="Arial"/>
-                <w:sz w:val="20"/>
-                <w:szCs w:val="20"/>
-                <w:lang w:val="es-MX"/>
-              </w:rPr>
-              <w:t>uang</w:t>
-            </w:r>
-            <w:proofErr w:type="spellEnd"/>
-            <w:r>
-              <w:rPr>
-                <w:rFonts w:ascii="Arial" w:hAnsi="Arial" w:cs="Arial"/>
-                <w:sz w:val="20"/>
-                <w:szCs w:val="20"/>
-                <w:lang w:val="es-MX"/>
-              </w:rPr>
-              <w:t xml:space="preserve"> </w:t>
-            </w:r>
-            <w:proofErr w:type="spellStart"/>
-            <w:r>
-              <w:rPr>
-                <w:rFonts w:ascii="Arial" w:hAnsi="Arial" w:cs="Arial"/>
-                <w:sz w:val="20"/>
-                <w:szCs w:val="20"/>
-                <w:lang w:val="es-MX"/>
-              </w:rPr>
-              <w:t>sebesar</w:t>
-            </w:r>
-            <w:proofErr w:type="spellEnd"/>
+              <w:t>Telah menerima jumlah uang sebesar</w:t>
+            </w:r>
           </w:p>
         </w:tc>
       </w:tr>
@@ -4821,7 +4515,7 @@
         </w:tc>
         <w:tc>
           <w:tcPr>
-            <w:tcW w:w="2402" w:type="dxa"/>
+            <w:tcW w:w="2417" w:type="dxa"/>
             <w:gridSpan w:val="2"/>
             <w:tcBorders>
               <w:top w:val="nil"/>
@@ -4973,7 +4667,6 @@
                 <w:szCs w:val="20"/>
               </w:rPr>
             </w:pPr>
-            <w:proofErr w:type="spellStart"/>
             <w:r>
               <w:rPr>
                 <w:rFonts w:ascii="Arial" w:hAnsi="Arial" w:cs="Arial"/>
@@ -4982,7 +4675,6 @@
               </w:rPr>
               <w:t>Bendahara</w:t>
             </w:r>
-            <w:proofErr w:type="spellEnd"/>
             <w:r>
               <w:rPr>
                 <w:rFonts w:ascii="Arial" w:hAnsi="Arial" w:cs="Arial"/>
@@ -4991,7 +4683,6 @@
               </w:rPr>
               <w:t xml:space="preserve"> </w:t>
             </w:r>
-            <w:proofErr w:type="spellStart"/>
             <w:r>
               <w:rPr>
                 <w:rFonts w:ascii="Arial" w:hAnsi="Arial" w:cs="Arial"/>
@@ -5000,7 +4691,6 @@
               </w:rPr>
               <w:t>Pengeluaran</w:t>
             </w:r>
-            <w:proofErr w:type="spellEnd"/>
           </w:p>
         </w:tc>
         <w:tc>
@@ -5051,7 +4741,7 @@
         </w:tc>
         <w:tc>
           <w:tcPr>
-            <w:tcW w:w="4146" w:type="dxa"/>
+            <w:tcW w:w="4161" w:type="dxa"/>
             <w:gridSpan w:val="3"/>
             <w:tcBorders>
               <w:top w:val="nil"/>
@@ -5221,7 +4911,7 @@
         </w:tc>
         <w:tc>
           <w:tcPr>
-            <w:tcW w:w="2402" w:type="dxa"/>
+            <w:tcW w:w="2417" w:type="dxa"/>
             <w:gridSpan w:val="2"/>
             <w:tcBorders>
               <w:top w:val="nil"/>
@@ -5404,7 +5094,7 @@
         </w:tc>
         <w:tc>
           <w:tcPr>
-            <w:tcW w:w="2402" w:type="dxa"/>
+            <w:tcW w:w="2417" w:type="dxa"/>
             <w:gridSpan w:val="2"/>
             <w:tcBorders>
               <w:top w:val="nil"/>
@@ -5587,7 +5277,7 @@
         </w:tc>
         <w:tc>
           <w:tcPr>
-            <w:tcW w:w="2402" w:type="dxa"/>
+            <w:tcW w:w="2417" w:type="dxa"/>
             <w:gridSpan w:val="2"/>
             <w:tcBorders>
               <w:top w:val="nil"/>
@@ -5770,7 +5460,7 @@
         </w:tc>
         <w:tc>
           <w:tcPr>
-            <w:tcW w:w="2402" w:type="dxa"/>
+            <w:tcW w:w="2417" w:type="dxa"/>
             <w:gridSpan w:val="2"/>
             <w:tcBorders>
               <w:top w:val="nil"/>
@@ -5862,7 +5552,6 @@
                 <w:szCs w:val="20"/>
               </w:rPr>
             </w:pPr>
-            <w:proofErr w:type="spellStart"/>
             <w:r>
               <w:rPr>
                 <w:rFonts w:ascii="Arial" w:hAnsi="Arial" w:cs="Arial"/>
@@ -5870,43 +5559,13 @@
                 <w:sz w:val="20"/>
                 <w:szCs w:val="20"/>
               </w:rPr>
-              <w:t>Hj</w:t>
-            </w:r>
-            <w:proofErr w:type="spellEnd"/>
-            <w:r>
-              <w:rPr>
-                <w:rFonts w:ascii="Arial" w:hAnsi="Arial" w:cs="Arial"/>
-                <w:bCs/>
-                <w:sz w:val="20"/>
-                <w:szCs w:val="20"/>
-              </w:rPr>
-              <w:t xml:space="preserve">. Rini Rosmini, </w:t>
-            </w:r>
-            <w:proofErr w:type="spellStart"/>
-            <w:r>
-              <w:rPr>
-                <w:rFonts w:ascii="Arial" w:hAnsi="Arial" w:cs="Arial"/>
-                <w:bCs/>
-                <w:sz w:val="20"/>
-                <w:szCs w:val="20"/>
-              </w:rPr>
-              <w:t>S.Sy</w:t>
-            </w:r>
-            <w:proofErr w:type="spellEnd"/>
-            <w:r>
-              <w:rPr>
-                <w:rFonts w:ascii="Arial" w:hAnsi="Arial" w:cs="Arial"/>
-                <w:bCs/>
-                <w:sz w:val="20"/>
-                <w:szCs w:val="20"/>
-              </w:rPr>
-              <w:t>.</w:t>
-            </w:r>
-          </w:p>
-        </w:tc>
-        <w:tc>
-          <w:tcPr>
-            <w:tcW w:w="4146" w:type="dxa"/>
+              <w:t>Hj. Rini Rosmini, S.Sy.</w:t>
+            </w:r>
+          </w:p>
+        </w:tc>
+        <w:tc>
+          <w:tcPr>
+            <w:tcW w:w="4161" w:type="dxa"/>
             <w:gridSpan w:val="3"/>
             <w:tcBorders>
               <w:top w:val="nil"/>
@@ -6030,7 +5689,7 @@
         </w:tc>
         <w:tc>
           <w:tcPr>
-            <w:tcW w:w="4146" w:type="dxa"/>
+            <w:tcW w:w="4161" w:type="dxa"/>
             <w:gridSpan w:val="3"/>
             <w:tcBorders>
               <w:top w:val="nil"/>
@@ -6207,7 +5866,7 @@
         </w:tc>
         <w:tc>
           <w:tcPr>
-            <w:tcW w:w="2402" w:type="dxa"/>
+            <w:tcW w:w="2417" w:type="dxa"/>
             <w:gridSpan w:val="2"/>
             <w:tcBorders>
               <w:top w:val="nil"/>
@@ -7043,23 +6702,13 @@
                 <w:szCs w:val="20"/>
               </w:rPr>
             </w:pPr>
-            <w:proofErr w:type="spellStart"/>
-            <w:r>
-              <w:rPr>
-                <w:rFonts w:ascii="Arial" w:hAnsi="Arial" w:cs="Arial"/>
-                <w:sz w:val="20"/>
-                <w:szCs w:val="20"/>
-              </w:rPr>
-              <w:t>Pejabat</w:t>
-            </w:r>
-            <w:proofErr w:type="spellEnd"/>
-            <w:r>
-              <w:rPr>
-                <w:rFonts w:ascii="Arial" w:hAnsi="Arial" w:cs="Arial"/>
-                <w:sz w:val="20"/>
-                <w:szCs w:val="20"/>
-              </w:rPr>
-              <w:t xml:space="preserve"> Pembuat Komitmen</w:t>
+            <w:r>
+              <w:rPr>
+                <w:rFonts w:ascii="Arial" w:hAnsi="Arial" w:cs="Arial"/>
+                <w:sz w:val="20"/>
+                <w:szCs w:val="20"/>
+              </w:rPr>
+              <w:t>Pejabat Pembuat Komitmen</w:t>
             </w:r>
           </w:p>
         </w:tc>
@@ -7766,7 +7415,7 @@
               <mc:AlternateContent>
                 <mc:Choice Requires="wps">
                   <w:drawing>
-                    <wp:anchor distT="0" distB="0" distL="114300" distR="114300" simplePos="0" relativeHeight="251656192" behindDoc="0" locked="0" layoutInCell="1" allowOverlap="1" wp14:anchorId="4D09AE7D" wp14:editId="3D50BB0C">
+                    <wp:anchor distT="0" distB="0" distL="114300" distR="114300" simplePos="0" relativeHeight="251655168" behindDoc="0" locked="0" layoutInCell="1" allowOverlap="1" wp14:anchorId="4D09AE7D" wp14:editId="3D50BB0C">
                       <wp:simplePos x="0" y="0"/>
                       <wp:positionH relativeFrom="column">
                         <wp:posOffset>1905</wp:posOffset>
@@ -7871,43 +7520,7 @@
                                       <w:sz w:val="16"/>
                                       <w:szCs w:val="16"/>
                                     </w:rPr>
-                                    <w:t xml:space="preserve">Jalan </w:t>
-                                  </w:r>
-                                  <w:proofErr w:type="spellStart"/>
-                                  <w:r>
-                                    <w:rPr>
-                                      <w:rFonts w:ascii="Arial" w:hAnsi="Arial" w:cs="Arial"/>
-                                      <w:sz w:val="16"/>
-                                      <w:szCs w:val="16"/>
-                                    </w:rPr>
-                                    <w:t>Cimincrang</w:t>
-                                  </w:r>
-                                  <w:proofErr w:type="spellEnd"/>
-                                  <w:r>
-                                    <w:rPr>
-                                      <w:rFonts w:ascii="Arial" w:hAnsi="Arial" w:cs="Arial"/>
-                                      <w:sz w:val="16"/>
-                                      <w:szCs w:val="16"/>
-                                    </w:rPr>
-                                    <w:t xml:space="preserve"> </w:t>
-                                  </w:r>
-                                  <w:proofErr w:type="spellStart"/>
-                                  <w:r>
-                                    <w:rPr>
-                                      <w:rFonts w:ascii="Arial" w:hAnsi="Arial" w:cs="Arial"/>
-                                      <w:sz w:val="16"/>
-                                      <w:szCs w:val="16"/>
-                                    </w:rPr>
-                                    <w:t>Nomor</w:t>
-                                  </w:r>
-                                  <w:proofErr w:type="spellEnd"/>
-                                  <w:r>
-                                    <w:rPr>
-                                      <w:rFonts w:ascii="Arial" w:hAnsi="Arial" w:cs="Arial"/>
-                                      <w:sz w:val="16"/>
-                                      <w:szCs w:val="16"/>
-                                    </w:rPr>
-                                    <w:t xml:space="preserve"> </w:t>
+                                    <w:t xml:space="preserve">Jalan Cimincrang Nomor </w:t>
                                   </w:r>
                                   <w:r>
                                     <w:rPr>
@@ -7915,61 +7528,7 @@
                                       <w:sz w:val="16"/>
                                       <w:szCs w:val="16"/>
                                     </w:rPr>
-                                    <w:t xml:space="preserve">26 Kel. </w:t>
-                                  </w:r>
-                                  <w:proofErr w:type="spellStart"/>
-                                  <w:r>
-                                    <w:rPr>
-                                      <w:rFonts w:ascii="Arial" w:hAnsi="Arial" w:cs="Arial"/>
-                                      <w:sz w:val="16"/>
-                                      <w:szCs w:val="16"/>
-                                    </w:rPr>
-                                    <w:t>Cimincrang</w:t>
-                                  </w:r>
-                                  <w:proofErr w:type="spellEnd"/>
-                                  <w:r>
-                                    <w:rPr>
-                                      <w:rFonts w:ascii="Arial" w:hAnsi="Arial" w:cs="Arial"/>
-                                      <w:sz w:val="16"/>
-                                      <w:szCs w:val="16"/>
-                                    </w:rPr>
-                                    <w:t xml:space="preserve"> </w:t>
-                                  </w:r>
-                                  <w:proofErr w:type="spellStart"/>
-                                  <w:r>
-                                    <w:rPr>
-                                      <w:rFonts w:ascii="Arial" w:hAnsi="Arial" w:cs="Arial"/>
-                                      <w:sz w:val="16"/>
-                                      <w:szCs w:val="16"/>
-                                    </w:rPr>
-                                    <w:t>Kec</w:t>
-                                  </w:r>
-                                  <w:proofErr w:type="spellEnd"/>
-                                  <w:r>
-                                    <w:rPr>
-                                      <w:rFonts w:ascii="Arial" w:hAnsi="Arial" w:cs="Arial"/>
-                                      <w:sz w:val="16"/>
-                                      <w:szCs w:val="16"/>
-                                    </w:rPr>
-                                    <w:t xml:space="preserve">. </w:t>
-                                  </w:r>
-                                  <w:proofErr w:type="spellStart"/>
-                                  <w:r>
-                                    <w:rPr>
-                                      <w:rFonts w:ascii="Arial" w:hAnsi="Arial" w:cs="Arial"/>
-                                      <w:sz w:val="16"/>
-                                      <w:szCs w:val="16"/>
-                                    </w:rPr>
-                                    <w:t>Gedebage</w:t>
-                                  </w:r>
-                                  <w:proofErr w:type="spellEnd"/>
-                                  <w:r>
-                                    <w:rPr>
-                                      <w:rFonts w:ascii="Arial" w:hAnsi="Arial" w:cs="Arial"/>
-                                      <w:sz w:val="16"/>
-                                      <w:szCs w:val="16"/>
-                                    </w:rPr>
-                                    <w:t xml:space="preserve"> </w:t>
+                                    <w:t xml:space="preserve">26 Kel. Cimincrang Kec. Gedebage </w:t>
                                   </w:r>
                                   <w:r>
                                     <w:rPr>
@@ -8000,7 +7559,7 @@
                 </mc:Choice>
                 <mc:Fallback>
                   <w:pict>
-                    <v:shape w14:anchorId="4D09AE7D" id="Text Box 6" o:spid="_x0000_s1027" type="#_x0000_t202" style="position:absolute;margin-left:.15pt;margin-top:1.45pt;width:322.65pt;height:37.85pt;z-index:251656192;visibility:visible;mso-wrap-style:square;mso-width-percent:0;mso-height-percent:0;mso-wrap-distance-left:9pt;mso-wrap-distance-top:0;mso-wrap-distance-right:9pt;mso-wrap-distance-bottom:0;mso-position-horizontal:absolute;mso-position-horizontal-relative:text;mso-position-vertical:absolute;mso-position-vertical-relative:text;mso-width-percent:0;mso-height-percent:0;mso-width-relative:page;mso-height-relative:page;v-text-anchor:top" o:gfxdata="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" filled="f" stroked="f">
+                    <v:shape w14:anchorId="4D09AE7D" id="Text Box 6" o:spid="_x0000_s1027" type="#_x0000_t202" style="position:absolute;margin-left:.15pt;margin-top:1.45pt;width:322.65pt;height:37.85pt;z-index:251655168;visibility:visible;mso-wrap-style:square;mso-width-percent:0;mso-height-percent:0;mso-wrap-distance-left:9pt;mso-wrap-distance-top:0;mso-wrap-distance-right:9pt;mso-wrap-distance-bottom:0;mso-position-horizontal:absolute;mso-position-horizontal-relative:text;mso-position-vertical:absolute;mso-position-vertical-relative:text;mso-width-percent:0;mso-height-percent:0;mso-width-relative:page;mso-height-relative:page;v-text-anchor:top" o:gfxdata="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" filled="f" stroked="f">
                       <v:textbox>
                         <w:txbxContent>
                           <w:p>
@@ -8053,43 +7612,7 @@
                                 <w:sz w:val="16"/>
                                 <w:szCs w:val="16"/>
                               </w:rPr>
-                              <w:t xml:space="preserve">Jalan </w:t>
-                            </w:r>
-                            <w:proofErr w:type="spellStart"/>
-                            <w:r>
-                              <w:rPr>
-                                <w:rFonts w:ascii="Arial" w:hAnsi="Arial" w:cs="Arial"/>
-                                <w:sz w:val="16"/>
-                                <w:szCs w:val="16"/>
-                              </w:rPr>
-                              <w:t>Cimincrang</w:t>
-                            </w:r>
-                            <w:proofErr w:type="spellEnd"/>
-                            <w:r>
-                              <w:rPr>
-                                <w:rFonts w:ascii="Arial" w:hAnsi="Arial" w:cs="Arial"/>
-                                <w:sz w:val="16"/>
-                                <w:szCs w:val="16"/>
-                              </w:rPr>
-                              <w:t xml:space="preserve"> </w:t>
-                            </w:r>
-                            <w:proofErr w:type="spellStart"/>
-                            <w:r>
-                              <w:rPr>
-                                <w:rFonts w:ascii="Arial" w:hAnsi="Arial" w:cs="Arial"/>
-                                <w:sz w:val="16"/>
-                                <w:szCs w:val="16"/>
-                              </w:rPr>
-                              <w:t>Nomor</w:t>
-                            </w:r>
-                            <w:proofErr w:type="spellEnd"/>
-                            <w:r>
-                              <w:rPr>
-                                <w:rFonts w:ascii="Arial" w:hAnsi="Arial" w:cs="Arial"/>
-                                <w:sz w:val="16"/>
-                                <w:szCs w:val="16"/>
-                              </w:rPr>
-                              <w:t xml:space="preserve"> </w:t>
+                              <w:t xml:space="preserve">Jalan Cimincrang Nomor </w:t>
                             </w:r>
                             <w:r>
                               <w:rPr>
@@ -8097,61 +7620,7 @@
                                 <w:sz w:val="16"/>
                                 <w:szCs w:val="16"/>
                               </w:rPr>
-                              <w:t xml:space="preserve">26 Kel. </w:t>
-                            </w:r>
-                            <w:proofErr w:type="spellStart"/>
-                            <w:r>
-                              <w:rPr>
-                                <w:rFonts w:ascii="Arial" w:hAnsi="Arial" w:cs="Arial"/>
-                                <w:sz w:val="16"/>
-                                <w:szCs w:val="16"/>
-                              </w:rPr>
-                              <w:t>Cimincrang</w:t>
-                            </w:r>
-                            <w:proofErr w:type="spellEnd"/>
-                            <w:r>
-                              <w:rPr>
-                                <w:rFonts w:ascii="Arial" w:hAnsi="Arial" w:cs="Arial"/>
-                                <w:sz w:val="16"/>
-                                <w:szCs w:val="16"/>
-                              </w:rPr>
-                              <w:t xml:space="preserve"> </w:t>
-                            </w:r>
-                            <w:proofErr w:type="spellStart"/>
-                            <w:r>
-                              <w:rPr>
-                                <w:rFonts w:ascii="Arial" w:hAnsi="Arial" w:cs="Arial"/>
-                                <w:sz w:val="16"/>
-                                <w:szCs w:val="16"/>
-                              </w:rPr>
-                              <w:t>Kec</w:t>
-                            </w:r>
-                            <w:proofErr w:type="spellEnd"/>
-                            <w:r>
-                              <w:rPr>
-                                <w:rFonts w:ascii="Arial" w:hAnsi="Arial" w:cs="Arial"/>
-                                <w:sz w:val="16"/>
-                                <w:szCs w:val="16"/>
-                              </w:rPr>
-                              <w:t xml:space="preserve">. </w:t>
-                            </w:r>
-                            <w:proofErr w:type="spellStart"/>
-                            <w:r>
-                              <w:rPr>
-                                <w:rFonts w:ascii="Arial" w:hAnsi="Arial" w:cs="Arial"/>
-                                <w:sz w:val="16"/>
-                                <w:szCs w:val="16"/>
-                              </w:rPr>
-                              <w:t>Gedebage</w:t>
-                            </w:r>
-                            <w:proofErr w:type="spellEnd"/>
-                            <w:r>
-                              <w:rPr>
-                                <w:rFonts w:ascii="Arial" w:hAnsi="Arial" w:cs="Arial"/>
-                                <w:sz w:val="16"/>
-                                <w:szCs w:val="16"/>
-                              </w:rPr>
-                              <w:t xml:space="preserve"> </w:t>
+                              <w:t xml:space="preserve">26 Kel. Cimincrang Kec. Gedebage </w:t>
                             </w:r>
                             <w:r>
                               <w:rPr>
@@ -8317,7 +7786,7 @@
                 <w:szCs w:val="28"/>
               </w:rPr>
               <w:drawing>
-                <wp:anchor distT="0" distB="0" distL="114300" distR="114300" simplePos="0" relativeHeight="251660288" behindDoc="1" locked="0" layoutInCell="1" allowOverlap="1" wp14:anchorId="13C48443" wp14:editId="1025A09F">
+                <wp:anchor distT="0" distB="0" distL="114300" distR="114300" simplePos="0" relativeHeight="251662336" behindDoc="1" locked="0" layoutInCell="1" allowOverlap="1" wp14:anchorId="13C48443" wp14:editId="7CFB0680">
                   <wp:simplePos x="0" y="0"/>
                   <wp:positionH relativeFrom="column">
                     <wp:posOffset>-9525</wp:posOffset>
@@ -8632,34 +8101,14 @@
                 <w:szCs w:val="20"/>
               </w:rPr>
             </w:pPr>
-            <w:proofErr w:type="spellStart"/>
-            <w:r>
-              <w:rPr>
-                <w:rFonts w:ascii="Arial" w:hAnsi="Arial" w:cs="Arial"/>
-                <w:sz w:val="20"/>
-                <w:szCs w:val="20"/>
-              </w:rPr>
-              <w:t>Tahun</w:t>
-            </w:r>
-            <w:proofErr w:type="spellEnd"/>
-            <w:r>
-              <w:rPr>
-                <w:rFonts w:ascii="Arial" w:hAnsi="Arial" w:cs="Arial"/>
-                <w:sz w:val="20"/>
-                <w:szCs w:val="20"/>
-              </w:rPr>
-              <w:t xml:space="preserve"> </w:t>
-            </w:r>
-            <w:proofErr w:type="spellStart"/>
-            <w:r>
-              <w:rPr>
-                <w:rFonts w:ascii="Arial" w:hAnsi="Arial" w:cs="Arial"/>
-                <w:sz w:val="20"/>
-                <w:szCs w:val="20"/>
-              </w:rPr>
-              <w:t>Anggaran</w:t>
-            </w:r>
-            <w:proofErr w:type="spellEnd"/>
+            <w:r>
+              <w:rPr>
+                <w:rFonts w:ascii="Arial" w:hAnsi="Arial" w:cs="Arial"/>
+                <w:sz w:val="20"/>
+                <w:szCs w:val="20"/>
+              </w:rPr>
+              <w:t>Tahun Anggaran</w:t>
+            </w:r>
           </w:p>
         </w:tc>
         <w:tc>
@@ -9202,7 +8651,6 @@
                 <w:szCs w:val="20"/>
               </w:rPr>
             </w:pPr>
-            <w:proofErr w:type="spellStart"/>
             <w:r>
               <w:rPr>
                 <w:rFonts w:ascii="Arial" w:hAnsi="Arial" w:cs="Arial"/>
@@ -9211,7 +8659,6 @@
               </w:rPr>
               <w:t>Sudah</w:t>
             </w:r>
-            <w:proofErr w:type="spellEnd"/>
             <w:r>
               <w:rPr>
                 <w:rFonts w:ascii="Arial" w:hAnsi="Arial" w:cs="Arial"/>
@@ -9220,7 +8667,6 @@
               </w:rPr>
               <w:t xml:space="preserve"> </w:t>
             </w:r>
-            <w:proofErr w:type="spellStart"/>
             <w:r>
               <w:rPr>
                 <w:rFonts w:ascii="Arial" w:hAnsi="Arial" w:cs="Arial"/>
@@ -9229,7 +8675,6 @@
               </w:rPr>
               <w:t>terima</w:t>
             </w:r>
-            <w:proofErr w:type="spellEnd"/>
             <w:r>
               <w:rPr>
                 <w:rFonts w:ascii="Arial" w:hAnsi="Arial" w:cs="Arial"/>
@@ -9238,7 +8683,6 @@
               </w:rPr>
               <w:t xml:space="preserve"> </w:t>
             </w:r>
-            <w:proofErr w:type="spellStart"/>
             <w:r>
               <w:rPr>
                 <w:rFonts w:ascii="Arial" w:hAnsi="Arial" w:cs="Arial"/>
@@ -9247,7 +8691,6 @@
               </w:rPr>
               <w:t>dari</w:t>
             </w:r>
-            <w:proofErr w:type="spellEnd"/>
           </w:p>
         </w:tc>
         <w:tc>
@@ -9383,23 +8826,13 @@
                 <w:szCs w:val="20"/>
               </w:rPr>
             </w:pPr>
-            <w:proofErr w:type="spellStart"/>
-            <w:r>
-              <w:rPr>
-                <w:rFonts w:ascii="Arial" w:hAnsi="Arial" w:cs="Arial"/>
-                <w:sz w:val="20"/>
-                <w:szCs w:val="20"/>
-              </w:rPr>
-              <w:t>Provinsi</w:t>
-            </w:r>
-            <w:proofErr w:type="spellEnd"/>
-            <w:r>
-              <w:rPr>
-                <w:rFonts w:ascii="Arial" w:hAnsi="Arial" w:cs="Arial"/>
-                <w:sz w:val="20"/>
-                <w:szCs w:val="20"/>
-              </w:rPr>
-              <w:t xml:space="preserve"> Jawa Barat</w:t>
+            <w:r>
+              <w:rPr>
+                <w:rFonts w:ascii="Arial" w:hAnsi="Arial" w:cs="Arial"/>
+                <w:sz w:val="20"/>
+                <w:szCs w:val="20"/>
+              </w:rPr>
+              <w:t>Provinsi Jawa Barat</w:t>
             </w:r>
           </w:p>
         </w:tc>
@@ -9431,18 +8864,8 @@
                 <w:sz w:val="20"/>
                 <w:szCs w:val="20"/>
               </w:rPr>
-              <w:t xml:space="preserve">Uang </w:t>
-            </w:r>
-            <w:proofErr w:type="spellStart"/>
-            <w:r>
-              <w:rPr>
-                <w:rFonts w:ascii="Arial" w:hAnsi="Arial" w:cs="Arial"/>
-                <w:sz w:val="20"/>
-                <w:szCs w:val="20"/>
-              </w:rPr>
-              <w:t>sebesar</w:t>
-            </w:r>
-            <w:proofErr w:type="spellEnd"/>
+              <w:t>Uang sebesar</w:t>
+            </w:r>
           </w:p>
         </w:tc>
         <w:tc>
@@ -9592,34 +9015,14 @@
                 <w:szCs w:val="20"/>
               </w:rPr>
             </w:pPr>
-            <w:proofErr w:type="spellStart"/>
-            <w:r>
-              <w:rPr>
-                <w:rFonts w:ascii="Arial" w:hAnsi="Arial" w:cs="Arial"/>
-                <w:sz w:val="20"/>
-                <w:szCs w:val="20"/>
-              </w:rPr>
-              <w:t>Untuk</w:t>
-            </w:r>
-            <w:proofErr w:type="spellEnd"/>
-            <w:r>
-              <w:rPr>
-                <w:rFonts w:ascii="Arial" w:hAnsi="Arial" w:cs="Arial"/>
-                <w:sz w:val="20"/>
-                <w:szCs w:val="20"/>
-              </w:rPr>
-              <w:t xml:space="preserve"> </w:t>
-            </w:r>
-            <w:proofErr w:type="spellStart"/>
-            <w:r>
-              <w:rPr>
-                <w:rFonts w:ascii="Arial" w:hAnsi="Arial" w:cs="Arial"/>
-                <w:sz w:val="20"/>
-                <w:szCs w:val="20"/>
-              </w:rPr>
-              <w:t>pembayaran</w:t>
-            </w:r>
-            <w:proofErr w:type="spellEnd"/>
+            <w:r>
+              <w:rPr>
+                <w:rFonts w:ascii="Arial" w:hAnsi="Arial" w:cs="Arial"/>
+                <w:sz w:val="20"/>
+                <w:szCs w:val="20"/>
+              </w:rPr>
+              <w:t>Untuk pembayaran</w:t>
+            </w:r>
           </w:p>
         </w:tc>
         <w:tc>
@@ -9661,23 +9064,13 @@
                 <w:szCs w:val="20"/>
               </w:rPr>
             </w:pPr>
-            <w:proofErr w:type="spellStart"/>
-            <w:r>
-              <w:rPr>
-                <w:rFonts w:ascii="Arial" w:hAnsi="Arial" w:cs="Arial"/>
-                <w:sz w:val="20"/>
-                <w:szCs w:val="20"/>
-              </w:rPr>
-              <w:t>Perjalanan</w:t>
-            </w:r>
-            <w:proofErr w:type="spellEnd"/>
-            <w:r>
-              <w:rPr>
-                <w:rFonts w:ascii="Arial" w:hAnsi="Arial" w:cs="Arial"/>
-                <w:sz w:val="20"/>
-                <w:szCs w:val="20"/>
-              </w:rPr>
-              <w:t xml:space="preserve"> Dinas</w:t>
+            <w:r>
+              <w:rPr>
+                <w:rFonts w:ascii="Arial" w:hAnsi="Arial" w:cs="Arial"/>
+                <w:sz w:val="20"/>
+                <w:szCs w:val="20"/>
+              </w:rPr>
+              <w:t>Perjalanan Dinas</w:t>
             </w:r>
           </w:p>
         </w:tc>
@@ -9736,23 +9129,13 @@
                 <w:szCs w:val="20"/>
               </w:rPr>
             </w:pPr>
-            <w:proofErr w:type="spellStart"/>
-            <w:r>
-              <w:rPr>
-                <w:rFonts w:ascii="Arial" w:hAnsi="Arial" w:cs="Arial"/>
-                <w:sz w:val="20"/>
-                <w:szCs w:val="20"/>
-              </w:rPr>
-              <w:t>Berdasarkan</w:t>
-            </w:r>
-            <w:proofErr w:type="spellEnd"/>
-            <w:r>
-              <w:rPr>
-                <w:rFonts w:ascii="Arial" w:hAnsi="Arial" w:cs="Arial"/>
-                <w:sz w:val="20"/>
-                <w:szCs w:val="20"/>
-              </w:rPr>
-              <w:t xml:space="preserve"> SPD</w:t>
+            <w:r>
+              <w:rPr>
+                <w:rFonts w:ascii="Arial" w:hAnsi="Arial" w:cs="Arial"/>
+                <w:sz w:val="20"/>
+                <w:szCs w:val="20"/>
+              </w:rPr>
+              <w:t>Berdasarkan SPD</w:t>
             </w:r>
           </w:p>
         </w:tc>
@@ -9864,7 +9247,6 @@
                 <w:szCs w:val="20"/>
               </w:rPr>
             </w:pPr>
-            <w:proofErr w:type="spellStart"/>
             <w:r>
               <w:rPr>
                 <w:rFonts w:ascii="Arial" w:hAnsi="Arial" w:cs="Arial"/>
@@ -9873,7 +9255,6 @@
               </w:rPr>
               <w:t>Nomor</w:t>
             </w:r>
-            <w:proofErr w:type="spellEnd"/>
           </w:p>
         </w:tc>
         <w:tc>
@@ -10011,7 +9392,6 @@
                 <w:szCs w:val="20"/>
               </w:rPr>
             </w:pPr>
-            <w:proofErr w:type="spellStart"/>
             <w:r>
               <w:rPr>
                 <w:rFonts w:ascii="Arial" w:hAnsi="Arial" w:cs="Arial"/>
@@ -10020,7 +9400,6 @@
               </w:rPr>
               <w:t>Tanggal</w:t>
             </w:r>
-            <w:proofErr w:type="spellEnd"/>
           </w:p>
         </w:tc>
         <w:tc>
@@ -10084,25 +9463,7 @@
                 <w:sz w:val="20"/>
                 <w:szCs w:val="20"/>
               </w:rPr>
-              <w:t>{</w:t>
-            </w:r>
-            <w:proofErr w:type="spellStart"/>
-            <w:r>
-              <w:rPr>
-                <w:rFonts w:ascii="Arial" w:hAnsi="Arial" w:cs="Arial"/>
-                <w:sz w:val="20"/>
-                <w:szCs w:val="20"/>
-              </w:rPr>
-              <w:t>tglBerangkat</w:t>
-            </w:r>
-            <w:proofErr w:type="spellEnd"/>
-            <w:r>
-              <w:rPr>
-                <w:rFonts w:ascii="Arial" w:hAnsi="Arial" w:cs="Arial"/>
-                <w:sz w:val="20"/>
-                <w:szCs w:val="20"/>
-              </w:rPr>
-              <w:t>}</w:t>
+              <w:t>{tglBerangkat}</w:t>
             </w:r>
           </w:p>
         </w:tc>
@@ -10161,70 +9522,14 @@
                 <w:szCs w:val="20"/>
               </w:rPr>
             </w:pPr>
-            <w:proofErr w:type="spellStart"/>
-            <w:r>
-              <w:rPr>
-                <w:rFonts w:ascii="Arial" w:hAnsi="Arial" w:cs="Arial"/>
-                <w:sz w:val="20"/>
-                <w:szCs w:val="20"/>
-              </w:rPr>
-              <w:t>Untuk</w:t>
-            </w:r>
-            <w:proofErr w:type="spellEnd"/>
-            <w:r>
-              <w:rPr>
-                <w:rFonts w:ascii="Arial" w:hAnsi="Arial" w:cs="Arial"/>
-                <w:sz w:val="20"/>
-                <w:szCs w:val="20"/>
-              </w:rPr>
-              <w:t xml:space="preserve"> </w:t>
-            </w:r>
-            <w:proofErr w:type="spellStart"/>
-            <w:r>
-              <w:rPr>
-                <w:rFonts w:ascii="Arial" w:hAnsi="Arial" w:cs="Arial"/>
-                <w:sz w:val="20"/>
-                <w:szCs w:val="20"/>
-              </w:rPr>
-              <w:t>perjalanan</w:t>
-            </w:r>
-            <w:proofErr w:type="spellEnd"/>
-            <w:r>
-              <w:rPr>
-                <w:rFonts w:ascii="Arial" w:hAnsi="Arial" w:cs="Arial"/>
-                <w:sz w:val="20"/>
-                <w:szCs w:val="20"/>
-              </w:rPr>
-              <w:t xml:space="preserve"> </w:t>
-            </w:r>
-            <w:proofErr w:type="spellStart"/>
-            <w:r>
-              <w:rPr>
-                <w:rFonts w:ascii="Arial" w:hAnsi="Arial" w:cs="Arial"/>
-                <w:sz w:val="20"/>
-                <w:szCs w:val="20"/>
-              </w:rPr>
-              <w:t>dinas</w:t>
-            </w:r>
-            <w:proofErr w:type="spellEnd"/>
-            <w:r>
-              <w:rPr>
-                <w:rFonts w:ascii="Arial" w:hAnsi="Arial" w:cs="Arial"/>
-                <w:sz w:val="20"/>
-                <w:szCs w:val="20"/>
-              </w:rPr>
-              <w:t xml:space="preserve"> </w:t>
-            </w:r>
-            <w:proofErr w:type="spellStart"/>
-            <w:r>
-              <w:rPr>
-                <w:rFonts w:ascii="Arial" w:hAnsi="Arial" w:cs="Arial"/>
-                <w:sz w:val="20"/>
-                <w:szCs w:val="20"/>
-              </w:rPr>
-              <w:t>dari</w:t>
-            </w:r>
-            <w:proofErr w:type="spellEnd"/>
+            <w:r>
+              <w:rPr>
+                <w:rFonts w:ascii="Arial" w:hAnsi="Arial" w:cs="Arial"/>
+                <w:sz w:val="20"/>
+                <w:szCs w:val="20"/>
+              </w:rPr>
+              <w:t>Untuk perjalanan dinas dari</w:t>
+            </w:r>
           </w:p>
         </w:tc>
         <w:tc>
@@ -10519,7 +9824,6 @@
                 <w:szCs w:val="20"/>
               </w:rPr>
             </w:pPr>
-            <w:proofErr w:type="gramStart"/>
             <w:r>
               <w:rPr>
                 <w:rFonts w:ascii="Arial" w:hAnsi="Arial" w:cs="Arial"/>
@@ -10528,18 +9832,7 @@
                 <w:sz w:val="20"/>
                 <w:szCs w:val="20"/>
               </w:rPr>
-              <w:t>TERBILANG :</w:t>
-            </w:r>
-            <w:proofErr w:type="gramEnd"/>
-            <w:r>
-              <w:rPr>
-                <w:rFonts w:ascii="Arial" w:hAnsi="Arial" w:cs="Arial"/>
-                <w:b/>
-                <w:bCs/>
-                <w:sz w:val="20"/>
-                <w:szCs w:val="20"/>
-              </w:rPr>
-              <w:t xml:space="preserve"> </w:t>
+              <w:t xml:space="preserve">TERBILANG : </w:t>
             </w:r>
           </w:p>
         </w:tc>
@@ -10589,33 +9882,7 @@
                 <w:sz w:val="20"/>
                 <w:szCs w:val="20"/>
               </w:rPr>
-              <w:t>{</w:t>
-            </w:r>
-            <w:proofErr w:type="spellStart"/>
-            <w:r>
-              <w:rPr>
-                <w:rFonts w:ascii="Arial" w:hAnsi="Arial" w:cs="Arial"/>
-                <w:b/>
-                <w:bCs/>
-                <w:i/>
-                <w:iCs/>
-                <w:sz w:val="20"/>
-                <w:szCs w:val="20"/>
-              </w:rPr>
-              <w:t>terbilang</w:t>
-            </w:r>
-            <w:proofErr w:type="spellEnd"/>
-            <w:r>
-              <w:rPr>
-                <w:rFonts w:ascii="Arial" w:hAnsi="Arial" w:cs="Arial"/>
-                <w:b/>
-                <w:bCs/>
-                <w:i/>
-                <w:iCs/>
-                <w:sz w:val="20"/>
-                <w:szCs w:val="20"/>
-              </w:rPr>
-              <w:t xml:space="preserve">} </w:t>
+              <w:t xml:space="preserve">{terbilang} </w:t>
             </w:r>
             <w:r>
               <w:rPr>
@@ -11061,25 +10328,7 @@
                 <w:sz w:val="20"/>
                 <w:szCs w:val="20"/>
               </w:rPr>
-              <w:t>{</w:t>
-            </w:r>
-            <w:proofErr w:type="spellStart"/>
-            <w:r>
-              <w:rPr>
-                <w:rFonts w:ascii="Arial" w:hAnsi="Arial" w:cs="Arial"/>
-                <w:sz w:val="20"/>
-                <w:szCs w:val="20"/>
-              </w:rPr>
-              <w:t>tglBerangkat</w:t>
-            </w:r>
-            <w:proofErr w:type="spellEnd"/>
-            <w:r>
-              <w:rPr>
-                <w:rFonts w:ascii="Arial" w:hAnsi="Arial" w:cs="Arial"/>
-                <w:sz w:val="20"/>
-                <w:szCs w:val="20"/>
-              </w:rPr>
-              <w:t>}</w:t>
+              <w:t>{tglBerangkat}</w:t>
             </w:r>
           </w:p>
         </w:tc>
@@ -11122,52 +10371,14 @@
                 <w:szCs w:val="20"/>
               </w:rPr>
             </w:pPr>
-            <w:proofErr w:type="spellStart"/>
-            <w:r>
-              <w:rPr>
-                <w:rFonts w:ascii="Arial" w:hAnsi="Arial" w:cs="Arial"/>
-                <w:sz w:val="20"/>
-                <w:szCs w:val="20"/>
-              </w:rPr>
-              <w:t>Pejabat</w:t>
-            </w:r>
-            <w:proofErr w:type="spellEnd"/>
-            <w:r>
-              <w:rPr>
-                <w:rFonts w:ascii="Arial" w:hAnsi="Arial" w:cs="Arial"/>
-                <w:sz w:val="20"/>
-                <w:szCs w:val="20"/>
-              </w:rPr>
-              <w:t xml:space="preserve"> </w:t>
-            </w:r>
-            <w:proofErr w:type="spellStart"/>
-            <w:r>
-              <w:rPr>
-                <w:rFonts w:ascii="Arial" w:hAnsi="Arial" w:cs="Arial"/>
-                <w:sz w:val="20"/>
-                <w:szCs w:val="20"/>
-              </w:rPr>
-              <w:t>Pembuat</w:t>
-            </w:r>
-            <w:proofErr w:type="spellEnd"/>
-            <w:r>
-              <w:rPr>
-                <w:rFonts w:ascii="Arial" w:hAnsi="Arial" w:cs="Arial"/>
-                <w:sz w:val="20"/>
-                <w:szCs w:val="20"/>
-              </w:rPr>
-              <w:t xml:space="preserve"> </w:t>
-            </w:r>
-            <w:proofErr w:type="spellStart"/>
-            <w:r>
-              <w:rPr>
-                <w:rFonts w:ascii="Arial" w:hAnsi="Arial" w:cs="Arial"/>
-                <w:sz w:val="20"/>
-                <w:szCs w:val="20"/>
-              </w:rPr>
-              <w:t>Komitmen</w:t>
-            </w:r>
-            <w:proofErr w:type="spellEnd"/>
+            <w:r>
+              <w:rPr>
+                <w:rFonts w:ascii="Arial" w:hAnsi="Arial" w:cs="Arial"/>
+                <w:sz w:val="20"/>
+                <w:szCs w:val="20"/>
+              </w:rPr>
+              <w:t>Pejabat Pembuat Komitmen</w:t>
+            </w:r>
           </w:p>
         </w:tc>
         <w:tc>

--- a/public/spd-rampung-kwitansi-format.docx
+++ b/public/spd-rampung-kwitansi-format.docx
@@ -323,7 +323,43 @@
                                       <w:sz w:val="16"/>
                                       <w:szCs w:val="16"/>
                                     </w:rPr>
-                                    <w:t xml:space="preserve">Jalan Cimincrang Nomor </w:t>
+                                    <w:t xml:space="preserve">Jalan </w:t>
+                                  </w:r>
+                                  <w:proofErr w:type="spellStart"/>
+                                  <w:r>
+                                    <w:rPr>
+                                      <w:rFonts w:ascii="Arial" w:hAnsi="Arial" w:cs="Arial"/>
+                                      <w:sz w:val="16"/>
+                                      <w:szCs w:val="16"/>
+                                    </w:rPr>
+                                    <w:t>Cimincrang</w:t>
+                                  </w:r>
+                                  <w:proofErr w:type="spellEnd"/>
+                                  <w:r>
+                                    <w:rPr>
+                                      <w:rFonts w:ascii="Arial" w:hAnsi="Arial" w:cs="Arial"/>
+                                      <w:sz w:val="16"/>
+                                      <w:szCs w:val="16"/>
+                                    </w:rPr>
+                                    <w:t xml:space="preserve"> </w:t>
+                                  </w:r>
+                                  <w:proofErr w:type="spellStart"/>
+                                  <w:r>
+                                    <w:rPr>
+                                      <w:rFonts w:ascii="Arial" w:hAnsi="Arial" w:cs="Arial"/>
+                                      <w:sz w:val="16"/>
+                                      <w:szCs w:val="16"/>
+                                    </w:rPr>
+                                    <w:t>Nomor</w:t>
+                                  </w:r>
+                                  <w:proofErr w:type="spellEnd"/>
+                                  <w:r>
+                                    <w:rPr>
+                                      <w:rFonts w:ascii="Arial" w:hAnsi="Arial" w:cs="Arial"/>
+                                      <w:sz w:val="16"/>
+                                      <w:szCs w:val="16"/>
+                                    </w:rPr>
+                                    <w:t xml:space="preserve"> </w:t>
                                   </w:r>
                                   <w:r>
                                     <w:rPr>
@@ -331,7 +367,61 @@
                                       <w:sz w:val="16"/>
                                       <w:szCs w:val="16"/>
                                     </w:rPr>
-                                    <w:t xml:space="preserve">26 Kel. Cimincrang Kec. Gedebage </w:t>
+                                    <w:t xml:space="preserve">26 Kel. </w:t>
+                                  </w:r>
+                                  <w:proofErr w:type="spellStart"/>
+                                  <w:r>
+                                    <w:rPr>
+                                      <w:rFonts w:ascii="Arial" w:hAnsi="Arial" w:cs="Arial"/>
+                                      <w:sz w:val="16"/>
+                                      <w:szCs w:val="16"/>
+                                    </w:rPr>
+                                    <w:t>Cimincrang</w:t>
+                                  </w:r>
+                                  <w:proofErr w:type="spellEnd"/>
+                                  <w:r>
+                                    <w:rPr>
+                                      <w:rFonts w:ascii="Arial" w:hAnsi="Arial" w:cs="Arial"/>
+                                      <w:sz w:val="16"/>
+                                      <w:szCs w:val="16"/>
+                                    </w:rPr>
+                                    <w:t xml:space="preserve"> </w:t>
+                                  </w:r>
+                                  <w:proofErr w:type="spellStart"/>
+                                  <w:r>
+                                    <w:rPr>
+                                      <w:rFonts w:ascii="Arial" w:hAnsi="Arial" w:cs="Arial"/>
+                                      <w:sz w:val="16"/>
+                                      <w:szCs w:val="16"/>
+                                    </w:rPr>
+                                    <w:t>Kec</w:t>
+                                  </w:r>
+                                  <w:proofErr w:type="spellEnd"/>
+                                  <w:r>
+                                    <w:rPr>
+                                      <w:rFonts w:ascii="Arial" w:hAnsi="Arial" w:cs="Arial"/>
+                                      <w:sz w:val="16"/>
+                                      <w:szCs w:val="16"/>
+                                    </w:rPr>
+                                    <w:t xml:space="preserve">. </w:t>
+                                  </w:r>
+                                  <w:proofErr w:type="spellStart"/>
+                                  <w:r>
+                                    <w:rPr>
+                                      <w:rFonts w:ascii="Arial" w:hAnsi="Arial" w:cs="Arial"/>
+                                      <w:sz w:val="16"/>
+                                      <w:szCs w:val="16"/>
+                                    </w:rPr>
+                                    <w:t>Gedebage</w:t>
+                                  </w:r>
+                                  <w:proofErr w:type="spellEnd"/>
+                                  <w:r>
+                                    <w:rPr>
+                                      <w:rFonts w:ascii="Arial" w:hAnsi="Arial" w:cs="Arial"/>
+                                      <w:sz w:val="16"/>
+                                      <w:szCs w:val="16"/>
+                                    </w:rPr>
+                                    <w:t xml:space="preserve"> </w:t>
                                   </w:r>
                                   <w:r>
                                     <w:rPr>
@@ -420,7 +510,43 @@
                                 <w:sz w:val="16"/>
                                 <w:szCs w:val="16"/>
                               </w:rPr>
-                              <w:t xml:space="preserve">Jalan Cimincrang Nomor </w:t>
+                              <w:t xml:space="preserve">Jalan </w:t>
+                            </w:r>
+                            <w:proofErr w:type="spellStart"/>
+                            <w:r>
+                              <w:rPr>
+                                <w:rFonts w:ascii="Arial" w:hAnsi="Arial" w:cs="Arial"/>
+                                <w:sz w:val="16"/>
+                                <w:szCs w:val="16"/>
+                              </w:rPr>
+                              <w:t>Cimincrang</w:t>
+                            </w:r>
+                            <w:proofErr w:type="spellEnd"/>
+                            <w:r>
+                              <w:rPr>
+                                <w:rFonts w:ascii="Arial" w:hAnsi="Arial" w:cs="Arial"/>
+                                <w:sz w:val="16"/>
+                                <w:szCs w:val="16"/>
+                              </w:rPr>
+                              <w:t xml:space="preserve"> </w:t>
+                            </w:r>
+                            <w:proofErr w:type="spellStart"/>
+                            <w:r>
+                              <w:rPr>
+                                <w:rFonts w:ascii="Arial" w:hAnsi="Arial" w:cs="Arial"/>
+                                <w:sz w:val="16"/>
+                                <w:szCs w:val="16"/>
+                              </w:rPr>
+                              <w:t>Nomor</w:t>
+                            </w:r>
+                            <w:proofErr w:type="spellEnd"/>
+                            <w:r>
+                              <w:rPr>
+                                <w:rFonts w:ascii="Arial" w:hAnsi="Arial" w:cs="Arial"/>
+                                <w:sz w:val="16"/>
+                                <w:szCs w:val="16"/>
+                              </w:rPr>
+                              <w:t xml:space="preserve"> </w:t>
                             </w:r>
                             <w:r>
                               <w:rPr>
@@ -428,7 +554,61 @@
                                 <w:sz w:val="16"/>
                                 <w:szCs w:val="16"/>
                               </w:rPr>
-                              <w:t xml:space="preserve">26 Kel. Cimincrang Kec. Gedebage </w:t>
+                              <w:t xml:space="preserve">26 Kel. </w:t>
+                            </w:r>
+                            <w:proofErr w:type="spellStart"/>
+                            <w:r>
+                              <w:rPr>
+                                <w:rFonts w:ascii="Arial" w:hAnsi="Arial" w:cs="Arial"/>
+                                <w:sz w:val="16"/>
+                                <w:szCs w:val="16"/>
+                              </w:rPr>
+                              <w:t>Cimincrang</w:t>
+                            </w:r>
+                            <w:proofErr w:type="spellEnd"/>
+                            <w:r>
+                              <w:rPr>
+                                <w:rFonts w:ascii="Arial" w:hAnsi="Arial" w:cs="Arial"/>
+                                <w:sz w:val="16"/>
+                                <w:szCs w:val="16"/>
+                              </w:rPr>
+                              <w:t xml:space="preserve"> </w:t>
+                            </w:r>
+                            <w:proofErr w:type="spellStart"/>
+                            <w:r>
+                              <w:rPr>
+                                <w:rFonts w:ascii="Arial" w:hAnsi="Arial" w:cs="Arial"/>
+                                <w:sz w:val="16"/>
+                                <w:szCs w:val="16"/>
+                              </w:rPr>
+                              <w:t>Kec</w:t>
+                            </w:r>
+                            <w:proofErr w:type="spellEnd"/>
+                            <w:r>
+                              <w:rPr>
+                                <w:rFonts w:ascii="Arial" w:hAnsi="Arial" w:cs="Arial"/>
+                                <w:sz w:val="16"/>
+                                <w:szCs w:val="16"/>
+                              </w:rPr>
+                              <w:t xml:space="preserve">. </w:t>
+                            </w:r>
+                            <w:proofErr w:type="spellStart"/>
+                            <w:r>
+                              <w:rPr>
+                                <w:rFonts w:ascii="Arial" w:hAnsi="Arial" w:cs="Arial"/>
+                                <w:sz w:val="16"/>
+                                <w:szCs w:val="16"/>
+                              </w:rPr>
+                              <w:t>Gedebage</w:t>
+                            </w:r>
+                            <w:proofErr w:type="spellEnd"/>
+                            <w:r>
+                              <w:rPr>
+                                <w:rFonts w:ascii="Arial" w:hAnsi="Arial" w:cs="Arial"/>
+                                <w:sz w:val="16"/>
+                                <w:szCs w:val="16"/>
+                              </w:rPr>
+                              <w:t xml:space="preserve"> </w:t>
                             </w:r>
                             <w:r>
                               <w:rPr>
@@ -2228,7 +2408,43 @@
                 <w:sz w:val="20"/>
                 <w:szCs w:val="20"/>
               </w:rPr>
-              <w:t xml:space="preserve"> selama {lama} hari </w:t>
+              <w:t xml:space="preserve"> </w:t>
+            </w:r>
+            <w:proofErr w:type="spellStart"/>
+            <w:r>
+              <w:rPr>
+                <w:rFonts w:ascii="Arial" w:hAnsi="Arial" w:cs="Arial"/>
+                <w:sz w:val="20"/>
+                <w:szCs w:val="20"/>
+              </w:rPr>
+              <w:t>selama</w:t>
+            </w:r>
+            <w:proofErr w:type="spellEnd"/>
+            <w:r>
+              <w:rPr>
+                <w:rFonts w:ascii="Arial" w:hAnsi="Arial" w:cs="Arial"/>
+                <w:sz w:val="20"/>
+                <w:szCs w:val="20"/>
+              </w:rPr>
+              <w:t xml:space="preserve"> {lama} </w:t>
+            </w:r>
+            <w:proofErr w:type="spellStart"/>
+            <w:r>
+              <w:rPr>
+                <w:rFonts w:ascii="Arial" w:hAnsi="Arial" w:cs="Arial"/>
+                <w:sz w:val="20"/>
+                <w:szCs w:val="20"/>
+              </w:rPr>
+              <w:t>hari</w:t>
+            </w:r>
+            <w:proofErr w:type="spellEnd"/>
+            <w:r>
+              <w:rPr>
+                <w:rFonts w:ascii="Arial" w:hAnsi="Arial" w:cs="Arial"/>
+                <w:sz w:val="20"/>
+                <w:szCs w:val="20"/>
+              </w:rPr>
+              <w:t xml:space="preserve"> </w:t>
             </w:r>
             <w:r>
               <w:rPr>
@@ -2982,7 +3198,25 @@
                 <w:sz w:val="20"/>
                 <w:szCs w:val="20"/>
               </w:rPr>
-              <w:t>{repre}</w:t>
+              <w:t>{</w:t>
+            </w:r>
+            <w:proofErr w:type="spellStart"/>
+            <w:r>
+              <w:rPr>
+                <w:rFonts w:ascii="Arial" w:hAnsi="Arial" w:cs="Arial"/>
+                <w:sz w:val="20"/>
+                <w:szCs w:val="20"/>
+              </w:rPr>
+              <w:t>repre</w:t>
+            </w:r>
+            <w:proofErr w:type="spellEnd"/>
+            <w:r>
+              <w:rPr>
+                <w:rFonts w:ascii="Arial" w:hAnsi="Arial" w:cs="Arial"/>
+                <w:sz w:val="20"/>
+                <w:szCs w:val="20"/>
+              </w:rPr>
+              <w:t>}</w:t>
             </w:r>
           </w:p>
         </w:tc>
@@ -3010,7 +3244,25 @@
                 <w:sz w:val="20"/>
                 <w:szCs w:val="20"/>
               </w:rPr>
-              <w:t>{isRepre}</w:t>
+              <w:t>{</w:t>
+            </w:r>
+            <w:proofErr w:type="spellStart"/>
+            <w:r>
+              <w:rPr>
+                <w:rFonts w:ascii="Arial" w:hAnsi="Arial" w:cs="Arial"/>
+                <w:sz w:val="20"/>
+                <w:szCs w:val="20"/>
+              </w:rPr>
+              <w:t>isRepre</w:t>
+            </w:r>
+            <w:proofErr w:type="spellEnd"/>
+            <w:r>
+              <w:rPr>
+                <w:rFonts w:ascii="Arial" w:hAnsi="Arial" w:cs="Arial"/>
+                <w:sz w:val="20"/>
+                <w:szCs w:val="20"/>
+              </w:rPr>
+              <w:t>}</w:t>
             </w:r>
           </w:p>
         </w:tc>
@@ -3038,7 +3290,25 @@
                 <w:sz w:val="20"/>
                 <w:szCs w:val="20"/>
               </w:rPr>
-              <w:t>{biayaRepre}</w:t>
+              <w:t>{</w:t>
+            </w:r>
+            <w:proofErr w:type="spellStart"/>
+            <w:r>
+              <w:rPr>
+                <w:rFonts w:ascii="Arial" w:hAnsi="Arial" w:cs="Arial"/>
+                <w:sz w:val="20"/>
+                <w:szCs w:val="20"/>
+              </w:rPr>
+              <w:t>biayaRepre</w:t>
+            </w:r>
+            <w:proofErr w:type="spellEnd"/>
+            <w:r>
+              <w:rPr>
+                <w:rFonts w:ascii="Arial" w:hAnsi="Arial" w:cs="Arial"/>
+                <w:sz w:val="20"/>
+                <w:szCs w:val="20"/>
+              </w:rPr>
+              <w:t>}</w:t>
             </w:r>
           </w:p>
         </w:tc>
@@ -4138,7 +4408,16 @@
                 <w:sz w:val="20"/>
                 <w:szCs w:val="20"/>
               </w:rPr>
-              <w:t>Bandung, {tgl</w:t>
+              <w:t>Bandung, {</w:t>
+            </w:r>
+            <w:proofErr w:type="spellStart"/>
+            <w:r>
+              <w:rPr>
+                <w:rFonts w:ascii="Arial" w:hAnsi="Arial" w:cs="Arial"/>
+                <w:sz w:val="20"/>
+                <w:szCs w:val="20"/>
+              </w:rPr>
+              <w:t>tgl</w:t>
             </w:r>
             <w:r>
               <w:rPr>
@@ -4148,6 +4427,7 @@
               </w:rPr>
               <w:t>Kembali</w:t>
             </w:r>
+            <w:proofErr w:type="spellEnd"/>
             <w:r>
               <w:rPr>
                 <w:rFonts w:ascii="Arial" w:hAnsi="Arial" w:cs="Arial"/>
@@ -4235,8 +4515,36 @@
                 <w:sz w:val="20"/>
                 <w:szCs w:val="20"/>
               </w:rPr>
-              <w:t>Telah dibayar sejumlah</w:t>
-            </w:r>
+              <w:t xml:space="preserve">Telah </w:t>
+            </w:r>
+            <w:proofErr w:type="spellStart"/>
+            <w:r>
+              <w:rPr>
+                <w:rFonts w:ascii="Arial" w:hAnsi="Arial" w:cs="Arial"/>
+                <w:sz w:val="20"/>
+                <w:szCs w:val="20"/>
+              </w:rPr>
+              <w:t>dibayar</w:t>
+            </w:r>
+            <w:proofErr w:type="spellEnd"/>
+            <w:r>
+              <w:rPr>
+                <w:rFonts w:ascii="Arial" w:hAnsi="Arial" w:cs="Arial"/>
+                <w:sz w:val="20"/>
+                <w:szCs w:val="20"/>
+              </w:rPr>
+              <w:t xml:space="preserve"> </w:t>
+            </w:r>
+            <w:proofErr w:type="spellStart"/>
+            <w:r>
+              <w:rPr>
+                <w:rFonts w:ascii="Arial" w:hAnsi="Arial" w:cs="Arial"/>
+                <w:sz w:val="20"/>
+                <w:szCs w:val="20"/>
+              </w:rPr>
+              <w:t>sejumlah</w:t>
+            </w:r>
+            <w:proofErr w:type="spellEnd"/>
           </w:p>
         </w:tc>
         <w:tc>
@@ -4312,8 +4620,79 @@
                 <w:szCs w:val="20"/>
                 <w:lang w:val="es-MX"/>
               </w:rPr>
-              <w:t>Telah menerima jumlah uang sebesar</w:t>
-            </w:r>
+              <w:t xml:space="preserve">Telah </w:t>
+            </w:r>
+            <w:proofErr w:type="spellStart"/>
+            <w:r>
+              <w:rPr>
+                <w:rFonts w:ascii="Arial" w:hAnsi="Arial" w:cs="Arial"/>
+                <w:sz w:val="20"/>
+                <w:szCs w:val="20"/>
+                <w:lang w:val="es-MX"/>
+              </w:rPr>
+              <w:t>menerima</w:t>
+            </w:r>
+            <w:proofErr w:type="spellEnd"/>
+            <w:r>
+              <w:rPr>
+                <w:rFonts w:ascii="Arial" w:hAnsi="Arial" w:cs="Arial"/>
+                <w:sz w:val="20"/>
+                <w:szCs w:val="20"/>
+                <w:lang w:val="es-MX"/>
+              </w:rPr>
+              <w:t xml:space="preserve"> </w:t>
+            </w:r>
+            <w:proofErr w:type="spellStart"/>
+            <w:r>
+              <w:rPr>
+                <w:rFonts w:ascii="Arial" w:hAnsi="Arial" w:cs="Arial"/>
+                <w:sz w:val="20"/>
+                <w:szCs w:val="20"/>
+                <w:lang w:val="es-MX"/>
+              </w:rPr>
+              <w:t>jumlah</w:t>
+            </w:r>
+            <w:proofErr w:type="spellEnd"/>
+            <w:r>
+              <w:rPr>
+                <w:rFonts w:ascii="Arial" w:hAnsi="Arial" w:cs="Arial"/>
+                <w:sz w:val="20"/>
+                <w:szCs w:val="20"/>
+                <w:lang w:val="es-MX"/>
+              </w:rPr>
+              <w:t xml:space="preserve"> </w:t>
+            </w:r>
+            <w:proofErr w:type="spellStart"/>
+            <w:r>
+              <w:rPr>
+                <w:rFonts w:ascii="Arial" w:hAnsi="Arial" w:cs="Arial"/>
+                <w:sz w:val="20"/>
+                <w:szCs w:val="20"/>
+                <w:lang w:val="es-MX"/>
+              </w:rPr>
+              <w:t>uang</w:t>
+            </w:r>
+            <w:proofErr w:type="spellEnd"/>
+            <w:r>
+              <w:rPr>
+                <w:rFonts w:ascii="Arial" w:hAnsi="Arial" w:cs="Arial"/>
+                <w:sz w:val="20"/>
+                <w:szCs w:val="20"/>
+                <w:lang w:val="es-MX"/>
+              </w:rPr>
+              <w:t xml:space="preserve"> </w:t>
+            </w:r>
+            <w:proofErr w:type="spellStart"/>
+            <w:r>
+              <w:rPr>
+                <w:rFonts w:ascii="Arial" w:hAnsi="Arial" w:cs="Arial"/>
+                <w:sz w:val="20"/>
+                <w:szCs w:val="20"/>
+                <w:lang w:val="es-MX"/>
+              </w:rPr>
+              <w:t>sebesar</w:t>
+            </w:r>
+            <w:proofErr w:type="spellEnd"/>
           </w:p>
         </w:tc>
       </w:tr>
@@ -4404,7 +4783,27 @@
                 <w:sz w:val="20"/>
                 <w:szCs w:val="20"/>
               </w:rPr>
-              <w:t>{jumlahTotal}</w:t>
+              <w:t>{</w:t>
+            </w:r>
+            <w:proofErr w:type="spellStart"/>
+            <w:r>
+              <w:rPr>
+                <w:rFonts w:ascii="Arial" w:hAnsi="Arial" w:cs="Arial"/>
+                <w:noProof/>
+                <w:sz w:val="20"/>
+                <w:szCs w:val="20"/>
+              </w:rPr>
+              <w:t>jumlahTotal</w:t>
+            </w:r>
+            <w:proofErr w:type="spellEnd"/>
+            <w:r>
+              <w:rPr>
+                <w:rFonts w:ascii="Arial" w:hAnsi="Arial" w:cs="Arial"/>
+                <w:noProof/>
+                <w:sz w:val="20"/>
+                <w:szCs w:val="20"/>
+              </w:rPr>
+              <w:t>}</w:t>
             </w:r>
             <w:r>
               <w:rPr>
@@ -4573,7 +4972,27 @@
                 <w:sz w:val="20"/>
                 <w:szCs w:val="20"/>
               </w:rPr>
-              <w:t>{jumlahTotal}</w:t>
+              <w:t>{</w:t>
+            </w:r>
+            <w:proofErr w:type="spellStart"/>
+            <w:r>
+              <w:rPr>
+                <w:rFonts w:ascii="Arial" w:hAnsi="Arial" w:cs="Arial"/>
+                <w:noProof/>
+                <w:sz w:val="20"/>
+                <w:szCs w:val="20"/>
+              </w:rPr>
+              <w:t>jumlahTotal</w:t>
+            </w:r>
+            <w:proofErr w:type="spellEnd"/>
+            <w:r>
+              <w:rPr>
+                <w:rFonts w:ascii="Arial" w:hAnsi="Arial" w:cs="Arial"/>
+                <w:noProof/>
+                <w:sz w:val="20"/>
+                <w:szCs w:val="20"/>
+              </w:rPr>
+              <w:t>}</w:t>
             </w:r>
             <w:r>
               <w:rPr>
@@ -4667,6 +5086,7 @@
                 <w:szCs w:val="20"/>
               </w:rPr>
             </w:pPr>
+            <w:proofErr w:type="spellStart"/>
             <w:r>
               <w:rPr>
                 <w:rFonts w:ascii="Arial" w:hAnsi="Arial" w:cs="Arial"/>
@@ -4675,6 +5095,7 @@
               </w:rPr>
               <w:t>Bendahara</w:t>
             </w:r>
+            <w:proofErr w:type="spellEnd"/>
             <w:r>
               <w:rPr>
                 <w:rFonts w:ascii="Arial" w:hAnsi="Arial" w:cs="Arial"/>
@@ -4683,6 +5104,7 @@
               </w:rPr>
               <w:t xml:space="preserve"> </w:t>
             </w:r>
+            <w:proofErr w:type="spellStart"/>
             <w:r>
               <w:rPr>
                 <w:rFonts w:ascii="Arial" w:hAnsi="Arial" w:cs="Arial"/>
@@ -4691,6 +5113,7 @@
               </w:rPr>
               <w:t>Pengeluaran</w:t>
             </w:r>
+            <w:proofErr w:type="spellEnd"/>
           </w:p>
         </w:tc>
         <w:tc>
@@ -5552,6 +5975,7 @@
                 <w:szCs w:val="20"/>
               </w:rPr>
             </w:pPr>
+            <w:proofErr w:type="spellStart"/>
             <w:r>
               <w:rPr>
                 <w:rFonts w:ascii="Arial" w:hAnsi="Arial" w:cs="Arial"/>
@@ -5559,7 +5983,37 @@
                 <w:sz w:val="20"/>
                 <w:szCs w:val="20"/>
               </w:rPr>
-              <w:t>Hj. Rini Rosmini, S.Sy.</w:t>
+              <w:t>Hj</w:t>
+            </w:r>
+            <w:proofErr w:type="spellEnd"/>
+            <w:r>
+              <w:rPr>
+                <w:rFonts w:ascii="Arial" w:hAnsi="Arial" w:cs="Arial"/>
+                <w:bCs/>
+                <w:sz w:val="20"/>
+                <w:szCs w:val="20"/>
+              </w:rPr>
+              <w:t xml:space="preserve">. Rini Rosmini, </w:t>
+            </w:r>
+            <w:proofErr w:type="spellStart"/>
+            <w:r>
+              <w:rPr>
+                <w:rFonts w:ascii="Arial" w:hAnsi="Arial" w:cs="Arial"/>
+                <w:bCs/>
+                <w:sz w:val="20"/>
+                <w:szCs w:val="20"/>
+              </w:rPr>
+              <w:t>S.Sy</w:t>
+            </w:r>
+            <w:proofErr w:type="spellEnd"/>
+            <w:r>
+              <w:rPr>
+                <w:rFonts w:ascii="Arial" w:hAnsi="Arial" w:cs="Arial"/>
+                <w:bCs/>
+                <w:sz w:val="20"/>
+                <w:szCs w:val="20"/>
+              </w:rPr>
+              <w:t>.</w:t>
             </w:r>
           </w:p>
         </w:tc>
@@ -6702,14 +7156,52 @@
                 <w:szCs w:val="20"/>
               </w:rPr>
             </w:pPr>
-            <w:r>
-              <w:rPr>
-                <w:rFonts w:ascii="Arial" w:hAnsi="Arial" w:cs="Arial"/>
-                <w:sz w:val="20"/>
-                <w:szCs w:val="20"/>
-              </w:rPr>
-              <w:t>Pejabat Pembuat Komitmen</w:t>
-            </w:r>
+            <w:proofErr w:type="spellStart"/>
+            <w:r>
+              <w:rPr>
+                <w:rFonts w:ascii="Arial" w:hAnsi="Arial" w:cs="Arial"/>
+                <w:sz w:val="20"/>
+                <w:szCs w:val="20"/>
+              </w:rPr>
+              <w:t>Pejabat</w:t>
+            </w:r>
+            <w:proofErr w:type="spellEnd"/>
+            <w:r>
+              <w:rPr>
+                <w:rFonts w:ascii="Arial" w:hAnsi="Arial" w:cs="Arial"/>
+                <w:sz w:val="20"/>
+                <w:szCs w:val="20"/>
+              </w:rPr>
+              <w:t xml:space="preserve"> </w:t>
+            </w:r>
+            <w:proofErr w:type="spellStart"/>
+            <w:r>
+              <w:rPr>
+                <w:rFonts w:ascii="Arial" w:hAnsi="Arial" w:cs="Arial"/>
+                <w:sz w:val="20"/>
+                <w:szCs w:val="20"/>
+              </w:rPr>
+              <w:t>Pembuat</w:t>
+            </w:r>
+            <w:proofErr w:type="spellEnd"/>
+            <w:r>
+              <w:rPr>
+                <w:rFonts w:ascii="Arial" w:hAnsi="Arial" w:cs="Arial"/>
+                <w:sz w:val="20"/>
+                <w:szCs w:val="20"/>
+              </w:rPr>
+              <w:t xml:space="preserve"> </w:t>
+            </w:r>
+            <w:proofErr w:type="spellStart"/>
+            <w:r>
+              <w:rPr>
+                <w:rFonts w:ascii="Arial" w:hAnsi="Arial" w:cs="Arial"/>
+                <w:sz w:val="20"/>
+                <w:szCs w:val="20"/>
+              </w:rPr>
+              <w:t>Komitmen</w:t>
+            </w:r>
+            <w:proofErr w:type="spellEnd"/>
           </w:p>
         </w:tc>
       </w:tr>
@@ -7520,7 +8012,43 @@
                                       <w:sz w:val="16"/>
                                       <w:szCs w:val="16"/>
                                     </w:rPr>
-                                    <w:t xml:space="preserve">Jalan Cimincrang Nomor </w:t>
+                                    <w:t xml:space="preserve">Jalan </w:t>
+                                  </w:r>
+                                  <w:proofErr w:type="spellStart"/>
+                                  <w:r>
+                                    <w:rPr>
+                                      <w:rFonts w:ascii="Arial" w:hAnsi="Arial" w:cs="Arial"/>
+                                      <w:sz w:val="16"/>
+                                      <w:szCs w:val="16"/>
+                                    </w:rPr>
+                                    <w:t>Cimincrang</w:t>
+                                  </w:r>
+                                  <w:proofErr w:type="spellEnd"/>
+                                  <w:r>
+                                    <w:rPr>
+                                      <w:rFonts w:ascii="Arial" w:hAnsi="Arial" w:cs="Arial"/>
+                                      <w:sz w:val="16"/>
+                                      <w:szCs w:val="16"/>
+                                    </w:rPr>
+                                    <w:t xml:space="preserve"> </w:t>
+                                  </w:r>
+                                  <w:proofErr w:type="spellStart"/>
+                                  <w:r>
+                                    <w:rPr>
+                                      <w:rFonts w:ascii="Arial" w:hAnsi="Arial" w:cs="Arial"/>
+                                      <w:sz w:val="16"/>
+                                      <w:szCs w:val="16"/>
+                                    </w:rPr>
+                                    <w:t>Nomor</w:t>
+                                  </w:r>
+                                  <w:proofErr w:type="spellEnd"/>
+                                  <w:r>
+                                    <w:rPr>
+                                      <w:rFonts w:ascii="Arial" w:hAnsi="Arial" w:cs="Arial"/>
+                                      <w:sz w:val="16"/>
+                                      <w:szCs w:val="16"/>
+                                    </w:rPr>
+                                    <w:t xml:space="preserve"> </w:t>
                                   </w:r>
                                   <w:r>
                                     <w:rPr>
@@ -7528,7 +8056,61 @@
                                       <w:sz w:val="16"/>
                                       <w:szCs w:val="16"/>
                                     </w:rPr>
-                                    <w:t xml:space="preserve">26 Kel. Cimincrang Kec. Gedebage </w:t>
+                                    <w:t xml:space="preserve">26 Kel. </w:t>
+                                  </w:r>
+                                  <w:proofErr w:type="spellStart"/>
+                                  <w:r>
+                                    <w:rPr>
+                                      <w:rFonts w:ascii="Arial" w:hAnsi="Arial" w:cs="Arial"/>
+                                      <w:sz w:val="16"/>
+                                      <w:szCs w:val="16"/>
+                                    </w:rPr>
+                                    <w:t>Cimincrang</w:t>
+                                  </w:r>
+                                  <w:proofErr w:type="spellEnd"/>
+                                  <w:r>
+                                    <w:rPr>
+                                      <w:rFonts w:ascii="Arial" w:hAnsi="Arial" w:cs="Arial"/>
+                                      <w:sz w:val="16"/>
+                                      <w:szCs w:val="16"/>
+                                    </w:rPr>
+                                    <w:t xml:space="preserve"> </w:t>
+                                  </w:r>
+                                  <w:proofErr w:type="spellStart"/>
+                                  <w:r>
+                                    <w:rPr>
+                                      <w:rFonts w:ascii="Arial" w:hAnsi="Arial" w:cs="Arial"/>
+                                      <w:sz w:val="16"/>
+                                      <w:szCs w:val="16"/>
+                                    </w:rPr>
+                                    <w:t>Kec</w:t>
+                                  </w:r>
+                                  <w:proofErr w:type="spellEnd"/>
+                                  <w:r>
+                                    <w:rPr>
+                                      <w:rFonts w:ascii="Arial" w:hAnsi="Arial" w:cs="Arial"/>
+                                      <w:sz w:val="16"/>
+                                      <w:szCs w:val="16"/>
+                                    </w:rPr>
+                                    <w:t xml:space="preserve">. </w:t>
+                                  </w:r>
+                                  <w:proofErr w:type="spellStart"/>
+                                  <w:r>
+                                    <w:rPr>
+                                      <w:rFonts w:ascii="Arial" w:hAnsi="Arial" w:cs="Arial"/>
+                                      <w:sz w:val="16"/>
+                                      <w:szCs w:val="16"/>
+                                    </w:rPr>
+                                    <w:t>Gedebage</w:t>
+                                  </w:r>
+                                  <w:proofErr w:type="spellEnd"/>
+                                  <w:r>
+                                    <w:rPr>
+                                      <w:rFonts w:ascii="Arial" w:hAnsi="Arial" w:cs="Arial"/>
+                                      <w:sz w:val="16"/>
+                                      <w:szCs w:val="16"/>
+                                    </w:rPr>
+                                    <w:t xml:space="preserve"> </w:t>
                                   </w:r>
                                   <w:r>
                                     <w:rPr>
@@ -7612,7 +8194,43 @@
                                 <w:sz w:val="16"/>
                                 <w:szCs w:val="16"/>
                               </w:rPr>
-                              <w:t xml:space="preserve">Jalan Cimincrang Nomor </w:t>
+                              <w:t xml:space="preserve">Jalan </w:t>
+                            </w:r>
+                            <w:proofErr w:type="spellStart"/>
+                            <w:r>
+                              <w:rPr>
+                                <w:rFonts w:ascii="Arial" w:hAnsi="Arial" w:cs="Arial"/>
+                                <w:sz w:val="16"/>
+                                <w:szCs w:val="16"/>
+                              </w:rPr>
+                              <w:t>Cimincrang</w:t>
+                            </w:r>
+                            <w:proofErr w:type="spellEnd"/>
+                            <w:r>
+                              <w:rPr>
+                                <w:rFonts w:ascii="Arial" w:hAnsi="Arial" w:cs="Arial"/>
+                                <w:sz w:val="16"/>
+                                <w:szCs w:val="16"/>
+                              </w:rPr>
+                              <w:t xml:space="preserve"> </w:t>
+                            </w:r>
+                            <w:proofErr w:type="spellStart"/>
+                            <w:r>
+                              <w:rPr>
+                                <w:rFonts w:ascii="Arial" w:hAnsi="Arial" w:cs="Arial"/>
+                                <w:sz w:val="16"/>
+                                <w:szCs w:val="16"/>
+                              </w:rPr>
+                              <w:t>Nomor</w:t>
+                            </w:r>
+                            <w:proofErr w:type="spellEnd"/>
+                            <w:r>
+                              <w:rPr>
+                                <w:rFonts w:ascii="Arial" w:hAnsi="Arial" w:cs="Arial"/>
+                                <w:sz w:val="16"/>
+                                <w:szCs w:val="16"/>
+                              </w:rPr>
+                              <w:t xml:space="preserve"> </w:t>
                             </w:r>
                             <w:r>
                               <w:rPr>
@@ -7620,7 +8238,61 @@
                                 <w:sz w:val="16"/>
                                 <w:szCs w:val="16"/>
                               </w:rPr>
-                              <w:t xml:space="preserve">26 Kel. Cimincrang Kec. Gedebage </w:t>
+                              <w:t xml:space="preserve">26 Kel. </w:t>
+                            </w:r>
+                            <w:proofErr w:type="spellStart"/>
+                            <w:r>
+                              <w:rPr>
+                                <w:rFonts w:ascii="Arial" w:hAnsi="Arial" w:cs="Arial"/>
+                                <w:sz w:val="16"/>
+                                <w:szCs w:val="16"/>
+                              </w:rPr>
+                              <w:t>Cimincrang</w:t>
+                            </w:r>
+                            <w:proofErr w:type="spellEnd"/>
+                            <w:r>
+                              <w:rPr>
+                                <w:rFonts w:ascii="Arial" w:hAnsi="Arial" w:cs="Arial"/>
+                                <w:sz w:val="16"/>
+                                <w:szCs w:val="16"/>
+                              </w:rPr>
+                              <w:t xml:space="preserve"> </w:t>
+                            </w:r>
+                            <w:proofErr w:type="spellStart"/>
+                            <w:r>
+                              <w:rPr>
+                                <w:rFonts w:ascii="Arial" w:hAnsi="Arial" w:cs="Arial"/>
+                                <w:sz w:val="16"/>
+                                <w:szCs w:val="16"/>
+                              </w:rPr>
+                              <w:t>Kec</w:t>
+                            </w:r>
+                            <w:proofErr w:type="spellEnd"/>
+                            <w:r>
+                              <w:rPr>
+                                <w:rFonts w:ascii="Arial" w:hAnsi="Arial" w:cs="Arial"/>
+                                <w:sz w:val="16"/>
+                                <w:szCs w:val="16"/>
+                              </w:rPr>
+                              <w:t xml:space="preserve">. </w:t>
+                            </w:r>
+                            <w:proofErr w:type="spellStart"/>
+                            <w:r>
+                              <w:rPr>
+                                <w:rFonts w:ascii="Arial" w:hAnsi="Arial" w:cs="Arial"/>
+                                <w:sz w:val="16"/>
+                                <w:szCs w:val="16"/>
+                              </w:rPr>
+                              <w:t>Gedebage</w:t>
+                            </w:r>
+                            <w:proofErr w:type="spellEnd"/>
+                            <w:r>
+                              <w:rPr>
+                                <w:rFonts w:ascii="Arial" w:hAnsi="Arial" w:cs="Arial"/>
+                                <w:sz w:val="16"/>
+                                <w:szCs w:val="16"/>
+                              </w:rPr>
+                              <w:t xml:space="preserve"> </w:t>
                             </w:r>
                             <w:r>
                               <w:rPr>
@@ -8101,14 +8773,34 @@
                 <w:szCs w:val="20"/>
               </w:rPr>
             </w:pPr>
-            <w:r>
-              <w:rPr>
-                <w:rFonts w:ascii="Arial" w:hAnsi="Arial" w:cs="Arial"/>
-                <w:sz w:val="20"/>
-                <w:szCs w:val="20"/>
-              </w:rPr>
-              <w:t>Tahun Anggaran</w:t>
-            </w:r>
+            <w:proofErr w:type="spellStart"/>
+            <w:r>
+              <w:rPr>
+                <w:rFonts w:ascii="Arial" w:hAnsi="Arial" w:cs="Arial"/>
+                <w:sz w:val="20"/>
+                <w:szCs w:val="20"/>
+              </w:rPr>
+              <w:t>Tahun</w:t>
+            </w:r>
+            <w:proofErr w:type="spellEnd"/>
+            <w:r>
+              <w:rPr>
+                <w:rFonts w:ascii="Arial" w:hAnsi="Arial" w:cs="Arial"/>
+                <w:sz w:val="20"/>
+                <w:szCs w:val="20"/>
+              </w:rPr>
+              <w:t xml:space="preserve"> </w:t>
+            </w:r>
+            <w:proofErr w:type="spellStart"/>
+            <w:r>
+              <w:rPr>
+                <w:rFonts w:ascii="Arial" w:hAnsi="Arial" w:cs="Arial"/>
+                <w:sz w:val="20"/>
+                <w:szCs w:val="20"/>
+              </w:rPr>
+              <w:t>Anggaran</w:t>
+            </w:r>
+            <w:proofErr w:type="spellEnd"/>
           </w:p>
         </w:tc>
         <w:tc>
@@ -8651,6 +9343,7 @@
                 <w:szCs w:val="20"/>
               </w:rPr>
             </w:pPr>
+            <w:proofErr w:type="spellStart"/>
             <w:r>
               <w:rPr>
                 <w:rFonts w:ascii="Arial" w:hAnsi="Arial" w:cs="Arial"/>
@@ -8659,6 +9352,7 @@
               </w:rPr>
               <w:t>Sudah</w:t>
             </w:r>
+            <w:proofErr w:type="spellEnd"/>
             <w:r>
               <w:rPr>
                 <w:rFonts w:ascii="Arial" w:hAnsi="Arial" w:cs="Arial"/>
@@ -8667,6 +9361,7 @@
               </w:rPr>
               <w:t xml:space="preserve"> </w:t>
             </w:r>
+            <w:proofErr w:type="spellStart"/>
             <w:r>
               <w:rPr>
                 <w:rFonts w:ascii="Arial" w:hAnsi="Arial" w:cs="Arial"/>
@@ -8675,6 +9370,7 @@
               </w:rPr>
               <w:t>terima</w:t>
             </w:r>
+            <w:proofErr w:type="spellEnd"/>
             <w:r>
               <w:rPr>
                 <w:rFonts w:ascii="Arial" w:hAnsi="Arial" w:cs="Arial"/>
@@ -8683,6 +9379,7 @@
               </w:rPr>
               <w:t xml:space="preserve"> </w:t>
             </w:r>
+            <w:proofErr w:type="spellStart"/>
             <w:r>
               <w:rPr>
                 <w:rFonts w:ascii="Arial" w:hAnsi="Arial" w:cs="Arial"/>
@@ -8691,6 +9388,7 @@
               </w:rPr>
               <w:t>dari</w:t>
             </w:r>
+            <w:proofErr w:type="spellEnd"/>
           </w:p>
         </w:tc>
         <w:tc>
@@ -8826,13 +9524,23 @@
                 <w:szCs w:val="20"/>
               </w:rPr>
             </w:pPr>
-            <w:r>
-              <w:rPr>
-                <w:rFonts w:ascii="Arial" w:hAnsi="Arial" w:cs="Arial"/>
-                <w:sz w:val="20"/>
-                <w:szCs w:val="20"/>
-              </w:rPr>
-              <w:t>Provinsi Jawa Barat</w:t>
+            <w:proofErr w:type="spellStart"/>
+            <w:r>
+              <w:rPr>
+                <w:rFonts w:ascii="Arial" w:hAnsi="Arial" w:cs="Arial"/>
+                <w:sz w:val="20"/>
+                <w:szCs w:val="20"/>
+              </w:rPr>
+              <w:t>Provinsi</w:t>
+            </w:r>
+            <w:proofErr w:type="spellEnd"/>
+            <w:r>
+              <w:rPr>
+                <w:rFonts w:ascii="Arial" w:hAnsi="Arial" w:cs="Arial"/>
+                <w:sz w:val="20"/>
+                <w:szCs w:val="20"/>
+              </w:rPr>
+              <w:t xml:space="preserve"> Jawa Barat</w:t>
             </w:r>
           </w:p>
         </w:tc>
@@ -8864,8 +9572,18 @@
                 <w:sz w:val="20"/>
                 <w:szCs w:val="20"/>
               </w:rPr>
-              <w:t>Uang sebesar</w:t>
-            </w:r>
+              <w:t xml:space="preserve">Uang </w:t>
+            </w:r>
+            <w:proofErr w:type="spellStart"/>
+            <w:r>
+              <w:rPr>
+                <w:rFonts w:ascii="Arial" w:hAnsi="Arial" w:cs="Arial"/>
+                <w:sz w:val="20"/>
+                <w:szCs w:val="20"/>
+              </w:rPr>
+              <w:t>sebesar</w:t>
+            </w:r>
+            <w:proofErr w:type="spellEnd"/>
           </w:p>
         </w:tc>
         <w:tc>
@@ -9015,14 +9733,34 @@
                 <w:szCs w:val="20"/>
               </w:rPr>
             </w:pPr>
-            <w:r>
-              <w:rPr>
-                <w:rFonts w:ascii="Arial" w:hAnsi="Arial" w:cs="Arial"/>
-                <w:sz w:val="20"/>
-                <w:szCs w:val="20"/>
-              </w:rPr>
-              <w:t>Untuk pembayaran</w:t>
-            </w:r>
+            <w:proofErr w:type="spellStart"/>
+            <w:r>
+              <w:rPr>
+                <w:rFonts w:ascii="Arial" w:hAnsi="Arial" w:cs="Arial"/>
+                <w:sz w:val="20"/>
+                <w:szCs w:val="20"/>
+              </w:rPr>
+              <w:t>Untuk</w:t>
+            </w:r>
+            <w:proofErr w:type="spellEnd"/>
+            <w:r>
+              <w:rPr>
+                <w:rFonts w:ascii="Arial" w:hAnsi="Arial" w:cs="Arial"/>
+                <w:sz w:val="20"/>
+                <w:szCs w:val="20"/>
+              </w:rPr>
+              <w:t xml:space="preserve"> </w:t>
+            </w:r>
+            <w:proofErr w:type="spellStart"/>
+            <w:r>
+              <w:rPr>
+                <w:rFonts w:ascii="Arial" w:hAnsi="Arial" w:cs="Arial"/>
+                <w:sz w:val="20"/>
+                <w:szCs w:val="20"/>
+              </w:rPr>
+              <w:t>pembayaran</w:t>
+            </w:r>
+            <w:proofErr w:type="spellEnd"/>
           </w:p>
         </w:tc>
         <w:tc>
@@ -9064,13 +9802,23 @@
                 <w:szCs w:val="20"/>
               </w:rPr>
             </w:pPr>
-            <w:r>
-              <w:rPr>
-                <w:rFonts w:ascii="Arial" w:hAnsi="Arial" w:cs="Arial"/>
-                <w:sz w:val="20"/>
-                <w:szCs w:val="20"/>
-              </w:rPr>
-              <w:t>Perjalanan Dinas</w:t>
+            <w:proofErr w:type="spellStart"/>
+            <w:r>
+              <w:rPr>
+                <w:rFonts w:ascii="Arial" w:hAnsi="Arial" w:cs="Arial"/>
+                <w:sz w:val="20"/>
+                <w:szCs w:val="20"/>
+              </w:rPr>
+              <w:t>Perjalanan</w:t>
+            </w:r>
+            <w:proofErr w:type="spellEnd"/>
+            <w:r>
+              <w:rPr>
+                <w:rFonts w:ascii="Arial" w:hAnsi="Arial" w:cs="Arial"/>
+                <w:sz w:val="20"/>
+                <w:szCs w:val="20"/>
+              </w:rPr>
+              <w:t xml:space="preserve"> Dinas</w:t>
             </w:r>
           </w:p>
         </w:tc>
@@ -9129,13 +9877,23 @@
                 <w:szCs w:val="20"/>
               </w:rPr>
             </w:pPr>
-            <w:r>
-              <w:rPr>
-                <w:rFonts w:ascii="Arial" w:hAnsi="Arial" w:cs="Arial"/>
-                <w:sz w:val="20"/>
-                <w:szCs w:val="20"/>
-              </w:rPr>
-              <w:t>Berdasarkan SPD</w:t>
+            <w:proofErr w:type="spellStart"/>
+            <w:r>
+              <w:rPr>
+                <w:rFonts w:ascii="Arial" w:hAnsi="Arial" w:cs="Arial"/>
+                <w:sz w:val="20"/>
+                <w:szCs w:val="20"/>
+              </w:rPr>
+              <w:t>Berdasarkan</w:t>
+            </w:r>
+            <w:proofErr w:type="spellEnd"/>
+            <w:r>
+              <w:rPr>
+                <w:rFonts w:ascii="Arial" w:hAnsi="Arial" w:cs="Arial"/>
+                <w:sz w:val="20"/>
+                <w:szCs w:val="20"/>
+              </w:rPr>
+              <w:t xml:space="preserve"> SPD</w:t>
             </w:r>
           </w:p>
         </w:tc>
@@ -9247,6 +10005,7 @@
                 <w:szCs w:val="20"/>
               </w:rPr>
             </w:pPr>
+            <w:proofErr w:type="spellStart"/>
             <w:r>
               <w:rPr>
                 <w:rFonts w:ascii="Arial" w:hAnsi="Arial" w:cs="Arial"/>
@@ -9255,6 +10014,7 @@
               </w:rPr>
               <w:t>Nomor</w:t>
             </w:r>
+            <w:proofErr w:type="spellEnd"/>
           </w:p>
         </w:tc>
         <w:tc>
@@ -9392,6 +10152,7 @@
                 <w:szCs w:val="20"/>
               </w:rPr>
             </w:pPr>
+            <w:proofErr w:type="spellStart"/>
             <w:r>
               <w:rPr>
                 <w:rFonts w:ascii="Arial" w:hAnsi="Arial" w:cs="Arial"/>
@@ -9400,6 +10161,7 @@
               </w:rPr>
               <w:t>Tanggal</w:t>
             </w:r>
+            <w:proofErr w:type="spellEnd"/>
           </w:p>
         </w:tc>
         <w:tc>
@@ -9463,7 +10225,25 @@
                 <w:sz w:val="20"/>
                 <w:szCs w:val="20"/>
               </w:rPr>
-              <w:t>{tglBerangkat}</w:t>
+              <w:t>{</w:t>
+            </w:r>
+            <w:proofErr w:type="spellStart"/>
+            <w:r>
+              <w:rPr>
+                <w:rFonts w:ascii="Arial" w:hAnsi="Arial" w:cs="Arial"/>
+                <w:sz w:val="20"/>
+                <w:szCs w:val="20"/>
+              </w:rPr>
+              <w:t>tglBerangkat</w:t>
+            </w:r>
+            <w:proofErr w:type="spellEnd"/>
+            <w:r>
+              <w:rPr>
+                <w:rFonts w:ascii="Arial" w:hAnsi="Arial" w:cs="Arial"/>
+                <w:sz w:val="20"/>
+                <w:szCs w:val="20"/>
+              </w:rPr>
+              <w:t>}</w:t>
             </w:r>
           </w:p>
         </w:tc>
@@ -9522,14 +10302,70 @@
                 <w:szCs w:val="20"/>
               </w:rPr>
             </w:pPr>
-            <w:r>
-              <w:rPr>
-                <w:rFonts w:ascii="Arial" w:hAnsi="Arial" w:cs="Arial"/>
-                <w:sz w:val="20"/>
-                <w:szCs w:val="20"/>
-              </w:rPr>
-              <w:t>Untuk perjalanan dinas dari</w:t>
-            </w:r>
+            <w:proofErr w:type="spellStart"/>
+            <w:r>
+              <w:rPr>
+                <w:rFonts w:ascii="Arial" w:hAnsi="Arial" w:cs="Arial"/>
+                <w:sz w:val="20"/>
+                <w:szCs w:val="20"/>
+              </w:rPr>
+              <w:t>Untuk</w:t>
+            </w:r>
+            <w:proofErr w:type="spellEnd"/>
+            <w:r>
+              <w:rPr>
+                <w:rFonts w:ascii="Arial" w:hAnsi="Arial" w:cs="Arial"/>
+                <w:sz w:val="20"/>
+                <w:szCs w:val="20"/>
+              </w:rPr>
+              <w:t xml:space="preserve"> </w:t>
+            </w:r>
+            <w:proofErr w:type="spellStart"/>
+            <w:r>
+              <w:rPr>
+                <w:rFonts w:ascii="Arial" w:hAnsi="Arial" w:cs="Arial"/>
+                <w:sz w:val="20"/>
+                <w:szCs w:val="20"/>
+              </w:rPr>
+              <w:t>perjalanan</w:t>
+            </w:r>
+            <w:proofErr w:type="spellEnd"/>
+            <w:r>
+              <w:rPr>
+                <w:rFonts w:ascii="Arial" w:hAnsi="Arial" w:cs="Arial"/>
+                <w:sz w:val="20"/>
+                <w:szCs w:val="20"/>
+              </w:rPr>
+              <w:t xml:space="preserve"> </w:t>
+            </w:r>
+            <w:proofErr w:type="spellStart"/>
+            <w:r>
+              <w:rPr>
+                <w:rFonts w:ascii="Arial" w:hAnsi="Arial" w:cs="Arial"/>
+                <w:sz w:val="20"/>
+                <w:szCs w:val="20"/>
+              </w:rPr>
+              <w:t>dinas</w:t>
+            </w:r>
+            <w:proofErr w:type="spellEnd"/>
+            <w:r>
+              <w:rPr>
+                <w:rFonts w:ascii="Arial" w:hAnsi="Arial" w:cs="Arial"/>
+                <w:sz w:val="20"/>
+                <w:szCs w:val="20"/>
+              </w:rPr>
+              <w:t xml:space="preserve"> </w:t>
+            </w:r>
+            <w:proofErr w:type="spellStart"/>
+            <w:r>
+              <w:rPr>
+                <w:rFonts w:ascii="Arial" w:hAnsi="Arial" w:cs="Arial"/>
+                <w:sz w:val="20"/>
+                <w:szCs w:val="20"/>
+              </w:rPr>
+              <w:t>dari</w:t>
+            </w:r>
+            <w:proofErr w:type="spellEnd"/>
           </w:p>
         </w:tc>
         <w:tc>
@@ -9882,7 +10718,33 @@
                 <w:sz w:val="20"/>
                 <w:szCs w:val="20"/>
               </w:rPr>
-              <w:t xml:space="preserve">{terbilang} </w:t>
+              <w:t>{</w:t>
+            </w:r>
+            <w:proofErr w:type="spellStart"/>
+            <w:r>
+              <w:rPr>
+                <w:rFonts w:ascii="Arial" w:hAnsi="Arial" w:cs="Arial"/>
+                <w:b/>
+                <w:bCs/>
+                <w:i/>
+                <w:iCs/>
+                <w:sz w:val="20"/>
+                <w:szCs w:val="20"/>
+              </w:rPr>
+              <w:t>terbilang</w:t>
+            </w:r>
+            <w:proofErr w:type="spellEnd"/>
+            <w:r>
+              <w:rPr>
+                <w:rFonts w:ascii="Arial" w:hAnsi="Arial" w:cs="Arial"/>
+                <w:b/>
+                <w:bCs/>
+                <w:i/>
+                <w:iCs/>
+                <w:sz w:val="20"/>
+                <w:szCs w:val="20"/>
+              </w:rPr>
+              <w:t xml:space="preserve">} </w:t>
             </w:r>
             <w:r>
               <w:rPr>
@@ -10328,7 +11190,33 @@
                 <w:sz w:val="20"/>
                 <w:szCs w:val="20"/>
               </w:rPr>
-              <w:t>{tglBerangkat}</w:t>
+              <w:t>{</w:t>
+            </w:r>
+            <w:proofErr w:type="spellStart"/>
+            <w:r>
+              <w:rPr>
+                <w:rFonts w:ascii="Arial" w:hAnsi="Arial" w:cs="Arial"/>
+                <w:sz w:val="20"/>
+                <w:szCs w:val="20"/>
+              </w:rPr>
+              <w:t>tgl</w:t>
+            </w:r>
+            <w:r>
+              <w:rPr>
+                <w:rFonts w:ascii="Arial" w:hAnsi="Arial" w:cs="Arial"/>
+                <w:sz w:val="20"/>
+                <w:szCs w:val="20"/>
+              </w:rPr>
+              <w:t>Kembali</w:t>
+            </w:r>
+            <w:proofErr w:type="spellEnd"/>
+            <w:r>
+              <w:rPr>
+                <w:rFonts w:ascii="Arial" w:hAnsi="Arial" w:cs="Arial"/>
+                <w:sz w:val="20"/>
+                <w:szCs w:val="20"/>
+              </w:rPr>
+              <w:t>}</w:t>
             </w:r>
           </w:p>
         </w:tc>
@@ -10371,14 +11259,52 @@
                 <w:szCs w:val="20"/>
               </w:rPr>
             </w:pPr>
-            <w:r>
-              <w:rPr>
-                <w:rFonts w:ascii="Arial" w:hAnsi="Arial" w:cs="Arial"/>
-                <w:sz w:val="20"/>
-                <w:szCs w:val="20"/>
-              </w:rPr>
-              <w:t>Pejabat Pembuat Komitmen</w:t>
-            </w:r>
+            <w:proofErr w:type="spellStart"/>
+            <w:r>
+              <w:rPr>
+                <w:rFonts w:ascii="Arial" w:hAnsi="Arial" w:cs="Arial"/>
+                <w:sz w:val="20"/>
+                <w:szCs w:val="20"/>
+              </w:rPr>
+              <w:t>Pejabat</w:t>
+            </w:r>
+            <w:proofErr w:type="spellEnd"/>
+            <w:r>
+              <w:rPr>
+                <w:rFonts w:ascii="Arial" w:hAnsi="Arial" w:cs="Arial"/>
+                <w:sz w:val="20"/>
+                <w:szCs w:val="20"/>
+              </w:rPr>
+              <w:t xml:space="preserve"> </w:t>
+            </w:r>
+            <w:proofErr w:type="spellStart"/>
+            <w:r>
+              <w:rPr>
+                <w:rFonts w:ascii="Arial" w:hAnsi="Arial" w:cs="Arial"/>
+                <w:sz w:val="20"/>
+                <w:szCs w:val="20"/>
+              </w:rPr>
+              <w:t>Pembuat</w:t>
+            </w:r>
+            <w:proofErr w:type="spellEnd"/>
+            <w:r>
+              <w:rPr>
+                <w:rFonts w:ascii="Arial" w:hAnsi="Arial" w:cs="Arial"/>
+                <w:sz w:val="20"/>
+                <w:szCs w:val="20"/>
+              </w:rPr>
+              <w:t xml:space="preserve"> </w:t>
+            </w:r>
+            <w:proofErr w:type="spellStart"/>
+            <w:r>
+              <w:rPr>
+                <w:rFonts w:ascii="Arial" w:hAnsi="Arial" w:cs="Arial"/>
+                <w:sz w:val="20"/>
+                <w:szCs w:val="20"/>
+              </w:rPr>
+              <w:t>Komitmen</w:t>
+            </w:r>
+            <w:proofErr w:type="spellEnd"/>
           </w:p>
         </w:tc>
         <w:tc>
@@ -15707,6 +16633,9 @@
   <wne:recipientData>
     <wne:active wne:val="1"/>
   </wne:recipientData>
+  <wne:recipientData>
+    <wne:active wne:val="1"/>
+  </wne:recipientData>
 </wne:recipients>
 </file>
 

--- a/public/spd-rampung-kwitansi-format.docx
+++ b/public/spd-rampung-kwitansi-format.docx
@@ -71,7 +71,7 @@
                 <w:szCs w:val="28"/>
               </w:rPr>
               <w:drawing>
-                <wp:anchor distT="0" distB="0" distL="114300" distR="114300" simplePos="0" relativeHeight="251659264" behindDoc="1" locked="0" layoutInCell="1" allowOverlap="1" wp14:anchorId="47336D93" wp14:editId="0E8FA478">
+                <wp:anchor distT="0" distB="0" distL="114300" distR="114300" simplePos="0" relativeHeight="251658240" behindDoc="1" locked="0" layoutInCell="1" allowOverlap="1" wp14:anchorId="47336D93" wp14:editId="187271D9">
                   <wp:simplePos x="0" y="0"/>
                   <wp:positionH relativeFrom="column">
                     <wp:posOffset>-2540</wp:posOffset>
@@ -217,7 +217,7 @@
               <mc:AlternateContent>
                 <mc:Choice Requires="wps">
                   <w:drawing>
-                    <wp:anchor distT="0" distB="0" distL="114300" distR="114300" simplePos="0" relativeHeight="251656192" behindDoc="0" locked="0" layoutInCell="1" allowOverlap="1" wp14:anchorId="5AFD348D" wp14:editId="255D07A5">
+                    <wp:anchor distT="0" distB="0" distL="114300" distR="114300" simplePos="0" relativeHeight="251657216" behindDoc="0" locked="0" layoutInCell="1" allowOverlap="1" wp14:anchorId="5AFD348D" wp14:editId="7C16F99A">
                       <wp:simplePos x="0" y="0"/>
                       <wp:positionH relativeFrom="column">
                         <wp:posOffset>-31115</wp:posOffset>
@@ -306,7 +306,44 @@
                                       <w:szCs w:val="18"/>
                                     </w:rPr>
                                     <w:br/>
-                                    <w:t>KANTOR WILAYAH PROVINSI JAWA BARAT</w:t>
+                                  </w:r>
+                                  <w:r>
+                                    <w:rPr>
+                                      <w:b/>
+                                      <w:bCs/>
+                                      <w:sz w:val="18"/>
+                                      <w:szCs w:val="18"/>
+                                    </w:rPr>
+                                    <w:t>{</w:t>
+                                  </w:r>
+                                  <w:proofErr w:type="spellStart"/>
+                                  <w:r>
+                                    <w:rPr>
+                                      <w:b/>
+                                      <w:bCs/>
+                                      <w:sz w:val="18"/>
+                                      <w:szCs w:val="18"/>
+                                    </w:rPr>
+                                    <w:t>unitKantor</w:t>
+                                  </w:r>
+                                  <w:r>
+                                    <w:rPr>
+                                      <w:b/>
+                                      <w:bCs/>
+                                      <w:sz w:val="18"/>
+                                      <w:szCs w:val="18"/>
+                                    </w:rPr>
+                                    <w:t>Capital</w:t>
+                                  </w:r>
+                                  <w:proofErr w:type="spellEnd"/>
+                                  <w:r>
+                                    <w:rPr>
+                                      <w:b/>
+                                      <w:bCs/>
+                                      <w:sz w:val="18"/>
+                                      <w:szCs w:val="18"/>
+                                    </w:rPr>
+                                    <w:t>}</w:t>
                                   </w:r>
                                   <w:r>
                                     <w:rPr>
@@ -323,7 +360,7 @@
                                       <w:sz w:val="16"/>
                                       <w:szCs w:val="16"/>
                                     </w:rPr>
-                                    <w:t xml:space="preserve">Jalan </w:t>
+                                    <w:t>{</w:t>
                                   </w:r>
                                   <w:proofErr w:type="spellStart"/>
                                   <w:r>
@@ -332,7 +369,7 @@
                                       <w:sz w:val="16"/>
                                       <w:szCs w:val="16"/>
                                     </w:rPr>
-                                    <w:t>Cimincrang</w:t>
+                                    <w:t>alamat</w:t>
                                   </w:r>
                                   <w:proofErr w:type="spellEnd"/>
                                   <w:r>
@@ -341,95 +378,7 @@
                                       <w:sz w:val="16"/>
                                       <w:szCs w:val="16"/>
                                     </w:rPr>
-                                    <w:t xml:space="preserve"> </w:t>
-                                  </w:r>
-                                  <w:proofErr w:type="spellStart"/>
-                                  <w:r>
-                                    <w:rPr>
-                                      <w:rFonts w:ascii="Arial" w:hAnsi="Arial" w:cs="Arial"/>
-                                      <w:sz w:val="16"/>
-                                      <w:szCs w:val="16"/>
-                                    </w:rPr>
-                                    <w:t>Nomor</w:t>
-                                  </w:r>
-                                  <w:proofErr w:type="spellEnd"/>
-                                  <w:r>
-                                    <w:rPr>
-                                      <w:rFonts w:ascii="Arial" w:hAnsi="Arial" w:cs="Arial"/>
-                                      <w:sz w:val="16"/>
-                                      <w:szCs w:val="16"/>
-                                    </w:rPr>
-                                    <w:t xml:space="preserve"> </w:t>
-                                  </w:r>
-                                  <w:r>
-                                    <w:rPr>
-                                      <w:rFonts w:ascii="Arial" w:hAnsi="Arial" w:cs="Arial"/>
-                                      <w:sz w:val="16"/>
-                                      <w:szCs w:val="16"/>
-                                    </w:rPr>
-                                    <w:t xml:space="preserve">26 Kel. </w:t>
-                                  </w:r>
-                                  <w:proofErr w:type="spellStart"/>
-                                  <w:r>
-                                    <w:rPr>
-                                      <w:rFonts w:ascii="Arial" w:hAnsi="Arial" w:cs="Arial"/>
-                                      <w:sz w:val="16"/>
-                                      <w:szCs w:val="16"/>
-                                    </w:rPr>
-                                    <w:t>Cimincrang</w:t>
-                                  </w:r>
-                                  <w:proofErr w:type="spellEnd"/>
-                                  <w:r>
-                                    <w:rPr>
-                                      <w:rFonts w:ascii="Arial" w:hAnsi="Arial" w:cs="Arial"/>
-                                      <w:sz w:val="16"/>
-                                      <w:szCs w:val="16"/>
-                                    </w:rPr>
-                                    <w:t xml:space="preserve"> </w:t>
-                                  </w:r>
-                                  <w:proofErr w:type="spellStart"/>
-                                  <w:r>
-                                    <w:rPr>
-                                      <w:rFonts w:ascii="Arial" w:hAnsi="Arial" w:cs="Arial"/>
-                                      <w:sz w:val="16"/>
-                                      <w:szCs w:val="16"/>
-                                    </w:rPr>
-                                    <w:t>Kec</w:t>
-                                  </w:r>
-                                  <w:proofErr w:type="spellEnd"/>
-                                  <w:r>
-                                    <w:rPr>
-                                      <w:rFonts w:ascii="Arial" w:hAnsi="Arial" w:cs="Arial"/>
-                                      <w:sz w:val="16"/>
-                                      <w:szCs w:val="16"/>
-                                    </w:rPr>
-                                    <w:t xml:space="preserve">. </w:t>
-                                  </w:r>
-                                  <w:proofErr w:type="spellStart"/>
-                                  <w:r>
-                                    <w:rPr>
-                                      <w:rFonts w:ascii="Arial" w:hAnsi="Arial" w:cs="Arial"/>
-                                      <w:sz w:val="16"/>
-                                      <w:szCs w:val="16"/>
-                                    </w:rPr>
-                                    <w:t>Gedebage</w:t>
-                                  </w:r>
-                                  <w:proofErr w:type="spellEnd"/>
-                                  <w:r>
-                                    <w:rPr>
-                                      <w:rFonts w:ascii="Arial" w:hAnsi="Arial" w:cs="Arial"/>
-                                      <w:sz w:val="16"/>
-                                      <w:szCs w:val="16"/>
-                                    </w:rPr>
-                                    <w:t xml:space="preserve"> </w:t>
-                                  </w:r>
-                                  <w:r>
-                                    <w:rPr>
-                                      <w:rFonts w:ascii="Arial" w:hAnsi="Arial" w:cs="Arial"/>
-                                      <w:sz w:val="16"/>
-                                      <w:szCs w:val="16"/>
-                                    </w:rPr>
-                                    <w:t>Kota Bandung 40292</w:t>
+                                    <w:t>}</w:t>
                                   </w:r>
                                 </w:p>
                                 <w:p/>
@@ -456,7 +405,7 @@
                       <v:stroke joinstyle="miter"/>
                       <v:path gradientshapeok="t" o:connecttype="rect"/>
                     </v:shapetype>
-                    <v:shape id="Text Box 7" o:spid="_x0000_s1026" type="#_x0000_t202" style="position:absolute;margin-left:-2.45pt;margin-top:6.6pt;width:400.5pt;height:39.75pt;z-index:251656192;visibility:visible;mso-wrap-style:square;mso-width-percent:0;mso-height-percent:0;mso-wrap-distance-left:9pt;mso-wrap-distance-top:0;mso-wrap-distance-right:9pt;mso-wrap-distance-bottom:0;mso-position-horizontal:absolute;mso-position-horizontal-relative:text;mso-position-vertical:absolute;mso-position-vertical-relative:text;mso-width-percent:0;mso-height-percent:0;mso-width-relative:page;mso-height-relative:page;v-text-anchor:top" o:gfxdata="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" filled="f" stroked="f">
+                    <v:shape id="Text Box 7" o:spid="_x0000_s1026" type="#_x0000_t202" style="position:absolute;margin-left:-2.45pt;margin-top:6.6pt;width:400.5pt;height:39.75pt;z-index:251657216;visibility:visible;mso-wrap-style:square;mso-width-percent:0;mso-height-percent:0;mso-wrap-distance-left:9pt;mso-wrap-distance-top:0;mso-wrap-distance-right:9pt;mso-wrap-distance-bottom:0;mso-position-horizontal:absolute;mso-position-horizontal-relative:text;mso-position-vertical:absolute;mso-position-vertical-relative:text;mso-width-percent:0;mso-height-percent:0;mso-width-relative:page;mso-height-relative:page;v-text-anchor:top" o:gfxdata="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" filled="f" stroked="f">
                       <v:textbox>
                         <w:txbxContent>
                           <w:p>
@@ -493,7 +442,44 @@
                                 <w:szCs w:val="18"/>
                               </w:rPr>
                               <w:br/>
-                              <w:t>KANTOR WILAYAH PROVINSI JAWA BARAT</w:t>
+                            </w:r>
+                            <w:r>
+                              <w:rPr>
+                                <w:b/>
+                                <w:bCs/>
+                                <w:sz w:val="18"/>
+                                <w:szCs w:val="18"/>
+                              </w:rPr>
+                              <w:t>{</w:t>
+                            </w:r>
+                            <w:proofErr w:type="spellStart"/>
+                            <w:r>
+                              <w:rPr>
+                                <w:b/>
+                                <w:bCs/>
+                                <w:sz w:val="18"/>
+                                <w:szCs w:val="18"/>
+                              </w:rPr>
+                              <w:t>unitKantor</w:t>
+                            </w:r>
+                            <w:r>
+                              <w:rPr>
+                                <w:b/>
+                                <w:bCs/>
+                                <w:sz w:val="18"/>
+                                <w:szCs w:val="18"/>
+                              </w:rPr>
+                              <w:t>Capital</w:t>
+                            </w:r>
+                            <w:proofErr w:type="spellEnd"/>
+                            <w:r>
+                              <w:rPr>
+                                <w:b/>
+                                <w:bCs/>
+                                <w:sz w:val="18"/>
+                                <w:szCs w:val="18"/>
+                              </w:rPr>
+                              <w:t>}</w:t>
                             </w:r>
                             <w:r>
                               <w:rPr>
@@ -510,7 +496,7 @@
                                 <w:sz w:val="16"/>
                                 <w:szCs w:val="16"/>
                               </w:rPr>
-                              <w:t xml:space="preserve">Jalan </w:t>
+                              <w:t>{</w:t>
                             </w:r>
                             <w:proofErr w:type="spellStart"/>
                             <w:r>
@@ -519,7 +505,7 @@
                                 <w:sz w:val="16"/>
                                 <w:szCs w:val="16"/>
                               </w:rPr>
-                              <w:t>Cimincrang</w:t>
+                              <w:t>alamat</w:t>
                             </w:r>
                             <w:proofErr w:type="spellEnd"/>
                             <w:r>
@@ -528,95 +514,7 @@
                                 <w:sz w:val="16"/>
                                 <w:szCs w:val="16"/>
                               </w:rPr>
-                              <w:t xml:space="preserve"> </w:t>
-                            </w:r>
-                            <w:proofErr w:type="spellStart"/>
-                            <w:r>
-                              <w:rPr>
-                                <w:rFonts w:ascii="Arial" w:hAnsi="Arial" w:cs="Arial"/>
-                                <w:sz w:val="16"/>
-                                <w:szCs w:val="16"/>
-                              </w:rPr>
-                              <w:t>Nomor</w:t>
-                            </w:r>
-                            <w:proofErr w:type="spellEnd"/>
-                            <w:r>
-                              <w:rPr>
-                                <w:rFonts w:ascii="Arial" w:hAnsi="Arial" w:cs="Arial"/>
-                                <w:sz w:val="16"/>
-                                <w:szCs w:val="16"/>
-                              </w:rPr>
-                              <w:t xml:space="preserve"> </w:t>
-                            </w:r>
-                            <w:r>
-                              <w:rPr>
-                                <w:rFonts w:ascii="Arial" w:hAnsi="Arial" w:cs="Arial"/>
-                                <w:sz w:val="16"/>
-                                <w:szCs w:val="16"/>
-                              </w:rPr>
-                              <w:t xml:space="preserve">26 Kel. </w:t>
-                            </w:r>
-                            <w:proofErr w:type="spellStart"/>
-                            <w:r>
-                              <w:rPr>
-                                <w:rFonts w:ascii="Arial" w:hAnsi="Arial" w:cs="Arial"/>
-                                <w:sz w:val="16"/>
-                                <w:szCs w:val="16"/>
-                              </w:rPr>
-                              <w:t>Cimincrang</w:t>
-                            </w:r>
-                            <w:proofErr w:type="spellEnd"/>
-                            <w:r>
-                              <w:rPr>
-                                <w:rFonts w:ascii="Arial" w:hAnsi="Arial" w:cs="Arial"/>
-                                <w:sz w:val="16"/>
-                                <w:szCs w:val="16"/>
-                              </w:rPr>
-                              <w:t xml:space="preserve"> </w:t>
-                            </w:r>
-                            <w:proofErr w:type="spellStart"/>
-                            <w:r>
-                              <w:rPr>
-                                <w:rFonts w:ascii="Arial" w:hAnsi="Arial" w:cs="Arial"/>
-                                <w:sz w:val="16"/>
-                                <w:szCs w:val="16"/>
-                              </w:rPr>
-                              <w:t>Kec</w:t>
-                            </w:r>
-                            <w:proofErr w:type="spellEnd"/>
-                            <w:r>
-                              <w:rPr>
-                                <w:rFonts w:ascii="Arial" w:hAnsi="Arial" w:cs="Arial"/>
-                                <w:sz w:val="16"/>
-                                <w:szCs w:val="16"/>
-                              </w:rPr>
-                              <w:t xml:space="preserve">. </w:t>
-                            </w:r>
-                            <w:proofErr w:type="spellStart"/>
-                            <w:r>
-                              <w:rPr>
-                                <w:rFonts w:ascii="Arial" w:hAnsi="Arial" w:cs="Arial"/>
-                                <w:sz w:val="16"/>
-                                <w:szCs w:val="16"/>
-                              </w:rPr>
-                              <w:t>Gedebage</w:t>
-                            </w:r>
-                            <w:proofErr w:type="spellEnd"/>
-                            <w:r>
-                              <w:rPr>
-                                <w:rFonts w:ascii="Arial" w:hAnsi="Arial" w:cs="Arial"/>
-                                <w:sz w:val="16"/>
-                                <w:szCs w:val="16"/>
-                              </w:rPr>
-                              <w:t xml:space="preserve"> </w:t>
-                            </w:r>
-                            <w:r>
-                              <w:rPr>
-                                <w:rFonts w:ascii="Arial" w:hAnsi="Arial" w:cs="Arial"/>
-                                <w:sz w:val="16"/>
-                                <w:szCs w:val="16"/>
-                              </w:rPr>
-                              <w:t>Kota Bandung 40292</w:t>
+                              <w:t>}</w:t>
                             </w:r>
                           </w:p>
                           <w:p/>
@@ -4783,27 +4681,7 @@
                 <w:sz w:val="20"/>
                 <w:szCs w:val="20"/>
               </w:rPr>
-              <w:t>{</w:t>
-            </w:r>
-            <w:proofErr w:type="spellStart"/>
-            <w:r>
-              <w:rPr>
-                <w:rFonts w:ascii="Arial" w:hAnsi="Arial" w:cs="Arial"/>
-                <w:noProof/>
-                <w:sz w:val="20"/>
-                <w:szCs w:val="20"/>
-              </w:rPr>
-              <w:t>jumlahTotal</w:t>
-            </w:r>
-            <w:proofErr w:type="spellEnd"/>
-            <w:r>
-              <w:rPr>
-                <w:rFonts w:ascii="Arial" w:hAnsi="Arial" w:cs="Arial"/>
-                <w:noProof/>
-                <w:sz w:val="20"/>
-                <w:szCs w:val="20"/>
-              </w:rPr>
-              <w:t>}</w:t>
+              <w:t>{jumlahTotal}</w:t>
             </w:r>
             <w:r>
               <w:rPr>
@@ -4972,27 +4850,7 @@
                 <w:sz w:val="20"/>
                 <w:szCs w:val="20"/>
               </w:rPr>
-              <w:t>{</w:t>
-            </w:r>
-            <w:proofErr w:type="spellStart"/>
-            <w:r>
-              <w:rPr>
-                <w:rFonts w:ascii="Arial" w:hAnsi="Arial" w:cs="Arial"/>
-                <w:noProof/>
-                <w:sz w:val="20"/>
-                <w:szCs w:val="20"/>
-              </w:rPr>
-              <w:t>jumlahTotal</w:t>
-            </w:r>
-            <w:proofErr w:type="spellEnd"/>
-            <w:r>
-              <w:rPr>
-                <w:rFonts w:ascii="Arial" w:hAnsi="Arial" w:cs="Arial"/>
-                <w:noProof/>
-                <w:sz w:val="20"/>
-                <w:szCs w:val="20"/>
-              </w:rPr>
-              <w:t>}</w:t>
+              <w:t>{jumlahTotal}</w:t>
             </w:r>
             <w:r>
               <w:rPr>
@@ -7172,36 +7030,8 @@
                 <w:sz w:val="20"/>
                 <w:szCs w:val="20"/>
               </w:rPr>
-              <w:t xml:space="preserve"> </w:t>
-            </w:r>
-            <w:proofErr w:type="spellStart"/>
-            <w:r>
-              <w:rPr>
-                <w:rFonts w:ascii="Arial" w:hAnsi="Arial" w:cs="Arial"/>
-                <w:sz w:val="20"/>
-                <w:szCs w:val="20"/>
-              </w:rPr>
-              <w:t>Pembuat</w:t>
-            </w:r>
-            <w:proofErr w:type="spellEnd"/>
-            <w:r>
-              <w:rPr>
-                <w:rFonts w:ascii="Arial" w:hAnsi="Arial" w:cs="Arial"/>
-                <w:sz w:val="20"/>
-                <w:szCs w:val="20"/>
-              </w:rPr>
-              <w:t xml:space="preserve"> </w:t>
-            </w:r>
-            <w:proofErr w:type="spellStart"/>
-            <w:r>
-              <w:rPr>
-                <w:rFonts w:ascii="Arial" w:hAnsi="Arial" w:cs="Arial"/>
-                <w:sz w:val="20"/>
-                <w:szCs w:val="20"/>
-              </w:rPr>
-              <w:t>Komitmen</w:t>
-            </w:r>
-            <w:proofErr w:type="spellEnd"/>
+              <w:t xml:space="preserve"> Pembuat Komitmen</w:t>
+            </w:r>
           </w:p>
         </w:tc>
       </w:tr>
@@ -7715,7 +7545,8 @@
         <w:gridCol w:w="311"/>
         <w:gridCol w:w="567"/>
         <w:gridCol w:w="311"/>
-        <w:gridCol w:w="1390"/>
+        <w:gridCol w:w="1107"/>
+        <w:gridCol w:w="283"/>
         <w:gridCol w:w="1894"/>
         <w:gridCol w:w="1444"/>
         <w:gridCol w:w="159"/>
@@ -7812,7 +7643,7 @@
         <w:tc>
           <w:tcPr>
             <w:tcW w:w="1701" w:type="dxa"/>
-            <w:gridSpan w:val="2"/>
+            <w:gridSpan w:val="3"/>
             <w:noWrap/>
             <w:vAlign w:val="bottom"/>
           </w:tcPr>
@@ -7907,7 +7738,7 @@
               <mc:AlternateContent>
                 <mc:Choice Requires="wps">
                   <w:drawing>
-                    <wp:anchor distT="0" distB="0" distL="114300" distR="114300" simplePos="0" relativeHeight="251655168" behindDoc="0" locked="0" layoutInCell="1" allowOverlap="1" wp14:anchorId="4D09AE7D" wp14:editId="3D50BB0C">
+                    <wp:anchor distT="0" distB="0" distL="114300" distR="114300" simplePos="0" relativeHeight="251656192" behindDoc="0" locked="0" layoutInCell="1" allowOverlap="1" wp14:anchorId="4D09AE7D" wp14:editId="264BD18A">
                       <wp:simplePos x="0" y="0"/>
                       <wp:positionH relativeFrom="column">
                         <wp:posOffset>1905</wp:posOffset>
@@ -7995,7 +7826,35 @@
                                       <w:szCs w:val="18"/>
                                     </w:rPr>
                                     <w:br/>
-                                    <w:t>KANTOR WILAYAH PROVINSI JAWA BARAT</w:t>
+                                  </w:r>
+                                  <w:r>
+                                    <w:rPr>
+                                      <w:b/>
+                                      <w:bCs/>
+                                      <w:sz w:val="18"/>
+                                      <w:szCs w:val="18"/>
+                                    </w:rPr>
+                                    <w:t>{</w:t>
+                                  </w:r>
+                                  <w:proofErr w:type="spellStart"/>
+                                  <w:r>
+                                    <w:rPr>
+                                      <w:b/>
+                                      <w:bCs/>
+                                      <w:sz w:val="18"/>
+                                      <w:szCs w:val="18"/>
+                                    </w:rPr>
+                                    <w:t>unitKantorCapital</w:t>
+                                  </w:r>
+                                  <w:proofErr w:type="spellEnd"/>
+                                  <w:r>
+                                    <w:rPr>
+                                      <w:b/>
+                                      <w:bCs/>
+                                      <w:sz w:val="18"/>
+                                      <w:szCs w:val="18"/>
+                                    </w:rPr>
+                                    <w:t>}</w:t>
                                   </w:r>
                                   <w:r>
                                     <w:rPr>
@@ -8012,7 +7871,7 @@
                                       <w:sz w:val="16"/>
                                       <w:szCs w:val="16"/>
                                     </w:rPr>
-                                    <w:t xml:space="preserve">Jalan </w:t>
+                                    <w:t>{</w:t>
                                   </w:r>
                                   <w:proofErr w:type="spellStart"/>
                                   <w:r>
@@ -8021,7 +7880,7 @@
                                       <w:sz w:val="16"/>
                                       <w:szCs w:val="16"/>
                                     </w:rPr>
-                                    <w:t>Cimincrang</w:t>
+                                    <w:t>alamat</w:t>
                                   </w:r>
                                   <w:proofErr w:type="spellEnd"/>
                                   <w:r>
@@ -8030,95 +7889,7 @@
                                       <w:sz w:val="16"/>
                                       <w:szCs w:val="16"/>
                                     </w:rPr>
-                                    <w:t xml:space="preserve"> </w:t>
-                                  </w:r>
-                                  <w:proofErr w:type="spellStart"/>
-                                  <w:r>
-                                    <w:rPr>
-                                      <w:rFonts w:ascii="Arial" w:hAnsi="Arial" w:cs="Arial"/>
-                                      <w:sz w:val="16"/>
-                                      <w:szCs w:val="16"/>
-                                    </w:rPr>
-                                    <w:t>Nomor</w:t>
-                                  </w:r>
-                                  <w:proofErr w:type="spellEnd"/>
-                                  <w:r>
-                                    <w:rPr>
-                                      <w:rFonts w:ascii="Arial" w:hAnsi="Arial" w:cs="Arial"/>
-                                      <w:sz w:val="16"/>
-                                      <w:szCs w:val="16"/>
-                                    </w:rPr>
-                                    <w:t xml:space="preserve"> </w:t>
-                                  </w:r>
-                                  <w:r>
-                                    <w:rPr>
-                                      <w:rFonts w:ascii="Arial" w:hAnsi="Arial" w:cs="Arial"/>
-                                      <w:sz w:val="16"/>
-                                      <w:szCs w:val="16"/>
-                                    </w:rPr>
-                                    <w:t xml:space="preserve">26 Kel. </w:t>
-                                  </w:r>
-                                  <w:proofErr w:type="spellStart"/>
-                                  <w:r>
-                                    <w:rPr>
-                                      <w:rFonts w:ascii="Arial" w:hAnsi="Arial" w:cs="Arial"/>
-                                      <w:sz w:val="16"/>
-                                      <w:szCs w:val="16"/>
-                                    </w:rPr>
-                                    <w:t>Cimincrang</w:t>
-                                  </w:r>
-                                  <w:proofErr w:type="spellEnd"/>
-                                  <w:r>
-                                    <w:rPr>
-                                      <w:rFonts w:ascii="Arial" w:hAnsi="Arial" w:cs="Arial"/>
-                                      <w:sz w:val="16"/>
-                                      <w:szCs w:val="16"/>
-                                    </w:rPr>
-                                    <w:t xml:space="preserve"> </w:t>
-                                  </w:r>
-                                  <w:proofErr w:type="spellStart"/>
-                                  <w:r>
-                                    <w:rPr>
-                                      <w:rFonts w:ascii="Arial" w:hAnsi="Arial" w:cs="Arial"/>
-                                      <w:sz w:val="16"/>
-                                      <w:szCs w:val="16"/>
-                                    </w:rPr>
-                                    <w:t>Kec</w:t>
-                                  </w:r>
-                                  <w:proofErr w:type="spellEnd"/>
-                                  <w:r>
-                                    <w:rPr>
-                                      <w:rFonts w:ascii="Arial" w:hAnsi="Arial" w:cs="Arial"/>
-                                      <w:sz w:val="16"/>
-                                      <w:szCs w:val="16"/>
-                                    </w:rPr>
-                                    <w:t xml:space="preserve">. </w:t>
-                                  </w:r>
-                                  <w:proofErr w:type="spellStart"/>
-                                  <w:r>
-                                    <w:rPr>
-                                      <w:rFonts w:ascii="Arial" w:hAnsi="Arial" w:cs="Arial"/>
-                                      <w:sz w:val="16"/>
-                                      <w:szCs w:val="16"/>
-                                    </w:rPr>
-                                    <w:t>Gedebage</w:t>
-                                  </w:r>
-                                  <w:proofErr w:type="spellEnd"/>
-                                  <w:r>
-                                    <w:rPr>
-                                      <w:rFonts w:ascii="Arial" w:hAnsi="Arial" w:cs="Arial"/>
-                                      <w:sz w:val="16"/>
-                                      <w:szCs w:val="16"/>
-                                    </w:rPr>
-                                    <w:t xml:space="preserve"> </w:t>
-                                  </w:r>
-                                  <w:r>
-                                    <w:rPr>
-                                      <w:rFonts w:ascii="Arial" w:hAnsi="Arial" w:cs="Arial"/>
-                                      <w:sz w:val="16"/>
-                                      <w:szCs w:val="16"/>
-                                    </w:rPr>
-                                    <w:t>Kota Bandung 40292</w:t>
+                                    <w:t>}</w:t>
                                   </w:r>
                                 </w:p>
                                 <w:p/>
@@ -8141,7 +7912,7 @@
                 </mc:Choice>
                 <mc:Fallback>
                   <w:pict>
-                    <v:shape w14:anchorId="4D09AE7D" id="Text Box 6" o:spid="_x0000_s1027" type="#_x0000_t202" style="position:absolute;margin-left:.15pt;margin-top:1.45pt;width:322.65pt;height:37.85pt;z-index:251655168;visibility:visible;mso-wrap-style:square;mso-width-percent:0;mso-height-percent:0;mso-wrap-distance-left:9pt;mso-wrap-distance-top:0;mso-wrap-distance-right:9pt;mso-wrap-distance-bottom:0;mso-position-horizontal:absolute;mso-position-horizontal-relative:text;mso-position-vertical:absolute;mso-position-vertical-relative:text;mso-width-percent:0;mso-height-percent:0;mso-width-relative:page;mso-height-relative:page;v-text-anchor:top" o:gfxdata="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" filled="f" stroked="f">
+                    <v:shape w14:anchorId="4D09AE7D" id="Text Box 6" o:spid="_x0000_s1027" type="#_x0000_t202" style="position:absolute;margin-left:.15pt;margin-top:1.45pt;width:322.65pt;height:37.85pt;z-index:251656192;visibility:visible;mso-wrap-style:square;mso-width-percent:0;mso-height-percent:0;mso-wrap-distance-left:9pt;mso-wrap-distance-top:0;mso-wrap-distance-right:9pt;mso-wrap-distance-bottom:0;mso-position-horizontal:absolute;mso-position-horizontal-relative:text;mso-position-vertical:absolute;mso-position-vertical-relative:text;mso-width-percent:0;mso-height-percent:0;mso-width-relative:page;mso-height-relative:page;v-text-anchor:top" o:gfxdata="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" filled="f" stroked="f">
                       <v:textbox>
                         <w:txbxContent>
                           <w:p>
@@ -8177,7 +7948,35 @@
                                 <w:szCs w:val="18"/>
                               </w:rPr>
                               <w:br/>
-                              <w:t>KANTOR WILAYAH PROVINSI JAWA BARAT</w:t>
+                            </w:r>
+                            <w:r>
+                              <w:rPr>
+                                <w:b/>
+                                <w:bCs/>
+                                <w:sz w:val="18"/>
+                                <w:szCs w:val="18"/>
+                              </w:rPr>
+                              <w:t>{</w:t>
+                            </w:r>
+                            <w:proofErr w:type="spellStart"/>
+                            <w:r>
+                              <w:rPr>
+                                <w:b/>
+                                <w:bCs/>
+                                <w:sz w:val="18"/>
+                                <w:szCs w:val="18"/>
+                              </w:rPr>
+                              <w:t>unitKantorCapital</w:t>
+                            </w:r>
+                            <w:proofErr w:type="spellEnd"/>
+                            <w:r>
+                              <w:rPr>
+                                <w:b/>
+                                <w:bCs/>
+                                <w:sz w:val="18"/>
+                                <w:szCs w:val="18"/>
+                              </w:rPr>
+                              <w:t>}</w:t>
                             </w:r>
                             <w:r>
                               <w:rPr>
@@ -8194,7 +7993,7 @@
                                 <w:sz w:val="16"/>
                                 <w:szCs w:val="16"/>
                               </w:rPr>
-                              <w:t xml:space="preserve">Jalan </w:t>
+                              <w:t>{</w:t>
                             </w:r>
                             <w:proofErr w:type="spellStart"/>
                             <w:r>
@@ -8203,7 +8002,7 @@
                                 <w:sz w:val="16"/>
                                 <w:szCs w:val="16"/>
                               </w:rPr>
-                              <w:t>Cimincrang</w:t>
+                              <w:t>alamat</w:t>
                             </w:r>
                             <w:proofErr w:type="spellEnd"/>
                             <w:r>
@@ -8212,95 +8011,7 @@
                                 <w:sz w:val="16"/>
                                 <w:szCs w:val="16"/>
                               </w:rPr>
-                              <w:t xml:space="preserve"> </w:t>
-                            </w:r>
-                            <w:proofErr w:type="spellStart"/>
-                            <w:r>
-                              <w:rPr>
-                                <w:rFonts w:ascii="Arial" w:hAnsi="Arial" w:cs="Arial"/>
-                                <w:sz w:val="16"/>
-                                <w:szCs w:val="16"/>
-                              </w:rPr>
-                              <w:t>Nomor</w:t>
-                            </w:r>
-                            <w:proofErr w:type="spellEnd"/>
-                            <w:r>
-                              <w:rPr>
-                                <w:rFonts w:ascii="Arial" w:hAnsi="Arial" w:cs="Arial"/>
-                                <w:sz w:val="16"/>
-                                <w:szCs w:val="16"/>
-                              </w:rPr>
-                              <w:t xml:space="preserve"> </w:t>
-                            </w:r>
-                            <w:r>
-                              <w:rPr>
-                                <w:rFonts w:ascii="Arial" w:hAnsi="Arial" w:cs="Arial"/>
-                                <w:sz w:val="16"/>
-                                <w:szCs w:val="16"/>
-                              </w:rPr>
-                              <w:t xml:space="preserve">26 Kel. </w:t>
-                            </w:r>
-                            <w:proofErr w:type="spellStart"/>
-                            <w:r>
-                              <w:rPr>
-                                <w:rFonts w:ascii="Arial" w:hAnsi="Arial" w:cs="Arial"/>
-                                <w:sz w:val="16"/>
-                                <w:szCs w:val="16"/>
-                              </w:rPr>
-                              <w:t>Cimincrang</w:t>
-                            </w:r>
-                            <w:proofErr w:type="spellEnd"/>
-                            <w:r>
-                              <w:rPr>
-                                <w:rFonts w:ascii="Arial" w:hAnsi="Arial" w:cs="Arial"/>
-                                <w:sz w:val="16"/>
-                                <w:szCs w:val="16"/>
-                              </w:rPr>
-                              <w:t xml:space="preserve"> </w:t>
-                            </w:r>
-                            <w:proofErr w:type="spellStart"/>
-                            <w:r>
-                              <w:rPr>
-                                <w:rFonts w:ascii="Arial" w:hAnsi="Arial" w:cs="Arial"/>
-                                <w:sz w:val="16"/>
-                                <w:szCs w:val="16"/>
-                              </w:rPr>
-                              <w:t>Kec</w:t>
-                            </w:r>
-                            <w:proofErr w:type="spellEnd"/>
-                            <w:r>
-                              <w:rPr>
-                                <w:rFonts w:ascii="Arial" w:hAnsi="Arial" w:cs="Arial"/>
-                                <w:sz w:val="16"/>
-                                <w:szCs w:val="16"/>
-                              </w:rPr>
-                              <w:t xml:space="preserve">. </w:t>
-                            </w:r>
-                            <w:proofErr w:type="spellStart"/>
-                            <w:r>
-                              <w:rPr>
-                                <w:rFonts w:ascii="Arial" w:hAnsi="Arial" w:cs="Arial"/>
-                                <w:sz w:val="16"/>
-                                <w:szCs w:val="16"/>
-                              </w:rPr>
-                              <w:t>Gedebage</w:t>
-                            </w:r>
-                            <w:proofErr w:type="spellEnd"/>
-                            <w:r>
-                              <w:rPr>
-                                <w:rFonts w:ascii="Arial" w:hAnsi="Arial" w:cs="Arial"/>
-                                <w:sz w:val="16"/>
-                                <w:szCs w:val="16"/>
-                              </w:rPr>
-                              <w:t xml:space="preserve"> </w:t>
-                            </w:r>
-                            <w:r>
-                              <w:rPr>
-                                <w:rFonts w:ascii="Arial" w:hAnsi="Arial" w:cs="Arial"/>
-                                <w:sz w:val="16"/>
-                                <w:szCs w:val="16"/>
-                              </w:rPr>
-                              <w:t>Kota Bandung 40292</w:t>
+                              <w:t>}</w:t>
                             </w:r>
                           </w:p>
                           <w:p/>
@@ -8365,7 +8076,7 @@
         <w:tc>
           <w:tcPr>
             <w:tcW w:w="1701" w:type="dxa"/>
-            <w:gridSpan w:val="2"/>
+            <w:gridSpan w:val="3"/>
             <w:noWrap/>
             <w:vAlign w:val="bottom"/>
           </w:tcPr>
@@ -8458,7 +8169,7 @@
                 <w:szCs w:val="28"/>
               </w:rPr>
               <w:drawing>
-                <wp:anchor distT="0" distB="0" distL="114300" distR="114300" simplePos="0" relativeHeight="251662336" behindDoc="1" locked="0" layoutInCell="1" allowOverlap="1" wp14:anchorId="13C48443" wp14:editId="7CFB0680">
+                <wp:anchor distT="0" distB="0" distL="114300" distR="114300" simplePos="0" relativeHeight="251659264" behindDoc="1" locked="0" layoutInCell="1" allowOverlap="1" wp14:anchorId="13C48443" wp14:editId="45B25281">
                   <wp:simplePos x="0" y="0"/>
                   <wp:positionH relativeFrom="column">
                     <wp:posOffset>-9525</wp:posOffset>
@@ -8590,7 +8301,7 @@
         <w:tc>
           <w:tcPr>
             <w:tcW w:w="1701" w:type="dxa"/>
-            <w:gridSpan w:val="2"/>
+            <w:gridSpan w:val="3"/>
             <w:noWrap/>
             <w:vAlign w:val="bottom"/>
           </w:tcPr>
@@ -8744,7 +8455,7 @@
         <w:tc>
           <w:tcPr>
             <w:tcW w:w="1701" w:type="dxa"/>
-            <w:gridSpan w:val="2"/>
+            <w:gridSpan w:val="3"/>
             <w:noWrap/>
             <w:vAlign w:val="bottom"/>
           </w:tcPr>
@@ -8789,18 +8500,8 @@
                 <w:sz w:val="20"/>
                 <w:szCs w:val="20"/>
               </w:rPr>
-              <w:t xml:space="preserve"> </w:t>
-            </w:r>
-            <w:proofErr w:type="spellStart"/>
-            <w:r>
-              <w:rPr>
-                <w:rFonts w:ascii="Arial" w:hAnsi="Arial" w:cs="Arial"/>
-                <w:sz w:val="20"/>
-                <w:szCs w:val="20"/>
-              </w:rPr>
-              <w:t>Anggaran</w:t>
-            </w:r>
-            <w:proofErr w:type="spellEnd"/>
+              <w:t xml:space="preserve"> Anggaran</w:t>
+            </w:r>
           </w:p>
         </w:tc>
         <w:tc>
@@ -8919,7 +8620,7 @@
         <w:tc>
           <w:tcPr>
             <w:tcW w:w="1701" w:type="dxa"/>
-            <w:gridSpan w:val="2"/>
+            <w:gridSpan w:val="3"/>
             <w:noWrap/>
             <w:vAlign w:val="bottom"/>
           </w:tcPr>
@@ -8985,7 +8686,7 @@
         <w:tc>
           <w:tcPr>
             <w:tcW w:w="10963" w:type="dxa"/>
-            <w:gridSpan w:val="12"/>
+            <w:gridSpan w:val="13"/>
             <w:noWrap/>
             <w:vAlign w:val="bottom"/>
           </w:tcPr>
@@ -9114,7 +8815,7 @@
         <w:tc>
           <w:tcPr>
             <w:tcW w:w="1701" w:type="dxa"/>
-            <w:gridSpan w:val="2"/>
+            <w:gridSpan w:val="3"/>
             <w:noWrap/>
             <w:vAlign w:val="center"/>
           </w:tcPr>
@@ -9268,7 +8969,7 @@
         <w:tc>
           <w:tcPr>
             <w:tcW w:w="1701" w:type="dxa"/>
-            <w:gridSpan w:val="2"/>
+            <w:gridSpan w:val="3"/>
             <w:noWrap/>
             <w:vAlign w:val="bottom"/>
           </w:tcPr>
@@ -9418,7 +9119,7 @@
         <w:tc>
           <w:tcPr>
             <w:tcW w:w="7496" w:type="dxa"/>
-            <w:gridSpan w:val="9"/>
+            <w:gridSpan w:val="10"/>
             <w:noWrap/>
             <w:vAlign w:val="center"/>
           </w:tcPr>
@@ -9438,7 +9139,7 @@
                 <w:szCs w:val="20"/>
                 <w:lang w:val="sv-SE"/>
               </w:rPr>
-              <w:t xml:space="preserve">Kuasa Pengguna Anggaran Kantor Wilayah Kementerian </w:t>
+              <w:t>Kuasa Pengguna Anggaran</w:t>
             </w:r>
             <w:r>
               <w:rPr>
@@ -9447,7 +9148,25 @@
                 <w:szCs w:val="20"/>
                 <w:lang w:val="sv-SE"/>
               </w:rPr>
-              <w:t>Haji dan Umrah</w:t>
+              <w:t xml:space="preserve"> {</w:t>
+            </w:r>
+            <w:r>
+              <w:rPr>
+                <w:rFonts w:ascii="Arial" w:hAnsi="Arial" w:cs="Arial"/>
+                <w:sz w:val="20"/>
+                <w:szCs w:val="20"/>
+                <w:lang w:val="sv-SE"/>
+              </w:rPr>
+              <w:t>unitKantor</w:t>
+            </w:r>
+            <w:r>
+              <w:rPr>
+                <w:rFonts w:ascii="Arial" w:hAnsi="Arial" w:cs="Arial"/>
+                <w:sz w:val="20"/>
+                <w:szCs w:val="20"/>
+                <w:lang w:val="sv-SE"/>
+              </w:rPr>
+              <w:t>}</w:t>
             </w:r>
           </w:p>
         </w:tc>
@@ -9460,7 +9179,8 @@
         </w:trPr>
         <w:tc>
           <w:tcPr>
-            <w:tcW w:w="1095" w:type="dxa"/>
+            <w:tcW w:w="3130" w:type="dxa"/>
+            <w:gridSpan w:val="2"/>
             <w:noWrap/>
             <w:vAlign w:val="center"/>
           </w:tcPr>
@@ -9470,14 +9190,31 @@
                 <w:rFonts w:ascii="Arial" w:hAnsi="Arial" w:cs="Arial"/>
                 <w:sz w:val="20"/>
                 <w:szCs w:val="20"/>
-                <w:lang w:val="sv-SE"/>
-              </w:rPr>
-            </w:pPr>
-          </w:p>
-        </w:tc>
-        <w:tc>
-          <w:tcPr>
-            <w:tcW w:w="2035" w:type="dxa"/>
+              </w:rPr>
+            </w:pPr>
+            <w:r>
+              <w:rPr>
+                <w:rFonts w:ascii="Arial" w:hAnsi="Arial" w:cs="Arial"/>
+                <w:sz w:val="20"/>
+                <w:szCs w:val="20"/>
+              </w:rPr>
+              <w:t xml:space="preserve">Uang </w:t>
+            </w:r>
+            <w:proofErr w:type="spellStart"/>
+            <w:r>
+              <w:rPr>
+                <w:rFonts w:ascii="Arial" w:hAnsi="Arial" w:cs="Arial"/>
+                <w:sz w:val="20"/>
+                <w:szCs w:val="20"/>
+              </w:rPr>
+              <w:t>sebesar</w:t>
+            </w:r>
+            <w:proofErr w:type="spellEnd"/>
+          </w:p>
+        </w:tc>
+        <w:tc>
+          <w:tcPr>
+            <w:tcW w:w="337" w:type="dxa"/>
             <w:noWrap/>
             <w:vAlign w:val="center"/>
           </w:tcPr>
@@ -9487,14 +9224,22 @@
                 <w:rFonts w:ascii="Arial" w:hAnsi="Arial" w:cs="Arial"/>
                 <w:sz w:val="20"/>
                 <w:szCs w:val="20"/>
-                <w:lang w:val="sv-SE"/>
-              </w:rPr>
-            </w:pPr>
-          </w:p>
-        </w:tc>
-        <w:tc>
-          <w:tcPr>
-            <w:tcW w:w="337" w:type="dxa"/>
+              </w:rPr>
+            </w:pPr>
+            <w:r>
+              <w:rPr>
+                <w:rFonts w:ascii="Arial" w:hAnsi="Arial" w:cs="Arial"/>
+                <w:sz w:val="20"/>
+                <w:szCs w:val="20"/>
+              </w:rPr>
+              <w:t>:</w:t>
+            </w:r>
+          </w:p>
+        </w:tc>
+        <w:tc>
+          <w:tcPr>
+            <w:tcW w:w="5657" w:type="dxa"/>
+            <w:gridSpan w:val="7"/>
             <w:noWrap/>
             <w:vAlign w:val="center"/>
           </w:tcPr>
@@ -9504,15 +9249,81 @@
                 <w:rFonts w:ascii="Arial" w:hAnsi="Arial" w:cs="Arial"/>
                 <w:sz w:val="20"/>
                 <w:szCs w:val="20"/>
-                <w:lang w:val="sv-SE"/>
-              </w:rPr>
-            </w:pPr>
-          </w:p>
-        </w:tc>
-        <w:tc>
-          <w:tcPr>
-            <w:tcW w:w="7496" w:type="dxa"/>
-            <w:gridSpan w:val="9"/>
+              </w:rPr>
+            </w:pPr>
+            <w:r>
+              <w:rPr>
+                <w:rFonts w:ascii="Arial" w:hAnsi="Arial" w:cs="Arial"/>
+                <w:sz w:val="20"/>
+                <w:szCs w:val="20"/>
+              </w:rPr>
+              <w:fldChar w:fldCharType="begin"/>
+            </w:r>
+            <w:r>
+              <w:rPr>
+                <w:rFonts w:ascii="Arial" w:hAnsi="Arial" w:cs="Arial"/>
+                <w:sz w:val="20"/>
+                <w:szCs w:val="20"/>
+              </w:rPr>
+              <w:instrText xml:space="preserve"> MERGEFIELD jmlbeaperjalanan </w:instrText>
+            </w:r>
+            <w:r>
+              <w:rPr>
+                <w:rFonts w:ascii="Arial" w:hAnsi="Arial" w:cs="Arial"/>
+                <w:sz w:val="20"/>
+                <w:szCs w:val="20"/>
+              </w:rPr>
+              <w:fldChar w:fldCharType="separate"/>
+            </w:r>
+            <w:r>
+              <w:rPr>
+                <w:rFonts w:ascii="Arial" w:hAnsi="Arial" w:cs="Arial"/>
+                <w:noProof/>
+                <w:sz w:val="20"/>
+                <w:szCs w:val="20"/>
+              </w:rPr>
+              <w:t>{jumlahTotal}</w:t>
+            </w:r>
+            <w:r>
+              <w:rPr>
+                <w:rFonts w:ascii="Arial" w:hAnsi="Arial" w:cs="Arial"/>
+                <w:noProof/>
+                <w:sz w:val="20"/>
+                <w:szCs w:val="20"/>
+              </w:rPr>
+              <w:t>,-</w:t>
+            </w:r>
+            <w:r>
+              <w:rPr>
+                <w:rFonts w:ascii="Arial" w:hAnsi="Arial" w:cs="Arial"/>
+                <w:sz w:val="20"/>
+                <w:szCs w:val="20"/>
+              </w:rPr>
+              <w:fldChar w:fldCharType="end"/>
+            </w:r>
+            <w:r>
+              <w:rPr>
+                <w:rFonts w:ascii="Arial" w:hAnsi="Arial" w:cs="Arial"/>
+                <w:sz w:val="20"/>
+                <w:szCs w:val="20"/>
+              </w:rPr>
+              <w:t xml:space="preserve">       </w:t>
+            </w:r>
+            <w:r>
+              <w:rPr>
+                <w:rFonts w:ascii="Arial" w:hAnsi="Arial" w:cs="Arial"/>
+                <w:color w:val="FFFFFF" w:themeColor="background1"/>
+                <w:sz w:val="20"/>
+                <w:szCs w:val="20"/>
+              </w:rPr>
+              <w:t>+      $2.361</w:t>
+            </w:r>
+          </w:p>
+        </w:tc>
+        <w:tc>
+          <w:tcPr>
+            <w:tcW w:w="1839" w:type="dxa"/>
+            <w:gridSpan w:val="3"/>
             <w:noWrap/>
             <w:vAlign w:val="center"/>
           </w:tcPr>
@@ -9524,24 +9335,6 @@
                 <w:szCs w:val="20"/>
               </w:rPr>
             </w:pPr>
-            <w:proofErr w:type="spellStart"/>
-            <w:r>
-              <w:rPr>
-                <w:rFonts w:ascii="Arial" w:hAnsi="Arial" w:cs="Arial"/>
-                <w:sz w:val="20"/>
-                <w:szCs w:val="20"/>
-              </w:rPr>
-              <w:t>Provinsi</w:t>
-            </w:r>
-            <w:proofErr w:type="spellEnd"/>
-            <w:r>
-              <w:rPr>
-                <w:rFonts w:ascii="Arial" w:hAnsi="Arial" w:cs="Arial"/>
-                <w:sz w:val="20"/>
-                <w:szCs w:val="20"/>
-              </w:rPr>
-              <w:t xml:space="preserve"> Jawa Barat</w:t>
-            </w:r>
           </w:p>
         </w:tc>
       </w:tr>
@@ -9566,14 +9359,6 @@
                 <w:szCs w:val="20"/>
               </w:rPr>
             </w:pPr>
-            <w:r>
-              <w:rPr>
-                <w:rFonts w:ascii="Arial" w:hAnsi="Arial" w:cs="Arial"/>
-                <w:sz w:val="20"/>
-                <w:szCs w:val="20"/>
-              </w:rPr>
-              <w:t xml:space="preserve">Uang </w:t>
-            </w:r>
             <w:proofErr w:type="spellStart"/>
             <w:r>
               <w:rPr>
@@ -9581,9 +9366,27 @@
                 <w:sz w:val="20"/>
                 <w:szCs w:val="20"/>
               </w:rPr>
-              <w:t>sebesar</w:t>
+              <w:t>Untuk</w:t>
             </w:r>
             <w:proofErr w:type="spellEnd"/>
+            <w:r>
+              <w:rPr>
+                <w:rFonts w:ascii="Arial" w:hAnsi="Arial" w:cs="Arial"/>
+                <w:sz w:val="20"/>
+                <w:szCs w:val="20"/>
+              </w:rPr>
+              <w:t xml:space="preserve"> </w:t>
+            </w:r>
+            <w:proofErr w:type="spellStart"/>
+            <w:r>
+              <w:rPr>
+                <w:rFonts w:ascii="Arial" w:hAnsi="Arial" w:cs="Arial"/>
+                <w:sz w:val="20"/>
+                <w:szCs w:val="20"/>
+              </w:rPr>
+              <w:t>pembayaran</w:t>
+            </w:r>
+            <w:proofErr w:type="spellEnd"/>
           </w:p>
         </w:tc>
         <w:tc>
@@ -9606,13 +9409,13 @@
                 <w:sz w:val="20"/>
                 <w:szCs w:val="20"/>
               </w:rPr>
-              <w:t>:</w:t>
-            </w:r>
-          </w:p>
-        </w:tc>
-        <w:tc>
-          <w:tcPr>
-            <w:tcW w:w="5657" w:type="dxa"/>
+              <w:t xml:space="preserve">: </w:t>
+            </w:r>
+          </w:p>
+        </w:tc>
+        <w:tc>
+          <w:tcPr>
+            <w:tcW w:w="3763" w:type="dxa"/>
             <w:gridSpan w:val="6"/>
             <w:noWrap/>
             <w:vAlign w:val="center"/>
@@ -9625,73 +9428,40 @@
                 <w:szCs w:val="20"/>
               </w:rPr>
             </w:pPr>
-            <w:r>
-              <w:rPr>
-                <w:rFonts w:ascii="Arial" w:hAnsi="Arial" w:cs="Arial"/>
-                <w:sz w:val="20"/>
-                <w:szCs w:val="20"/>
-              </w:rPr>
-              <w:fldChar w:fldCharType="begin"/>
-            </w:r>
-            <w:r>
-              <w:rPr>
-                <w:rFonts w:ascii="Arial" w:hAnsi="Arial" w:cs="Arial"/>
-                <w:sz w:val="20"/>
-                <w:szCs w:val="20"/>
-              </w:rPr>
-              <w:instrText xml:space="preserve"> MERGEFIELD jmlbeaperjalanan </w:instrText>
-            </w:r>
-            <w:r>
-              <w:rPr>
-                <w:rFonts w:ascii="Arial" w:hAnsi="Arial" w:cs="Arial"/>
-                <w:sz w:val="20"/>
-                <w:szCs w:val="20"/>
-              </w:rPr>
-              <w:fldChar w:fldCharType="separate"/>
-            </w:r>
-            <w:r>
-              <w:rPr>
-                <w:rFonts w:ascii="Arial" w:hAnsi="Arial" w:cs="Arial"/>
-                <w:noProof/>
-                <w:sz w:val="20"/>
-                <w:szCs w:val="20"/>
-              </w:rPr>
-              <w:t>{jumlahTotal}</w:t>
-            </w:r>
-            <w:r>
-              <w:rPr>
-                <w:rFonts w:ascii="Arial" w:hAnsi="Arial" w:cs="Arial"/>
-                <w:noProof/>
-                <w:sz w:val="20"/>
-                <w:szCs w:val="20"/>
-              </w:rPr>
-              <w:t>,-</w:t>
-            </w:r>
-            <w:r>
-              <w:rPr>
-                <w:rFonts w:ascii="Arial" w:hAnsi="Arial" w:cs="Arial"/>
-                <w:sz w:val="20"/>
-                <w:szCs w:val="20"/>
-              </w:rPr>
-              <w:fldChar w:fldCharType="end"/>
-            </w:r>
-            <w:r>
-              <w:rPr>
-                <w:rFonts w:ascii="Arial" w:hAnsi="Arial" w:cs="Arial"/>
-                <w:sz w:val="20"/>
-                <w:szCs w:val="20"/>
-              </w:rPr>
-              <w:t xml:space="preserve">       </w:t>
-            </w:r>
-            <w:r>
-              <w:rPr>
-                <w:rFonts w:ascii="Arial" w:hAnsi="Arial" w:cs="Arial"/>
-                <w:color w:val="FFFFFF" w:themeColor="background1"/>
-                <w:sz w:val="20"/>
-                <w:szCs w:val="20"/>
-              </w:rPr>
-              <w:t>+      $2.361</w:t>
-            </w:r>
+            <w:proofErr w:type="spellStart"/>
+            <w:r>
+              <w:rPr>
+                <w:rFonts w:ascii="Arial" w:hAnsi="Arial" w:cs="Arial"/>
+                <w:sz w:val="20"/>
+                <w:szCs w:val="20"/>
+              </w:rPr>
+              <w:t>Perjalanan</w:t>
+            </w:r>
+            <w:proofErr w:type="spellEnd"/>
+            <w:r>
+              <w:rPr>
+                <w:rFonts w:ascii="Arial" w:hAnsi="Arial" w:cs="Arial"/>
+                <w:sz w:val="20"/>
+                <w:szCs w:val="20"/>
+              </w:rPr>
+              <w:t xml:space="preserve"> Dinas</w:t>
+            </w:r>
+          </w:p>
+        </w:tc>
+        <w:tc>
+          <w:tcPr>
+            <w:tcW w:w="1894" w:type="dxa"/>
+            <w:noWrap/>
+            <w:vAlign w:val="bottom"/>
+          </w:tcPr>
+          <w:p>
+            <w:pPr>
+              <w:rPr>
+                <w:rFonts w:ascii="Arial" w:hAnsi="Arial" w:cs="Arial"/>
+                <w:sz w:val="20"/>
+                <w:szCs w:val="20"/>
+              </w:rPr>
+            </w:pPr>
           </w:p>
         </w:tc>
         <w:tc>
@@ -9740,7 +9510,7 @@
                 <w:sz w:val="20"/>
                 <w:szCs w:val="20"/>
               </w:rPr>
-              <w:t>Untuk</w:t>
+              <w:t>Berdasarkan</w:t>
             </w:r>
             <w:proofErr w:type="spellEnd"/>
             <w:r>
@@ -9749,18 +9519,8 @@
                 <w:sz w:val="20"/>
                 <w:szCs w:val="20"/>
               </w:rPr>
-              <w:t xml:space="preserve"> </w:t>
-            </w:r>
-            <w:proofErr w:type="spellStart"/>
-            <w:r>
-              <w:rPr>
-                <w:rFonts w:ascii="Arial" w:hAnsi="Arial" w:cs="Arial"/>
-                <w:sz w:val="20"/>
-                <w:szCs w:val="20"/>
-              </w:rPr>
-              <w:t>pembayaran</w:t>
-            </w:r>
-            <w:proofErr w:type="spellEnd"/>
+              <w:t xml:space="preserve"> SPD</w:t>
+            </w:r>
           </w:p>
         </w:tc>
         <w:tc>
@@ -9789,8 +9549,8 @@
         </w:tc>
         <w:tc>
           <w:tcPr>
-            <w:tcW w:w="3763" w:type="dxa"/>
-            <w:gridSpan w:val="5"/>
+            <w:tcW w:w="7496" w:type="dxa"/>
+            <w:gridSpan w:val="10"/>
             <w:noWrap/>
             <w:vAlign w:val="center"/>
           </w:tcPr>
@@ -9800,59 +9560,72 @@
                 <w:rFonts w:ascii="Arial" w:hAnsi="Arial" w:cs="Arial"/>
                 <w:sz w:val="20"/>
                 <w:szCs w:val="20"/>
-              </w:rPr>
-            </w:pPr>
-            <w:proofErr w:type="spellStart"/>
-            <w:r>
-              <w:rPr>
-                <w:rFonts w:ascii="Arial" w:hAnsi="Arial" w:cs="Arial"/>
-                <w:sz w:val="20"/>
-                <w:szCs w:val="20"/>
-              </w:rPr>
-              <w:t>Perjalanan</w:t>
-            </w:r>
-            <w:proofErr w:type="spellEnd"/>
-            <w:r>
-              <w:rPr>
-                <w:rFonts w:ascii="Arial" w:hAnsi="Arial" w:cs="Arial"/>
-                <w:sz w:val="20"/>
-                <w:szCs w:val="20"/>
-              </w:rPr>
-              <w:t xml:space="preserve"> Dinas</w:t>
-            </w:r>
-          </w:p>
-        </w:tc>
-        <w:tc>
-          <w:tcPr>
-            <w:tcW w:w="1894" w:type="dxa"/>
-            <w:noWrap/>
-            <w:vAlign w:val="bottom"/>
-          </w:tcPr>
-          <w:p>
-            <w:pPr>
-              <w:rPr>
-                <w:rFonts w:ascii="Arial" w:hAnsi="Arial" w:cs="Arial"/>
-                <w:sz w:val="20"/>
-                <w:szCs w:val="20"/>
-              </w:rPr>
-            </w:pPr>
-          </w:p>
-        </w:tc>
-        <w:tc>
-          <w:tcPr>
-            <w:tcW w:w="1839" w:type="dxa"/>
-            <w:gridSpan w:val="3"/>
-            <w:noWrap/>
-            <w:vAlign w:val="center"/>
-          </w:tcPr>
-          <w:p>
-            <w:pPr>
-              <w:rPr>
-                <w:rFonts w:ascii="Arial" w:hAnsi="Arial" w:cs="Arial"/>
-                <w:sz w:val="20"/>
-                <w:szCs w:val="20"/>
-              </w:rPr>
-            </w:pPr>
+                <w:lang w:val="sv-SE"/>
+              </w:rPr>
+            </w:pPr>
+            <w:r>
+              <w:rPr>
+                <w:rFonts w:ascii="Arial" w:hAnsi="Arial" w:cs="Arial"/>
+                <w:sz w:val="20"/>
+                <w:szCs w:val="20"/>
+                <w:lang w:val="sv-SE"/>
+              </w:rPr>
+              <w:t xml:space="preserve">Pejabat Pembuat Komitmen Unit </w:t>
+            </w:r>
+            <w:r>
+              <w:rPr>
+                <w:rFonts w:ascii="Arial" w:hAnsi="Arial" w:cs="Arial"/>
+                <w:sz w:val="20"/>
+                <w:szCs w:val="20"/>
+                <w:lang w:val="sv-SE"/>
+              </w:rPr>
+              <w:t>Orga</w:t>
+            </w:r>
+            <w:r>
+              <w:rPr>
+                <w:rFonts w:ascii="Arial" w:hAnsi="Arial" w:cs="Arial"/>
+                <w:sz w:val="20"/>
+                <w:szCs w:val="20"/>
+                <w:lang w:val="sv-SE"/>
+              </w:rPr>
+              <w:t>n</w:t>
+            </w:r>
+            <w:r>
+              <w:rPr>
+                <w:rFonts w:ascii="Arial" w:hAnsi="Arial" w:cs="Arial"/>
+                <w:sz w:val="20"/>
+                <w:szCs w:val="20"/>
+                <w:lang w:val="sv-SE"/>
+              </w:rPr>
+              <w:t xml:space="preserve">isasi </w:t>
+            </w:r>
+            <w:r>
+              <w:rPr>
+                <w:rFonts w:ascii="Arial" w:hAnsi="Arial" w:cs="Arial"/>
+                <w:sz w:val="20"/>
+                <w:szCs w:val="20"/>
+                <w:lang w:val="sv-SE"/>
+              </w:rPr>
+              <w:t>{</w:t>
+            </w:r>
+            <w:r>
+              <w:rPr>
+                <w:rFonts w:ascii="Arial" w:hAnsi="Arial" w:cs="Arial"/>
+                <w:sz w:val="20"/>
+                <w:szCs w:val="20"/>
+                <w:lang w:val="sv-SE"/>
+              </w:rPr>
+              <w:t>unitKantor</w:t>
+            </w:r>
+            <w:r>
+              <w:rPr>
+                <w:rFonts w:ascii="Arial" w:hAnsi="Arial" w:cs="Arial"/>
+                <w:sz w:val="20"/>
+                <w:szCs w:val="20"/>
+                <w:lang w:val="sv-SE"/>
+              </w:rPr>
+              <w:t>}</w:t>
+            </w:r>
           </w:p>
         </w:tc>
       </w:tr>
@@ -9864,8 +9637,7 @@
         </w:trPr>
         <w:tc>
           <w:tcPr>
-            <w:tcW w:w="3130" w:type="dxa"/>
-            <w:gridSpan w:val="2"/>
+            <w:tcW w:w="1095" w:type="dxa"/>
             <w:noWrap/>
             <w:vAlign w:val="center"/>
           </w:tcPr>
@@ -9884,17 +9656,25 @@
                 <w:sz w:val="20"/>
                 <w:szCs w:val="20"/>
               </w:rPr>
-              <w:t>Berdasarkan</w:t>
+              <w:t>Nomor</w:t>
             </w:r>
             <w:proofErr w:type="spellEnd"/>
-            <w:r>
-              <w:rPr>
-                <w:rFonts w:ascii="Arial" w:hAnsi="Arial" w:cs="Arial"/>
-                <w:sz w:val="20"/>
-                <w:szCs w:val="20"/>
-              </w:rPr>
-              <w:t xml:space="preserve"> SPD</w:t>
-            </w:r>
+          </w:p>
+        </w:tc>
+        <w:tc>
+          <w:tcPr>
+            <w:tcW w:w="2035" w:type="dxa"/>
+            <w:noWrap/>
+            <w:vAlign w:val="center"/>
+          </w:tcPr>
+          <w:p>
+            <w:pPr>
+              <w:rPr>
+                <w:rFonts w:ascii="Arial" w:hAnsi="Arial" w:cs="Arial"/>
+                <w:sz w:val="20"/>
+                <w:szCs w:val="20"/>
+              </w:rPr>
+            </w:pPr>
           </w:p>
         </w:tc>
         <w:tc>
@@ -9923,7 +9703,7 @@
         </w:tc>
         <w:tc>
           <w:tcPr>
-            <w:tcW w:w="7496" w:type="dxa"/>
+            <w:tcW w:w="7260" w:type="dxa"/>
             <w:gridSpan w:val="9"/>
             <w:noWrap/>
             <w:vAlign w:val="center"/>
@@ -9934,54 +9714,65 @@
                 <w:rFonts w:ascii="Arial" w:hAnsi="Arial" w:cs="Arial"/>
                 <w:sz w:val="20"/>
                 <w:szCs w:val="20"/>
-                <w:lang w:val="sv-SE"/>
-              </w:rPr>
-            </w:pPr>
-            <w:r>
-              <w:rPr>
-                <w:rFonts w:ascii="Arial" w:hAnsi="Arial" w:cs="Arial"/>
-                <w:sz w:val="20"/>
-                <w:szCs w:val="20"/>
-                <w:lang w:val="sv-SE"/>
-              </w:rPr>
-              <w:t xml:space="preserve">Pejabat Pembuat Komitmen Unit </w:t>
-            </w:r>
-            <w:r>
-              <w:rPr>
-                <w:rFonts w:ascii="Arial" w:hAnsi="Arial" w:cs="Arial"/>
-                <w:sz w:val="20"/>
-                <w:szCs w:val="20"/>
-                <w:lang w:val="sv-SE"/>
-              </w:rPr>
-              <w:t>Orga</w:t>
-            </w:r>
-            <w:r>
-              <w:rPr>
-                <w:rFonts w:ascii="Arial" w:hAnsi="Arial" w:cs="Arial"/>
-                <w:sz w:val="20"/>
-                <w:szCs w:val="20"/>
-                <w:lang w:val="sv-SE"/>
-              </w:rPr>
-              <w:t>n</w:t>
-            </w:r>
-            <w:r>
-              <w:rPr>
-                <w:rFonts w:ascii="Arial" w:hAnsi="Arial" w:cs="Arial"/>
-                <w:sz w:val="20"/>
-                <w:szCs w:val="20"/>
-                <w:lang w:val="sv-SE"/>
-              </w:rPr>
-              <w:t xml:space="preserve">isasi </w:t>
-            </w:r>
-            <w:r>
-              <w:rPr>
-                <w:rFonts w:ascii="Arial" w:hAnsi="Arial" w:cs="Arial"/>
-                <w:sz w:val="20"/>
-                <w:szCs w:val="20"/>
-                <w:lang w:val="sv-SE"/>
-              </w:rPr>
-              <w:t>Kantor Wilayah Kementerian Haji dan Umrah Provinsi Jawa Barat</w:t>
-            </w:r>
+              </w:rPr>
+            </w:pPr>
+            <w:r>
+              <w:rPr>
+                <w:rFonts w:ascii="Arial" w:hAnsi="Arial" w:cs="Arial"/>
+                <w:sz w:val="20"/>
+                <w:szCs w:val="20"/>
+              </w:rPr>
+              <w:fldChar w:fldCharType="begin"/>
+            </w:r>
+            <w:r>
+              <w:rPr>
+                <w:rFonts w:ascii="Arial" w:hAnsi="Arial" w:cs="Arial"/>
+                <w:sz w:val="20"/>
+                <w:szCs w:val="20"/>
+              </w:rPr>
+              <w:instrText xml:space="preserve"> MERGEFIELD No_SPPD </w:instrText>
+            </w:r>
+            <w:r>
+              <w:rPr>
+                <w:rFonts w:ascii="Arial" w:hAnsi="Arial" w:cs="Arial"/>
+                <w:sz w:val="20"/>
+                <w:szCs w:val="20"/>
+              </w:rPr>
+              <w:fldChar w:fldCharType="separate"/>
+            </w:r>
+            <w:r>
+              <w:rPr>
+                <w:rFonts w:ascii="Arial" w:hAnsi="Arial" w:cs="Arial"/>
+                <w:noProof/>
+                <w:sz w:val="20"/>
+                <w:szCs w:val="20"/>
+              </w:rPr>
+              <w:t>-</w:t>
+            </w:r>
+            <w:r>
+              <w:rPr>
+                <w:rFonts w:ascii="Arial" w:hAnsi="Arial" w:cs="Arial"/>
+                <w:sz w:val="20"/>
+                <w:szCs w:val="20"/>
+              </w:rPr>
+              <w:fldChar w:fldCharType="end"/>
+            </w:r>
+          </w:p>
+        </w:tc>
+        <w:tc>
+          <w:tcPr>
+            <w:tcW w:w="236" w:type="dxa"/>
+            <w:noWrap/>
+            <w:vAlign w:val="center"/>
+          </w:tcPr>
+          <w:p>
+            <w:pPr>
+              <w:rPr>
+                <w:rFonts w:ascii="Arial" w:hAnsi="Arial" w:cs="Arial"/>
+                <w:sz w:val="20"/>
+                <w:szCs w:val="20"/>
+              </w:rPr>
+            </w:pPr>
           </w:p>
         </w:tc>
       </w:tr>
@@ -10012,7 +9803,7 @@
                 <w:sz w:val="20"/>
                 <w:szCs w:val="20"/>
               </w:rPr>
-              <w:t>Nomor</w:t>
+              <w:t>Tanggal</w:t>
             </w:r>
             <w:proofErr w:type="spellEnd"/>
           </w:p>
@@ -10053,14 +9844,14 @@
                 <w:sz w:val="20"/>
                 <w:szCs w:val="20"/>
               </w:rPr>
-              <w:t xml:space="preserve">: </w:t>
-            </w:r>
-          </w:p>
-        </w:tc>
-        <w:tc>
-          <w:tcPr>
-            <w:tcW w:w="7260" w:type="dxa"/>
-            <w:gridSpan w:val="8"/>
+              <w:t>:</w:t>
+            </w:r>
+          </w:p>
+        </w:tc>
+        <w:tc>
+          <w:tcPr>
+            <w:tcW w:w="3763" w:type="dxa"/>
+            <w:gridSpan w:val="6"/>
             <w:noWrap/>
             <w:vAlign w:val="center"/>
           </w:tcPr>
@@ -10078,41 +9869,43 @@
                 <w:sz w:val="20"/>
                 <w:szCs w:val="20"/>
               </w:rPr>
-              <w:fldChar w:fldCharType="begin"/>
-            </w:r>
-            <w:r>
-              <w:rPr>
-                <w:rFonts w:ascii="Arial" w:hAnsi="Arial" w:cs="Arial"/>
-                <w:sz w:val="20"/>
-                <w:szCs w:val="20"/>
-              </w:rPr>
-              <w:instrText xml:space="preserve"> MERGEFIELD No_SPPD </w:instrText>
-            </w:r>
-            <w:r>
-              <w:rPr>
-                <w:rFonts w:ascii="Arial" w:hAnsi="Arial" w:cs="Arial"/>
-                <w:sz w:val="20"/>
-                <w:szCs w:val="20"/>
-              </w:rPr>
-              <w:fldChar w:fldCharType="separate"/>
-            </w:r>
-            <w:r>
-              <w:rPr>
-                <w:rFonts w:ascii="Arial" w:hAnsi="Arial" w:cs="Arial"/>
-                <w:noProof/>
-                <w:sz w:val="20"/>
-                <w:szCs w:val="20"/>
-              </w:rPr>
-              <w:t>-</w:t>
-            </w:r>
-            <w:r>
-              <w:rPr>
-                <w:rFonts w:ascii="Arial" w:hAnsi="Arial" w:cs="Arial"/>
-                <w:sz w:val="20"/>
-                <w:szCs w:val="20"/>
-              </w:rPr>
-              <w:fldChar w:fldCharType="end"/>
-            </w:r>
+              <w:t>{</w:t>
+            </w:r>
+            <w:proofErr w:type="spellStart"/>
+            <w:r>
+              <w:rPr>
+                <w:rFonts w:ascii="Arial" w:hAnsi="Arial" w:cs="Arial"/>
+                <w:sz w:val="20"/>
+                <w:szCs w:val="20"/>
+              </w:rPr>
+              <w:t>tglBerangkat</w:t>
+            </w:r>
+            <w:proofErr w:type="spellEnd"/>
+            <w:r>
+              <w:rPr>
+                <w:rFonts w:ascii="Arial" w:hAnsi="Arial" w:cs="Arial"/>
+                <w:sz w:val="20"/>
+                <w:szCs w:val="20"/>
+              </w:rPr>
+              <w:t>}</w:t>
+            </w:r>
+          </w:p>
+        </w:tc>
+        <w:tc>
+          <w:tcPr>
+            <w:tcW w:w="3497" w:type="dxa"/>
+            <w:gridSpan w:val="3"/>
+            <w:noWrap/>
+            <w:vAlign w:val="center"/>
+          </w:tcPr>
+          <w:p>
+            <w:pPr>
+              <w:rPr>
+                <w:rFonts w:ascii="Arial" w:hAnsi="Arial" w:cs="Arial"/>
+                <w:sz w:val="20"/>
+                <w:szCs w:val="20"/>
+              </w:rPr>
+            </w:pPr>
           </w:p>
         </w:tc>
         <w:tc>
@@ -10140,7 +9933,8 @@
         </w:trPr>
         <w:tc>
           <w:tcPr>
-            <w:tcW w:w="1095" w:type="dxa"/>
+            <w:tcW w:w="3130" w:type="dxa"/>
+            <w:gridSpan w:val="2"/>
             <w:noWrap/>
             <w:vAlign w:val="center"/>
           </w:tcPr>
@@ -10159,14 +9953,68 @@
                 <w:sz w:val="20"/>
                 <w:szCs w:val="20"/>
               </w:rPr>
-              <w:t>Tanggal</w:t>
+              <w:t>Untuk</w:t>
             </w:r>
             <w:proofErr w:type="spellEnd"/>
-          </w:p>
-        </w:tc>
-        <w:tc>
-          <w:tcPr>
-            <w:tcW w:w="2035" w:type="dxa"/>
+            <w:r>
+              <w:rPr>
+                <w:rFonts w:ascii="Arial" w:hAnsi="Arial" w:cs="Arial"/>
+                <w:sz w:val="20"/>
+                <w:szCs w:val="20"/>
+              </w:rPr>
+              <w:t xml:space="preserve"> </w:t>
+            </w:r>
+            <w:proofErr w:type="spellStart"/>
+            <w:r>
+              <w:rPr>
+                <w:rFonts w:ascii="Arial" w:hAnsi="Arial" w:cs="Arial"/>
+                <w:sz w:val="20"/>
+                <w:szCs w:val="20"/>
+              </w:rPr>
+              <w:t>perjalanan</w:t>
+            </w:r>
+            <w:proofErr w:type="spellEnd"/>
+            <w:r>
+              <w:rPr>
+                <w:rFonts w:ascii="Arial" w:hAnsi="Arial" w:cs="Arial"/>
+                <w:sz w:val="20"/>
+                <w:szCs w:val="20"/>
+              </w:rPr>
+              <w:t xml:space="preserve"> </w:t>
+            </w:r>
+            <w:proofErr w:type="spellStart"/>
+            <w:r>
+              <w:rPr>
+                <w:rFonts w:ascii="Arial" w:hAnsi="Arial" w:cs="Arial"/>
+                <w:sz w:val="20"/>
+                <w:szCs w:val="20"/>
+              </w:rPr>
+              <w:t>dinas</w:t>
+            </w:r>
+            <w:proofErr w:type="spellEnd"/>
+            <w:r>
+              <w:rPr>
+                <w:rFonts w:ascii="Arial" w:hAnsi="Arial" w:cs="Arial"/>
+                <w:sz w:val="20"/>
+                <w:szCs w:val="20"/>
+              </w:rPr>
+              <w:t xml:space="preserve"> </w:t>
+            </w:r>
+            <w:proofErr w:type="spellStart"/>
+            <w:r>
+              <w:rPr>
+                <w:rFonts w:ascii="Arial" w:hAnsi="Arial" w:cs="Arial"/>
+                <w:sz w:val="20"/>
+                <w:szCs w:val="20"/>
+              </w:rPr>
+              <w:t>dari</w:t>
+            </w:r>
+            <w:proofErr w:type="spellEnd"/>
+          </w:p>
+        </w:tc>
+        <w:tc>
+          <w:tcPr>
+            <w:tcW w:w="337" w:type="dxa"/>
             <w:noWrap/>
             <w:vAlign w:val="center"/>
           </w:tcPr>
@@ -10178,11 +10026,20 @@
                 <w:szCs w:val="20"/>
               </w:rPr>
             </w:pPr>
-          </w:p>
-        </w:tc>
-        <w:tc>
-          <w:tcPr>
-            <w:tcW w:w="337" w:type="dxa"/>
+            <w:r>
+              <w:rPr>
+                <w:rFonts w:ascii="Arial" w:hAnsi="Arial" w:cs="Arial"/>
+                <w:sz w:val="20"/>
+                <w:szCs w:val="20"/>
+              </w:rPr>
+              <w:t xml:space="preserve">: </w:t>
+            </w:r>
+          </w:p>
+        </w:tc>
+        <w:tc>
+          <w:tcPr>
+            <w:tcW w:w="3480" w:type="dxa"/>
+            <w:gridSpan w:val="5"/>
             <w:noWrap/>
             <w:vAlign w:val="center"/>
           </w:tcPr>
@@ -10192,23 +10049,41 @@
                 <w:rFonts w:ascii="Arial" w:hAnsi="Arial" w:cs="Arial"/>
                 <w:sz w:val="20"/>
                 <w:szCs w:val="20"/>
-              </w:rPr>
-            </w:pPr>
-            <w:r>
-              <w:rPr>
-                <w:rFonts w:ascii="Arial" w:hAnsi="Arial" w:cs="Arial"/>
-                <w:sz w:val="20"/>
-                <w:szCs w:val="20"/>
-              </w:rPr>
-              <w:t>:</w:t>
-            </w:r>
-          </w:p>
-        </w:tc>
-        <w:tc>
-          <w:tcPr>
-            <w:tcW w:w="3763" w:type="dxa"/>
-            <w:gridSpan w:val="5"/>
-            <w:noWrap/>
+                <w:lang w:val="sv-SE"/>
+              </w:rPr>
+            </w:pPr>
+            <w:r>
+              <w:rPr>
+                <w:rFonts w:ascii="Arial" w:hAnsi="Arial" w:cs="Arial"/>
+                <w:sz w:val="20"/>
+                <w:szCs w:val="20"/>
+              </w:rPr>
+              <w:t>{</w:t>
+            </w:r>
+            <w:proofErr w:type="spellStart"/>
+            <w:r>
+              <w:rPr>
+                <w:rFonts w:ascii="Arial" w:hAnsi="Arial" w:cs="Arial"/>
+                <w:sz w:val="20"/>
+                <w:szCs w:val="20"/>
+              </w:rPr>
+              <w:t>asal</w:t>
+            </w:r>
+            <w:proofErr w:type="spellEnd"/>
+            <w:r>
+              <w:rPr>
+                <w:rFonts w:ascii="Arial" w:hAnsi="Arial" w:cs="Arial"/>
+                <w:sz w:val="20"/>
+                <w:szCs w:val="20"/>
+              </w:rPr>
+              <w:t>}</w:t>
+            </w:r>
+          </w:p>
+        </w:tc>
+        <w:tc>
+          <w:tcPr>
+            <w:tcW w:w="3780" w:type="dxa"/>
+            <w:gridSpan w:val="4"/>
             <w:vAlign w:val="center"/>
           </w:tcPr>
           <w:p>
@@ -10217,40 +10092,32 @@
                 <w:rFonts w:ascii="Arial" w:hAnsi="Arial" w:cs="Arial"/>
                 <w:sz w:val="20"/>
                 <w:szCs w:val="20"/>
-              </w:rPr>
-            </w:pPr>
-            <w:r>
-              <w:rPr>
-                <w:rFonts w:ascii="Arial" w:hAnsi="Arial" w:cs="Arial"/>
-                <w:sz w:val="20"/>
-                <w:szCs w:val="20"/>
-              </w:rPr>
-              <w:t>{</w:t>
-            </w:r>
-            <w:proofErr w:type="spellStart"/>
-            <w:r>
-              <w:rPr>
-                <w:rFonts w:ascii="Arial" w:hAnsi="Arial" w:cs="Arial"/>
-                <w:sz w:val="20"/>
-                <w:szCs w:val="20"/>
-              </w:rPr>
-              <w:t>tglBerangkat</w:t>
-            </w:r>
-            <w:proofErr w:type="spellEnd"/>
-            <w:r>
-              <w:rPr>
-                <w:rFonts w:ascii="Arial" w:hAnsi="Arial" w:cs="Arial"/>
-                <w:sz w:val="20"/>
-                <w:szCs w:val="20"/>
-              </w:rPr>
-              <w:t>}</w:t>
-            </w:r>
-          </w:p>
-        </w:tc>
-        <w:tc>
-          <w:tcPr>
-            <w:tcW w:w="3497" w:type="dxa"/>
-            <w:gridSpan w:val="3"/>
+                <w:lang w:val="sv-SE"/>
+              </w:rPr>
+            </w:pPr>
+            <w:r>
+              <w:rPr>
+                <w:rFonts w:ascii="Arial" w:hAnsi="Arial" w:cs="Arial"/>
+                <w:sz w:val="20"/>
+                <w:szCs w:val="20"/>
+                <w:lang w:val="sv-SE"/>
+              </w:rPr>
+              <w:t xml:space="preserve">Ke  </w:t>
+            </w:r>
+            <w:r>
+              <w:rPr>
+                <w:rFonts w:ascii="Arial" w:hAnsi="Arial" w:cs="Arial"/>
+                <w:sz w:val="20"/>
+                <w:szCs w:val="20"/>
+                <w:lang w:val="sv-SE"/>
+              </w:rPr>
+              <w:t>{tujuan}</w:t>
+            </w:r>
+          </w:p>
+        </w:tc>
+        <w:tc>
+          <w:tcPr>
+            <w:tcW w:w="236" w:type="dxa"/>
             <w:noWrap/>
             <w:vAlign w:val="center"/>
           </w:tcPr>
@@ -10260,22 +10127,7 @@
                 <w:rFonts w:ascii="Arial" w:hAnsi="Arial" w:cs="Arial"/>
                 <w:sz w:val="20"/>
                 <w:szCs w:val="20"/>
-              </w:rPr>
-            </w:pPr>
-          </w:p>
-        </w:tc>
-        <w:tc>
-          <w:tcPr>
-            <w:tcW w:w="236" w:type="dxa"/>
-            <w:noWrap/>
-            <w:vAlign w:val="center"/>
-          </w:tcPr>
-          <w:p>
-            <w:pPr>
-              <w:rPr>
-                <w:rFonts w:ascii="Arial" w:hAnsi="Arial" w:cs="Arial"/>
-                <w:sz w:val="20"/>
-                <w:szCs w:val="20"/>
+                <w:lang w:val="sv-SE"/>
               </w:rPr>
             </w:pPr>
           </w:p>
@@ -10289,140 +10141,96 @@
         </w:trPr>
         <w:tc>
           <w:tcPr>
-            <w:tcW w:w="3130" w:type="dxa"/>
+            <w:tcW w:w="1095" w:type="dxa"/>
+            <w:noWrap/>
+            <w:vAlign w:val="bottom"/>
+          </w:tcPr>
+          <w:p>
+            <w:pPr>
+              <w:rPr>
+                <w:rFonts w:ascii="Arial" w:hAnsi="Arial" w:cs="Arial"/>
+                <w:sz w:val="20"/>
+                <w:szCs w:val="20"/>
+                <w:lang w:val="sv-SE"/>
+              </w:rPr>
+            </w:pPr>
+          </w:p>
+        </w:tc>
+        <w:tc>
+          <w:tcPr>
+            <w:tcW w:w="2035" w:type="dxa"/>
+            <w:noWrap/>
+            <w:vAlign w:val="bottom"/>
+          </w:tcPr>
+          <w:p>
+            <w:pPr>
+              <w:rPr>
+                <w:rFonts w:ascii="Arial" w:hAnsi="Arial" w:cs="Arial"/>
+                <w:sz w:val="20"/>
+                <w:szCs w:val="20"/>
+                <w:lang w:val="sv-SE"/>
+              </w:rPr>
+            </w:pPr>
+          </w:p>
+        </w:tc>
+        <w:tc>
+          <w:tcPr>
+            <w:tcW w:w="337" w:type="dxa"/>
+            <w:noWrap/>
+            <w:vAlign w:val="bottom"/>
+          </w:tcPr>
+          <w:p>
+            <w:pPr>
+              <w:rPr>
+                <w:rFonts w:ascii="Arial" w:hAnsi="Arial" w:cs="Arial"/>
+                <w:sz w:val="20"/>
+                <w:szCs w:val="20"/>
+                <w:lang w:val="sv-SE"/>
+              </w:rPr>
+            </w:pPr>
+          </w:p>
+        </w:tc>
+        <w:tc>
+          <w:tcPr>
+            <w:tcW w:w="1184" w:type="dxa"/>
+            <w:noWrap/>
+            <w:vAlign w:val="bottom"/>
+          </w:tcPr>
+          <w:p>
+            <w:pPr>
+              <w:rPr>
+                <w:rFonts w:ascii="Arial" w:hAnsi="Arial" w:cs="Arial"/>
+                <w:sz w:val="20"/>
+                <w:szCs w:val="20"/>
+                <w:lang w:val="sv-SE"/>
+              </w:rPr>
+            </w:pPr>
+          </w:p>
+        </w:tc>
+        <w:tc>
+          <w:tcPr>
+            <w:tcW w:w="878" w:type="dxa"/>
             <w:gridSpan w:val="2"/>
             <w:noWrap/>
-            <w:vAlign w:val="center"/>
-          </w:tcPr>
-          <w:p>
-            <w:pPr>
-              <w:rPr>
-                <w:rFonts w:ascii="Arial" w:hAnsi="Arial" w:cs="Arial"/>
-                <w:sz w:val="20"/>
-                <w:szCs w:val="20"/>
-              </w:rPr>
-            </w:pPr>
-            <w:proofErr w:type="spellStart"/>
-            <w:r>
-              <w:rPr>
-                <w:rFonts w:ascii="Arial" w:hAnsi="Arial" w:cs="Arial"/>
-                <w:sz w:val="20"/>
-                <w:szCs w:val="20"/>
-              </w:rPr>
-              <w:t>Untuk</w:t>
-            </w:r>
-            <w:proofErr w:type="spellEnd"/>
-            <w:r>
-              <w:rPr>
-                <w:rFonts w:ascii="Arial" w:hAnsi="Arial" w:cs="Arial"/>
-                <w:sz w:val="20"/>
-                <w:szCs w:val="20"/>
-              </w:rPr>
-              <w:t xml:space="preserve"> </w:t>
-            </w:r>
-            <w:proofErr w:type="spellStart"/>
-            <w:r>
-              <w:rPr>
-                <w:rFonts w:ascii="Arial" w:hAnsi="Arial" w:cs="Arial"/>
-                <w:sz w:val="20"/>
-                <w:szCs w:val="20"/>
-              </w:rPr>
-              <w:t>perjalanan</w:t>
-            </w:r>
-            <w:proofErr w:type="spellEnd"/>
-            <w:r>
-              <w:rPr>
-                <w:rFonts w:ascii="Arial" w:hAnsi="Arial" w:cs="Arial"/>
-                <w:sz w:val="20"/>
-                <w:szCs w:val="20"/>
-              </w:rPr>
-              <w:t xml:space="preserve"> </w:t>
-            </w:r>
-            <w:proofErr w:type="spellStart"/>
-            <w:r>
-              <w:rPr>
-                <w:rFonts w:ascii="Arial" w:hAnsi="Arial" w:cs="Arial"/>
-                <w:sz w:val="20"/>
-                <w:szCs w:val="20"/>
-              </w:rPr>
-              <w:t>dinas</w:t>
-            </w:r>
-            <w:proofErr w:type="spellEnd"/>
-            <w:r>
-              <w:rPr>
-                <w:rFonts w:ascii="Arial" w:hAnsi="Arial" w:cs="Arial"/>
-                <w:sz w:val="20"/>
-                <w:szCs w:val="20"/>
-              </w:rPr>
-              <w:t xml:space="preserve"> </w:t>
-            </w:r>
-            <w:proofErr w:type="spellStart"/>
-            <w:r>
-              <w:rPr>
-                <w:rFonts w:ascii="Arial" w:hAnsi="Arial" w:cs="Arial"/>
-                <w:sz w:val="20"/>
-                <w:szCs w:val="20"/>
-              </w:rPr>
-              <w:t>dari</w:t>
-            </w:r>
-            <w:proofErr w:type="spellEnd"/>
-          </w:p>
-        </w:tc>
-        <w:tc>
-          <w:tcPr>
-            <w:tcW w:w="337" w:type="dxa"/>
-            <w:noWrap/>
-            <w:vAlign w:val="center"/>
-          </w:tcPr>
-          <w:p>
-            <w:pPr>
-              <w:rPr>
-                <w:rFonts w:ascii="Arial" w:hAnsi="Arial" w:cs="Arial"/>
-                <w:sz w:val="20"/>
-                <w:szCs w:val="20"/>
-              </w:rPr>
-            </w:pPr>
-            <w:r>
-              <w:rPr>
-                <w:rFonts w:ascii="Arial" w:hAnsi="Arial" w:cs="Arial"/>
-                <w:sz w:val="20"/>
-                <w:szCs w:val="20"/>
-              </w:rPr>
-              <w:t xml:space="preserve">: </w:t>
-            </w:r>
-          </w:p>
-        </w:tc>
-        <w:tc>
-          <w:tcPr>
-            <w:tcW w:w="2062" w:type="dxa"/>
+            <w:vAlign w:val="bottom"/>
+          </w:tcPr>
+          <w:p>
+            <w:pPr>
+              <w:rPr>
+                <w:rFonts w:ascii="Arial" w:hAnsi="Arial" w:cs="Arial"/>
+                <w:sz w:val="20"/>
+                <w:szCs w:val="20"/>
+                <w:lang w:val="sv-SE"/>
+              </w:rPr>
+            </w:pPr>
+          </w:p>
+        </w:tc>
+        <w:tc>
+          <w:tcPr>
+            <w:tcW w:w="1701" w:type="dxa"/>
             <w:gridSpan w:val="3"/>
             <w:noWrap/>
-            <w:vAlign w:val="center"/>
-          </w:tcPr>
-          <w:p>
-            <w:pPr>
-              <w:rPr>
-                <w:rFonts w:ascii="Arial" w:hAnsi="Arial" w:cs="Arial"/>
-                <w:sz w:val="20"/>
-                <w:szCs w:val="20"/>
-              </w:rPr>
-            </w:pPr>
-            <w:r>
-              <w:rPr>
-                <w:rFonts w:ascii="Arial" w:hAnsi="Arial" w:cs="Arial"/>
-                <w:sz w:val="20"/>
-                <w:szCs w:val="20"/>
-              </w:rPr>
-              <w:t>Kota Bandung</w:t>
-            </w:r>
-          </w:p>
-        </w:tc>
-        <w:tc>
-          <w:tcPr>
-            <w:tcW w:w="5198" w:type="dxa"/>
-            <w:gridSpan w:val="5"/>
-            <w:noWrap/>
-            <w:vAlign w:val="center"/>
+            <w:vAlign w:val="bottom"/>
           </w:tcPr>
           <w:p>
             <w:pPr>
@@ -10433,49 +10241,31 @@
                 <w:lang w:val="sv-SE"/>
               </w:rPr>
             </w:pPr>
-            <w:r>
+          </w:p>
+        </w:tc>
+        <w:tc>
+          <w:tcPr>
+            <w:tcW w:w="3497" w:type="dxa"/>
+            <w:gridSpan w:val="3"/>
+            <w:noWrap/>
+            <w:vAlign w:val="bottom"/>
+          </w:tcPr>
+          <w:p>
+            <w:pPr>
               <w:rPr>
                 <w:rFonts w:ascii="Arial" w:hAnsi="Arial" w:cs="Arial"/>
                 <w:sz w:val="20"/>
                 <w:szCs w:val="20"/>
                 <w:lang w:val="sv-SE"/>
               </w:rPr>
-              <w:t xml:space="preserve">Ke  </w:t>
-            </w:r>
-            <w:r>
-              <w:rPr>
-                <w:rFonts w:ascii="Arial" w:hAnsi="Arial" w:cs="Arial"/>
-                <w:sz w:val="20"/>
-                <w:szCs w:val="20"/>
-                <w:lang w:val="sv-SE"/>
-              </w:rPr>
-              <w:t>{</w:t>
-            </w:r>
-            <w:r>
-              <w:rPr>
-                <w:rFonts w:ascii="Arial" w:hAnsi="Arial" w:cs="Arial"/>
-                <w:sz w:val="20"/>
-                <w:szCs w:val="20"/>
-                <w:lang w:val="sv-SE"/>
-              </w:rPr>
-              <w:t>tujuan</w:t>
-            </w:r>
-            <w:r>
-              <w:rPr>
-                <w:rFonts w:ascii="Arial" w:hAnsi="Arial" w:cs="Arial"/>
-                <w:sz w:val="20"/>
-                <w:szCs w:val="20"/>
-                <w:lang w:val="sv-SE"/>
-              </w:rPr>
-              <w:t>}</w:t>
-            </w:r>
+            </w:pPr>
           </w:p>
         </w:tc>
         <w:tc>
           <w:tcPr>
             <w:tcW w:w="236" w:type="dxa"/>
             <w:noWrap/>
-            <w:vAlign w:val="center"/>
+            <w:vAlign w:val="bottom"/>
           </w:tcPr>
           <w:p>
             <w:pPr>
@@ -10497,139 +10287,156 @@
         </w:trPr>
         <w:tc>
           <w:tcPr>
-            <w:tcW w:w="1095" w:type="dxa"/>
-            <w:noWrap/>
-            <w:vAlign w:val="bottom"/>
-          </w:tcPr>
-          <w:p>
-            <w:pPr>
-              <w:rPr>
-                <w:rFonts w:ascii="Arial" w:hAnsi="Arial" w:cs="Arial"/>
-                <w:sz w:val="20"/>
-                <w:szCs w:val="20"/>
-                <w:lang w:val="sv-SE"/>
-              </w:rPr>
-            </w:pPr>
-          </w:p>
-        </w:tc>
-        <w:tc>
-          <w:tcPr>
-            <w:tcW w:w="2035" w:type="dxa"/>
-            <w:noWrap/>
-            <w:vAlign w:val="bottom"/>
-          </w:tcPr>
-          <w:p>
-            <w:pPr>
-              <w:rPr>
-                <w:rFonts w:ascii="Arial" w:hAnsi="Arial" w:cs="Arial"/>
-                <w:sz w:val="20"/>
-                <w:szCs w:val="20"/>
-                <w:lang w:val="sv-SE"/>
-              </w:rPr>
-            </w:pPr>
-          </w:p>
-        </w:tc>
-        <w:tc>
-          <w:tcPr>
-            <w:tcW w:w="337" w:type="dxa"/>
-            <w:noWrap/>
-            <w:vAlign w:val="bottom"/>
-          </w:tcPr>
-          <w:p>
-            <w:pPr>
-              <w:rPr>
-                <w:rFonts w:ascii="Arial" w:hAnsi="Arial" w:cs="Arial"/>
-                <w:sz w:val="20"/>
-                <w:szCs w:val="20"/>
-                <w:lang w:val="sv-SE"/>
-              </w:rPr>
-            </w:pPr>
-          </w:p>
-        </w:tc>
-        <w:tc>
-          <w:tcPr>
-            <w:tcW w:w="1184" w:type="dxa"/>
-            <w:noWrap/>
-            <w:vAlign w:val="bottom"/>
-          </w:tcPr>
-          <w:p>
-            <w:pPr>
-              <w:rPr>
-                <w:rFonts w:ascii="Arial" w:hAnsi="Arial" w:cs="Arial"/>
-                <w:sz w:val="20"/>
-                <w:szCs w:val="20"/>
-                <w:lang w:val="sv-SE"/>
-              </w:rPr>
-            </w:pPr>
-          </w:p>
-        </w:tc>
-        <w:tc>
-          <w:tcPr>
-            <w:tcW w:w="878" w:type="dxa"/>
-            <w:gridSpan w:val="2"/>
-            <w:noWrap/>
-            <w:vAlign w:val="bottom"/>
-          </w:tcPr>
-          <w:p>
-            <w:pPr>
-              <w:rPr>
-                <w:rFonts w:ascii="Arial" w:hAnsi="Arial" w:cs="Arial"/>
-                <w:sz w:val="20"/>
-                <w:szCs w:val="20"/>
-                <w:lang w:val="sv-SE"/>
-              </w:rPr>
-            </w:pPr>
-          </w:p>
-        </w:tc>
-        <w:tc>
-          <w:tcPr>
-            <w:tcW w:w="1701" w:type="dxa"/>
-            <w:gridSpan w:val="2"/>
-            <w:noWrap/>
-            <w:vAlign w:val="bottom"/>
-          </w:tcPr>
-          <w:p>
-            <w:pPr>
-              <w:rPr>
-                <w:rFonts w:ascii="Arial" w:hAnsi="Arial" w:cs="Arial"/>
-                <w:sz w:val="20"/>
-                <w:szCs w:val="20"/>
-                <w:lang w:val="sv-SE"/>
-              </w:rPr>
-            </w:pPr>
-          </w:p>
-        </w:tc>
-        <w:tc>
-          <w:tcPr>
-            <w:tcW w:w="3497" w:type="dxa"/>
+            <w:tcW w:w="3467" w:type="dxa"/>
             <w:gridSpan w:val="3"/>
             <w:noWrap/>
-            <w:vAlign w:val="bottom"/>
-          </w:tcPr>
-          <w:p>
-            <w:pPr>
-              <w:rPr>
-                <w:rFonts w:ascii="Arial" w:hAnsi="Arial" w:cs="Arial"/>
-                <w:sz w:val="20"/>
-                <w:szCs w:val="20"/>
-                <w:lang w:val="sv-SE"/>
-              </w:rPr>
-            </w:pPr>
+            <w:vAlign w:val="center"/>
+          </w:tcPr>
+          <w:p>
+            <w:pPr>
+              <w:spacing w:before="60" w:after="60"/>
+              <w:jc w:val="center"/>
+              <w:rPr>
+                <w:rFonts w:ascii="Arial" w:hAnsi="Arial" w:cs="Arial"/>
+                <w:b/>
+                <w:bCs/>
+                <w:sz w:val="20"/>
+                <w:szCs w:val="20"/>
+              </w:rPr>
+            </w:pPr>
+            <w:proofErr w:type="gramStart"/>
+            <w:r>
+              <w:rPr>
+                <w:rFonts w:ascii="Arial" w:hAnsi="Arial" w:cs="Arial"/>
+                <w:b/>
+                <w:bCs/>
+                <w:sz w:val="20"/>
+                <w:szCs w:val="20"/>
+              </w:rPr>
+              <w:t>TERBILANG :</w:t>
+            </w:r>
+            <w:proofErr w:type="gramEnd"/>
+            <w:r>
+              <w:rPr>
+                <w:rFonts w:ascii="Arial" w:hAnsi="Arial" w:cs="Arial"/>
+                <w:b/>
+                <w:bCs/>
+                <w:sz w:val="20"/>
+                <w:szCs w:val="20"/>
+              </w:rPr>
+              <w:t xml:space="preserve"> </w:t>
+            </w:r>
+          </w:p>
+        </w:tc>
+        <w:tc>
+          <w:tcPr>
+            <w:tcW w:w="7260" w:type="dxa"/>
+            <w:gridSpan w:val="9"/>
+            <w:shd w:val="clear" w:color="auto" w:fill="D9D9D9" w:themeFill="background1" w:themeFillShade="D9"/>
+            <w:noWrap/>
+            <w:vAlign w:val="center"/>
+          </w:tcPr>
+          <w:p>
+            <w:pPr>
+              <w:spacing w:before="60" w:after="60"/>
+              <w:jc w:val="center"/>
+              <w:rPr>
+                <w:rFonts w:ascii="Arial" w:hAnsi="Arial" w:cs="Arial"/>
+                <w:b/>
+                <w:bCs/>
+                <w:i/>
+                <w:iCs/>
+                <w:sz w:val="20"/>
+                <w:szCs w:val="20"/>
+                <w:lang w:val="fi-FI"/>
+              </w:rPr>
+            </w:pPr>
+            <w:r>
+              <w:rPr>
+                <w:rFonts w:ascii="Arial" w:hAnsi="Arial" w:cs="Arial"/>
+                <w:b/>
+                <w:bCs/>
+                <w:i/>
+                <w:iCs/>
+                <w:sz w:val="20"/>
+                <w:szCs w:val="20"/>
+                <w:lang w:val="fi-FI"/>
+              </w:rPr>
+              <w:t xml:space="preserve"> # </w:t>
+            </w:r>
+            <w:r>
+              <w:rPr>
+                <w:rFonts w:ascii="Arial" w:hAnsi="Arial" w:cs="Arial"/>
+                <w:b/>
+                <w:bCs/>
+                <w:i/>
+                <w:iCs/>
+                <w:sz w:val="20"/>
+                <w:szCs w:val="20"/>
+              </w:rPr>
+              <w:t>{</w:t>
+            </w:r>
+            <w:proofErr w:type="spellStart"/>
+            <w:r>
+              <w:rPr>
+                <w:rFonts w:ascii="Arial" w:hAnsi="Arial" w:cs="Arial"/>
+                <w:b/>
+                <w:bCs/>
+                <w:i/>
+                <w:iCs/>
+                <w:sz w:val="20"/>
+                <w:szCs w:val="20"/>
+              </w:rPr>
+              <w:t>terbilang</w:t>
+            </w:r>
+            <w:proofErr w:type="spellEnd"/>
+            <w:r>
+              <w:rPr>
+                <w:rFonts w:ascii="Arial" w:hAnsi="Arial" w:cs="Arial"/>
+                <w:b/>
+                <w:bCs/>
+                <w:i/>
+                <w:iCs/>
+                <w:sz w:val="20"/>
+                <w:szCs w:val="20"/>
+              </w:rPr>
+              <w:t xml:space="preserve">} </w:t>
+            </w:r>
+            <w:r>
+              <w:rPr>
+                <w:rFonts w:ascii="Arial" w:hAnsi="Arial" w:cs="Arial"/>
+                <w:b/>
+                <w:bCs/>
+                <w:i/>
+                <w:iCs/>
+                <w:sz w:val="20"/>
+                <w:szCs w:val="20"/>
+                <w:lang w:val="fi-FI"/>
+              </w:rPr>
+              <w:t xml:space="preserve"># </w:t>
+            </w:r>
           </w:p>
         </w:tc>
         <w:tc>
           <w:tcPr>
             <w:tcW w:w="236" w:type="dxa"/>
             <w:noWrap/>
-            <w:vAlign w:val="bottom"/>
-          </w:tcPr>
-          <w:p>
-            <w:pPr>
-              <w:rPr>
-                <w:rFonts w:ascii="Arial" w:hAnsi="Arial" w:cs="Arial"/>
-                <w:sz w:val="20"/>
-                <w:szCs w:val="20"/>
-                <w:lang w:val="sv-SE"/>
+            <w:vAlign w:val="center"/>
+          </w:tcPr>
+          <w:p>
+            <w:pPr>
+              <w:spacing w:before="60" w:after="60"/>
+              <w:jc w:val="center"/>
+              <w:rPr>
+                <w:rFonts w:ascii="Arial" w:hAnsi="Arial" w:cs="Arial"/>
+                <w:b/>
+                <w:bCs/>
+                <w:i/>
+                <w:iCs/>
+                <w:color w:val="FF0000"/>
+                <w:sz w:val="20"/>
+                <w:szCs w:val="20"/>
+                <w:lang w:val="fi-FI"/>
               </w:rPr>
             </w:pPr>
           </w:p>
@@ -10658,25 +10465,15 @@
                 <w:bCs/>
                 <w:sz w:val="20"/>
                 <w:szCs w:val="20"/>
-              </w:rPr>
-            </w:pPr>
-            <w:r>
-              <w:rPr>
-                <w:rFonts w:ascii="Arial" w:hAnsi="Arial" w:cs="Arial"/>
-                <w:b/>
-                <w:bCs/>
-                <w:sz w:val="20"/>
-                <w:szCs w:val="20"/>
-              </w:rPr>
-              <w:t xml:space="preserve">TERBILANG : </w:t>
-            </w:r>
+                <w:lang w:val="es-MX"/>
+              </w:rPr>
+            </w:pPr>
           </w:p>
         </w:tc>
         <w:tc>
           <w:tcPr>
             <w:tcW w:w="7260" w:type="dxa"/>
-            <w:gridSpan w:val="8"/>
-            <w:shd w:val="clear" w:color="auto" w:fill="D9D9D9" w:themeFill="background1" w:themeFillShade="D9"/>
+            <w:gridSpan w:val="9"/>
             <w:noWrap/>
             <w:vAlign w:val="center"/>
           </w:tcPr>
@@ -10702,62 +10499,12 @@
                 <w:bCs/>
                 <w:i/>
                 <w:iCs/>
+                <w:color w:val="FFFFFF" w:themeColor="background1"/>
                 <w:sz w:val="20"/>
                 <w:szCs w:val="20"/>
                 <w:lang w:val="fi-FI"/>
               </w:rPr>
-              <w:t xml:space="preserve"> # </w:t>
-            </w:r>
-            <w:r>
-              <w:rPr>
-                <w:rFonts w:ascii="Arial" w:hAnsi="Arial" w:cs="Arial"/>
-                <w:b/>
-                <w:bCs/>
-                <w:i/>
-                <w:iCs/>
-                <w:sz w:val="20"/>
-                <w:szCs w:val="20"/>
-              </w:rPr>
-              <w:t>{</w:t>
-            </w:r>
-            <w:proofErr w:type="spellStart"/>
-            <w:r>
-              <w:rPr>
-                <w:rFonts w:ascii="Arial" w:hAnsi="Arial" w:cs="Arial"/>
-                <w:b/>
-                <w:bCs/>
-                <w:i/>
-                <w:iCs/>
-                <w:sz w:val="20"/>
-                <w:szCs w:val="20"/>
-              </w:rPr>
-              <w:t>terbilang</w:t>
-            </w:r>
-            <w:proofErr w:type="spellEnd"/>
-            <w:r>
-              <w:rPr>
-                <w:rFonts w:ascii="Arial" w:hAnsi="Arial" w:cs="Arial"/>
-                <w:b/>
-                <w:bCs/>
-                <w:i/>
-                <w:iCs/>
-                <w:sz w:val="20"/>
-                <w:szCs w:val="20"/>
-              </w:rPr>
-              <w:t xml:space="preserve">} </w:t>
-            </w:r>
-            <w:r>
-              <w:rPr>
-                <w:rFonts w:ascii="Arial" w:hAnsi="Arial" w:cs="Arial"/>
-                <w:b/>
-                <w:bCs/>
-                <w:i/>
-                <w:iCs/>
-                <w:sz w:val="20"/>
-                <w:szCs w:val="20"/>
-                <w:lang w:val="fi-FI"/>
-              </w:rPr>
-              <w:t xml:space="preserve"># </w:t>
+              <w:t xml:space="preserve"> #   Dua Ribu Tiga Ratus Enam Puluh Satu Dolar # </w:t>
             </w:r>
           </w:p>
         </w:tc>
@@ -10794,109 +10541,136 @@
         </w:trPr>
         <w:tc>
           <w:tcPr>
-            <w:tcW w:w="3467" w:type="dxa"/>
+            <w:tcW w:w="1095" w:type="dxa"/>
+            <w:noWrap/>
+            <w:vAlign w:val="bottom"/>
+          </w:tcPr>
+          <w:p>
+            <w:pPr>
+              <w:rPr>
+                <w:rFonts w:ascii="Arial" w:hAnsi="Arial" w:cs="Arial"/>
+                <w:sz w:val="20"/>
+                <w:szCs w:val="20"/>
+                <w:lang w:val="fi-FI"/>
+              </w:rPr>
+            </w:pPr>
+          </w:p>
+        </w:tc>
+        <w:tc>
+          <w:tcPr>
+            <w:tcW w:w="2035" w:type="dxa"/>
+            <w:noWrap/>
+            <w:vAlign w:val="bottom"/>
+          </w:tcPr>
+          <w:p>
+            <w:pPr>
+              <w:rPr>
+                <w:rFonts w:ascii="Arial" w:hAnsi="Arial" w:cs="Arial"/>
+                <w:sz w:val="20"/>
+                <w:szCs w:val="20"/>
+                <w:lang w:val="fi-FI"/>
+              </w:rPr>
+            </w:pPr>
+          </w:p>
+        </w:tc>
+        <w:tc>
+          <w:tcPr>
+            <w:tcW w:w="337" w:type="dxa"/>
+            <w:noWrap/>
+            <w:vAlign w:val="bottom"/>
+          </w:tcPr>
+          <w:p>
+            <w:pPr>
+              <w:rPr>
+                <w:rFonts w:ascii="Arial" w:hAnsi="Arial" w:cs="Arial"/>
+                <w:sz w:val="20"/>
+                <w:szCs w:val="20"/>
+                <w:lang w:val="fi-FI"/>
+              </w:rPr>
+            </w:pPr>
+          </w:p>
+        </w:tc>
+        <w:tc>
+          <w:tcPr>
+            <w:tcW w:w="1184" w:type="dxa"/>
+            <w:noWrap/>
+            <w:vAlign w:val="bottom"/>
+          </w:tcPr>
+          <w:p>
+            <w:pPr>
+              <w:rPr>
+                <w:rFonts w:ascii="Arial" w:hAnsi="Arial" w:cs="Arial"/>
+                <w:sz w:val="20"/>
+                <w:szCs w:val="20"/>
+                <w:lang w:val="fi-FI"/>
+              </w:rPr>
+            </w:pPr>
+          </w:p>
+        </w:tc>
+        <w:tc>
+          <w:tcPr>
+            <w:tcW w:w="878" w:type="dxa"/>
+            <w:gridSpan w:val="2"/>
+            <w:noWrap/>
+            <w:vAlign w:val="bottom"/>
+          </w:tcPr>
+          <w:p>
+            <w:pPr>
+              <w:rPr>
+                <w:rFonts w:ascii="Arial" w:hAnsi="Arial" w:cs="Arial"/>
+                <w:sz w:val="20"/>
+                <w:szCs w:val="20"/>
+                <w:lang w:val="fi-FI"/>
+              </w:rPr>
+            </w:pPr>
+          </w:p>
+        </w:tc>
+        <w:tc>
+          <w:tcPr>
+            <w:tcW w:w="1701" w:type="dxa"/>
             <w:gridSpan w:val="3"/>
             <w:noWrap/>
-            <w:vAlign w:val="center"/>
-          </w:tcPr>
-          <w:p>
-            <w:pPr>
-              <w:spacing w:before="60" w:after="60"/>
-              <w:jc w:val="center"/>
-              <w:rPr>
-                <w:rFonts w:ascii="Arial" w:hAnsi="Arial" w:cs="Arial"/>
-                <w:b/>
-                <w:bCs/>
-                <w:sz w:val="20"/>
-                <w:szCs w:val="20"/>
-                <w:lang w:val="es-MX"/>
-              </w:rPr>
-            </w:pPr>
-          </w:p>
-        </w:tc>
-        <w:tc>
-          <w:tcPr>
-            <w:tcW w:w="7260" w:type="dxa"/>
-            <w:gridSpan w:val="8"/>
-            <w:noWrap/>
-            <w:vAlign w:val="center"/>
-          </w:tcPr>
-          <w:p>
-            <w:pPr>
-              <w:spacing w:before="60" w:after="60"/>
-              <w:jc w:val="center"/>
-              <w:rPr>
-                <w:rFonts w:ascii="Arial" w:hAnsi="Arial" w:cs="Arial"/>
-                <w:b/>
-                <w:bCs/>
-                <w:i/>
-                <w:iCs/>
+            <w:vAlign w:val="bottom"/>
+          </w:tcPr>
+          <w:p>
+            <w:pPr>
+              <w:rPr>
+                <w:rFonts w:ascii="Arial" w:hAnsi="Arial" w:cs="Arial"/>
                 <w:sz w:val="20"/>
                 <w:szCs w:val="20"/>
                 <w:lang w:val="fi-FI"/>
               </w:rPr>
             </w:pPr>
-            <w:r>
-              <w:rPr>
-                <w:rFonts w:ascii="Arial" w:hAnsi="Arial" w:cs="Arial"/>
-                <w:b/>
-                <w:bCs/>
-                <w:i/>
-                <w:iCs/>
-                <w:color w:val="FFFFFF" w:themeColor="background1"/>
+          </w:p>
+        </w:tc>
+        <w:tc>
+          <w:tcPr>
+            <w:tcW w:w="3497" w:type="dxa"/>
+            <w:gridSpan w:val="3"/>
+            <w:noWrap/>
+            <w:vAlign w:val="bottom"/>
+          </w:tcPr>
+          <w:p>
+            <w:pPr>
+              <w:rPr>
+                <w:rFonts w:ascii="Arial" w:hAnsi="Arial" w:cs="Arial"/>
                 <w:sz w:val="20"/>
                 <w:szCs w:val="20"/>
                 <w:lang w:val="fi-FI"/>
               </w:rPr>
-              <w:t xml:space="preserve"> #   </w:t>
-            </w:r>
-            <w:r>
-              <w:rPr>
-                <w:rFonts w:ascii="Arial" w:hAnsi="Arial" w:cs="Arial"/>
-                <w:b/>
-                <w:bCs/>
-                <w:i/>
-                <w:iCs/>
-                <w:color w:val="FFFFFF" w:themeColor="background1"/>
-                <w:sz w:val="20"/>
-                <w:szCs w:val="20"/>
-                <w:lang w:val="fi-FI"/>
-              </w:rPr>
-              <w:t>Dua Ribu Tiga Ratus Enam Puluh Satu Dolar</w:t>
-            </w:r>
-            <w:r>
-              <w:rPr>
-                <w:rFonts w:ascii="Arial" w:hAnsi="Arial" w:cs="Arial"/>
-                <w:b/>
-                <w:bCs/>
-                <w:i/>
-                <w:iCs/>
-                <w:color w:val="FFFFFF" w:themeColor="background1"/>
-                <w:sz w:val="20"/>
-                <w:szCs w:val="20"/>
-                <w:lang w:val="fi-FI"/>
-              </w:rPr>
-              <w:t xml:space="preserve"> # </w:t>
-            </w:r>
+            </w:pPr>
           </w:p>
         </w:tc>
         <w:tc>
           <w:tcPr>
             <w:tcW w:w="236" w:type="dxa"/>
             <w:noWrap/>
-            <w:vAlign w:val="center"/>
-          </w:tcPr>
-          <w:p>
-            <w:pPr>
-              <w:spacing w:before="60" w:after="60"/>
-              <w:jc w:val="center"/>
-              <w:rPr>
-                <w:rFonts w:ascii="Arial" w:hAnsi="Arial" w:cs="Arial"/>
-                <w:b/>
-                <w:bCs/>
-                <w:i/>
-                <w:iCs/>
-                <w:color w:val="FF0000"/>
+            <w:vAlign w:val="bottom"/>
+          </w:tcPr>
+          <w:p>
+            <w:pPr>
+              <w:rPr>
+                <w:rFonts w:ascii="Arial" w:hAnsi="Arial" w:cs="Arial"/>
                 <w:sz w:val="20"/>
                 <w:szCs w:val="20"/>
                 <w:lang w:val="fi-FI"/>
@@ -11000,7 +10774,7 @@
         <w:tc>
           <w:tcPr>
             <w:tcW w:w="1701" w:type="dxa"/>
-            <w:gridSpan w:val="2"/>
+            <w:gridSpan w:val="3"/>
             <w:noWrap/>
             <w:vAlign w:val="bottom"/>
           </w:tcPr>
@@ -11028,9 +10802,42 @@
                 <w:rFonts w:ascii="Arial" w:hAnsi="Arial" w:cs="Arial"/>
                 <w:sz w:val="20"/>
                 <w:szCs w:val="20"/>
-                <w:lang w:val="fi-FI"/>
-              </w:rPr>
-            </w:pPr>
+              </w:rPr>
+            </w:pPr>
+            <w:r>
+              <w:rPr>
+                <w:rFonts w:ascii="Arial" w:hAnsi="Arial" w:cs="Arial"/>
+                <w:sz w:val="20"/>
+                <w:szCs w:val="20"/>
+              </w:rPr>
+              <w:t xml:space="preserve">Bandung, </w:t>
+            </w:r>
+            <w:r>
+              <w:rPr>
+                <w:rFonts w:ascii="Arial" w:hAnsi="Arial" w:cs="Arial"/>
+                <w:sz w:val="20"/>
+                <w:szCs w:val="20"/>
+              </w:rPr>
+              <w:t>{</w:t>
+            </w:r>
+            <w:proofErr w:type="spellStart"/>
+            <w:r>
+              <w:rPr>
+                <w:rFonts w:ascii="Arial" w:hAnsi="Arial" w:cs="Arial"/>
+                <w:sz w:val="20"/>
+                <w:szCs w:val="20"/>
+              </w:rPr>
+              <w:t>tglKembali</w:t>
+            </w:r>
+            <w:proofErr w:type="spellEnd"/>
+            <w:r>
+              <w:rPr>
+                <w:rFonts w:ascii="Arial" w:hAnsi="Arial" w:cs="Arial"/>
+                <w:sz w:val="20"/>
+                <w:szCs w:val="20"/>
+              </w:rPr>
+              <w:t>}</w:t>
+            </w:r>
           </w:p>
         </w:tc>
         <w:tc>
@@ -11045,7 +10852,6 @@
                 <w:rFonts w:ascii="Arial" w:hAnsi="Arial" w:cs="Arial"/>
                 <w:sz w:val="20"/>
                 <w:szCs w:val="20"/>
-                <w:lang w:val="fi-FI"/>
               </w:rPr>
             </w:pPr>
           </w:p>
@@ -11059,70 +10865,66 @@
         </w:trPr>
         <w:tc>
           <w:tcPr>
-            <w:tcW w:w="1095" w:type="dxa"/>
-            <w:noWrap/>
-            <w:vAlign w:val="bottom"/>
-          </w:tcPr>
-          <w:p>
-            <w:pPr>
-              <w:rPr>
-                <w:rFonts w:ascii="Arial" w:hAnsi="Arial" w:cs="Arial"/>
-                <w:sz w:val="20"/>
-                <w:szCs w:val="20"/>
-                <w:lang w:val="fi-FI"/>
-              </w:rPr>
-            </w:pPr>
-          </w:p>
-        </w:tc>
-        <w:tc>
-          <w:tcPr>
-            <w:tcW w:w="2035" w:type="dxa"/>
-            <w:noWrap/>
-            <w:vAlign w:val="bottom"/>
-          </w:tcPr>
-          <w:p>
-            <w:pPr>
-              <w:rPr>
-                <w:rFonts w:ascii="Arial" w:hAnsi="Arial" w:cs="Arial"/>
-                <w:sz w:val="20"/>
-                <w:szCs w:val="20"/>
-                <w:lang w:val="fi-FI"/>
-              </w:rPr>
-            </w:pPr>
-          </w:p>
-        </w:tc>
-        <w:tc>
-          <w:tcPr>
-            <w:tcW w:w="337" w:type="dxa"/>
-            <w:noWrap/>
-            <w:vAlign w:val="bottom"/>
-          </w:tcPr>
-          <w:p>
-            <w:pPr>
-              <w:rPr>
-                <w:rFonts w:ascii="Arial" w:hAnsi="Arial" w:cs="Arial"/>
-                <w:sz w:val="20"/>
-                <w:szCs w:val="20"/>
-                <w:lang w:val="fi-FI"/>
-              </w:rPr>
-            </w:pPr>
-          </w:p>
-        </w:tc>
-        <w:tc>
-          <w:tcPr>
-            <w:tcW w:w="1184" w:type="dxa"/>
-            <w:noWrap/>
-            <w:vAlign w:val="bottom"/>
-          </w:tcPr>
-          <w:p>
-            <w:pPr>
-              <w:rPr>
-                <w:rFonts w:ascii="Arial" w:hAnsi="Arial" w:cs="Arial"/>
-                <w:sz w:val="20"/>
-                <w:szCs w:val="20"/>
-                <w:lang w:val="fi-FI"/>
-              </w:rPr>
-            </w:pPr>
+            <w:tcW w:w="4651" w:type="dxa"/>
+            <w:gridSpan w:val="4"/>
+            <w:noWrap/>
+            <w:vAlign w:val="bottom"/>
+          </w:tcPr>
+          <w:p>
+            <w:pPr>
+              <w:spacing w:before="120"/>
+              <w:rPr>
+                <w:rFonts w:ascii="Arial" w:hAnsi="Arial" w:cs="Arial"/>
+                <w:sz w:val="20"/>
+                <w:szCs w:val="20"/>
+              </w:rPr>
+            </w:pPr>
+            <w:proofErr w:type="spellStart"/>
+            <w:r>
+              <w:rPr>
+                <w:rFonts w:ascii="Arial" w:hAnsi="Arial" w:cs="Arial"/>
+                <w:sz w:val="20"/>
+                <w:szCs w:val="20"/>
+              </w:rPr>
+              <w:t>Pejabat</w:t>
+            </w:r>
+            <w:proofErr w:type="spellEnd"/>
+            <w:r>
+              <w:rPr>
+                <w:rFonts w:ascii="Arial" w:hAnsi="Arial" w:cs="Arial"/>
+                <w:sz w:val="20"/>
+                <w:szCs w:val="20"/>
+              </w:rPr>
+              <w:t xml:space="preserve"> </w:t>
+            </w:r>
+            <w:proofErr w:type="spellStart"/>
+            <w:r>
+              <w:rPr>
+                <w:rFonts w:ascii="Arial" w:hAnsi="Arial" w:cs="Arial"/>
+                <w:sz w:val="20"/>
+                <w:szCs w:val="20"/>
+              </w:rPr>
+              <w:t>Pembuat</w:t>
+            </w:r>
+            <w:proofErr w:type="spellEnd"/>
+            <w:r>
+              <w:rPr>
+                <w:rFonts w:ascii="Arial" w:hAnsi="Arial" w:cs="Arial"/>
+                <w:sz w:val="20"/>
+                <w:szCs w:val="20"/>
+              </w:rPr>
+              <w:t xml:space="preserve"> </w:t>
+            </w:r>
+            <w:proofErr w:type="spellStart"/>
+            <w:r>
+              <w:rPr>
+                <w:rFonts w:ascii="Arial" w:hAnsi="Arial" w:cs="Arial"/>
+                <w:sz w:val="20"/>
+                <w:szCs w:val="20"/>
+              </w:rPr>
+              <w:t>Komitmen</w:t>
+            </w:r>
+            <w:proofErr w:type="spellEnd"/>
           </w:p>
         </w:tc>
         <w:tc>
@@ -11134,11 +10936,11 @@
           </w:tcPr>
           <w:p>
             <w:pPr>
-              <w:rPr>
-                <w:rFonts w:ascii="Arial" w:hAnsi="Arial" w:cs="Arial"/>
-                <w:sz w:val="20"/>
-                <w:szCs w:val="20"/>
-                <w:lang w:val="fi-FI"/>
+              <w:spacing w:before="120"/>
+              <w:rPr>
+                <w:rFonts w:ascii="Arial" w:hAnsi="Arial" w:cs="Arial"/>
+                <w:sz w:val="20"/>
+                <w:szCs w:val="20"/>
               </w:rPr>
             </w:pPr>
           </w:p>
@@ -11146,17 +10948,17 @@
         <w:tc>
           <w:tcPr>
             <w:tcW w:w="1701" w:type="dxa"/>
-            <w:gridSpan w:val="2"/>
-            <w:noWrap/>
-            <w:vAlign w:val="bottom"/>
-          </w:tcPr>
-          <w:p>
-            <w:pPr>
-              <w:rPr>
-                <w:rFonts w:ascii="Arial" w:hAnsi="Arial" w:cs="Arial"/>
-                <w:sz w:val="20"/>
-                <w:szCs w:val="20"/>
-                <w:lang w:val="fi-FI"/>
+            <w:gridSpan w:val="3"/>
+            <w:noWrap/>
+            <w:vAlign w:val="bottom"/>
+          </w:tcPr>
+          <w:p>
+            <w:pPr>
+              <w:spacing w:before="120"/>
+              <w:rPr>
+                <w:rFonts w:ascii="Arial" w:hAnsi="Arial" w:cs="Arial"/>
+                <w:sz w:val="20"/>
+                <w:szCs w:val="20"/>
               </w:rPr>
             </w:pPr>
           </w:p>
@@ -11170,53 +10972,20 @@
           </w:tcPr>
           <w:p>
             <w:pPr>
-              <w:rPr>
-                <w:rFonts w:ascii="Arial" w:hAnsi="Arial" w:cs="Arial"/>
-                <w:sz w:val="20"/>
-                <w:szCs w:val="20"/>
-              </w:rPr>
-            </w:pPr>
-            <w:r>
-              <w:rPr>
-                <w:rFonts w:ascii="Arial" w:hAnsi="Arial" w:cs="Arial"/>
-                <w:sz w:val="20"/>
-                <w:szCs w:val="20"/>
-              </w:rPr>
-              <w:t xml:space="preserve">Bandung, </w:t>
-            </w:r>
-            <w:r>
-              <w:rPr>
-                <w:rFonts w:ascii="Arial" w:hAnsi="Arial" w:cs="Arial"/>
-                <w:sz w:val="20"/>
-                <w:szCs w:val="20"/>
-              </w:rPr>
-              <w:t>{</w:t>
-            </w:r>
-            <w:proofErr w:type="spellStart"/>
-            <w:r>
-              <w:rPr>
-                <w:rFonts w:ascii="Arial" w:hAnsi="Arial" w:cs="Arial"/>
-                <w:sz w:val="20"/>
-                <w:szCs w:val="20"/>
-              </w:rPr>
-              <w:t>tgl</w:t>
-            </w:r>
-            <w:r>
-              <w:rPr>
-                <w:rFonts w:ascii="Arial" w:hAnsi="Arial" w:cs="Arial"/>
-                <w:sz w:val="20"/>
-                <w:szCs w:val="20"/>
-              </w:rPr>
-              <w:t>Kembali</w:t>
-            </w:r>
-            <w:proofErr w:type="spellEnd"/>
-            <w:r>
-              <w:rPr>
-                <w:rFonts w:ascii="Arial" w:hAnsi="Arial" w:cs="Arial"/>
-                <w:sz w:val="20"/>
-                <w:szCs w:val="20"/>
-              </w:rPr>
-              <w:t>}</w:t>
+              <w:spacing w:before="120"/>
+              <w:rPr>
+                <w:rFonts w:ascii="Arial" w:hAnsi="Arial" w:cs="Arial"/>
+                <w:sz w:val="20"/>
+                <w:szCs w:val="20"/>
+              </w:rPr>
+            </w:pPr>
+            <w:r>
+              <w:rPr>
+                <w:rFonts w:ascii="Arial" w:hAnsi="Arial" w:cs="Arial"/>
+                <w:sz w:val="20"/>
+                <w:szCs w:val="20"/>
+              </w:rPr>
+              <w:t>Yang Menerima</w:t>
             </w:r>
           </w:p>
         </w:tc>
@@ -11228,6 +10997,7 @@
           </w:tcPr>
           <w:p>
             <w:pPr>
+              <w:spacing w:before="120"/>
               <w:rPr>
                 <w:rFonts w:ascii="Arial" w:hAnsi="Arial" w:cs="Arial"/>
                 <w:sz w:val="20"/>
@@ -11245,66 +11015,66 @@
         </w:trPr>
         <w:tc>
           <w:tcPr>
-            <w:tcW w:w="4651" w:type="dxa"/>
-            <w:gridSpan w:val="4"/>
-            <w:noWrap/>
-            <w:vAlign w:val="bottom"/>
-          </w:tcPr>
-          <w:p>
-            <w:pPr>
-              <w:spacing w:before="120"/>
-              <w:rPr>
-                <w:rFonts w:ascii="Arial" w:hAnsi="Arial" w:cs="Arial"/>
-                <w:sz w:val="20"/>
-                <w:szCs w:val="20"/>
-              </w:rPr>
-            </w:pPr>
-            <w:proofErr w:type="spellStart"/>
-            <w:r>
-              <w:rPr>
-                <w:rFonts w:ascii="Arial" w:hAnsi="Arial" w:cs="Arial"/>
-                <w:sz w:val="20"/>
-                <w:szCs w:val="20"/>
-              </w:rPr>
-              <w:t>Pejabat</w:t>
-            </w:r>
-            <w:proofErr w:type="spellEnd"/>
-            <w:r>
-              <w:rPr>
-                <w:rFonts w:ascii="Arial" w:hAnsi="Arial" w:cs="Arial"/>
-                <w:sz w:val="20"/>
-                <w:szCs w:val="20"/>
-              </w:rPr>
-              <w:t xml:space="preserve"> </w:t>
-            </w:r>
-            <w:proofErr w:type="spellStart"/>
-            <w:r>
-              <w:rPr>
-                <w:rFonts w:ascii="Arial" w:hAnsi="Arial" w:cs="Arial"/>
-                <w:sz w:val="20"/>
-                <w:szCs w:val="20"/>
-              </w:rPr>
-              <w:t>Pembuat</w:t>
-            </w:r>
-            <w:proofErr w:type="spellEnd"/>
-            <w:r>
-              <w:rPr>
-                <w:rFonts w:ascii="Arial" w:hAnsi="Arial" w:cs="Arial"/>
-                <w:sz w:val="20"/>
-                <w:szCs w:val="20"/>
-              </w:rPr>
-              <w:t xml:space="preserve"> </w:t>
-            </w:r>
-            <w:proofErr w:type="spellStart"/>
-            <w:r>
-              <w:rPr>
-                <w:rFonts w:ascii="Arial" w:hAnsi="Arial" w:cs="Arial"/>
-                <w:sz w:val="20"/>
-                <w:szCs w:val="20"/>
-              </w:rPr>
-              <w:t>Komitmen</w:t>
-            </w:r>
-            <w:proofErr w:type="spellEnd"/>
+            <w:tcW w:w="1095" w:type="dxa"/>
+            <w:noWrap/>
+            <w:vAlign w:val="bottom"/>
+          </w:tcPr>
+          <w:p>
+            <w:pPr>
+              <w:rPr>
+                <w:rFonts w:ascii="Arial" w:hAnsi="Arial" w:cs="Arial"/>
+                <w:sz w:val="20"/>
+                <w:szCs w:val="20"/>
+              </w:rPr>
+            </w:pPr>
+          </w:p>
+        </w:tc>
+        <w:tc>
+          <w:tcPr>
+            <w:tcW w:w="2035" w:type="dxa"/>
+            <w:noWrap/>
+            <w:vAlign w:val="bottom"/>
+          </w:tcPr>
+          <w:p>
+            <w:pPr>
+              <w:rPr>
+                <w:rFonts w:ascii="Arial" w:hAnsi="Arial" w:cs="Arial"/>
+                <w:sz w:val="20"/>
+                <w:szCs w:val="20"/>
+              </w:rPr>
+            </w:pPr>
+          </w:p>
+        </w:tc>
+        <w:tc>
+          <w:tcPr>
+            <w:tcW w:w="337" w:type="dxa"/>
+            <w:noWrap/>
+            <w:vAlign w:val="bottom"/>
+          </w:tcPr>
+          <w:p>
+            <w:pPr>
+              <w:rPr>
+                <w:rFonts w:ascii="Arial" w:hAnsi="Arial" w:cs="Arial"/>
+                <w:sz w:val="20"/>
+                <w:szCs w:val="20"/>
+              </w:rPr>
+            </w:pPr>
+          </w:p>
+        </w:tc>
+        <w:tc>
+          <w:tcPr>
+            <w:tcW w:w="1184" w:type="dxa"/>
+            <w:noWrap/>
+            <w:vAlign w:val="bottom"/>
+          </w:tcPr>
+          <w:p>
+            <w:pPr>
+              <w:rPr>
+                <w:rFonts w:ascii="Arial" w:hAnsi="Arial" w:cs="Arial"/>
+                <w:sz w:val="20"/>
+                <w:szCs w:val="20"/>
+              </w:rPr>
+            </w:pPr>
           </w:p>
         </w:tc>
         <w:tc>
@@ -11316,7 +11086,6 @@
           </w:tcPr>
           <w:p>
             <w:pPr>
-              <w:spacing w:before="120"/>
               <w:rPr>
                 <w:rFonts w:ascii="Arial" w:hAnsi="Arial" w:cs="Arial"/>
                 <w:sz w:val="20"/>
@@ -11328,13 +11097,12 @@
         <w:tc>
           <w:tcPr>
             <w:tcW w:w="1701" w:type="dxa"/>
-            <w:gridSpan w:val="2"/>
-            <w:noWrap/>
-            <w:vAlign w:val="bottom"/>
-          </w:tcPr>
-          <w:p>
-            <w:pPr>
-              <w:spacing w:before="120"/>
+            <w:gridSpan w:val="3"/>
+            <w:noWrap/>
+            <w:vAlign w:val="bottom"/>
+          </w:tcPr>
+          <w:p>
+            <w:pPr>
               <w:rPr>
                 <w:rFonts w:ascii="Arial" w:hAnsi="Arial" w:cs="Arial"/>
                 <w:sz w:val="20"/>
@@ -11352,21 +11120,12 @@
           </w:tcPr>
           <w:p>
             <w:pPr>
-              <w:spacing w:before="120"/>
-              <w:rPr>
-                <w:rFonts w:ascii="Arial" w:hAnsi="Arial" w:cs="Arial"/>
-                <w:sz w:val="20"/>
-                <w:szCs w:val="20"/>
-              </w:rPr>
-            </w:pPr>
-            <w:r>
-              <w:rPr>
-                <w:rFonts w:ascii="Arial" w:hAnsi="Arial" w:cs="Arial"/>
-                <w:sz w:val="20"/>
-                <w:szCs w:val="20"/>
-              </w:rPr>
-              <w:t>Yang Menerima</w:t>
-            </w:r>
+              <w:rPr>
+                <w:rFonts w:ascii="Arial" w:hAnsi="Arial" w:cs="Arial"/>
+                <w:sz w:val="20"/>
+                <w:szCs w:val="20"/>
+              </w:rPr>
+            </w:pPr>
           </w:p>
         </w:tc>
         <w:tc>
@@ -11377,7 +11136,6 @@
           </w:tcPr>
           <w:p>
             <w:pPr>
-              <w:spacing w:before="120"/>
               <w:rPr>
                 <w:rFonts w:ascii="Arial" w:hAnsi="Arial" w:cs="Arial"/>
                 <w:sz w:val="20"/>
@@ -11477,7 +11235,7 @@
         <w:tc>
           <w:tcPr>
             <w:tcW w:w="1701" w:type="dxa"/>
-            <w:gridSpan w:val="2"/>
+            <w:gridSpan w:val="3"/>
             <w:noWrap/>
             <w:vAlign w:val="bottom"/>
           </w:tcPr>
@@ -11615,7 +11373,7 @@
         <w:tc>
           <w:tcPr>
             <w:tcW w:w="1701" w:type="dxa"/>
-            <w:gridSpan w:val="2"/>
+            <w:gridSpan w:val="3"/>
             <w:noWrap/>
             <w:vAlign w:val="bottom"/>
           </w:tcPr>
@@ -11753,145 +11511,7 @@
         <w:tc>
           <w:tcPr>
             <w:tcW w:w="1701" w:type="dxa"/>
-            <w:gridSpan w:val="2"/>
-            <w:noWrap/>
-            <w:vAlign w:val="bottom"/>
-          </w:tcPr>
-          <w:p>
-            <w:pPr>
-              <w:rPr>
-                <w:rFonts w:ascii="Arial" w:hAnsi="Arial" w:cs="Arial"/>
-                <w:sz w:val="20"/>
-                <w:szCs w:val="20"/>
-              </w:rPr>
-            </w:pPr>
-          </w:p>
-        </w:tc>
-        <w:tc>
-          <w:tcPr>
-            <w:tcW w:w="3497" w:type="dxa"/>
             <w:gridSpan w:val="3"/>
-            <w:noWrap/>
-            <w:vAlign w:val="bottom"/>
-          </w:tcPr>
-          <w:p>
-            <w:pPr>
-              <w:rPr>
-                <w:rFonts w:ascii="Arial" w:hAnsi="Arial" w:cs="Arial"/>
-                <w:sz w:val="20"/>
-                <w:szCs w:val="20"/>
-              </w:rPr>
-            </w:pPr>
-          </w:p>
-        </w:tc>
-        <w:tc>
-          <w:tcPr>
-            <w:tcW w:w="236" w:type="dxa"/>
-            <w:noWrap/>
-            <w:vAlign w:val="bottom"/>
-          </w:tcPr>
-          <w:p>
-            <w:pPr>
-              <w:rPr>
-                <w:rFonts w:ascii="Arial" w:hAnsi="Arial" w:cs="Arial"/>
-                <w:sz w:val="20"/>
-                <w:szCs w:val="20"/>
-              </w:rPr>
-            </w:pPr>
-          </w:p>
-        </w:tc>
-      </w:tr>
-      <w:tr>
-        <w:trPr>
-          <w:gridAfter w:val="1"/>
-          <w:wAfter w:w="329" w:type="dxa"/>
-          <w:trHeight w:val="255"/>
-        </w:trPr>
-        <w:tc>
-          <w:tcPr>
-            <w:tcW w:w="1095" w:type="dxa"/>
-            <w:noWrap/>
-            <w:vAlign w:val="bottom"/>
-          </w:tcPr>
-          <w:p>
-            <w:pPr>
-              <w:rPr>
-                <w:rFonts w:ascii="Arial" w:hAnsi="Arial" w:cs="Arial"/>
-                <w:sz w:val="20"/>
-                <w:szCs w:val="20"/>
-              </w:rPr>
-            </w:pPr>
-          </w:p>
-        </w:tc>
-        <w:tc>
-          <w:tcPr>
-            <w:tcW w:w="2035" w:type="dxa"/>
-            <w:noWrap/>
-            <w:vAlign w:val="bottom"/>
-          </w:tcPr>
-          <w:p>
-            <w:pPr>
-              <w:rPr>
-                <w:rFonts w:ascii="Arial" w:hAnsi="Arial" w:cs="Arial"/>
-                <w:sz w:val="20"/>
-                <w:szCs w:val="20"/>
-              </w:rPr>
-            </w:pPr>
-          </w:p>
-        </w:tc>
-        <w:tc>
-          <w:tcPr>
-            <w:tcW w:w="337" w:type="dxa"/>
-            <w:noWrap/>
-            <w:vAlign w:val="bottom"/>
-          </w:tcPr>
-          <w:p>
-            <w:pPr>
-              <w:rPr>
-                <w:rFonts w:ascii="Arial" w:hAnsi="Arial" w:cs="Arial"/>
-                <w:sz w:val="20"/>
-                <w:szCs w:val="20"/>
-              </w:rPr>
-            </w:pPr>
-          </w:p>
-        </w:tc>
-        <w:tc>
-          <w:tcPr>
-            <w:tcW w:w="1184" w:type="dxa"/>
-            <w:noWrap/>
-            <w:vAlign w:val="bottom"/>
-          </w:tcPr>
-          <w:p>
-            <w:pPr>
-              <w:rPr>
-                <w:rFonts w:ascii="Arial" w:hAnsi="Arial" w:cs="Arial"/>
-                <w:sz w:val="20"/>
-                <w:szCs w:val="20"/>
-              </w:rPr>
-            </w:pPr>
-          </w:p>
-        </w:tc>
-        <w:tc>
-          <w:tcPr>
-            <w:tcW w:w="878" w:type="dxa"/>
-            <w:gridSpan w:val="2"/>
-            <w:noWrap/>
-            <w:vAlign w:val="bottom"/>
-          </w:tcPr>
-          <w:p>
-            <w:pPr>
-              <w:rPr>
-                <w:rFonts w:ascii="Arial" w:hAnsi="Arial" w:cs="Arial"/>
-                <w:sz w:val="20"/>
-                <w:szCs w:val="20"/>
-              </w:rPr>
-            </w:pPr>
-          </w:p>
-        </w:tc>
-        <w:tc>
-          <w:tcPr>
-            <w:tcW w:w="1701" w:type="dxa"/>
-            <w:gridSpan w:val="2"/>
             <w:noWrap/>
             <w:vAlign w:val="bottom"/>
           </w:tcPr>
@@ -11990,6 +11610,7 @@
         <w:tc>
           <w:tcPr>
             <w:tcW w:w="1390" w:type="dxa"/>
+            <w:gridSpan w:val="2"/>
             <w:noWrap/>
             <w:vAlign w:val="bottom"/>
           </w:tcPr>
@@ -12131,6 +11752,7 @@
         <w:tc>
           <w:tcPr>
             <w:tcW w:w="1390" w:type="dxa"/>
+            <w:gridSpan w:val="2"/>
             <w:noWrap/>
             <w:vAlign w:val="bottom"/>
           </w:tcPr>
@@ -16636,6 +16258,12 @@
   <wne:recipientData>
     <wne:active wne:val="1"/>
   </wne:recipientData>
+  <wne:recipientData>
+    <wne:active wne:val="1"/>
+  </wne:recipientData>
+  <wne:recipientData>
+    <wne:active wne:val="1"/>
+  </wne:recipientData>
 </wne:recipients>
 </file>
 

--- a/public/spd-rampung-kwitansi-format.docx
+++ b/public/spd-rampung-kwitansi-format.docx
@@ -1,6 +1,6 @@
 
 <file path=word/document.xml><?xml version="1.0" encoding="utf-8"?>
-<w:document xmlns:wpc="http://schemas.microsoft.com/office/word/2010/wordprocessingCanvas" xmlns:cx="http://schemas.microsoft.com/office/drawing/2014/chartex" xmlns:cx1="http://schemas.microsoft.com/office/drawing/2015/9/8/chartex" xmlns:cx2="http://schemas.microsoft.com/office/drawing/2015/10/21/chartex" xmlns:cx3="http://schemas.microsoft.com/office/drawing/2016/5/9/chartex" xmlns:cx4="http://schemas.microsoft.com/office/drawing/2016/5/10/chartex" xmlns:cx5="http://schemas.microsoft.com/office/drawing/2016/5/11/chartex" xmlns:cx6="http://schemas.microsoft.com/office/drawing/2016/5/12/chartex" xmlns:cx7="http://schemas.microsoft.com/office/drawing/2016/5/13/chartex" xmlns:cx8="http://schemas.microsoft.com/office/drawing/2016/5/14/chartex" xmlns:mc="http://schemas.openxmlformats.org/markup-compatibility/2006" xmlns:aink="http://schemas.microsoft.com/office/drawing/2016/ink" xmlns:am3d="http://schemas.microsoft.com/office/drawing/2017/model3d" xmlns:o="urn:schemas-microsoft-com:office:office" xmlns:oel="http://schemas.microsoft.com/office/2019/extlst" xmlns:r="http://schemas.openxmlformats.org/officeDocument/2006/relationships" xmlns:m="http://schemas.openxmlformats.org/officeDocument/2006/math" xmlns:v="urn:schemas-microsoft-com:vml" xmlns:wp14="http://schemas.microsoft.com/office/word/2010/wordprocessingDrawing" xmlns:wp="http://schemas.openxmlformats.org/drawingml/2006/wordprocessingDrawing" xmlns:w10="urn:schemas-microsoft-com:office:word" xmlns:w="http://schemas.openxmlformats.org/wordprocessingml/2006/main" xmlns:w14="http://schemas.microsoft.com/office/word/2010/wordml" xmlns:w15="http://schemas.microsoft.com/office/word/2012/wordml" xmlns:w16cex="http://schemas.microsoft.com/office/word/2018/wordml/cex" xmlns:w16cid="http://schemas.microsoft.com/office/word/2016/wordml/cid" xmlns:w16="http://schemas.microsoft.com/office/word/2018/wordml" xmlns:w16du="http://schemas.microsoft.com/office/word/2023/wordml/word16du" xmlns:w16sdtdh="http://schemas.microsoft.com/office/word/2020/wordml/sdtdatahash" xmlns:w16sdtfl="http://schemas.microsoft.com/office/word/2024/wordml/sdtformatlock" xmlns:w16se="http://schemas.microsoft.com/office/word/2015/wordml/symex" xmlns:wpg="http://schemas.microsoft.com/office/word/2010/wordprocessingGroup" xmlns:wpi="http://schemas.microsoft.com/office/word/2010/wordprocessingInk" xmlns:wne="http://schemas.microsoft.com/office/word/2006/wordml" xmlns:wps="http://schemas.microsoft.com/office/word/2010/wordprocessingShape" mc:Ignorable="w14 w15 w16se w16cid w16 w16cex w16sdtdh w16sdtfl w16du wp14">
+<w:document xmlns:wpc="http://schemas.microsoft.com/office/word/2010/wordprocessingCanvas" xmlns:cx="http://schemas.microsoft.com/office/drawing/2014/chartex" xmlns:cx1="http://schemas.microsoft.com/office/drawing/2015/9/8/chartex" xmlns:cx2="http://schemas.microsoft.com/office/drawing/2015/10/21/chartex" xmlns:cx3="http://schemas.microsoft.com/office/drawing/2016/5/9/chartex" xmlns:cx4="http://schemas.microsoft.com/office/drawing/2016/5/10/chartex" xmlns:cx5="http://schemas.microsoft.com/office/drawing/2016/5/11/chartex" xmlns:cx6="http://schemas.microsoft.com/office/drawing/2016/5/12/chartex" xmlns:cx7="http://schemas.microsoft.com/office/drawing/2016/5/13/chartex" xmlns:cx8="http://schemas.microsoft.com/office/drawing/2016/5/14/chartex" xmlns:mc="http://schemas.openxmlformats.org/markup-compatibility/2006" xmlns:aink="http://schemas.microsoft.com/office/drawing/2016/ink" xmlns:am3d="http://schemas.microsoft.com/office/drawing/2017/model3d" xmlns:o="urn:schemas-microsoft-com:office:office" xmlns:oel="http://schemas.microsoft.com/office/2019/extlst" xmlns:r="http://schemas.openxmlformats.org/officeDocument/2006/relationships" xmlns:m="http://schemas.openxmlformats.org/officeDocument/2006/math" xmlns:v="urn:schemas-microsoft-com:vml" xmlns:wp14="http://schemas.microsoft.com/office/word/2010/wordprocessingDrawing" xmlns:wp="http://schemas.openxmlformats.org/drawingml/2006/wordprocessingDrawing" xmlns:w10="urn:schemas-microsoft-com:office:word" xmlns:w="http://schemas.openxmlformats.org/wordprocessingml/2006/main" xmlns:w14="http://schemas.microsoft.com/office/word/2010/wordml" xmlns:w15="http://schemas.microsoft.com/office/word/2012/wordml" xmlns:w16cei="http://schemas.microsoft.com/office/word/2026/wordml/cei" xmlns:w16cex="http://schemas.microsoft.com/office/word/2018/wordml/cex" xmlns:w16cid="http://schemas.microsoft.com/office/word/2016/wordml/cid" xmlns:w16="http://schemas.microsoft.com/office/word/2018/wordml" xmlns:w16du="http://schemas.microsoft.com/office/word/2023/wordml/word16du" xmlns:w16sdtdh="http://schemas.microsoft.com/office/word/2020/wordml/sdtdatahash" xmlns:w16sdtfl="http://schemas.microsoft.com/office/word/2024/wordml/sdtformatlock" xmlns:w16se="http://schemas.microsoft.com/office/word/2015/wordml/symex" xmlns:wpg="http://schemas.microsoft.com/office/word/2010/wordprocessingGroup" xmlns:wpi="http://schemas.microsoft.com/office/word/2010/wordprocessingInk" xmlns:wne="http://schemas.microsoft.com/office/word/2006/wordml" xmlns:wps="http://schemas.microsoft.com/office/word/2010/wordprocessingShape" mc:Ignorable="w14 w15 w16se w16cid w16 w16cex w16sdtdh w16sdtfl w16du wp14">
   <w:background w:color="FFFFFF"/>
   <w:body>
     <w:p>
@@ -9878,7 +9878,15 @@
                 <w:sz w:val="20"/>
                 <w:szCs w:val="20"/>
               </w:rPr>
-              <w:t>tglBerangkat</w:t>
+              <w:t>tgl</w:t>
+            </w:r>
+            <w:r>
+              <w:rPr>
+                <w:rFonts w:ascii="Arial" w:hAnsi="Arial" w:cs="Arial"/>
+                <w:sz w:val="20"/>
+                <w:szCs w:val="20"/>
+              </w:rPr>
+              <w:t>Kembali</w:t>
             </w:r>
             <w:proofErr w:type="spellEnd"/>
             <w:r>
@@ -10304,7 +10312,6 @@
                 <w:szCs w:val="20"/>
               </w:rPr>
             </w:pPr>
-            <w:proofErr w:type="gramStart"/>
             <w:r>
               <w:rPr>
                 <w:rFonts w:ascii="Arial" w:hAnsi="Arial" w:cs="Arial"/>
@@ -10313,18 +10320,7 @@
                 <w:sz w:val="20"/>
                 <w:szCs w:val="20"/>
               </w:rPr>
-              <w:t>TERBILANG :</w:t>
-            </w:r>
-            <w:proofErr w:type="gramEnd"/>
-            <w:r>
-              <w:rPr>
-                <w:rFonts w:ascii="Arial" w:hAnsi="Arial" w:cs="Arial"/>
-                <w:b/>
-                <w:bCs/>
-                <w:sz w:val="20"/>
-                <w:szCs w:val="20"/>
-              </w:rPr>
-              <w:t xml:space="preserve"> </w:t>
+              <w:t xml:space="preserve">TERBILANG : </w:t>
             </w:r>
           </w:p>
         </w:tc>
@@ -11934,7 +11930,7 @@
 </file>
 
 <file path=word/numbering.xml><?xml version="1.0" encoding="utf-8"?>
-<w:numbering xmlns:wpc="http://schemas.microsoft.com/office/word/2010/wordprocessingCanvas" xmlns:cx="http://schemas.microsoft.com/office/drawing/2014/chartex" xmlns:cx1="http://schemas.microsoft.com/office/drawing/2015/9/8/chartex" xmlns:cx2="http://schemas.microsoft.com/office/drawing/2015/10/21/chartex" xmlns:cx3="http://schemas.microsoft.com/office/drawing/2016/5/9/chartex" xmlns:cx4="http://schemas.microsoft.com/office/drawing/2016/5/10/chartex" xmlns:cx5="http://schemas.microsoft.com/office/drawing/2016/5/11/chartex" xmlns:cx6="http://schemas.microsoft.com/office/drawing/2016/5/12/chartex" xmlns:cx7="http://schemas.microsoft.com/office/drawing/2016/5/13/chartex" xmlns:cx8="http://schemas.microsoft.com/office/drawing/2016/5/14/chartex" xmlns:mc="http://schemas.openxmlformats.org/markup-compatibility/2006" xmlns:aink="http://schemas.microsoft.com/office/drawing/2016/ink" xmlns:am3d="http://schemas.microsoft.com/office/drawing/2017/model3d" xmlns:o="urn:schemas-microsoft-com:office:office" xmlns:oel="http://schemas.microsoft.com/office/2019/extlst" xmlns:r="http://schemas.openxmlformats.org/officeDocument/2006/relationships" xmlns:m="http://schemas.openxmlformats.org/officeDocument/2006/math" xmlns:v="urn:schemas-microsoft-com:vml" xmlns:wp14="http://schemas.microsoft.com/office/word/2010/wordprocessingDrawing" xmlns:wp="http://schemas.openxmlformats.org/drawingml/2006/wordprocessingDrawing" xmlns:w10="urn:schemas-microsoft-com:office:word" xmlns:w="http://schemas.openxmlformats.org/wordprocessingml/2006/main" xmlns:w14="http://schemas.microsoft.com/office/word/2010/wordml" xmlns:w15="http://schemas.microsoft.com/office/word/2012/wordml" xmlns:w16cex="http://schemas.microsoft.com/office/word/2018/wordml/cex" xmlns:w16cid="http://schemas.microsoft.com/office/word/2016/wordml/cid" xmlns:w16="http://schemas.microsoft.com/office/word/2018/wordml" xmlns:w16du="http://schemas.microsoft.com/office/word/2023/wordml/word16du" xmlns:w16sdtdh="http://schemas.microsoft.com/office/word/2020/wordml/sdtdatahash" xmlns:w16sdtfl="http://schemas.microsoft.com/office/word/2024/wordml/sdtformatlock" xmlns:w16se="http://schemas.microsoft.com/office/word/2015/wordml/symex" xmlns:wpg="http://schemas.microsoft.com/office/word/2010/wordprocessingGroup" xmlns:wpi="http://schemas.microsoft.com/office/word/2010/wordprocessingInk" xmlns:wne="http://schemas.microsoft.com/office/word/2006/wordml" xmlns:wps="http://schemas.microsoft.com/office/word/2010/wordprocessingShape" mc:Ignorable="w14 w15 w16se w16cid w16 w16cex w16sdtdh w16sdtfl w16du wp14">
+<w:numbering xmlns:wpc="http://schemas.microsoft.com/office/word/2010/wordprocessingCanvas" xmlns:cx="http://schemas.microsoft.com/office/drawing/2014/chartex" xmlns:cx1="http://schemas.microsoft.com/office/drawing/2015/9/8/chartex" xmlns:cx2="http://schemas.microsoft.com/office/drawing/2015/10/21/chartex" xmlns:cx3="http://schemas.microsoft.com/office/drawing/2016/5/9/chartex" xmlns:cx4="http://schemas.microsoft.com/office/drawing/2016/5/10/chartex" xmlns:cx5="http://schemas.microsoft.com/office/drawing/2016/5/11/chartex" xmlns:cx6="http://schemas.microsoft.com/office/drawing/2016/5/12/chartex" xmlns:cx7="http://schemas.microsoft.com/office/drawing/2016/5/13/chartex" xmlns:cx8="http://schemas.microsoft.com/office/drawing/2016/5/14/chartex" xmlns:mc="http://schemas.openxmlformats.org/markup-compatibility/2006" xmlns:aink="http://schemas.microsoft.com/office/drawing/2016/ink" xmlns:am3d="http://schemas.microsoft.com/office/drawing/2017/model3d" xmlns:o="urn:schemas-microsoft-com:office:office" xmlns:oel="http://schemas.microsoft.com/office/2019/extlst" xmlns:r="http://schemas.openxmlformats.org/officeDocument/2006/relationships" xmlns:m="http://schemas.openxmlformats.org/officeDocument/2006/math" xmlns:v="urn:schemas-microsoft-com:vml" xmlns:wp14="http://schemas.microsoft.com/office/word/2010/wordprocessingDrawing" xmlns:wp="http://schemas.openxmlformats.org/drawingml/2006/wordprocessingDrawing" xmlns:w10="urn:schemas-microsoft-com:office:word" xmlns:w="http://schemas.openxmlformats.org/wordprocessingml/2006/main" xmlns:w14="http://schemas.microsoft.com/office/word/2010/wordml" xmlns:w15="http://schemas.microsoft.com/office/word/2012/wordml" xmlns:w16cei="http://schemas.microsoft.com/office/word/2026/wordml/cei" xmlns:w16cex="http://schemas.microsoft.com/office/word/2018/wordml/cex" xmlns:w16cid="http://schemas.microsoft.com/office/word/2016/wordml/cid" xmlns:w16="http://schemas.microsoft.com/office/word/2018/wordml" xmlns:w16du="http://schemas.microsoft.com/office/word/2023/wordml/word16du" xmlns:w16sdtdh="http://schemas.microsoft.com/office/word/2020/wordml/sdtdatahash" xmlns:w16sdtfl="http://schemas.microsoft.com/office/word/2024/wordml/sdtformatlock" xmlns:w16se="http://schemas.microsoft.com/office/word/2015/wordml/symex" xmlns:wpg="http://schemas.microsoft.com/office/word/2010/wordprocessingGroup" xmlns:wpi="http://schemas.microsoft.com/office/word/2010/wordprocessingInk" xmlns:wne="http://schemas.microsoft.com/office/word/2006/wordml" xmlns:wps="http://schemas.microsoft.com/office/word/2010/wordprocessingShape" mc:Ignorable="w14 w15 w16se w16cid w16 w16cex w16sdtdh w16sdtfl w16du wp14">
   <w:abstractNum w:abstractNumId="0" w15:restartNumberingAfterBreak="0">
     <w:nsid w:val="00000001"/>
     <w:multiLevelType w:val="multilevel"/>
@@ -13038,7 +13034,7 @@
 </file>
 
 <file path=word/recipientData.xml><?xml version="1.0" encoding="utf-8"?>
-<wne:recipients xmlns:wpc="http://schemas.microsoft.com/office/word/2010/wordprocessingCanvas" xmlns:cx="http://schemas.microsoft.com/office/drawing/2014/chartex" xmlns:cx1="http://schemas.microsoft.com/office/drawing/2015/9/8/chartex" xmlns:cx2="http://schemas.microsoft.com/office/drawing/2015/10/21/chartex" xmlns:cx3="http://schemas.microsoft.com/office/drawing/2016/5/9/chartex" xmlns:cx4="http://schemas.microsoft.com/office/drawing/2016/5/10/chartex" xmlns:cx5="http://schemas.microsoft.com/office/drawing/2016/5/11/chartex" xmlns:cx6="http://schemas.microsoft.com/office/drawing/2016/5/12/chartex" xmlns:cx7="http://schemas.microsoft.com/office/drawing/2016/5/13/chartex" xmlns:cx8="http://schemas.microsoft.com/office/drawing/2016/5/14/chartex" xmlns:mc="http://schemas.openxmlformats.org/markup-compatibility/2006" xmlns:aink="http://schemas.microsoft.com/office/drawing/2016/ink" xmlns:am3d="http://schemas.microsoft.com/office/drawing/2017/model3d" xmlns:o="urn:schemas-microsoft-com:office:office" xmlns:oel="http://schemas.microsoft.com/office/2019/extlst" xmlns:r="http://schemas.openxmlformats.org/officeDocument/2006/relationships" xmlns:m="http://schemas.openxmlformats.org/officeDocument/2006/math" xmlns:v="urn:schemas-microsoft-com:vml" xmlns:wp14="http://schemas.microsoft.com/office/word/2010/wordprocessingDrawing" xmlns:wp="http://schemas.openxmlformats.org/drawingml/2006/wordprocessingDrawing" xmlns:w10="urn:schemas-microsoft-com:office:word" xmlns:w="http://schemas.openxmlformats.org/wordprocessingml/2006/main" xmlns:w14="http://schemas.microsoft.com/office/word/2010/wordml" xmlns:w15="http://schemas.microsoft.com/office/word/2012/wordml" xmlns:w16cex="http://schemas.microsoft.com/office/word/2018/wordml/cex" xmlns:w16cid="http://schemas.microsoft.com/office/word/2016/wordml/cid" xmlns:w16="http://schemas.microsoft.com/office/word/2018/wordml" xmlns:w16du="http://schemas.microsoft.com/office/word/2023/wordml/word16du" xmlns:w16sdtdh="http://schemas.microsoft.com/office/word/2020/wordml/sdtdatahash" xmlns:w16sdtfl="http://schemas.microsoft.com/office/word/2024/wordml/sdtformatlock" xmlns:w16se="http://schemas.microsoft.com/office/word/2015/wordml/symex" xmlns:wpg="http://schemas.microsoft.com/office/word/2010/wordprocessingGroup" xmlns:wpi="http://schemas.microsoft.com/office/word/2010/wordprocessingInk" xmlns:wne="http://schemas.microsoft.com/office/word/2006/wordml" xmlns:wps="http://schemas.microsoft.com/office/word/2010/wordprocessingShape" mc:Ignorable="w14 w15 w16se w16cid w16 w16cex w16sdtdh w16sdtfl w16du wp14">
+<wne:recipients xmlns:wpc="http://schemas.microsoft.com/office/word/2010/wordprocessingCanvas" xmlns:cx="http://schemas.microsoft.com/office/drawing/2014/chartex" xmlns:cx1="http://schemas.microsoft.com/office/drawing/2015/9/8/chartex" xmlns:cx2="http://schemas.microsoft.com/office/drawing/2015/10/21/chartex" xmlns:cx3="http://schemas.microsoft.com/office/drawing/2016/5/9/chartex" xmlns:cx4="http://schemas.microsoft.com/office/drawing/2016/5/10/chartex" xmlns:cx5="http://schemas.microsoft.com/office/drawing/2016/5/11/chartex" xmlns:cx6="http://schemas.microsoft.com/office/drawing/2016/5/12/chartex" xmlns:cx7="http://schemas.microsoft.com/office/drawing/2016/5/13/chartex" xmlns:cx8="http://schemas.microsoft.com/office/drawing/2016/5/14/chartex" xmlns:mc="http://schemas.openxmlformats.org/markup-compatibility/2006" xmlns:aink="http://schemas.microsoft.com/office/drawing/2016/ink" xmlns:am3d="http://schemas.microsoft.com/office/drawing/2017/model3d" xmlns:o="urn:schemas-microsoft-com:office:office" xmlns:oel="http://schemas.microsoft.com/office/2019/extlst" xmlns:r="http://schemas.openxmlformats.org/officeDocument/2006/relationships" xmlns:m="http://schemas.openxmlformats.org/officeDocument/2006/math" xmlns:v="urn:schemas-microsoft-com:vml" xmlns:wp14="http://schemas.microsoft.com/office/word/2010/wordprocessingDrawing" xmlns:wp="http://schemas.openxmlformats.org/drawingml/2006/wordprocessingDrawing" xmlns:w10="urn:schemas-microsoft-com:office:word" xmlns:w="http://schemas.openxmlformats.org/wordprocessingml/2006/main" xmlns:w14="http://schemas.microsoft.com/office/word/2010/wordml" xmlns:w15="http://schemas.microsoft.com/office/word/2012/wordml" xmlns:w16cei="http://schemas.microsoft.com/office/word/2026/wordml/cei" xmlns:w16cex="http://schemas.microsoft.com/office/word/2018/wordml/cex" xmlns:w16cid="http://schemas.microsoft.com/office/word/2016/wordml/cid" xmlns:w16="http://schemas.microsoft.com/office/word/2018/wordml" xmlns:w16du="http://schemas.microsoft.com/office/word/2023/wordml/word16du" xmlns:w16sdtdh="http://schemas.microsoft.com/office/word/2020/wordml/sdtdatahash" xmlns:w16sdtfl="http://schemas.microsoft.com/office/word/2024/wordml/sdtformatlock" xmlns:w16se="http://schemas.microsoft.com/office/word/2015/wordml/symex" xmlns:wpg="http://schemas.microsoft.com/office/word/2010/wordprocessingGroup" xmlns:wpi="http://schemas.microsoft.com/office/word/2010/wordprocessingInk" xmlns:wne="http://schemas.microsoft.com/office/word/2006/wordml" xmlns:wps="http://schemas.microsoft.com/office/word/2010/wordprocessingShape" mc:Ignorable="w14 w15 w16se w16cid w16 w16cex w16sdtdh w16sdtfl w16du wp14">
   <wne:recipientData>
     <wne:active wne:val="1"/>
     <wne:hash wne:val="-1217986252"/>
@@ -16206,6 +16202,9 @@
   <wne:recipientData>
     <wne:active wne:val="1"/>
     <wne:hash wne:val="-1708347488"/>
+  </wne:recipientData>
+  <wne:recipientData>
+    <wne:active wne:val="1"/>
   </wne:recipientData>
   <wne:recipientData>
     <wne:active wne:val="1"/>

--- a/public/spd-rampung-kwitansi-format.docx
+++ b/public/spd-rampung-kwitansi-format.docx
@@ -5833,6 +5833,15 @@
                 <w:szCs w:val="20"/>
               </w:rPr>
             </w:pPr>
+            <w:r>
+              <w:rPr>
+                <w:rFonts w:ascii="Arial" w:hAnsi="Arial" w:cs="Arial"/>
+                <w:bCs/>
+                <w:sz w:val="20"/>
+                <w:szCs w:val="20"/>
+              </w:rPr>
+              <w:t>{</w:t>
+            </w:r>
             <w:proofErr w:type="spellStart"/>
             <w:r>
               <w:rPr>
@@ -5841,7 +5850,7 @@
                 <w:sz w:val="20"/>
                 <w:szCs w:val="20"/>
               </w:rPr>
-              <w:t>Hj</w:t>
+              <w:t>namaBendahara</w:t>
             </w:r>
             <w:proofErr w:type="spellEnd"/>
             <w:r>
@@ -5851,27 +5860,7 @@
                 <w:sz w:val="20"/>
                 <w:szCs w:val="20"/>
               </w:rPr>
-              <w:t xml:space="preserve">. Rini Rosmini, </w:t>
-            </w:r>
-            <w:proofErr w:type="spellStart"/>
-            <w:r>
-              <w:rPr>
-                <w:rFonts w:ascii="Arial" w:hAnsi="Arial" w:cs="Arial"/>
-                <w:bCs/>
-                <w:sz w:val="20"/>
-                <w:szCs w:val="20"/>
-              </w:rPr>
-              <w:t>S.Sy</w:t>
-            </w:r>
-            <w:proofErr w:type="spellEnd"/>
-            <w:r>
-              <w:rPr>
-                <w:rFonts w:ascii="Arial" w:hAnsi="Arial" w:cs="Arial"/>
-                <w:bCs/>
-                <w:sz w:val="20"/>
-                <w:szCs w:val="20"/>
-              </w:rPr>
-              <w:t>.</w:t>
+              <w:t>}</w:t>
             </w:r>
           </w:p>
         </w:tc>
@@ -5973,7 +5962,25 @@
                 <w:sz w:val="20"/>
                 <w:szCs w:val="20"/>
               </w:rPr>
-              <w:t>198004142007102002</w:t>
+              <w:t>{</w:t>
+            </w:r>
+            <w:proofErr w:type="spellStart"/>
+            <w:r>
+              <w:rPr>
+                <w:rFonts w:ascii="Arial" w:hAnsi="Arial" w:cs="Arial"/>
+                <w:sz w:val="20"/>
+                <w:szCs w:val="20"/>
+              </w:rPr>
+              <w:t>nipBendahara</w:t>
+            </w:r>
+            <w:proofErr w:type="spellEnd"/>
+            <w:r>
+              <w:rPr>
+                <w:rFonts w:ascii="Arial" w:hAnsi="Arial" w:cs="Arial"/>
+                <w:sz w:val="20"/>
+                <w:szCs w:val="20"/>
+              </w:rPr>
+              <w:t>}</w:t>
             </w:r>
           </w:p>
         </w:tc>
@@ -7398,7 +7405,7 @@
                 <w:szCs w:val="20"/>
                 <w:lang w:val="id-ID"/>
               </w:rPr>
-              <w:t>H. Boy Shubhul Muniir, ST.,S.Pd l.,M.M.</w:t>
+              <w:t>{namaPpk}</w:t>
             </w:r>
           </w:p>
         </w:tc>
@@ -7487,7 +7494,25 @@
                 <w:szCs w:val="20"/>
                 <w:lang w:val="id-ID"/>
               </w:rPr>
-              <w:t>198006132007011012</w:t>
+              <w:t>{</w:t>
+            </w:r>
+            <w:r>
+              <w:rPr>
+                <w:rFonts w:ascii="Arial" w:hAnsi="Arial" w:cs="Arial"/>
+                <w:sz w:val="20"/>
+                <w:szCs w:val="20"/>
+                <w:lang w:val="id-ID"/>
+              </w:rPr>
+              <w:t>nipPpk</w:t>
+            </w:r>
+            <w:r>
+              <w:rPr>
+                <w:rFonts w:ascii="Arial" w:hAnsi="Arial" w:cs="Arial"/>
+                <w:sz w:val="20"/>
+                <w:szCs w:val="20"/>
+                <w:lang w:val="id-ID"/>
+              </w:rPr>
+              <w:t>}</w:t>
             </w:r>
           </w:p>
         </w:tc>
@@ -11582,7 +11607,7 @@
                 <w:szCs w:val="20"/>
                 <w:lang w:val="id-ID"/>
               </w:rPr>
-              <w:t>H. Boy Shubhul Muniir, ST.,S.Pd l.,M.M.</w:t>
+              <w:t>{namaPpk}</w:t>
             </w:r>
           </w:p>
         </w:tc>
@@ -11723,7 +11748,25 @@
                 <w:szCs w:val="20"/>
                 <w:lang w:val="id-ID"/>
               </w:rPr>
-              <w:t>198006132007011012</w:t>
+              <w:t>{</w:t>
+            </w:r>
+            <w:r>
+              <w:rPr>
+                <w:rFonts w:ascii="Arial" w:hAnsi="Arial" w:cs="Arial"/>
+                <w:sz w:val="20"/>
+                <w:szCs w:val="20"/>
+                <w:lang w:val="id-ID"/>
+              </w:rPr>
+              <w:t>nipPpk</w:t>
+            </w:r>
+            <w:r>
+              <w:rPr>
+                <w:rFonts w:ascii="Arial" w:hAnsi="Arial" w:cs="Arial"/>
+                <w:sz w:val="20"/>
+                <w:szCs w:val="20"/>
+                <w:lang w:val="id-ID"/>
+              </w:rPr>
+              <w:t>}</w:t>
             </w:r>
           </w:p>
         </w:tc>
@@ -16263,6 +16306,9 @@
   <wne:recipientData>
     <wne:active wne:val="1"/>
   </wne:recipientData>
+  <wne:recipientData>
+    <wne:active wne:val="1"/>
+  </wne:recipientData>
 </wne:recipients>
 </file>
 

--- a/public/spd-rampung-kwitansi-format.docx
+++ b/public/spd-rampung-kwitansi-format.docx
@@ -21,7 +21,7 @@
     </w:p>
     <w:tbl>
       <w:tblPr>
-        <w:tblW w:w="10597" w:type="dxa"/>
+        <w:tblW w:w="10723" w:type="dxa"/>
         <w:tblInd w:w="-459" w:type="dxa"/>
         <w:tblLook w:val="0000" w:firstRow="0" w:lastRow="0" w:firstColumn="0" w:lastColumn="0" w:noHBand="0" w:noVBand="0"/>
       </w:tblPr>
@@ -71,7 +71,7 @@
                 <w:szCs w:val="28"/>
               </w:rPr>
               <w:drawing>
-                <wp:anchor distT="0" distB="0" distL="114300" distR="114300" simplePos="0" relativeHeight="251658240" behindDoc="1" locked="0" layoutInCell="1" allowOverlap="1" wp14:anchorId="47336D93" wp14:editId="187271D9">
+                <wp:anchor distT="0" distB="0" distL="114300" distR="114300" simplePos="0" relativeHeight="251659264" behindDoc="1" locked="0" layoutInCell="1" allowOverlap="1" wp14:anchorId="47336D93" wp14:editId="187271D9">
                   <wp:simplePos x="0" y="0"/>
                   <wp:positionH relativeFrom="column">
                     <wp:posOffset>-2540</wp:posOffset>
@@ -217,7 +217,7 @@
               <mc:AlternateContent>
                 <mc:Choice Requires="wps">
                   <w:drawing>
-                    <wp:anchor distT="0" distB="0" distL="114300" distR="114300" simplePos="0" relativeHeight="251657216" behindDoc="0" locked="0" layoutInCell="1" allowOverlap="1" wp14:anchorId="5AFD348D" wp14:editId="7C16F99A">
+                    <wp:anchor distT="0" distB="0" distL="114300" distR="114300" simplePos="0" relativeHeight="251656192" behindDoc="0" locked="0" layoutInCell="1" allowOverlap="1" wp14:anchorId="5AFD348D" wp14:editId="7C16F99A">
                       <wp:simplePos x="0" y="0"/>
                       <wp:positionH relativeFrom="column">
                         <wp:posOffset>-31115</wp:posOffset>
@@ -405,7 +405,7 @@
                       <v:stroke joinstyle="miter"/>
                       <v:path gradientshapeok="t" o:connecttype="rect"/>
                     </v:shapetype>
-                    <v:shape id="Text Box 7" o:spid="_x0000_s1026" type="#_x0000_t202" style="position:absolute;margin-left:-2.45pt;margin-top:6.6pt;width:400.5pt;height:39.75pt;z-index:251657216;visibility:visible;mso-wrap-style:square;mso-width-percent:0;mso-height-percent:0;mso-wrap-distance-left:9pt;mso-wrap-distance-top:0;mso-wrap-distance-right:9pt;mso-wrap-distance-bottom:0;mso-position-horizontal:absolute;mso-position-horizontal-relative:text;mso-position-vertical:absolute;mso-position-vertical-relative:text;mso-width-percent:0;mso-height-percent:0;mso-width-relative:page;mso-height-relative:page;v-text-anchor:top" o:gfxdata="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" filled="f" stroked="f">
+                    <v:shape id="Text Box 7" o:spid="_x0000_s1026" type="#_x0000_t202" style="position:absolute;margin-left:-2.45pt;margin-top:6.6pt;width:400.5pt;height:39.75pt;z-index:251656192;visibility:visible;mso-wrap-style:square;mso-width-percent:0;mso-height-percent:0;mso-wrap-distance-left:9pt;mso-wrap-distance-top:0;mso-wrap-distance-right:9pt;mso-wrap-distance-bottom:0;mso-position-horizontal:absolute;mso-position-horizontal-relative:text;mso-position-vertical:absolute;mso-position-vertical-relative:text;mso-width-percent:0;mso-height-percent:0;mso-width-relative:page;mso-height-relative:page;v-text-anchor:top" o:gfxdata="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" filled="f" stroked="f">
                       <v:textbox>
                         <w:txbxContent>
                           <w:p>
@@ -617,7 +617,7 @@
         </w:tc>
         <w:tc>
           <w:tcPr>
-            <w:tcW w:w="2417" w:type="dxa"/>
+            <w:tcW w:w="2545" w:type="dxa"/>
             <w:gridSpan w:val="2"/>
             <w:tcBorders>
               <w:top w:val="nil"/>
@@ -800,7 +800,7 @@
         </w:tc>
         <w:tc>
           <w:tcPr>
-            <w:tcW w:w="2417" w:type="dxa"/>
+            <w:tcW w:w="2545" w:type="dxa"/>
             <w:gridSpan w:val="2"/>
             <w:tcBorders>
               <w:top w:val="nil"/>
@@ -983,7 +983,7 @@
         </w:tc>
         <w:tc>
           <w:tcPr>
-            <w:tcW w:w="2417" w:type="dxa"/>
+            <w:tcW w:w="2545" w:type="dxa"/>
             <w:gridSpan w:val="2"/>
             <w:tcBorders>
               <w:top w:val="nil"/>
@@ -1175,7 +1175,7 @@
         </w:tc>
         <w:tc>
           <w:tcPr>
-            <w:tcW w:w="2417" w:type="dxa"/>
+            <w:tcW w:w="2545" w:type="dxa"/>
             <w:gridSpan w:val="2"/>
             <w:tcBorders>
               <w:top w:val="nil"/>
@@ -1225,7 +1225,7 @@
         </w:trPr>
         <w:tc>
           <w:tcPr>
-            <w:tcW w:w="10595" w:type="dxa"/>
+            <w:tcW w:w="10723" w:type="dxa"/>
             <w:gridSpan w:val="10"/>
             <w:tcBorders>
               <w:top w:val="nil"/>
@@ -1375,7 +1375,7 @@
         </w:tc>
         <w:tc>
           <w:tcPr>
-            <w:tcW w:w="5340" w:type="dxa"/>
+            <w:tcW w:w="5468" w:type="dxa"/>
             <w:gridSpan w:val="5"/>
             <w:tcBorders>
               <w:top w:val="nil"/>
@@ -1601,7 +1601,7 @@
         </w:tc>
         <w:tc>
           <w:tcPr>
-            <w:tcW w:w="2417" w:type="dxa"/>
+            <w:tcW w:w="2545" w:type="dxa"/>
             <w:gridSpan w:val="2"/>
             <w:tcBorders>
               <w:top w:val="nil"/>
@@ -1791,7 +1791,7 @@
         </w:tc>
         <w:tc>
           <w:tcPr>
-            <w:tcW w:w="2417" w:type="dxa"/>
+            <w:tcW w:w="2545" w:type="dxa"/>
             <w:gridSpan w:val="2"/>
             <w:tcBorders>
               <w:top w:val="nil"/>
@@ -1912,7 +1912,7 @@
         </w:tc>
         <w:tc>
           <w:tcPr>
-            <w:tcW w:w="2417" w:type="dxa"/>
+            <w:tcW w:w="2545" w:type="dxa"/>
             <w:gridSpan w:val="2"/>
             <w:tcBorders>
               <w:top w:val="single" w:sz="4" w:space="0" w:color="auto"/>
@@ -2169,7 +2169,7 @@
         </w:tc>
         <w:tc>
           <w:tcPr>
-            <w:tcW w:w="2417" w:type="dxa"/>
+            <w:tcW w:w="2545" w:type="dxa"/>
             <w:gridSpan w:val="2"/>
             <w:tcBorders>
               <w:top w:val="nil"/>
@@ -2357,7 +2357,7 @@
         </w:tc>
         <w:tc>
           <w:tcPr>
-            <w:tcW w:w="2417" w:type="dxa"/>
+            <w:tcW w:w="2545" w:type="dxa"/>
             <w:gridSpan w:val="2"/>
             <w:tcBorders>
               <w:top w:val="nil"/>
@@ -2514,7 +2514,7 @@
         </w:tc>
         <w:tc>
           <w:tcPr>
-            <w:tcW w:w="796" w:type="dxa"/>
+            <w:tcW w:w="1039" w:type="dxa"/>
             <w:tcBorders>
               <w:top w:val="nil"/>
               <w:left w:val="nil"/>
@@ -2542,7 +2542,7 @@
         </w:tc>
         <w:tc>
           <w:tcPr>
-            <w:tcW w:w="1623" w:type="dxa"/>
+            <w:tcW w:w="1506" w:type="dxa"/>
             <w:tcBorders>
               <w:top w:val="nil"/>
               <w:right w:val="single" w:sz="4" w:space="0" w:color="auto"/>
@@ -2713,7 +2713,7 @@
         </w:tc>
         <w:tc>
           <w:tcPr>
-            <w:tcW w:w="796" w:type="dxa"/>
+            <w:tcW w:w="1039" w:type="dxa"/>
             <w:tcBorders>
               <w:top w:val="nil"/>
               <w:left w:val="nil"/>
@@ -2741,7 +2741,7 @@
         </w:tc>
         <w:tc>
           <w:tcPr>
-            <w:tcW w:w="1623" w:type="dxa"/>
+            <w:tcW w:w="1506" w:type="dxa"/>
             <w:tcBorders>
               <w:top w:val="nil"/>
               <w:right w:val="single" w:sz="4" w:space="0" w:color="auto"/>
@@ -2787,7 +2787,26 @@
                 <w:sz w:val="20"/>
                 <w:szCs w:val="20"/>
               </w:rPr>
-              <w:t>{biayaTrans}</w:t>
+              <w:t>{</w:t>
+            </w:r>
+            <w:proofErr w:type="spellStart"/>
+            <w:r>
+              <w:rPr>
+                <w:rFonts w:ascii="Arial" w:hAnsi="Arial" w:cs="Arial"/>
+                <w:sz w:val="20"/>
+                <w:szCs w:val="20"/>
+              </w:rPr>
+              <w:t>biayaTrans</w:t>
+            </w:r>
+            <w:proofErr w:type="spellEnd"/>
+            <w:proofErr w:type="gramStart"/>
+            <w:r>
+              <w:rPr>
+                <w:rFonts w:ascii="Arial" w:hAnsi="Arial" w:cs="Arial"/>
+                <w:sz w:val="20"/>
+                <w:szCs w:val="20"/>
+              </w:rPr>
+              <w:t>}</w:t>
             </w:r>
             <w:r>
               <w:rPr>
@@ -2798,6 +2817,7 @@
               </w:rPr>
               <w:t>,-</w:t>
             </w:r>
+            <w:proofErr w:type="gramEnd"/>
             <w:r>
               <w:rPr>
                 <w:rFonts w:ascii="Arial" w:hAnsi="Arial" w:cs="Arial"/>
@@ -2915,7 +2935,7 @@
         </w:tc>
         <w:tc>
           <w:tcPr>
-            <w:tcW w:w="796" w:type="dxa"/>
+            <w:tcW w:w="1039" w:type="dxa"/>
             <w:tcBorders>
               <w:top w:val="nil"/>
               <w:left w:val="nil"/>
@@ -2944,7 +2964,7 @@
         </w:tc>
         <w:tc>
           <w:tcPr>
-            <w:tcW w:w="1623" w:type="dxa"/>
+            <w:tcW w:w="1506" w:type="dxa"/>
             <w:tcBorders>
               <w:top w:val="nil"/>
               <w:right w:val="single" w:sz="4" w:space="0" w:color="auto"/>
@@ -2991,7 +3011,26 @@
                 <w:sz w:val="20"/>
                 <w:szCs w:val="20"/>
               </w:rPr>
-              <w:t>{biayaPeng}</w:t>
+              <w:t>{</w:t>
+            </w:r>
+            <w:proofErr w:type="spellStart"/>
+            <w:r>
+              <w:rPr>
+                <w:rFonts w:ascii="Arial" w:hAnsi="Arial" w:cs="Arial"/>
+                <w:sz w:val="20"/>
+                <w:szCs w:val="20"/>
+              </w:rPr>
+              <w:t>biayaPeng</w:t>
+            </w:r>
+            <w:proofErr w:type="spellEnd"/>
+            <w:proofErr w:type="gramStart"/>
+            <w:r>
+              <w:rPr>
+                <w:rFonts w:ascii="Arial" w:hAnsi="Arial" w:cs="Arial"/>
+                <w:sz w:val="20"/>
+                <w:szCs w:val="20"/>
+              </w:rPr>
+              <w:t>}</w:t>
             </w:r>
             <w:r>
               <w:rPr>
@@ -3002,6 +3041,7 @@
               </w:rPr>
               <w:t>,-</w:t>
             </w:r>
+            <w:proofErr w:type="gramEnd"/>
             <w:r>
               <w:rPr>
                 <w:rFonts w:ascii="Arial" w:hAnsi="Arial" w:cs="Arial"/>
@@ -3120,7 +3160,7 @@
         </w:tc>
         <w:tc>
           <w:tcPr>
-            <w:tcW w:w="796" w:type="dxa"/>
+            <w:tcW w:w="1039" w:type="dxa"/>
             <w:tcBorders>
               <w:top w:val="nil"/>
               <w:left w:val="nil"/>
@@ -3166,7 +3206,7 @@
         </w:tc>
         <w:tc>
           <w:tcPr>
-            <w:tcW w:w="1623" w:type="dxa"/>
+            <w:tcW w:w="1506" w:type="dxa"/>
             <w:tcBorders>
               <w:top w:val="nil"/>
               <w:right w:val="single" w:sz="4" w:space="0" w:color="auto"/>
@@ -3283,7 +3323,7 @@
         </w:tc>
         <w:tc>
           <w:tcPr>
-            <w:tcW w:w="796" w:type="dxa"/>
+            <w:tcW w:w="1039" w:type="dxa"/>
             <w:tcBorders>
               <w:top w:val="nil"/>
               <w:left w:val="nil"/>
@@ -3304,7 +3344,7 @@
         </w:tc>
         <w:tc>
           <w:tcPr>
-            <w:tcW w:w="1623" w:type="dxa"/>
+            <w:tcW w:w="1506" w:type="dxa"/>
             <w:tcBorders>
               <w:top w:val="nil"/>
               <w:right w:val="single" w:sz="4" w:space="0" w:color="auto"/>
@@ -3395,7 +3435,7 @@
         </w:tc>
         <w:tc>
           <w:tcPr>
-            <w:tcW w:w="2417" w:type="dxa"/>
+            <w:tcW w:w="2545" w:type="dxa"/>
             <w:gridSpan w:val="2"/>
             <w:tcBorders>
               <w:top w:val="nil"/>
@@ -3483,7 +3523,7 @@
         </w:tc>
         <w:tc>
           <w:tcPr>
-            <w:tcW w:w="796" w:type="dxa"/>
+            <w:tcW w:w="1039" w:type="dxa"/>
             <w:tcBorders>
               <w:top w:val="single" w:sz="4" w:space="0" w:color="auto"/>
               <w:left w:val="nil"/>
@@ -3513,7 +3553,7 @@
         </w:tc>
         <w:tc>
           <w:tcPr>
-            <w:tcW w:w="1623" w:type="dxa"/>
+            <w:tcW w:w="1506" w:type="dxa"/>
             <w:tcBorders>
               <w:top w:val="single" w:sz="4" w:space="0" w:color="auto"/>
               <w:bottom w:val="single" w:sz="4" w:space="0" w:color="auto"/>
@@ -3648,7 +3688,7 @@
         </w:tc>
         <w:tc>
           <w:tcPr>
-            <w:tcW w:w="796" w:type="dxa"/>
+            <w:tcW w:w="1039" w:type="dxa"/>
             <w:tcBorders>
               <w:top w:val="single" w:sz="4" w:space="0" w:color="auto"/>
               <w:left w:val="nil"/>
@@ -3681,7 +3721,7 @@
         </w:tc>
         <w:tc>
           <w:tcPr>
-            <w:tcW w:w="1623" w:type="dxa"/>
+            <w:tcW w:w="1506" w:type="dxa"/>
             <w:tcBorders>
               <w:top w:val="single" w:sz="4" w:space="0" w:color="auto"/>
               <w:bottom w:val="single" w:sz="4" w:space="0" w:color="auto"/>
@@ -3882,7 +3922,7 @@
         </w:tc>
         <w:tc>
           <w:tcPr>
-            <w:tcW w:w="2417" w:type="dxa"/>
+            <w:tcW w:w="2545" w:type="dxa"/>
             <w:gridSpan w:val="2"/>
             <w:tcBorders>
               <w:top w:val="nil"/>
@@ -4065,7 +4105,7 @@
         </w:tc>
         <w:tc>
           <w:tcPr>
-            <w:tcW w:w="4161" w:type="dxa"/>
+            <w:tcW w:w="4289" w:type="dxa"/>
             <w:gridSpan w:val="3"/>
             <w:tcBorders>
               <w:top w:val="nil"/>
@@ -4281,8 +4321,8 @@
         </w:tc>
         <w:tc>
           <w:tcPr>
-            <w:tcW w:w="2417" w:type="dxa"/>
-            <w:gridSpan w:val="2"/>
+            <w:tcW w:w="4289" w:type="dxa"/>
+            <w:gridSpan w:val="3"/>
             <w:tcBorders>
               <w:top w:val="nil"/>
               <w:left w:val="nil"/>
@@ -4296,66 +4336,36 @@
             <w:pPr>
               <w:rPr>
                 <w:rFonts w:ascii="Arial" w:hAnsi="Arial" w:cs="Arial"/>
-                <w:sz w:val="20"/>
-                <w:szCs w:val="20"/>
-              </w:rPr>
-            </w:pPr>
-            <w:r>
-              <w:rPr>
-                <w:rFonts w:ascii="Arial" w:hAnsi="Arial" w:cs="Arial"/>
-                <w:sz w:val="20"/>
-                <w:szCs w:val="20"/>
-              </w:rPr>
-              <w:t>Bandung, {</w:t>
-            </w:r>
-            <w:proofErr w:type="spellStart"/>
-            <w:r>
-              <w:rPr>
-                <w:rFonts w:ascii="Arial" w:hAnsi="Arial" w:cs="Arial"/>
-                <w:sz w:val="20"/>
-                <w:szCs w:val="20"/>
-              </w:rPr>
-              <w:t>tgl</w:t>
-            </w:r>
-            <w:r>
-              <w:rPr>
-                <w:rFonts w:ascii="Arial" w:hAnsi="Arial" w:cs="Arial"/>
-                <w:sz w:val="20"/>
-                <w:szCs w:val="20"/>
-              </w:rPr>
-              <w:t>Kembali</w:t>
-            </w:r>
-            <w:proofErr w:type="spellEnd"/>
-            <w:r>
-              <w:rPr>
-                <w:rFonts w:ascii="Arial" w:hAnsi="Arial" w:cs="Arial"/>
-                <w:sz w:val="20"/>
-                <w:szCs w:val="20"/>
-              </w:rPr>
-              <w:t>}</w:t>
-            </w:r>
-          </w:p>
-        </w:tc>
-        <w:tc>
-          <w:tcPr>
-            <w:tcW w:w="1744" w:type="dxa"/>
-            <w:tcBorders>
-              <w:top w:val="nil"/>
-              <w:left w:val="nil"/>
-              <w:bottom w:val="nil"/>
-              <w:right w:val="nil"/>
-            </w:tcBorders>
-            <w:noWrap/>
-            <w:vAlign w:val="bottom"/>
-          </w:tcPr>
-          <w:p>
-            <w:pPr>
-              <w:rPr>
-                <w:rFonts w:ascii="Arial" w:hAnsi="Arial" w:cs="Arial"/>
                 <w:sz w:val="16"/>
                 <w:szCs w:val="16"/>
               </w:rPr>
             </w:pPr>
+            <w:r>
+              <w:rPr>
+                <w:rFonts w:ascii="Arial" w:hAnsi="Arial" w:cs="Arial"/>
+                <w:sz w:val="20"/>
+                <w:szCs w:val="20"/>
+              </w:rPr>
+              <w:t>Bandung, {</w:t>
+            </w:r>
+            <w:proofErr w:type="spellStart"/>
+            <w:r>
+              <w:rPr>
+                <w:rFonts w:ascii="Arial" w:hAnsi="Arial" w:cs="Arial"/>
+                <w:sz w:val="20"/>
+                <w:szCs w:val="20"/>
+              </w:rPr>
+              <w:t>tglKembali</w:t>
+            </w:r>
+            <w:proofErr w:type="spellEnd"/>
+            <w:r>
+              <w:rPr>
+                <w:rFonts w:ascii="Arial" w:hAnsi="Arial" w:cs="Arial"/>
+                <w:sz w:val="20"/>
+                <w:szCs w:val="20"/>
+              </w:rPr>
+              <w:t>}</w:t>
+            </w:r>
           </w:p>
         </w:tc>
       </w:tr>
@@ -4491,7 +4501,7 @@
         </w:tc>
         <w:tc>
           <w:tcPr>
-            <w:tcW w:w="4161" w:type="dxa"/>
+            <w:tcW w:w="4289" w:type="dxa"/>
             <w:gridSpan w:val="3"/>
             <w:tcBorders>
               <w:top w:val="nil"/>
@@ -4681,7 +4691,27 @@
                 <w:sz w:val="20"/>
                 <w:szCs w:val="20"/>
               </w:rPr>
-              <w:t>{jumlahTotal}</w:t>
+              <w:t>{</w:t>
+            </w:r>
+            <w:proofErr w:type="spellStart"/>
+            <w:r>
+              <w:rPr>
+                <w:rFonts w:ascii="Arial" w:hAnsi="Arial" w:cs="Arial"/>
+                <w:noProof/>
+                <w:sz w:val="20"/>
+                <w:szCs w:val="20"/>
+              </w:rPr>
+              <w:t>jumlahTotal</w:t>
+            </w:r>
+            <w:proofErr w:type="spellEnd"/>
+            <w:r>
+              <w:rPr>
+                <w:rFonts w:ascii="Arial" w:hAnsi="Arial" w:cs="Arial"/>
+                <w:noProof/>
+                <w:sz w:val="20"/>
+                <w:szCs w:val="20"/>
+              </w:rPr>
+              <w:t>}</w:t>
             </w:r>
             <w:r>
               <w:rPr>
@@ -4792,7 +4822,7 @@
         </w:tc>
         <w:tc>
           <w:tcPr>
-            <w:tcW w:w="2417" w:type="dxa"/>
+            <w:tcW w:w="2545" w:type="dxa"/>
             <w:gridSpan w:val="2"/>
             <w:tcBorders>
               <w:top w:val="nil"/>
@@ -4850,7 +4880,27 @@
                 <w:sz w:val="20"/>
                 <w:szCs w:val="20"/>
               </w:rPr>
-              <w:t>{jumlahTotal}</w:t>
+              <w:t>{</w:t>
+            </w:r>
+            <w:proofErr w:type="spellStart"/>
+            <w:r>
+              <w:rPr>
+                <w:rFonts w:ascii="Arial" w:hAnsi="Arial" w:cs="Arial"/>
+                <w:noProof/>
+                <w:sz w:val="20"/>
+                <w:szCs w:val="20"/>
+              </w:rPr>
+              <w:t>jumlahTotal</w:t>
+            </w:r>
+            <w:proofErr w:type="spellEnd"/>
+            <w:r>
+              <w:rPr>
+                <w:rFonts w:ascii="Arial" w:hAnsi="Arial" w:cs="Arial"/>
+                <w:noProof/>
+                <w:sz w:val="20"/>
+                <w:szCs w:val="20"/>
+              </w:rPr>
+              <w:t>}</w:t>
             </w:r>
             <w:r>
               <w:rPr>
@@ -5022,7 +5072,7 @@
         </w:tc>
         <w:tc>
           <w:tcPr>
-            <w:tcW w:w="4161" w:type="dxa"/>
+            <w:tcW w:w="4289" w:type="dxa"/>
             <w:gridSpan w:val="3"/>
             <w:tcBorders>
               <w:top w:val="nil"/>
@@ -5192,7 +5242,7 @@
         </w:tc>
         <w:tc>
           <w:tcPr>
-            <w:tcW w:w="2417" w:type="dxa"/>
+            <w:tcW w:w="2545" w:type="dxa"/>
             <w:gridSpan w:val="2"/>
             <w:tcBorders>
               <w:top w:val="nil"/>
@@ -5375,7 +5425,7 @@
         </w:tc>
         <w:tc>
           <w:tcPr>
-            <w:tcW w:w="2417" w:type="dxa"/>
+            <w:tcW w:w="2545" w:type="dxa"/>
             <w:gridSpan w:val="2"/>
             <w:tcBorders>
               <w:top w:val="nil"/>
@@ -5558,7 +5608,7 @@
         </w:tc>
         <w:tc>
           <w:tcPr>
-            <w:tcW w:w="2417" w:type="dxa"/>
+            <w:tcW w:w="2545" w:type="dxa"/>
             <w:gridSpan w:val="2"/>
             <w:tcBorders>
               <w:top w:val="nil"/>
@@ -5741,7 +5791,7 @@
         </w:tc>
         <w:tc>
           <w:tcPr>
-            <w:tcW w:w="2417" w:type="dxa"/>
+            <w:tcW w:w="2545" w:type="dxa"/>
             <w:gridSpan w:val="2"/>
             <w:tcBorders>
               <w:top w:val="nil"/>
@@ -5866,7 +5916,7 @@
         </w:tc>
         <w:tc>
           <w:tcPr>
-            <w:tcW w:w="4161" w:type="dxa"/>
+            <w:tcW w:w="4289" w:type="dxa"/>
             <w:gridSpan w:val="3"/>
             <w:tcBorders>
               <w:top w:val="nil"/>
@@ -6008,7 +6058,7 @@
         </w:tc>
         <w:tc>
           <w:tcPr>
-            <w:tcW w:w="4161" w:type="dxa"/>
+            <w:tcW w:w="4289" w:type="dxa"/>
             <w:gridSpan w:val="3"/>
             <w:tcBorders>
               <w:top w:val="nil"/>
@@ -6185,7 +6235,7 @@
         </w:tc>
         <w:tc>
           <w:tcPr>
-            <w:tcW w:w="2417" w:type="dxa"/>
+            <w:tcW w:w="2545" w:type="dxa"/>
             <w:gridSpan w:val="2"/>
             <w:tcBorders>
               <w:top w:val="nil"/>
@@ -10337,6 +10387,7 @@
                 <w:szCs w:val="20"/>
               </w:rPr>
             </w:pPr>
+            <w:proofErr w:type="gramStart"/>
             <w:r>
               <w:rPr>
                 <w:rFonts w:ascii="Arial" w:hAnsi="Arial" w:cs="Arial"/>
@@ -10345,7 +10396,18 @@
                 <w:sz w:val="20"/>
                 <w:szCs w:val="20"/>
               </w:rPr>
-              <w:t xml:space="preserve">TERBILANG : </w:t>
+              <w:t>TERBILANG :</w:t>
+            </w:r>
+            <w:proofErr w:type="gramEnd"/>
+            <w:r>
+              <w:rPr>
+                <w:rFonts w:ascii="Arial" w:hAnsi="Arial" w:cs="Arial"/>
+                <w:b/>
+                <w:bCs/>
+                <w:sz w:val="20"/>
+                <w:szCs w:val="20"/>
+              </w:rPr>
+              <w:t xml:space="preserve"> </w:t>
             </w:r>
           </w:p>
         </w:tc>
@@ -16309,6 +16371,9 @@
   <wne:recipientData>
     <wne:active wne:val="1"/>
   </wne:recipientData>
+  <wne:recipientData>
+    <wne:active wne:val="1"/>
+  </wne:recipientData>
 </wne:recipients>
 </file>
 

--- a/public/spd-rampung-kwitansi-format.docx
+++ b/public/spd-rampung-kwitansi-format.docx
@@ -71,7 +71,7 @@
                 <w:szCs w:val="28"/>
               </w:rPr>
               <w:drawing>
-                <wp:anchor distT="0" distB="0" distL="114300" distR="114300" simplePos="0" relativeHeight="251659264" behindDoc="1" locked="0" layoutInCell="1" allowOverlap="1" wp14:anchorId="47336D93" wp14:editId="187271D9">
+                <wp:anchor distT="0" distB="0" distL="114300" distR="114300" simplePos="0" relativeHeight="251658240" behindDoc="1" locked="0" layoutInCell="1" allowOverlap="1" wp14:anchorId="47336D93" wp14:editId="187271D9">
                   <wp:simplePos x="0" y="0"/>
                   <wp:positionH relativeFrom="column">
                     <wp:posOffset>-2540</wp:posOffset>
@@ -217,7 +217,7 @@
               <mc:AlternateContent>
                 <mc:Choice Requires="wps">
                   <w:drawing>
-                    <wp:anchor distT="0" distB="0" distL="114300" distR="114300" simplePos="0" relativeHeight="251656192" behindDoc="0" locked="0" layoutInCell="1" allowOverlap="1" wp14:anchorId="5AFD348D" wp14:editId="7C16F99A">
+                    <wp:anchor distT="0" distB="0" distL="114300" distR="114300" simplePos="0" relativeHeight="251657216" behindDoc="0" locked="0" layoutInCell="1" allowOverlap="1" wp14:anchorId="5AFD348D" wp14:editId="7C16F99A">
                       <wp:simplePos x="0" y="0"/>
                       <wp:positionH relativeFrom="column">
                         <wp:posOffset>-31115</wp:posOffset>
@@ -316,7 +316,6 @@
                                     </w:rPr>
                                     <w:t>{</w:t>
                                   </w:r>
-                                  <w:proofErr w:type="spellStart"/>
                                   <w:r>
                                     <w:rPr>
                                       <w:b/>
@@ -335,7 +334,6 @@
                                     </w:rPr>
                                     <w:t>Capital</w:t>
                                   </w:r>
-                                  <w:proofErr w:type="spellEnd"/>
                                   <w:r>
                                     <w:rPr>
                                       <w:b/>
@@ -360,25 +358,7 @@
                                       <w:sz w:val="16"/>
                                       <w:szCs w:val="16"/>
                                     </w:rPr>
-                                    <w:t>{</w:t>
-                                  </w:r>
-                                  <w:proofErr w:type="spellStart"/>
-                                  <w:r>
-                                    <w:rPr>
-                                      <w:rFonts w:ascii="Arial" w:hAnsi="Arial" w:cs="Arial"/>
-                                      <w:sz w:val="16"/>
-                                      <w:szCs w:val="16"/>
-                                    </w:rPr>
-                                    <w:t>alamat</w:t>
-                                  </w:r>
-                                  <w:proofErr w:type="spellEnd"/>
-                                  <w:r>
-                                    <w:rPr>
-                                      <w:rFonts w:ascii="Arial" w:hAnsi="Arial" w:cs="Arial"/>
-                                      <w:sz w:val="16"/>
-                                      <w:szCs w:val="16"/>
-                                    </w:rPr>
-                                    <w:t>}</w:t>
+                                    <w:t>{alamat}</w:t>
                                   </w:r>
                                 </w:p>
                                 <w:p/>
@@ -405,7 +385,7 @@
                       <v:stroke joinstyle="miter"/>
                       <v:path gradientshapeok="t" o:connecttype="rect"/>
                     </v:shapetype>
-                    <v:shape id="Text Box 7" o:spid="_x0000_s1026" type="#_x0000_t202" style="position:absolute;margin-left:-2.45pt;margin-top:6.6pt;width:400.5pt;height:39.75pt;z-index:251656192;visibility:visible;mso-wrap-style:square;mso-width-percent:0;mso-height-percent:0;mso-wrap-distance-left:9pt;mso-wrap-distance-top:0;mso-wrap-distance-right:9pt;mso-wrap-distance-bottom:0;mso-position-horizontal:absolute;mso-position-horizontal-relative:text;mso-position-vertical:absolute;mso-position-vertical-relative:text;mso-width-percent:0;mso-height-percent:0;mso-width-relative:page;mso-height-relative:page;v-text-anchor:top" o:gfxdata="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" filled="f" stroked="f">
+                    <v:shape id="Text Box 7" o:spid="_x0000_s1026" type="#_x0000_t202" style="position:absolute;margin-left:-2.45pt;margin-top:6.6pt;width:400.5pt;height:39.75pt;z-index:251657216;visibility:visible;mso-wrap-style:square;mso-width-percent:0;mso-height-percent:0;mso-wrap-distance-left:9pt;mso-wrap-distance-top:0;mso-wrap-distance-right:9pt;mso-wrap-distance-bottom:0;mso-position-horizontal:absolute;mso-position-horizontal-relative:text;mso-position-vertical:absolute;mso-position-vertical-relative:text;mso-width-percent:0;mso-height-percent:0;mso-width-relative:page;mso-height-relative:page;v-text-anchor:top" o:gfxdata="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" filled="f" stroked="f">
                       <v:textbox>
                         <w:txbxContent>
                           <w:p>
@@ -452,7 +432,6 @@
                               </w:rPr>
                               <w:t>{</w:t>
                             </w:r>
-                            <w:proofErr w:type="spellStart"/>
                             <w:r>
                               <w:rPr>
                                 <w:b/>
@@ -471,7 +450,6 @@
                               </w:rPr>
                               <w:t>Capital</w:t>
                             </w:r>
-                            <w:proofErr w:type="spellEnd"/>
                             <w:r>
                               <w:rPr>
                                 <w:b/>
@@ -496,25 +474,7 @@
                                 <w:sz w:val="16"/>
                                 <w:szCs w:val="16"/>
                               </w:rPr>
-                              <w:t>{</w:t>
-                            </w:r>
-                            <w:proofErr w:type="spellStart"/>
-                            <w:r>
-                              <w:rPr>
-                                <w:rFonts w:ascii="Arial" w:hAnsi="Arial" w:cs="Arial"/>
-                                <w:sz w:val="16"/>
-                                <w:szCs w:val="16"/>
-                              </w:rPr>
-                              <w:t>alamat</w:t>
-                            </w:r>
-                            <w:proofErr w:type="spellEnd"/>
-                            <w:r>
-                              <w:rPr>
-                                <w:rFonts w:ascii="Arial" w:hAnsi="Arial" w:cs="Arial"/>
-                                <w:sz w:val="16"/>
-                                <w:szCs w:val="16"/>
-                              </w:rPr>
-                              <w:t>}</w:t>
+                              <w:t>{alamat}</w:t>
                             </w:r>
                           </w:p>
                           <w:p/>
@@ -2306,43 +2266,7 @@
                 <w:sz w:val="20"/>
                 <w:szCs w:val="20"/>
               </w:rPr>
-              <w:t xml:space="preserve"> </w:t>
-            </w:r>
-            <w:proofErr w:type="spellStart"/>
-            <w:r>
-              <w:rPr>
-                <w:rFonts w:ascii="Arial" w:hAnsi="Arial" w:cs="Arial"/>
-                <w:sz w:val="20"/>
-                <w:szCs w:val="20"/>
-              </w:rPr>
-              <w:t>selama</w:t>
-            </w:r>
-            <w:proofErr w:type="spellEnd"/>
-            <w:r>
-              <w:rPr>
-                <w:rFonts w:ascii="Arial" w:hAnsi="Arial" w:cs="Arial"/>
-                <w:sz w:val="20"/>
-                <w:szCs w:val="20"/>
-              </w:rPr>
-              <w:t xml:space="preserve"> {lama} </w:t>
-            </w:r>
-            <w:proofErr w:type="spellStart"/>
-            <w:r>
-              <w:rPr>
-                <w:rFonts w:ascii="Arial" w:hAnsi="Arial" w:cs="Arial"/>
-                <w:sz w:val="20"/>
-                <w:szCs w:val="20"/>
-              </w:rPr>
-              <w:t>hari</w:t>
-            </w:r>
-            <w:proofErr w:type="spellEnd"/>
-            <w:r>
-              <w:rPr>
-                <w:rFonts w:ascii="Arial" w:hAnsi="Arial" w:cs="Arial"/>
-                <w:sz w:val="20"/>
-                <w:szCs w:val="20"/>
-              </w:rPr>
-              <w:t xml:space="preserve"> </w:t>
+              <w:t xml:space="preserve"> selama {lama} hari </w:t>
             </w:r>
             <w:r>
               <w:rPr>
@@ -2787,26 +2711,7 @@
                 <w:sz w:val="20"/>
                 <w:szCs w:val="20"/>
               </w:rPr>
-              <w:t>{</w:t>
-            </w:r>
-            <w:proofErr w:type="spellStart"/>
-            <w:r>
-              <w:rPr>
-                <w:rFonts w:ascii="Arial" w:hAnsi="Arial" w:cs="Arial"/>
-                <w:sz w:val="20"/>
-                <w:szCs w:val="20"/>
-              </w:rPr>
-              <w:t>biayaTrans</w:t>
-            </w:r>
-            <w:proofErr w:type="spellEnd"/>
-            <w:proofErr w:type="gramStart"/>
-            <w:r>
-              <w:rPr>
-                <w:rFonts w:ascii="Arial" w:hAnsi="Arial" w:cs="Arial"/>
-                <w:sz w:val="20"/>
-                <w:szCs w:val="20"/>
-              </w:rPr>
-              <w:t>}</w:t>
+              <w:t>{biayaTrans}</w:t>
             </w:r>
             <w:r>
               <w:rPr>
@@ -2817,7 +2722,6 @@
               </w:rPr>
               <w:t>,-</w:t>
             </w:r>
-            <w:proofErr w:type="gramEnd"/>
             <w:r>
               <w:rPr>
                 <w:rFonts w:ascii="Arial" w:hAnsi="Arial" w:cs="Arial"/>
@@ -3011,26 +2915,7 @@
                 <w:sz w:val="20"/>
                 <w:szCs w:val="20"/>
               </w:rPr>
-              <w:t>{</w:t>
-            </w:r>
-            <w:proofErr w:type="spellStart"/>
-            <w:r>
-              <w:rPr>
-                <w:rFonts w:ascii="Arial" w:hAnsi="Arial" w:cs="Arial"/>
-                <w:sz w:val="20"/>
-                <w:szCs w:val="20"/>
-              </w:rPr>
-              <w:t>biayaPeng</w:t>
-            </w:r>
-            <w:proofErr w:type="spellEnd"/>
-            <w:proofErr w:type="gramStart"/>
-            <w:r>
-              <w:rPr>
-                <w:rFonts w:ascii="Arial" w:hAnsi="Arial" w:cs="Arial"/>
-                <w:sz w:val="20"/>
-                <w:szCs w:val="20"/>
-              </w:rPr>
-              <w:t>}</w:t>
+              <w:t>{biayaPeng}</w:t>
             </w:r>
             <w:r>
               <w:rPr>
@@ -3041,7 +2926,6 @@
               </w:rPr>
               <w:t>,-</w:t>
             </w:r>
-            <w:proofErr w:type="gramEnd"/>
             <w:r>
               <w:rPr>
                 <w:rFonts w:ascii="Arial" w:hAnsi="Arial" w:cs="Arial"/>
@@ -3136,25 +3020,7 @@
                 <w:sz w:val="20"/>
                 <w:szCs w:val="20"/>
               </w:rPr>
-              <w:t>{</w:t>
-            </w:r>
-            <w:proofErr w:type="spellStart"/>
-            <w:r>
-              <w:rPr>
-                <w:rFonts w:ascii="Arial" w:hAnsi="Arial" w:cs="Arial"/>
-                <w:sz w:val="20"/>
-                <w:szCs w:val="20"/>
-              </w:rPr>
-              <w:t>repre</w:t>
-            </w:r>
-            <w:proofErr w:type="spellEnd"/>
-            <w:r>
-              <w:rPr>
-                <w:rFonts w:ascii="Arial" w:hAnsi="Arial" w:cs="Arial"/>
-                <w:sz w:val="20"/>
-                <w:szCs w:val="20"/>
-              </w:rPr>
-              <w:t>}</w:t>
+              <w:t>{repre}</w:t>
             </w:r>
           </w:p>
         </w:tc>
@@ -3182,25 +3048,7 @@
                 <w:sz w:val="20"/>
                 <w:szCs w:val="20"/>
               </w:rPr>
-              <w:t>{</w:t>
-            </w:r>
-            <w:proofErr w:type="spellStart"/>
-            <w:r>
-              <w:rPr>
-                <w:rFonts w:ascii="Arial" w:hAnsi="Arial" w:cs="Arial"/>
-                <w:sz w:val="20"/>
-                <w:szCs w:val="20"/>
-              </w:rPr>
-              <w:t>isRepre</w:t>
-            </w:r>
-            <w:proofErr w:type="spellEnd"/>
-            <w:r>
-              <w:rPr>
-                <w:rFonts w:ascii="Arial" w:hAnsi="Arial" w:cs="Arial"/>
-                <w:sz w:val="20"/>
-                <w:szCs w:val="20"/>
-              </w:rPr>
-              <w:t>}</w:t>
+              <w:t>{isRepre}</w:t>
             </w:r>
           </w:p>
         </w:tc>
@@ -3228,25 +3076,7 @@
                 <w:sz w:val="20"/>
                 <w:szCs w:val="20"/>
               </w:rPr>
-              <w:t>{</w:t>
-            </w:r>
-            <w:proofErr w:type="spellStart"/>
-            <w:r>
-              <w:rPr>
-                <w:rFonts w:ascii="Arial" w:hAnsi="Arial" w:cs="Arial"/>
-                <w:sz w:val="20"/>
-                <w:szCs w:val="20"/>
-              </w:rPr>
-              <w:t>biayaRepre</w:t>
-            </w:r>
-            <w:proofErr w:type="spellEnd"/>
-            <w:r>
-              <w:rPr>
-                <w:rFonts w:ascii="Arial" w:hAnsi="Arial" w:cs="Arial"/>
-                <w:sz w:val="20"/>
-                <w:szCs w:val="20"/>
-              </w:rPr>
-              <w:t>}</w:t>
+              <w:t>{biayaRepre}</w:t>
             </w:r>
           </w:p>
         </w:tc>
@@ -4346,25 +4176,7 @@
                 <w:sz w:val="20"/>
                 <w:szCs w:val="20"/>
               </w:rPr>
-              <w:t>Bandung, {</w:t>
-            </w:r>
-            <w:proofErr w:type="spellStart"/>
-            <w:r>
-              <w:rPr>
-                <w:rFonts w:ascii="Arial" w:hAnsi="Arial" w:cs="Arial"/>
-                <w:sz w:val="20"/>
-                <w:szCs w:val="20"/>
-              </w:rPr>
-              <w:t>tglKembali</w:t>
-            </w:r>
-            <w:proofErr w:type="spellEnd"/>
-            <w:r>
-              <w:rPr>
-                <w:rFonts w:ascii="Arial" w:hAnsi="Arial" w:cs="Arial"/>
-                <w:sz w:val="20"/>
-                <w:szCs w:val="20"/>
-              </w:rPr>
-              <w:t>}</w:t>
+              <w:t>Bandung, {tglKembali}</w:t>
             </w:r>
           </w:p>
         </w:tc>
@@ -4423,36 +4235,8 @@
                 <w:sz w:val="20"/>
                 <w:szCs w:val="20"/>
               </w:rPr>
-              <w:t xml:space="preserve">Telah </w:t>
-            </w:r>
-            <w:proofErr w:type="spellStart"/>
-            <w:r>
-              <w:rPr>
-                <w:rFonts w:ascii="Arial" w:hAnsi="Arial" w:cs="Arial"/>
-                <w:sz w:val="20"/>
-                <w:szCs w:val="20"/>
-              </w:rPr>
-              <w:t>dibayar</w:t>
-            </w:r>
-            <w:proofErr w:type="spellEnd"/>
-            <w:r>
-              <w:rPr>
-                <w:rFonts w:ascii="Arial" w:hAnsi="Arial" w:cs="Arial"/>
-                <w:sz w:val="20"/>
-                <w:szCs w:val="20"/>
-              </w:rPr>
-              <w:t xml:space="preserve"> </w:t>
-            </w:r>
-            <w:proofErr w:type="spellStart"/>
-            <w:r>
-              <w:rPr>
-                <w:rFonts w:ascii="Arial" w:hAnsi="Arial" w:cs="Arial"/>
-                <w:sz w:val="20"/>
-                <w:szCs w:val="20"/>
-              </w:rPr>
-              <w:t>sejumlah</w:t>
-            </w:r>
-            <w:proofErr w:type="spellEnd"/>
+              <w:t>Telah dibayar sejumlah</w:t>
+            </w:r>
           </w:p>
         </w:tc>
         <w:tc>
@@ -4528,79 +4312,8 @@
                 <w:szCs w:val="20"/>
                 <w:lang w:val="es-MX"/>
               </w:rPr>
-              <w:t xml:space="preserve">Telah </w:t>
-            </w:r>
-            <w:proofErr w:type="spellStart"/>
-            <w:r>
-              <w:rPr>
-                <w:rFonts w:ascii="Arial" w:hAnsi="Arial" w:cs="Arial"/>
-                <w:sz w:val="20"/>
-                <w:szCs w:val="20"/>
-                <w:lang w:val="es-MX"/>
-              </w:rPr>
-              <w:t>menerima</w:t>
-            </w:r>
-            <w:proofErr w:type="spellEnd"/>
-            <w:r>
-              <w:rPr>
-                <w:rFonts w:ascii="Arial" w:hAnsi="Arial" w:cs="Arial"/>
-                <w:sz w:val="20"/>
-                <w:szCs w:val="20"/>
-                <w:lang w:val="es-MX"/>
-              </w:rPr>
-              <w:t xml:space="preserve"> </w:t>
-            </w:r>
-            <w:proofErr w:type="spellStart"/>
-            <w:r>
-              <w:rPr>
-                <w:rFonts w:ascii="Arial" w:hAnsi="Arial" w:cs="Arial"/>
-                <w:sz w:val="20"/>
-                <w:szCs w:val="20"/>
-                <w:lang w:val="es-MX"/>
-              </w:rPr>
-              <w:t>jumlah</w:t>
-            </w:r>
-            <w:proofErr w:type="spellEnd"/>
-            <w:r>
-              <w:rPr>
-                <w:rFonts w:ascii="Arial" w:hAnsi="Arial" w:cs="Arial"/>
-                <w:sz w:val="20"/>
-                <w:szCs w:val="20"/>
-                <w:lang w:val="es-MX"/>
-              </w:rPr>
-              <w:t xml:space="preserve"> </w:t>
-            </w:r>
-            <w:proofErr w:type="spellStart"/>
-            <w:r>
-              <w:rPr>
-                <w:rFonts w:ascii="Arial" w:hAnsi="Arial" w:cs="Arial"/>
-                <w:sz w:val="20"/>
-                <w:szCs w:val="20"/>
-                <w:lang w:val="es-MX"/>
-              </w:rPr>
-              <w:t>uang</w:t>
-            </w:r>
-            <w:proofErr w:type="spellEnd"/>
-            <w:r>
-              <w:rPr>
-                <w:rFonts w:ascii="Arial" w:hAnsi="Arial" w:cs="Arial"/>
-                <w:sz w:val="20"/>
-                <w:szCs w:val="20"/>
-                <w:lang w:val="es-MX"/>
-              </w:rPr>
-              <w:t xml:space="preserve"> </w:t>
-            </w:r>
-            <w:proofErr w:type="spellStart"/>
-            <w:r>
-              <w:rPr>
-                <w:rFonts w:ascii="Arial" w:hAnsi="Arial" w:cs="Arial"/>
-                <w:sz w:val="20"/>
-                <w:szCs w:val="20"/>
-                <w:lang w:val="es-MX"/>
-              </w:rPr>
-              <w:t>sebesar</w:t>
-            </w:r>
-            <w:proofErr w:type="spellEnd"/>
+              <w:t>Telah menerima jumlah uang sebesar</w:t>
+            </w:r>
           </w:p>
         </w:tc>
       </w:tr>
@@ -4691,27 +4404,7 @@
                 <w:sz w:val="20"/>
                 <w:szCs w:val="20"/>
               </w:rPr>
-              <w:t>{</w:t>
-            </w:r>
-            <w:proofErr w:type="spellStart"/>
-            <w:r>
-              <w:rPr>
-                <w:rFonts w:ascii="Arial" w:hAnsi="Arial" w:cs="Arial"/>
-                <w:noProof/>
-                <w:sz w:val="20"/>
-                <w:szCs w:val="20"/>
-              </w:rPr>
-              <w:t>jumlahTotal</w:t>
-            </w:r>
-            <w:proofErr w:type="spellEnd"/>
-            <w:r>
-              <w:rPr>
-                <w:rFonts w:ascii="Arial" w:hAnsi="Arial" w:cs="Arial"/>
-                <w:noProof/>
-                <w:sz w:val="20"/>
-                <w:szCs w:val="20"/>
-              </w:rPr>
-              <w:t>}</w:t>
+              <w:t>{jumlahTotal}</w:t>
             </w:r>
             <w:r>
               <w:rPr>
@@ -4880,27 +4573,7 @@
                 <w:sz w:val="20"/>
                 <w:szCs w:val="20"/>
               </w:rPr>
-              <w:t>{</w:t>
-            </w:r>
-            <w:proofErr w:type="spellStart"/>
-            <w:r>
-              <w:rPr>
-                <w:rFonts w:ascii="Arial" w:hAnsi="Arial" w:cs="Arial"/>
-                <w:noProof/>
-                <w:sz w:val="20"/>
-                <w:szCs w:val="20"/>
-              </w:rPr>
-              <w:t>jumlahTotal</w:t>
-            </w:r>
-            <w:proofErr w:type="spellEnd"/>
-            <w:r>
-              <w:rPr>
-                <w:rFonts w:ascii="Arial" w:hAnsi="Arial" w:cs="Arial"/>
-                <w:noProof/>
-                <w:sz w:val="20"/>
-                <w:szCs w:val="20"/>
-              </w:rPr>
-              <w:t>}</w:t>
+              <w:t>{jumlahTotal}</w:t>
             </w:r>
             <w:r>
               <w:rPr>
@@ -4994,7 +4667,6 @@
                 <w:szCs w:val="20"/>
               </w:rPr>
             </w:pPr>
-            <w:proofErr w:type="spellStart"/>
             <w:r>
               <w:rPr>
                 <w:rFonts w:ascii="Arial" w:hAnsi="Arial" w:cs="Arial"/>
@@ -5003,7 +4675,6 @@
               </w:rPr>
               <w:t>Bendahara</w:t>
             </w:r>
-            <w:proofErr w:type="spellEnd"/>
             <w:r>
               <w:rPr>
                 <w:rFonts w:ascii="Arial" w:hAnsi="Arial" w:cs="Arial"/>
@@ -5012,7 +4683,6 @@
               </w:rPr>
               <w:t xml:space="preserve"> </w:t>
             </w:r>
-            <w:proofErr w:type="spellStart"/>
             <w:r>
               <w:rPr>
                 <w:rFonts w:ascii="Arial" w:hAnsi="Arial" w:cs="Arial"/>
@@ -5021,7 +4691,6 @@
               </w:rPr>
               <w:t>Pengeluaran</w:t>
             </w:r>
-            <w:proofErr w:type="spellEnd"/>
           </w:p>
         </w:tc>
         <w:tc>
@@ -5890,27 +5559,7 @@
                 <w:sz w:val="20"/>
                 <w:szCs w:val="20"/>
               </w:rPr>
-              <w:t>{</w:t>
-            </w:r>
-            <w:proofErr w:type="spellStart"/>
-            <w:r>
-              <w:rPr>
-                <w:rFonts w:ascii="Arial" w:hAnsi="Arial" w:cs="Arial"/>
-                <w:bCs/>
-                <w:sz w:val="20"/>
-                <w:szCs w:val="20"/>
-              </w:rPr>
-              <w:t>namaBendahara</w:t>
-            </w:r>
-            <w:proofErr w:type="spellEnd"/>
-            <w:r>
-              <w:rPr>
-                <w:rFonts w:ascii="Arial" w:hAnsi="Arial" w:cs="Arial"/>
-                <w:bCs/>
-                <w:sz w:val="20"/>
-                <w:szCs w:val="20"/>
-              </w:rPr>
-              <w:t>}</w:t>
+              <w:t>{namaBendahara}</w:t>
             </w:r>
           </w:p>
         </w:tc>
@@ -6012,25 +5661,7 @@
                 <w:sz w:val="20"/>
                 <w:szCs w:val="20"/>
               </w:rPr>
-              <w:t>{</w:t>
-            </w:r>
-            <w:proofErr w:type="spellStart"/>
-            <w:r>
-              <w:rPr>
-                <w:rFonts w:ascii="Arial" w:hAnsi="Arial" w:cs="Arial"/>
-                <w:sz w:val="20"/>
-                <w:szCs w:val="20"/>
-              </w:rPr>
-              <w:t>nipBendahara</w:t>
-            </w:r>
-            <w:proofErr w:type="spellEnd"/>
-            <w:r>
-              <w:rPr>
-                <w:rFonts w:ascii="Arial" w:hAnsi="Arial" w:cs="Arial"/>
-                <w:sz w:val="20"/>
-                <w:szCs w:val="20"/>
-              </w:rPr>
-              <w:t>}</w:t>
+              <w:t>{nipBendahara}</w:t>
             </w:r>
           </w:p>
         </w:tc>
@@ -7071,23 +6702,13 @@
                 <w:szCs w:val="20"/>
               </w:rPr>
             </w:pPr>
-            <w:proofErr w:type="spellStart"/>
-            <w:r>
-              <w:rPr>
-                <w:rFonts w:ascii="Arial" w:hAnsi="Arial" w:cs="Arial"/>
-                <w:sz w:val="20"/>
-                <w:szCs w:val="20"/>
-              </w:rPr>
-              <w:t>Pejabat</w:t>
-            </w:r>
-            <w:proofErr w:type="spellEnd"/>
-            <w:r>
-              <w:rPr>
-                <w:rFonts w:ascii="Arial" w:hAnsi="Arial" w:cs="Arial"/>
-                <w:sz w:val="20"/>
-                <w:szCs w:val="20"/>
-              </w:rPr>
-              <w:t xml:space="preserve"> Pembuat Komitmen</w:t>
+            <w:r>
+              <w:rPr>
+                <w:rFonts w:ascii="Arial" w:hAnsi="Arial" w:cs="Arial"/>
+                <w:sz w:val="20"/>
+                <w:szCs w:val="20"/>
+              </w:rPr>
+              <w:t>Pejabat Pembuat Komitmen</w:t>
             </w:r>
           </w:p>
         </w:tc>
@@ -7911,7 +7532,6 @@
                                     </w:rPr>
                                     <w:t>{</w:t>
                                   </w:r>
-                                  <w:proofErr w:type="spellStart"/>
                                   <w:r>
                                     <w:rPr>
                                       <w:b/>
@@ -7921,7 +7541,6 @@
                                     </w:rPr>
                                     <w:t>unitKantorCapital</w:t>
                                   </w:r>
-                                  <w:proofErr w:type="spellEnd"/>
                                   <w:r>
                                     <w:rPr>
                                       <w:b/>
@@ -7946,25 +7565,7 @@
                                       <w:sz w:val="16"/>
                                       <w:szCs w:val="16"/>
                                     </w:rPr>
-                                    <w:t>{</w:t>
-                                  </w:r>
-                                  <w:proofErr w:type="spellStart"/>
-                                  <w:r>
-                                    <w:rPr>
-                                      <w:rFonts w:ascii="Arial" w:hAnsi="Arial" w:cs="Arial"/>
-                                      <w:sz w:val="16"/>
-                                      <w:szCs w:val="16"/>
-                                    </w:rPr>
-                                    <w:t>alamat</w:t>
-                                  </w:r>
-                                  <w:proofErr w:type="spellEnd"/>
-                                  <w:r>
-                                    <w:rPr>
-                                      <w:rFonts w:ascii="Arial" w:hAnsi="Arial" w:cs="Arial"/>
-                                      <w:sz w:val="16"/>
-                                      <w:szCs w:val="16"/>
-                                    </w:rPr>
-                                    <w:t>}</w:t>
+                                    <w:t>{alamat}</w:t>
                                   </w:r>
                                 </w:p>
                                 <w:p/>
@@ -8033,7 +7634,6 @@
                               </w:rPr>
                               <w:t>{</w:t>
                             </w:r>
-                            <w:proofErr w:type="spellStart"/>
                             <w:r>
                               <w:rPr>
                                 <w:b/>
@@ -8043,7 +7643,6 @@
                               </w:rPr>
                               <w:t>unitKantorCapital</w:t>
                             </w:r>
-                            <w:proofErr w:type="spellEnd"/>
                             <w:r>
                               <w:rPr>
                                 <w:b/>
@@ -8068,25 +7667,7 @@
                                 <w:sz w:val="16"/>
                                 <w:szCs w:val="16"/>
                               </w:rPr>
-                              <w:t>{</w:t>
-                            </w:r>
-                            <w:proofErr w:type="spellStart"/>
-                            <w:r>
-                              <w:rPr>
-                                <w:rFonts w:ascii="Arial" w:hAnsi="Arial" w:cs="Arial"/>
-                                <w:sz w:val="16"/>
-                                <w:szCs w:val="16"/>
-                              </w:rPr>
-                              <w:t>alamat</w:t>
-                            </w:r>
-                            <w:proofErr w:type="spellEnd"/>
-                            <w:r>
-                              <w:rPr>
-                                <w:rFonts w:ascii="Arial" w:hAnsi="Arial" w:cs="Arial"/>
-                                <w:sz w:val="16"/>
-                                <w:szCs w:val="16"/>
-                              </w:rPr>
-                              <w:t>}</w:t>
+                              <w:t>{alamat}</w:t>
                             </w:r>
                           </w:p>
                           <w:p/>
@@ -8559,23 +8140,13 @@
                 <w:szCs w:val="20"/>
               </w:rPr>
             </w:pPr>
-            <w:proofErr w:type="spellStart"/>
-            <w:r>
-              <w:rPr>
-                <w:rFonts w:ascii="Arial" w:hAnsi="Arial" w:cs="Arial"/>
-                <w:sz w:val="20"/>
-                <w:szCs w:val="20"/>
-              </w:rPr>
-              <w:t>Tahun</w:t>
-            </w:r>
-            <w:proofErr w:type="spellEnd"/>
-            <w:r>
-              <w:rPr>
-                <w:rFonts w:ascii="Arial" w:hAnsi="Arial" w:cs="Arial"/>
-                <w:sz w:val="20"/>
-                <w:szCs w:val="20"/>
-              </w:rPr>
-              <w:t xml:space="preserve"> Anggaran</w:t>
+            <w:r>
+              <w:rPr>
+                <w:rFonts w:ascii="Arial" w:hAnsi="Arial" w:cs="Arial"/>
+                <w:sz w:val="20"/>
+                <w:szCs w:val="20"/>
+              </w:rPr>
+              <w:t>Tahun Anggaran</w:t>
             </w:r>
           </w:p>
         </w:tc>
@@ -9119,7 +8690,6 @@
                 <w:szCs w:val="20"/>
               </w:rPr>
             </w:pPr>
-            <w:proofErr w:type="spellStart"/>
             <w:r>
               <w:rPr>
                 <w:rFonts w:ascii="Arial" w:hAnsi="Arial" w:cs="Arial"/>
@@ -9128,7 +8698,6 @@
               </w:rPr>
               <w:t>Sudah</w:t>
             </w:r>
-            <w:proofErr w:type="spellEnd"/>
             <w:r>
               <w:rPr>
                 <w:rFonts w:ascii="Arial" w:hAnsi="Arial" w:cs="Arial"/>
@@ -9137,7 +8706,6 @@
               </w:rPr>
               <w:t xml:space="preserve"> </w:t>
             </w:r>
-            <w:proofErr w:type="spellStart"/>
             <w:r>
               <w:rPr>
                 <w:rFonts w:ascii="Arial" w:hAnsi="Arial" w:cs="Arial"/>
@@ -9146,7 +8714,6 @@
               </w:rPr>
               <w:t>terima</w:t>
             </w:r>
-            <w:proofErr w:type="spellEnd"/>
             <w:r>
               <w:rPr>
                 <w:rFonts w:ascii="Arial" w:hAnsi="Arial" w:cs="Arial"/>
@@ -9155,7 +8722,6 @@
               </w:rPr>
               <w:t xml:space="preserve"> </w:t>
             </w:r>
-            <w:proofErr w:type="spellStart"/>
             <w:r>
               <w:rPr>
                 <w:rFonts w:ascii="Arial" w:hAnsi="Arial" w:cs="Arial"/>
@@ -9164,7 +8730,6 @@
               </w:rPr>
               <w:t>dari</w:t>
             </w:r>
-            <w:proofErr w:type="spellEnd"/>
           </w:p>
         </w:tc>
         <w:tc>
@@ -9232,7 +8797,16 @@
                 <w:szCs w:val="20"/>
                 <w:lang w:val="sv-SE"/>
               </w:rPr>
-              <w:t>unitKantor</w:t>
+              <w:t>nama</w:t>
+            </w:r>
+            <w:r>
+              <w:rPr>
+                <w:rFonts w:ascii="Arial" w:hAnsi="Arial" w:cs="Arial"/>
+                <w:sz w:val="20"/>
+                <w:szCs w:val="20"/>
+                <w:lang w:val="sv-SE"/>
+              </w:rPr>
+              <w:t>Kantor</w:t>
             </w:r>
             <w:r>
               <w:rPr>
@@ -9273,18 +8847,8 @@
                 <w:sz w:val="20"/>
                 <w:szCs w:val="20"/>
               </w:rPr>
-              <w:t xml:space="preserve">Uang </w:t>
-            </w:r>
-            <w:proofErr w:type="spellStart"/>
-            <w:r>
-              <w:rPr>
-                <w:rFonts w:ascii="Arial" w:hAnsi="Arial" w:cs="Arial"/>
-                <w:sz w:val="20"/>
-                <w:szCs w:val="20"/>
-              </w:rPr>
-              <w:t>sebesar</w:t>
-            </w:r>
-            <w:proofErr w:type="spellEnd"/>
+              <w:t>Uang sebesar</w:t>
+            </w:r>
           </w:p>
         </w:tc>
         <w:tc>
@@ -9434,34 +8998,14 @@
                 <w:szCs w:val="20"/>
               </w:rPr>
             </w:pPr>
-            <w:proofErr w:type="spellStart"/>
-            <w:r>
-              <w:rPr>
-                <w:rFonts w:ascii="Arial" w:hAnsi="Arial" w:cs="Arial"/>
-                <w:sz w:val="20"/>
-                <w:szCs w:val="20"/>
-              </w:rPr>
-              <w:t>Untuk</w:t>
-            </w:r>
-            <w:proofErr w:type="spellEnd"/>
-            <w:r>
-              <w:rPr>
-                <w:rFonts w:ascii="Arial" w:hAnsi="Arial" w:cs="Arial"/>
-                <w:sz w:val="20"/>
-                <w:szCs w:val="20"/>
-              </w:rPr>
-              <w:t xml:space="preserve"> </w:t>
-            </w:r>
-            <w:proofErr w:type="spellStart"/>
-            <w:r>
-              <w:rPr>
-                <w:rFonts w:ascii="Arial" w:hAnsi="Arial" w:cs="Arial"/>
-                <w:sz w:val="20"/>
-                <w:szCs w:val="20"/>
-              </w:rPr>
-              <w:t>pembayaran</w:t>
-            </w:r>
-            <w:proofErr w:type="spellEnd"/>
+            <w:r>
+              <w:rPr>
+                <w:rFonts w:ascii="Arial" w:hAnsi="Arial" w:cs="Arial"/>
+                <w:sz w:val="20"/>
+                <w:szCs w:val="20"/>
+              </w:rPr>
+              <w:t>Untuk pembayaran</w:t>
+            </w:r>
           </w:p>
         </w:tc>
         <w:tc>
@@ -9503,23 +9047,13 @@
                 <w:szCs w:val="20"/>
               </w:rPr>
             </w:pPr>
-            <w:proofErr w:type="spellStart"/>
-            <w:r>
-              <w:rPr>
-                <w:rFonts w:ascii="Arial" w:hAnsi="Arial" w:cs="Arial"/>
-                <w:sz w:val="20"/>
-                <w:szCs w:val="20"/>
-              </w:rPr>
-              <w:t>Perjalanan</w:t>
-            </w:r>
-            <w:proofErr w:type="spellEnd"/>
-            <w:r>
-              <w:rPr>
-                <w:rFonts w:ascii="Arial" w:hAnsi="Arial" w:cs="Arial"/>
-                <w:sz w:val="20"/>
-                <w:szCs w:val="20"/>
-              </w:rPr>
-              <w:t xml:space="preserve"> Dinas</w:t>
+            <w:r>
+              <w:rPr>
+                <w:rFonts w:ascii="Arial" w:hAnsi="Arial" w:cs="Arial"/>
+                <w:sz w:val="20"/>
+                <w:szCs w:val="20"/>
+              </w:rPr>
+              <w:t>Perjalanan Dinas</w:t>
             </w:r>
           </w:p>
         </w:tc>
@@ -9578,23 +9112,13 @@
                 <w:szCs w:val="20"/>
               </w:rPr>
             </w:pPr>
-            <w:proofErr w:type="spellStart"/>
-            <w:r>
-              <w:rPr>
-                <w:rFonts w:ascii="Arial" w:hAnsi="Arial" w:cs="Arial"/>
-                <w:sz w:val="20"/>
-                <w:szCs w:val="20"/>
-              </w:rPr>
-              <w:t>Berdasarkan</w:t>
-            </w:r>
-            <w:proofErr w:type="spellEnd"/>
-            <w:r>
-              <w:rPr>
-                <w:rFonts w:ascii="Arial" w:hAnsi="Arial" w:cs="Arial"/>
-                <w:sz w:val="20"/>
-                <w:szCs w:val="20"/>
-              </w:rPr>
-              <w:t xml:space="preserve"> SPD</w:t>
+            <w:r>
+              <w:rPr>
+                <w:rFonts w:ascii="Arial" w:hAnsi="Arial" w:cs="Arial"/>
+                <w:sz w:val="20"/>
+                <w:szCs w:val="20"/>
+              </w:rPr>
+              <w:t>Berdasarkan SPD</w:t>
             </w:r>
           </w:p>
         </w:tc>
@@ -9690,7 +9214,7 @@
                 <w:szCs w:val="20"/>
                 <w:lang w:val="sv-SE"/>
               </w:rPr>
-              <w:t>unitKantor</w:t>
+              <w:t>namaKantor</w:t>
             </w:r>
             <w:r>
               <w:rPr>
@@ -9724,7 +9248,6 @@
                 <w:szCs w:val="20"/>
               </w:rPr>
             </w:pPr>
-            <w:proofErr w:type="spellStart"/>
             <w:r>
               <w:rPr>
                 <w:rFonts w:ascii="Arial" w:hAnsi="Arial" w:cs="Arial"/>
@@ -9733,7 +9256,6 @@
               </w:rPr>
               <w:t>Nomor</w:t>
             </w:r>
-            <w:proofErr w:type="spellEnd"/>
           </w:p>
         </w:tc>
         <w:tc>
@@ -9871,7 +9393,6 @@
                 <w:szCs w:val="20"/>
               </w:rPr>
             </w:pPr>
-            <w:proofErr w:type="spellStart"/>
             <w:r>
               <w:rPr>
                 <w:rFonts w:ascii="Arial" w:hAnsi="Arial" w:cs="Arial"/>
@@ -9880,7 +9401,6 @@
               </w:rPr>
               <w:t>Tanggal</w:t>
             </w:r>
-            <w:proofErr w:type="spellEnd"/>
           </w:p>
         </w:tc>
         <w:tc>
@@ -9944,16 +9464,7 @@
                 <w:sz w:val="20"/>
                 <w:szCs w:val="20"/>
               </w:rPr>
-              <w:t>{</w:t>
-            </w:r>
-            <w:proofErr w:type="spellStart"/>
-            <w:r>
-              <w:rPr>
-                <w:rFonts w:ascii="Arial" w:hAnsi="Arial" w:cs="Arial"/>
-                <w:sz w:val="20"/>
-                <w:szCs w:val="20"/>
-              </w:rPr>
-              <w:t>tgl</w:t>
+              <w:t>{tgl</w:t>
             </w:r>
             <w:r>
               <w:rPr>
@@ -9963,7 +9474,6 @@
               </w:rPr>
               <w:t>Kembali</w:t>
             </w:r>
-            <w:proofErr w:type="spellEnd"/>
             <w:r>
               <w:rPr>
                 <w:rFonts w:ascii="Arial" w:hAnsi="Arial" w:cs="Arial"/>
@@ -10029,70 +9539,14 @@
                 <w:szCs w:val="20"/>
               </w:rPr>
             </w:pPr>
-            <w:proofErr w:type="spellStart"/>
-            <w:r>
-              <w:rPr>
-                <w:rFonts w:ascii="Arial" w:hAnsi="Arial" w:cs="Arial"/>
-                <w:sz w:val="20"/>
-                <w:szCs w:val="20"/>
-              </w:rPr>
-              <w:t>Untuk</w:t>
-            </w:r>
-            <w:proofErr w:type="spellEnd"/>
-            <w:r>
-              <w:rPr>
-                <w:rFonts w:ascii="Arial" w:hAnsi="Arial" w:cs="Arial"/>
-                <w:sz w:val="20"/>
-                <w:szCs w:val="20"/>
-              </w:rPr>
-              <w:t xml:space="preserve"> </w:t>
-            </w:r>
-            <w:proofErr w:type="spellStart"/>
-            <w:r>
-              <w:rPr>
-                <w:rFonts w:ascii="Arial" w:hAnsi="Arial" w:cs="Arial"/>
-                <w:sz w:val="20"/>
-                <w:szCs w:val="20"/>
-              </w:rPr>
-              <w:t>perjalanan</w:t>
-            </w:r>
-            <w:proofErr w:type="spellEnd"/>
-            <w:r>
-              <w:rPr>
-                <w:rFonts w:ascii="Arial" w:hAnsi="Arial" w:cs="Arial"/>
-                <w:sz w:val="20"/>
-                <w:szCs w:val="20"/>
-              </w:rPr>
-              <w:t xml:space="preserve"> </w:t>
-            </w:r>
-            <w:proofErr w:type="spellStart"/>
-            <w:r>
-              <w:rPr>
-                <w:rFonts w:ascii="Arial" w:hAnsi="Arial" w:cs="Arial"/>
-                <w:sz w:val="20"/>
-                <w:szCs w:val="20"/>
-              </w:rPr>
-              <w:t>dinas</w:t>
-            </w:r>
-            <w:proofErr w:type="spellEnd"/>
-            <w:r>
-              <w:rPr>
-                <w:rFonts w:ascii="Arial" w:hAnsi="Arial" w:cs="Arial"/>
-                <w:sz w:val="20"/>
-                <w:szCs w:val="20"/>
-              </w:rPr>
-              <w:t xml:space="preserve"> </w:t>
-            </w:r>
-            <w:proofErr w:type="spellStart"/>
-            <w:r>
-              <w:rPr>
-                <w:rFonts w:ascii="Arial" w:hAnsi="Arial" w:cs="Arial"/>
-                <w:sz w:val="20"/>
-                <w:szCs w:val="20"/>
-              </w:rPr>
-              <w:t>dari</w:t>
-            </w:r>
-            <w:proofErr w:type="spellEnd"/>
+            <w:r>
+              <w:rPr>
+                <w:rFonts w:ascii="Arial" w:hAnsi="Arial" w:cs="Arial"/>
+                <w:sz w:val="20"/>
+                <w:szCs w:val="20"/>
+              </w:rPr>
+              <w:t>Untuk perjalanan dinas dari</w:t>
+            </w:r>
           </w:p>
         </w:tc>
         <w:tc>
@@ -10141,25 +9595,7 @@
                 <w:sz w:val="20"/>
                 <w:szCs w:val="20"/>
               </w:rPr>
-              <w:t>{</w:t>
-            </w:r>
-            <w:proofErr w:type="spellStart"/>
-            <w:r>
-              <w:rPr>
-                <w:rFonts w:ascii="Arial" w:hAnsi="Arial" w:cs="Arial"/>
-                <w:sz w:val="20"/>
-                <w:szCs w:val="20"/>
-              </w:rPr>
-              <w:t>asal</w:t>
-            </w:r>
-            <w:proofErr w:type="spellEnd"/>
-            <w:r>
-              <w:rPr>
-                <w:rFonts w:ascii="Arial" w:hAnsi="Arial" w:cs="Arial"/>
-                <w:sz w:val="20"/>
-                <w:szCs w:val="20"/>
-              </w:rPr>
-              <w:t>}</w:t>
+              <w:t>{asal}</w:t>
             </w:r>
           </w:p>
         </w:tc>
@@ -10387,7 +9823,6 @@
                 <w:szCs w:val="20"/>
               </w:rPr>
             </w:pPr>
-            <w:proofErr w:type="gramStart"/>
             <w:r>
               <w:rPr>
                 <w:rFonts w:ascii="Arial" w:hAnsi="Arial" w:cs="Arial"/>
@@ -10396,18 +9831,7 @@
                 <w:sz w:val="20"/>
                 <w:szCs w:val="20"/>
               </w:rPr>
-              <w:t>TERBILANG :</w:t>
-            </w:r>
-            <w:proofErr w:type="gramEnd"/>
-            <w:r>
-              <w:rPr>
-                <w:rFonts w:ascii="Arial" w:hAnsi="Arial" w:cs="Arial"/>
-                <w:b/>
-                <w:bCs/>
-                <w:sz w:val="20"/>
-                <w:szCs w:val="20"/>
-              </w:rPr>
-              <w:t xml:space="preserve"> </w:t>
+              <w:t xml:space="preserve">TERBILANG : </w:t>
             </w:r>
           </w:p>
         </w:tc>
@@ -10457,33 +9881,7 @@
                 <w:sz w:val="20"/>
                 <w:szCs w:val="20"/>
               </w:rPr>
-              <w:t>{</w:t>
-            </w:r>
-            <w:proofErr w:type="spellStart"/>
-            <w:r>
-              <w:rPr>
-                <w:rFonts w:ascii="Arial" w:hAnsi="Arial" w:cs="Arial"/>
-                <w:b/>
-                <w:bCs/>
-                <w:i/>
-                <w:iCs/>
-                <w:sz w:val="20"/>
-                <w:szCs w:val="20"/>
-              </w:rPr>
-              <w:t>terbilang</w:t>
-            </w:r>
-            <w:proofErr w:type="spellEnd"/>
-            <w:r>
-              <w:rPr>
-                <w:rFonts w:ascii="Arial" w:hAnsi="Arial" w:cs="Arial"/>
-                <w:b/>
-                <w:bCs/>
-                <w:i/>
-                <w:iCs/>
-                <w:sz w:val="20"/>
-                <w:szCs w:val="20"/>
-              </w:rPr>
-              <w:t xml:space="preserve">} </w:t>
+              <w:t xml:space="preserve">{terbilang} </w:t>
             </w:r>
             <w:r>
               <w:rPr>
@@ -10901,25 +10299,7 @@
                 <w:sz w:val="20"/>
                 <w:szCs w:val="20"/>
               </w:rPr>
-              <w:t>{</w:t>
-            </w:r>
-            <w:proofErr w:type="spellStart"/>
-            <w:r>
-              <w:rPr>
-                <w:rFonts w:ascii="Arial" w:hAnsi="Arial" w:cs="Arial"/>
-                <w:sz w:val="20"/>
-                <w:szCs w:val="20"/>
-              </w:rPr>
-              <w:t>tglKembali</w:t>
-            </w:r>
-            <w:proofErr w:type="spellEnd"/>
-            <w:r>
-              <w:rPr>
-                <w:rFonts w:ascii="Arial" w:hAnsi="Arial" w:cs="Arial"/>
-                <w:sz w:val="20"/>
-                <w:szCs w:val="20"/>
-              </w:rPr>
-              <w:t>}</w:t>
+              <w:t>{tglKembali}</w:t>
             </w:r>
           </w:p>
         </w:tc>
@@ -10962,52 +10342,14 @@
                 <w:szCs w:val="20"/>
               </w:rPr>
             </w:pPr>
-            <w:proofErr w:type="spellStart"/>
-            <w:r>
-              <w:rPr>
-                <w:rFonts w:ascii="Arial" w:hAnsi="Arial" w:cs="Arial"/>
-                <w:sz w:val="20"/>
-                <w:szCs w:val="20"/>
-              </w:rPr>
-              <w:t>Pejabat</w:t>
-            </w:r>
-            <w:proofErr w:type="spellEnd"/>
-            <w:r>
-              <w:rPr>
-                <w:rFonts w:ascii="Arial" w:hAnsi="Arial" w:cs="Arial"/>
-                <w:sz w:val="20"/>
-                <w:szCs w:val="20"/>
-              </w:rPr>
-              <w:t xml:space="preserve"> </w:t>
-            </w:r>
-            <w:proofErr w:type="spellStart"/>
-            <w:r>
-              <w:rPr>
-                <w:rFonts w:ascii="Arial" w:hAnsi="Arial" w:cs="Arial"/>
-                <w:sz w:val="20"/>
-                <w:szCs w:val="20"/>
-              </w:rPr>
-              <w:t>Pembuat</w:t>
-            </w:r>
-            <w:proofErr w:type="spellEnd"/>
-            <w:r>
-              <w:rPr>
-                <w:rFonts w:ascii="Arial" w:hAnsi="Arial" w:cs="Arial"/>
-                <w:sz w:val="20"/>
-                <w:szCs w:val="20"/>
-              </w:rPr>
-              <w:t xml:space="preserve"> </w:t>
-            </w:r>
-            <w:proofErr w:type="spellStart"/>
-            <w:r>
-              <w:rPr>
-                <w:rFonts w:ascii="Arial" w:hAnsi="Arial" w:cs="Arial"/>
-                <w:sz w:val="20"/>
-                <w:szCs w:val="20"/>
-              </w:rPr>
-              <w:t>Komitmen</w:t>
-            </w:r>
-            <w:proofErr w:type="spellEnd"/>
+            <w:r>
+              <w:rPr>
+                <w:rFonts w:ascii="Arial" w:hAnsi="Arial" w:cs="Arial"/>
+                <w:sz w:val="20"/>
+                <w:szCs w:val="20"/>
+              </w:rPr>
+              <w:t>Pejabat Pembuat Komitmen</w:t>
+            </w:r>
           </w:p>
         </w:tc>
         <w:tc>
@@ -16374,6 +15716,9 @@
   <wne:recipientData>
     <wne:active wne:val="1"/>
   </wne:recipientData>
+  <wne:recipientData>
+    <wne:active wne:val="1"/>
+  </wne:recipientData>
 </wne:recipients>
 </file>
 

--- a/public/spd-rampung-kwitansi-format.docx
+++ b/public/spd-rampung-kwitansi-format.docx
@@ -316,6 +316,7 @@
                                     </w:rPr>
                                     <w:t>{</w:t>
                                   </w:r>
+                                  <w:proofErr w:type="spellStart"/>
                                   <w:r>
                                     <w:rPr>
                                       <w:b/>
@@ -334,6 +335,7 @@
                                     </w:rPr>
                                     <w:t>Capital</w:t>
                                   </w:r>
+                                  <w:proofErr w:type="spellEnd"/>
                                   <w:r>
                                     <w:rPr>
                                       <w:b/>
@@ -358,7 +360,25 @@
                                       <w:sz w:val="16"/>
                                       <w:szCs w:val="16"/>
                                     </w:rPr>
-                                    <w:t>{alamat}</w:t>
+                                    <w:t>{</w:t>
+                                  </w:r>
+                                  <w:proofErr w:type="spellStart"/>
+                                  <w:r>
+                                    <w:rPr>
+                                      <w:rFonts w:ascii="Arial" w:hAnsi="Arial" w:cs="Arial"/>
+                                      <w:sz w:val="16"/>
+                                      <w:szCs w:val="16"/>
+                                    </w:rPr>
+                                    <w:t>alamat</w:t>
+                                  </w:r>
+                                  <w:proofErr w:type="spellEnd"/>
+                                  <w:r>
+                                    <w:rPr>
+                                      <w:rFonts w:ascii="Arial" w:hAnsi="Arial" w:cs="Arial"/>
+                                      <w:sz w:val="16"/>
+                                      <w:szCs w:val="16"/>
+                                    </w:rPr>
+                                    <w:t>}</w:t>
                                   </w:r>
                                 </w:p>
                                 <w:p/>
@@ -432,6 +452,7 @@
                               </w:rPr>
                               <w:t>{</w:t>
                             </w:r>
+                            <w:proofErr w:type="spellStart"/>
                             <w:r>
                               <w:rPr>
                                 <w:b/>
@@ -450,6 +471,7 @@
                               </w:rPr>
                               <w:t>Capital</w:t>
                             </w:r>
+                            <w:proofErr w:type="spellEnd"/>
                             <w:r>
                               <w:rPr>
                                 <w:b/>
@@ -474,7 +496,25 @@
                                 <w:sz w:val="16"/>
                                 <w:szCs w:val="16"/>
                               </w:rPr>
-                              <w:t>{alamat}</w:t>
+                              <w:t>{</w:t>
+                            </w:r>
+                            <w:proofErr w:type="spellStart"/>
+                            <w:r>
+                              <w:rPr>
+                                <w:rFonts w:ascii="Arial" w:hAnsi="Arial" w:cs="Arial"/>
+                                <w:sz w:val="16"/>
+                                <w:szCs w:val="16"/>
+                              </w:rPr>
+                              <w:t>alamat</w:t>
+                            </w:r>
+                            <w:proofErr w:type="spellEnd"/>
+                            <w:r>
+                              <w:rPr>
+                                <w:rFonts w:ascii="Arial" w:hAnsi="Arial" w:cs="Arial"/>
+                                <w:sz w:val="16"/>
+                                <w:szCs w:val="16"/>
+                              </w:rPr>
+                              <w:t>}</w:t>
                             </w:r>
                           </w:p>
                           <w:p/>
@@ -2266,7 +2306,43 @@
                 <w:sz w:val="20"/>
                 <w:szCs w:val="20"/>
               </w:rPr>
-              <w:t xml:space="preserve"> selama {lama} hari </w:t>
+              <w:t xml:space="preserve"> </w:t>
+            </w:r>
+            <w:proofErr w:type="spellStart"/>
+            <w:r>
+              <w:rPr>
+                <w:rFonts w:ascii="Arial" w:hAnsi="Arial" w:cs="Arial"/>
+                <w:sz w:val="20"/>
+                <w:szCs w:val="20"/>
+              </w:rPr>
+              <w:t>selama</w:t>
+            </w:r>
+            <w:proofErr w:type="spellEnd"/>
+            <w:r>
+              <w:rPr>
+                <w:rFonts w:ascii="Arial" w:hAnsi="Arial" w:cs="Arial"/>
+                <w:sz w:val="20"/>
+                <w:szCs w:val="20"/>
+              </w:rPr>
+              <w:t xml:space="preserve"> {lama} </w:t>
+            </w:r>
+            <w:proofErr w:type="spellStart"/>
+            <w:r>
+              <w:rPr>
+                <w:rFonts w:ascii="Arial" w:hAnsi="Arial" w:cs="Arial"/>
+                <w:sz w:val="20"/>
+                <w:szCs w:val="20"/>
+              </w:rPr>
+              <w:t>hari</w:t>
+            </w:r>
+            <w:proofErr w:type="spellEnd"/>
+            <w:r>
+              <w:rPr>
+                <w:rFonts w:ascii="Arial" w:hAnsi="Arial" w:cs="Arial"/>
+                <w:sz w:val="20"/>
+                <w:szCs w:val="20"/>
+              </w:rPr>
+              <w:t xml:space="preserve"> </w:t>
             </w:r>
             <w:r>
               <w:rPr>
@@ -3020,7 +3096,25 @@
                 <w:sz w:val="20"/>
                 <w:szCs w:val="20"/>
               </w:rPr>
-              <w:t>{repre}</w:t>
+              <w:t>{</w:t>
+            </w:r>
+            <w:proofErr w:type="spellStart"/>
+            <w:r>
+              <w:rPr>
+                <w:rFonts w:ascii="Arial" w:hAnsi="Arial" w:cs="Arial"/>
+                <w:sz w:val="20"/>
+                <w:szCs w:val="20"/>
+              </w:rPr>
+              <w:t>repre</w:t>
+            </w:r>
+            <w:proofErr w:type="spellEnd"/>
+            <w:r>
+              <w:rPr>
+                <w:rFonts w:ascii="Arial" w:hAnsi="Arial" w:cs="Arial"/>
+                <w:sz w:val="20"/>
+                <w:szCs w:val="20"/>
+              </w:rPr>
+              <w:t>}</w:t>
             </w:r>
           </w:p>
         </w:tc>
@@ -3048,7 +3142,25 @@
                 <w:sz w:val="20"/>
                 <w:szCs w:val="20"/>
               </w:rPr>
-              <w:t>{isRepre}</w:t>
+              <w:t>{</w:t>
+            </w:r>
+            <w:proofErr w:type="spellStart"/>
+            <w:r>
+              <w:rPr>
+                <w:rFonts w:ascii="Arial" w:hAnsi="Arial" w:cs="Arial"/>
+                <w:sz w:val="20"/>
+                <w:szCs w:val="20"/>
+              </w:rPr>
+              <w:t>isRepre</w:t>
+            </w:r>
+            <w:proofErr w:type="spellEnd"/>
+            <w:r>
+              <w:rPr>
+                <w:rFonts w:ascii="Arial" w:hAnsi="Arial" w:cs="Arial"/>
+                <w:sz w:val="20"/>
+                <w:szCs w:val="20"/>
+              </w:rPr>
+              <w:t>}</w:t>
             </w:r>
           </w:p>
         </w:tc>
@@ -3076,7 +3188,25 @@
                 <w:sz w:val="20"/>
                 <w:szCs w:val="20"/>
               </w:rPr>
-              <w:t>{biayaRepre}</w:t>
+              <w:t>{</w:t>
+            </w:r>
+            <w:proofErr w:type="spellStart"/>
+            <w:r>
+              <w:rPr>
+                <w:rFonts w:ascii="Arial" w:hAnsi="Arial" w:cs="Arial"/>
+                <w:sz w:val="20"/>
+                <w:szCs w:val="20"/>
+              </w:rPr>
+              <w:t>biayaRepre</w:t>
+            </w:r>
+            <w:proofErr w:type="spellEnd"/>
+            <w:r>
+              <w:rPr>
+                <w:rFonts w:ascii="Arial" w:hAnsi="Arial" w:cs="Arial"/>
+                <w:sz w:val="20"/>
+                <w:szCs w:val="20"/>
+              </w:rPr>
+              <w:t>}</w:t>
             </w:r>
           </w:p>
         </w:tc>
@@ -4176,7 +4306,25 @@
                 <w:sz w:val="20"/>
                 <w:szCs w:val="20"/>
               </w:rPr>
-              <w:t>Bandung, {tglKembali}</w:t>
+              <w:t>Bandung, {</w:t>
+            </w:r>
+            <w:proofErr w:type="spellStart"/>
+            <w:r>
+              <w:rPr>
+                <w:rFonts w:ascii="Arial" w:hAnsi="Arial" w:cs="Arial"/>
+                <w:sz w:val="20"/>
+                <w:szCs w:val="20"/>
+              </w:rPr>
+              <w:t>tglKembali</w:t>
+            </w:r>
+            <w:proofErr w:type="spellEnd"/>
+            <w:r>
+              <w:rPr>
+                <w:rFonts w:ascii="Arial" w:hAnsi="Arial" w:cs="Arial"/>
+                <w:sz w:val="20"/>
+                <w:szCs w:val="20"/>
+              </w:rPr>
+              <w:t>}</w:t>
             </w:r>
           </w:p>
         </w:tc>
@@ -4235,8 +4383,36 @@
                 <w:sz w:val="20"/>
                 <w:szCs w:val="20"/>
               </w:rPr>
-              <w:t>Telah dibayar sejumlah</w:t>
-            </w:r>
+              <w:t xml:space="preserve">Telah </w:t>
+            </w:r>
+            <w:proofErr w:type="spellStart"/>
+            <w:r>
+              <w:rPr>
+                <w:rFonts w:ascii="Arial" w:hAnsi="Arial" w:cs="Arial"/>
+                <w:sz w:val="20"/>
+                <w:szCs w:val="20"/>
+              </w:rPr>
+              <w:t>dibayar</w:t>
+            </w:r>
+            <w:proofErr w:type="spellEnd"/>
+            <w:r>
+              <w:rPr>
+                <w:rFonts w:ascii="Arial" w:hAnsi="Arial" w:cs="Arial"/>
+                <w:sz w:val="20"/>
+                <w:szCs w:val="20"/>
+              </w:rPr>
+              <w:t xml:space="preserve"> </w:t>
+            </w:r>
+            <w:proofErr w:type="spellStart"/>
+            <w:r>
+              <w:rPr>
+                <w:rFonts w:ascii="Arial" w:hAnsi="Arial" w:cs="Arial"/>
+                <w:sz w:val="20"/>
+                <w:szCs w:val="20"/>
+              </w:rPr>
+              <w:t>sejumlah</w:t>
+            </w:r>
+            <w:proofErr w:type="spellEnd"/>
           </w:p>
         </w:tc>
         <w:tc>
@@ -4312,8 +4488,79 @@
                 <w:szCs w:val="20"/>
                 <w:lang w:val="es-MX"/>
               </w:rPr>
-              <w:t>Telah menerima jumlah uang sebesar</w:t>
-            </w:r>
+              <w:t xml:space="preserve">Telah </w:t>
+            </w:r>
+            <w:proofErr w:type="spellStart"/>
+            <w:r>
+              <w:rPr>
+                <w:rFonts w:ascii="Arial" w:hAnsi="Arial" w:cs="Arial"/>
+                <w:sz w:val="20"/>
+                <w:szCs w:val="20"/>
+                <w:lang w:val="es-MX"/>
+              </w:rPr>
+              <w:t>menerima</w:t>
+            </w:r>
+            <w:proofErr w:type="spellEnd"/>
+            <w:r>
+              <w:rPr>
+                <w:rFonts w:ascii="Arial" w:hAnsi="Arial" w:cs="Arial"/>
+                <w:sz w:val="20"/>
+                <w:szCs w:val="20"/>
+                <w:lang w:val="es-MX"/>
+              </w:rPr>
+              <w:t xml:space="preserve"> </w:t>
+            </w:r>
+            <w:proofErr w:type="spellStart"/>
+            <w:r>
+              <w:rPr>
+                <w:rFonts w:ascii="Arial" w:hAnsi="Arial" w:cs="Arial"/>
+                <w:sz w:val="20"/>
+                <w:szCs w:val="20"/>
+                <w:lang w:val="es-MX"/>
+              </w:rPr>
+              <w:t>jumlah</w:t>
+            </w:r>
+            <w:proofErr w:type="spellEnd"/>
+            <w:r>
+              <w:rPr>
+                <w:rFonts w:ascii="Arial" w:hAnsi="Arial" w:cs="Arial"/>
+                <w:sz w:val="20"/>
+                <w:szCs w:val="20"/>
+                <w:lang w:val="es-MX"/>
+              </w:rPr>
+              <w:t xml:space="preserve"> </w:t>
+            </w:r>
+            <w:proofErr w:type="spellStart"/>
+            <w:r>
+              <w:rPr>
+                <w:rFonts w:ascii="Arial" w:hAnsi="Arial" w:cs="Arial"/>
+                <w:sz w:val="20"/>
+                <w:szCs w:val="20"/>
+                <w:lang w:val="es-MX"/>
+              </w:rPr>
+              <w:t>uang</w:t>
+            </w:r>
+            <w:proofErr w:type="spellEnd"/>
+            <w:r>
+              <w:rPr>
+                <w:rFonts w:ascii="Arial" w:hAnsi="Arial" w:cs="Arial"/>
+                <w:sz w:val="20"/>
+                <w:szCs w:val="20"/>
+                <w:lang w:val="es-MX"/>
+              </w:rPr>
+              <w:t xml:space="preserve"> </w:t>
+            </w:r>
+            <w:proofErr w:type="spellStart"/>
+            <w:r>
+              <w:rPr>
+                <w:rFonts w:ascii="Arial" w:hAnsi="Arial" w:cs="Arial"/>
+                <w:sz w:val="20"/>
+                <w:szCs w:val="20"/>
+                <w:lang w:val="es-MX"/>
+              </w:rPr>
+              <w:t>sebesar</w:t>
+            </w:r>
+            <w:proofErr w:type="spellEnd"/>
           </w:p>
         </w:tc>
       </w:tr>
@@ -4404,7 +4651,27 @@
                 <w:sz w:val="20"/>
                 <w:szCs w:val="20"/>
               </w:rPr>
-              <w:t>{jumlahTotal}</w:t>
+              <w:t>{</w:t>
+            </w:r>
+            <w:proofErr w:type="spellStart"/>
+            <w:r>
+              <w:rPr>
+                <w:rFonts w:ascii="Arial" w:hAnsi="Arial" w:cs="Arial"/>
+                <w:noProof/>
+                <w:sz w:val="20"/>
+                <w:szCs w:val="20"/>
+              </w:rPr>
+              <w:t>jumlahTotal</w:t>
+            </w:r>
+            <w:proofErr w:type="spellEnd"/>
+            <w:r>
+              <w:rPr>
+                <w:rFonts w:ascii="Arial" w:hAnsi="Arial" w:cs="Arial"/>
+                <w:noProof/>
+                <w:sz w:val="20"/>
+                <w:szCs w:val="20"/>
+              </w:rPr>
+              <w:t>}</w:t>
             </w:r>
             <w:r>
               <w:rPr>
@@ -4573,7 +4840,27 @@
                 <w:sz w:val="20"/>
                 <w:szCs w:val="20"/>
               </w:rPr>
-              <w:t>{jumlahTotal}</w:t>
+              <w:t>{</w:t>
+            </w:r>
+            <w:proofErr w:type="spellStart"/>
+            <w:r>
+              <w:rPr>
+                <w:rFonts w:ascii="Arial" w:hAnsi="Arial" w:cs="Arial"/>
+                <w:noProof/>
+                <w:sz w:val="20"/>
+                <w:szCs w:val="20"/>
+              </w:rPr>
+              <w:t>jumlahTotal</w:t>
+            </w:r>
+            <w:proofErr w:type="spellEnd"/>
+            <w:r>
+              <w:rPr>
+                <w:rFonts w:ascii="Arial" w:hAnsi="Arial" w:cs="Arial"/>
+                <w:noProof/>
+                <w:sz w:val="20"/>
+                <w:szCs w:val="20"/>
+              </w:rPr>
+              <w:t>}</w:t>
             </w:r>
             <w:r>
               <w:rPr>
@@ -4667,6 +4954,7 @@
                 <w:szCs w:val="20"/>
               </w:rPr>
             </w:pPr>
+            <w:proofErr w:type="spellStart"/>
             <w:r>
               <w:rPr>
                 <w:rFonts w:ascii="Arial" w:hAnsi="Arial" w:cs="Arial"/>
@@ -4675,6 +4963,7 @@
               </w:rPr>
               <w:t>Bendahara</w:t>
             </w:r>
+            <w:proofErr w:type="spellEnd"/>
             <w:r>
               <w:rPr>
                 <w:rFonts w:ascii="Arial" w:hAnsi="Arial" w:cs="Arial"/>
@@ -4683,6 +4972,7 @@
               </w:rPr>
               <w:t xml:space="preserve"> </w:t>
             </w:r>
+            <w:proofErr w:type="spellStart"/>
             <w:r>
               <w:rPr>
                 <w:rFonts w:ascii="Arial" w:hAnsi="Arial" w:cs="Arial"/>
@@ -4691,6 +4981,7 @@
               </w:rPr>
               <w:t>Pengeluaran</w:t>
             </w:r>
+            <w:proofErr w:type="spellEnd"/>
           </w:p>
         </w:tc>
         <w:tc>
@@ -5559,7 +5850,27 @@
                 <w:sz w:val="20"/>
                 <w:szCs w:val="20"/>
               </w:rPr>
-              <w:t>{namaBendahara}</w:t>
+              <w:t>{</w:t>
+            </w:r>
+            <w:proofErr w:type="spellStart"/>
+            <w:r>
+              <w:rPr>
+                <w:rFonts w:ascii="Arial" w:hAnsi="Arial" w:cs="Arial"/>
+                <w:bCs/>
+                <w:sz w:val="20"/>
+                <w:szCs w:val="20"/>
+              </w:rPr>
+              <w:t>namaBendahara</w:t>
+            </w:r>
+            <w:proofErr w:type="spellEnd"/>
+            <w:r>
+              <w:rPr>
+                <w:rFonts w:ascii="Arial" w:hAnsi="Arial" w:cs="Arial"/>
+                <w:bCs/>
+                <w:sz w:val="20"/>
+                <w:szCs w:val="20"/>
+              </w:rPr>
+              <w:t>}</w:t>
             </w:r>
           </w:p>
         </w:tc>
@@ -5661,7 +5972,25 @@
                 <w:sz w:val="20"/>
                 <w:szCs w:val="20"/>
               </w:rPr>
-              <w:t>{nipBendahara}</w:t>
+              <w:t>{</w:t>
+            </w:r>
+            <w:proofErr w:type="spellStart"/>
+            <w:r>
+              <w:rPr>
+                <w:rFonts w:ascii="Arial" w:hAnsi="Arial" w:cs="Arial"/>
+                <w:sz w:val="20"/>
+                <w:szCs w:val="20"/>
+              </w:rPr>
+              <w:t>nipBendahara</w:t>
+            </w:r>
+            <w:proofErr w:type="spellEnd"/>
+            <w:r>
+              <w:rPr>
+                <w:rFonts w:ascii="Arial" w:hAnsi="Arial" w:cs="Arial"/>
+                <w:sz w:val="20"/>
+                <w:szCs w:val="20"/>
+              </w:rPr>
+              <w:t>}</w:t>
             </w:r>
           </w:p>
         </w:tc>
@@ -6702,14 +7031,52 @@
                 <w:szCs w:val="20"/>
               </w:rPr>
             </w:pPr>
-            <w:r>
-              <w:rPr>
-                <w:rFonts w:ascii="Arial" w:hAnsi="Arial" w:cs="Arial"/>
-                <w:sz w:val="20"/>
-                <w:szCs w:val="20"/>
-              </w:rPr>
-              <w:t>Pejabat Pembuat Komitmen</w:t>
-            </w:r>
+            <w:proofErr w:type="spellStart"/>
+            <w:r>
+              <w:rPr>
+                <w:rFonts w:ascii="Arial" w:hAnsi="Arial" w:cs="Arial"/>
+                <w:sz w:val="20"/>
+                <w:szCs w:val="20"/>
+              </w:rPr>
+              <w:t>Pejabat</w:t>
+            </w:r>
+            <w:proofErr w:type="spellEnd"/>
+            <w:r>
+              <w:rPr>
+                <w:rFonts w:ascii="Arial" w:hAnsi="Arial" w:cs="Arial"/>
+                <w:sz w:val="20"/>
+                <w:szCs w:val="20"/>
+              </w:rPr>
+              <w:t xml:space="preserve"> </w:t>
+            </w:r>
+            <w:proofErr w:type="spellStart"/>
+            <w:r>
+              <w:rPr>
+                <w:rFonts w:ascii="Arial" w:hAnsi="Arial" w:cs="Arial"/>
+                <w:sz w:val="20"/>
+                <w:szCs w:val="20"/>
+              </w:rPr>
+              <w:t>Pembuat</w:t>
+            </w:r>
+            <w:proofErr w:type="spellEnd"/>
+            <w:r>
+              <w:rPr>
+                <w:rFonts w:ascii="Arial" w:hAnsi="Arial" w:cs="Arial"/>
+                <w:sz w:val="20"/>
+                <w:szCs w:val="20"/>
+              </w:rPr>
+              <w:t xml:space="preserve"> </w:t>
+            </w:r>
+            <w:proofErr w:type="spellStart"/>
+            <w:r>
+              <w:rPr>
+                <w:rFonts w:ascii="Arial" w:hAnsi="Arial" w:cs="Arial"/>
+                <w:sz w:val="20"/>
+                <w:szCs w:val="20"/>
+              </w:rPr>
+              <w:t>Komitmen</w:t>
+            </w:r>
+            <w:proofErr w:type="spellEnd"/>
           </w:p>
         </w:tc>
       </w:tr>
@@ -7532,6 +7899,7 @@
                                     </w:rPr>
                                     <w:t>{</w:t>
                                   </w:r>
+                                  <w:proofErr w:type="spellStart"/>
                                   <w:r>
                                     <w:rPr>
                                       <w:b/>
@@ -7541,6 +7909,7 @@
                                     </w:rPr>
                                     <w:t>unitKantorCapital</w:t>
                                   </w:r>
+                                  <w:proofErr w:type="spellEnd"/>
                                   <w:r>
                                     <w:rPr>
                                       <w:b/>
@@ -7565,7 +7934,25 @@
                                       <w:sz w:val="16"/>
                                       <w:szCs w:val="16"/>
                                     </w:rPr>
-                                    <w:t>{alamat}</w:t>
+                                    <w:t>{</w:t>
+                                  </w:r>
+                                  <w:proofErr w:type="spellStart"/>
+                                  <w:r>
+                                    <w:rPr>
+                                      <w:rFonts w:ascii="Arial" w:hAnsi="Arial" w:cs="Arial"/>
+                                      <w:sz w:val="16"/>
+                                      <w:szCs w:val="16"/>
+                                    </w:rPr>
+                                    <w:t>alamat</w:t>
+                                  </w:r>
+                                  <w:proofErr w:type="spellEnd"/>
+                                  <w:r>
+                                    <w:rPr>
+                                      <w:rFonts w:ascii="Arial" w:hAnsi="Arial" w:cs="Arial"/>
+                                      <w:sz w:val="16"/>
+                                      <w:szCs w:val="16"/>
+                                    </w:rPr>
+                                    <w:t>}</w:t>
                                   </w:r>
                                 </w:p>
                                 <w:p/>
@@ -7634,6 +8021,7 @@
                               </w:rPr>
                               <w:t>{</w:t>
                             </w:r>
+                            <w:proofErr w:type="spellStart"/>
                             <w:r>
                               <w:rPr>
                                 <w:b/>
@@ -7643,6 +8031,7 @@
                               </w:rPr>
                               <w:t>unitKantorCapital</w:t>
                             </w:r>
+                            <w:proofErr w:type="spellEnd"/>
                             <w:r>
                               <w:rPr>
                                 <w:b/>
@@ -7667,7 +8056,25 @@
                                 <w:sz w:val="16"/>
                                 <w:szCs w:val="16"/>
                               </w:rPr>
-                              <w:t>{alamat}</w:t>
+                              <w:t>{</w:t>
+                            </w:r>
+                            <w:proofErr w:type="spellStart"/>
+                            <w:r>
+                              <w:rPr>
+                                <w:rFonts w:ascii="Arial" w:hAnsi="Arial" w:cs="Arial"/>
+                                <w:sz w:val="16"/>
+                                <w:szCs w:val="16"/>
+                              </w:rPr>
+                              <w:t>alamat</w:t>
+                            </w:r>
+                            <w:proofErr w:type="spellEnd"/>
+                            <w:r>
+                              <w:rPr>
+                                <w:rFonts w:ascii="Arial" w:hAnsi="Arial" w:cs="Arial"/>
+                                <w:sz w:val="16"/>
+                                <w:szCs w:val="16"/>
+                              </w:rPr>
+                              <w:t>}</w:t>
                             </w:r>
                           </w:p>
                           <w:p/>
@@ -8140,14 +8547,34 @@
                 <w:szCs w:val="20"/>
               </w:rPr>
             </w:pPr>
-            <w:r>
-              <w:rPr>
-                <w:rFonts w:ascii="Arial" w:hAnsi="Arial" w:cs="Arial"/>
-                <w:sz w:val="20"/>
-                <w:szCs w:val="20"/>
-              </w:rPr>
-              <w:t>Tahun Anggaran</w:t>
-            </w:r>
+            <w:proofErr w:type="spellStart"/>
+            <w:r>
+              <w:rPr>
+                <w:rFonts w:ascii="Arial" w:hAnsi="Arial" w:cs="Arial"/>
+                <w:sz w:val="20"/>
+                <w:szCs w:val="20"/>
+              </w:rPr>
+              <w:t>Tahun</w:t>
+            </w:r>
+            <w:proofErr w:type="spellEnd"/>
+            <w:r>
+              <w:rPr>
+                <w:rFonts w:ascii="Arial" w:hAnsi="Arial" w:cs="Arial"/>
+                <w:sz w:val="20"/>
+                <w:szCs w:val="20"/>
+              </w:rPr>
+              <w:t xml:space="preserve"> </w:t>
+            </w:r>
+            <w:proofErr w:type="spellStart"/>
+            <w:r>
+              <w:rPr>
+                <w:rFonts w:ascii="Arial" w:hAnsi="Arial" w:cs="Arial"/>
+                <w:sz w:val="20"/>
+                <w:szCs w:val="20"/>
+              </w:rPr>
+              <w:t>Anggaran</w:t>
+            </w:r>
+            <w:proofErr w:type="spellEnd"/>
           </w:p>
         </w:tc>
         <w:tc>
@@ -8690,6 +9117,7 @@
                 <w:szCs w:val="20"/>
               </w:rPr>
             </w:pPr>
+            <w:proofErr w:type="spellStart"/>
             <w:r>
               <w:rPr>
                 <w:rFonts w:ascii="Arial" w:hAnsi="Arial" w:cs="Arial"/>
@@ -8698,6 +9126,7 @@
               </w:rPr>
               <w:t>Sudah</w:t>
             </w:r>
+            <w:proofErr w:type="spellEnd"/>
             <w:r>
               <w:rPr>
                 <w:rFonts w:ascii="Arial" w:hAnsi="Arial" w:cs="Arial"/>
@@ -8706,6 +9135,7 @@
               </w:rPr>
               <w:t xml:space="preserve"> </w:t>
             </w:r>
+            <w:proofErr w:type="spellStart"/>
             <w:r>
               <w:rPr>
                 <w:rFonts w:ascii="Arial" w:hAnsi="Arial" w:cs="Arial"/>
@@ -8714,6 +9144,7 @@
               </w:rPr>
               <w:t>terima</w:t>
             </w:r>
+            <w:proofErr w:type="spellEnd"/>
             <w:r>
               <w:rPr>
                 <w:rFonts w:ascii="Arial" w:hAnsi="Arial" w:cs="Arial"/>
@@ -8722,6 +9153,7 @@
               </w:rPr>
               <w:t xml:space="preserve"> </w:t>
             </w:r>
+            <w:proofErr w:type="spellStart"/>
             <w:r>
               <w:rPr>
                 <w:rFonts w:ascii="Arial" w:hAnsi="Arial" w:cs="Arial"/>
@@ -8730,6 +9162,7 @@
               </w:rPr>
               <w:t>dari</w:t>
             </w:r>
+            <w:proofErr w:type="spellEnd"/>
           </w:p>
         </w:tc>
         <w:tc>
@@ -8847,8 +9280,18 @@
                 <w:sz w:val="20"/>
                 <w:szCs w:val="20"/>
               </w:rPr>
-              <w:t>Uang sebesar</w:t>
-            </w:r>
+              <w:t xml:space="preserve">Uang </w:t>
+            </w:r>
+            <w:proofErr w:type="spellStart"/>
+            <w:r>
+              <w:rPr>
+                <w:rFonts w:ascii="Arial" w:hAnsi="Arial" w:cs="Arial"/>
+                <w:sz w:val="20"/>
+                <w:szCs w:val="20"/>
+              </w:rPr>
+              <w:t>sebesar</w:t>
+            </w:r>
+            <w:proofErr w:type="spellEnd"/>
           </w:p>
         </w:tc>
         <w:tc>
@@ -8998,14 +9441,34 @@
                 <w:szCs w:val="20"/>
               </w:rPr>
             </w:pPr>
-            <w:r>
-              <w:rPr>
-                <w:rFonts w:ascii="Arial" w:hAnsi="Arial" w:cs="Arial"/>
-                <w:sz w:val="20"/>
-                <w:szCs w:val="20"/>
-              </w:rPr>
-              <w:t>Untuk pembayaran</w:t>
-            </w:r>
+            <w:proofErr w:type="spellStart"/>
+            <w:r>
+              <w:rPr>
+                <w:rFonts w:ascii="Arial" w:hAnsi="Arial" w:cs="Arial"/>
+                <w:sz w:val="20"/>
+                <w:szCs w:val="20"/>
+              </w:rPr>
+              <w:t>Untuk</w:t>
+            </w:r>
+            <w:proofErr w:type="spellEnd"/>
+            <w:r>
+              <w:rPr>
+                <w:rFonts w:ascii="Arial" w:hAnsi="Arial" w:cs="Arial"/>
+                <w:sz w:val="20"/>
+                <w:szCs w:val="20"/>
+              </w:rPr>
+              <w:t xml:space="preserve"> </w:t>
+            </w:r>
+            <w:proofErr w:type="spellStart"/>
+            <w:r>
+              <w:rPr>
+                <w:rFonts w:ascii="Arial" w:hAnsi="Arial" w:cs="Arial"/>
+                <w:sz w:val="20"/>
+                <w:szCs w:val="20"/>
+              </w:rPr>
+              <w:t>pembayaran</w:t>
+            </w:r>
+            <w:proofErr w:type="spellEnd"/>
           </w:p>
         </w:tc>
         <w:tc>
@@ -9047,13 +9510,23 @@
                 <w:szCs w:val="20"/>
               </w:rPr>
             </w:pPr>
-            <w:r>
-              <w:rPr>
-                <w:rFonts w:ascii="Arial" w:hAnsi="Arial" w:cs="Arial"/>
-                <w:sz w:val="20"/>
-                <w:szCs w:val="20"/>
-              </w:rPr>
-              <w:t>Perjalanan Dinas</w:t>
+            <w:proofErr w:type="spellStart"/>
+            <w:r>
+              <w:rPr>
+                <w:rFonts w:ascii="Arial" w:hAnsi="Arial" w:cs="Arial"/>
+                <w:sz w:val="20"/>
+                <w:szCs w:val="20"/>
+              </w:rPr>
+              <w:t>Perjalanan</w:t>
+            </w:r>
+            <w:proofErr w:type="spellEnd"/>
+            <w:r>
+              <w:rPr>
+                <w:rFonts w:ascii="Arial" w:hAnsi="Arial" w:cs="Arial"/>
+                <w:sz w:val="20"/>
+                <w:szCs w:val="20"/>
+              </w:rPr>
+              <w:t xml:space="preserve"> Dinas</w:t>
             </w:r>
           </w:p>
         </w:tc>
@@ -9112,13 +9585,23 @@
                 <w:szCs w:val="20"/>
               </w:rPr>
             </w:pPr>
-            <w:r>
-              <w:rPr>
-                <w:rFonts w:ascii="Arial" w:hAnsi="Arial" w:cs="Arial"/>
-                <w:sz w:val="20"/>
-                <w:szCs w:val="20"/>
-              </w:rPr>
-              <w:t>Berdasarkan SPD</w:t>
+            <w:proofErr w:type="spellStart"/>
+            <w:r>
+              <w:rPr>
+                <w:rFonts w:ascii="Arial" w:hAnsi="Arial" w:cs="Arial"/>
+                <w:sz w:val="20"/>
+                <w:szCs w:val="20"/>
+              </w:rPr>
+              <w:t>Berdasarkan</w:t>
+            </w:r>
+            <w:proofErr w:type="spellEnd"/>
+            <w:r>
+              <w:rPr>
+                <w:rFonts w:ascii="Arial" w:hAnsi="Arial" w:cs="Arial"/>
+                <w:sz w:val="20"/>
+                <w:szCs w:val="20"/>
+              </w:rPr>
+              <w:t xml:space="preserve"> SPD</w:t>
             </w:r>
           </w:p>
         </w:tc>
@@ -9169,7 +9652,7 @@
                 <w:szCs w:val="20"/>
                 <w:lang w:val="sv-SE"/>
               </w:rPr>
-              <w:t xml:space="preserve">Pejabat Pembuat Komitmen Unit </w:t>
+              <w:t xml:space="preserve">Pejabat Pembuat Komitmen </w:t>
             </w:r>
             <w:r>
               <w:rPr>
@@ -9178,52 +9661,7 @@
                 <w:szCs w:val="20"/>
                 <w:lang w:val="sv-SE"/>
               </w:rPr>
-              <w:t>Orga</w:t>
-            </w:r>
-            <w:r>
-              <w:rPr>
-                <w:rFonts w:ascii="Arial" w:hAnsi="Arial" w:cs="Arial"/>
-                <w:sz w:val="20"/>
-                <w:szCs w:val="20"/>
-                <w:lang w:val="sv-SE"/>
-              </w:rPr>
-              <w:t>n</w:t>
-            </w:r>
-            <w:r>
-              <w:rPr>
-                <w:rFonts w:ascii="Arial" w:hAnsi="Arial" w:cs="Arial"/>
-                <w:sz w:val="20"/>
-                <w:szCs w:val="20"/>
-                <w:lang w:val="sv-SE"/>
-              </w:rPr>
-              <w:t xml:space="preserve">isasi </w:t>
-            </w:r>
-            <w:r>
-              <w:rPr>
-                <w:rFonts w:ascii="Arial" w:hAnsi="Arial" w:cs="Arial"/>
-                <w:sz w:val="20"/>
-                <w:szCs w:val="20"/>
-                <w:lang w:val="sv-SE"/>
-              </w:rPr>
-              <w:t>{</w:t>
-            </w:r>
-            <w:r>
-              <w:rPr>
-                <w:rFonts w:ascii="Arial" w:hAnsi="Arial" w:cs="Arial"/>
-                <w:sz w:val="20"/>
-                <w:szCs w:val="20"/>
-                <w:lang w:val="sv-SE"/>
-              </w:rPr>
-              <w:t>namaKantor</w:t>
-            </w:r>
-            <w:r>
-              <w:rPr>
-                <w:rFonts w:ascii="Arial" w:hAnsi="Arial" w:cs="Arial"/>
-                <w:sz w:val="20"/>
-                <w:szCs w:val="20"/>
-                <w:lang w:val="sv-SE"/>
-              </w:rPr>
-              <w:t>}</w:t>
+              <w:t>Unit Organisasi Kantor Wilayah Kementerian Haji dan Umrah Provinsi Jawa Barat</w:t>
             </w:r>
           </w:p>
         </w:tc>
@@ -9248,6 +9686,7 @@
                 <w:szCs w:val="20"/>
               </w:rPr>
             </w:pPr>
+            <w:proofErr w:type="spellStart"/>
             <w:r>
               <w:rPr>
                 <w:rFonts w:ascii="Arial" w:hAnsi="Arial" w:cs="Arial"/>
@@ -9256,6 +9695,7 @@
               </w:rPr>
               <w:t>Nomor</w:t>
             </w:r>
+            <w:proofErr w:type="spellEnd"/>
           </w:p>
         </w:tc>
         <w:tc>
@@ -9393,6 +9833,7 @@
                 <w:szCs w:val="20"/>
               </w:rPr>
             </w:pPr>
+            <w:proofErr w:type="spellStart"/>
             <w:r>
               <w:rPr>
                 <w:rFonts w:ascii="Arial" w:hAnsi="Arial" w:cs="Arial"/>
@@ -9401,6 +9842,7 @@
               </w:rPr>
               <w:t>Tanggal</w:t>
             </w:r>
+            <w:proofErr w:type="spellEnd"/>
           </w:p>
         </w:tc>
         <w:tc>
@@ -9464,7 +9906,16 @@
                 <w:sz w:val="20"/>
                 <w:szCs w:val="20"/>
               </w:rPr>
-              <w:t>{tgl</w:t>
+              <w:t>{</w:t>
+            </w:r>
+            <w:proofErr w:type="spellStart"/>
+            <w:r>
+              <w:rPr>
+                <w:rFonts w:ascii="Arial" w:hAnsi="Arial" w:cs="Arial"/>
+                <w:sz w:val="20"/>
+                <w:szCs w:val="20"/>
+              </w:rPr>
+              <w:t>tgl</w:t>
             </w:r>
             <w:r>
               <w:rPr>
@@ -9474,6 +9925,7 @@
               </w:rPr>
               <w:t>Kembali</w:t>
             </w:r>
+            <w:proofErr w:type="spellEnd"/>
             <w:r>
               <w:rPr>
                 <w:rFonts w:ascii="Arial" w:hAnsi="Arial" w:cs="Arial"/>
@@ -9539,14 +9991,70 @@
                 <w:szCs w:val="20"/>
               </w:rPr>
             </w:pPr>
-            <w:r>
-              <w:rPr>
-                <w:rFonts w:ascii="Arial" w:hAnsi="Arial" w:cs="Arial"/>
-                <w:sz w:val="20"/>
-                <w:szCs w:val="20"/>
-              </w:rPr>
-              <w:t>Untuk perjalanan dinas dari</w:t>
-            </w:r>
+            <w:proofErr w:type="spellStart"/>
+            <w:r>
+              <w:rPr>
+                <w:rFonts w:ascii="Arial" w:hAnsi="Arial" w:cs="Arial"/>
+                <w:sz w:val="20"/>
+                <w:szCs w:val="20"/>
+              </w:rPr>
+              <w:t>Untuk</w:t>
+            </w:r>
+            <w:proofErr w:type="spellEnd"/>
+            <w:r>
+              <w:rPr>
+                <w:rFonts w:ascii="Arial" w:hAnsi="Arial" w:cs="Arial"/>
+                <w:sz w:val="20"/>
+                <w:szCs w:val="20"/>
+              </w:rPr>
+              <w:t xml:space="preserve"> </w:t>
+            </w:r>
+            <w:proofErr w:type="spellStart"/>
+            <w:r>
+              <w:rPr>
+                <w:rFonts w:ascii="Arial" w:hAnsi="Arial" w:cs="Arial"/>
+                <w:sz w:val="20"/>
+                <w:szCs w:val="20"/>
+              </w:rPr>
+              <w:t>perjalanan</w:t>
+            </w:r>
+            <w:proofErr w:type="spellEnd"/>
+            <w:r>
+              <w:rPr>
+                <w:rFonts w:ascii="Arial" w:hAnsi="Arial" w:cs="Arial"/>
+                <w:sz w:val="20"/>
+                <w:szCs w:val="20"/>
+              </w:rPr>
+              <w:t xml:space="preserve"> </w:t>
+            </w:r>
+            <w:proofErr w:type="spellStart"/>
+            <w:r>
+              <w:rPr>
+                <w:rFonts w:ascii="Arial" w:hAnsi="Arial" w:cs="Arial"/>
+                <w:sz w:val="20"/>
+                <w:szCs w:val="20"/>
+              </w:rPr>
+              <w:t>dinas</w:t>
+            </w:r>
+            <w:proofErr w:type="spellEnd"/>
+            <w:r>
+              <w:rPr>
+                <w:rFonts w:ascii="Arial" w:hAnsi="Arial" w:cs="Arial"/>
+                <w:sz w:val="20"/>
+                <w:szCs w:val="20"/>
+              </w:rPr>
+              <w:t xml:space="preserve"> </w:t>
+            </w:r>
+            <w:proofErr w:type="spellStart"/>
+            <w:r>
+              <w:rPr>
+                <w:rFonts w:ascii="Arial" w:hAnsi="Arial" w:cs="Arial"/>
+                <w:sz w:val="20"/>
+                <w:szCs w:val="20"/>
+              </w:rPr>
+              <w:t>dari</w:t>
+            </w:r>
+            <w:proofErr w:type="spellEnd"/>
           </w:p>
         </w:tc>
         <w:tc>
@@ -9595,7 +10103,25 @@
                 <w:sz w:val="20"/>
                 <w:szCs w:val="20"/>
               </w:rPr>
-              <w:t>{asal}</w:t>
+              <w:t>{</w:t>
+            </w:r>
+            <w:proofErr w:type="spellStart"/>
+            <w:r>
+              <w:rPr>
+                <w:rFonts w:ascii="Arial" w:hAnsi="Arial" w:cs="Arial"/>
+                <w:sz w:val="20"/>
+                <w:szCs w:val="20"/>
+              </w:rPr>
+              <w:t>asal</w:t>
+            </w:r>
+            <w:proofErr w:type="spellEnd"/>
+            <w:r>
+              <w:rPr>
+                <w:rFonts w:ascii="Arial" w:hAnsi="Arial" w:cs="Arial"/>
+                <w:sz w:val="20"/>
+                <w:szCs w:val="20"/>
+              </w:rPr>
+              <w:t>}</w:t>
             </w:r>
           </w:p>
         </w:tc>
@@ -9881,7 +10407,33 @@
                 <w:sz w:val="20"/>
                 <w:szCs w:val="20"/>
               </w:rPr>
-              <w:t xml:space="preserve">{terbilang} </w:t>
+              <w:t>{</w:t>
+            </w:r>
+            <w:proofErr w:type="spellStart"/>
+            <w:r>
+              <w:rPr>
+                <w:rFonts w:ascii="Arial" w:hAnsi="Arial" w:cs="Arial"/>
+                <w:b/>
+                <w:bCs/>
+                <w:i/>
+                <w:iCs/>
+                <w:sz w:val="20"/>
+                <w:szCs w:val="20"/>
+              </w:rPr>
+              <w:t>terbilang</w:t>
+            </w:r>
+            <w:proofErr w:type="spellEnd"/>
+            <w:r>
+              <w:rPr>
+                <w:rFonts w:ascii="Arial" w:hAnsi="Arial" w:cs="Arial"/>
+                <w:b/>
+                <w:bCs/>
+                <w:i/>
+                <w:iCs/>
+                <w:sz w:val="20"/>
+                <w:szCs w:val="20"/>
+              </w:rPr>
+              <w:t xml:space="preserve">} </w:t>
             </w:r>
             <w:r>
               <w:rPr>
@@ -10299,7 +10851,25 @@
                 <w:sz w:val="20"/>
                 <w:szCs w:val="20"/>
               </w:rPr>
-              <w:t>{tglKembali}</w:t>
+              <w:t>{</w:t>
+            </w:r>
+            <w:proofErr w:type="spellStart"/>
+            <w:r>
+              <w:rPr>
+                <w:rFonts w:ascii="Arial" w:hAnsi="Arial" w:cs="Arial"/>
+                <w:sz w:val="20"/>
+                <w:szCs w:val="20"/>
+              </w:rPr>
+              <w:t>tglKembali</w:t>
+            </w:r>
+            <w:proofErr w:type="spellEnd"/>
+            <w:r>
+              <w:rPr>
+                <w:rFonts w:ascii="Arial" w:hAnsi="Arial" w:cs="Arial"/>
+                <w:sz w:val="20"/>
+                <w:szCs w:val="20"/>
+              </w:rPr>
+              <w:t>}</w:t>
             </w:r>
           </w:p>
         </w:tc>
@@ -10342,14 +10912,52 @@
                 <w:szCs w:val="20"/>
               </w:rPr>
             </w:pPr>
-            <w:r>
-              <w:rPr>
-                <w:rFonts w:ascii="Arial" w:hAnsi="Arial" w:cs="Arial"/>
-                <w:sz w:val="20"/>
-                <w:szCs w:val="20"/>
-              </w:rPr>
-              <w:t>Pejabat Pembuat Komitmen</w:t>
-            </w:r>
+            <w:proofErr w:type="spellStart"/>
+            <w:r>
+              <w:rPr>
+                <w:rFonts w:ascii="Arial" w:hAnsi="Arial" w:cs="Arial"/>
+                <w:sz w:val="20"/>
+                <w:szCs w:val="20"/>
+              </w:rPr>
+              <w:t>Pejabat</w:t>
+            </w:r>
+            <w:proofErr w:type="spellEnd"/>
+            <w:r>
+              <w:rPr>
+                <w:rFonts w:ascii="Arial" w:hAnsi="Arial" w:cs="Arial"/>
+                <w:sz w:val="20"/>
+                <w:szCs w:val="20"/>
+              </w:rPr>
+              <w:t xml:space="preserve"> </w:t>
+            </w:r>
+            <w:proofErr w:type="spellStart"/>
+            <w:r>
+              <w:rPr>
+                <w:rFonts w:ascii="Arial" w:hAnsi="Arial" w:cs="Arial"/>
+                <w:sz w:val="20"/>
+                <w:szCs w:val="20"/>
+              </w:rPr>
+              <w:t>Pembuat</w:t>
+            </w:r>
+            <w:proofErr w:type="spellEnd"/>
+            <w:r>
+              <w:rPr>
+                <w:rFonts w:ascii="Arial" w:hAnsi="Arial" w:cs="Arial"/>
+                <w:sz w:val="20"/>
+                <w:szCs w:val="20"/>
+              </w:rPr>
+              <w:t xml:space="preserve"> </w:t>
+            </w:r>
+            <w:proofErr w:type="spellStart"/>
+            <w:r>
+              <w:rPr>
+                <w:rFonts w:ascii="Arial" w:hAnsi="Arial" w:cs="Arial"/>
+                <w:sz w:val="20"/>
+                <w:szCs w:val="20"/>
+              </w:rPr>
+              <w:t>Komitmen</w:t>
+            </w:r>
+            <w:proofErr w:type="spellEnd"/>
           </w:p>
         </w:tc>
         <w:tc>
@@ -15719,6 +16327,9 @@
   <wne:recipientData>
     <wne:active wne:val="1"/>
   </wne:recipientData>
+  <wne:recipientData>
+    <wne:active wne:val="1"/>
+  </wne:recipientData>
 </wne:recipients>
 </file>
 

--- a/public/spd-rampung-kwitansi-format.docx
+++ b/public/spd-rampung-kwitansi-format.docx
@@ -1,6 +1,6 @@
 
 <file path=word/document.xml><?xml version="1.0" encoding="utf-8"?>
-<w:document xmlns:wpc="http://schemas.microsoft.com/office/word/2010/wordprocessingCanvas" xmlns:cx="http://schemas.microsoft.com/office/drawing/2014/chartex" xmlns:cx1="http://schemas.microsoft.com/office/drawing/2015/9/8/chartex" xmlns:cx2="http://schemas.microsoft.com/office/drawing/2015/10/21/chartex" xmlns:cx3="http://schemas.microsoft.com/office/drawing/2016/5/9/chartex" xmlns:cx4="http://schemas.microsoft.com/office/drawing/2016/5/10/chartex" xmlns:cx5="http://schemas.microsoft.com/office/drawing/2016/5/11/chartex" xmlns:cx6="http://schemas.microsoft.com/office/drawing/2016/5/12/chartex" xmlns:cx7="http://schemas.microsoft.com/office/drawing/2016/5/13/chartex" xmlns:cx8="http://schemas.microsoft.com/office/drawing/2016/5/14/chartex" xmlns:mc="http://schemas.openxmlformats.org/markup-compatibility/2006" xmlns:aink="http://schemas.microsoft.com/office/drawing/2016/ink" xmlns:am3d="http://schemas.microsoft.com/office/drawing/2017/model3d" xmlns:o="urn:schemas-microsoft-com:office:office" xmlns:oel="http://schemas.microsoft.com/office/2019/extlst" xmlns:r="http://schemas.openxmlformats.org/officeDocument/2006/relationships" xmlns:m="http://schemas.openxmlformats.org/officeDocument/2006/math" xmlns:v="urn:schemas-microsoft-com:vml" xmlns:wp14="http://schemas.microsoft.com/office/word/2010/wordprocessingDrawing" xmlns:wp="http://schemas.openxmlformats.org/drawingml/2006/wordprocessingDrawing" xmlns:w10="urn:schemas-microsoft-com:office:word" xmlns:w="http://schemas.openxmlformats.org/wordprocessingml/2006/main" xmlns:w14="http://schemas.microsoft.com/office/word/2010/wordml" xmlns:w15="http://schemas.microsoft.com/office/word/2012/wordml" xmlns:w16cei="http://schemas.microsoft.com/office/word/2026/wordml/cei" xmlns:w16cex="http://schemas.microsoft.com/office/word/2018/wordml/cex" xmlns:w16cid="http://schemas.microsoft.com/office/word/2016/wordml/cid" xmlns:w16="http://schemas.microsoft.com/office/word/2018/wordml" xmlns:w16du="http://schemas.microsoft.com/office/word/2023/wordml/word16du" xmlns:w16sdtdh="http://schemas.microsoft.com/office/word/2020/wordml/sdtdatahash" xmlns:w16sdtfl="http://schemas.microsoft.com/office/word/2024/wordml/sdtformatlock" xmlns:w16se="http://schemas.microsoft.com/office/word/2015/wordml/symex" xmlns:wpg="http://schemas.microsoft.com/office/word/2010/wordprocessingGroup" xmlns:wpi="http://schemas.microsoft.com/office/word/2010/wordprocessingInk" xmlns:wne="http://schemas.microsoft.com/office/word/2006/wordml" xmlns:wps="http://schemas.microsoft.com/office/word/2010/wordprocessingShape" mc:Ignorable="w14 w15 w16se w16cid w16 w16cex w16sdtdh w16sdtfl w16du wp14">
+<w:document xmlns:wpc="http://schemas.microsoft.com/office/word/2010/wordprocessingCanvas" xmlns:cx="http://schemas.microsoft.com/office/drawing/2014/chartex" xmlns:cx1="http://schemas.microsoft.com/office/drawing/2015/9/8/chartex" xmlns:cx2="http://schemas.microsoft.com/office/drawing/2015/10/21/chartex" xmlns:cx3="http://schemas.microsoft.com/office/drawing/2016/5/9/chartex" xmlns:cx4="http://schemas.microsoft.com/office/drawing/2016/5/10/chartex" xmlns:cx5="http://schemas.microsoft.com/office/drawing/2016/5/11/chartex" xmlns:cx6="http://schemas.microsoft.com/office/drawing/2016/5/12/chartex" xmlns:cx7="http://schemas.microsoft.com/office/drawing/2016/5/13/chartex" xmlns:cx8="http://schemas.microsoft.com/office/drawing/2016/5/14/chartex" xmlns:mc="http://schemas.openxmlformats.org/markup-compatibility/2006" xmlns:aink="http://schemas.microsoft.com/office/drawing/2016/ink" xmlns:am3d="http://schemas.microsoft.com/office/drawing/2017/model3d" xmlns:o="urn:schemas-microsoft-com:office:office" xmlns:oel="http://schemas.microsoft.com/office/2019/extlst" xmlns:r="http://schemas.openxmlformats.org/officeDocument/2006/relationships" xmlns:m="http://schemas.openxmlformats.org/officeDocument/2006/math" xmlns:v="urn:schemas-microsoft-com:vml" xmlns:wp14="http://schemas.microsoft.com/office/word/2010/wordprocessingDrawing" xmlns:wp="http://schemas.openxmlformats.org/drawingml/2006/wordprocessingDrawing" xmlns:w10="urn:schemas-microsoft-com:office:word" xmlns:w="http://schemas.openxmlformats.org/wordprocessingml/2006/main" xmlns:w14="http://schemas.microsoft.com/office/word/2010/wordml" xmlns:w15="http://schemas.microsoft.com/office/word/2012/wordml" xmlns:w16cex="http://schemas.microsoft.com/office/word/2018/wordml/cex" xmlns:w16cid="http://schemas.microsoft.com/office/word/2016/wordml/cid" xmlns:w16="http://schemas.microsoft.com/office/word/2018/wordml" xmlns:w16du="http://schemas.microsoft.com/office/word/2023/wordml/word16du" xmlns:w16sdtdh="http://schemas.microsoft.com/office/word/2020/wordml/sdtdatahash" xmlns:w16sdtfl="http://schemas.microsoft.com/office/word/2024/wordml/sdtformatlock" xmlns:w16se="http://schemas.microsoft.com/office/word/2015/wordml/symex" xmlns:wpg="http://schemas.microsoft.com/office/word/2010/wordprocessingGroup" xmlns:wpi="http://schemas.microsoft.com/office/word/2010/wordprocessingInk" xmlns:wne="http://schemas.microsoft.com/office/word/2006/wordml" xmlns:wps="http://schemas.microsoft.com/office/word/2010/wordprocessingShape" mc:Ignorable="w14 w15 w16se w16cid w16 w16cex w16sdtdh w16sdtfl w16du wp14">
   <w:background w:color="FFFFFF"/>
   <w:body>
     <w:p>
@@ -316,7 +316,6 @@
                                     </w:rPr>
                                     <w:t>{</w:t>
                                   </w:r>
-                                  <w:proofErr w:type="spellStart"/>
                                   <w:r>
                                     <w:rPr>
                                       <w:b/>
@@ -335,7 +334,6 @@
                                     </w:rPr>
                                     <w:t>Capital</w:t>
                                   </w:r>
-                                  <w:proofErr w:type="spellEnd"/>
                                   <w:r>
                                     <w:rPr>
                                       <w:b/>
@@ -360,25 +358,7 @@
                                       <w:sz w:val="16"/>
                                       <w:szCs w:val="16"/>
                                     </w:rPr>
-                                    <w:t>{</w:t>
-                                  </w:r>
-                                  <w:proofErr w:type="spellStart"/>
-                                  <w:r>
-                                    <w:rPr>
-                                      <w:rFonts w:ascii="Arial" w:hAnsi="Arial" w:cs="Arial"/>
-                                      <w:sz w:val="16"/>
-                                      <w:szCs w:val="16"/>
-                                    </w:rPr>
-                                    <w:t>alamat</w:t>
-                                  </w:r>
-                                  <w:proofErr w:type="spellEnd"/>
-                                  <w:r>
-                                    <w:rPr>
-                                      <w:rFonts w:ascii="Arial" w:hAnsi="Arial" w:cs="Arial"/>
-                                      <w:sz w:val="16"/>
-                                      <w:szCs w:val="16"/>
-                                    </w:rPr>
-                                    <w:t>}</w:t>
+                                    <w:t>{alamat}</w:t>
                                   </w:r>
                                 </w:p>
                                 <w:p/>
@@ -452,7 +432,6 @@
                               </w:rPr>
                               <w:t>{</w:t>
                             </w:r>
-                            <w:proofErr w:type="spellStart"/>
                             <w:r>
                               <w:rPr>
                                 <w:b/>
@@ -471,7 +450,6 @@
                               </w:rPr>
                               <w:t>Capital</w:t>
                             </w:r>
-                            <w:proofErr w:type="spellEnd"/>
                             <w:r>
                               <w:rPr>
                                 <w:b/>
@@ -496,25 +474,7 @@
                                 <w:sz w:val="16"/>
                                 <w:szCs w:val="16"/>
                               </w:rPr>
-                              <w:t>{</w:t>
-                            </w:r>
-                            <w:proofErr w:type="spellStart"/>
-                            <w:r>
-                              <w:rPr>
-                                <w:rFonts w:ascii="Arial" w:hAnsi="Arial" w:cs="Arial"/>
-                                <w:sz w:val="16"/>
-                                <w:szCs w:val="16"/>
-                              </w:rPr>
-                              <w:t>alamat</w:t>
-                            </w:r>
-                            <w:proofErr w:type="spellEnd"/>
-                            <w:r>
-                              <w:rPr>
-                                <w:rFonts w:ascii="Arial" w:hAnsi="Arial" w:cs="Arial"/>
-                                <w:sz w:val="16"/>
-                                <w:szCs w:val="16"/>
-                              </w:rPr>
-                              <w:t>}</w:t>
+                              <w:t>{alamat}</w:t>
                             </w:r>
                           </w:p>
                           <w:p/>
@@ -2306,43 +2266,7 @@
                 <w:sz w:val="20"/>
                 <w:szCs w:val="20"/>
               </w:rPr>
-              <w:t xml:space="preserve"> </w:t>
-            </w:r>
-            <w:proofErr w:type="spellStart"/>
-            <w:r>
-              <w:rPr>
-                <w:rFonts w:ascii="Arial" w:hAnsi="Arial" w:cs="Arial"/>
-                <w:sz w:val="20"/>
-                <w:szCs w:val="20"/>
-              </w:rPr>
-              <w:t>selama</w:t>
-            </w:r>
-            <w:proofErr w:type="spellEnd"/>
-            <w:r>
-              <w:rPr>
-                <w:rFonts w:ascii="Arial" w:hAnsi="Arial" w:cs="Arial"/>
-                <w:sz w:val="20"/>
-                <w:szCs w:val="20"/>
-              </w:rPr>
-              <w:t xml:space="preserve"> {lama} </w:t>
-            </w:r>
-            <w:proofErr w:type="spellStart"/>
-            <w:r>
-              <w:rPr>
-                <w:rFonts w:ascii="Arial" w:hAnsi="Arial" w:cs="Arial"/>
-                <w:sz w:val="20"/>
-                <w:szCs w:val="20"/>
-              </w:rPr>
-              <w:t>hari</w:t>
-            </w:r>
-            <w:proofErr w:type="spellEnd"/>
-            <w:r>
-              <w:rPr>
-                <w:rFonts w:ascii="Arial" w:hAnsi="Arial" w:cs="Arial"/>
-                <w:sz w:val="20"/>
-                <w:szCs w:val="20"/>
-              </w:rPr>
-              <w:t xml:space="preserve"> </w:t>
+              <w:t xml:space="preserve"> selama {lama} hari </w:t>
             </w:r>
             <w:r>
               <w:rPr>
@@ -3096,25 +3020,7 @@
                 <w:sz w:val="20"/>
                 <w:szCs w:val="20"/>
               </w:rPr>
-              <w:t>{</w:t>
-            </w:r>
-            <w:proofErr w:type="spellStart"/>
-            <w:r>
-              <w:rPr>
-                <w:rFonts w:ascii="Arial" w:hAnsi="Arial" w:cs="Arial"/>
-                <w:sz w:val="20"/>
-                <w:szCs w:val="20"/>
-              </w:rPr>
-              <w:t>repre</w:t>
-            </w:r>
-            <w:proofErr w:type="spellEnd"/>
-            <w:r>
-              <w:rPr>
-                <w:rFonts w:ascii="Arial" w:hAnsi="Arial" w:cs="Arial"/>
-                <w:sz w:val="20"/>
-                <w:szCs w:val="20"/>
-              </w:rPr>
-              <w:t>}</w:t>
+              <w:t>{repre}</w:t>
             </w:r>
           </w:p>
         </w:tc>
@@ -3142,25 +3048,7 @@
                 <w:sz w:val="20"/>
                 <w:szCs w:val="20"/>
               </w:rPr>
-              <w:t>{</w:t>
-            </w:r>
-            <w:proofErr w:type="spellStart"/>
-            <w:r>
-              <w:rPr>
-                <w:rFonts w:ascii="Arial" w:hAnsi="Arial" w:cs="Arial"/>
-                <w:sz w:val="20"/>
-                <w:szCs w:val="20"/>
-              </w:rPr>
-              <w:t>isRepre</w:t>
-            </w:r>
-            <w:proofErr w:type="spellEnd"/>
-            <w:r>
-              <w:rPr>
-                <w:rFonts w:ascii="Arial" w:hAnsi="Arial" w:cs="Arial"/>
-                <w:sz w:val="20"/>
-                <w:szCs w:val="20"/>
-              </w:rPr>
-              <w:t>}</w:t>
+              <w:t>{isRepre}</w:t>
             </w:r>
           </w:p>
         </w:tc>
@@ -3188,25 +3076,7 @@
                 <w:sz w:val="20"/>
                 <w:szCs w:val="20"/>
               </w:rPr>
-              <w:t>{</w:t>
-            </w:r>
-            <w:proofErr w:type="spellStart"/>
-            <w:r>
-              <w:rPr>
-                <w:rFonts w:ascii="Arial" w:hAnsi="Arial" w:cs="Arial"/>
-                <w:sz w:val="20"/>
-                <w:szCs w:val="20"/>
-              </w:rPr>
-              <w:t>biayaRepre</w:t>
-            </w:r>
-            <w:proofErr w:type="spellEnd"/>
-            <w:r>
-              <w:rPr>
-                <w:rFonts w:ascii="Arial" w:hAnsi="Arial" w:cs="Arial"/>
-                <w:sz w:val="20"/>
-                <w:szCs w:val="20"/>
-              </w:rPr>
-              <w:t>}</w:t>
+              <w:t>{biayaRepre}</w:t>
             </w:r>
           </w:p>
         </w:tc>
@@ -4306,25 +4176,7 @@
                 <w:sz w:val="20"/>
                 <w:szCs w:val="20"/>
               </w:rPr>
-              <w:t>Bandung, {</w:t>
-            </w:r>
-            <w:proofErr w:type="spellStart"/>
-            <w:r>
-              <w:rPr>
-                <w:rFonts w:ascii="Arial" w:hAnsi="Arial" w:cs="Arial"/>
-                <w:sz w:val="20"/>
-                <w:szCs w:val="20"/>
-              </w:rPr>
-              <w:t>tglKembali</w:t>
-            </w:r>
-            <w:proofErr w:type="spellEnd"/>
-            <w:r>
-              <w:rPr>
-                <w:rFonts w:ascii="Arial" w:hAnsi="Arial" w:cs="Arial"/>
-                <w:sz w:val="20"/>
-                <w:szCs w:val="20"/>
-              </w:rPr>
-              <w:t>}</w:t>
+              <w:t>Bandung, {tglKembali}</w:t>
             </w:r>
           </w:p>
         </w:tc>
@@ -4383,36 +4235,8 @@
                 <w:sz w:val="20"/>
                 <w:szCs w:val="20"/>
               </w:rPr>
-              <w:t xml:space="preserve">Telah </w:t>
-            </w:r>
-            <w:proofErr w:type="spellStart"/>
-            <w:r>
-              <w:rPr>
-                <w:rFonts w:ascii="Arial" w:hAnsi="Arial" w:cs="Arial"/>
-                <w:sz w:val="20"/>
-                <w:szCs w:val="20"/>
-              </w:rPr>
-              <w:t>dibayar</w:t>
-            </w:r>
-            <w:proofErr w:type="spellEnd"/>
-            <w:r>
-              <w:rPr>
-                <w:rFonts w:ascii="Arial" w:hAnsi="Arial" w:cs="Arial"/>
-                <w:sz w:val="20"/>
-                <w:szCs w:val="20"/>
-              </w:rPr>
-              <w:t xml:space="preserve"> </w:t>
-            </w:r>
-            <w:proofErr w:type="spellStart"/>
-            <w:r>
-              <w:rPr>
-                <w:rFonts w:ascii="Arial" w:hAnsi="Arial" w:cs="Arial"/>
-                <w:sz w:val="20"/>
-                <w:szCs w:val="20"/>
-              </w:rPr>
-              <w:t>sejumlah</w:t>
-            </w:r>
-            <w:proofErr w:type="spellEnd"/>
+              <w:t>Telah dibayar sejumlah</w:t>
+            </w:r>
           </w:p>
         </w:tc>
         <w:tc>
@@ -4488,79 +4312,8 @@
                 <w:szCs w:val="20"/>
                 <w:lang w:val="es-MX"/>
               </w:rPr>
-              <w:t xml:space="preserve">Telah </w:t>
-            </w:r>
-            <w:proofErr w:type="spellStart"/>
-            <w:r>
-              <w:rPr>
-                <w:rFonts w:ascii="Arial" w:hAnsi="Arial" w:cs="Arial"/>
-                <w:sz w:val="20"/>
-                <w:szCs w:val="20"/>
-                <w:lang w:val="es-MX"/>
-              </w:rPr>
-              <w:t>menerima</w:t>
-            </w:r>
-            <w:proofErr w:type="spellEnd"/>
-            <w:r>
-              <w:rPr>
-                <w:rFonts w:ascii="Arial" w:hAnsi="Arial" w:cs="Arial"/>
-                <w:sz w:val="20"/>
-                <w:szCs w:val="20"/>
-                <w:lang w:val="es-MX"/>
-              </w:rPr>
-              <w:t xml:space="preserve"> </w:t>
-            </w:r>
-            <w:proofErr w:type="spellStart"/>
-            <w:r>
-              <w:rPr>
-                <w:rFonts w:ascii="Arial" w:hAnsi="Arial" w:cs="Arial"/>
-                <w:sz w:val="20"/>
-                <w:szCs w:val="20"/>
-                <w:lang w:val="es-MX"/>
-              </w:rPr>
-              <w:t>jumlah</w:t>
-            </w:r>
-            <w:proofErr w:type="spellEnd"/>
-            <w:r>
-              <w:rPr>
-                <w:rFonts w:ascii="Arial" w:hAnsi="Arial" w:cs="Arial"/>
-                <w:sz w:val="20"/>
-                <w:szCs w:val="20"/>
-                <w:lang w:val="es-MX"/>
-              </w:rPr>
-              <w:t xml:space="preserve"> </w:t>
-            </w:r>
-            <w:proofErr w:type="spellStart"/>
-            <w:r>
-              <w:rPr>
-                <w:rFonts w:ascii="Arial" w:hAnsi="Arial" w:cs="Arial"/>
-                <w:sz w:val="20"/>
-                <w:szCs w:val="20"/>
-                <w:lang w:val="es-MX"/>
-              </w:rPr>
-              <w:t>uang</w:t>
-            </w:r>
-            <w:proofErr w:type="spellEnd"/>
-            <w:r>
-              <w:rPr>
-                <w:rFonts w:ascii="Arial" w:hAnsi="Arial" w:cs="Arial"/>
-                <w:sz w:val="20"/>
-                <w:szCs w:val="20"/>
-                <w:lang w:val="es-MX"/>
-              </w:rPr>
-              <w:t xml:space="preserve"> </w:t>
-            </w:r>
-            <w:proofErr w:type="spellStart"/>
-            <w:r>
-              <w:rPr>
-                <w:rFonts w:ascii="Arial" w:hAnsi="Arial" w:cs="Arial"/>
-                <w:sz w:val="20"/>
-                <w:szCs w:val="20"/>
-                <w:lang w:val="es-MX"/>
-              </w:rPr>
-              <w:t>sebesar</w:t>
-            </w:r>
-            <w:proofErr w:type="spellEnd"/>
+              <w:t>Telah menerima jumlah uang sebesar</w:t>
+            </w:r>
           </w:p>
         </w:tc>
       </w:tr>
@@ -4651,27 +4404,7 @@
                 <w:sz w:val="20"/>
                 <w:szCs w:val="20"/>
               </w:rPr>
-              <w:t>{</w:t>
-            </w:r>
-            <w:proofErr w:type="spellStart"/>
-            <w:r>
-              <w:rPr>
-                <w:rFonts w:ascii="Arial" w:hAnsi="Arial" w:cs="Arial"/>
-                <w:noProof/>
-                <w:sz w:val="20"/>
-                <w:szCs w:val="20"/>
-              </w:rPr>
-              <w:t>jumlahTotal</w:t>
-            </w:r>
-            <w:proofErr w:type="spellEnd"/>
-            <w:r>
-              <w:rPr>
-                <w:rFonts w:ascii="Arial" w:hAnsi="Arial" w:cs="Arial"/>
-                <w:noProof/>
-                <w:sz w:val="20"/>
-                <w:szCs w:val="20"/>
-              </w:rPr>
-              <w:t>}</w:t>
+              <w:t>{jumlahTotal}</w:t>
             </w:r>
             <w:r>
               <w:rPr>
@@ -4840,27 +4573,7 @@
                 <w:sz w:val="20"/>
                 <w:szCs w:val="20"/>
               </w:rPr>
-              <w:t>{</w:t>
-            </w:r>
-            <w:proofErr w:type="spellStart"/>
-            <w:r>
-              <w:rPr>
-                <w:rFonts w:ascii="Arial" w:hAnsi="Arial" w:cs="Arial"/>
-                <w:noProof/>
-                <w:sz w:val="20"/>
-                <w:szCs w:val="20"/>
-              </w:rPr>
-              <w:t>jumlahTotal</w:t>
-            </w:r>
-            <w:proofErr w:type="spellEnd"/>
-            <w:r>
-              <w:rPr>
-                <w:rFonts w:ascii="Arial" w:hAnsi="Arial" w:cs="Arial"/>
-                <w:noProof/>
-                <w:sz w:val="20"/>
-                <w:szCs w:val="20"/>
-              </w:rPr>
-              <w:t>}</w:t>
+              <w:t>{jumlahTotal}</w:t>
             </w:r>
             <w:r>
               <w:rPr>
@@ -4954,7 +4667,6 @@
                 <w:szCs w:val="20"/>
               </w:rPr>
             </w:pPr>
-            <w:proofErr w:type="spellStart"/>
             <w:r>
               <w:rPr>
                 <w:rFonts w:ascii="Arial" w:hAnsi="Arial" w:cs="Arial"/>
@@ -4963,7 +4675,6 @@
               </w:rPr>
               <w:t>Bendahara</w:t>
             </w:r>
-            <w:proofErr w:type="spellEnd"/>
             <w:r>
               <w:rPr>
                 <w:rFonts w:ascii="Arial" w:hAnsi="Arial" w:cs="Arial"/>
@@ -4972,7 +4683,6 @@
               </w:rPr>
               <w:t xml:space="preserve"> </w:t>
             </w:r>
-            <w:proofErr w:type="spellStart"/>
             <w:r>
               <w:rPr>
                 <w:rFonts w:ascii="Arial" w:hAnsi="Arial" w:cs="Arial"/>
@@ -4981,7 +4691,6 @@
               </w:rPr>
               <w:t>Pengeluaran</w:t>
             </w:r>
-            <w:proofErr w:type="spellEnd"/>
           </w:p>
         </w:tc>
         <w:tc>
@@ -5850,27 +5559,7 @@
                 <w:sz w:val="20"/>
                 <w:szCs w:val="20"/>
               </w:rPr>
-              <w:t>{</w:t>
-            </w:r>
-            <w:proofErr w:type="spellStart"/>
-            <w:r>
-              <w:rPr>
-                <w:rFonts w:ascii="Arial" w:hAnsi="Arial" w:cs="Arial"/>
-                <w:bCs/>
-                <w:sz w:val="20"/>
-                <w:szCs w:val="20"/>
-              </w:rPr>
-              <w:t>namaBendahara</w:t>
-            </w:r>
-            <w:proofErr w:type="spellEnd"/>
-            <w:r>
-              <w:rPr>
-                <w:rFonts w:ascii="Arial" w:hAnsi="Arial" w:cs="Arial"/>
-                <w:bCs/>
-                <w:sz w:val="20"/>
-                <w:szCs w:val="20"/>
-              </w:rPr>
-              <w:t>}</w:t>
+              <w:t>{namaBendahara}</w:t>
             </w:r>
           </w:p>
         </w:tc>
@@ -5972,25 +5661,7 @@
                 <w:sz w:val="20"/>
                 <w:szCs w:val="20"/>
               </w:rPr>
-              <w:t>{</w:t>
-            </w:r>
-            <w:proofErr w:type="spellStart"/>
-            <w:r>
-              <w:rPr>
-                <w:rFonts w:ascii="Arial" w:hAnsi="Arial" w:cs="Arial"/>
-                <w:sz w:val="20"/>
-                <w:szCs w:val="20"/>
-              </w:rPr>
-              <w:t>nipBendahara</w:t>
-            </w:r>
-            <w:proofErr w:type="spellEnd"/>
-            <w:r>
-              <w:rPr>
-                <w:rFonts w:ascii="Arial" w:hAnsi="Arial" w:cs="Arial"/>
-                <w:sz w:val="20"/>
-                <w:szCs w:val="20"/>
-              </w:rPr>
-              <w:t>}</w:t>
+              <w:t>{nipBendahara}</w:t>
             </w:r>
           </w:p>
         </w:tc>
@@ -7031,52 +6702,14 @@
                 <w:szCs w:val="20"/>
               </w:rPr>
             </w:pPr>
-            <w:proofErr w:type="spellStart"/>
-            <w:r>
-              <w:rPr>
-                <w:rFonts w:ascii="Arial" w:hAnsi="Arial" w:cs="Arial"/>
-                <w:sz w:val="20"/>
-                <w:szCs w:val="20"/>
-              </w:rPr>
-              <w:t>Pejabat</w:t>
-            </w:r>
-            <w:proofErr w:type="spellEnd"/>
-            <w:r>
-              <w:rPr>
-                <w:rFonts w:ascii="Arial" w:hAnsi="Arial" w:cs="Arial"/>
-                <w:sz w:val="20"/>
-                <w:szCs w:val="20"/>
-              </w:rPr>
-              <w:t xml:space="preserve"> </w:t>
-            </w:r>
-            <w:proofErr w:type="spellStart"/>
-            <w:r>
-              <w:rPr>
-                <w:rFonts w:ascii="Arial" w:hAnsi="Arial" w:cs="Arial"/>
-                <w:sz w:val="20"/>
-                <w:szCs w:val="20"/>
-              </w:rPr>
-              <w:t>Pembuat</w:t>
-            </w:r>
-            <w:proofErr w:type="spellEnd"/>
-            <w:r>
-              <w:rPr>
-                <w:rFonts w:ascii="Arial" w:hAnsi="Arial" w:cs="Arial"/>
-                <w:sz w:val="20"/>
-                <w:szCs w:val="20"/>
-              </w:rPr>
-              <w:t xml:space="preserve"> </w:t>
-            </w:r>
-            <w:proofErr w:type="spellStart"/>
-            <w:r>
-              <w:rPr>
-                <w:rFonts w:ascii="Arial" w:hAnsi="Arial" w:cs="Arial"/>
-                <w:sz w:val="20"/>
-                <w:szCs w:val="20"/>
-              </w:rPr>
-              <w:t>Komitmen</w:t>
-            </w:r>
-            <w:proofErr w:type="spellEnd"/>
+            <w:r>
+              <w:rPr>
+                <w:rFonts w:ascii="Arial" w:hAnsi="Arial" w:cs="Arial"/>
+                <w:sz w:val="20"/>
+                <w:szCs w:val="20"/>
+              </w:rPr>
+              <w:t>Pejabat Pembuat Komitmen</w:t>
+            </w:r>
           </w:p>
         </w:tc>
       </w:tr>
@@ -7899,7 +7532,6 @@
                                     </w:rPr>
                                     <w:t>{</w:t>
                                   </w:r>
-                                  <w:proofErr w:type="spellStart"/>
                                   <w:r>
                                     <w:rPr>
                                       <w:b/>
@@ -7909,7 +7541,6 @@
                                     </w:rPr>
                                     <w:t>unitKantorCapital</w:t>
                                   </w:r>
-                                  <w:proofErr w:type="spellEnd"/>
                                   <w:r>
                                     <w:rPr>
                                       <w:b/>
@@ -7934,25 +7565,7 @@
                                       <w:sz w:val="16"/>
                                       <w:szCs w:val="16"/>
                                     </w:rPr>
-                                    <w:t>{</w:t>
-                                  </w:r>
-                                  <w:proofErr w:type="spellStart"/>
-                                  <w:r>
-                                    <w:rPr>
-                                      <w:rFonts w:ascii="Arial" w:hAnsi="Arial" w:cs="Arial"/>
-                                      <w:sz w:val="16"/>
-                                      <w:szCs w:val="16"/>
-                                    </w:rPr>
-                                    <w:t>alamat</w:t>
-                                  </w:r>
-                                  <w:proofErr w:type="spellEnd"/>
-                                  <w:r>
-                                    <w:rPr>
-                                      <w:rFonts w:ascii="Arial" w:hAnsi="Arial" w:cs="Arial"/>
-                                      <w:sz w:val="16"/>
-                                      <w:szCs w:val="16"/>
-                                    </w:rPr>
-                                    <w:t>}</w:t>
+                                    <w:t>{alamat}</w:t>
                                   </w:r>
                                 </w:p>
                                 <w:p/>
@@ -8021,7 +7634,6 @@
                               </w:rPr>
                               <w:t>{</w:t>
                             </w:r>
-                            <w:proofErr w:type="spellStart"/>
                             <w:r>
                               <w:rPr>
                                 <w:b/>
@@ -8031,7 +7643,6 @@
                               </w:rPr>
                               <w:t>unitKantorCapital</w:t>
                             </w:r>
-                            <w:proofErr w:type="spellEnd"/>
                             <w:r>
                               <w:rPr>
                                 <w:b/>
@@ -8056,25 +7667,7 @@
                                 <w:sz w:val="16"/>
                                 <w:szCs w:val="16"/>
                               </w:rPr>
-                              <w:t>{</w:t>
-                            </w:r>
-                            <w:proofErr w:type="spellStart"/>
-                            <w:r>
-                              <w:rPr>
-                                <w:rFonts w:ascii="Arial" w:hAnsi="Arial" w:cs="Arial"/>
-                                <w:sz w:val="16"/>
-                                <w:szCs w:val="16"/>
-                              </w:rPr>
-                              <w:t>alamat</w:t>
-                            </w:r>
-                            <w:proofErr w:type="spellEnd"/>
-                            <w:r>
-                              <w:rPr>
-                                <w:rFonts w:ascii="Arial" w:hAnsi="Arial" w:cs="Arial"/>
-                                <w:sz w:val="16"/>
-                                <w:szCs w:val="16"/>
-                              </w:rPr>
-                              <w:t>}</w:t>
+                              <w:t>{alamat}</w:t>
                             </w:r>
                           </w:p>
                           <w:p/>
@@ -8547,34 +8140,14 @@
                 <w:szCs w:val="20"/>
               </w:rPr>
             </w:pPr>
-            <w:proofErr w:type="spellStart"/>
-            <w:r>
-              <w:rPr>
-                <w:rFonts w:ascii="Arial" w:hAnsi="Arial" w:cs="Arial"/>
-                <w:sz w:val="20"/>
-                <w:szCs w:val="20"/>
-              </w:rPr>
-              <w:t>Tahun</w:t>
-            </w:r>
-            <w:proofErr w:type="spellEnd"/>
-            <w:r>
-              <w:rPr>
-                <w:rFonts w:ascii="Arial" w:hAnsi="Arial" w:cs="Arial"/>
-                <w:sz w:val="20"/>
-                <w:szCs w:val="20"/>
-              </w:rPr>
-              <w:t xml:space="preserve"> </w:t>
-            </w:r>
-            <w:proofErr w:type="spellStart"/>
-            <w:r>
-              <w:rPr>
-                <w:rFonts w:ascii="Arial" w:hAnsi="Arial" w:cs="Arial"/>
-                <w:sz w:val="20"/>
-                <w:szCs w:val="20"/>
-              </w:rPr>
-              <w:t>Anggaran</w:t>
-            </w:r>
-            <w:proofErr w:type="spellEnd"/>
+            <w:r>
+              <w:rPr>
+                <w:rFonts w:ascii="Arial" w:hAnsi="Arial" w:cs="Arial"/>
+                <w:sz w:val="20"/>
+                <w:szCs w:val="20"/>
+              </w:rPr>
+              <w:t>Tahun Anggaran</w:t>
+            </w:r>
           </w:p>
         </w:tc>
         <w:tc>
@@ -9117,7 +8690,6 @@
                 <w:szCs w:val="20"/>
               </w:rPr>
             </w:pPr>
-            <w:proofErr w:type="spellStart"/>
             <w:r>
               <w:rPr>
                 <w:rFonts w:ascii="Arial" w:hAnsi="Arial" w:cs="Arial"/>
@@ -9126,7 +8698,6 @@
               </w:rPr>
               <w:t>Sudah</w:t>
             </w:r>
-            <w:proofErr w:type="spellEnd"/>
             <w:r>
               <w:rPr>
                 <w:rFonts w:ascii="Arial" w:hAnsi="Arial" w:cs="Arial"/>
@@ -9135,7 +8706,6 @@
               </w:rPr>
               <w:t xml:space="preserve"> </w:t>
             </w:r>
-            <w:proofErr w:type="spellStart"/>
             <w:r>
               <w:rPr>
                 <w:rFonts w:ascii="Arial" w:hAnsi="Arial" w:cs="Arial"/>
@@ -9144,7 +8714,6 @@
               </w:rPr>
               <w:t>terima</w:t>
             </w:r>
-            <w:proofErr w:type="spellEnd"/>
             <w:r>
               <w:rPr>
                 <w:rFonts w:ascii="Arial" w:hAnsi="Arial" w:cs="Arial"/>
@@ -9153,7 +8722,6 @@
               </w:rPr>
               <w:t xml:space="preserve"> </w:t>
             </w:r>
-            <w:proofErr w:type="spellStart"/>
             <w:r>
               <w:rPr>
                 <w:rFonts w:ascii="Arial" w:hAnsi="Arial" w:cs="Arial"/>
@@ -9162,7 +8730,6 @@
               </w:rPr>
               <w:t>dari</w:t>
             </w:r>
-            <w:proofErr w:type="spellEnd"/>
           </w:p>
         </w:tc>
         <w:tc>
@@ -9280,18 +8847,8 @@
                 <w:sz w:val="20"/>
                 <w:szCs w:val="20"/>
               </w:rPr>
-              <w:t xml:space="preserve">Uang </w:t>
-            </w:r>
-            <w:proofErr w:type="spellStart"/>
-            <w:r>
-              <w:rPr>
-                <w:rFonts w:ascii="Arial" w:hAnsi="Arial" w:cs="Arial"/>
-                <w:sz w:val="20"/>
-                <w:szCs w:val="20"/>
-              </w:rPr>
-              <w:t>sebesar</w:t>
-            </w:r>
-            <w:proofErr w:type="spellEnd"/>
+              <w:t>Uang sebesar</w:t>
+            </w:r>
           </w:p>
         </w:tc>
         <w:tc>
@@ -9441,34 +8998,14 @@
                 <w:szCs w:val="20"/>
               </w:rPr>
             </w:pPr>
-            <w:proofErr w:type="spellStart"/>
-            <w:r>
-              <w:rPr>
-                <w:rFonts w:ascii="Arial" w:hAnsi="Arial" w:cs="Arial"/>
-                <w:sz w:val="20"/>
-                <w:szCs w:val="20"/>
-              </w:rPr>
-              <w:t>Untuk</w:t>
-            </w:r>
-            <w:proofErr w:type="spellEnd"/>
-            <w:r>
-              <w:rPr>
-                <w:rFonts w:ascii="Arial" w:hAnsi="Arial" w:cs="Arial"/>
-                <w:sz w:val="20"/>
-                <w:szCs w:val="20"/>
-              </w:rPr>
-              <w:t xml:space="preserve"> </w:t>
-            </w:r>
-            <w:proofErr w:type="spellStart"/>
-            <w:r>
-              <w:rPr>
-                <w:rFonts w:ascii="Arial" w:hAnsi="Arial" w:cs="Arial"/>
-                <w:sz w:val="20"/>
-                <w:szCs w:val="20"/>
-              </w:rPr>
-              <w:t>pembayaran</w:t>
-            </w:r>
-            <w:proofErr w:type="spellEnd"/>
+            <w:r>
+              <w:rPr>
+                <w:rFonts w:ascii="Arial" w:hAnsi="Arial" w:cs="Arial"/>
+                <w:sz w:val="20"/>
+                <w:szCs w:val="20"/>
+              </w:rPr>
+              <w:t>Untuk pembayaran</w:t>
+            </w:r>
           </w:p>
         </w:tc>
         <w:tc>
@@ -9510,23 +9047,13 @@
                 <w:szCs w:val="20"/>
               </w:rPr>
             </w:pPr>
-            <w:proofErr w:type="spellStart"/>
-            <w:r>
-              <w:rPr>
-                <w:rFonts w:ascii="Arial" w:hAnsi="Arial" w:cs="Arial"/>
-                <w:sz w:val="20"/>
-                <w:szCs w:val="20"/>
-              </w:rPr>
-              <w:t>Perjalanan</w:t>
-            </w:r>
-            <w:proofErr w:type="spellEnd"/>
-            <w:r>
-              <w:rPr>
-                <w:rFonts w:ascii="Arial" w:hAnsi="Arial" w:cs="Arial"/>
-                <w:sz w:val="20"/>
-                <w:szCs w:val="20"/>
-              </w:rPr>
-              <w:t xml:space="preserve"> Dinas</w:t>
+            <w:r>
+              <w:rPr>
+                <w:rFonts w:ascii="Arial" w:hAnsi="Arial" w:cs="Arial"/>
+                <w:sz w:val="20"/>
+                <w:szCs w:val="20"/>
+              </w:rPr>
+              <w:t>Perjalanan Dinas</w:t>
             </w:r>
           </w:p>
         </w:tc>
@@ -9585,23 +9112,13 @@
                 <w:szCs w:val="20"/>
               </w:rPr>
             </w:pPr>
-            <w:proofErr w:type="spellStart"/>
-            <w:r>
-              <w:rPr>
-                <w:rFonts w:ascii="Arial" w:hAnsi="Arial" w:cs="Arial"/>
-                <w:sz w:val="20"/>
-                <w:szCs w:val="20"/>
-              </w:rPr>
-              <w:t>Berdasarkan</w:t>
-            </w:r>
-            <w:proofErr w:type="spellEnd"/>
-            <w:r>
-              <w:rPr>
-                <w:rFonts w:ascii="Arial" w:hAnsi="Arial" w:cs="Arial"/>
-                <w:sz w:val="20"/>
-                <w:szCs w:val="20"/>
-              </w:rPr>
-              <w:t xml:space="preserve"> SPD</w:t>
+            <w:r>
+              <w:rPr>
+                <w:rFonts w:ascii="Arial" w:hAnsi="Arial" w:cs="Arial"/>
+                <w:sz w:val="20"/>
+                <w:szCs w:val="20"/>
+              </w:rPr>
+              <w:t>Berdasarkan SPD</w:t>
             </w:r>
           </w:p>
         </w:tc>
@@ -9661,7 +9178,16 @@
                 <w:szCs w:val="20"/>
                 <w:lang w:val="sv-SE"/>
               </w:rPr>
-              <w:t>Unit Organisasi Kantor Wilayah Kementerian Haji dan Umrah Provinsi Jawa Barat</w:t>
+              <w:t xml:space="preserve">Unit Organisasi </w:t>
+            </w:r>
+            <w:r>
+              <w:rPr>
+                <w:rFonts w:ascii="Arial" w:hAnsi="Arial" w:cs="Arial"/>
+                <w:sz w:val="20"/>
+                <w:szCs w:val="20"/>
+                <w:lang w:val="sv-SE"/>
+              </w:rPr>
+              <w:t>{namaKantor}</w:t>
             </w:r>
           </w:p>
         </w:tc>
@@ -9686,7 +9212,6 @@
                 <w:szCs w:val="20"/>
               </w:rPr>
             </w:pPr>
-            <w:proofErr w:type="spellStart"/>
             <w:r>
               <w:rPr>
                 <w:rFonts w:ascii="Arial" w:hAnsi="Arial" w:cs="Arial"/>
@@ -9695,7 +9220,6 @@
               </w:rPr>
               <w:t>Nomor</w:t>
             </w:r>
-            <w:proofErr w:type="spellEnd"/>
           </w:p>
         </w:tc>
         <w:tc>
@@ -9833,7 +9357,6 @@
                 <w:szCs w:val="20"/>
               </w:rPr>
             </w:pPr>
-            <w:proofErr w:type="spellStart"/>
             <w:r>
               <w:rPr>
                 <w:rFonts w:ascii="Arial" w:hAnsi="Arial" w:cs="Arial"/>
@@ -9842,7 +9365,6 @@
               </w:rPr>
               <w:t>Tanggal</w:t>
             </w:r>
-            <w:proofErr w:type="spellEnd"/>
           </w:p>
         </w:tc>
         <w:tc>
@@ -9906,16 +9428,7 @@
                 <w:sz w:val="20"/>
                 <w:szCs w:val="20"/>
               </w:rPr>
-              <w:t>{</w:t>
-            </w:r>
-            <w:proofErr w:type="spellStart"/>
-            <w:r>
-              <w:rPr>
-                <w:rFonts w:ascii="Arial" w:hAnsi="Arial" w:cs="Arial"/>
-                <w:sz w:val="20"/>
-                <w:szCs w:val="20"/>
-              </w:rPr>
-              <w:t>tgl</w:t>
+              <w:t>{tgl</w:t>
             </w:r>
             <w:r>
               <w:rPr>
@@ -9925,7 +9438,6 @@
               </w:rPr>
               <w:t>Kembali</w:t>
             </w:r>
-            <w:proofErr w:type="spellEnd"/>
             <w:r>
               <w:rPr>
                 <w:rFonts w:ascii="Arial" w:hAnsi="Arial" w:cs="Arial"/>
@@ -9991,70 +9503,14 @@
                 <w:szCs w:val="20"/>
               </w:rPr>
             </w:pPr>
-            <w:proofErr w:type="spellStart"/>
-            <w:r>
-              <w:rPr>
-                <w:rFonts w:ascii="Arial" w:hAnsi="Arial" w:cs="Arial"/>
-                <w:sz w:val="20"/>
-                <w:szCs w:val="20"/>
-              </w:rPr>
-              <w:t>Untuk</w:t>
-            </w:r>
-            <w:proofErr w:type="spellEnd"/>
-            <w:r>
-              <w:rPr>
-                <w:rFonts w:ascii="Arial" w:hAnsi="Arial" w:cs="Arial"/>
-                <w:sz w:val="20"/>
-                <w:szCs w:val="20"/>
-              </w:rPr>
-              <w:t xml:space="preserve"> </w:t>
-            </w:r>
-            <w:proofErr w:type="spellStart"/>
-            <w:r>
-              <w:rPr>
-                <w:rFonts w:ascii="Arial" w:hAnsi="Arial" w:cs="Arial"/>
-                <w:sz w:val="20"/>
-                <w:szCs w:val="20"/>
-              </w:rPr>
-              <w:t>perjalanan</w:t>
-            </w:r>
-            <w:proofErr w:type="spellEnd"/>
-            <w:r>
-              <w:rPr>
-                <w:rFonts w:ascii="Arial" w:hAnsi="Arial" w:cs="Arial"/>
-                <w:sz w:val="20"/>
-                <w:szCs w:val="20"/>
-              </w:rPr>
-              <w:t xml:space="preserve"> </w:t>
-            </w:r>
-            <w:proofErr w:type="spellStart"/>
-            <w:r>
-              <w:rPr>
-                <w:rFonts w:ascii="Arial" w:hAnsi="Arial" w:cs="Arial"/>
-                <w:sz w:val="20"/>
-                <w:szCs w:val="20"/>
-              </w:rPr>
-              <w:t>dinas</w:t>
-            </w:r>
-            <w:proofErr w:type="spellEnd"/>
-            <w:r>
-              <w:rPr>
-                <w:rFonts w:ascii="Arial" w:hAnsi="Arial" w:cs="Arial"/>
-                <w:sz w:val="20"/>
-                <w:szCs w:val="20"/>
-              </w:rPr>
-              <w:t xml:space="preserve"> </w:t>
-            </w:r>
-            <w:proofErr w:type="spellStart"/>
-            <w:r>
-              <w:rPr>
-                <w:rFonts w:ascii="Arial" w:hAnsi="Arial" w:cs="Arial"/>
-                <w:sz w:val="20"/>
-                <w:szCs w:val="20"/>
-              </w:rPr>
-              <w:t>dari</w:t>
-            </w:r>
-            <w:proofErr w:type="spellEnd"/>
+            <w:r>
+              <w:rPr>
+                <w:rFonts w:ascii="Arial" w:hAnsi="Arial" w:cs="Arial"/>
+                <w:sz w:val="20"/>
+                <w:szCs w:val="20"/>
+              </w:rPr>
+              <w:t>Untuk perjalanan dinas dari</w:t>
+            </w:r>
           </w:p>
         </w:tc>
         <w:tc>
@@ -10103,25 +9559,7 @@
                 <w:sz w:val="20"/>
                 <w:szCs w:val="20"/>
               </w:rPr>
-              <w:t>{</w:t>
-            </w:r>
-            <w:proofErr w:type="spellStart"/>
-            <w:r>
-              <w:rPr>
-                <w:rFonts w:ascii="Arial" w:hAnsi="Arial" w:cs="Arial"/>
-                <w:sz w:val="20"/>
-                <w:szCs w:val="20"/>
-              </w:rPr>
-              <w:t>asal</w:t>
-            </w:r>
-            <w:proofErr w:type="spellEnd"/>
-            <w:r>
-              <w:rPr>
-                <w:rFonts w:ascii="Arial" w:hAnsi="Arial" w:cs="Arial"/>
-                <w:sz w:val="20"/>
-                <w:szCs w:val="20"/>
-              </w:rPr>
-              <w:t>}</w:t>
+              <w:t>{asal}</w:t>
             </w:r>
           </w:p>
         </w:tc>
@@ -10407,33 +9845,7 @@
                 <w:sz w:val="20"/>
                 <w:szCs w:val="20"/>
               </w:rPr>
-              <w:t>{</w:t>
-            </w:r>
-            <w:proofErr w:type="spellStart"/>
-            <w:r>
-              <w:rPr>
-                <w:rFonts w:ascii="Arial" w:hAnsi="Arial" w:cs="Arial"/>
-                <w:b/>
-                <w:bCs/>
-                <w:i/>
-                <w:iCs/>
-                <w:sz w:val="20"/>
-                <w:szCs w:val="20"/>
-              </w:rPr>
-              <w:t>terbilang</w:t>
-            </w:r>
-            <w:proofErr w:type="spellEnd"/>
-            <w:r>
-              <w:rPr>
-                <w:rFonts w:ascii="Arial" w:hAnsi="Arial" w:cs="Arial"/>
-                <w:b/>
-                <w:bCs/>
-                <w:i/>
-                <w:iCs/>
-                <w:sz w:val="20"/>
-                <w:szCs w:val="20"/>
-              </w:rPr>
-              <w:t xml:space="preserve">} </w:t>
+              <w:t xml:space="preserve">{terbilang} </w:t>
             </w:r>
             <w:r>
               <w:rPr>
@@ -10851,25 +10263,7 @@
                 <w:sz w:val="20"/>
                 <w:szCs w:val="20"/>
               </w:rPr>
-              <w:t>{</w:t>
-            </w:r>
-            <w:proofErr w:type="spellStart"/>
-            <w:r>
-              <w:rPr>
-                <w:rFonts w:ascii="Arial" w:hAnsi="Arial" w:cs="Arial"/>
-                <w:sz w:val="20"/>
-                <w:szCs w:val="20"/>
-              </w:rPr>
-              <w:t>tglKembali</w:t>
-            </w:r>
-            <w:proofErr w:type="spellEnd"/>
-            <w:r>
-              <w:rPr>
-                <w:rFonts w:ascii="Arial" w:hAnsi="Arial" w:cs="Arial"/>
-                <w:sz w:val="20"/>
-                <w:szCs w:val="20"/>
-              </w:rPr>
-              <w:t>}</w:t>
+              <w:t>{tglKembali}</w:t>
             </w:r>
           </w:p>
         </w:tc>
@@ -10912,52 +10306,14 @@
                 <w:szCs w:val="20"/>
               </w:rPr>
             </w:pPr>
-            <w:proofErr w:type="spellStart"/>
-            <w:r>
-              <w:rPr>
-                <w:rFonts w:ascii="Arial" w:hAnsi="Arial" w:cs="Arial"/>
-                <w:sz w:val="20"/>
-                <w:szCs w:val="20"/>
-              </w:rPr>
-              <w:t>Pejabat</w:t>
-            </w:r>
-            <w:proofErr w:type="spellEnd"/>
-            <w:r>
-              <w:rPr>
-                <w:rFonts w:ascii="Arial" w:hAnsi="Arial" w:cs="Arial"/>
-                <w:sz w:val="20"/>
-                <w:szCs w:val="20"/>
-              </w:rPr>
-              <w:t xml:space="preserve"> </w:t>
-            </w:r>
-            <w:proofErr w:type="spellStart"/>
-            <w:r>
-              <w:rPr>
-                <w:rFonts w:ascii="Arial" w:hAnsi="Arial" w:cs="Arial"/>
-                <w:sz w:val="20"/>
-                <w:szCs w:val="20"/>
-              </w:rPr>
-              <w:t>Pembuat</w:t>
-            </w:r>
-            <w:proofErr w:type="spellEnd"/>
-            <w:r>
-              <w:rPr>
-                <w:rFonts w:ascii="Arial" w:hAnsi="Arial" w:cs="Arial"/>
-                <w:sz w:val="20"/>
-                <w:szCs w:val="20"/>
-              </w:rPr>
-              <w:t xml:space="preserve"> </w:t>
-            </w:r>
-            <w:proofErr w:type="spellStart"/>
-            <w:r>
-              <w:rPr>
-                <w:rFonts w:ascii="Arial" w:hAnsi="Arial" w:cs="Arial"/>
-                <w:sz w:val="20"/>
-                <w:szCs w:val="20"/>
-              </w:rPr>
-              <w:t>Komitmen</w:t>
-            </w:r>
-            <w:proofErr w:type="spellEnd"/>
+            <w:r>
+              <w:rPr>
+                <w:rFonts w:ascii="Arial" w:hAnsi="Arial" w:cs="Arial"/>
+                <w:sz w:val="20"/>
+                <w:szCs w:val="20"/>
+              </w:rPr>
+              <w:t>Pejabat Pembuat Komitmen</w:t>
+            </w:r>
           </w:p>
         </w:tc>
         <w:tc>
@@ -11985,7 +11341,7 @@
 </file>
 
 <file path=word/numbering.xml><?xml version="1.0" encoding="utf-8"?>
-<w:numbering xmlns:wpc="http://schemas.microsoft.com/office/word/2010/wordprocessingCanvas" xmlns:cx="http://schemas.microsoft.com/office/drawing/2014/chartex" xmlns:cx1="http://schemas.microsoft.com/office/drawing/2015/9/8/chartex" xmlns:cx2="http://schemas.microsoft.com/office/drawing/2015/10/21/chartex" xmlns:cx3="http://schemas.microsoft.com/office/drawing/2016/5/9/chartex" xmlns:cx4="http://schemas.microsoft.com/office/drawing/2016/5/10/chartex" xmlns:cx5="http://schemas.microsoft.com/office/drawing/2016/5/11/chartex" xmlns:cx6="http://schemas.microsoft.com/office/drawing/2016/5/12/chartex" xmlns:cx7="http://schemas.microsoft.com/office/drawing/2016/5/13/chartex" xmlns:cx8="http://schemas.microsoft.com/office/drawing/2016/5/14/chartex" xmlns:mc="http://schemas.openxmlformats.org/markup-compatibility/2006" xmlns:aink="http://schemas.microsoft.com/office/drawing/2016/ink" xmlns:am3d="http://schemas.microsoft.com/office/drawing/2017/model3d" xmlns:o="urn:schemas-microsoft-com:office:office" xmlns:oel="http://schemas.microsoft.com/office/2019/extlst" xmlns:r="http://schemas.openxmlformats.org/officeDocument/2006/relationships" xmlns:m="http://schemas.openxmlformats.org/officeDocument/2006/math" xmlns:v="urn:schemas-microsoft-com:vml" xmlns:wp14="http://schemas.microsoft.com/office/word/2010/wordprocessingDrawing" xmlns:wp="http://schemas.openxmlformats.org/drawingml/2006/wordprocessingDrawing" xmlns:w10="urn:schemas-microsoft-com:office:word" xmlns:w="http://schemas.openxmlformats.org/wordprocessingml/2006/main" xmlns:w14="http://schemas.microsoft.com/office/word/2010/wordml" xmlns:w15="http://schemas.microsoft.com/office/word/2012/wordml" xmlns:w16cei="http://schemas.microsoft.com/office/word/2026/wordml/cei" xmlns:w16cex="http://schemas.microsoft.com/office/word/2018/wordml/cex" xmlns:w16cid="http://schemas.microsoft.com/office/word/2016/wordml/cid" xmlns:w16="http://schemas.microsoft.com/office/word/2018/wordml" xmlns:w16du="http://schemas.microsoft.com/office/word/2023/wordml/word16du" xmlns:w16sdtdh="http://schemas.microsoft.com/office/word/2020/wordml/sdtdatahash" xmlns:w16sdtfl="http://schemas.microsoft.com/office/word/2024/wordml/sdtformatlock" xmlns:w16se="http://schemas.microsoft.com/office/word/2015/wordml/symex" xmlns:wpg="http://schemas.microsoft.com/office/word/2010/wordprocessingGroup" xmlns:wpi="http://schemas.microsoft.com/office/word/2010/wordprocessingInk" xmlns:wne="http://schemas.microsoft.com/office/word/2006/wordml" xmlns:wps="http://schemas.microsoft.com/office/word/2010/wordprocessingShape" mc:Ignorable="w14 w15 w16se w16cid w16 w16cex w16sdtdh w16sdtfl w16du wp14">
+<w:numbering xmlns:wpc="http://schemas.microsoft.com/office/word/2010/wordprocessingCanvas" xmlns:cx="http://schemas.microsoft.com/office/drawing/2014/chartex" xmlns:cx1="http://schemas.microsoft.com/office/drawing/2015/9/8/chartex" xmlns:cx2="http://schemas.microsoft.com/office/drawing/2015/10/21/chartex" xmlns:cx3="http://schemas.microsoft.com/office/drawing/2016/5/9/chartex" xmlns:cx4="http://schemas.microsoft.com/office/drawing/2016/5/10/chartex" xmlns:cx5="http://schemas.microsoft.com/office/drawing/2016/5/11/chartex" xmlns:cx6="http://schemas.microsoft.com/office/drawing/2016/5/12/chartex" xmlns:cx7="http://schemas.microsoft.com/office/drawing/2016/5/13/chartex" xmlns:cx8="http://schemas.microsoft.com/office/drawing/2016/5/14/chartex" xmlns:mc="http://schemas.openxmlformats.org/markup-compatibility/2006" xmlns:aink="http://schemas.microsoft.com/office/drawing/2016/ink" xmlns:am3d="http://schemas.microsoft.com/office/drawing/2017/model3d" xmlns:o="urn:schemas-microsoft-com:office:office" xmlns:oel="http://schemas.microsoft.com/office/2019/extlst" xmlns:r="http://schemas.openxmlformats.org/officeDocument/2006/relationships" xmlns:m="http://schemas.openxmlformats.org/officeDocument/2006/math" xmlns:v="urn:schemas-microsoft-com:vml" xmlns:wp14="http://schemas.microsoft.com/office/word/2010/wordprocessingDrawing" xmlns:wp="http://schemas.openxmlformats.org/drawingml/2006/wordprocessingDrawing" xmlns:w10="urn:schemas-microsoft-com:office:word" xmlns:w="http://schemas.openxmlformats.org/wordprocessingml/2006/main" xmlns:w14="http://schemas.microsoft.com/office/word/2010/wordml" xmlns:w15="http://schemas.microsoft.com/office/word/2012/wordml" xmlns:w16cex="http://schemas.microsoft.com/office/word/2018/wordml/cex" xmlns:w16cid="http://schemas.microsoft.com/office/word/2016/wordml/cid" xmlns:w16="http://schemas.microsoft.com/office/word/2018/wordml" xmlns:w16du="http://schemas.microsoft.com/office/word/2023/wordml/word16du" xmlns:w16sdtdh="http://schemas.microsoft.com/office/word/2020/wordml/sdtdatahash" xmlns:w16sdtfl="http://schemas.microsoft.com/office/word/2024/wordml/sdtformatlock" xmlns:w16se="http://schemas.microsoft.com/office/word/2015/wordml/symex" xmlns:wpg="http://schemas.microsoft.com/office/word/2010/wordprocessingGroup" xmlns:wpi="http://schemas.microsoft.com/office/word/2010/wordprocessingInk" xmlns:wne="http://schemas.microsoft.com/office/word/2006/wordml" xmlns:wps="http://schemas.microsoft.com/office/word/2010/wordprocessingShape" mc:Ignorable="w14 w15 w16se w16cid w16 w16cex w16sdtdh w16sdtfl w16du wp14">
   <w:abstractNum w:abstractNumId="0" w15:restartNumberingAfterBreak="0">
     <w:nsid w:val="00000001"/>
     <w:multiLevelType w:val="multilevel"/>
@@ -13089,7 +12445,7 @@
 </file>
 
 <file path=word/recipientData.xml><?xml version="1.0" encoding="utf-8"?>
-<wne:recipients xmlns:wpc="http://schemas.microsoft.com/office/word/2010/wordprocessingCanvas" xmlns:cx="http://schemas.microsoft.com/office/drawing/2014/chartex" xmlns:cx1="http://schemas.microsoft.com/office/drawing/2015/9/8/chartex" xmlns:cx2="http://schemas.microsoft.com/office/drawing/2015/10/21/chartex" xmlns:cx3="http://schemas.microsoft.com/office/drawing/2016/5/9/chartex" xmlns:cx4="http://schemas.microsoft.com/office/drawing/2016/5/10/chartex" xmlns:cx5="http://schemas.microsoft.com/office/drawing/2016/5/11/chartex" xmlns:cx6="http://schemas.microsoft.com/office/drawing/2016/5/12/chartex" xmlns:cx7="http://schemas.microsoft.com/office/drawing/2016/5/13/chartex" xmlns:cx8="http://schemas.microsoft.com/office/drawing/2016/5/14/chartex" xmlns:mc="http://schemas.openxmlformats.org/markup-compatibility/2006" xmlns:aink="http://schemas.microsoft.com/office/drawing/2016/ink" xmlns:am3d="http://schemas.microsoft.com/office/drawing/2017/model3d" xmlns:o="urn:schemas-microsoft-com:office:office" xmlns:oel="http://schemas.microsoft.com/office/2019/extlst" xmlns:r="http://schemas.openxmlformats.org/officeDocument/2006/relationships" xmlns:m="http://schemas.openxmlformats.org/officeDocument/2006/math" xmlns:v="urn:schemas-microsoft-com:vml" xmlns:wp14="http://schemas.microsoft.com/office/word/2010/wordprocessingDrawing" xmlns:wp="http://schemas.openxmlformats.org/drawingml/2006/wordprocessingDrawing" xmlns:w10="urn:schemas-microsoft-com:office:word" xmlns:w="http://schemas.openxmlformats.org/wordprocessingml/2006/main" xmlns:w14="http://schemas.microsoft.com/office/word/2010/wordml" xmlns:w15="http://schemas.microsoft.com/office/word/2012/wordml" xmlns:w16cei="http://schemas.microsoft.com/office/word/2026/wordml/cei" xmlns:w16cex="http://schemas.microsoft.com/office/word/2018/wordml/cex" xmlns:w16cid="http://schemas.microsoft.com/office/word/2016/wordml/cid" xmlns:w16="http://schemas.microsoft.com/office/word/2018/wordml" xmlns:w16du="http://schemas.microsoft.com/office/word/2023/wordml/word16du" xmlns:w16sdtdh="http://schemas.microsoft.com/office/word/2020/wordml/sdtdatahash" xmlns:w16sdtfl="http://schemas.microsoft.com/office/word/2024/wordml/sdtformatlock" xmlns:w16se="http://schemas.microsoft.com/office/word/2015/wordml/symex" xmlns:wpg="http://schemas.microsoft.com/office/word/2010/wordprocessingGroup" xmlns:wpi="http://schemas.microsoft.com/office/word/2010/wordprocessingInk" xmlns:wne="http://schemas.microsoft.com/office/word/2006/wordml" xmlns:wps="http://schemas.microsoft.com/office/word/2010/wordprocessingShape" mc:Ignorable="w14 w15 w16se w16cid w16 w16cex w16sdtdh w16sdtfl w16du wp14">
+<wne:recipients xmlns:wpc="http://schemas.microsoft.com/office/word/2010/wordprocessingCanvas" xmlns:cx="http://schemas.microsoft.com/office/drawing/2014/chartex" xmlns:cx1="http://schemas.microsoft.com/office/drawing/2015/9/8/chartex" xmlns:cx2="http://schemas.microsoft.com/office/drawing/2015/10/21/chartex" xmlns:cx3="http://schemas.microsoft.com/office/drawing/2016/5/9/chartex" xmlns:cx4="http://schemas.microsoft.com/office/drawing/2016/5/10/chartex" xmlns:cx5="http://schemas.microsoft.com/office/drawing/2016/5/11/chartex" xmlns:cx6="http://schemas.microsoft.com/office/drawing/2016/5/12/chartex" xmlns:cx7="http://schemas.microsoft.com/office/drawing/2016/5/13/chartex" xmlns:cx8="http://schemas.microsoft.com/office/drawing/2016/5/14/chartex" xmlns:mc="http://schemas.openxmlformats.org/markup-compatibility/2006" xmlns:aink="http://schemas.microsoft.com/office/drawing/2016/ink" xmlns:am3d="http://schemas.microsoft.com/office/drawing/2017/model3d" xmlns:o="urn:schemas-microsoft-com:office:office" xmlns:oel="http://schemas.microsoft.com/office/2019/extlst" xmlns:r="http://schemas.openxmlformats.org/officeDocument/2006/relationships" xmlns:m="http://schemas.openxmlformats.org/officeDocument/2006/math" xmlns:v="urn:schemas-microsoft-com:vml" xmlns:wp14="http://schemas.microsoft.com/office/word/2010/wordprocessingDrawing" xmlns:wp="http://schemas.openxmlformats.org/drawingml/2006/wordprocessingDrawing" xmlns:w10="urn:schemas-microsoft-com:office:word" xmlns:w="http://schemas.openxmlformats.org/wordprocessingml/2006/main" xmlns:w14="http://schemas.microsoft.com/office/word/2010/wordml" xmlns:w15="http://schemas.microsoft.com/office/word/2012/wordml" xmlns:w16cex="http://schemas.microsoft.com/office/word/2018/wordml/cex" xmlns:w16cid="http://schemas.microsoft.com/office/word/2016/wordml/cid" xmlns:w16="http://schemas.microsoft.com/office/word/2018/wordml" xmlns:w16du="http://schemas.microsoft.com/office/word/2023/wordml/word16du" xmlns:w16sdtdh="http://schemas.microsoft.com/office/word/2020/wordml/sdtdatahash" xmlns:w16sdtfl="http://schemas.microsoft.com/office/word/2024/wordml/sdtformatlock" xmlns:w16se="http://schemas.microsoft.com/office/word/2015/wordml/symex" xmlns:wpg="http://schemas.microsoft.com/office/word/2010/wordprocessingGroup" xmlns:wpi="http://schemas.microsoft.com/office/word/2010/wordprocessingInk" xmlns:wne="http://schemas.microsoft.com/office/word/2006/wordml" xmlns:wps="http://schemas.microsoft.com/office/word/2010/wordprocessingShape" mc:Ignorable="w14 w15 w16se w16cid w16 w16cex w16sdtdh w16sdtfl w16du wp14">
   <wne:recipientData>
     <wne:active wne:val="1"/>
     <wne:hash wne:val="-1217986252"/>
@@ -16257,6 +15613,9 @@
   <wne:recipientData>
     <wne:active wne:val="1"/>
     <wne:hash wne:val="-1708347488"/>
+  </wne:recipientData>
+  <wne:recipientData>
+    <wne:active wne:val="1"/>
   </wne:recipientData>
   <wne:recipientData>
     <wne:active wne:val="1"/>
